--- a/修复文案.docx
+++ b/修复文案.docx
@@ -606,6 +606,8 @@
         </w:rPr>
         <w:t>Bug</w:t>
       </w:r>
+      <w:bookmarkStart w:id="0" w:name="_GoBack"/>
+      <w:bookmarkEnd w:id="0"/>
     </w:p>
     <w:p>
       <w:pPr>
@@ -625,21 +627,21 @@
           <w:i w:val="0"/>
           <w:iCs w:val="0"/>
           <w:caps w:val="0"/>
-          <w:color w:val="FFFFFF"/>
-          <w:spacing w:val="0"/>
-          <w:sz w:val="19"/>
-          <w:szCs w:val="19"/>
-          <w:shd w:val="clear" w:fill="000000"/>
-          <w:lang w:val="en-US" w:eastAsia="zh-CN"/>
-        </w:rPr>
-      </w:pPr>
-      <w:r>
-        <w:rPr>
-          <w:rFonts w:hint="eastAsia" w:ascii="Segoe UI" w:hAnsi="Segoe UI" w:eastAsia="宋体" w:cs="Segoe UI"/>
-          <w:i w:val="0"/>
-          <w:iCs w:val="0"/>
-          <w:caps w:val="0"/>
-          <w:color w:val="FFFFFF"/>
+          <w:color w:val="92D050"/>
+          <w:spacing w:val="0"/>
+          <w:sz w:val="19"/>
+          <w:szCs w:val="19"/>
+          <w:shd w:val="clear" w:fill="000000"/>
+          <w:lang w:val="en-US" w:eastAsia="zh-CN"/>
+        </w:rPr>
+      </w:pPr>
+      <w:r>
+        <w:rPr>
+          <w:rFonts w:hint="eastAsia" w:ascii="Segoe UI" w:hAnsi="Segoe UI" w:eastAsia="宋体" w:cs="Segoe UI"/>
+          <w:i w:val="0"/>
+          <w:iCs w:val="0"/>
+          <w:caps w:val="0"/>
+          <w:color w:val="92D050"/>
           <w:spacing w:val="0"/>
           <w:sz w:val="19"/>
           <w:szCs w:val="19"/>
@@ -730,7 +732,7 @@
           <w:shd w:val="clear" w:fill="000000"/>
         </w:rPr>
         <w:pict>
-          <v:rect id="_x0000_i1028" o:spt="1" style="height:1.5pt;width:432pt;" fillcolor="#FFFFFF" filled="t" stroked="f" coordsize="21600,21600" o:hr="t" o:hrstd="t" o:hrnoshade="t" o:hralign="center">
+          <v:rect id="_x0000_i1025" o:spt="1" style="height:1.5pt;width:432pt;" fillcolor="#FFFFFF" filled="t" stroked="f" coordsize="21600,21600" o:hr="t" o:hrstd="t" o:hrnoshade="t" o:hralign="center">
             <v:path/>
             <v:fill on="t" focussize="0,0"/>
             <v:stroke on="f"/>
@@ -1734,7 +1736,7 @@
           <w:shd w:val="clear" w:fill="000000"/>
         </w:rPr>
         <w:pict>
-          <v:rect id="_x0000_i1029" o:spt="1" style="height:1.5pt;width:432pt;" fillcolor="#FFFFFF" filled="t" stroked="f" coordsize="21600,21600" o:hr="t" o:hrstd="t" o:hrnoshade="t" o:hralign="center">
+          <v:rect id="_x0000_i1026" o:spt="1" style="height:1.5pt;width:432pt;" fillcolor="#FFFFFF" filled="t" stroked="f" coordsize="21600,21600" o:hr="t" o:hrstd="t" o:hrnoshade="t" o:hralign="center">
             <v:path/>
             <v:fill on="t" focussize="0,0"/>
             <v:stroke on="f"/>
@@ -2041,8 +2043,6 @@
         </w:rPr>
         <w:t>已完成：</w:t>
       </w:r>
-      <w:bookmarkStart w:id="0" w:name="_GoBack"/>
-      <w:bookmarkEnd w:id="0"/>
     </w:p>
     <w:p>
       <w:pPr>
@@ -5620,7 +5620,7 @@
           <w:shd w:val="clear" w:fill="000000"/>
         </w:rPr>
         <w:pict>
-          <v:rect id="_x0000_i1025" o:spt="1" style="height:1.5pt;width:432pt;" fillcolor="#FFFFFF" filled="t" stroked="f" coordsize="21600,21600" o:hr="t" o:hrstd="t" o:hrnoshade="t" o:hralign="center">
+          <v:rect id="_x0000_i1027" o:spt="1" style="height:1.5pt;width:432pt;" fillcolor="#FFFFFF" filled="t" stroked="f" coordsize="21600,21600" o:hr="t" o:hrstd="t" o:hrnoshade="t" o:hralign="center">
             <v:path/>
             <v:fill on="t" focussize="0,0"/>
             <v:stroke on="f"/>

--- a/修复文案.docx
+++ b/修复文案.docx
@@ -91,7 +91,7 @@
           <w:shd w:val="clear" w:fill="000000"/>
           <w:lang w:val="en-US" w:eastAsia="zh-CN"/>
         </w:rPr>
-        <w:t>藏品表重构</w:t>
+        <w:t>passive_effect_config表重构。</w:t>
       </w:r>
     </w:p>
     <w:p>
@@ -177,7 +177,22 @@
           <w:shd w:val="clear" w:fill="000000"/>
           <w:lang w:val="en-US" w:eastAsia="zh-CN"/>
         </w:rPr>
-        <w:t>id;</w:t>
+        <w:t>id;name;des:</w:t>
+      </w:r>
+      <w:r>
+        <w:rPr>
+          <w:rFonts w:hint="eastAsia" w:ascii="Segoe UI" w:hAnsi="Segoe UI" w:eastAsia="宋体" w:cs="Segoe UI"/>
+          <w:i w:val="0"/>
+          <w:iCs w:val="0"/>
+          <w:caps w:val="0"/>
+          <w:color w:val="FFFFFF"/>
+          <w:spacing w:val="0"/>
+          <w:sz w:val="19"/>
+          <w:szCs w:val="19"/>
+          <w:shd w:val="clear" w:fill="000000"/>
+          <w:lang w:val="en-US" w:eastAsia="zh-CN"/>
+        </w:rPr>
+        <w:t>icon;逻辑不变；</w:t>
       </w:r>
     </w:p>
     <w:p>
@@ -209,6 +224,21 @@
       </w:pPr>
       <w:r>
         <w:rPr>
+          <w:rFonts w:hint="eastAsia" w:ascii="Segoe UI" w:hAnsi="Segoe UI" w:eastAsia="宋体" w:cs="Segoe UI"/>
+          <w:i w:val="0"/>
+          <w:iCs w:val="0"/>
+          <w:caps w:val="0"/>
+          <w:color w:val="FFFFFF"/>
+          <w:spacing w:val="0"/>
+          <w:sz w:val="19"/>
+          <w:szCs w:val="19"/>
+          <w:shd w:val="clear" w:fill="000000"/>
+          <w:lang w:val="en-US" w:eastAsia="zh-CN"/>
+        </w:rPr>
+        <w:t>color：该藏品品质</w:t>
+      </w:r>
+      <w:r>
+        <w:rPr>
           <w:rFonts w:hint="default" w:ascii="Segoe UI" w:hAnsi="Segoe UI" w:eastAsia="宋体" w:cs="Segoe UI"/>
           <w:i w:val="0"/>
           <w:iCs w:val="0"/>
@@ -220,7 +250,7 @@
           <w:shd w:val="clear" w:fill="000000"/>
           <w:lang w:val="en-US" w:eastAsia="zh-CN"/>
         </w:rPr>
-        <w:t>name;</w:t>
+        <w:t>;</w:t>
       </w:r>
     </w:p>
     <w:p>
@@ -238,6 +268,35 @@
         <w:shd w:val="clear" w:fill="000000"/>
         <w:ind w:left="0" w:firstLine="0"/>
         <w:rPr>
+          <w:rFonts w:hint="eastAsia" w:ascii="Segoe UI" w:hAnsi="Segoe UI" w:eastAsia="宋体" w:cs="Segoe UI"/>
+          <w:i w:val="0"/>
+          <w:iCs w:val="0"/>
+          <w:caps w:val="0"/>
+          <w:color w:val="FFFFFF"/>
+          <w:spacing w:val="0"/>
+          <w:sz w:val="19"/>
+          <w:szCs w:val="19"/>
+          <w:shd w:val="clear" w:fill="000000"/>
+          <w:lang w:val="en-US" w:eastAsia="zh-CN"/>
+        </w:rPr>
+      </w:pPr>
+      <w:r>
+        <w:rPr>
+          <w:rFonts w:hint="eastAsia" w:ascii="Segoe UI" w:hAnsi="Segoe UI" w:eastAsia="宋体" w:cs="Segoe UI"/>
+          <w:i w:val="0"/>
+          <w:iCs w:val="0"/>
+          <w:caps w:val="0"/>
+          <w:color w:val="FFFFFF"/>
+          <w:spacing w:val="0"/>
+          <w:sz w:val="19"/>
+          <w:szCs w:val="19"/>
+          <w:shd w:val="clear" w:fill="000000"/>
+          <w:lang w:val="en-US" w:eastAsia="zh-CN"/>
+        </w:rPr>
+        <w:t>level：该藏品等级</w:t>
+      </w:r>
+      <w:r>
+        <w:rPr>
           <w:rFonts w:hint="default" w:ascii="Segoe UI" w:hAnsi="Segoe UI" w:eastAsia="宋体" w:cs="Segoe UI"/>
           <w:i w:val="0"/>
           <w:iCs w:val="0"/>
@@ -249,21 +308,7 @@
           <w:shd w:val="clear" w:fill="000000"/>
           <w:lang w:val="en-US" w:eastAsia="zh-CN"/>
         </w:rPr>
-      </w:pPr>
-      <w:r>
-        <w:rPr>
-          <w:rFonts w:hint="default" w:ascii="Segoe UI" w:hAnsi="Segoe UI" w:eastAsia="宋体" w:cs="Segoe UI"/>
-          <w:i w:val="0"/>
-          <w:iCs w:val="0"/>
-          <w:caps w:val="0"/>
-          <w:color w:val="FFFFFF"/>
-          <w:spacing w:val="0"/>
-          <w:sz w:val="19"/>
-          <w:szCs w:val="19"/>
-          <w:shd w:val="clear" w:fill="000000"/>
-          <w:lang w:val="en-US" w:eastAsia="zh-CN"/>
-        </w:rPr>
-        <w:t>des:</w:t>
+        <w:t>;</w:t>
       </w:r>
     </w:p>
     <w:p>
@@ -281,7 +326,7 @@
         <w:shd w:val="clear" w:fill="000000"/>
         <w:ind w:left="0" w:firstLine="0"/>
         <w:rPr>
-          <w:rFonts w:hint="eastAsia" w:ascii="Segoe UI" w:hAnsi="Segoe UI" w:eastAsia="宋体" w:cs="Segoe UI"/>
+          <w:rFonts w:hint="default" w:ascii="Segoe UI" w:hAnsi="Segoe UI" w:eastAsia="宋体" w:cs="Segoe UI"/>
           <w:i w:val="0"/>
           <w:iCs w:val="0"/>
           <w:caps w:val="0"/>
@@ -324,7 +369,7 @@
         <w:shd w:val="clear" w:fill="000000"/>
         <w:ind w:left="0" w:firstLine="0"/>
         <w:rPr>
-          <w:rFonts w:hint="default" w:ascii="Segoe UI" w:hAnsi="Segoe UI" w:eastAsia="宋体" w:cs="Segoe UI"/>
+          <w:rFonts w:hint="eastAsia" w:ascii="Segoe UI" w:hAnsi="Segoe UI" w:eastAsia="宋体" w:cs="Segoe UI"/>
           <w:i w:val="0"/>
           <w:iCs w:val="0"/>
           <w:caps w:val="0"/>
@@ -382,7 +427,7 @@
         <w:shd w:val="clear" w:fill="000000"/>
         <w:ind w:left="0" w:firstLine="0"/>
         <w:rPr>
-          <w:rFonts w:hint="eastAsia" w:ascii="Segoe UI" w:hAnsi="Segoe UI" w:eastAsia="宋体" w:cs="Segoe UI"/>
+          <w:rFonts w:hint="default" w:ascii="Segoe UI" w:hAnsi="Segoe UI" w:eastAsia="宋体" w:cs="Segoe UI"/>
           <w:i w:val="0"/>
           <w:iCs w:val="0"/>
           <w:caps w:val="0"/>
@@ -407,7 +452,7 @@
           <w:shd w:val="clear" w:fill="000000"/>
           <w:lang w:val="en-US" w:eastAsia="zh-CN"/>
         </w:rPr>
-        <w:t>【新增窗口】</w:t>
+        <w:t>stackType：藏品类型；</w:t>
       </w:r>
     </w:p>
     <w:p>
@@ -450,7 +495,7 @@
           <w:shd w:val="clear" w:fill="000000"/>
           <w:lang w:val="en-US" w:eastAsia="zh-CN"/>
         </w:rPr>
-        <w:t>-增加在story场景中新增藏品按钮。</w:t>
+        <w:t>maxStack：该藏品类型最多生效个数；（达到个数限制时，优先生效color高的，color相同判断level高的）</w:t>
       </w:r>
     </w:p>
     <w:p>
@@ -493,7 +538,7 @@
           <w:shd w:val="clear" w:fill="000000"/>
           <w:lang w:val="en-US" w:eastAsia="zh-CN"/>
         </w:rPr>
-        <w:t>-点击按钮打开藏品背包，可以展示藏品列表。</w:t>
+        <w:t>【删除字段】</w:t>
       </w:r>
     </w:p>
     <w:p>
@@ -511,7 +556,7 @@
         <w:shd w:val="clear" w:fill="000000"/>
         <w:ind w:left="0" w:firstLine="0"/>
         <w:rPr>
-          <w:rFonts w:hint="default" w:ascii="Segoe UI" w:hAnsi="Segoe UI" w:eastAsia="宋体" w:cs="Segoe UI"/>
+          <w:rFonts w:hint="eastAsia" w:ascii="Segoe UI" w:hAnsi="Segoe UI" w:eastAsia="宋体" w:cs="Segoe UI"/>
           <w:i w:val="0"/>
           <w:iCs w:val="0"/>
           <w:caps w:val="0"/>
@@ -536,27 +581,247 @@
           <w:shd w:val="clear" w:fill="000000"/>
           <w:lang w:val="en-US" w:eastAsia="zh-CN"/>
         </w:rPr>
-        <w:t>-点击藏品还要弹出藏品详情窗口。</w:t>
-      </w:r>
-    </w:p>
-    <w:p>
-      <w:pPr>
-        <w:keepNext w:val="0"/>
-        <w:keepLines w:val="0"/>
-        <w:widowControl/>
-        <w:suppressLineNumbers w:val="0"/>
-        <w:shd w:val="clear" w:fill="121314"/>
+        <w:t>删除以下字段以及逻辑：</w:t>
+      </w:r>
+    </w:p>
+    <w:p>
+      <w:pPr>
+        <w:keepNext w:val="0"/>
+        <w:keepLines w:val="0"/>
+        <w:widowControl/>
+        <w:suppressLineNumbers w:val="0"/>
+        <w:shd w:val="clear" w:fill="1E1E2E"/>
         <w:spacing w:line="285" w:lineRule="atLeast"/>
         <w:jc w:val="left"/>
         <w:rPr>
+          <w:rFonts w:ascii="Consolas" w:hAnsi="Consolas" w:eastAsia="Consolas" w:cs="Consolas"/>
+          <w:b w:val="0"/>
+          <w:bCs w:val="0"/>
+          <w:color w:val="CDD6F4"/>
+          <w:sz w:val="21"/>
+          <w:szCs w:val="21"/>
+        </w:rPr>
+      </w:pPr>
+      <w:r>
+        <w:rPr>
           <w:rFonts w:hint="default" w:ascii="Consolas" w:hAnsi="Consolas" w:eastAsia="Consolas" w:cs="Consolas"/>
           <w:b w:val="0"/>
           <w:bCs w:val="0"/>
-          <w:color w:val="BBBEBF"/>
-          <w:sz w:val="21"/>
-          <w:szCs w:val="21"/>
-        </w:rPr>
-      </w:pPr>
+          <w:color w:val="9CDCFE"/>
+          <w:kern w:val="0"/>
+          <w:sz w:val="21"/>
+          <w:szCs w:val="21"/>
+          <w:shd w:val="clear" w:fill="1E1E2E"/>
+          <w:lang w:val="en-US" w:eastAsia="zh-CN" w:bidi="ar"/>
+        </w:rPr>
+        <w:t>effectType</w:t>
+      </w:r>
+      <w:r>
+        <w:rPr>
+          <w:rFonts w:hint="default" w:ascii="Consolas" w:hAnsi="Consolas" w:eastAsia="Consolas" w:cs="Consolas"/>
+          <w:b w:val="0"/>
+          <w:bCs w:val="0"/>
+          <w:color w:val="CDD6F4"/>
+          <w:kern w:val="0"/>
+          <w:sz w:val="21"/>
+          <w:szCs w:val="21"/>
+          <w:shd w:val="clear" w:fill="1E1E2E"/>
+          <w:lang w:val="en-US" w:eastAsia="zh-CN" w:bidi="ar"/>
+        </w:rPr>
+        <w:t>;</w:t>
+      </w:r>
+    </w:p>
+    <w:p>
+      <w:pPr>
+        <w:keepNext w:val="0"/>
+        <w:keepLines w:val="0"/>
+        <w:widowControl/>
+        <w:suppressLineNumbers w:val="0"/>
+        <w:shd w:val="clear" w:fill="1E1E2E"/>
+        <w:spacing w:line="285" w:lineRule="atLeast"/>
+        <w:jc w:val="left"/>
+        <w:rPr>
+          <w:rFonts w:hint="default" w:ascii="Consolas" w:hAnsi="Consolas" w:eastAsia="Consolas" w:cs="Consolas"/>
+          <w:b w:val="0"/>
+          <w:bCs w:val="0"/>
+          <w:color w:val="CDD6F4"/>
+          <w:sz w:val="21"/>
+          <w:szCs w:val="21"/>
+        </w:rPr>
+      </w:pPr>
+      <w:r>
+        <w:rPr>
+          <w:rFonts w:hint="default" w:ascii="Consolas" w:hAnsi="Consolas" w:eastAsia="Consolas" w:cs="Consolas"/>
+          <w:b w:val="0"/>
+          <w:bCs w:val="0"/>
+          <w:color w:val="9CDCFE"/>
+          <w:kern w:val="0"/>
+          <w:sz w:val="21"/>
+          <w:szCs w:val="21"/>
+          <w:shd w:val="clear" w:fill="1E1E2E"/>
+          <w:lang w:val="en-US" w:eastAsia="zh-CN" w:bidi="ar"/>
+        </w:rPr>
+        <w:t>targetAttrId</w:t>
+      </w:r>
+      <w:r>
+        <w:rPr>
+          <w:rFonts w:hint="default" w:ascii="Consolas" w:hAnsi="Consolas" w:eastAsia="Consolas" w:cs="Consolas"/>
+          <w:b w:val="0"/>
+          <w:bCs w:val="0"/>
+          <w:color w:val="CDD6F4"/>
+          <w:kern w:val="0"/>
+          <w:sz w:val="21"/>
+          <w:szCs w:val="21"/>
+          <w:shd w:val="clear" w:fill="1E1E2E"/>
+          <w:lang w:val="en-US" w:eastAsia="zh-CN" w:bidi="ar"/>
+        </w:rPr>
+        <w:t>;</w:t>
+      </w:r>
+    </w:p>
+    <w:p>
+      <w:pPr>
+        <w:keepNext w:val="0"/>
+        <w:keepLines w:val="0"/>
+        <w:widowControl/>
+        <w:suppressLineNumbers w:val="0"/>
+        <w:shd w:val="clear" w:fill="1E1E2E"/>
+        <w:spacing w:line="285" w:lineRule="atLeast"/>
+        <w:jc w:val="left"/>
+        <w:rPr>
+          <w:rFonts w:hint="default" w:ascii="Consolas" w:hAnsi="Consolas" w:eastAsia="Consolas" w:cs="Consolas"/>
+          <w:b w:val="0"/>
+          <w:bCs w:val="0"/>
+          <w:color w:val="CDD6F4"/>
+          <w:sz w:val="21"/>
+          <w:szCs w:val="21"/>
+        </w:rPr>
+      </w:pPr>
+      <w:r>
+        <w:rPr>
+          <w:rFonts w:hint="default" w:ascii="Consolas" w:hAnsi="Consolas" w:eastAsia="Consolas" w:cs="Consolas"/>
+          <w:b w:val="0"/>
+          <w:bCs w:val="0"/>
+          <w:color w:val="9CDCFE"/>
+          <w:kern w:val="0"/>
+          <w:sz w:val="21"/>
+          <w:szCs w:val="21"/>
+          <w:shd w:val="clear" w:fill="1E1E2E"/>
+          <w:lang w:val="en-US" w:eastAsia="zh-CN" w:bidi="ar"/>
+        </w:rPr>
+        <w:t>valueType</w:t>
+      </w:r>
+      <w:r>
+        <w:rPr>
+          <w:rFonts w:hint="default" w:ascii="Consolas" w:hAnsi="Consolas" w:eastAsia="Consolas" w:cs="Consolas"/>
+          <w:b w:val="0"/>
+          <w:bCs w:val="0"/>
+          <w:color w:val="CDD6F4"/>
+          <w:kern w:val="0"/>
+          <w:sz w:val="21"/>
+          <w:szCs w:val="21"/>
+          <w:shd w:val="clear" w:fill="1E1E2E"/>
+          <w:lang w:val="en-US" w:eastAsia="zh-CN" w:bidi="ar"/>
+        </w:rPr>
+        <w:t>;</w:t>
+      </w:r>
+    </w:p>
+    <w:p>
+      <w:pPr>
+        <w:keepNext w:val="0"/>
+        <w:keepLines w:val="0"/>
+        <w:widowControl/>
+        <w:suppressLineNumbers w:val="0"/>
+        <w:shd w:val="clear" w:fill="1E1E2E"/>
+        <w:spacing w:line="285" w:lineRule="atLeast"/>
+        <w:jc w:val="left"/>
+        <w:rPr>
+          <w:rFonts w:hint="default" w:ascii="Consolas" w:hAnsi="Consolas" w:eastAsia="Consolas" w:cs="Consolas"/>
+          <w:b w:val="0"/>
+          <w:bCs w:val="0"/>
+          <w:color w:val="CDD6F4"/>
+          <w:sz w:val="21"/>
+          <w:szCs w:val="21"/>
+          <w:lang w:val="en-US"/>
+        </w:rPr>
+      </w:pPr>
+      <w:r>
+        <w:rPr>
+          <w:rFonts w:hint="default" w:ascii="Consolas" w:hAnsi="Consolas" w:eastAsia="Consolas" w:cs="Consolas"/>
+          <w:b w:val="0"/>
+          <w:bCs w:val="0"/>
+          <w:color w:val="9CDCFE"/>
+          <w:kern w:val="0"/>
+          <w:sz w:val="21"/>
+          <w:szCs w:val="21"/>
+          <w:shd w:val="clear" w:fill="1E1E2E"/>
+          <w:lang w:val="en-US" w:eastAsia="zh-CN" w:bidi="ar"/>
+        </w:rPr>
+        <w:t>value</w:t>
+      </w:r>
+      <w:r>
+        <w:rPr>
+          <w:rFonts w:hint="default" w:ascii="Consolas" w:hAnsi="Consolas" w:eastAsia="Consolas" w:cs="Consolas"/>
+          <w:b w:val="0"/>
+          <w:bCs w:val="0"/>
+          <w:color w:val="CDD6F4"/>
+          <w:kern w:val="0"/>
+          <w:sz w:val="21"/>
+          <w:szCs w:val="21"/>
+          <w:shd w:val="clear" w:fill="1E1E2E"/>
+          <w:lang w:val="en-US" w:eastAsia="zh-CN" w:bidi="ar"/>
+        </w:rPr>
+        <w:t>;</w:t>
+      </w:r>
+    </w:p>
+    <w:p>
+      <w:pPr>
+        <w:keepNext w:val="0"/>
+        <w:keepLines w:val="0"/>
+        <w:widowControl/>
+        <w:suppressLineNumbers w:val="0"/>
+        <w:shd w:val="clear" w:fill="1E1E2E"/>
+        <w:spacing w:line="285" w:lineRule="atLeast"/>
+        <w:jc w:val="left"/>
+        <w:rPr>
+          <w:rFonts w:hint="default" w:ascii="Consolas" w:hAnsi="Consolas" w:eastAsia="Consolas" w:cs="Consolas"/>
+          <w:b w:val="0"/>
+          <w:bCs w:val="0"/>
+          <w:color w:val="CDD6F4"/>
+          <w:kern w:val="0"/>
+          <w:sz w:val="21"/>
+          <w:szCs w:val="21"/>
+          <w:shd w:val="clear" w:fill="1E1E2E"/>
+          <w:lang w:val="en-US" w:eastAsia="zh-CN" w:bidi="ar"/>
+        </w:rPr>
+      </w:pPr>
+      <w:r>
+        <w:rPr>
+          <w:rFonts w:hint="default" w:ascii="Consolas" w:hAnsi="Consolas" w:eastAsia="Consolas" w:cs="Consolas"/>
+          <w:b w:val="0"/>
+          <w:bCs w:val="0"/>
+          <w:color w:val="9CDCFE"/>
+          <w:kern w:val="0"/>
+          <w:sz w:val="21"/>
+          <w:szCs w:val="21"/>
+          <w:shd w:val="clear" w:fill="1E1E2E"/>
+          <w:lang w:val="en-US" w:eastAsia="zh-CN" w:bidi="ar"/>
+        </w:rPr>
+        <w:t>stackable</w:t>
+      </w:r>
+      <w:r>
+        <w:rPr>
+          <w:rFonts w:hint="default" w:ascii="Consolas" w:hAnsi="Consolas" w:eastAsia="Consolas" w:cs="Consolas"/>
+          <w:b w:val="0"/>
+          <w:bCs w:val="0"/>
+          <w:color w:val="CDD6F4"/>
+          <w:kern w:val="0"/>
+          <w:sz w:val="21"/>
+          <w:szCs w:val="21"/>
+          <w:shd w:val="clear" w:fill="1E1E2E"/>
+          <w:lang w:val="en-US" w:eastAsia="zh-CN" w:bidi="ar"/>
+        </w:rPr>
+        <w:t>;</w:t>
+      </w:r>
     </w:p>
     <w:p>
       <w:pPr>
@@ -573,97 +838,158 @@
         <w:shd w:val="clear" w:fill="000000"/>
         <w:ind w:left="0" w:firstLine="0"/>
         <w:rPr>
-          <w:rStyle w:val="6"/>
-          <w:rFonts w:hint="eastAsia" w:ascii="Segoe UI" w:hAnsi="Segoe UI" w:eastAsia="Segoe UI" w:cs="Segoe UI"/>
-          <w:bCs/>
+          <w:rFonts w:hint="eastAsia" w:ascii="Consolas" w:hAnsi="Consolas" w:eastAsia="Consolas" w:cs="Consolas"/>
+          <w:b w:val="0"/>
+          <w:bCs w:val="0"/>
+          <w:color w:val="CDD6F4"/>
+          <w:kern w:val="0"/>
+          <w:sz w:val="21"/>
+          <w:szCs w:val="21"/>
+          <w:shd w:val="clear" w:fill="1E1E2E"/>
+          <w:lang w:val="en-US" w:eastAsia="zh-CN" w:bidi="ar"/>
+        </w:rPr>
+      </w:pPr>
+      <w:r>
+        <w:rPr>
+          <w:rFonts w:hint="eastAsia" w:ascii="Consolas" w:hAnsi="Consolas" w:eastAsia="Consolas" w:cs="Consolas"/>
+          <w:b w:val="0"/>
+          <w:bCs w:val="0"/>
+          <w:color w:val="CDD6F4"/>
+          <w:kern w:val="0"/>
+          <w:sz w:val="21"/>
+          <w:szCs w:val="21"/>
+          <w:shd w:val="clear" w:fill="1E1E2E"/>
+          <w:lang w:val="en-US" w:eastAsia="zh-CN" w:bidi="ar"/>
+        </w:rPr>
+        <w:t>通过passive被动赋予属性，不再配置属性和属性类型相关配置；</w:t>
+      </w:r>
+    </w:p>
+    <w:p>
+      <w:pPr>
+        <w:keepNext w:val="0"/>
+        <w:keepLines w:val="0"/>
+        <w:widowControl/>
+        <w:suppressLineNumbers w:val="0"/>
+        <w:pBdr>
+          <w:top w:val="none" w:color="6FC3DF" w:sz="0" w:space="0"/>
+          <w:left w:val="none" w:color="6FC3DF" w:sz="0" w:space="0"/>
+          <w:bottom w:val="none" w:color="6FC3DF" w:sz="0" w:space="0"/>
+          <w:right w:val="none" w:color="6FC3DF" w:sz="0" w:space="0"/>
+        </w:pBdr>
+        <w:shd w:val="clear" w:fill="000000"/>
+        <w:ind w:left="0" w:firstLine="0"/>
+        <w:rPr>
+          <w:rFonts w:hint="default" w:ascii="Consolas" w:hAnsi="Consolas" w:eastAsia="Consolas" w:cs="Consolas"/>
+          <w:b w:val="0"/>
+          <w:bCs w:val="0"/>
+          <w:color w:val="CDD6F4"/>
+          <w:kern w:val="0"/>
+          <w:sz w:val="21"/>
+          <w:szCs w:val="21"/>
+          <w:shd w:val="clear" w:fill="1E1E2E"/>
+          <w:lang w:val="en-US" w:eastAsia="zh-CN" w:bidi="ar"/>
+        </w:rPr>
+      </w:pPr>
+      <w:r>
+        <w:rPr>
+          <w:rFonts w:hint="eastAsia" w:ascii="Consolas" w:hAnsi="Consolas" w:eastAsia="Consolas" w:cs="Consolas"/>
+          <w:b w:val="0"/>
+          <w:bCs w:val="0"/>
+          <w:color w:val="CDD6F4"/>
+          <w:kern w:val="0"/>
+          <w:sz w:val="21"/>
+          <w:szCs w:val="21"/>
+          <w:shd w:val="clear" w:fill="1E1E2E"/>
+          <w:lang w:val="en-US" w:eastAsia="zh-CN" w:bidi="ar"/>
+        </w:rPr>
+        <w:t>通过生效个数判断是否可以叠加生效，不再通过</w:t>
+      </w:r>
+      <w:r>
+        <w:rPr>
+          <w:rFonts w:hint="default" w:ascii="Consolas" w:hAnsi="Consolas" w:eastAsia="Consolas" w:cs="Consolas"/>
+          <w:b w:val="0"/>
+          <w:bCs w:val="0"/>
+          <w:color w:val="9CDCFE"/>
+          <w:kern w:val="0"/>
+          <w:sz w:val="21"/>
+          <w:szCs w:val="21"/>
+          <w:shd w:val="clear" w:fill="1E1E2E"/>
+          <w:lang w:val="en-US" w:eastAsia="zh-CN" w:bidi="ar"/>
+        </w:rPr>
+        <w:t>stackable</w:t>
+      </w:r>
+      <w:r>
+        <w:rPr>
+          <w:rFonts w:hint="eastAsia" w:ascii="Consolas" w:hAnsi="Consolas" w:eastAsia="Consolas" w:cs="Consolas"/>
+          <w:b w:val="0"/>
+          <w:bCs w:val="0"/>
+          <w:color w:val="9CDCFE"/>
+          <w:kern w:val="0"/>
+          <w:sz w:val="21"/>
+          <w:szCs w:val="21"/>
+          <w:shd w:val="clear" w:fill="1E1E2E"/>
+          <w:lang w:val="en-US" w:eastAsia="zh-CN" w:bidi="ar"/>
+        </w:rPr>
+        <w:t>生效；</w:t>
+      </w:r>
+    </w:p>
+    <w:p>
+      <w:pPr>
+        <w:keepNext w:val="0"/>
+        <w:keepLines w:val="0"/>
+        <w:widowControl/>
+        <w:suppressLineNumbers w:val="0"/>
+        <w:pBdr>
+          <w:top w:val="none" w:color="6FC3DF" w:sz="0" w:space="0"/>
+          <w:left w:val="none" w:color="6FC3DF" w:sz="0" w:space="0"/>
+          <w:bottom w:val="none" w:color="6FC3DF" w:sz="0" w:space="0"/>
+          <w:right w:val="none" w:color="6FC3DF" w:sz="0" w:space="0"/>
+        </w:pBdr>
+        <w:shd w:val="clear" w:fill="000000"/>
+        <w:ind w:left="0" w:firstLine="0"/>
+        <w:rPr>
+          <w:rFonts w:hint="eastAsia" w:ascii="Segoe UI" w:hAnsi="Segoe UI" w:eastAsia="宋体" w:cs="Segoe UI"/>
           <w:i w:val="0"/>
           <w:iCs w:val="0"/>
           <w:caps w:val="0"/>
           <w:color w:val="FFFFFF"/>
           <w:spacing w:val="0"/>
-          <w:kern w:val="0"/>
-          <w:sz w:val="27"/>
-          <w:szCs w:val="27"/>
-          <w:shd w:val="clear" w:fill="000000"/>
-          <w:lang w:val="en-US" w:eastAsia="zh-CN" w:bidi="ar"/>
-        </w:rPr>
-      </w:pPr>
-      <w:r>
-        <w:rPr>
-          <w:rStyle w:val="6"/>
-          <w:rFonts w:hint="eastAsia" w:ascii="Segoe UI" w:hAnsi="Segoe UI" w:eastAsia="Segoe UI" w:cs="Segoe UI"/>
-          <w:bCs/>
+          <w:sz w:val="19"/>
+          <w:szCs w:val="19"/>
+          <w:shd w:val="clear" w:fill="000000"/>
+          <w:lang w:val="en-US" w:eastAsia="zh-CN"/>
+        </w:rPr>
+      </w:pPr>
+      <w:r>
+        <w:rPr>
+          <w:rFonts w:hint="eastAsia" w:ascii="Segoe UI" w:hAnsi="Segoe UI" w:eastAsia="宋体" w:cs="Segoe UI"/>
           <w:i w:val="0"/>
           <w:iCs w:val="0"/>
           <w:caps w:val="0"/>
           <w:color w:val="FFFFFF"/>
           <w:spacing w:val="0"/>
-          <w:kern w:val="0"/>
-          <w:sz w:val="27"/>
-          <w:szCs w:val="27"/>
-          <w:shd w:val="clear" w:fill="000000"/>
-          <w:lang w:val="en-US" w:eastAsia="zh-CN" w:bidi="ar"/>
-        </w:rPr>
-        <w:t>Bug</w:t>
-      </w:r>
-      <w:bookmarkStart w:id="0" w:name="_GoBack"/>
-      <w:bookmarkEnd w:id="0"/>
-    </w:p>
-    <w:p>
-      <w:pPr>
-        <w:keepNext w:val="0"/>
-        <w:keepLines w:val="0"/>
-        <w:widowControl/>
-        <w:numPr>
-          <w:ilvl w:val="0"/>
-          <w:numId w:val="1"/>
-        </w:numPr>
-        <w:suppressLineNumbers w:val="0"/>
-        <w:shd w:val="clear" w:fill="121314"/>
-        <w:spacing w:line="285" w:lineRule="atLeast"/>
-        <w:jc w:val="left"/>
-        <w:rPr>
-          <w:rFonts w:hint="eastAsia" w:ascii="Segoe UI" w:hAnsi="Segoe UI" w:eastAsia="宋体" w:cs="Segoe UI"/>
-          <w:i w:val="0"/>
-          <w:iCs w:val="0"/>
-          <w:caps w:val="0"/>
-          <w:color w:val="92D050"/>
-          <w:spacing w:val="0"/>
-          <w:sz w:val="19"/>
-          <w:szCs w:val="19"/>
-          <w:shd w:val="clear" w:fill="000000"/>
-          <w:lang w:val="en-US" w:eastAsia="zh-CN"/>
-        </w:rPr>
-      </w:pPr>
-      <w:r>
-        <w:rPr>
-          <w:rFonts w:hint="eastAsia" w:ascii="Segoe UI" w:hAnsi="Segoe UI" w:eastAsia="宋体" w:cs="Segoe UI"/>
-          <w:i w:val="0"/>
-          <w:iCs w:val="0"/>
-          <w:caps w:val="0"/>
-          <w:color w:val="92D050"/>
-          <w:spacing w:val="0"/>
-          <w:sz w:val="19"/>
-          <w:szCs w:val="19"/>
-          <w:shd w:val="clear" w:fill="000000"/>
-          <w:lang w:val="en-US" w:eastAsia="zh-CN"/>
-        </w:rPr>
-        <w:t>我被攻击或者治疗以后没有飘字</w:t>
-      </w:r>
-    </w:p>
-    <w:p>
-      <w:pPr>
-        <w:keepNext w:val="0"/>
-        <w:keepLines w:val="0"/>
-        <w:widowControl/>
-        <w:numPr>
-          <w:ilvl w:val="0"/>
-          <w:numId w:val="1"/>
-        </w:numPr>
-        <w:suppressLineNumbers w:val="0"/>
-        <w:shd w:val="clear" w:fill="121314"/>
-        <w:spacing w:line="285" w:lineRule="atLeast"/>
-        <w:jc w:val="left"/>
+          <w:sz w:val="19"/>
+          <w:szCs w:val="19"/>
+          <w:shd w:val="clear" w:fill="000000"/>
+          <w:lang w:val="en-US" w:eastAsia="zh-CN"/>
+        </w:rPr>
+        <w:t>【新增窗口】</w:t>
+      </w:r>
+    </w:p>
+    <w:p>
+      <w:pPr>
+        <w:keepNext w:val="0"/>
+        <w:keepLines w:val="0"/>
+        <w:widowControl/>
+        <w:suppressLineNumbers w:val="0"/>
+        <w:pBdr>
+          <w:top w:val="none" w:color="6FC3DF" w:sz="0" w:space="0"/>
+          <w:left w:val="none" w:color="6FC3DF" w:sz="0" w:space="0"/>
+          <w:bottom w:val="none" w:color="6FC3DF" w:sz="0" w:space="0"/>
+          <w:right w:val="none" w:color="6FC3DF" w:sz="0" w:space="0"/>
+        </w:pBdr>
+        <w:shd w:val="clear" w:fill="000000"/>
+        <w:ind w:left="0" w:firstLine="0"/>
         <w:rPr>
           <w:rFonts w:hint="eastAsia" w:ascii="Segoe UI" w:hAnsi="Segoe UI" w:eastAsia="宋体" w:cs="Segoe UI"/>
           <w:i w:val="0"/>
@@ -690,7 +1016,93 @@
           <w:shd w:val="clear" w:fill="000000"/>
           <w:lang w:val="en-US" w:eastAsia="zh-CN"/>
         </w:rPr>
-        <w:t>火球等爆炸效果配置</w:t>
+        <w:t>-增加在story场景中新增藏品按钮。</w:t>
+      </w:r>
+    </w:p>
+    <w:p>
+      <w:pPr>
+        <w:keepNext w:val="0"/>
+        <w:keepLines w:val="0"/>
+        <w:widowControl/>
+        <w:suppressLineNumbers w:val="0"/>
+        <w:pBdr>
+          <w:top w:val="none" w:color="6FC3DF" w:sz="0" w:space="0"/>
+          <w:left w:val="none" w:color="6FC3DF" w:sz="0" w:space="0"/>
+          <w:bottom w:val="none" w:color="6FC3DF" w:sz="0" w:space="0"/>
+          <w:right w:val="none" w:color="6FC3DF" w:sz="0" w:space="0"/>
+        </w:pBdr>
+        <w:shd w:val="clear" w:fill="000000"/>
+        <w:ind w:left="0" w:firstLine="0"/>
+        <w:rPr>
+          <w:rFonts w:hint="eastAsia" w:ascii="Segoe UI" w:hAnsi="Segoe UI" w:eastAsia="宋体" w:cs="Segoe UI"/>
+          <w:i w:val="0"/>
+          <w:iCs w:val="0"/>
+          <w:caps w:val="0"/>
+          <w:color w:val="FFFFFF"/>
+          <w:spacing w:val="0"/>
+          <w:sz w:val="19"/>
+          <w:szCs w:val="19"/>
+          <w:shd w:val="clear" w:fill="000000"/>
+          <w:lang w:val="en-US" w:eastAsia="zh-CN"/>
+        </w:rPr>
+      </w:pPr>
+      <w:r>
+        <w:rPr>
+          <w:rFonts w:hint="eastAsia" w:ascii="Segoe UI" w:hAnsi="Segoe UI" w:eastAsia="宋体" w:cs="Segoe UI"/>
+          <w:i w:val="0"/>
+          <w:iCs w:val="0"/>
+          <w:caps w:val="0"/>
+          <w:color w:val="FFFFFF"/>
+          <w:spacing w:val="0"/>
+          <w:sz w:val="19"/>
+          <w:szCs w:val="19"/>
+          <w:shd w:val="clear" w:fill="000000"/>
+          <w:lang w:val="en-US" w:eastAsia="zh-CN"/>
+        </w:rPr>
+        <w:t>-点击按钮打开藏品背包，可以展示藏品列表。</w:t>
+      </w:r>
+    </w:p>
+    <w:p>
+      <w:pPr>
+        <w:keepNext w:val="0"/>
+        <w:keepLines w:val="0"/>
+        <w:widowControl/>
+        <w:suppressLineNumbers w:val="0"/>
+        <w:pBdr>
+          <w:top w:val="none" w:color="6FC3DF" w:sz="0" w:space="0"/>
+          <w:left w:val="none" w:color="6FC3DF" w:sz="0" w:space="0"/>
+          <w:bottom w:val="none" w:color="6FC3DF" w:sz="0" w:space="0"/>
+          <w:right w:val="none" w:color="6FC3DF" w:sz="0" w:space="0"/>
+        </w:pBdr>
+        <w:shd w:val="clear" w:fill="000000"/>
+        <w:ind w:left="0" w:firstLine="0"/>
+        <w:rPr>
+          <w:rFonts w:hint="default" w:ascii="Segoe UI" w:hAnsi="Segoe UI" w:eastAsia="宋体" w:cs="Segoe UI"/>
+          <w:i w:val="0"/>
+          <w:iCs w:val="0"/>
+          <w:caps w:val="0"/>
+          <w:color w:val="FFFFFF"/>
+          <w:spacing w:val="0"/>
+          <w:sz w:val="19"/>
+          <w:szCs w:val="19"/>
+          <w:shd w:val="clear" w:fill="000000"/>
+          <w:lang w:val="en-US" w:eastAsia="zh-CN"/>
+        </w:rPr>
+      </w:pPr>
+      <w:r>
+        <w:rPr>
+          <w:rFonts w:hint="eastAsia" w:ascii="Segoe UI" w:hAnsi="Segoe UI" w:eastAsia="宋体" w:cs="Segoe UI"/>
+          <w:i w:val="0"/>
+          <w:iCs w:val="0"/>
+          <w:caps w:val="0"/>
+          <w:color w:val="FFFFFF"/>
+          <w:spacing w:val="0"/>
+          <w:sz w:val="19"/>
+          <w:szCs w:val="19"/>
+          <w:shd w:val="clear" w:fill="000000"/>
+          <w:lang w:val="en-US" w:eastAsia="zh-CN"/>
+        </w:rPr>
+        <w:t>-点击藏品还要弹出藏品详情窗口。</w:t>
       </w:r>
     </w:p>
     <w:p>
@@ -1901,6 +2313,24 @@
           <w:lang w:val="en-US" w:eastAsia="zh-CN" w:bidi="ar"/>
         </w:rPr>
       </w:pPr>
+      <w:r>
+        <w:rPr>
+          <w:rStyle w:val="6"/>
+          <w:rFonts w:hint="eastAsia" w:ascii="Segoe UI" w:hAnsi="Segoe UI" w:eastAsia="Segoe UI" w:cs="Segoe UI"/>
+          <w:bCs/>
+          <w:i w:val="0"/>
+          <w:iCs w:val="0"/>
+          <w:caps w:val="0"/>
+          <w:color w:val="92D050"/>
+          <w:spacing w:val="0"/>
+          <w:kern w:val="0"/>
+          <w:sz w:val="27"/>
+          <w:szCs w:val="27"/>
+          <w:shd w:val="clear" w:fill="000000"/>
+          <w:lang w:val="en-US" w:eastAsia="zh-CN" w:bidi="ar"/>
+        </w:rPr>
+        <w:t>已完成：</w:t>
+      </w:r>
     </w:p>
     <w:p>
       <w:pPr>
@@ -1932,6 +2362,137 @@
           <w:lang w:val="en-US" w:eastAsia="zh-CN" w:bidi="ar"/>
         </w:rPr>
       </w:pPr>
+      <w:r>
+        <w:rPr>
+          <w:rStyle w:val="6"/>
+          <w:rFonts w:hint="eastAsia" w:ascii="Segoe UI" w:hAnsi="Segoe UI" w:eastAsia="Segoe UI" w:cs="Segoe UI"/>
+          <w:bCs/>
+          <w:i w:val="0"/>
+          <w:iCs w:val="0"/>
+          <w:caps w:val="0"/>
+          <w:color w:val="92D050"/>
+          <w:spacing w:val="0"/>
+          <w:kern w:val="0"/>
+          <w:sz w:val="27"/>
+          <w:szCs w:val="27"/>
+          <w:shd w:val="clear" w:fill="000000"/>
+          <w:lang w:val="en-US" w:eastAsia="zh-CN" w:bidi="ar"/>
+        </w:rPr>
+        <w:t>Bug</w:t>
+      </w:r>
+    </w:p>
+    <w:p>
+      <w:pPr>
+        <w:keepNext w:val="0"/>
+        <w:keepLines w:val="0"/>
+        <w:widowControl/>
+        <w:numPr>
+          <w:ilvl w:val="0"/>
+          <w:numId w:val="0"/>
+        </w:numPr>
+        <w:suppressLineNumbers w:val="0"/>
+        <w:shd w:val="clear" w:fill="121314"/>
+        <w:spacing w:line="285" w:lineRule="atLeast"/>
+        <w:jc w:val="left"/>
+        <w:rPr>
+          <w:rFonts w:hint="eastAsia" w:ascii="Segoe UI" w:hAnsi="Segoe UI" w:eastAsia="宋体" w:cs="Segoe UI"/>
+          <w:i w:val="0"/>
+          <w:iCs w:val="0"/>
+          <w:caps w:val="0"/>
+          <w:color w:val="92D050"/>
+          <w:spacing w:val="0"/>
+          <w:sz w:val="19"/>
+          <w:szCs w:val="19"/>
+          <w:shd w:val="clear" w:fill="000000"/>
+          <w:lang w:val="en-US" w:eastAsia="zh-CN"/>
+        </w:rPr>
+      </w:pPr>
+      <w:r>
+        <w:rPr>
+          <w:rFonts w:hint="eastAsia" w:ascii="Segoe UI" w:hAnsi="Segoe UI" w:eastAsia="宋体" w:cs="Segoe UI"/>
+          <w:i w:val="0"/>
+          <w:iCs w:val="0"/>
+          <w:caps w:val="0"/>
+          <w:color w:val="92D050"/>
+          <w:spacing w:val="0"/>
+          <w:sz w:val="19"/>
+          <w:szCs w:val="19"/>
+          <w:shd w:val="clear" w:fill="000000"/>
+          <w:lang w:val="en-US" w:eastAsia="zh-CN"/>
+        </w:rPr>
+        <w:t>1.我被攻击或者治疗以后没有飘字</w:t>
+      </w:r>
+    </w:p>
+    <w:p>
+      <w:pPr>
+        <w:keepNext w:val="0"/>
+        <w:keepLines w:val="0"/>
+        <w:widowControl/>
+        <w:numPr>
+          <w:ilvl w:val="0"/>
+          <w:numId w:val="0"/>
+        </w:numPr>
+        <w:suppressLineNumbers w:val="0"/>
+        <w:shd w:val="clear" w:fill="121314"/>
+        <w:spacing w:line="285" w:lineRule="atLeast"/>
+        <w:jc w:val="left"/>
+        <w:rPr>
+          <w:rFonts w:hint="eastAsia" w:ascii="Segoe UI" w:hAnsi="Segoe UI" w:eastAsia="宋体" w:cs="Segoe UI"/>
+          <w:i w:val="0"/>
+          <w:iCs w:val="0"/>
+          <w:caps w:val="0"/>
+          <w:color w:val="92D050"/>
+          <w:spacing w:val="0"/>
+          <w:sz w:val="19"/>
+          <w:szCs w:val="19"/>
+          <w:shd w:val="clear" w:fill="000000"/>
+          <w:lang w:val="en-US" w:eastAsia="zh-CN"/>
+        </w:rPr>
+      </w:pPr>
+      <w:r>
+        <w:rPr>
+          <w:rFonts w:hint="eastAsia" w:ascii="Segoe UI" w:hAnsi="Segoe UI" w:eastAsia="宋体" w:cs="Segoe UI"/>
+          <w:i w:val="0"/>
+          <w:iCs w:val="0"/>
+          <w:caps w:val="0"/>
+          <w:color w:val="92D050"/>
+          <w:spacing w:val="0"/>
+          <w:sz w:val="19"/>
+          <w:szCs w:val="19"/>
+          <w:shd w:val="clear" w:fill="000000"/>
+          <w:lang w:val="en-US" w:eastAsia="zh-CN"/>
+        </w:rPr>
+        <w:t>2.被动/buff/技能命中特效的实现配置</w:t>
+      </w:r>
+    </w:p>
+    <w:p>
+      <w:pPr>
+        <w:keepNext w:val="0"/>
+        <w:keepLines w:val="0"/>
+        <w:widowControl/>
+        <w:numPr>
+          <w:ilvl w:val="0"/>
+          <w:numId w:val="0"/>
+        </w:numPr>
+        <w:suppressLineNumbers w:val="0"/>
+        <w:shd w:val="clear" w:fill="121314"/>
+        <w:spacing w:line="285" w:lineRule="atLeast"/>
+        <w:jc w:val="left"/>
+        <w:rPr>
+          <w:rFonts w:hint="eastAsia" w:ascii="Segoe UI" w:hAnsi="Segoe UI" w:eastAsia="宋体" w:cs="Segoe UI"/>
+          <w:i w:val="0"/>
+          <w:iCs w:val="0"/>
+          <w:caps w:val="0"/>
+          <w:color w:val="92D050"/>
+          <w:spacing w:val="0"/>
+          <w:sz w:val="19"/>
+          <w:szCs w:val="19"/>
+          <w:shd w:val="clear" w:fill="000000"/>
+          <w:lang w:val="en-US" w:eastAsia="zh-CN"/>
+        </w:rPr>
+      </w:pPr>
+      <w:bookmarkStart w:id="0" w:name="_GoBack"/>
+      <w:bookmarkEnd w:id="0"/>
     </w:p>
     <w:p>
       <w:pPr>
@@ -1963,6 +2524,24 @@
           <w:lang w:val="en-US" w:eastAsia="zh-CN" w:bidi="ar"/>
         </w:rPr>
       </w:pPr>
+      <w:r>
+        <w:rPr>
+          <w:rStyle w:val="6"/>
+          <w:rFonts w:hint="eastAsia" w:ascii="Segoe UI" w:hAnsi="Segoe UI" w:eastAsia="Segoe UI" w:cs="Segoe UI"/>
+          <w:bCs/>
+          <w:i w:val="0"/>
+          <w:iCs w:val="0"/>
+          <w:caps w:val="0"/>
+          <w:color w:val="92D050"/>
+          <w:spacing w:val="0"/>
+          <w:kern w:val="0"/>
+          <w:sz w:val="27"/>
+          <w:szCs w:val="27"/>
+          <w:shd w:val="clear" w:fill="000000"/>
+          <w:lang w:val="en-US" w:eastAsia="zh-CN" w:bidi="ar"/>
+        </w:rPr>
+        <w:t>属性效果实现：</w:t>
+      </w:r>
     </w:p>
     <w:p>
       <w:pPr>
@@ -1979,21 +2558,77 @@
         <w:shd w:val="clear" w:fill="000000"/>
         <w:ind w:left="0" w:firstLine="0"/>
         <w:rPr>
-          <w:rStyle w:val="6"/>
-          <w:rFonts w:hint="eastAsia" w:ascii="Segoe UI" w:hAnsi="Segoe UI" w:eastAsia="Segoe UI" w:cs="Segoe UI"/>
-          <w:bCs/>
-          <w:i w:val="0"/>
-          <w:iCs w:val="0"/>
-          <w:caps w:val="0"/>
-          <w:color w:val="92D050"/>
-          <w:spacing w:val="0"/>
-          <w:kern w:val="0"/>
-          <w:sz w:val="27"/>
-          <w:szCs w:val="27"/>
-          <w:shd w:val="clear" w:fill="000000"/>
-          <w:lang w:val="en-US" w:eastAsia="zh-CN" w:bidi="ar"/>
-        </w:rPr>
-      </w:pPr>
+          <w:rFonts w:hint="eastAsia" w:ascii="Segoe UI" w:hAnsi="Segoe UI" w:eastAsia="宋体" w:cs="Segoe UI"/>
+          <w:i w:val="0"/>
+          <w:iCs w:val="0"/>
+          <w:caps w:val="0"/>
+          <w:color w:val="92D050"/>
+          <w:spacing w:val="0"/>
+          <w:sz w:val="19"/>
+          <w:szCs w:val="19"/>
+          <w:shd w:val="clear" w:fill="000000"/>
+          <w:lang w:eastAsia="zh-CN"/>
+        </w:rPr>
+      </w:pPr>
+      <w:r>
+        <w:rPr>
+          <w:rFonts w:hint="eastAsia" w:ascii="Segoe UI" w:hAnsi="Segoe UI" w:eastAsia="宋体" w:cs="Segoe UI"/>
+          <w:i w:val="0"/>
+          <w:iCs w:val="0"/>
+          <w:caps w:val="0"/>
+          <w:color w:val="92D050"/>
+          <w:spacing w:val="0"/>
+          <w:sz w:val="19"/>
+          <w:szCs w:val="19"/>
+          <w:shd w:val="clear" w:fill="000000"/>
+          <w:lang w:val="en-US" w:eastAsia="zh-CN"/>
+        </w:rPr>
+        <w:t>完全重构</w:t>
+      </w:r>
+      <w:r>
+        <w:rPr>
+          <w:rFonts w:hint="default" w:ascii="Segoe UI" w:hAnsi="Segoe UI" w:eastAsia="Segoe UI" w:cs="Segoe UI"/>
+          <w:i w:val="0"/>
+          <w:iCs w:val="0"/>
+          <w:caps w:val="0"/>
+          <w:color w:val="92D050"/>
+          <w:spacing w:val="0"/>
+          <w:sz w:val="19"/>
+          <w:szCs w:val="19"/>
+          <w:shd w:val="clear" w:fill="000000"/>
+        </w:rPr>
+        <w:t>现有attr</w:t>
+      </w:r>
+      <w:r>
+        <w:rPr>
+          <w:rFonts w:hint="eastAsia" w:ascii="Segoe UI" w:hAnsi="Segoe UI" w:eastAsia="宋体" w:cs="Segoe UI"/>
+          <w:i w:val="0"/>
+          <w:iCs w:val="0"/>
+          <w:caps w:val="0"/>
+          <w:color w:val="92D050"/>
+          <w:spacing w:val="0"/>
+          <w:sz w:val="19"/>
+          <w:szCs w:val="19"/>
+          <w:shd w:val="clear" w:fill="000000"/>
+          <w:lang w:val="en-US" w:eastAsia="zh-CN"/>
+        </w:rPr>
+        <w:t>表，删除或修改之前的属性及其应用场景，多余的需要删除</w:t>
+      </w:r>
+      <w:r>
+        <w:rPr>
+          <w:rFonts w:hint="eastAsia" w:ascii="Segoe UI" w:hAnsi="Segoe UI" w:eastAsia="宋体" w:cs="Segoe UI"/>
+          <w:i w:val="0"/>
+          <w:iCs w:val="0"/>
+          <w:caps w:val="0"/>
+          <w:color w:val="92D050"/>
+          <w:spacing w:val="0"/>
+          <w:sz w:val="19"/>
+          <w:szCs w:val="19"/>
+          <w:shd w:val="clear" w:fill="000000"/>
+          <w:lang w:eastAsia="zh-CN"/>
+        </w:rPr>
+        <w:t>。</w:t>
+      </w:r>
     </w:p>
     <w:p>
       <w:pPr>
@@ -2010,38 +2645,31 @@
         <w:shd w:val="clear" w:fill="000000"/>
         <w:ind w:left="0" w:firstLine="0"/>
         <w:rPr>
-          <w:rStyle w:val="6"/>
+          <w:rFonts w:hint="eastAsia" w:ascii="Segoe UI" w:hAnsi="Segoe UI" w:eastAsia="宋体" w:cs="Segoe UI"/>
+          <w:i w:val="0"/>
+          <w:iCs w:val="0"/>
+          <w:caps w:val="0"/>
+          <w:color w:val="92D050"/>
+          <w:spacing w:val="0"/>
+          <w:sz w:val="19"/>
+          <w:szCs w:val="19"/>
+          <w:shd w:val="clear" w:fill="000000"/>
+          <w:lang w:eastAsia="zh-CN"/>
+        </w:rPr>
+      </w:pPr>
+      <w:r>
+        <w:rPr>
           <w:rFonts w:hint="default" w:ascii="Segoe UI" w:hAnsi="Segoe UI" w:eastAsia="Segoe UI" w:cs="Segoe UI"/>
-          <w:bCs/>
-          <w:i w:val="0"/>
-          <w:iCs w:val="0"/>
-          <w:caps w:val="0"/>
-          <w:color w:val="92D050"/>
-          <w:spacing w:val="0"/>
-          <w:kern w:val="0"/>
-          <w:sz w:val="27"/>
-          <w:szCs w:val="27"/>
-          <w:shd w:val="clear" w:fill="000000"/>
-          <w:lang w:val="en-US" w:eastAsia="zh-CN" w:bidi="ar"/>
-        </w:rPr>
-      </w:pPr>
-      <w:r>
-        <w:rPr>
-          <w:rStyle w:val="6"/>
-          <w:rFonts w:hint="eastAsia" w:ascii="Segoe UI" w:hAnsi="Segoe UI" w:eastAsia="Segoe UI" w:cs="Segoe UI"/>
-          <w:bCs/>
-          <w:i w:val="0"/>
-          <w:iCs w:val="0"/>
-          <w:caps w:val="0"/>
-          <w:color w:val="92D050"/>
-          <w:spacing w:val="0"/>
-          <w:kern w:val="0"/>
-          <w:sz w:val="27"/>
-          <w:szCs w:val="27"/>
-          <w:shd w:val="clear" w:fill="000000"/>
-          <w:lang w:val="en-US" w:eastAsia="zh-CN" w:bidi="ar"/>
-        </w:rPr>
-        <w:t>已完成：</w:t>
+          <w:i w:val="0"/>
+          <w:iCs w:val="0"/>
+          <w:caps w:val="0"/>
+          <w:color w:val="92D050"/>
+          <w:spacing w:val="0"/>
+          <w:sz w:val="19"/>
+          <w:szCs w:val="19"/>
+          <w:shd w:val="clear" w:fill="000000"/>
+        </w:rPr>
+        <w:t>实现以下所有属性的效果的同时，要具有较高的可维护性和可读性。</w:t>
       </w:r>
     </w:p>
     <w:p>
@@ -2059,38 +2687,62 @@
         <w:shd w:val="clear" w:fill="000000"/>
         <w:ind w:left="0" w:firstLine="0"/>
         <w:rPr>
-          <w:rStyle w:val="6"/>
-          <w:rFonts w:hint="eastAsia" w:ascii="Segoe UI" w:hAnsi="Segoe UI" w:eastAsia="Segoe UI" w:cs="Segoe UI"/>
-          <w:bCs/>
-          <w:i w:val="0"/>
-          <w:iCs w:val="0"/>
-          <w:caps w:val="0"/>
-          <w:color w:val="92D050"/>
-          <w:spacing w:val="0"/>
-          <w:kern w:val="0"/>
-          <w:sz w:val="27"/>
-          <w:szCs w:val="27"/>
-          <w:shd w:val="clear" w:fill="000000"/>
-          <w:lang w:val="en-US" w:eastAsia="zh-CN" w:bidi="ar"/>
-        </w:rPr>
-      </w:pPr>
-      <w:r>
-        <w:rPr>
-          <w:rStyle w:val="6"/>
-          <w:rFonts w:hint="eastAsia" w:ascii="Segoe UI" w:hAnsi="Segoe UI" w:eastAsia="Segoe UI" w:cs="Segoe UI"/>
-          <w:bCs/>
-          <w:i w:val="0"/>
-          <w:iCs w:val="0"/>
-          <w:caps w:val="0"/>
-          <w:color w:val="92D050"/>
-          <w:spacing w:val="0"/>
-          <w:kern w:val="0"/>
-          <w:sz w:val="27"/>
-          <w:szCs w:val="27"/>
-          <w:shd w:val="clear" w:fill="000000"/>
-          <w:lang w:val="en-US" w:eastAsia="zh-CN" w:bidi="ar"/>
-        </w:rPr>
-        <w:t>属性效果实现：</w:t>
+          <w:rFonts w:hint="eastAsia" w:ascii="Segoe UI" w:hAnsi="Segoe UI" w:eastAsia="宋体" w:cs="Segoe UI"/>
+          <w:i w:val="0"/>
+          <w:iCs w:val="0"/>
+          <w:caps w:val="0"/>
+          <w:color w:val="92D050"/>
+          <w:spacing w:val="0"/>
+          <w:sz w:val="19"/>
+          <w:szCs w:val="19"/>
+          <w:shd w:val="clear" w:fill="000000"/>
+          <w:lang w:eastAsia="zh-CN"/>
+        </w:rPr>
+      </w:pPr>
+      <w:r>
+        <w:rPr>
+          <w:rFonts w:hint="eastAsia" w:ascii="Segoe UI" w:hAnsi="Segoe UI" w:eastAsia="宋体" w:cs="Segoe UI"/>
+          <w:i w:val="0"/>
+          <w:iCs w:val="0"/>
+          <w:caps w:val="0"/>
+          <w:color w:val="92D050"/>
+          <w:spacing w:val="0"/>
+          <w:sz w:val="19"/>
+          <w:szCs w:val="19"/>
+          <w:shd w:val="clear" w:fill="000000"/>
+          <w:lang w:eastAsia="zh-CN"/>
+        </w:rPr>
+        <w:t>【</w:t>
+      </w:r>
+      <w:r>
+        <w:rPr>
+          <w:rFonts w:hint="eastAsia" w:ascii="Segoe UI" w:hAnsi="Segoe UI" w:eastAsia="宋体" w:cs="Segoe UI"/>
+          <w:i w:val="0"/>
+          <w:iCs w:val="0"/>
+          <w:caps w:val="0"/>
+          <w:color w:val="92D050"/>
+          <w:spacing w:val="0"/>
+          <w:sz w:val="19"/>
+          <w:szCs w:val="19"/>
+          <w:shd w:val="clear" w:fill="000000"/>
+          <w:lang w:val="en-US" w:eastAsia="zh-CN"/>
+        </w:rPr>
+        <w:t>字段定义</w:t>
+      </w:r>
+      <w:r>
+        <w:rPr>
+          <w:rFonts w:hint="eastAsia" w:ascii="Segoe UI" w:hAnsi="Segoe UI" w:eastAsia="宋体" w:cs="Segoe UI"/>
+          <w:i w:val="0"/>
+          <w:iCs w:val="0"/>
+          <w:caps w:val="0"/>
+          <w:color w:val="92D050"/>
+          <w:spacing w:val="0"/>
+          <w:sz w:val="19"/>
+          <w:szCs w:val="19"/>
+          <w:shd w:val="clear" w:fill="000000"/>
+          <w:lang w:eastAsia="zh-CN"/>
+        </w:rPr>
+        <w:t>】</w:t>
       </w:r>
     </w:p>
     <w:p>
@@ -2117,67 +2769,23 @@
           <w:sz w:val="19"/>
           <w:szCs w:val="19"/>
           <w:shd w:val="clear" w:fill="000000"/>
-          <w:lang w:eastAsia="zh-CN"/>
-        </w:rPr>
-      </w:pPr>
-      <w:r>
-        <w:rPr>
-          <w:rFonts w:hint="eastAsia" w:ascii="Segoe UI" w:hAnsi="Segoe UI" w:eastAsia="宋体" w:cs="Segoe UI"/>
-          <w:i w:val="0"/>
-          <w:iCs w:val="0"/>
-          <w:caps w:val="0"/>
-          <w:color w:val="92D050"/>
-          <w:spacing w:val="0"/>
-          <w:sz w:val="19"/>
-          <w:szCs w:val="19"/>
-          <w:shd w:val="clear" w:fill="000000"/>
-          <w:lang w:val="en-US" w:eastAsia="zh-CN"/>
-        </w:rPr>
-        <w:t>完全重构</w:t>
-      </w:r>
-      <w:r>
-        <w:rPr>
-          <w:rFonts w:hint="default" w:ascii="Segoe UI" w:hAnsi="Segoe UI" w:eastAsia="Segoe UI" w:cs="Segoe UI"/>
-          <w:i w:val="0"/>
-          <w:iCs w:val="0"/>
-          <w:caps w:val="0"/>
-          <w:color w:val="92D050"/>
-          <w:spacing w:val="0"/>
-          <w:sz w:val="19"/>
-          <w:szCs w:val="19"/>
-          <w:shd w:val="clear" w:fill="000000"/>
-        </w:rPr>
-        <w:t>现有attr</w:t>
-      </w:r>
-      <w:r>
-        <w:rPr>
-          <w:rFonts w:hint="eastAsia" w:ascii="Segoe UI" w:hAnsi="Segoe UI" w:eastAsia="宋体" w:cs="Segoe UI"/>
-          <w:i w:val="0"/>
-          <w:iCs w:val="0"/>
-          <w:caps w:val="0"/>
-          <w:color w:val="92D050"/>
-          <w:spacing w:val="0"/>
-          <w:sz w:val="19"/>
-          <w:szCs w:val="19"/>
-          <w:shd w:val="clear" w:fill="000000"/>
-          <w:lang w:val="en-US" w:eastAsia="zh-CN"/>
-        </w:rPr>
-        <w:t>表，删除或修改之前的属性及其应用场景，多余的需要删除</w:t>
-      </w:r>
-      <w:r>
-        <w:rPr>
-          <w:rFonts w:hint="eastAsia" w:ascii="Segoe UI" w:hAnsi="Segoe UI" w:eastAsia="宋体" w:cs="Segoe UI"/>
-          <w:i w:val="0"/>
-          <w:iCs w:val="0"/>
-          <w:caps w:val="0"/>
-          <w:color w:val="92D050"/>
-          <w:spacing w:val="0"/>
-          <w:sz w:val="19"/>
-          <w:szCs w:val="19"/>
-          <w:shd w:val="clear" w:fill="000000"/>
-          <w:lang w:eastAsia="zh-CN"/>
-        </w:rPr>
-        <w:t>。</w:t>
+          <w:lang w:val="en-US" w:eastAsia="zh-CN"/>
+        </w:rPr>
+      </w:pPr>
+      <w:r>
+        <w:rPr>
+          <w:rFonts w:hint="eastAsia" w:ascii="Segoe UI" w:hAnsi="Segoe UI" w:eastAsia="宋体" w:cs="Segoe UI"/>
+          <w:i w:val="0"/>
+          <w:iCs w:val="0"/>
+          <w:caps w:val="0"/>
+          <w:color w:val="92D050"/>
+          <w:spacing w:val="0"/>
+          <w:sz w:val="19"/>
+          <w:szCs w:val="19"/>
+          <w:shd w:val="clear" w:fill="000000"/>
+          <w:lang w:val="en-US" w:eastAsia="zh-CN"/>
+        </w:rPr>
+        <w:t>id：type为1的从1开始编号，type为2的从100开始编号；</w:t>
       </w:r>
     </w:p>
     <w:p>
@@ -2195,31 +2803,32 @@
         <w:shd w:val="clear" w:fill="000000"/>
         <w:ind w:left="0" w:firstLine="0"/>
         <w:rPr>
-          <w:rFonts w:hint="eastAsia" w:ascii="Segoe UI" w:hAnsi="Segoe UI" w:eastAsia="宋体" w:cs="Segoe UI"/>
-          <w:i w:val="0"/>
-          <w:iCs w:val="0"/>
-          <w:caps w:val="0"/>
-          <w:color w:val="92D050"/>
-          <w:spacing w:val="0"/>
-          <w:sz w:val="19"/>
-          <w:szCs w:val="19"/>
-          <w:shd w:val="clear" w:fill="000000"/>
-          <w:lang w:eastAsia="zh-CN"/>
-        </w:rPr>
-      </w:pPr>
-      <w:r>
-        <w:rPr>
-          <w:rFonts w:hint="default" w:ascii="Segoe UI" w:hAnsi="Segoe UI" w:eastAsia="Segoe UI" w:cs="Segoe UI"/>
-          <w:i w:val="0"/>
-          <w:iCs w:val="0"/>
-          <w:caps w:val="0"/>
-          <w:color w:val="92D050"/>
-          <w:spacing w:val="0"/>
-          <w:sz w:val="19"/>
-          <w:szCs w:val="19"/>
-          <w:shd w:val="clear" w:fill="000000"/>
-        </w:rPr>
-        <w:t>实现以下所有属性的效果的同时，要具有较高的可维护性和可读性。</w:t>
+          <w:rFonts w:hint="default" w:ascii="Segoe UI" w:hAnsi="Segoe UI" w:eastAsia="宋体" w:cs="Segoe UI"/>
+          <w:i w:val="0"/>
+          <w:iCs w:val="0"/>
+          <w:caps w:val="0"/>
+          <w:color w:val="92D050"/>
+          <w:spacing w:val="0"/>
+          <w:sz w:val="19"/>
+          <w:szCs w:val="19"/>
+          <w:shd w:val="clear" w:fill="000000"/>
+          <w:lang w:val="en-US" w:eastAsia="zh-CN"/>
+        </w:rPr>
+      </w:pPr>
+      <w:r>
+        <w:rPr>
+          <w:rFonts w:hint="eastAsia" w:ascii="Segoe UI" w:hAnsi="Segoe UI" w:eastAsia="宋体" w:cs="Segoe UI"/>
+          <w:i w:val="0"/>
+          <w:iCs w:val="0"/>
+          <w:caps w:val="0"/>
+          <w:color w:val="92D050"/>
+          <w:spacing w:val="0"/>
+          <w:sz w:val="19"/>
+          <w:szCs w:val="19"/>
+          <w:shd w:val="clear" w:fill="000000"/>
+          <w:lang w:val="en-US" w:eastAsia="zh-CN"/>
+        </w:rPr>
+        <w:t>des：描述；</w:t>
       </w:r>
     </w:p>
     <w:p>
@@ -2237,6 +2846,48 @@
         <w:shd w:val="clear" w:fill="000000"/>
         <w:ind w:left="0" w:firstLine="0"/>
         <w:rPr>
+          <w:rFonts w:hint="default" w:ascii="Segoe UI" w:hAnsi="Segoe UI" w:eastAsia="Segoe UI" w:cs="Segoe UI"/>
+          <w:i w:val="0"/>
+          <w:iCs w:val="0"/>
+          <w:caps w:val="0"/>
+          <w:color w:val="92D050"/>
+          <w:spacing w:val="0"/>
+          <w:sz w:val="19"/>
+          <w:szCs w:val="19"/>
+          <w:shd w:val="clear" w:fill="000000"/>
+        </w:rPr>
+      </w:pPr>
+      <w:r>
+        <w:rPr>
+          <w:rFonts w:hint="eastAsia" w:ascii="Segoe UI" w:hAnsi="Segoe UI" w:eastAsia="宋体" w:cs="Segoe UI"/>
+          <w:i w:val="0"/>
+          <w:iCs w:val="0"/>
+          <w:caps w:val="0"/>
+          <w:color w:val="92D050"/>
+          <w:spacing w:val="0"/>
+          <w:sz w:val="19"/>
+          <w:szCs w:val="19"/>
+          <w:shd w:val="clear" w:fill="000000"/>
+          <w:lang w:val="en-US" w:eastAsia="zh-CN"/>
+        </w:rPr>
+        <w:t>type</w:t>
+      </w:r>
+      <w:r>
+        <w:rPr>
+          <w:rFonts w:hint="default" w:ascii="Segoe UI" w:hAnsi="Segoe UI" w:eastAsia="Segoe UI" w:cs="Segoe UI"/>
+          <w:i w:val="0"/>
+          <w:iCs w:val="0"/>
+          <w:caps w:val="0"/>
+          <w:color w:val="92D050"/>
+          <w:spacing w:val="0"/>
+          <w:sz w:val="19"/>
+          <w:szCs w:val="19"/>
+          <w:shd w:val="clear" w:fill="000000"/>
+        </w:rPr>
+        <w:t>：1为基础属性</w:t>
+      </w:r>
+      <w:r>
+        <w:rPr>
           <w:rFonts w:hint="eastAsia" w:ascii="Segoe UI" w:hAnsi="Segoe UI" w:eastAsia="宋体" w:cs="Segoe UI"/>
           <w:i w:val="0"/>
           <w:iCs w:val="0"/>
@@ -2248,51 +2899,21 @@
           <w:shd w:val="clear" w:fill="000000"/>
           <w:lang w:eastAsia="zh-CN"/>
         </w:rPr>
-      </w:pPr>
-      <w:r>
-        <w:rPr>
-          <w:rFonts w:hint="eastAsia" w:ascii="Segoe UI" w:hAnsi="Segoe UI" w:eastAsia="宋体" w:cs="Segoe UI"/>
-          <w:i w:val="0"/>
-          <w:iCs w:val="0"/>
-          <w:caps w:val="0"/>
-          <w:color w:val="92D050"/>
-          <w:spacing w:val="0"/>
-          <w:sz w:val="19"/>
-          <w:szCs w:val="19"/>
-          <w:shd w:val="clear" w:fill="000000"/>
-          <w:lang w:eastAsia="zh-CN"/>
-        </w:rPr>
-        <w:t>【</w:t>
-      </w:r>
-      <w:r>
-        <w:rPr>
-          <w:rFonts w:hint="eastAsia" w:ascii="Segoe UI" w:hAnsi="Segoe UI" w:eastAsia="宋体" w:cs="Segoe UI"/>
-          <w:i w:val="0"/>
-          <w:iCs w:val="0"/>
-          <w:caps w:val="0"/>
-          <w:color w:val="92D050"/>
-          <w:spacing w:val="0"/>
-          <w:sz w:val="19"/>
-          <w:szCs w:val="19"/>
-          <w:shd w:val="clear" w:fill="000000"/>
-          <w:lang w:val="en-US" w:eastAsia="zh-CN"/>
-        </w:rPr>
-        <w:t>字段定义</w:t>
-      </w:r>
-      <w:r>
-        <w:rPr>
-          <w:rFonts w:hint="eastAsia" w:ascii="Segoe UI" w:hAnsi="Segoe UI" w:eastAsia="宋体" w:cs="Segoe UI"/>
-          <w:i w:val="0"/>
-          <w:iCs w:val="0"/>
-          <w:caps w:val="0"/>
-          <w:color w:val="92D050"/>
-          <w:spacing w:val="0"/>
-          <w:sz w:val="19"/>
-          <w:szCs w:val="19"/>
-          <w:shd w:val="clear" w:fill="000000"/>
-          <w:lang w:eastAsia="zh-CN"/>
-        </w:rPr>
-        <w:t>】</w:t>
+        <w:t>，</w:t>
+      </w:r>
+      <w:r>
+        <w:rPr>
+          <w:rFonts w:hint="default" w:ascii="Segoe UI" w:hAnsi="Segoe UI" w:eastAsia="Segoe UI" w:cs="Segoe UI"/>
+          <w:i w:val="0"/>
+          <w:iCs w:val="0"/>
+          <w:caps w:val="0"/>
+          <w:color w:val="92D050"/>
+          <w:spacing w:val="0"/>
+          <w:sz w:val="19"/>
+          <w:szCs w:val="19"/>
+          <w:shd w:val="clear" w:fill="000000"/>
+        </w:rPr>
+        <w:t xml:space="preserve">2为特殊属性； </w:t>
       </w:r>
     </w:p>
     <w:p>
@@ -2324,18 +2945,33 @@
       </w:pPr>
       <w:r>
         <w:rPr>
-          <w:rFonts w:hint="eastAsia" w:ascii="Segoe UI" w:hAnsi="Segoe UI" w:eastAsia="宋体" w:cs="Segoe UI"/>
-          <w:i w:val="0"/>
-          <w:iCs w:val="0"/>
-          <w:caps w:val="0"/>
-          <w:color w:val="92D050"/>
-          <w:spacing w:val="0"/>
-          <w:sz w:val="19"/>
-          <w:szCs w:val="19"/>
-          <w:shd w:val="clear" w:fill="000000"/>
-          <w:lang w:val="en-US" w:eastAsia="zh-CN"/>
-        </w:rPr>
-        <w:t>id：type为1的从1开始编号，type为2的从100开始编号；</w:t>
+          <w:rFonts w:hint="default" w:ascii="Segoe UI" w:hAnsi="Segoe UI" w:eastAsia="宋体" w:cs="Segoe UI"/>
+          <w:i w:val="0"/>
+          <w:iCs w:val="0"/>
+          <w:caps w:val="0"/>
+          <w:color w:val="92D050"/>
+          <w:spacing w:val="0"/>
+          <w:sz w:val="19"/>
+          <w:szCs w:val="19"/>
+          <w:shd w:val="clear" w:fill="000000"/>
+          <w:lang w:val="en-US" w:eastAsia="zh-CN"/>
+        </w:rPr>
+        <w:t>downLimit</w:t>
+      </w:r>
+      <w:r>
+        <w:rPr>
+          <w:rFonts w:hint="eastAsia" w:ascii="Segoe UI" w:hAnsi="Segoe UI" w:eastAsia="宋体" w:cs="Segoe UI"/>
+          <w:i w:val="0"/>
+          <w:iCs w:val="0"/>
+          <w:caps w:val="0"/>
+          <w:color w:val="92D050"/>
+          <w:spacing w:val="0"/>
+          <w:sz w:val="19"/>
+          <w:szCs w:val="19"/>
+          <w:shd w:val="clear" w:fill="000000"/>
+          <w:lang w:val="en-US" w:eastAsia="zh-CN"/>
+        </w:rPr>
+        <w:t>：属性下限；</w:t>
       </w:r>
     </w:p>
     <w:p>
@@ -2353,6 +2989,20 @@
         <w:shd w:val="clear" w:fill="000000"/>
         <w:ind w:left="0" w:firstLine="0"/>
         <w:rPr>
+          <w:rFonts w:hint="eastAsia" w:ascii="Segoe UI" w:hAnsi="Segoe UI" w:eastAsia="宋体" w:cs="Segoe UI"/>
+          <w:i w:val="0"/>
+          <w:iCs w:val="0"/>
+          <w:caps w:val="0"/>
+          <w:color w:val="92D050"/>
+          <w:spacing w:val="0"/>
+          <w:sz w:val="19"/>
+          <w:szCs w:val="19"/>
+          <w:shd w:val="clear" w:fill="000000"/>
+          <w:lang w:val="en-US" w:eastAsia="zh-CN"/>
+        </w:rPr>
+      </w:pPr>
+      <w:r>
+        <w:rPr>
           <w:rFonts w:hint="default" w:ascii="Segoe UI" w:hAnsi="Segoe UI" w:eastAsia="宋体" w:cs="Segoe UI"/>
           <w:i w:val="0"/>
           <w:iCs w:val="0"/>
@@ -2364,21 +3014,22 @@
           <w:shd w:val="clear" w:fill="000000"/>
           <w:lang w:val="en-US" w:eastAsia="zh-CN"/>
         </w:rPr>
-      </w:pPr>
-      <w:r>
-        <w:rPr>
-          <w:rFonts w:hint="eastAsia" w:ascii="Segoe UI" w:hAnsi="Segoe UI" w:eastAsia="宋体" w:cs="Segoe UI"/>
-          <w:i w:val="0"/>
-          <w:iCs w:val="0"/>
-          <w:caps w:val="0"/>
-          <w:color w:val="92D050"/>
-          <w:spacing w:val="0"/>
-          <w:sz w:val="19"/>
-          <w:szCs w:val="19"/>
-          <w:shd w:val="clear" w:fill="000000"/>
-          <w:lang w:val="en-US" w:eastAsia="zh-CN"/>
-        </w:rPr>
-        <w:t>des：描述；</w:t>
+        <w:t>upLimit</w:t>
+      </w:r>
+      <w:r>
+        <w:rPr>
+          <w:rFonts w:hint="eastAsia" w:ascii="Segoe UI" w:hAnsi="Segoe UI" w:eastAsia="宋体" w:cs="Segoe UI"/>
+          <w:i w:val="0"/>
+          <w:iCs w:val="0"/>
+          <w:caps w:val="0"/>
+          <w:color w:val="92D050"/>
+          <w:spacing w:val="0"/>
+          <w:sz w:val="19"/>
+          <w:szCs w:val="19"/>
+          <w:shd w:val="clear" w:fill="000000"/>
+          <w:lang w:val="en-US" w:eastAsia="zh-CN"/>
+        </w:rPr>
+        <w:t>：属性上限；</w:t>
       </w:r>
     </w:p>
     <w:p>
@@ -2396,74 +3047,62 @@
         <w:shd w:val="clear" w:fill="000000"/>
         <w:ind w:left="0" w:firstLine="0"/>
         <w:rPr>
-          <w:rFonts w:hint="default" w:ascii="Segoe UI" w:hAnsi="Segoe UI" w:eastAsia="Segoe UI" w:cs="Segoe UI"/>
-          <w:i w:val="0"/>
-          <w:iCs w:val="0"/>
-          <w:caps w:val="0"/>
-          <w:color w:val="92D050"/>
-          <w:spacing w:val="0"/>
-          <w:sz w:val="19"/>
-          <w:szCs w:val="19"/>
-          <w:shd w:val="clear" w:fill="000000"/>
-        </w:rPr>
-      </w:pPr>
-      <w:r>
-        <w:rPr>
-          <w:rFonts w:hint="eastAsia" w:ascii="Segoe UI" w:hAnsi="Segoe UI" w:eastAsia="宋体" w:cs="Segoe UI"/>
-          <w:i w:val="0"/>
-          <w:iCs w:val="0"/>
-          <w:caps w:val="0"/>
-          <w:color w:val="92D050"/>
-          <w:spacing w:val="0"/>
-          <w:sz w:val="19"/>
-          <w:szCs w:val="19"/>
-          <w:shd w:val="clear" w:fill="000000"/>
-          <w:lang w:val="en-US" w:eastAsia="zh-CN"/>
-        </w:rPr>
-        <w:t>type</w:t>
-      </w:r>
-      <w:r>
-        <w:rPr>
-          <w:rFonts w:hint="default" w:ascii="Segoe UI" w:hAnsi="Segoe UI" w:eastAsia="Segoe UI" w:cs="Segoe UI"/>
-          <w:i w:val="0"/>
-          <w:iCs w:val="0"/>
-          <w:caps w:val="0"/>
-          <w:color w:val="92D050"/>
-          <w:spacing w:val="0"/>
-          <w:sz w:val="19"/>
-          <w:szCs w:val="19"/>
-          <w:shd w:val="clear" w:fill="000000"/>
-        </w:rPr>
-        <w:t>：1为基础属性</w:t>
-      </w:r>
-      <w:r>
-        <w:rPr>
-          <w:rFonts w:hint="eastAsia" w:ascii="Segoe UI" w:hAnsi="Segoe UI" w:eastAsia="宋体" w:cs="Segoe UI"/>
-          <w:i w:val="0"/>
-          <w:iCs w:val="0"/>
-          <w:caps w:val="0"/>
-          <w:color w:val="92D050"/>
-          <w:spacing w:val="0"/>
-          <w:sz w:val="19"/>
-          <w:szCs w:val="19"/>
-          <w:shd w:val="clear" w:fill="000000"/>
-          <w:lang w:eastAsia="zh-CN"/>
-        </w:rPr>
-        <w:t>，</w:t>
-      </w:r>
-      <w:r>
-        <w:rPr>
-          <w:rFonts w:hint="default" w:ascii="Segoe UI" w:hAnsi="Segoe UI" w:eastAsia="Segoe UI" w:cs="Segoe UI"/>
-          <w:i w:val="0"/>
-          <w:iCs w:val="0"/>
-          <w:caps w:val="0"/>
-          <w:color w:val="92D050"/>
-          <w:spacing w:val="0"/>
-          <w:sz w:val="19"/>
-          <w:szCs w:val="19"/>
-          <w:shd w:val="clear" w:fill="000000"/>
-        </w:rPr>
-        <w:t xml:space="preserve">2为特殊属性； </w:t>
+          <w:rFonts w:hint="default" w:ascii="Segoe UI" w:hAnsi="Segoe UI" w:eastAsia="宋体" w:cs="Segoe UI"/>
+          <w:i w:val="0"/>
+          <w:iCs w:val="0"/>
+          <w:caps w:val="0"/>
+          <w:color w:val="92D050"/>
+          <w:spacing w:val="0"/>
+          <w:sz w:val="19"/>
+          <w:szCs w:val="19"/>
+          <w:shd w:val="clear" w:fill="000000"/>
+          <w:lang w:val="en-US" w:eastAsia="zh-CN"/>
+        </w:rPr>
+      </w:pPr>
+      <w:r>
+        <w:rPr>
+          <w:rFonts w:hint="default" w:ascii="Segoe UI" w:hAnsi="Segoe UI" w:eastAsia="宋体" w:cs="Segoe UI"/>
+          <w:i w:val="0"/>
+          <w:iCs w:val="0"/>
+          <w:caps w:val="0"/>
+          <w:color w:val="92D050"/>
+          <w:spacing w:val="0"/>
+          <w:sz w:val="19"/>
+          <w:szCs w:val="19"/>
+          <w:shd w:val="clear" w:fill="000000"/>
+          <w:lang w:val="en-US" w:eastAsia="zh-CN"/>
+        </w:rPr>
+        <w:t>powerType</w:t>
+      </w:r>
+      <w:r>
+        <w:rPr>
+          <w:rFonts w:hint="eastAsia" w:ascii="Segoe UI" w:hAnsi="Segoe UI" w:eastAsia="宋体" w:cs="Segoe UI"/>
+          <w:i w:val="0"/>
+          <w:iCs w:val="0"/>
+          <w:caps w:val="0"/>
+          <w:color w:val="92D050"/>
+          <w:spacing w:val="0"/>
+          <w:sz w:val="19"/>
+          <w:szCs w:val="19"/>
+          <w:shd w:val="clear" w:fill="000000"/>
+          <w:lang w:val="en-US" w:eastAsia="zh-CN"/>
+        </w:rPr>
+        <w:t>：是否为万分比</w:t>
+      </w:r>
+      <w:r>
+        <w:rPr>
+          <w:rFonts w:hint="default" w:ascii="Segoe UI" w:hAnsi="Segoe UI" w:eastAsia="宋体" w:cs="Segoe UI"/>
+          <w:i w:val="0"/>
+          <w:iCs w:val="0"/>
+          <w:caps w:val="0"/>
+          <w:color w:val="92D050"/>
+          <w:spacing w:val="0"/>
+          <w:sz w:val="19"/>
+          <w:szCs w:val="19"/>
+          <w:shd w:val="clear" w:fill="000000"/>
+          <w:lang w:val="en-US" w:eastAsia="zh-CN"/>
+        </w:rPr>
+        <w:t>;</w:t>
       </w:r>
     </w:p>
     <w:p>
@@ -2481,20 +3120,6 @@
         <w:shd w:val="clear" w:fill="000000"/>
         <w:ind w:left="0" w:firstLine="0"/>
         <w:rPr>
-          <w:rFonts w:hint="eastAsia" w:ascii="Segoe UI" w:hAnsi="Segoe UI" w:eastAsia="宋体" w:cs="Segoe UI"/>
-          <w:i w:val="0"/>
-          <w:iCs w:val="0"/>
-          <w:caps w:val="0"/>
-          <w:color w:val="92D050"/>
-          <w:spacing w:val="0"/>
-          <w:sz w:val="19"/>
-          <w:szCs w:val="19"/>
-          <w:shd w:val="clear" w:fill="000000"/>
-          <w:lang w:val="en-US" w:eastAsia="zh-CN"/>
-        </w:rPr>
-      </w:pPr>
-      <w:r>
-        <w:rPr>
           <w:rFonts w:hint="default" w:ascii="Segoe UI" w:hAnsi="Segoe UI" w:eastAsia="宋体" w:cs="Segoe UI"/>
           <w:i w:val="0"/>
           <w:iCs w:val="0"/>
@@ -2506,22 +3131,21 @@
           <w:shd w:val="clear" w:fill="000000"/>
           <w:lang w:val="en-US" w:eastAsia="zh-CN"/>
         </w:rPr>
-        <w:t>downLimit</w:t>
-      </w:r>
-      <w:r>
-        <w:rPr>
-          <w:rFonts w:hint="eastAsia" w:ascii="Segoe UI" w:hAnsi="Segoe UI" w:eastAsia="宋体" w:cs="Segoe UI"/>
-          <w:i w:val="0"/>
-          <w:iCs w:val="0"/>
-          <w:caps w:val="0"/>
-          <w:color w:val="92D050"/>
-          <w:spacing w:val="0"/>
-          <w:sz w:val="19"/>
-          <w:szCs w:val="19"/>
-          <w:shd w:val="clear" w:fill="000000"/>
-          <w:lang w:val="en-US" w:eastAsia="zh-CN"/>
-        </w:rPr>
-        <w:t>：属性下限；</w:t>
+      </w:pPr>
+      <w:r>
+        <w:rPr>
+          <w:rFonts w:hint="eastAsia" w:ascii="Segoe UI" w:hAnsi="Segoe UI" w:eastAsia="宋体" w:cs="Segoe UI"/>
+          <w:i w:val="0"/>
+          <w:iCs w:val="0"/>
+          <w:caps w:val="0"/>
+          <w:color w:val="92D050"/>
+          <w:spacing w:val="0"/>
+          <w:sz w:val="19"/>
+          <w:szCs w:val="19"/>
+          <w:shd w:val="clear" w:fill="000000"/>
+          <w:lang w:val="en-US" w:eastAsia="zh-CN"/>
+        </w:rPr>
+        <w:t>【属性定义】</w:t>
       </w:r>
     </w:p>
     <w:p>
@@ -2539,20 +3163,6 @@
         <w:shd w:val="clear" w:fill="000000"/>
         <w:ind w:left="0" w:firstLine="0"/>
         <w:rPr>
-          <w:rFonts w:hint="eastAsia" w:ascii="Segoe UI" w:hAnsi="Segoe UI" w:eastAsia="宋体" w:cs="Segoe UI"/>
-          <w:i w:val="0"/>
-          <w:iCs w:val="0"/>
-          <w:caps w:val="0"/>
-          <w:color w:val="92D050"/>
-          <w:spacing w:val="0"/>
-          <w:sz w:val="19"/>
-          <w:szCs w:val="19"/>
-          <w:shd w:val="clear" w:fill="000000"/>
-          <w:lang w:val="en-US" w:eastAsia="zh-CN"/>
-        </w:rPr>
-      </w:pPr>
-      <w:r>
-        <w:rPr>
           <w:rFonts w:hint="default" w:ascii="Segoe UI" w:hAnsi="Segoe UI" w:eastAsia="宋体" w:cs="Segoe UI"/>
           <w:i w:val="0"/>
           <w:iCs w:val="0"/>
@@ -2564,22 +3174,21 @@
           <w:shd w:val="clear" w:fill="000000"/>
           <w:lang w:val="en-US" w:eastAsia="zh-CN"/>
         </w:rPr>
-        <w:t>upLimit</w:t>
-      </w:r>
-      <w:r>
-        <w:rPr>
-          <w:rFonts w:hint="eastAsia" w:ascii="Segoe UI" w:hAnsi="Segoe UI" w:eastAsia="宋体" w:cs="Segoe UI"/>
-          <w:i w:val="0"/>
-          <w:iCs w:val="0"/>
-          <w:caps w:val="0"/>
-          <w:color w:val="92D050"/>
-          <w:spacing w:val="0"/>
-          <w:sz w:val="19"/>
-          <w:szCs w:val="19"/>
-          <w:shd w:val="clear" w:fill="000000"/>
-          <w:lang w:val="en-US" w:eastAsia="zh-CN"/>
-        </w:rPr>
-        <w:t>：属性上限；</w:t>
+      </w:pPr>
+      <w:r>
+        <w:rPr>
+          <w:rFonts w:hint="eastAsia" w:ascii="Segoe UI" w:hAnsi="Segoe UI" w:eastAsia="宋体" w:cs="Segoe UI"/>
+          <w:i w:val="0"/>
+          <w:iCs w:val="0"/>
+          <w:caps w:val="0"/>
+          <w:color w:val="92D050"/>
+          <w:spacing w:val="0"/>
+          <w:sz w:val="19"/>
+          <w:szCs w:val="19"/>
+          <w:shd w:val="clear" w:fill="000000"/>
+          <w:lang w:val="en-US" w:eastAsia="zh-CN"/>
+        </w:rPr>
+        <w:t>请严格按照以下结构分类，不要自行分类，所有类型均为int，万分比使用时需要除以10000：</w:t>
       </w:r>
     </w:p>
     <w:p>
@@ -2611,48 +3220,18 @@
       </w:pPr>
       <w:r>
         <w:rPr>
-          <w:rFonts w:hint="default" w:ascii="Segoe UI" w:hAnsi="Segoe UI" w:eastAsia="宋体" w:cs="Segoe UI"/>
-          <w:i w:val="0"/>
-          <w:iCs w:val="0"/>
-          <w:caps w:val="0"/>
-          <w:color w:val="92D050"/>
-          <w:spacing w:val="0"/>
-          <w:sz w:val="19"/>
-          <w:szCs w:val="19"/>
-          <w:shd w:val="clear" w:fill="000000"/>
-          <w:lang w:val="en-US" w:eastAsia="zh-CN"/>
-        </w:rPr>
-        <w:t>powerType</w:t>
-      </w:r>
-      <w:r>
-        <w:rPr>
-          <w:rFonts w:hint="eastAsia" w:ascii="Segoe UI" w:hAnsi="Segoe UI" w:eastAsia="宋体" w:cs="Segoe UI"/>
-          <w:i w:val="0"/>
-          <w:iCs w:val="0"/>
-          <w:caps w:val="0"/>
-          <w:color w:val="92D050"/>
-          <w:spacing w:val="0"/>
-          <w:sz w:val="19"/>
-          <w:szCs w:val="19"/>
-          <w:shd w:val="clear" w:fill="000000"/>
-          <w:lang w:val="en-US" w:eastAsia="zh-CN"/>
-        </w:rPr>
-        <w:t>：是否为万分比</w:t>
-      </w:r>
-      <w:r>
-        <w:rPr>
-          <w:rFonts w:hint="default" w:ascii="Segoe UI" w:hAnsi="Segoe UI" w:eastAsia="宋体" w:cs="Segoe UI"/>
-          <w:i w:val="0"/>
-          <w:iCs w:val="0"/>
-          <w:caps w:val="0"/>
-          <w:color w:val="92D050"/>
-          <w:spacing w:val="0"/>
-          <w:sz w:val="19"/>
-          <w:szCs w:val="19"/>
-          <w:shd w:val="clear" w:fill="000000"/>
-          <w:lang w:val="en-US" w:eastAsia="zh-CN"/>
-        </w:rPr>
-        <w:t>;</w:t>
+          <w:rFonts w:hint="eastAsia" w:ascii="Segoe UI" w:hAnsi="Segoe UI" w:eastAsia="宋体" w:cs="Segoe UI"/>
+          <w:i w:val="0"/>
+          <w:iCs w:val="0"/>
+          <w:caps w:val="0"/>
+          <w:color w:val="92D050"/>
+          <w:spacing w:val="0"/>
+          <w:sz w:val="19"/>
+          <w:szCs w:val="19"/>
+          <w:shd w:val="clear" w:fill="000000"/>
+          <w:lang w:val="en-US" w:eastAsia="zh-CN"/>
+        </w:rPr>
+        <w:t>基础属性:</w:t>
       </w:r>
     </w:p>
     <w:p>
@@ -2670,32 +3249,76 @@
         <w:shd w:val="clear" w:fill="000000"/>
         <w:ind w:left="0" w:firstLine="0"/>
         <w:rPr>
-          <w:rFonts w:hint="default" w:ascii="Segoe UI" w:hAnsi="Segoe UI" w:eastAsia="宋体" w:cs="Segoe UI"/>
-          <w:i w:val="0"/>
-          <w:iCs w:val="0"/>
-          <w:caps w:val="0"/>
-          <w:color w:val="92D050"/>
-          <w:spacing w:val="0"/>
-          <w:sz w:val="19"/>
-          <w:szCs w:val="19"/>
-          <w:shd w:val="clear" w:fill="000000"/>
-          <w:lang w:val="en-US" w:eastAsia="zh-CN"/>
-        </w:rPr>
-      </w:pPr>
-      <w:r>
-        <w:rPr>
-          <w:rFonts w:hint="eastAsia" w:ascii="Segoe UI" w:hAnsi="Segoe UI" w:eastAsia="宋体" w:cs="Segoe UI"/>
-          <w:i w:val="0"/>
-          <w:iCs w:val="0"/>
-          <w:caps w:val="0"/>
-          <w:color w:val="92D050"/>
-          <w:spacing w:val="0"/>
-          <w:sz w:val="19"/>
-          <w:szCs w:val="19"/>
-          <w:shd w:val="clear" w:fill="000000"/>
-          <w:lang w:val="en-US" w:eastAsia="zh-CN"/>
-        </w:rPr>
-        <w:t>【属性定义】</w:t>
+          <w:rFonts w:hint="eastAsia" w:ascii="Segoe UI" w:hAnsi="Segoe UI" w:eastAsia="宋体" w:cs="Segoe UI"/>
+          <w:i w:val="0"/>
+          <w:iCs w:val="0"/>
+          <w:caps w:val="0"/>
+          <w:color w:val="92D050"/>
+          <w:spacing w:val="0"/>
+          <w:sz w:val="19"/>
+          <w:szCs w:val="19"/>
+          <w:shd w:val="clear" w:fill="000000"/>
+          <w:lang w:val="en-US" w:eastAsia="zh-CN"/>
+        </w:rPr>
+      </w:pPr>
+      <w:r>
+        <w:rPr>
+          <w:rFonts w:hint="default" w:ascii="Segoe UI" w:hAnsi="Segoe UI" w:eastAsia="Segoe UI" w:cs="Segoe UI"/>
+          <w:i w:val="0"/>
+          <w:iCs w:val="0"/>
+          <w:caps w:val="0"/>
+          <w:color w:val="92D050"/>
+          <w:spacing w:val="0"/>
+          <w:sz w:val="19"/>
+          <w:szCs w:val="19"/>
+          <w:shd w:val="clear" w:fill="000000"/>
+        </w:rPr>
+        <w:t>生命</w:t>
+      </w:r>
+      <w:r>
+        <w:rPr>
+          <w:rFonts w:hint="eastAsia" w:ascii="Segoe UI" w:hAnsi="Segoe UI" w:eastAsia="宋体" w:cs="Segoe UI"/>
+          <w:i w:val="0"/>
+          <w:iCs w:val="0"/>
+          <w:caps w:val="0"/>
+          <w:color w:val="92D050"/>
+          <w:spacing w:val="0"/>
+          <w:sz w:val="19"/>
+          <w:szCs w:val="19"/>
+          <w:shd w:val="clear" w:fill="000000"/>
+          <w:lang w:val="en-US" w:eastAsia="zh-CN"/>
+        </w:rPr>
+        <w:t>值</w:t>
+      </w:r>
+      <w:r>
+        <w:rPr>
+          <w:rFonts w:hint="eastAsia" w:ascii="Segoe UI" w:hAnsi="Segoe UI" w:eastAsia="宋体" w:cs="Segoe UI"/>
+          <w:i w:val="0"/>
+          <w:iCs w:val="0"/>
+          <w:caps w:val="0"/>
+          <w:color w:val="92D050"/>
+          <w:spacing w:val="0"/>
+          <w:sz w:val="19"/>
+          <w:szCs w:val="19"/>
+          <w:shd w:val="clear" w:fill="000000"/>
+          <w:lang w:eastAsia="zh-CN"/>
+        </w:rPr>
+        <w:t>：</w:t>
+      </w:r>
+      <w:r>
+        <w:rPr>
+          <w:rFonts w:hint="eastAsia" w:ascii="Segoe UI" w:hAnsi="Segoe UI" w:eastAsia="宋体" w:cs="Segoe UI"/>
+          <w:i w:val="0"/>
+          <w:iCs w:val="0"/>
+          <w:caps w:val="0"/>
+          <w:color w:val="92D050"/>
+          <w:spacing w:val="0"/>
+          <w:sz w:val="19"/>
+          <w:szCs w:val="19"/>
+          <w:shd w:val="clear" w:fill="000000"/>
+          <w:lang w:val="en-US" w:eastAsia="zh-CN"/>
+        </w:rPr>
+        <w:t>基础生命值，非万分比;</w:t>
       </w:r>
     </w:p>
     <w:p>
@@ -2713,32 +3336,46 @@
         <w:shd w:val="clear" w:fill="000000"/>
         <w:ind w:left="0" w:firstLine="0"/>
         <w:rPr>
-          <w:rFonts w:hint="default" w:ascii="Segoe UI" w:hAnsi="Segoe UI" w:eastAsia="宋体" w:cs="Segoe UI"/>
-          <w:i w:val="0"/>
-          <w:iCs w:val="0"/>
-          <w:caps w:val="0"/>
-          <w:color w:val="92D050"/>
-          <w:spacing w:val="0"/>
-          <w:sz w:val="19"/>
-          <w:szCs w:val="19"/>
-          <w:shd w:val="clear" w:fill="000000"/>
-          <w:lang w:val="en-US" w:eastAsia="zh-CN"/>
-        </w:rPr>
-      </w:pPr>
-      <w:r>
-        <w:rPr>
-          <w:rFonts w:hint="eastAsia" w:ascii="Segoe UI" w:hAnsi="Segoe UI" w:eastAsia="宋体" w:cs="Segoe UI"/>
-          <w:i w:val="0"/>
-          <w:iCs w:val="0"/>
-          <w:caps w:val="0"/>
-          <w:color w:val="92D050"/>
-          <w:spacing w:val="0"/>
-          <w:sz w:val="19"/>
-          <w:szCs w:val="19"/>
-          <w:shd w:val="clear" w:fill="000000"/>
-          <w:lang w:val="en-US" w:eastAsia="zh-CN"/>
-        </w:rPr>
-        <w:t>请严格按照以下结构分类，不要自行分类，所有类型均为int，万分比使用时需要除以10000：</w:t>
+          <w:rFonts w:hint="eastAsia" w:ascii="Segoe UI" w:hAnsi="Segoe UI" w:eastAsia="宋体" w:cs="Segoe UI"/>
+          <w:i w:val="0"/>
+          <w:iCs w:val="0"/>
+          <w:caps w:val="0"/>
+          <w:color w:val="92D050"/>
+          <w:spacing w:val="0"/>
+          <w:sz w:val="19"/>
+          <w:szCs w:val="19"/>
+          <w:shd w:val="clear" w:fill="000000"/>
+          <w:lang w:val="en-US" w:eastAsia="zh-CN"/>
+        </w:rPr>
+      </w:pPr>
+      <w:r>
+        <w:rPr>
+          <w:rFonts w:hint="default" w:ascii="Segoe UI" w:hAnsi="Segoe UI" w:eastAsia="Segoe UI" w:cs="Segoe UI"/>
+          <w:i w:val="0"/>
+          <w:iCs w:val="0"/>
+          <w:caps w:val="0"/>
+          <w:color w:val="92D050"/>
+          <w:spacing w:val="0"/>
+          <w:sz w:val="19"/>
+          <w:szCs w:val="19"/>
+          <w:shd w:val="clear" w:fill="000000"/>
+        </w:rPr>
+        <w:t>攻击</w:t>
+      </w:r>
+      <w:r>
+        <w:rPr>
+          <w:rFonts w:hint="eastAsia" w:ascii="Segoe UI" w:hAnsi="Segoe UI" w:eastAsia="宋体" w:cs="Segoe UI"/>
+          <w:i w:val="0"/>
+          <w:iCs w:val="0"/>
+          <w:caps w:val="0"/>
+          <w:color w:val="92D050"/>
+          <w:spacing w:val="0"/>
+          <w:sz w:val="19"/>
+          <w:szCs w:val="19"/>
+          <w:shd w:val="clear" w:fill="000000"/>
+          <w:lang w:val="en-US" w:eastAsia="zh-CN"/>
+        </w:rPr>
+        <w:t>力：基础攻击值，非万分比;</w:t>
       </w:r>
     </w:p>
     <w:p>
@@ -2781,7 +3418,7 @@
           <w:shd w:val="clear" w:fill="000000"/>
           <w:lang w:val="en-US" w:eastAsia="zh-CN"/>
         </w:rPr>
-        <w:t>基础属性:</w:t>
+        <w:t>特殊属性:</w:t>
       </w:r>
     </w:p>
     <w:p>
@@ -2799,7 +3436,7 @@
         <w:shd w:val="clear" w:fill="000000"/>
         <w:ind w:left="0" w:firstLine="0"/>
         <w:rPr>
-          <w:rFonts w:hint="eastAsia" w:ascii="Segoe UI" w:hAnsi="Segoe UI" w:eastAsia="宋体" w:cs="Segoe UI"/>
+          <w:rFonts w:hint="default" w:ascii="Segoe UI" w:hAnsi="Segoe UI" w:eastAsia="宋体" w:cs="Segoe UI"/>
           <w:i w:val="0"/>
           <w:iCs w:val="0"/>
           <w:caps w:val="0"/>
@@ -2823,52 +3460,37 @@
           <w:szCs w:val="19"/>
           <w:shd w:val="clear" w:fill="000000"/>
         </w:rPr>
-        <w:t>生命</w:t>
-      </w:r>
-      <w:r>
-        <w:rPr>
-          <w:rFonts w:hint="eastAsia" w:ascii="Segoe UI" w:hAnsi="Segoe UI" w:eastAsia="宋体" w:cs="Segoe UI"/>
-          <w:i w:val="0"/>
-          <w:iCs w:val="0"/>
-          <w:caps w:val="0"/>
-          <w:color w:val="92D050"/>
-          <w:spacing w:val="0"/>
-          <w:sz w:val="19"/>
-          <w:szCs w:val="19"/>
-          <w:shd w:val="clear" w:fill="000000"/>
-          <w:lang w:val="en-US" w:eastAsia="zh-CN"/>
-        </w:rPr>
-        <w:t>值</w:t>
-      </w:r>
-      <w:r>
-        <w:rPr>
-          <w:rFonts w:hint="eastAsia" w:ascii="Segoe UI" w:hAnsi="Segoe UI" w:eastAsia="宋体" w:cs="Segoe UI"/>
-          <w:i w:val="0"/>
-          <w:iCs w:val="0"/>
-          <w:caps w:val="0"/>
-          <w:color w:val="92D050"/>
-          <w:spacing w:val="0"/>
-          <w:sz w:val="19"/>
-          <w:szCs w:val="19"/>
-          <w:shd w:val="clear" w:fill="000000"/>
-          <w:lang w:eastAsia="zh-CN"/>
-        </w:rPr>
-        <w:t>：</w:t>
-      </w:r>
-      <w:r>
-        <w:rPr>
-          <w:rFonts w:hint="eastAsia" w:ascii="Segoe UI" w:hAnsi="Segoe UI" w:eastAsia="宋体" w:cs="Segoe UI"/>
-          <w:i w:val="0"/>
-          <w:iCs w:val="0"/>
-          <w:caps w:val="0"/>
-          <w:color w:val="92D050"/>
-          <w:spacing w:val="0"/>
-          <w:sz w:val="19"/>
-          <w:szCs w:val="19"/>
-          <w:shd w:val="clear" w:fill="000000"/>
-          <w:lang w:val="en-US" w:eastAsia="zh-CN"/>
-        </w:rPr>
-        <w:t>基础生命值，非万分比;</w:t>
+        <w:t>火/冰/风/电/全属性伤害加成（5条）：增强对应伤害</w:t>
+      </w:r>
+      <w:r>
+        <w:rPr>
+          <w:rFonts w:hint="eastAsia" w:ascii="Segoe UI" w:hAnsi="Segoe UI" w:eastAsia="宋体" w:cs="Segoe UI"/>
+          <w:i w:val="0"/>
+          <w:iCs w:val="0"/>
+          <w:caps w:val="0"/>
+          <w:color w:val="92D050"/>
+          <w:spacing w:val="0"/>
+          <w:sz w:val="19"/>
+          <w:szCs w:val="19"/>
+          <w:shd w:val="clear" w:fill="000000"/>
+          <w:lang w:val="en-US" w:eastAsia="zh-CN"/>
+        </w:rPr>
+        <w:t>，万分比</w:t>
+      </w:r>
+      <w:r>
+        <w:rPr>
+          <w:rFonts w:hint="default" w:ascii="Segoe UI" w:hAnsi="Segoe UI" w:eastAsia="Segoe UI" w:cs="Segoe UI"/>
+          <w:i w:val="0"/>
+          <w:iCs w:val="0"/>
+          <w:caps w:val="0"/>
+          <w:color w:val="92D050"/>
+          <w:spacing w:val="0"/>
+          <w:sz w:val="19"/>
+          <w:szCs w:val="19"/>
+          <w:shd w:val="clear" w:fill="000000"/>
+          <w:lang w:val="en-US"/>
+        </w:rPr>
+        <w:t>;</w:t>
       </w:r>
     </w:p>
     <w:p>
@@ -2886,20 +3508,6 @@
         <w:shd w:val="clear" w:fill="000000"/>
         <w:ind w:left="0" w:firstLine="0"/>
         <w:rPr>
-          <w:rFonts w:hint="eastAsia" w:ascii="Segoe UI" w:hAnsi="Segoe UI" w:eastAsia="宋体" w:cs="Segoe UI"/>
-          <w:i w:val="0"/>
-          <w:iCs w:val="0"/>
-          <w:caps w:val="0"/>
-          <w:color w:val="92D050"/>
-          <w:spacing w:val="0"/>
-          <w:sz w:val="19"/>
-          <w:szCs w:val="19"/>
-          <w:shd w:val="clear" w:fill="000000"/>
-          <w:lang w:val="en-US" w:eastAsia="zh-CN"/>
-        </w:rPr>
-      </w:pPr>
-      <w:r>
-        <w:rPr>
           <w:rFonts w:hint="default" w:ascii="Segoe UI" w:hAnsi="Segoe UI" w:eastAsia="Segoe UI" w:cs="Segoe UI"/>
           <w:i w:val="0"/>
           <w:iCs w:val="0"/>
@@ -2909,23 +3517,52 @@
           <w:sz w:val="19"/>
           <w:szCs w:val="19"/>
           <w:shd w:val="clear" w:fill="000000"/>
-        </w:rPr>
-        <w:t>攻击</w:t>
-      </w:r>
-      <w:r>
-        <w:rPr>
-          <w:rFonts w:hint="eastAsia" w:ascii="Segoe UI" w:hAnsi="Segoe UI" w:eastAsia="宋体" w:cs="Segoe UI"/>
-          <w:i w:val="0"/>
-          <w:iCs w:val="0"/>
-          <w:caps w:val="0"/>
-          <w:color w:val="92D050"/>
-          <w:spacing w:val="0"/>
-          <w:sz w:val="19"/>
-          <w:szCs w:val="19"/>
-          <w:shd w:val="clear" w:fill="000000"/>
-          <w:lang w:val="en-US" w:eastAsia="zh-CN"/>
-        </w:rPr>
-        <w:t>力：基础攻击值，非万分比;</w:t>
+          <w:lang w:val="en-US"/>
+        </w:rPr>
+      </w:pPr>
+      <w:r>
+        <w:rPr>
+          <w:rFonts w:hint="default" w:ascii="Segoe UI" w:hAnsi="Segoe UI" w:eastAsia="Segoe UI" w:cs="Segoe UI"/>
+          <w:i w:val="0"/>
+          <w:iCs w:val="0"/>
+          <w:caps w:val="0"/>
+          <w:color w:val="92D050"/>
+          <w:spacing w:val="0"/>
+          <w:sz w:val="19"/>
+          <w:szCs w:val="19"/>
+          <w:shd w:val="clear" w:fill="000000"/>
+        </w:rPr>
+        <w:t>火/冰/风/电/全属性伤害减免（5条）：减免对应伤害</w:t>
+      </w:r>
+      <w:r>
+        <w:rPr>
+          <w:rFonts w:hint="eastAsia" w:ascii="Segoe UI" w:hAnsi="Segoe UI" w:eastAsia="宋体" w:cs="Segoe UI"/>
+          <w:i w:val="0"/>
+          <w:iCs w:val="0"/>
+          <w:caps w:val="0"/>
+          <w:color w:val="92D050"/>
+          <w:spacing w:val="0"/>
+          <w:sz w:val="19"/>
+          <w:szCs w:val="19"/>
+          <w:shd w:val="clear" w:fill="000000"/>
+          <w:lang w:val="en-US" w:eastAsia="zh-CN"/>
+        </w:rPr>
+        <w:t>，万分比</w:t>
+      </w:r>
+      <w:r>
+        <w:rPr>
+          <w:rFonts w:hint="default" w:ascii="Segoe UI" w:hAnsi="Segoe UI" w:eastAsia="Segoe UI" w:cs="Segoe UI"/>
+          <w:i w:val="0"/>
+          <w:iCs w:val="0"/>
+          <w:caps w:val="0"/>
+          <w:color w:val="92D050"/>
+          <w:spacing w:val="0"/>
+          <w:sz w:val="19"/>
+          <w:szCs w:val="19"/>
+          <w:shd w:val="clear" w:fill="000000"/>
+          <w:lang w:val="en-US"/>
+        </w:rPr>
+        <w:t>;</w:t>
       </w:r>
     </w:p>
     <w:p>
@@ -2943,32 +3580,61 @@
         <w:shd w:val="clear" w:fill="000000"/>
         <w:ind w:left="0" w:firstLine="0"/>
         <w:rPr>
-          <w:rFonts w:hint="default" w:ascii="Segoe UI" w:hAnsi="Segoe UI" w:eastAsia="宋体" w:cs="Segoe UI"/>
-          <w:i w:val="0"/>
-          <w:iCs w:val="0"/>
-          <w:caps w:val="0"/>
-          <w:color w:val="92D050"/>
-          <w:spacing w:val="0"/>
-          <w:sz w:val="19"/>
-          <w:szCs w:val="19"/>
-          <w:shd w:val="clear" w:fill="000000"/>
-          <w:lang w:val="en-US" w:eastAsia="zh-CN"/>
-        </w:rPr>
-      </w:pPr>
-      <w:r>
-        <w:rPr>
-          <w:rFonts w:hint="eastAsia" w:ascii="Segoe UI" w:hAnsi="Segoe UI" w:eastAsia="宋体" w:cs="Segoe UI"/>
-          <w:i w:val="0"/>
-          <w:iCs w:val="0"/>
-          <w:caps w:val="0"/>
-          <w:color w:val="92D050"/>
-          <w:spacing w:val="0"/>
-          <w:sz w:val="19"/>
-          <w:szCs w:val="19"/>
-          <w:shd w:val="clear" w:fill="000000"/>
-          <w:lang w:val="en-US" w:eastAsia="zh-CN"/>
-        </w:rPr>
-        <w:t>特殊属性:</w:t>
+          <w:rFonts w:hint="default" w:ascii="Segoe UI" w:hAnsi="Segoe UI" w:eastAsia="Segoe UI" w:cs="Segoe UI"/>
+          <w:i w:val="0"/>
+          <w:iCs w:val="0"/>
+          <w:caps w:val="0"/>
+          <w:color w:val="92D050"/>
+          <w:spacing w:val="0"/>
+          <w:sz w:val="19"/>
+          <w:szCs w:val="19"/>
+          <w:shd w:val="clear" w:fill="000000"/>
+          <w:lang w:val="en-US"/>
+        </w:rPr>
+      </w:pPr>
+      <w:r>
+        <w:rPr>
+          <w:rFonts w:hint="default" w:ascii="Segoe UI" w:hAnsi="Segoe UI" w:eastAsia="Segoe UI" w:cs="Segoe UI"/>
+          <w:i w:val="0"/>
+          <w:iCs w:val="0"/>
+          <w:caps w:val="0"/>
+          <w:color w:val="92D050"/>
+          <w:spacing w:val="0"/>
+          <w:sz w:val="19"/>
+          <w:szCs w:val="19"/>
+          <w:shd w:val="clear" w:fill="000000"/>
+        </w:rPr>
+        <w:t>生命百分比加成：基础生命值加成</w:t>
+      </w:r>
+      <w:r>
+        <w:rPr>
+          <w:rFonts w:hint="eastAsia" w:ascii="Segoe UI" w:hAnsi="Segoe UI" w:eastAsia="宋体" w:cs="Segoe UI"/>
+          <w:i w:val="0"/>
+          <w:iCs w:val="0"/>
+          <w:caps w:val="0"/>
+          <w:color w:val="92D050"/>
+          <w:spacing w:val="0"/>
+          <w:sz w:val="19"/>
+          <w:szCs w:val="19"/>
+          <w:shd w:val="clear" w:fill="000000"/>
+          <w:lang w:val="en-US" w:eastAsia="zh-CN"/>
+        </w:rPr>
+        <w:t>，万分比</w:t>
+      </w:r>
+      <w:r>
+        <w:rPr>
+          <w:rFonts w:hint="default" w:ascii="Segoe UI" w:hAnsi="Segoe UI" w:eastAsia="Segoe UI" w:cs="Segoe UI"/>
+          <w:i w:val="0"/>
+          <w:iCs w:val="0"/>
+          <w:caps w:val="0"/>
+          <w:color w:val="92D050"/>
+          <w:spacing w:val="0"/>
+          <w:sz w:val="19"/>
+          <w:szCs w:val="19"/>
+          <w:shd w:val="clear" w:fill="000000"/>
+          <w:lang w:val="en-US"/>
+        </w:rPr>
+        <w:t>;</w:t>
       </w:r>
     </w:p>
     <w:p>
@@ -2986,20 +3652,6 @@
         <w:shd w:val="clear" w:fill="000000"/>
         <w:ind w:left="0" w:firstLine="0"/>
         <w:rPr>
-          <w:rFonts w:hint="default" w:ascii="Segoe UI" w:hAnsi="Segoe UI" w:eastAsia="宋体" w:cs="Segoe UI"/>
-          <w:i w:val="0"/>
-          <w:iCs w:val="0"/>
-          <w:caps w:val="0"/>
-          <w:color w:val="92D050"/>
-          <w:spacing w:val="0"/>
-          <w:sz w:val="19"/>
-          <w:szCs w:val="19"/>
-          <w:shd w:val="clear" w:fill="000000"/>
-          <w:lang w:val="en-US" w:eastAsia="zh-CN"/>
-        </w:rPr>
-      </w:pPr>
-      <w:r>
-        <w:rPr>
           <w:rFonts w:hint="default" w:ascii="Segoe UI" w:hAnsi="Segoe UI" w:eastAsia="Segoe UI" w:cs="Segoe UI"/>
           <w:i w:val="0"/>
           <w:iCs w:val="0"/>
@@ -3009,8 +3661,22 @@
           <w:sz w:val="19"/>
           <w:szCs w:val="19"/>
           <w:shd w:val="clear" w:fill="000000"/>
-        </w:rPr>
-        <w:t>火/冰/风/电/全属性伤害加成（5条）：增强对应伤害</w:t>
+          <w:lang w:val="en-US"/>
+        </w:rPr>
+      </w:pPr>
+      <w:r>
+        <w:rPr>
+          <w:rFonts w:hint="default" w:ascii="Segoe UI" w:hAnsi="Segoe UI" w:eastAsia="Segoe UI" w:cs="Segoe UI"/>
+          <w:i w:val="0"/>
+          <w:iCs w:val="0"/>
+          <w:caps w:val="0"/>
+          <w:color w:val="92D050"/>
+          <w:spacing w:val="0"/>
+          <w:sz w:val="19"/>
+          <w:szCs w:val="19"/>
+          <w:shd w:val="clear" w:fill="000000"/>
+        </w:rPr>
+        <w:t>攻击百分比加成：基础攻击力加成</w:t>
       </w:r>
       <w:r>
         <w:rPr>
@@ -3082,7 +3748,7 @@
           <w:szCs w:val="19"/>
           <w:shd w:val="clear" w:fill="000000"/>
         </w:rPr>
-        <w:t>火/冰/风/电/全属性伤害减免（5条）：减免对应伤害</w:t>
+        <w:t>对首领伤害：对boss单位增伤</w:t>
       </w:r>
       <w:r>
         <w:rPr>
@@ -3154,7 +3820,7 @@
           <w:szCs w:val="19"/>
           <w:shd w:val="clear" w:fill="000000"/>
         </w:rPr>
-        <w:t>生命百分比加成：基础生命值加成</w:t>
+        <w:t>对精英伤害：对精英单位增伤</w:t>
       </w:r>
       <w:r>
         <w:rPr>
@@ -3202,6 +3868,20 @@
         <w:shd w:val="clear" w:fill="000000"/>
         <w:ind w:left="0" w:firstLine="0"/>
         <w:rPr>
+          <w:rFonts w:hint="default" w:ascii="Segoe UI" w:hAnsi="Segoe UI" w:eastAsia="宋体" w:cs="Segoe UI"/>
+          <w:i w:val="0"/>
+          <w:iCs w:val="0"/>
+          <w:caps w:val="0"/>
+          <w:color w:val="92D050"/>
+          <w:spacing w:val="0"/>
+          <w:sz w:val="19"/>
+          <w:szCs w:val="19"/>
+          <w:shd w:val="clear" w:fill="000000"/>
+          <w:lang w:val="en-US" w:eastAsia="zh-CN"/>
+        </w:rPr>
+      </w:pPr>
+      <w:r>
+        <w:rPr>
           <w:rFonts w:hint="default" w:ascii="Segoe UI" w:hAnsi="Segoe UI" w:eastAsia="Segoe UI" w:cs="Segoe UI"/>
           <w:i w:val="0"/>
           <w:iCs w:val="0"/>
@@ -3211,50 +3891,81 @@
           <w:sz w:val="19"/>
           <w:szCs w:val="19"/>
           <w:shd w:val="clear" w:fill="000000"/>
-          <w:lang w:val="en-US"/>
-        </w:rPr>
-      </w:pPr>
-      <w:r>
-        <w:rPr>
-          <w:rFonts w:hint="default" w:ascii="Segoe UI" w:hAnsi="Segoe UI" w:eastAsia="Segoe UI" w:cs="Segoe UI"/>
-          <w:i w:val="0"/>
-          <w:iCs w:val="0"/>
-          <w:caps w:val="0"/>
-          <w:color w:val="92D050"/>
-          <w:spacing w:val="0"/>
-          <w:sz w:val="19"/>
-          <w:szCs w:val="19"/>
-          <w:shd w:val="clear" w:fill="000000"/>
-        </w:rPr>
-        <w:t>攻击百分比加成：基础攻击力加成</w:t>
-      </w:r>
-      <w:r>
-        <w:rPr>
-          <w:rFonts w:hint="eastAsia" w:ascii="Segoe UI" w:hAnsi="Segoe UI" w:eastAsia="宋体" w:cs="Segoe UI"/>
-          <w:i w:val="0"/>
-          <w:iCs w:val="0"/>
-          <w:caps w:val="0"/>
-          <w:color w:val="92D050"/>
-          <w:spacing w:val="0"/>
-          <w:sz w:val="19"/>
-          <w:szCs w:val="19"/>
-          <w:shd w:val="clear" w:fill="000000"/>
-          <w:lang w:val="en-US" w:eastAsia="zh-CN"/>
-        </w:rPr>
-        <w:t>，万分比</w:t>
-      </w:r>
-      <w:r>
-        <w:rPr>
-          <w:rFonts w:hint="default" w:ascii="Segoe UI" w:hAnsi="Segoe UI" w:eastAsia="Segoe UI" w:cs="Segoe UI"/>
-          <w:i w:val="0"/>
-          <w:iCs w:val="0"/>
-          <w:caps w:val="0"/>
-          <w:color w:val="92D050"/>
-          <w:spacing w:val="0"/>
-          <w:sz w:val="19"/>
-          <w:szCs w:val="19"/>
-          <w:shd w:val="clear" w:fill="000000"/>
-          <w:lang w:val="en-US"/>
+        </w:rPr>
+        <w:t>护盾值：进入战斗时，获得的护盾值</w:t>
+      </w:r>
+      <w:r>
+        <w:rPr>
+          <w:rFonts w:hint="eastAsia" w:ascii="Segoe UI" w:hAnsi="Segoe UI" w:eastAsia="宋体" w:cs="Segoe UI"/>
+          <w:i w:val="0"/>
+          <w:iCs w:val="0"/>
+          <w:caps w:val="0"/>
+          <w:color w:val="92D050"/>
+          <w:spacing w:val="0"/>
+          <w:sz w:val="19"/>
+          <w:szCs w:val="19"/>
+          <w:shd w:val="clear" w:fill="000000"/>
+          <w:lang w:eastAsia="zh-CN"/>
+        </w:rPr>
+        <w:t>（</w:t>
+      </w:r>
+      <w:r>
+        <w:rPr>
+          <w:rFonts w:hint="eastAsia" w:ascii="Segoe UI" w:hAnsi="Segoe UI" w:eastAsia="宋体" w:cs="Segoe UI"/>
+          <w:i w:val="0"/>
+          <w:iCs w:val="0"/>
+          <w:caps w:val="0"/>
+          <w:color w:val="92D050"/>
+          <w:spacing w:val="0"/>
+          <w:sz w:val="19"/>
+          <w:szCs w:val="19"/>
+          <w:shd w:val="clear" w:fill="000000"/>
+          <w:lang w:val="en-US" w:eastAsia="zh-CN"/>
+        </w:rPr>
+        <w:t>护盾最大值等同于最大生命值</w:t>
+      </w:r>
+      <w:r>
+        <w:rPr>
+          <w:rFonts w:hint="eastAsia" w:ascii="Segoe UI" w:hAnsi="Segoe UI" w:eastAsia="宋体" w:cs="Segoe UI"/>
+          <w:i w:val="0"/>
+          <w:iCs w:val="0"/>
+          <w:caps w:val="0"/>
+          <w:color w:val="92D050"/>
+          <w:spacing w:val="0"/>
+          <w:sz w:val="19"/>
+          <w:szCs w:val="19"/>
+          <w:shd w:val="clear" w:fill="000000"/>
+          <w:lang w:eastAsia="zh-CN"/>
+        </w:rPr>
+        <w:t>）</w:t>
+      </w:r>
+      <w:r>
+        <w:rPr>
+          <w:rFonts w:hint="eastAsia" w:ascii="Segoe UI" w:hAnsi="Segoe UI" w:eastAsia="宋体" w:cs="Segoe UI"/>
+          <w:i w:val="0"/>
+          <w:iCs w:val="0"/>
+          <w:caps w:val="0"/>
+          <w:color w:val="92D050"/>
+          <w:spacing w:val="0"/>
+          <w:sz w:val="19"/>
+          <w:szCs w:val="19"/>
+          <w:shd w:val="clear" w:fill="000000"/>
+          <w:lang w:val="en-US" w:eastAsia="zh-CN"/>
+        </w:rPr>
+        <w:t>，非万分比</w:t>
+      </w:r>
+      <w:r>
+        <w:rPr>
+          <w:rFonts w:hint="default" w:ascii="Segoe UI" w:hAnsi="Segoe UI" w:eastAsia="宋体" w:cs="Segoe UI"/>
+          <w:i w:val="0"/>
+          <w:iCs w:val="0"/>
+          <w:caps w:val="0"/>
+          <w:color w:val="92D050"/>
+          <w:spacing w:val="0"/>
+          <w:sz w:val="19"/>
+          <w:szCs w:val="19"/>
+          <w:shd w:val="clear" w:fill="000000"/>
+          <w:lang w:val="en-US" w:eastAsia="zh-CN"/>
         </w:rPr>
         <w:t>;</w:t>
       </w:r>
@@ -3274,6 +3985,20 @@
         <w:shd w:val="clear" w:fill="000000"/>
         <w:ind w:left="0" w:firstLine="0"/>
         <w:rPr>
+          <w:rFonts w:hint="default" w:ascii="Segoe UI" w:hAnsi="Segoe UI" w:eastAsia="宋体" w:cs="Segoe UI"/>
+          <w:i w:val="0"/>
+          <w:iCs w:val="0"/>
+          <w:caps w:val="0"/>
+          <w:color w:val="92D050"/>
+          <w:spacing w:val="0"/>
+          <w:sz w:val="19"/>
+          <w:szCs w:val="19"/>
+          <w:shd w:val="clear" w:fill="000000"/>
+          <w:lang w:val="en-US" w:eastAsia="zh-CN"/>
+        </w:rPr>
+      </w:pPr>
+      <w:r>
+        <w:rPr>
           <w:rFonts w:hint="default" w:ascii="Segoe UI" w:hAnsi="Segoe UI" w:eastAsia="Segoe UI" w:cs="Segoe UI"/>
           <w:i w:val="0"/>
           <w:iCs w:val="0"/>
@@ -3283,50 +4008,51 @@
           <w:sz w:val="19"/>
           <w:szCs w:val="19"/>
           <w:shd w:val="clear" w:fill="000000"/>
-          <w:lang w:val="en-US"/>
-        </w:rPr>
-      </w:pPr>
-      <w:r>
-        <w:rPr>
-          <w:rFonts w:hint="default" w:ascii="Segoe UI" w:hAnsi="Segoe UI" w:eastAsia="Segoe UI" w:cs="Segoe UI"/>
-          <w:i w:val="0"/>
-          <w:iCs w:val="0"/>
-          <w:caps w:val="0"/>
-          <w:color w:val="92D050"/>
-          <w:spacing w:val="0"/>
-          <w:sz w:val="19"/>
-          <w:szCs w:val="19"/>
-          <w:shd w:val="clear" w:fill="000000"/>
-        </w:rPr>
-        <w:t>对首领伤害：对boss单位增伤</w:t>
-      </w:r>
-      <w:r>
-        <w:rPr>
-          <w:rFonts w:hint="eastAsia" w:ascii="Segoe UI" w:hAnsi="Segoe UI" w:eastAsia="宋体" w:cs="Segoe UI"/>
-          <w:i w:val="0"/>
-          <w:iCs w:val="0"/>
-          <w:caps w:val="0"/>
-          <w:color w:val="92D050"/>
-          <w:spacing w:val="0"/>
-          <w:sz w:val="19"/>
-          <w:szCs w:val="19"/>
-          <w:shd w:val="clear" w:fill="000000"/>
-          <w:lang w:val="en-US" w:eastAsia="zh-CN"/>
-        </w:rPr>
-        <w:t>，万分比</w:t>
-      </w:r>
-      <w:r>
-        <w:rPr>
-          <w:rFonts w:hint="default" w:ascii="Segoe UI" w:hAnsi="Segoe UI" w:eastAsia="Segoe UI" w:cs="Segoe UI"/>
-          <w:i w:val="0"/>
-          <w:iCs w:val="0"/>
-          <w:caps w:val="0"/>
-          <w:color w:val="92D050"/>
-          <w:spacing w:val="0"/>
-          <w:sz w:val="19"/>
-          <w:szCs w:val="19"/>
-          <w:shd w:val="clear" w:fill="000000"/>
-          <w:lang w:val="en-US"/>
+        </w:rPr>
+        <w:t>暴击率</w:t>
+      </w:r>
+      <w:r>
+        <w:rPr>
+          <w:rFonts w:hint="eastAsia" w:ascii="Segoe UI" w:hAnsi="Segoe UI" w:eastAsia="宋体" w:cs="Segoe UI"/>
+          <w:i w:val="0"/>
+          <w:iCs w:val="0"/>
+          <w:caps w:val="0"/>
+          <w:color w:val="92D050"/>
+          <w:spacing w:val="0"/>
+          <w:sz w:val="19"/>
+          <w:szCs w:val="19"/>
+          <w:shd w:val="clear" w:fill="000000"/>
+          <w:lang w:eastAsia="zh-CN"/>
+        </w:rPr>
+        <w:t>：</w:t>
+      </w:r>
+      <w:r>
+        <w:rPr>
+          <w:rFonts w:hint="eastAsia" w:ascii="Segoe UI" w:hAnsi="Segoe UI" w:eastAsia="宋体" w:cs="Segoe UI"/>
+          <w:i w:val="0"/>
+          <w:iCs w:val="0"/>
+          <w:caps w:val="0"/>
+          <w:color w:val="92D050"/>
+          <w:spacing w:val="0"/>
+          <w:sz w:val="19"/>
+          <w:szCs w:val="19"/>
+          <w:shd w:val="clear" w:fill="000000"/>
+          <w:lang w:val="en-US" w:eastAsia="zh-CN"/>
+        </w:rPr>
+        <w:t>伤害暴击的概率，万分比</w:t>
+      </w:r>
+      <w:r>
+        <w:rPr>
+          <w:rFonts w:hint="default" w:ascii="Segoe UI" w:hAnsi="Segoe UI" w:eastAsia="宋体" w:cs="Segoe UI"/>
+          <w:i w:val="0"/>
+          <w:iCs w:val="0"/>
+          <w:caps w:val="0"/>
+          <w:color w:val="92D050"/>
+          <w:spacing w:val="0"/>
+          <w:sz w:val="19"/>
+          <w:szCs w:val="19"/>
+          <w:shd w:val="clear" w:fill="000000"/>
+          <w:lang w:val="en-US" w:eastAsia="zh-CN"/>
         </w:rPr>
         <w:t>;</w:t>
       </w:r>
@@ -3346,6 +4072,20 @@
         <w:shd w:val="clear" w:fill="000000"/>
         <w:ind w:left="0" w:firstLine="0"/>
         <w:rPr>
+          <w:rFonts w:hint="default" w:ascii="Segoe UI" w:hAnsi="Segoe UI" w:eastAsia="宋体" w:cs="Segoe UI"/>
+          <w:i w:val="0"/>
+          <w:iCs w:val="0"/>
+          <w:caps w:val="0"/>
+          <w:color w:val="92D050"/>
+          <w:spacing w:val="0"/>
+          <w:sz w:val="19"/>
+          <w:szCs w:val="19"/>
+          <w:shd w:val="clear" w:fill="000000"/>
+          <w:lang w:val="en-US" w:eastAsia="zh-CN"/>
+        </w:rPr>
+      </w:pPr>
+      <w:r>
+        <w:rPr>
           <w:rFonts w:hint="default" w:ascii="Segoe UI" w:hAnsi="Segoe UI" w:eastAsia="Segoe UI" w:cs="Segoe UI"/>
           <w:i w:val="0"/>
           <w:iCs w:val="0"/>
@@ -3355,50 +4095,51 @@
           <w:sz w:val="19"/>
           <w:szCs w:val="19"/>
           <w:shd w:val="clear" w:fill="000000"/>
-          <w:lang w:val="en-US"/>
-        </w:rPr>
-      </w:pPr>
-      <w:r>
-        <w:rPr>
-          <w:rFonts w:hint="default" w:ascii="Segoe UI" w:hAnsi="Segoe UI" w:eastAsia="Segoe UI" w:cs="Segoe UI"/>
-          <w:i w:val="0"/>
-          <w:iCs w:val="0"/>
-          <w:caps w:val="0"/>
-          <w:color w:val="92D050"/>
-          <w:spacing w:val="0"/>
-          <w:sz w:val="19"/>
-          <w:szCs w:val="19"/>
-          <w:shd w:val="clear" w:fill="000000"/>
-        </w:rPr>
-        <w:t>对精英伤害：对精英单位增伤</w:t>
-      </w:r>
-      <w:r>
-        <w:rPr>
-          <w:rFonts w:hint="eastAsia" w:ascii="Segoe UI" w:hAnsi="Segoe UI" w:eastAsia="宋体" w:cs="Segoe UI"/>
-          <w:i w:val="0"/>
-          <w:iCs w:val="0"/>
-          <w:caps w:val="0"/>
-          <w:color w:val="92D050"/>
-          <w:spacing w:val="0"/>
-          <w:sz w:val="19"/>
-          <w:szCs w:val="19"/>
-          <w:shd w:val="clear" w:fill="000000"/>
-          <w:lang w:val="en-US" w:eastAsia="zh-CN"/>
-        </w:rPr>
-        <w:t>，万分比</w:t>
-      </w:r>
-      <w:r>
-        <w:rPr>
-          <w:rFonts w:hint="default" w:ascii="Segoe UI" w:hAnsi="Segoe UI" w:eastAsia="Segoe UI" w:cs="Segoe UI"/>
-          <w:i w:val="0"/>
-          <w:iCs w:val="0"/>
-          <w:caps w:val="0"/>
-          <w:color w:val="92D050"/>
-          <w:spacing w:val="0"/>
-          <w:sz w:val="19"/>
-          <w:szCs w:val="19"/>
-          <w:shd w:val="clear" w:fill="000000"/>
-          <w:lang w:val="en-US"/>
+        </w:rPr>
+        <w:t>暴击伤害</w:t>
+      </w:r>
+      <w:r>
+        <w:rPr>
+          <w:rFonts w:hint="eastAsia" w:ascii="Segoe UI" w:hAnsi="Segoe UI" w:eastAsia="宋体" w:cs="Segoe UI"/>
+          <w:i w:val="0"/>
+          <w:iCs w:val="0"/>
+          <w:caps w:val="0"/>
+          <w:color w:val="92D050"/>
+          <w:spacing w:val="0"/>
+          <w:sz w:val="19"/>
+          <w:szCs w:val="19"/>
+          <w:shd w:val="clear" w:fill="000000"/>
+          <w:lang w:eastAsia="zh-CN"/>
+        </w:rPr>
+        <w:t>：</w:t>
+      </w:r>
+      <w:r>
+        <w:rPr>
+          <w:rFonts w:hint="eastAsia" w:ascii="Segoe UI" w:hAnsi="Segoe UI" w:eastAsia="宋体" w:cs="Segoe UI"/>
+          <w:i w:val="0"/>
+          <w:iCs w:val="0"/>
+          <w:caps w:val="0"/>
+          <w:color w:val="92D050"/>
+          <w:spacing w:val="0"/>
+          <w:sz w:val="19"/>
+          <w:szCs w:val="19"/>
+          <w:shd w:val="clear" w:fill="000000"/>
+          <w:lang w:val="en-US" w:eastAsia="zh-CN"/>
+        </w:rPr>
+        <w:t>伤害暴击时的增伤，万分比</w:t>
+      </w:r>
+      <w:r>
+        <w:rPr>
+          <w:rFonts w:hint="default" w:ascii="Segoe UI" w:hAnsi="Segoe UI" w:eastAsia="宋体" w:cs="Segoe UI"/>
+          <w:i w:val="0"/>
+          <w:iCs w:val="0"/>
+          <w:caps w:val="0"/>
+          <w:color w:val="92D050"/>
+          <w:spacing w:val="0"/>
+          <w:sz w:val="19"/>
+          <w:szCs w:val="19"/>
+          <w:shd w:val="clear" w:fill="000000"/>
+          <w:lang w:val="en-US" w:eastAsia="zh-CN"/>
         </w:rPr>
         <w:t>;</w:t>
       </w:r>
@@ -3418,20 +4159,6 @@
         <w:shd w:val="clear" w:fill="000000"/>
         <w:ind w:left="0" w:firstLine="0"/>
         <w:rPr>
-          <w:rFonts w:hint="default" w:ascii="Segoe UI" w:hAnsi="Segoe UI" w:eastAsia="宋体" w:cs="Segoe UI"/>
-          <w:i w:val="0"/>
-          <w:iCs w:val="0"/>
-          <w:caps w:val="0"/>
-          <w:color w:val="92D050"/>
-          <w:spacing w:val="0"/>
-          <w:sz w:val="19"/>
-          <w:szCs w:val="19"/>
-          <w:shd w:val="clear" w:fill="000000"/>
-          <w:lang w:val="en-US" w:eastAsia="zh-CN"/>
-        </w:rPr>
-      </w:pPr>
-      <w:r>
-        <w:rPr>
           <w:rFonts w:hint="default" w:ascii="Segoe UI" w:hAnsi="Segoe UI" w:eastAsia="Segoe UI" w:cs="Segoe UI"/>
           <w:i w:val="0"/>
           <w:iCs w:val="0"/>
@@ -3441,81 +4168,50 @@
           <w:sz w:val="19"/>
           <w:szCs w:val="19"/>
           <w:shd w:val="clear" w:fill="000000"/>
-        </w:rPr>
-        <w:t>护盾值：进入战斗时，获得的护盾值</w:t>
-      </w:r>
-      <w:r>
-        <w:rPr>
-          <w:rFonts w:hint="eastAsia" w:ascii="Segoe UI" w:hAnsi="Segoe UI" w:eastAsia="宋体" w:cs="Segoe UI"/>
-          <w:i w:val="0"/>
-          <w:iCs w:val="0"/>
-          <w:caps w:val="0"/>
-          <w:color w:val="92D050"/>
-          <w:spacing w:val="0"/>
-          <w:sz w:val="19"/>
-          <w:szCs w:val="19"/>
-          <w:shd w:val="clear" w:fill="000000"/>
-          <w:lang w:eastAsia="zh-CN"/>
-        </w:rPr>
-        <w:t>（</w:t>
-      </w:r>
-      <w:r>
-        <w:rPr>
-          <w:rFonts w:hint="eastAsia" w:ascii="Segoe UI" w:hAnsi="Segoe UI" w:eastAsia="宋体" w:cs="Segoe UI"/>
-          <w:i w:val="0"/>
-          <w:iCs w:val="0"/>
-          <w:caps w:val="0"/>
-          <w:color w:val="92D050"/>
-          <w:spacing w:val="0"/>
-          <w:sz w:val="19"/>
-          <w:szCs w:val="19"/>
-          <w:shd w:val="clear" w:fill="000000"/>
-          <w:lang w:val="en-US" w:eastAsia="zh-CN"/>
-        </w:rPr>
-        <w:t>护盾最大值等同于最大生命值</w:t>
-      </w:r>
-      <w:r>
-        <w:rPr>
-          <w:rFonts w:hint="eastAsia" w:ascii="Segoe UI" w:hAnsi="Segoe UI" w:eastAsia="宋体" w:cs="Segoe UI"/>
-          <w:i w:val="0"/>
-          <w:iCs w:val="0"/>
-          <w:caps w:val="0"/>
-          <w:color w:val="92D050"/>
-          <w:spacing w:val="0"/>
-          <w:sz w:val="19"/>
-          <w:szCs w:val="19"/>
-          <w:shd w:val="clear" w:fill="000000"/>
-          <w:lang w:eastAsia="zh-CN"/>
-        </w:rPr>
-        <w:t>）</w:t>
-      </w:r>
-      <w:r>
-        <w:rPr>
-          <w:rFonts w:hint="eastAsia" w:ascii="Segoe UI" w:hAnsi="Segoe UI" w:eastAsia="宋体" w:cs="Segoe UI"/>
-          <w:i w:val="0"/>
-          <w:iCs w:val="0"/>
-          <w:caps w:val="0"/>
-          <w:color w:val="92D050"/>
-          <w:spacing w:val="0"/>
-          <w:sz w:val="19"/>
-          <w:szCs w:val="19"/>
-          <w:shd w:val="clear" w:fill="000000"/>
-          <w:lang w:val="en-US" w:eastAsia="zh-CN"/>
-        </w:rPr>
-        <w:t>，非万分比</w:t>
-      </w:r>
-      <w:r>
-        <w:rPr>
-          <w:rFonts w:hint="default" w:ascii="Segoe UI" w:hAnsi="Segoe UI" w:eastAsia="宋体" w:cs="Segoe UI"/>
-          <w:i w:val="0"/>
-          <w:iCs w:val="0"/>
-          <w:caps w:val="0"/>
-          <w:color w:val="92D050"/>
-          <w:spacing w:val="0"/>
-          <w:sz w:val="19"/>
-          <w:szCs w:val="19"/>
-          <w:shd w:val="clear" w:fill="000000"/>
-          <w:lang w:val="en-US" w:eastAsia="zh-CN"/>
+          <w:lang w:val="en-US"/>
+        </w:rPr>
+      </w:pPr>
+      <w:r>
+        <w:rPr>
+          <w:rFonts w:hint="default" w:ascii="Segoe UI" w:hAnsi="Segoe UI" w:eastAsia="Segoe UI" w:cs="Segoe UI"/>
+          <w:i w:val="0"/>
+          <w:iCs w:val="0"/>
+          <w:caps w:val="0"/>
+          <w:color w:val="92D050"/>
+          <w:spacing w:val="0"/>
+          <w:sz w:val="19"/>
+          <w:szCs w:val="19"/>
+          <w:shd w:val="clear" w:fill="000000"/>
+        </w:rPr>
+        <w:t>暴击抵抗：抵抗暴击</w:t>
+      </w:r>
+      <w:r>
+        <w:rPr>
+          <w:rFonts w:hint="eastAsia" w:ascii="Segoe UI" w:hAnsi="Segoe UI" w:eastAsia="宋体" w:cs="Segoe UI"/>
+          <w:i w:val="0"/>
+          <w:iCs w:val="0"/>
+          <w:caps w:val="0"/>
+          <w:color w:val="92D050"/>
+          <w:spacing w:val="0"/>
+          <w:sz w:val="19"/>
+          <w:szCs w:val="19"/>
+          <w:shd w:val="clear" w:fill="000000"/>
+          <w:lang w:val="en-US" w:eastAsia="zh-CN"/>
+        </w:rPr>
+        <w:t>，万分比</w:t>
+      </w:r>
+      <w:r>
+        <w:rPr>
+          <w:rFonts w:hint="default" w:ascii="Segoe UI" w:hAnsi="Segoe UI" w:eastAsia="Segoe UI" w:cs="Segoe UI"/>
+          <w:i w:val="0"/>
+          <w:iCs w:val="0"/>
+          <w:caps w:val="0"/>
+          <w:color w:val="92D050"/>
+          <w:spacing w:val="0"/>
+          <w:sz w:val="19"/>
+          <w:szCs w:val="19"/>
+          <w:shd w:val="clear" w:fill="000000"/>
+          <w:lang w:val="en-US"/>
         </w:rPr>
         <w:t>;</w:t>
       </w:r>
@@ -3535,20 +4231,6 @@
         <w:shd w:val="clear" w:fill="000000"/>
         <w:ind w:left="0" w:firstLine="0"/>
         <w:rPr>
-          <w:rFonts w:hint="default" w:ascii="Segoe UI" w:hAnsi="Segoe UI" w:eastAsia="宋体" w:cs="Segoe UI"/>
-          <w:i w:val="0"/>
-          <w:iCs w:val="0"/>
-          <w:caps w:val="0"/>
-          <w:color w:val="92D050"/>
-          <w:spacing w:val="0"/>
-          <w:sz w:val="19"/>
-          <w:szCs w:val="19"/>
-          <w:shd w:val="clear" w:fill="000000"/>
-          <w:lang w:val="en-US" w:eastAsia="zh-CN"/>
-        </w:rPr>
-      </w:pPr>
-      <w:r>
-        <w:rPr>
           <w:rFonts w:hint="default" w:ascii="Segoe UI" w:hAnsi="Segoe UI" w:eastAsia="Segoe UI" w:cs="Segoe UI"/>
           <w:i w:val="0"/>
           <w:iCs w:val="0"/>
@@ -3558,51 +4240,50 @@
           <w:sz w:val="19"/>
           <w:szCs w:val="19"/>
           <w:shd w:val="clear" w:fill="000000"/>
-        </w:rPr>
-        <w:t>暴击率</w:t>
-      </w:r>
-      <w:r>
-        <w:rPr>
-          <w:rFonts w:hint="eastAsia" w:ascii="Segoe UI" w:hAnsi="Segoe UI" w:eastAsia="宋体" w:cs="Segoe UI"/>
-          <w:i w:val="0"/>
-          <w:iCs w:val="0"/>
-          <w:caps w:val="0"/>
-          <w:color w:val="92D050"/>
-          <w:spacing w:val="0"/>
-          <w:sz w:val="19"/>
-          <w:szCs w:val="19"/>
-          <w:shd w:val="clear" w:fill="000000"/>
-          <w:lang w:eastAsia="zh-CN"/>
-        </w:rPr>
-        <w:t>：</w:t>
-      </w:r>
-      <w:r>
-        <w:rPr>
-          <w:rFonts w:hint="eastAsia" w:ascii="Segoe UI" w:hAnsi="Segoe UI" w:eastAsia="宋体" w:cs="Segoe UI"/>
-          <w:i w:val="0"/>
-          <w:iCs w:val="0"/>
-          <w:caps w:val="0"/>
-          <w:color w:val="92D050"/>
-          <w:spacing w:val="0"/>
-          <w:sz w:val="19"/>
-          <w:szCs w:val="19"/>
-          <w:shd w:val="clear" w:fill="000000"/>
-          <w:lang w:val="en-US" w:eastAsia="zh-CN"/>
-        </w:rPr>
-        <w:t>伤害暴击的概率，万分比</w:t>
-      </w:r>
-      <w:r>
-        <w:rPr>
-          <w:rFonts w:hint="default" w:ascii="Segoe UI" w:hAnsi="Segoe UI" w:eastAsia="宋体" w:cs="Segoe UI"/>
-          <w:i w:val="0"/>
-          <w:iCs w:val="0"/>
-          <w:caps w:val="0"/>
-          <w:color w:val="92D050"/>
-          <w:spacing w:val="0"/>
-          <w:sz w:val="19"/>
-          <w:szCs w:val="19"/>
-          <w:shd w:val="clear" w:fill="000000"/>
-          <w:lang w:val="en-US" w:eastAsia="zh-CN"/>
+          <w:lang w:val="en-US"/>
+        </w:rPr>
+      </w:pPr>
+      <w:r>
+        <w:rPr>
+          <w:rFonts w:hint="default" w:ascii="Segoe UI" w:hAnsi="Segoe UI" w:eastAsia="Segoe UI" w:cs="Segoe UI"/>
+          <w:i w:val="0"/>
+          <w:iCs w:val="0"/>
+          <w:caps w:val="0"/>
+          <w:color w:val="92D050"/>
+          <w:spacing w:val="0"/>
+          <w:sz w:val="19"/>
+          <w:szCs w:val="19"/>
+          <w:shd w:val="clear" w:fill="000000"/>
+        </w:rPr>
+        <w:t>暴击伤害抵抗：抵抗暴击伤害</w:t>
+      </w:r>
+      <w:r>
+        <w:rPr>
+          <w:rFonts w:hint="eastAsia" w:ascii="Segoe UI" w:hAnsi="Segoe UI" w:eastAsia="宋体" w:cs="Segoe UI"/>
+          <w:i w:val="0"/>
+          <w:iCs w:val="0"/>
+          <w:caps w:val="0"/>
+          <w:color w:val="92D050"/>
+          <w:spacing w:val="0"/>
+          <w:sz w:val="19"/>
+          <w:szCs w:val="19"/>
+          <w:shd w:val="clear" w:fill="000000"/>
+          <w:lang w:val="en-US" w:eastAsia="zh-CN"/>
+        </w:rPr>
+        <w:t>，万分比</w:t>
+      </w:r>
+      <w:r>
+        <w:rPr>
+          <w:rFonts w:hint="default" w:ascii="Segoe UI" w:hAnsi="Segoe UI" w:eastAsia="Segoe UI" w:cs="Segoe UI"/>
+          <w:i w:val="0"/>
+          <w:iCs w:val="0"/>
+          <w:caps w:val="0"/>
+          <w:color w:val="92D050"/>
+          <w:spacing w:val="0"/>
+          <w:sz w:val="19"/>
+          <w:szCs w:val="19"/>
+          <w:shd w:val="clear" w:fill="000000"/>
+          <w:lang w:val="en-US"/>
         </w:rPr>
         <w:t>;</w:t>
       </w:r>
@@ -3646,7 +4327,7 @@
           <w:szCs w:val="19"/>
           <w:shd w:val="clear" w:fill="000000"/>
         </w:rPr>
-        <w:t>暴击伤害</w:t>
+        <w:t>命中率</w:t>
       </w:r>
       <w:r>
         <w:rPr>
@@ -3676,7 +4357,7 @@
           <w:shd w:val="clear" w:fill="000000"/>
           <w:lang w:val="en-US" w:eastAsia="zh-CN"/>
         </w:rPr>
-        <w:t>伤害暴击时的增伤，万分比</w:t>
+        <w:t>攻击的命中概率，万分比</w:t>
       </w:r>
       <w:r>
         <w:rPr>
@@ -3709,6 +4390,20 @@
         <w:shd w:val="clear" w:fill="000000"/>
         <w:ind w:left="0" w:firstLine="0"/>
         <w:rPr>
+          <w:rFonts w:hint="default" w:ascii="Segoe UI" w:hAnsi="Segoe UI" w:eastAsia="宋体" w:cs="Segoe UI"/>
+          <w:i w:val="0"/>
+          <w:iCs w:val="0"/>
+          <w:caps w:val="0"/>
+          <w:color w:val="92D050"/>
+          <w:spacing w:val="0"/>
+          <w:sz w:val="19"/>
+          <w:szCs w:val="19"/>
+          <w:shd w:val="clear" w:fill="000000"/>
+          <w:lang w:val="en-US" w:eastAsia="zh-CN"/>
+        </w:rPr>
+      </w:pPr>
+      <w:r>
+        <w:rPr>
           <w:rFonts w:hint="default" w:ascii="Segoe UI" w:hAnsi="Segoe UI" w:eastAsia="Segoe UI" w:cs="Segoe UI"/>
           <w:i w:val="0"/>
           <w:iCs w:val="0"/>
@@ -3718,6 +4413,74 @@
           <w:sz w:val="19"/>
           <w:szCs w:val="19"/>
           <w:shd w:val="clear" w:fill="000000"/>
+        </w:rPr>
+        <w:t>闪避率</w:t>
+      </w:r>
+      <w:r>
+        <w:rPr>
+          <w:rFonts w:hint="eastAsia" w:ascii="Segoe UI" w:hAnsi="Segoe UI" w:eastAsia="宋体" w:cs="Segoe UI"/>
+          <w:i w:val="0"/>
+          <w:iCs w:val="0"/>
+          <w:caps w:val="0"/>
+          <w:color w:val="92D050"/>
+          <w:spacing w:val="0"/>
+          <w:sz w:val="19"/>
+          <w:szCs w:val="19"/>
+          <w:shd w:val="clear" w:fill="000000"/>
+          <w:lang w:eastAsia="zh-CN"/>
+        </w:rPr>
+        <w:t>：</w:t>
+      </w:r>
+      <w:r>
+        <w:rPr>
+          <w:rFonts w:hint="eastAsia" w:ascii="Segoe UI" w:hAnsi="Segoe UI" w:eastAsia="宋体" w:cs="Segoe UI"/>
+          <w:i w:val="0"/>
+          <w:iCs w:val="0"/>
+          <w:caps w:val="0"/>
+          <w:color w:val="92D050"/>
+          <w:spacing w:val="0"/>
+          <w:sz w:val="19"/>
+          <w:szCs w:val="19"/>
+          <w:shd w:val="clear" w:fill="000000"/>
+          <w:lang w:val="en-US" w:eastAsia="zh-CN"/>
+        </w:rPr>
+        <w:t>被攻击时的躲闪概率，万分比</w:t>
+      </w:r>
+      <w:r>
+        <w:rPr>
+          <w:rFonts w:hint="default" w:ascii="Segoe UI" w:hAnsi="Segoe UI" w:eastAsia="宋体" w:cs="Segoe UI"/>
+          <w:i w:val="0"/>
+          <w:iCs w:val="0"/>
+          <w:caps w:val="0"/>
+          <w:color w:val="92D050"/>
+          <w:spacing w:val="0"/>
+          <w:sz w:val="19"/>
+          <w:szCs w:val="19"/>
+          <w:shd w:val="clear" w:fill="000000"/>
+          <w:lang w:val="en-US" w:eastAsia="zh-CN"/>
+        </w:rPr>
+        <w:t>;</w:t>
+      </w:r>
+    </w:p>
+    <w:p>
+      <w:pPr>
+        <w:keepNext w:val="0"/>
+        <w:keepLines w:val="0"/>
+        <w:widowControl/>
+        <w:suppressLineNumbers w:val="0"/>
+        <w:shd w:val="clear" w:fill="1E1E2E"/>
+        <w:spacing w:line="285" w:lineRule="atLeast"/>
+        <w:jc w:val="left"/>
+        <w:rPr>
+          <w:rFonts w:hint="default" w:ascii="Segoe UI" w:hAnsi="Segoe UI" w:eastAsia="Segoe UI" w:cs="Segoe UI"/>
+          <w:i w:val="0"/>
+          <w:iCs w:val="0"/>
+          <w:caps w:val="0"/>
+          <w:color w:val="92D050"/>
+          <w:spacing w:val="0"/>
+          <w:sz w:val="19"/>
+          <w:szCs w:val="19"/>
+          <w:shd w:val="clear" w:fill="000000"/>
           <w:lang w:val="en-US"/>
         </w:rPr>
       </w:pPr>
@@ -3733,22 +4496,81 @@
           <w:szCs w:val="19"/>
           <w:shd w:val="clear" w:fill="000000"/>
         </w:rPr>
-        <w:t>暴击抵抗：抵抗暴击</w:t>
-      </w:r>
-      <w:r>
-        <w:rPr>
-          <w:rFonts w:hint="eastAsia" w:ascii="Segoe UI" w:hAnsi="Segoe UI" w:eastAsia="宋体" w:cs="Segoe UI"/>
-          <w:i w:val="0"/>
-          <w:iCs w:val="0"/>
-          <w:caps w:val="0"/>
-          <w:color w:val="92D050"/>
-          <w:spacing w:val="0"/>
-          <w:sz w:val="19"/>
-          <w:szCs w:val="19"/>
-          <w:shd w:val="clear" w:fill="000000"/>
-          <w:lang w:val="en-US" w:eastAsia="zh-CN"/>
-        </w:rPr>
-        <w:t>，万分比</w:t>
+        <w:t>攻击间隔：释放</w:t>
+      </w:r>
+      <w:r>
+        <w:rPr>
+          <w:rFonts w:hint="eastAsia" w:ascii="Segoe UI" w:hAnsi="Segoe UI" w:eastAsia="宋体" w:cs="Segoe UI"/>
+          <w:i w:val="0"/>
+          <w:iCs w:val="0"/>
+          <w:caps w:val="0"/>
+          <w:color w:val="92D050"/>
+          <w:spacing w:val="0"/>
+          <w:sz w:val="19"/>
+          <w:szCs w:val="19"/>
+          <w:shd w:val="clear" w:fill="000000"/>
+          <w:lang w:val="en-US" w:eastAsia="zh-CN"/>
+        </w:rPr>
+        <w:t>普攻（</w:t>
+      </w:r>
+      <w:r>
+        <w:rPr>
+          <w:rFonts w:hint="default" w:ascii="Segoe UI" w:hAnsi="Segoe UI" w:eastAsia="宋体" w:cs="Segoe UI"/>
+          <w:i w:val="0"/>
+          <w:iCs w:val="0"/>
+          <w:caps w:val="0"/>
+          <w:color w:val="92D050"/>
+          <w:spacing w:val="0"/>
+          <w:sz w:val="19"/>
+          <w:szCs w:val="19"/>
+          <w:shd w:val="clear" w:fill="000000"/>
+          <w:lang w:val="en-US" w:eastAsia="zh-CN"/>
+        </w:rPr>
+        <w:t>attack_skill_ids</w:t>
+      </w:r>
+      <w:r>
+        <w:rPr>
+          <w:rFonts w:hint="eastAsia" w:ascii="Segoe UI" w:hAnsi="Segoe UI" w:eastAsia="宋体" w:cs="Segoe UI"/>
+          <w:i w:val="0"/>
+          <w:iCs w:val="0"/>
+          <w:caps w:val="0"/>
+          <w:color w:val="92D050"/>
+          <w:spacing w:val="0"/>
+          <w:sz w:val="19"/>
+          <w:szCs w:val="19"/>
+          <w:shd w:val="clear" w:fill="000000"/>
+          <w:lang w:val="en-US" w:eastAsia="zh-CN"/>
+        </w:rPr>
+        <w:t>中的id）</w:t>
+      </w:r>
+      <w:r>
+        <w:rPr>
+          <w:rFonts w:hint="default" w:ascii="Segoe UI" w:hAnsi="Segoe UI" w:eastAsia="Segoe UI" w:cs="Segoe UI"/>
+          <w:i w:val="0"/>
+          <w:iCs w:val="0"/>
+          <w:caps w:val="0"/>
+          <w:color w:val="92D050"/>
+          <w:spacing w:val="0"/>
+          <w:sz w:val="19"/>
+          <w:szCs w:val="19"/>
+          <w:shd w:val="clear" w:fill="000000"/>
+        </w:rPr>
+        <w:t>的间隔</w:t>
+      </w:r>
+      <w:r>
+        <w:rPr>
+          <w:rFonts w:hint="eastAsia" w:ascii="Segoe UI" w:hAnsi="Segoe UI" w:eastAsia="宋体" w:cs="Segoe UI"/>
+          <w:i w:val="0"/>
+          <w:iCs w:val="0"/>
+          <w:caps w:val="0"/>
+          <w:color w:val="92D050"/>
+          <w:spacing w:val="0"/>
+          <w:sz w:val="19"/>
+          <w:szCs w:val="19"/>
+          <w:shd w:val="clear" w:fill="000000"/>
+          <w:lang w:val="en-US" w:eastAsia="zh-CN"/>
+        </w:rPr>
+        <w:t>时间，非万分比</w:t>
       </w:r>
       <w:r>
         <w:rPr>
@@ -3805,22 +4627,22 @@
           <w:szCs w:val="19"/>
           <w:shd w:val="clear" w:fill="000000"/>
         </w:rPr>
-        <w:t>暴击伤害抵抗：抵抗暴击伤害</w:t>
-      </w:r>
-      <w:r>
-        <w:rPr>
-          <w:rFonts w:hint="eastAsia" w:ascii="Segoe UI" w:hAnsi="Segoe UI" w:eastAsia="宋体" w:cs="Segoe UI"/>
-          <w:i w:val="0"/>
-          <w:iCs w:val="0"/>
-          <w:caps w:val="0"/>
-          <w:color w:val="92D050"/>
-          <w:spacing w:val="0"/>
-          <w:sz w:val="19"/>
-          <w:szCs w:val="19"/>
-          <w:shd w:val="clear" w:fill="000000"/>
-          <w:lang w:val="en-US" w:eastAsia="zh-CN"/>
-        </w:rPr>
-        <w:t>，万分比</w:t>
+        <w:t>火/冰/风/电能量（4条）：进入战斗时，获得的能量值</w:t>
+      </w:r>
+      <w:r>
+        <w:rPr>
+          <w:rFonts w:hint="eastAsia" w:ascii="Segoe UI" w:hAnsi="Segoe UI" w:eastAsia="宋体" w:cs="Segoe UI"/>
+          <w:i w:val="0"/>
+          <w:iCs w:val="0"/>
+          <w:caps w:val="0"/>
+          <w:color w:val="92D050"/>
+          <w:spacing w:val="0"/>
+          <w:sz w:val="19"/>
+          <w:szCs w:val="19"/>
+          <w:shd w:val="clear" w:fill="000000"/>
+          <w:lang w:val="en-US" w:eastAsia="zh-CN"/>
+        </w:rPr>
+        <w:t>，非万分比</w:t>
       </w:r>
       <w:r>
         <w:rPr>
@@ -3853,20 +4675,6 @@
         <w:shd w:val="clear" w:fill="000000"/>
         <w:ind w:left="0" w:firstLine="0"/>
         <w:rPr>
-          <w:rFonts w:hint="default" w:ascii="Segoe UI" w:hAnsi="Segoe UI" w:eastAsia="宋体" w:cs="Segoe UI"/>
-          <w:i w:val="0"/>
-          <w:iCs w:val="0"/>
-          <w:caps w:val="0"/>
-          <w:color w:val="92D050"/>
-          <w:spacing w:val="0"/>
-          <w:sz w:val="19"/>
-          <w:szCs w:val="19"/>
-          <w:shd w:val="clear" w:fill="000000"/>
-          <w:lang w:val="en-US" w:eastAsia="zh-CN"/>
-        </w:rPr>
-      </w:pPr>
-      <w:r>
-        <w:rPr>
           <w:rFonts w:hint="default" w:ascii="Segoe UI" w:hAnsi="Segoe UI" w:eastAsia="Segoe UI" w:cs="Segoe UI"/>
           <w:i w:val="0"/>
           <w:iCs w:val="0"/>
@@ -3876,51 +4684,50 @@
           <w:sz w:val="19"/>
           <w:szCs w:val="19"/>
           <w:shd w:val="clear" w:fill="000000"/>
-        </w:rPr>
-        <w:t>命中率</w:t>
-      </w:r>
-      <w:r>
-        <w:rPr>
-          <w:rFonts w:hint="eastAsia" w:ascii="Segoe UI" w:hAnsi="Segoe UI" w:eastAsia="宋体" w:cs="Segoe UI"/>
-          <w:i w:val="0"/>
-          <w:iCs w:val="0"/>
-          <w:caps w:val="0"/>
-          <w:color w:val="92D050"/>
-          <w:spacing w:val="0"/>
-          <w:sz w:val="19"/>
-          <w:szCs w:val="19"/>
-          <w:shd w:val="clear" w:fill="000000"/>
-          <w:lang w:eastAsia="zh-CN"/>
-        </w:rPr>
-        <w:t>：</w:t>
-      </w:r>
-      <w:r>
-        <w:rPr>
-          <w:rFonts w:hint="eastAsia" w:ascii="Segoe UI" w:hAnsi="Segoe UI" w:eastAsia="宋体" w:cs="Segoe UI"/>
-          <w:i w:val="0"/>
-          <w:iCs w:val="0"/>
-          <w:caps w:val="0"/>
-          <w:color w:val="92D050"/>
-          <w:spacing w:val="0"/>
-          <w:sz w:val="19"/>
-          <w:szCs w:val="19"/>
-          <w:shd w:val="clear" w:fill="000000"/>
-          <w:lang w:val="en-US" w:eastAsia="zh-CN"/>
-        </w:rPr>
-        <w:t>攻击的命中概率，万分比</w:t>
-      </w:r>
-      <w:r>
-        <w:rPr>
-          <w:rFonts w:hint="default" w:ascii="Segoe UI" w:hAnsi="Segoe UI" w:eastAsia="宋体" w:cs="Segoe UI"/>
-          <w:i w:val="0"/>
-          <w:iCs w:val="0"/>
-          <w:caps w:val="0"/>
-          <w:color w:val="92D050"/>
-          <w:spacing w:val="0"/>
-          <w:sz w:val="19"/>
-          <w:szCs w:val="19"/>
-          <w:shd w:val="clear" w:fill="000000"/>
-          <w:lang w:val="en-US" w:eastAsia="zh-CN"/>
+          <w:lang w:val="en-US"/>
+        </w:rPr>
+      </w:pPr>
+      <w:r>
+        <w:rPr>
+          <w:rFonts w:hint="default" w:ascii="Segoe UI" w:hAnsi="Segoe UI" w:eastAsia="Segoe UI" w:cs="Segoe UI"/>
+          <w:i w:val="0"/>
+          <w:iCs w:val="0"/>
+          <w:caps w:val="0"/>
+          <w:color w:val="92D050"/>
+          <w:spacing w:val="0"/>
+          <w:sz w:val="19"/>
+          <w:szCs w:val="19"/>
+          <w:shd w:val="clear" w:fill="000000"/>
+        </w:rPr>
+        <w:t>熟练：进入战斗时，随机获得非满级技能经验</w:t>
+      </w:r>
+      <w:r>
+        <w:rPr>
+          <w:rFonts w:hint="eastAsia" w:ascii="Segoe UI" w:hAnsi="Segoe UI" w:eastAsia="宋体" w:cs="Segoe UI"/>
+          <w:i w:val="0"/>
+          <w:iCs w:val="0"/>
+          <w:caps w:val="0"/>
+          <w:color w:val="92D050"/>
+          <w:spacing w:val="0"/>
+          <w:sz w:val="19"/>
+          <w:szCs w:val="19"/>
+          <w:shd w:val="clear" w:fill="000000"/>
+          <w:lang w:val="en-US" w:eastAsia="zh-CN"/>
+        </w:rPr>
+        <w:t>的次数，非万分比</w:t>
+      </w:r>
+      <w:r>
+        <w:rPr>
+          <w:rFonts w:hint="default" w:ascii="Segoe UI" w:hAnsi="Segoe UI" w:eastAsia="Segoe UI" w:cs="Segoe UI"/>
+          <w:i w:val="0"/>
+          <w:iCs w:val="0"/>
+          <w:caps w:val="0"/>
+          <w:color w:val="92D050"/>
+          <w:spacing w:val="0"/>
+          <w:sz w:val="19"/>
+          <w:szCs w:val="19"/>
+          <w:shd w:val="clear" w:fill="000000"/>
+          <w:lang w:val="en-US"/>
         </w:rPr>
         <w:t>;</w:t>
       </w:r>
@@ -3940,20 +4747,6 @@
         <w:shd w:val="clear" w:fill="000000"/>
         <w:ind w:left="0" w:firstLine="0"/>
         <w:rPr>
-          <w:rFonts w:hint="default" w:ascii="Segoe UI" w:hAnsi="Segoe UI" w:eastAsia="宋体" w:cs="Segoe UI"/>
-          <w:i w:val="0"/>
-          <w:iCs w:val="0"/>
-          <w:caps w:val="0"/>
-          <w:color w:val="92D050"/>
-          <w:spacing w:val="0"/>
-          <w:sz w:val="19"/>
-          <w:szCs w:val="19"/>
-          <w:shd w:val="clear" w:fill="000000"/>
-          <w:lang w:val="en-US" w:eastAsia="zh-CN"/>
-        </w:rPr>
-      </w:pPr>
-      <w:r>
-        <w:rPr>
           <w:rFonts w:hint="default" w:ascii="Segoe UI" w:hAnsi="Segoe UI" w:eastAsia="Segoe UI" w:cs="Segoe UI"/>
           <w:i w:val="0"/>
           <w:iCs w:val="0"/>
@@ -3963,51 +4756,79 @@
           <w:sz w:val="19"/>
           <w:szCs w:val="19"/>
           <w:shd w:val="clear" w:fill="000000"/>
-        </w:rPr>
-        <w:t>闪避率</w:t>
-      </w:r>
-      <w:r>
-        <w:rPr>
-          <w:rFonts w:hint="eastAsia" w:ascii="Segoe UI" w:hAnsi="Segoe UI" w:eastAsia="宋体" w:cs="Segoe UI"/>
-          <w:i w:val="0"/>
-          <w:iCs w:val="0"/>
-          <w:caps w:val="0"/>
-          <w:color w:val="92D050"/>
-          <w:spacing w:val="0"/>
-          <w:sz w:val="19"/>
-          <w:szCs w:val="19"/>
-          <w:shd w:val="clear" w:fill="000000"/>
-          <w:lang w:eastAsia="zh-CN"/>
-        </w:rPr>
-        <w:t>：</w:t>
-      </w:r>
-      <w:r>
-        <w:rPr>
-          <w:rFonts w:hint="eastAsia" w:ascii="Segoe UI" w:hAnsi="Segoe UI" w:eastAsia="宋体" w:cs="Segoe UI"/>
-          <w:i w:val="0"/>
-          <w:iCs w:val="0"/>
-          <w:caps w:val="0"/>
-          <w:color w:val="92D050"/>
-          <w:spacing w:val="0"/>
-          <w:sz w:val="19"/>
-          <w:szCs w:val="19"/>
-          <w:shd w:val="clear" w:fill="000000"/>
-          <w:lang w:val="en-US" w:eastAsia="zh-CN"/>
-        </w:rPr>
-        <w:t>被攻击时的躲闪概率，万分比</w:t>
-      </w:r>
-      <w:r>
-        <w:rPr>
-          <w:rFonts w:hint="default" w:ascii="Segoe UI" w:hAnsi="Segoe UI" w:eastAsia="宋体" w:cs="Segoe UI"/>
-          <w:i w:val="0"/>
-          <w:iCs w:val="0"/>
-          <w:caps w:val="0"/>
-          <w:color w:val="92D050"/>
-          <w:spacing w:val="0"/>
-          <w:sz w:val="19"/>
-          <w:szCs w:val="19"/>
-          <w:shd w:val="clear" w:fill="000000"/>
-          <w:lang w:val="en-US" w:eastAsia="zh-CN"/>
+          <w:lang w:val="en-US"/>
+        </w:rPr>
+      </w:pPr>
+      <w:r>
+        <w:rPr>
+          <w:rFonts w:hint="default" w:ascii="Segoe UI" w:hAnsi="Segoe UI" w:eastAsia="Segoe UI" w:cs="Segoe UI"/>
+          <w:i w:val="0"/>
+          <w:iCs w:val="0"/>
+          <w:caps w:val="0"/>
+          <w:color w:val="92D050"/>
+          <w:spacing w:val="0"/>
+          <w:sz w:val="19"/>
+          <w:szCs w:val="19"/>
+          <w:shd w:val="clear" w:fill="000000"/>
+        </w:rPr>
+        <w:t>匠心：</w:t>
+      </w:r>
+      <w:r>
+        <w:rPr>
+          <w:rFonts w:hint="eastAsia" w:ascii="Segoe UI" w:hAnsi="Segoe UI" w:eastAsia="宋体" w:cs="Segoe UI"/>
+          <w:i w:val="0"/>
+          <w:iCs w:val="0"/>
+          <w:caps w:val="0"/>
+          <w:color w:val="92D050"/>
+          <w:spacing w:val="0"/>
+          <w:sz w:val="19"/>
+          <w:szCs w:val="19"/>
+          <w:shd w:val="clear" w:fill="000000"/>
+          <w:lang w:val="en-US" w:eastAsia="zh-CN"/>
+        </w:rPr>
+        <w:t>熟练</w:t>
+      </w:r>
+      <w:r>
+        <w:rPr>
+          <w:rFonts w:hint="default" w:ascii="Segoe UI" w:hAnsi="Segoe UI" w:eastAsia="Segoe UI" w:cs="Segoe UI"/>
+          <w:i w:val="0"/>
+          <w:iCs w:val="0"/>
+          <w:caps w:val="0"/>
+          <w:color w:val="92D050"/>
+          <w:spacing w:val="0"/>
+          <w:sz w:val="19"/>
+          <w:szCs w:val="19"/>
+          <w:shd w:val="clear" w:fill="000000"/>
+        </w:rPr>
+        <w:t>获得的经验值</w:t>
+      </w:r>
+      <w:r>
+        <w:rPr>
+          <w:rFonts w:hint="eastAsia" w:ascii="Segoe UI" w:hAnsi="Segoe UI" w:eastAsia="宋体" w:cs="Segoe UI"/>
+          <w:i w:val="0"/>
+          <w:iCs w:val="0"/>
+          <w:caps w:val="0"/>
+          <w:color w:val="92D050"/>
+          <w:spacing w:val="0"/>
+          <w:sz w:val="19"/>
+          <w:szCs w:val="19"/>
+          <w:shd w:val="clear" w:fill="000000"/>
+          <w:lang w:val="en-US" w:eastAsia="zh-CN"/>
+        </w:rPr>
+        <w:t>时候单次的经验值数量，非万分比</w:t>
+      </w:r>
+      <w:r>
+        <w:rPr>
+          <w:rFonts w:hint="default" w:ascii="Segoe UI" w:hAnsi="Segoe UI" w:eastAsia="Segoe UI" w:cs="Segoe UI"/>
+          <w:i w:val="0"/>
+          <w:iCs w:val="0"/>
+          <w:caps w:val="0"/>
+          <w:color w:val="92D050"/>
+          <w:spacing w:val="0"/>
+          <w:sz w:val="19"/>
+          <w:szCs w:val="19"/>
+          <w:shd w:val="clear" w:fill="000000"/>
+          <w:lang w:val="en-US"/>
         </w:rPr>
         <w:t>;</w:t>
       </w:r>
@@ -4018,124 +4839,34 @@
         <w:keepLines w:val="0"/>
         <w:widowControl/>
         <w:suppressLineNumbers w:val="0"/>
-        <w:shd w:val="clear" w:fill="1E1E2E"/>
+        <w:shd w:val="clear" w:fill="121314"/>
         <w:spacing w:line="285" w:lineRule="atLeast"/>
         <w:jc w:val="left"/>
         <w:rPr>
-          <w:rFonts w:hint="default" w:ascii="Segoe UI" w:hAnsi="Segoe UI" w:eastAsia="Segoe UI" w:cs="Segoe UI"/>
-          <w:i w:val="0"/>
-          <w:iCs w:val="0"/>
-          <w:caps w:val="0"/>
-          <w:color w:val="92D050"/>
-          <w:spacing w:val="0"/>
-          <w:sz w:val="19"/>
-          <w:szCs w:val="19"/>
-          <w:shd w:val="clear" w:fill="000000"/>
-          <w:lang w:val="en-US"/>
-        </w:rPr>
-      </w:pPr>
-      <w:r>
-        <w:rPr>
-          <w:rFonts w:hint="default" w:ascii="Segoe UI" w:hAnsi="Segoe UI" w:eastAsia="Segoe UI" w:cs="Segoe UI"/>
-          <w:i w:val="0"/>
-          <w:iCs w:val="0"/>
-          <w:caps w:val="0"/>
-          <w:color w:val="92D050"/>
-          <w:spacing w:val="0"/>
-          <w:sz w:val="19"/>
-          <w:szCs w:val="19"/>
-          <w:shd w:val="clear" w:fill="000000"/>
-        </w:rPr>
-        <w:t>攻击间隔：释放</w:t>
-      </w:r>
-      <w:r>
-        <w:rPr>
-          <w:rFonts w:hint="eastAsia" w:ascii="Segoe UI" w:hAnsi="Segoe UI" w:eastAsia="宋体" w:cs="Segoe UI"/>
-          <w:i w:val="0"/>
-          <w:iCs w:val="0"/>
-          <w:caps w:val="0"/>
-          <w:color w:val="92D050"/>
-          <w:spacing w:val="0"/>
-          <w:sz w:val="19"/>
-          <w:szCs w:val="19"/>
-          <w:shd w:val="clear" w:fill="000000"/>
-          <w:lang w:val="en-US" w:eastAsia="zh-CN"/>
-        </w:rPr>
-        <w:t>普攻（</w:t>
-      </w:r>
-      <w:r>
-        <w:rPr>
-          <w:rFonts w:hint="default" w:ascii="Segoe UI" w:hAnsi="Segoe UI" w:eastAsia="宋体" w:cs="Segoe UI"/>
-          <w:i w:val="0"/>
-          <w:iCs w:val="0"/>
-          <w:caps w:val="0"/>
-          <w:color w:val="92D050"/>
-          <w:spacing w:val="0"/>
-          <w:sz w:val="19"/>
-          <w:szCs w:val="19"/>
-          <w:shd w:val="clear" w:fill="000000"/>
-          <w:lang w:val="en-US" w:eastAsia="zh-CN"/>
-        </w:rPr>
-        <w:t>attack_skill_ids</w:t>
-      </w:r>
-      <w:r>
-        <w:rPr>
-          <w:rFonts w:hint="eastAsia" w:ascii="Segoe UI" w:hAnsi="Segoe UI" w:eastAsia="宋体" w:cs="Segoe UI"/>
-          <w:i w:val="0"/>
-          <w:iCs w:val="0"/>
-          <w:caps w:val="0"/>
-          <w:color w:val="92D050"/>
-          <w:spacing w:val="0"/>
-          <w:sz w:val="19"/>
-          <w:szCs w:val="19"/>
-          <w:shd w:val="clear" w:fill="000000"/>
-          <w:lang w:val="en-US" w:eastAsia="zh-CN"/>
-        </w:rPr>
-        <w:t>中的id）</w:t>
-      </w:r>
-      <w:r>
-        <w:rPr>
-          <w:rFonts w:hint="default" w:ascii="Segoe UI" w:hAnsi="Segoe UI" w:eastAsia="Segoe UI" w:cs="Segoe UI"/>
-          <w:i w:val="0"/>
-          <w:iCs w:val="0"/>
-          <w:caps w:val="0"/>
-          <w:color w:val="92D050"/>
-          <w:spacing w:val="0"/>
-          <w:sz w:val="19"/>
-          <w:szCs w:val="19"/>
-          <w:shd w:val="clear" w:fill="000000"/>
-        </w:rPr>
-        <w:t>的间隔</w:t>
-      </w:r>
-      <w:r>
-        <w:rPr>
-          <w:rFonts w:hint="eastAsia" w:ascii="Segoe UI" w:hAnsi="Segoe UI" w:eastAsia="宋体" w:cs="Segoe UI"/>
-          <w:i w:val="0"/>
-          <w:iCs w:val="0"/>
-          <w:caps w:val="0"/>
-          <w:color w:val="92D050"/>
-          <w:spacing w:val="0"/>
-          <w:sz w:val="19"/>
-          <w:szCs w:val="19"/>
-          <w:shd w:val="clear" w:fill="000000"/>
-          <w:lang w:val="en-US" w:eastAsia="zh-CN"/>
-        </w:rPr>
-        <w:t>时间，非万分比</w:t>
-      </w:r>
-      <w:r>
-        <w:rPr>
-          <w:rFonts w:hint="default" w:ascii="Segoe UI" w:hAnsi="Segoe UI" w:eastAsia="Segoe UI" w:cs="Segoe UI"/>
-          <w:i w:val="0"/>
-          <w:iCs w:val="0"/>
-          <w:caps w:val="0"/>
-          <w:color w:val="92D050"/>
-          <w:spacing w:val="0"/>
-          <w:sz w:val="19"/>
-          <w:szCs w:val="19"/>
-          <w:shd w:val="clear" w:fill="000000"/>
-          <w:lang w:val="en-US"/>
-        </w:rPr>
-        <w:t>;</w:t>
+          <w:rFonts w:hint="default" w:ascii="Consolas" w:hAnsi="Consolas" w:eastAsia="Consolas" w:cs="Consolas"/>
+          <w:b w:val="0"/>
+          <w:bCs w:val="0"/>
+          <w:color w:val="92D050"/>
+          <w:kern w:val="0"/>
+          <w:sz w:val="21"/>
+          <w:szCs w:val="21"/>
+          <w:shd w:val="clear" w:fill="121314"/>
+          <w:lang w:val="en-US" w:eastAsia="zh-CN" w:bidi="ar"/>
+        </w:rPr>
+      </w:pPr>
+      <w:r>
+        <w:rPr>
+          <w:rFonts w:hint="default" w:ascii="Consolas" w:hAnsi="Consolas" w:eastAsia="Consolas" w:cs="Consolas"/>
+          <w:b w:val="0"/>
+          <w:bCs w:val="0"/>
+          <w:color w:val="92D050"/>
+          <w:kern w:val="0"/>
+          <w:sz w:val="21"/>
+          <w:szCs w:val="21"/>
+          <w:shd w:val="clear" w:fill="121314"/>
+          <w:lang w:val="en-US" w:eastAsia="zh-CN" w:bidi="ar"/>
+        </w:rPr>
+        <w:t>（举例：熟练为3，匠心为5，代表进入游戏后随机三个技能，获得5点经验）;</w:t>
       </w:r>
     </w:p>
     <w:p>
@@ -4153,6 +4884,35 @@
         <w:shd w:val="clear" w:fill="000000"/>
         <w:ind w:left="0" w:firstLine="0"/>
         <w:rPr>
+          <w:rFonts w:hint="eastAsia" w:ascii="Segoe UI" w:hAnsi="Segoe UI" w:eastAsia="宋体" w:cs="Segoe UI"/>
+          <w:i w:val="0"/>
+          <w:iCs w:val="0"/>
+          <w:caps w:val="0"/>
+          <w:color w:val="92D050"/>
+          <w:spacing w:val="0"/>
+          <w:sz w:val="19"/>
+          <w:szCs w:val="19"/>
+          <w:shd w:val="clear" w:fill="000000"/>
+          <w:lang w:val="en-US" w:eastAsia="zh-CN"/>
+        </w:rPr>
+      </w:pPr>
+      <w:r>
+        <w:rPr>
+          <w:rFonts w:hint="eastAsia" w:ascii="Segoe UI" w:hAnsi="Segoe UI" w:eastAsia="宋体" w:cs="Segoe UI"/>
+          <w:i w:val="0"/>
+          <w:iCs w:val="0"/>
+          <w:caps w:val="0"/>
+          <w:color w:val="92D050"/>
+          <w:spacing w:val="0"/>
+          <w:sz w:val="19"/>
+          <w:szCs w:val="19"/>
+          <w:shd w:val="clear" w:fill="000000"/>
+          <w:lang w:val="en-US" w:eastAsia="zh-CN"/>
+        </w:rPr>
+        <w:t>忘我：获得</w:t>
+      </w:r>
+      <w:r>
+        <w:rPr>
           <w:rFonts w:hint="default" w:ascii="Segoe UI" w:hAnsi="Segoe UI" w:eastAsia="Segoe UI" w:cs="Segoe UI"/>
           <w:i w:val="0"/>
           <w:iCs w:val="0"/>
@@ -4162,52 +4922,115 @@
           <w:sz w:val="19"/>
           <w:szCs w:val="19"/>
           <w:shd w:val="clear" w:fill="000000"/>
-          <w:lang w:val="en-US"/>
-        </w:rPr>
-      </w:pPr>
-      <w:r>
-        <w:rPr>
-          <w:rFonts w:hint="default" w:ascii="Segoe UI" w:hAnsi="Segoe UI" w:eastAsia="Segoe UI" w:cs="Segoe UI"/>
-          <w:i w:val="0"/>
-          <w:iCs w:val="0"/>
-          <w:caps w:val="0"/>
-          <w:color w:val="92D050"/>
-          <w:spacing w:val="0"/>
-          <w:sz w:val="19"/>
-          <w:szCs w:val="19"/>
-          <w:shd w:val="clear" w:fill="000000"/>
-        </w:rPr>
-        <w:t>火/冰/风/电能量（4条）：进入战斗时，获得的能量值</w:t>
-      </w:r>
-      <w:r>
-        <w:rPr>
-          <w:rFonts w:hint="eastAsia" w:ascii="Segoe UI" w:hAnsi="Segoe UI" w:eastAsia="宋体" w:cs="Segoe UI"/>
-          <w:i w:val="0"/>
-          <w:iCs w:val="0"/>
-          <w:caps w:val="0"/>
-          <w:color w:val="92D050"/>
-          <w:spacing w:val="0"/>
-          <w:sz w:val="19"/>
-          <w:szCs w:val="19"/>
-          <w:shd w:val="clear" w:fill="000000"/>
-          <w:lang w:val="en-US" w:eastAsia="zh-CN"/>
-        </w:rPr>
-        <w:t>，非万分比</w:t>
-      </w:r>
-      <w:r>
-        <w:rPr>
-          <w:rFonts w:hint="default" w:ascii="Segoe UI" w:hAnsi="Segoe UI" w:eastAsia="Segoe UI" w:cs="Segoe UI"/>
-          <w:i w:val="0"/>
-          <w:iCs w:val="0"/>
-          <w:caps w:val="0"/>
-          <w:color w:val="92D050"/>
-          <w:spacing w:val="0"/>
-          <w:sz w:val="19"/>
-          <w:szCs w:val="19"/>
-          <w:shd w:val="clear" w:fill="000000"/>
-          <w:lang w:val="en-US"/>
-        </w:rPr>
-        <w:t>;</w:t>
+        </w:rPr>
+        <w:t>经验值速度加快</w:t>
+      </w:r>
+      <w:r>
+        <w:rPr>
+          <w:rFonts w:hint="eastAsia" w:ascii="Segoe UI" w:hAnsi="Segoe UI" w:eastAsia="宋体" w:cs="Segoe UI"/>
+          <w:i w:val="0"/>
+          <w:iCs w:val="0"/>
+          <w:caps w:val="0"/>
+          <w:color w:val="92D050"/>
+          <w:spacing w:val="0"/>
+          <w:sz w:val="19"/>
+          <w:szCs w:val="19"/>
+          <w:shd w:val="clear" w:fill="000000"/>
+          <w:lang w:val="en-US" w:eastAsia="zh-CN"/>
+        </w:rPr>
+        <w:t>，万分比;</w:t>
+      </w:r>
+    </w:p>
+    <w:p>
+      <w:pPr>
+        <w:keepNext w:val="0"/>
+        <w:keepLines w:val="0"/>
+        <w:widowControl/>
+        <w:suppressLineNumbers w:val="0"/>
+        <w:shd w:val="clear" w:fill="121314"/>
+        <w:spacing w:line="285" w:lineRule="atLeast"/>
+        <w:jc w:val="left"/>
+        <w:rPr>
+          <w:rFonts w:hint="eastAsia" w:ascii="Consolas" w:hAnsi="Consolas" w:eastAsia="Consolas" w:cs="Consolas"/>
+          <w:b w:val="0"/>
+          <w:bCs w:val="0"/>
+          <w:color w:val="92D050"/>
+          <w:kern w:val="0"/>
+          <w:sz w:val="21"/>
+          <w:szCs w:val="21"/>
+          <w:shd w:val="clear" w:fill="121314"/>
+          <w:lang w:val="en-US" w:eastAsia="zh-CN" w:bidi="ar"/>
+        </w:rPr>
+      </w:pPr>
+      <w:r>
+        <w:rPr>
+          <w:rFonts w:hint="eastAsia" w:ascii="Consolas" w:hAnsi="Consolas" w:eastAsia="Consolas" w:cs="Consolas"/>
+          <w:b w:val="0"/>
+          <w:bCs w:val="0"/>
+          <w:color w:val="92D050"/>
+          <w:kern w:val="0"/>
+          <w:sz w:val="21"/>
+          <w:szCs w:val="21"/>
+          <w:shd w:val="clear" w:fill="121314"/>
+          <w:lang w:val="en-US" w:eastAsia="zh-CN" w:bidi="ar"/>
+        </w:rPr>
+        <w:t>（举例：该英雄配置</w:t>
+      </w:r>
+      <w:r>
+        <w:rPr>
+          <w:rFonts w:hint="default" w:ascii="Consolas" w:hAnsi="Consolas" w:eastAsia="Consolas" w:cs="Consolas"/>
+          <w:b w:val="0"/>
+          <w:bCs w:val="0"/>
+          <w:color w:val="92D050"/>
+          <w:kern w:val="0"/>
+          <w:sz w:val="21"/>
+          <w:szCs w:val="21"/>
+          <w:shd w:val="clear" w:fill="121314"/>
+          <w:lang w:val="en-US" w:eastAsia="zh-CN" w:bidi="ar"/>
+        </w:rPr>
+        <w:t>skill_xp_interval</w:t>
+      </w:r>
+      <w:r>
+        <w:rPr>
+          <w:rFonts w:hint="eastAsia" w:ascii="Consolas" w:hAnsi="Consolas" w:eastAsia="Consolas" w:cs="Consolas"/>
+          <w:b w:val="0"/>
+          <w:bCs w:val="0"/>
+          <w:color w:val="92D050"/>
+          <w:kern w:val="0"/>
+          <w:sz w:val="21"/>
+          <w:szCs w:val="21"/>
+          <w:shd w:val="clear" w:fill="121314"/>
+          <w:lang w:val="en-US" w:eastAsia="zh-CN" w:bidi="ar"/>
+        </w:rPr>
+        <w:t>为1，忘我为4000代表40%，</w:t>
+      </w:r>
+      <w:r>
+        <w:rPr>
+          <w:rFonts w:hint="default" w:ascii="Consolas" w:hAnsi="Consolas" w:eastAsia="Consolas" w:cs="Consolas"/>
+          <w:b w:val="0"/>
+          <w:bCs w:val="0"/>
+          <w:color w:val="92D050"/>
+          <w:kern w:val="0"/>
+          <w:sz w:val="21"/>
+          <w:szCs w:val="21"/>
+          <w:shd w:val="clear" w:fill="121314"/>
+          <w:lang w:val="en-US" w:eastAsia="zh-CN" w:bidi="ar"/>
+        </w:rPr>
+        <w:t>skill_xp_interval</w:t>
+      </w:r>
+      <w:r>
+        <w:rPr>
+          <w:rFonts w:hint="eastAsia" w:ascii="Consolas" w:hAnsi="Consolas" w:eastAsia="Consolas" w:cs="Consolas"/>
+          <w:b w:val="0"/>
+          <w:bCs w:val="0"/>
+          <w:color w:val="92D050"/>
+          <w:kern w:val="0"/>
+          <w:sz w:val="21"/>
+          <w:szCs w:val="21"/>
+          <w:shd w:val="clear" w:fill="121314"/>
+          <w:lang w:val="en-US" w:eastAsia="zh-CN" w:bidi="ar"/>
+        </w:rPr>
+        <w:t>的效果会变为0.6）</w:t>
       </w:r>
     </w:p>
     <w:p>
@@ -4225,61 +5048,32 @@
         <w:shd w:val="clear" w:fill="000000"/>
         <w:ind w:left="0" w:firstLine="0"/>
         <w:rPr>
-          <w:rFonts w:hint="default" w:ascii="Segoe UI" w:hAnsi="Segoe UI" w:eastAsia="Segoe UI" w:cs="Segoe UI"/>
-          <w:i w:val="0"/>
-          <w:iCs w:val="0"/>
-          <w:caps w:val="0"/>
-          <w:color w:val="92D050"/>
-          <w:spacing w:val="0"/>
-          <w:sz w:val="19"/>
-          <w:szCs w:val="19"/>
-          <w:shd w:val="clear" w:fill="000000"/>
-          <w:lang w:val="en-US"/>
-        </w:rPr>
-      </w:pPr>
-      <w:r>
-        <w:rPr>
-          <w:rFonts w:hint="default" w:ascii="Segoe UI" w:hAnsi="Segoe UI" w:eastAsia="Segoe UI" w:cs="Segoe UI"/>
-          <w:i w:val="0"/>
-          <w:iCs w:val="0"/>
-          <w:caps w:val="0"/>
-          <w:color w:val="92D050"/>
-          <w:spacing w:val="0"/>
-          <w:sz w:val="19"/>
-          <w:szCs w:val="19"/>
-          <w:shd w:val="clear" w:fill="000000"/>
-        </w:rPr>
-        <w:t>熟练：进入战斗时，随机获得非满级技能经验</w:t>
-      </w:r>
-      <w:r>
-        <w:rPr>
-          <w:rFonts w:hint="eastAsia" w:ascii="Segoe UI" w:hAnsi="Segoe UI" w:eastAsia="宋体" w:cs="Segoe UI"/>
-          <w:i w:val="0"/>
-          <w:iCs w:val="0"/>
-          <w:caps w:val="0"/>
-          <w:color w:val="92D050"/>
-          <w:spacing w:val="0"/>
-          <w:sz w:val="19"/>
-          <w:szCs w:val="19"/>
-          <w:shd w:val="clear" w:fill="000000"/>
-          <w:lang w:val="en-US" w:eastAsia="zh-CN"/>
-        </w:rPr>
-        <w:t>的次数，非万分比</w:t>
-      </w:r>
-      <w:r>
-        <w:rPr>
-          <w:rFonts w:hint="default" w:ascii="Segoe UI" w:hAnsi="Segoe UI" w:eastAsia="Segoe UI" w:cs="Segoe UI"/>
-          <w:i w:val="0"/>
-          <w:iCs w:val="0"/>
-          <w:caps w:val="0"/>
-          <w:color w:val="92D050"/>
-          <w:spacing w:val="0"/>
-          <w:sz w:val="19"/>
-          <w:szCs w:val="19"/>
-          <w:shd w:val="clear" w:fill="000000"/>
-          <w:lang w:val="en-US"/>
-        </w:rPr>
-        <w:t>;</w:t>
+          <w:rFonts w:hint="eastAsia" w:ascii="Segoe UI" w:hAnsi="Segoe UI" w:eastAsia="宋体" w:cs="Segoe UI"/>
+          <w:i w:val="0"/>
+          <w:iCs w:val="0"/>
+          <w:caps w:val="0"/>
+          <w:color w:val="92D050"/>
+          <w:spacing w:val="0"/>
+          <w:sz w:val="19"/>
+          <w:szCs w:val="19"/>
+          <w:shd w:val="clear" w:fill="000000"/>
+          <w:lang w:val="en-US" w:eastAsia="zh-CN"/>
+        </w:rPr>
+      </w:pPr>
+      <w:r>
+        <w:rPr>
+          <w:rFonts w:hint="eastAsia" w:ascii="Segoe UI" w:hAnsi="Segoe UI" w:eastAsia="宋体" w:cs="Segoe UI"/>
+          <w:i w:val="0"/>
+          <w:iCs w:val="0"/>
+          <w:caps w:val="0"/>
+          <w:color w:val="92D050"/>
+          <w:spacing w:val="0"/>
+          <w:sz w:val="19"/>
+          <w:szCs w:val="19"/>
+          <w:shd w:val="clear" w:fill="000000"/>
+          <w:lang w:val="en-US" w:eastAsia="zh-CN"/>
+        </w:rPr>
+        <w:t>技能冷却：技能冷却时间缩短（最低缩短至30%），万分比；</w:t>
       </w:r>
     </w:p>
     <w:p>
@@ -4297,126 +5091,32 @@
         <w:shd w:val="clear" w:fill="000000"/>
         <w:ind w:left="0" w:firstLine="0"/>
         <w:rPr>
-          <w:rFonts w:hint="default" w:ascii="Segoe UI" w:hAnsi="Segoe UI" w:eastAsia="Segoe UI" w:cs="Segoe UI"/>
-          <w:i w:val="0"/>
-          <w:iCs w:val="0"/>
-          <w:caps w:val="0"/>
-          <w:color w:val="92D050"/>
-          <w:spacing w:val="0"/>
-          <w:sz w:val="19"/>
-          <w:szCs w:val="19"/>
-          <w:shd w:val="clear" w:fill="000000"/>
-          <w:lang w:val="en-US"/>
-        </w:rPr>
-      </w:pPr>
-      <w:r>
-        <w:rPr>
-          <w:rFonts w:hint="default" w:ascii="Segoe UI" w:hAnsi="Segoe UI" w:eastAsia="Segoe UI" w:cs="Segoe UI"/>
-          <w:i w:val="0"/>
-          <w:iCs w:val="0"/>
-          <w:caps w:val="0"/>
-          <w:color w:val="92D050"/>
-          <w:spacing w:val="0"/>
-          <w:sz w:val="19"/>
-          <w:szCs w:val="19"/>
-          <w:shd w:val="clear" w:fill="000000"/>
-        </w:rPr>
-        <w:t>匠心：</w:t>
-      </w:r>
-      <w:r>
-        <w:rPr>
-          <w:rFonts w:hint="eastAsia" w:ascii="Segoe UI" w:hAnsi="Segoe UI" w:eastAsia="宋体" w:cs="Segoe UI"/>
-          <w:i w:val="0"/>
-          <w:iCs w:val="0"/>
-          <w:caps w:val="0"/>
-          <w:color w:val="92D050"/>
-          <w:spacing w:val="0"/>
-          <w:sz w:val="19"/>
-          <w:szCs w:val="19"/>
-          <w:shd w:val="clear" w:fill="000000"/>
-          <w:lang w:val="en-US" w:eastAsia="zh-CN"/>
-        </w:rPr>
-        <w:t>熟练</w:t>
-      </w:r>
-      <w:r>
-        <w:rPr>
-          <w:rFonts w:hint="default" w:ascii="Segoe UI" w:hAnsi="Segoe UI" w:eastAsia="Segoe UI" w:cs="Segoe UI"/>
-          <w:i w:val="0"/>
-          <w:iCs w:val="0"/>
-          <w:caps w:val="0"/>
-          <w:color w:val="92D050"/>
-          <w:spacing w:val="0"/>
-          <w:sz w:val="19"/>
-          <w:szCs w:val="19"/>
-          <w:shd w:val="clear" w:fill="000000"/>
-        </w:rPr>
-        <w:t>获得的经验值</w:t>
-      </w:r>
-      <w:r>
-        <w:rPr>
-          <w:rFonts w:hint="eastAsia" w:ascii="Segoe UI" w:hAnsi="Segoe UI" w:eastAsia="宋体" w:cs="Segoe UI"/>
-          <w:i w:val="0"/>
-          <w:iCs w:val="0"/>
-          <w:caps w:val="0"/>
-          <w:color w:val="92D050"/>
-          <w:spacing w:val="0"/>
-          <w:sz w:val="19"/>
-          <w:szCs w:val="19"/>
-          <w:shd w:val="clear" w:fill="000000"/>
-          <w:lang w:val="en-US" w:eastAsia="zh-CN"/>
-        </w:rPr>
-        <w:t>时候单次的经验值数量，非万分比</w:t>
-      </w:r>
-      <w:r>
-        <w:rPr>
-          <w:rFonts w:hint="default" w:ascii="Segoe UI" w:hAnsi="Segoe UI" w:eastAsia="Segoe UI" w:cs="Segoe UI"/>
-          <w:i w:val="0"/>
-          <w:iCs w:val="0"/>
-          <w:caps w:val="0"/>
-          <w:color w:val="92D050"/>
-          <w:spacing w:val="0"/>
-          <w:sz w:val="19"/>
-          <w:szCs w:val="19"/>
-          <w:shd w:val="clear" w:fill="000000"/>
-          <w:lang w:val="en-US"/>
-        </w:rPr>
-        <w:t>;</w:t>
-      </w:r>
-    </w:p>
-    <w:p>
-      <w:pPr>
-        <w:keepNext w:val="0"/>
-        <w:keepLines w:val="0"/>
-        <w:widowControl/>
-        <w:suppressLineNumbers w:val="0"/>
-        <w:shd w:val="clear" w:fill="121314"/>
-        <w:spacing w:line="285" w:lineRule="atLeast"/>
-        <w:jc w:val="left"/>
-        <w:rPr>
-          <w:rFonts w:hint="default" w:ascii="Consolas" w:hAnsi="Consolas" w:eastAsia="Consolas" w:cs="Consolas"/>
-          <w:b w:val="0"/>
-          <w:bCs w:val="0"/>
-          <w:color w:val="92D050"/>
-          <w:kern w:val="0"/>
-          <w:sz w:val="21"/>
-          <w:szCs w:val="21"/>
-          <w:shd w:val="clear" w:fill="121314"/>
-          <w:lang w:val="en-US" w:eastAsia="zh-CN" w:bidi="ar"/>
-        </w:rPr>
-      </w:pPr>
-      <w:r>
-        <w:rPr>
-          <w:rFonts w:hint="default" w:ascii="Consolas" w:hAnsi="Consolas" w:eastAsia="Consolas" w:cs="Consolas"/>
-          <w:b w:val="0"/>
-          <w:bCs w:val="0"/>
-          <w:color w:val="92D050"/>
-          <w:kern w:val="0"/>
-          <w:sz w:val="21"/>
-          <w:szCs w:val="21"/>
-          <w:shd w:val="clear" w:fill="121314"/>
-          <w:lang w:val="en-US" w:eastAsia="zh-CN" w:bidi="ar"/>
-        </w:rPr>
-        <w:t>（举例：熟练为3，匠心为5，代表进入游戏后随机三个技能，获得5点经验）;</w:t>
+          <w:rFonts w:hint="default" w:ascii="Segoe UI" w:hAnsi="Segoe UI" w:eastAsia="宋体" w:cs="Segoe UI"/>
+          <w:i w:val="0"/>
+          <w:iCs w:val="0"/>
+          <w:caps w:val="0"/>
+          <w:color w:val="92D050"/>
+          <w:spacing w:val="0"/>
+          <w:sz w:val="19"/>
+          <w:szCs w:val="19"/>
+          <w:shd w:val="clear" w:fill="000000"/>
+          <w:lang w:val="en-US" w:eastAsia="zh-CN"/>
+        </w:rPr>
+      </w:pPr>
+      <w:r>
+        <w:rPr>
+          <w:rFonts w:hint="eastAsia" w:ascii="Segoe UI" w:hAnsi="Segoe UI" w:eastAsia="宋体" w:cs="Segoe UI"/>
+          <w:i w:val="0"/>
+          <w:iCs w:val="0"/>
+          <w:caps w:val="0"/>
+          <w:color w:val="92D050"/>
+          <w:spacing w:val="0"/>
+          <w:sz w:val="19"/>
+          <w:szCs w:val="19"/>
+          <w:shd w:val="clear" w:fill="000000"/>
+          <w:lang w:val="en-US" w:eastAsia="zh-CN"/>
+        </w:rPr>
+        <w:t>奥术冷却：奥术冷却时间缩短（最低缩短至30%），万分比；</w:t>
       </w:r>
     </w:p>
     <w:p>
@@ -4434,33 +5134,18 @@
         <w:shd w:val="clear" w:fill="000000"/>
         <w:ind w:left="0" w:firstLine="0"/>
         <w:rPr>
-          <w:rFonts w:hint="eastAsia" w:ascii="Segoe UI" w:hAnsi="Segoe UI" w:eastAsia="宋体" w:cs="Segoe UI"/>
-          <w:i w:val="0"/>
-          <w:iCs w:val="0"/>
-          <w:caps w:val="0"/>
-          <w:color w:val="92D050"/>
-          <w:spacing w:val="0"/>
-          <w:sz w:val="19"/>
-          <w:szCs w:val="19"/>
-          <w:shd w:val="clear" w:fill="000000"/>
-          <w:lang w:val="en-US" w:eastAsia="zh-CN"/>
-        </w:rPr>
-      </w:pPr>
-      <w:r>
-        <w:rPr>
-          <w:rFonts w:hint="eastAsia" w:ascii="Segoe UI" w:hAnsi="Segoe UI" w:eastAsia="宋体" w:cs="Segoe UI"/>
-          <w:i w:val="0"/>
-          <w:iCs w:val="0"/>
-          <w:caps w:val="0"/>
-          <w:color w:val="92D050"/>
-          <w:spacing w:val="0"/>
-          <w:sz w:val="19"/>
-          <w:szCs w:val="19"/>
-          <w:shd w:val="clear" w:fill="000000"/>
-          <w:lang w:val="en-US" w:eastAsia="zh-CN"/>
-        </w:rPr>
-        <w:t>忘我：获得</w:t>
-      </w:r>
+          <w:rFonts w:hint="default" w:ascii="Segoe UI" w:hAnsi="Segoe UI" w:eastAsia="宋体" w:cs="Segoe UI"/>
+          <w:i w:val="0"/>
+          <w:iCs w:val="0"/>
+          <w:caps w:val="0"/>
+          <w:color w:val="92D050"/>
+          <w:spacing w:val="0"/>
+          <w:sz w:val="19"/>
+          <w:szCs w:val="19"/>
+          <w:shd w:val="clear" w:fill="000000"/>
+          <w:lang w:val="en-US" w:eastAsia="zh-CN"/>
+        </w:rPr>
+      </w:pPr>
       <w:r>
         <w:rPr>
           <w:rFonts w:hint="default" w:ascii="Segoe UI" w:hAnsi="Segoe UI" w:eastAsia="Segoe UI" w:cs="Segoe UI"/>
@@ -4473,114 +5158,37 @@
           <w:szCs w:val="19"/>
           <w:shd w:val="clear" w:fill="000000"/>
         </w:rPr>
-        <w:t>经验值速度加快</w:t>
-      </w:r>
-      <w:r>
-        <w:rPr>
-          <w:rFonts w:hint="eastAsia" w:ascii="Segoe UI" w:hAnsi="Segoe UI" w:eastAsia="宋体" w:cs="Segoe UI"/>
-          <w:i w:val="0"/>
-          <w:iCs w:val="0"/>
-          <w:caps w:val="0"/>
-          <w:color w:val="92D050"/>
-          <w:spacing w:val="0"/>
-          <w:sz w:val="19"/>
-          <w:szCs w:val="19"/>
-          <w:shd w:val="clear" w:fill="000000"/>
-          <w:lang w:val="en-US" w:eastAsia="zh-CN"/>
-        </w:rPr>
-        <w:t>，万分比;</w:t>
-      </w:r>
-    </w:p>
-    <w:p>
-      <w:pPr>
-        <w:keepNext w:val="0"/>
-        <w:keepLines w:val="0"/>
-        <w:widowControl/>
-        <w:suppressLineNumbers w:val="0"/>
-        <w:shd w:val="clear" w:fill="121314"/>
-        <w:spacing w:line="285" w:lineRule="atLeast"/>
-        <w:jc w:val="left"/>
-        <w:rPr>
-          <w:rFonts w:hint="eastAsia" w:ascii="Consolas" w:hAnsi="Consolas" w:eastAsia="Consolas" w:cs="Consolas"/>
-          <w:b w:val="0"/>
-          <w:bCs w:val="0"/>
-          <w:color w:val="92D050"/>
-          <w:kern w:val="0"/>
-          <w:sz w:val="21"/>
-          <w:szCs w:val="21"/>
-          <w:shd w:val="clear" w:fill="121314"/>
-          <w:lang w:val="en-US" w:eastAsia="zh-CN" w:bidi="ar"/>
-        </w:rPr>
-      </w:pPr>
-      <w:r>
-        <w:rPr>
-          <w:rFonts w:hint="eastAsia" w:ascii="Consolas" w:hAnsi="Consolas" w:eastAsia="Consolas" w:cs="Consolas"/>
-          <w:b w:val="0"/>
-          <w:bCs w:val="0"/>
-          <w:color w:val="92D050"/>
-          <w:kern w:val="0"/>
-          <w:sz w:val="21"/>
-          <w:szCs w:val="21"/>
-          <w:shd w:val="clear" w:fill="121314"/>
-          <w:lang w:val="en-US" w:eastAsia="zh-CN" w:bidi="ar"/>
-        </w:rPr>
-        <w:t>（举例：该英雄配置</w:t>
-      </w:r>
-      <w:r>
-        <w:rPr>
-          <w:rFonts w:hint="default" w:ascii="Consolas" w:hAnsi="Consolas" w:eastAsia="Consolas" w:cs="Consolas"/>
-          <w:b w:val="0"/>
-          <w:bCs w:val="0"/>
-          <w:color w:val="92D050"/>
-          <w:kern w:val="0"/>
-          <w:sz w:val="21"/>
-          <w:szCs w:val="21"/>
-          <w:shd w:val="clear" w:fill="121314"/>
-          <w:lang w:val="en-US" w:eastAsia="zh-CN" w:bidi="ar"/>
-        </w:rPr>
-        <w:t>skill_xp_interval</w:t>
-      </w:r>
-      <w:r>
-        <w:rPr>
-          <w:rFonts w:hint="eastAsia" w:ascii="Consolas" w:hAnsi="Consolas" w:eastAsia="Consolas" w:cs="Consolas"/>
-          <w:b w:val="0"/>
-          <w:bCs w:val="0"/>
-          <w:color w:val="92D050"/>
-          <w:kern w:val="0"/>
-          <w:sz w:val="21"/>
-          <w:szCs w:val="21"/>
-          <w:shd w:val="clear" w:fill="121314"/>
-          <w:lang w:val="en-US" w:eastAsia="zh-CN" w:bidi="ar"/>
-        </w:rPr>
-        <w:t>为1，忘我为4000代表40%，</w:t>
-      </w:r>
-      <w:r>
-        <w:rPr>
-          <w:rFonts w:hint="default" w:ascii="Consolas" w:hAnsi="Consolas" w:eastAsia="Consolas" w:cs="Consolas"/>
-          <w:b w:val="0"/>
-          <w:bCs w:val="0"/>
-          <w:color w:val="92D050"/>
-          <w:kern w:val="0"/>
-          <w:sz w:val="21"/>
-          <w:szCs w:val="21"/>
-          <w:shd w:val="clear" w:fill="121314"/>
-          <w:lang w:val="en-US" w:eastAsia="zh-CN" w:bidi="ar"/>
-        </w:rPr>
-        <w:t>skill_xp_interval</w:t>
-      </w:r>
-      <w:r>
-        <w:rPr>
-          <w:rFonts w:hint="eastAsia" w:ascii="Consolas" w:hAnsi="Consolas" w:eastAsia="Consolas" w:cs="Consolas"/>
-          <w:b w:val="0"/>
-          <w:bCs w:val="0"/>
-          <w:color w:val="92D050"/>
-          <w:kern w:val="0"/>
-          <w:sz w:val="21"/>
-          <w:szCs w:val="21"/>
-          <w:shd w:val="clear" w:fill="121314"/>
-          <w:lang w:val="en-US" w:eastAsia="zh-CN" w:bidi="ar"/>
-        </w:rPr>
-        <w:t>的效果会变为0.6）</w:t>
+        <w:t>移动速度</w:t>
+      </w:r>
+      <w:r>
+        <w:rPr>
+          <w:rFonts w:hint="eastAsia" w:ascii="Segoe UI" w:hAnsi="Segoe UI" w:eastAsia="宋体" w:cs="Segoe UI"/>
+          <w:i w:val="0"/>
+          <w:iCs w:val="0"/>
+          <w:caps w:val="0"/>
+          <w:color w:val="92D050"/>
+          <w:spacing w:val="0"/>
+          <w:sz w:val="19"/>
+          <w:szCs w:val="19"/>
+          <w:shd w:val="clear" w:fill="000000"/>
+          <w:lang w:val="en-US" w:eastAsia="zh-CN"/>
+        </w:rPr>
+        <w:t>，万分比</w:t>
+      </w:r>
+      <w:r>
+        <w:rPr>
+          <w:rFonts w:hint="default" w:ascii="Segoe UI" w:hAnsi="Segoe UI" w:eastAsia="Segoe UI" w:cs="Segoe UI"/>
+          <w:i w:val="0"/>
+          <w:iCs w:val="0"/>
+          <w:caps w:val="0"/>
+          <w:color w:val="92D050"/>
+          <w:spacing w:val="0"/>
+          <w:sz w:val="19"/>
+          <w:szCs w:val="19"/>
+          <w:shd w:val="clear" w:fill="000000"/>
+          <w:lang w:val="en-US"/>
+        </w:rPr>
+        <w:t>;</w:t>
       </w:r>
     </w:p>
     <w:p>
@@ -4598,32 +5206,38 @@
         <w:shd w:val="clear" w:fill="000000"/>
         <w:ind w:left="0" w:firstLine="0"/>
         <w:rPr>
-          <w:rFonts w:hint="eastAsia" w:ascii="Segoe UI" w:hAnsi="Segoe UI" w:eastAsia="宋体" w:cs="Segoe UI"/>
-          <w:i w:val="0"/>
-          <w:iCs w:val="0"/>
-          <w:caps w:val="0"/>
-          <w:color w:val="92D050"/>
-          <w:spacing w:val="0"/>
-          <w:sz w:val="19"/>
-          <w:szCs w:val="19"/>
-          <w:shd w:val="clear" w:fill="000000"/>
-          <w:lang w:val="en-US" w:eastAsia="zh-CN"/>
-        </w:rPr>
-      </w:pPr>
-      <w:r>
-        <w:rPr>
-          <w:rFonts w:hint="eastAsia" w:ascii="Segoe UI" w:hAnsi="Segoe UI" w:eastAsia="宋体" w:cs="Segoe UI"/>
-          <w:i w:val="0"/>
-          <w:iCs w:val="0"/>
-          <w:caps w:val="0"/>
-          <w:color w:val="92D050"/>
-          <w:spacing w:val="0"/>
-          <w:sz w:val="19"/>
-          <w:szCs w:val="19"/>
-          <w:shd w:val="clear" w:fill="000000"/>
-          <w:lang w:val="en-US" w:eastAsia="zh-CN"/>
-        </w:rPr>
-        <w:t>技能冷却：技能冷却时间缩短（最低缩短至30%），万分比；</w:t>
+          <w:rStyle w:val="6"/>
+          <w:rFonts w:hint="default" w:ascii="Segoe UI" w:hAnsi="Segoe UI" w:eastAsia="Segoe UI" w:cs="Segoe UI"/>
+          <w:bCs/>
+          <w:i w:val="0"/>
+          <w:iCs w:val="0"/>
+          <w:caps w:val="0"/>
+          <w:color w:val="92D050"/>
+          <w:spacing w:val="0"/>
+          <w:kern w:val="0"/>
+          <w:sz w:val="27"/>
+          <w:szCs w:val="27"/>
+          <w:shd w:val="clear" w:fill="000000"/>
+          <w:lang w:val="en-US" w:eastAsia="zh-CN" w:bidi="ar"/>
+        </w:rPr>
+      </w:pPr>
+      <w:r>
+        <w:rPr>
+          <w:rStyle w:val="6"/>
+          <w:rFonts w:hint="default" w:ascii="Segoe UI" w:hAnsi="Segoe UI" w:eastAsia="Segoe UI" w:cs="Segoe UI"/>
+          <w:bCs/>
+          <w:i w:val="0"/>
+          <w:iCs w:val="0"/>
+          <w:caps w:val="0"/>
+          <w:color w:val="92D050"/>
+          <w:spacing w:val="0"/>
+          <w:kern w:val="0"/>
+          <w:sz w:val="27"/>
+          <w:szCs w:val="27"/>
+          <w:shd w:val="clear" w:fill="000000"/>
+          <w:lang w:val="en-US" w:eastAsia="zh-CN" w:bidi="ar"/>
+        </w:rPr>
+        <w:t>伤害公式：</w:t>
       </w:r>
     </w:p>
     <w:p>
@@ -4641,32 +5255,30 @@
         <w:shd w:val="clear" w:fill="000000"/>
         <w:ind w:left="0" w:firstLine="0"/>
         <w:rPr>
-          <w:rFonts w:hint="default" w:ascii="Segoe UI" w:hAnsi="Segoe UI" w:eastAsia="宋体" w:cs="Segoe UI"/>
-          <w:i w:val="0"/>
-          <w:iCs w:val="0"/>
-          <w:caps w:val="0"/>
-          <w:color w:val="92D050"/>
-          <w:spacing w:val="0"/>
-          <w:sz w:val="19"/>
-          <w:szCs w:val="19"/>
-          <w:shd w:val="clear" w:fill="000000"/>
-          <w:lang w:val="en-US" w:eastAsia="zh-CN"/>
-        </w:rPr>
-      </w:pPr>
-      <w:r>
-        <w:rPr>
-          <w:rFonts w:hint="eastAsia" w:ascii="Segoe UI" w:hAnsi="Segoe UI" w:eastAsia="宋体" w:cs="Segoe UI"/>
-          <w:i w:val="0"/>
-          <w:iCs w:val="0"/>
-          <w:caps w:val="0"/>
-          <w:color w:val="92D050"/>
-          <w:spacing w:val="0"/>
-          <w:sz w:val="19"/>
-          <w:szCs w:val="19"/>
-          <w:shd w:val="clear" w:fill="000000"/>
-          <w:lang w:val="en-US" w:eastAsia="zh-CN"/>
-        </w:rPr>
-        <w:t>奥术冷却：奥术冷却时间缩短（最低缩短至30%），万分比；</w:t>
+          <w:rFonts w:hint="default" w:ascii="Segoe UI" w:hAnsi="Segoe UI" w:eastAsia="Segoe UI" w:cs="Segoe UI"/>
+          <w:i w:val="0"/>
+          <w:iCs w:val="0"/>
+          <w:caps w:val="0"/>
+          <w:color w:val="92D050"/>
+          <w:spacing w:val="0"/>
+          <w:sz w:val="19"/>
+          <w:szCs w:val="19"/>
+          <w:shd w:val="clear" w:fill="000000"/>
+        </w:rPr>
+      </w:pPr>
+      <w:r>
+        <w:rPr>
+          <w:rFonts w:hint="default" w:ascii="Segoe UI" w:hAnsi="Segoe UI" w:eastAsia="Segoe UI" w:cs="Segoe UI"/>
+          <w:i w:val="0"/>
+          <w:iCs w:val="0"/>
+          <w:caps w:val="0"/>
+          <w:color w:val="92D050"/>
+          <w:spacing w:val="0"/>
+          <w:sz w:val="19"/>
+          <w:szCs w:val="19"/>
+          <w:shd w:val="clear" w:fill="000000"/>
+        </w:rPr>
+        <w:t>Max(0,(攻击力 × 技能倍率) × (1 + 我方加伤 - 对方减免) ×(1+ Max(0，我方暴击伤害-对方暴击伤害抵抗)) × 对首领/精英加成)；计算暴击率时，需要用（我方暴击率-对方暴击抵抗）</w:t>
       </w:r>
     </w:p>
     <w:p>
@@ -4684,61 +5296,38 @@
         <w:shd w:val="clear" w:fill="000000"/>
         <w:ind w:left="0" w:firstLine="0"/>
         <w:rPr>
-          <w:rFonts w:hint="default" w:ascii="Segoe UI" w:hAnsi="Segoe UI" w:eastAsia="宋体" w:cs="Segoe UI"/>
-          <w:i w:val="0"/>
-          <w:iCs w:val="0"/>
-          <w:caps w:val="0"/>
-          <w:color w:val="92D050"/>
-          <w:spacing w:val="0"/>
-          <w:sz w:val="19"/>
-          <w:szCs w:val="19"/>
-          <w:shd w:val="clear" w:fill="000000"/>
-          <w:lang w:val="en-US" w:eastAsia="zh-CN"/>
-        </w:rPr>
-      </w:pPr>
-      <w:r>
-        <w:rPr>
-          <w:rFonts w:hint="default" w:ascii="Segoe UI" w:hAnsi="Segoe UI" w:eastAsia="Segoe UI" w:cs="Segoe UI"/>
-          <w:i w:val="0"/>
-          <w:iCs w:val="0"/>
-          <w:caps w:val="0"/>
-          <w:color w:val="92D050"/>
-          <w:spacing w:val="0"/>
-          <w:sz w:val="19"/>
-          <w:szCs w:val="19"/>
-          <w:shd w:val="clear" w:fill="000000"/>
-        </w:rPr>
-        <w:t>移动速度</w:t>
-      </w:r>
-      <w:r>
-        <w:rPr>
-          <w:rFonts w:hint="eastAsia" w:ascii="Segoe UI" w:hAnsi="Segoe UI" w:eastAsia="宋体" w:cs="Segoe UI"/>
-          <w:i w:val="0"/>
-          <w:iCs w:val="0"/>
-          <w:caps w:val="0"/>
-          <w:color w:val="92D050"/>
-          <w:spacing w:val="0"/>
-          <w:sz w:val="19"/>
-          <w:szCs w:val="19"/>
-          <w:shd w:val="clear" w:fill="000000"/>
-          <w:lang w:val="en-US" w:eastAsia="zh-CN"/>
-        </w:rPr>
-        <w:t>，万分比</w:t>
-      </w:r>
-      <w:r>
-        <w:rPr>
-          <w:rFonts w:hint="default" w:ascii="Segoe UI" w:hAnsi="Segoe UI" w:eastAsia="Segoe UI" w:cs="Segoe UI"/>
-          <w:i w:val="0"/>
-          <w:iCs w:val="0"/>
-          <w:caps w:val="0"/>
-          <w:color w:val="92D050"/>
-          <w:spacing w:val="0"/>
-          <w:sz w:val="19"/>
-          <w:szCs w:val="19"/>
-          <w:shd w:val="clear" w:fill="000000"/>
-          <w:lang w:val="en-US"/>
-        </w:rPr>
-        <w:t>;</w:t>
+          <w:rStyle w:val="6"/>
+          <w:rFonts w:hint="eastAsia" w:ascii="Segoe UI" w:hAnsi="Segoe UI" w:eastAsia="Segoe UI" w:cs="Segoe UI"/>
+          <w:bCs/>
+          <w:i w:val="0"/>
+          <w:iCs w:val="0"/>
+          <w:caps w:val="0"/>
+          <w:color w:val="92D050"/>
+          <w:spacing w:val="0"/>
+          <w:kern w:val="0"/>
+          <w:sz w:val="27"/>
+          <w:szCs w:val="27"/>
+          <w:shd w:val="clear" w:fill="000000"/>
+          <w:lang w:val="en-US" w:eastAsia="zh-CN" w:bidi="ar"/>
+        </w:rPr>
+      </w:pPr>
+      <w:r>
+        <w:rPr>
+          <w:rStyle w:val="6"/>
+          <w:rFonts w:hint="eastAsia" w:ascii="Segoe UI" w:hAnsi="Segoe UI" w:eastAsia="Segoe UI" w:cs="Segoe UI"/>
+          <w:bCs/>
+          <w:i w:val="0"/>
+          <w:iCs w:val="0"/>
+          <w:caps w:val="0"/>
+          <w:color w:val="92D050"/>
+          <w:spacing w:val="0"/>
+          <w:kern w:val="0"/>
+          <w:sz w:val="27"/>
+          <w:szCs w:val="27"/>
+          <w:shd w:val="clear" w:fill="000000"/>
+          <w:lang w:val="en-US" w:eastAsia="zh-CN" w:bidi="ar"/>
+        </w:rPr>
+        <w:t>配置表中属性初始化：</w:t>
       </w:r>
     </w:p>
     <w:p>
@@ -4756,38 +5345,121 @@
         <w:shd w:val="clear" w:fill="000000"/>
         <w:ind w:left="0" w:firstLine="0"/>
         <w:rPr>
-          <w:rStyle w:val="6"/>
+          <w:rFonts w:ascii="宋体" w:hAnsi="宋体" w:eastAsia="宋体" w:cs="宋体"/>
+          <w:color w:val="92D050"/>
+          <w:sz w:val="24"/>
+          <w:szCs w:val="24"/>
+        </w:rPr>
+      </w:pPr>
+      <w:r>
+        <w:rPr>
           <w:rFonts w:hint="default" w:ascii="Segoe UI" w:hAnsi="Segoe UI" w:eastAsia="Segoe UI" w:cs="Segoe UI"/>
-          <w:bCs/>
-          <w:i w:val="0"/>
-          <w:iCs w:val="0"/>
-          <w:caps w:val="0"/>
-          <w:color w:val="92D050"/>
-          <w:spacing w:val="0"/>
-          <w:kern w:val="0"/>
-          <w:sz w:val="27"/>
-          <w:szCs w:val="27"/>
-          <w:shd w:val="clear" w:fill="000000"/>
-          <w:lang w:val="en-US" w:eastAsia="zh-CN" w:bidi="ar"/>
-        </w:rPr>
-      </w:pPr>
-      <w:r>
-        <w:rPr>
-          <w:rStyle w:val="6"/>
+          <w:i w:val="0"/>
+          <w:iCs w:val="0"/>
+          <w:caps w:val="0"/>
+          <w:color w:val="92D050"/>
+          <w:spacing w:val="0"/>
+          <w:sz w:val="19"/>
+          <w:szCs w:val="19"/>
+          <w:shd w:val="clear" w:fill="000000"/>
+        </w:rPr>
+        <w:t>所有怪物，召唤物，英雄的attr中的</w:t>
+      </w:r>
+      <w:r>
+        <w:rPr>
+          <w:rFonts w:hint="eastAsia" w:ascii="Segoe UI" w:hAnsi="Segoe UI" w:eastAsia="宋体" w:cs="Segoe UI"/>
+          <w:i w:val="0"/>
+          <w:iCs w:val="0"/>
+          <w:caps w:val="0"/>
+          <w:color w:val="92D050"/>
+          <w:spacing w:val="0"/>
+          <w:sz w:val="19"/>
+          <w:szCs w:val="19"/>
+          <w:shd w:val="clear" w:fill="000000"/>
+          <w:lang w:val="en-US" w:eastAsia="zh-CN"/>
+        </w:rPr>
+        <w:t>攻击，生命，攻击间隔，攻击数量保持不变</w:t>
+      </w:r>
+      <w:r>
+        <w:rPr>
           <w:rFonts w:hint="default" w:ascii="Segoe UI" w:hAnsi="Segoe UI" w:eastAsia="Segoe UI" w:cs="Segoe UI"/>
-          <w:bCs/>
-          <w:i w:val="0"/>
-          <w:iCs w:val="0"/>
-          <w:caps w:val="0"/>
-          <w:color w:val="92D050"/>
-          <w:spacing w:val="0"/>
-          <w:kern w:val="0"/>
-          <w:sz w:val="27"/>
-          <w:szCs w:val="27"/>
-          <w:shd w:val="clear" w:fill="000000"/>
-          <w:lang w:val="en-US" w:eastAsia="zh-CN" w:bidi="ar"/>
-        </w:rPr>
-        <w:t>伤害公式：</w:t>
+          <w:i w:val="0"/>
+          <w:iCs w:val="0"/>
+          <w:caps w:val="0"/>
+          <w:color w:val="92D050"/>
+          <w:spacing w:val="0"/>
+          <w:sz w:val="19"/>
+          <w:szCs w:val="19"/>
+          <w:shd w:val="clear" w:fill="000000"/>
+        </w:rPr>
+        <w:t>，</w:t>
+      </w:r>
+      <w:r>
+        <w:rPr>
+          <w:rFonts w:hint="eastAsia" w:ascii="Segoe UI" w:hAnsi="Segoe UI" w:eastAsia="宋体" w:cs="Segoe UI"/>
+          <w:i w:val="0"/>
+          <w:iCs w:val="0"/>
+          <w:caps w:val="0"/>
+          <w:color w:val="92D050"/>
+          <w:spacing w:val="0"/>
+          <w:sz w:val="19"/>
+          <w:szCs w:val="19"/>
+          <w:shd w:val="clear" w:fill="000000"/>
+          <w:lang w:val="en-US" w:eastAsia="zh-CN"/>
+        </w:rPr>
+        <w:t>移动速度均为10000，</w:t>
+      </w:r>
+      <w:r>
+        <w:rPr>
+          <w:rFonts w:hint="default" w:ascii="Segoe UI" w:hAnsi="Segoe UI" w:eastAsia="Segoe UI" w:cs="Segoe UI"/>
+          <w:i w:val="0"/>
+          <w:iCs w:val="0"/>
+          <w:caps w:val="0"/>
+          <w:color w:val="92D050"/>
+          <w:spacing w:val="0"/>
+          <w:sz w:val="19"/>
+          <w:szCs w:val="19"/>
+          <w:shd w:val="clear" w:fill="000000"/>
+        </w:rPr>
+        <w:t>命中率均为100%，其他</w:t>
+      </w:r>
+      <w:r>
+        <w:rPr>
+          <w:rFonts w:hint="eastAsia" w:ascii="Segoe UI" w:hAnsi="Segoe UI" w:eastAsia="宋体" w:cs="Segoe UI"/>
+          <w:i w:val="0"/>
+          <w:iCs w:val="0"/>
+          <w:caps w:val="0"/>
+          <w:color w:val="92D050"/>
+          <w:spacing w:val="0"/>
+          <w:sz w:val="19"/>
+          <w:szCs w:val="19"/>
+          <w:shd w:val="clear" w:fill="000000"/>
+          <w:lang w:val="en-US" w:eastAsia="zh-CN"/>
+        </w:rPr>
+        <w:t>先填</w:t>
+      </w:r>
+      <w:r>
+        <w:rPr>
+          <w:rFonts w:hint="default" w:ascii="Segoe UI" w:hAnsi="Segoe UI" w:eastAsia="Segoe UI" w:cs="Segoe UI"/>
+          <w:i w:val="0"/>
+          <w:iCs w:val="0"/>
+          <w:caps w:val="0"/>
+          <w:color w:val="92D050"/>
+          <w:spacing w:val="0"/>
+          <w:sz w:val="19"/>
+          <w:szCs w:val="19"/>
+          <w:shd w:val="clear" w:fill="000000"/>
+        </w:rPr>
+        <w:t>0即可</w:t>
+      </w:r>
+      <w:r>
+        <w:rPr>
+          <w:rFonts w:ascii="宋体" w:hAnsi="宋体" w:eastAsia="宋体" w:cs="宋体"/>
+          <w:color w:val="92D050"/>
+          <w:sz w:val="24"/>
+          <w:szCs w:val="24"/>
+        </w:rPr>
+        <w:t>。</w:t>
       </w:r>
     </w:p>
     <w:p>
@@ -4805,30 +5477,38 @@
         <w:shd w:val="clear" w:fill="000000"/>
         <w:ind w:left="0" w:firstLine="0"/>
         <w:rPr>
-          <w:rFonts w:hint="default" w:ascii="Segoe UI" w:hAnsi="Segoe UI" w:eastAsia="Segoe UI" w:cs="Segoe UI"/>
-          <w:i w:val="0"/>
-          <w:iCs w:val="0"/>
-          <w:caps w:val="0"/>
-          <w:color w:val="92D050"/>
-          <w:spacing w:val="0"/>
-          <w:sz w:val="19"/>
-          <w:szCs w:val="19"/>
-          <w:shd w:val="clear" w:fill="000000"/>
-        </w:rPr>
-      </w:pPr>
-      <w:r>
-        <w:rPr>
-          <w:rFonts w:hint="default" w:ascii="Segoe UI" w:hAnsi="Segoe UI" w:eastAsia="Segoe UI" w:cs="Segoe UI"/>
-          <w:i w:val="0"/>
-          <w:iCs w:val="0"/>
-          <w:caps w:val="0"/>
-          <w:color w:val="92D050"/>
-          <w:spacing w:val="0"/>
-          <w:sz w:val="19"/>
-          <w:szCs w:val="19"/>
-          <w:shd w:val="clear" w:fill="000000"/>
-        </w:rPr>
-        <w:t>Max(0,(攻击力 × 技能倍率) × (1 + 我方加伤 - 对方减免) ×(1+ Max(0，我方暴击伤害-对方暴击伤害抵抗)) × 对首领/精英加成)；计算暴击率时，需要用（我方暴击率-对方暴击抵抗）</w:t>
+          <w:rStyle w:val="6"/>
+          <w:rFonts w:hint="eastAsia" w:ascii="Segoe UI" w:hAnsi="Segoe UI" w:eastAsia="Segoe UI" w:cs="Segoe UI"/>
+          <w:bCs/>
+          <w:i w:val="0"/>
+          <w:iCs w:val="0"/>
+          <w:caps w:val="0"/>
+          <w:color w:val="92D050"/>
+          <w:spacing w:val="0"/>
+          <w:kern w:val="0"/>
+          <w:sz w:val="27"/>
+          <w:szCs w:val="27"/>
+          <w:shd w:val="clear" w:fill="000000"/>
+          <w:lang w:val="en-US" w:eastAsia="zh-CN" w:bidi="ar"/>
+        </w:rPr>
+      </w:pPr>
+      <w:r>
+        <w:rPr>
+          <w:rStyle w:val="6"/>
+          <w:rFonts w:hint="eastAsia" w:ascii="Segoe UI" w:hAnsi="Segoe UI" w:eastAsia="Segoe UI" w:cs="Segoe UI"/>
+          <w:bCs/>
+          <w:i w:val="0"/>
+          <w:iCs w:val="0"/>
+          <w:caps w:val="0"/>
+          <w:color w:val="92D050"/>
+          <w:spacing w:val="0"/>
+          <w:kern w:val="0"/>
+          <w:sz w:val="27"/>
+          <w:szCs w:val="27"/>
+          <w:shd w:val="clear" w:fill="000000"/>
+          <w:lang w:val="en-US" w:eastAsia="zh-CN" w:bidi="ar"/>
+        </w:rPr>
+        <w:t>召唤物的继承：</w:t>
       </w:r>
     </w:p>
     <w:p>
@@ -4846,38 +5526,30 @@
         <w:shd w:val="clear" w:fill="000000"/>
         <w:ind w:left="0" w:firstLine="0"/>
         <w:rPr>
-          <w:rStyle w:val="6"/>
-          <w:rFonts w:hint="eastAsia" w:ascii="Segoe UI" w:hAnsi="Segoe UI" w:eastAsia="Segoe UI" w:cs="Segoe UI"/>
-          <w:bCs/>
-          <w:i w:val="0"/>
-          <w:iCs w:val="0"/>
-          <w:caps w:val="0"/>
-          <w:color w:val="92D050"/>
-          <w:spacing w:val="0"/>
-          <w:kern w:val="0"/>
-          <w:sz w:val="27"/>
-          <w:szCs w:val="27"/>
-          <w:shd w:val="clear" w:fill="000000"/>
-          <w:lang w:val="en-US" w:eastAsia="zh-CN" w:bidi="ar"/>
-        </w:rPr>
-      </w:pPr>
-      <w:r>
-        <w:rPr>
-          <w:rStyle w:val="6"/>
-          <w:rFonts w:hint="eastAsia" w:ascii="Segoe UI" w:hAnsi="Segoe UI" w:eastAsia="Segoe UI" w:cs="Segoe UI"/>
-          <w:bCs/>
-          <w:i w:val="0"/>
-          <w:iCs w:val="0"/>
-          <w:caps w:val="0"/>
-          <w:color w:val="92D050"/>
-          <w:spacing w:val="0"/>
-          <w:kern w:val="0"/>
-          <w:sz w:val="27"/>
-          <w:szCs w:val="27"/>
-          <w:shd w:val="clear" w:fill="000000"/>
-          <w:lang w:val="en-US" w:eastAsia="zh-CN" w:bidi="ar"/>
-        </w:rPr>
-        <w:t>配置表中属性初始化：</w:t>
+          <w:rFonts w:hint="default" w:ascii="Segoe UI" w:hAnsi="Segoe UI" w:eastAsia="Segoe UI" w:cs="Segoe UI"/>
+          <w:i w:val="0"/>
+          <w:iCs w:val="0"/>
+          <w:caps w:val="0"/>
+          <w:color w:val="92D050"/>
+          <w:spacing w:val="0"/>
+          <w:sz w:val="19"/>
+          <w:szCs w:val="19"/>
+          <w:shd w:val="clear" w:fill="000000"/>
+        </w:rPr>
+      </w:pPr>
+      <w:r>
+        <w:rPr>
+          <w:rFonts w:hint="default" w:ascii="Segoe UI" w:hAnsi="Segoe UI" w:eastAsia="Segoe UI" w:cs="Segoe UI"/>
+          <w:i w:val="0"/>
+          <w:iCs w:val="0"/>
+          <w:caps w:val="0"/>
+          <w:color w:val="92D050"/>
+          <w:spacing w:val="0"/>
+          <w:sz w:val="19"/>
+          <w:szCs w:val="19"/>
+          <w:shd w:val="clear" w:fill="000000"/>
+        </w:rPr>
+        <w:t>HeroController中的HandleSummonSkill方法中，attrRatio为继承基础属性比例。</w:t>
       </w:r>
     </w:p>
     <w:p>
@@ -4895,14 +5567,6 @@
         <w:shd w:val="clear" w:fill="000000"/>
         <w:ind w:left="0" w:firstLine="0"/>
         <w:rPr>
-          <w:rFonts w:ascii="宋体" w:hAnsi="宋体" w:eastAsia="宋体" w:cs="宋体"/>
-          <w:color w:val="92D050"/>
-          <w:sz w:val="24"/>
-          <w:szCs w:val="24"/>
-        </w:rPr>
-      </w:pPr>
-      <w:r>
-        <w:rPr>
           <w:rFonts w:hint="default" w:ascii="Segoe UI" w:hAnsi="Segoe UI" w:eastAsia="Segoe UI" w:cs="Segoe UI"/>
           <w:i w:val="0"/>
           <w:iCs w:val="0"/>
@@ -4913,23 +5577,7 @@
           <w:szCs w:val="19"/>
           <w:shd w:val="clear" w:fill="000000"/>
         </w:rPr>
-        <w:t>所有怪物，召唤物，英雄的attr中的</w:t>
-      </w:r>
-      <w:r>
-        <w:rPr>
-          <w:rFonts w:hint="eastAsia" w:ascii="Segoe UI" w:hAnsi="Segoe UI" w:eastAsia="宋体" w:cs="Segoe UI"/>
-          <w:i w:val="0"/>
-          <w:iCs w:val="0"/>
-          <w:caps w:val="0"/>
-          <w:color w:val="92D050"/>
-          <w:spacing w:val="0"/>
-          <w:sz w:val="19"/>
-          <w:szCs w:val="19"/>
-          <w:shd w:val="clear" w:fill="000000"/>
-          <w:lang w:val="en-US" w:eastAsia="zh-CN"/>
-        </w:rPr>
-        <w:t>攻击，生命，攻击间隔，攻击数量保持不变</w:t>
-      </w:r>
+      </w:pPr>
       <w:r>
         <w:rPr>
           <w:rFonts w:hint="default" w:ascii="Segoe UI" w:hAnsi="Segoe UI" w:eastAsia="Segoe UI" w:cs="Segoe UI"/>
@@ -4942,74 +5590,7 @@
           <w:szCs w:val="19"/>
           <w:shd w:val="clear" w:fill="000000"/>
         </w:rPr>
-        <w:t>，</w:t>
-      </w:r>
-      <w:r>
-        <w:rPr>
-          <w:rFonts w:hint="eastAsia" w:ascii="Segoe UI" w:hAnsi="Segoe UI" w:eastAsia="宋体" w:cs="Segoe UI"/>
-          <w:i w:val="0"/>
-          <w:iCs w:val="0"/>
-          <w:caps w:val="0"/>
-          <w:color w:val="92D050"/>
-          <w:spacing w:val="0"/>
-          <w:sz w:val="19"/>
-          <w:szCs w:val="19"/>
-          <w:shd w:val="clear" w:fill="000000"/>
-          <w:lang w:val="en-US" w:eastAsia="zh-CN"/>
-        </w:rPr>
-        <w:t>移动速度均为10000，</w:t>
-      </w:r>
-      <w:r>
-        <w:rPr>
-          <w:rFonts w:hint="default" w:ascii="Segoe UI" w:hAnsi="Segoe UI" w:eastAsia="Segoe UI" w:cs="Segoe UI"/>
-          <w:i w:val="0"/>
-          <w:iCs w:val="0"/>
-          <w:caps w:val="0"/>
-          <w:color w:val="92D050"/>
-          <w:spacing w:val="0"/>
-          <w:sz w:val="19"/>
-          <w:szCs w:val="19"/>
-          <w:shd w:val="clear" w:fill="000000"/>
-        </w:rPr>
-        <w:t>命中率均为100%，其他</w:t>
-      </w:r>
-      <w:r>
-        <w:rPr>
-          <w:rFonts w:hint="eastAsia" w:ascii="Segoe UI" w:hAnsi="Segoe UI" w:eastAsia="宋体" w:cs="Segoe UI"/>
-          <w:i w:val="0"/>
-          <w:iCs w:val="0"/>
-          <w:caps w:val="0"/>
-          <w:color w:val="92D050"/>
-          <w:spacing w:val="0"/>
-          <w:sz w:val="19"/>
-          <w:szCs w:val="19"/>
-          <w:shd w:val="clear" w:fill="000000"/>
-          <w:lang w:val="en-US" w:eastAsia="zh-CN"/>
-        </w:rPr>
-        <w:t>先填</w:t>
-      </w:r>
-      <w:r>
-        <w:rPr>
-          <w:rFonts w:hint="default" w:ascii="Segoe UI" w:hAnsi="Segoe UI" w:eastAsia="Segoe UI" w:cs="Segoe UI"/>
-          <w:i w:val="0"/>
-          <w:iCs w:val="0"/>
-          <w:caps w:val="0"/>
-          <w:color w:val="92D050"/>
-          <w:spacing w:val="0"/>
-          <w:sz w:val="19"/>
-          <w:szCs w:val="19"/>
-          <w:shd w:val="clear" w:fill="000000"/>
-        </w:rPr>
-        <w:t>0即可</w:t>
-      </w:r>
-      <w:r>
-        <w:rPr>
-          <w:rFonts w:ascii="宋体" w:hAnsi="宋体" w:eastAsia="宋体" w:cs="宋体"/>
-          <w:color w:val="92D050"/>
-          <w:sz w:val="24"/>
-          <w:szCs w:val="24"/>
-        </w:rPr>
-        <w:t>。</w:t>
+        <w:t>如果召唤物在monster表中的attr中有部分属性的配置，则该部分按照配置属性。</w:t>
       </w:r>
     </w:p>
     <w:p>
@@ -5027,38 +5608,30 @@
         <w:shd w:val="clear" w:fill="000000"/>
         <w:ind w:left="0" w:firstLine="0"/>
         <w:rPr>
-          <w:rStyle w:val="6"/>
-          <w:rFonts w:hint="eastAsia" w:ascii="Segoe UI" w:hAnsi="Segoe UI" w:eastAsia="Segoe UI" w:cs="Segoe UI"/>
-          <w:bCs/>
-          <w:i w:val="0"/>
-          <w:iCs w:val="0"/>
-          <w:caps w:val="0"/>
-          <w:color w:val="92D050"/>
-          <w:spacing w:val="0"/>
-          <w:kern w:val="0"/>
-          <w:sz w:val="27"/>
-          <w:szCs w:val="27"/>
-          <w:shd w:val="clear" w:fill="000000"/>
-          <w:lang w:val="en-US" w:eastAsia="zh-CN" w:bidi="ar"/>
-        </w:rPr>
-      </w:pPr>
-      <w:r>
-        <w:rPr>
-          <w:rStyle w:val="6"/>
-          <w:rFonts w:hint="eastAsia" w:ascii="Segoe UI" w:hAnsi="Segoe UI" w:eastAsia="Segoe UI" w:cs="Segoe UI"/>
-          <w:bCs/>
-          <w:i w:val="0"/>
-          <w:iCs w:val="0"/>
-          <w:caps w:val="0"/>
-          <w:color w:val="92D050"/>
-          <w:spacing w:val="0"/>
-          <w:kern w:val="0"/>
-          <w:sz w:val="27"/>
-          <w:szCs w:val="27"/>
-          <w:shd w:val="clear" w:fill="000000"/>
-          <w:lang w:val="en-US" w:eastAsia="zh-CN" w:bidi="ar"/>
-        </w:rPr>
-        <w:t>召唤物的继承：</w:t>
+          <w:rFonts w:hint="default" w:ascii="Segoe UI" w:hAnsi="Segoe UI" w:eastAsia="Segoe UI" w:cs="Segoe UI"/>
+          <w:i w:val="0"/>
+          <w:iCs w:val="0"/>
+          <w:caps w:val="0"/>
+          <w:color w:val="92D050"/>
+          <w:spacing w:val="0"/>
+          <w:sz w:val="19"/>
+          <w:szCs w:val="19"/>
+          <w:shd w:val="clear" w:fill="000000"/>
+        </w:rPr>
+      </w:pPr>
+      <w:r>
+        <w:rPr>
+          <w:rFonts w:hint="default" w:ascii="Segoe UI" w:hAnsi="Segoe UI" w:eastAsia="Segoe UI" w:cs="Segoe UI"/>
+          <w:i w:val="0"/>
+          <w:iCs w:val="0"/>
+          <w:caps w:val="0"/>
+          <w:color w:val="92D050"/>
+          <w:spacing w:val="0"/>
+          <w:sz w:val="19"/>
+          <w:szCs w:val="19"/>
+          <w:shd w:val="clear" w:fill="000000"/>
+        </w:rPr>
+        <w:t>剩余没有的配置属性，则按照召唤者的属性继承。</w:t>
       </w:r>
     </w:p>
     <w:p>
@@ -5089,6 +5662,21 @@
       </w:pPr>
       <w:r>
         <w:rPr>
+          <w:rFonts w:hint="eastAsia" w:ascii="Segoe UI" w:hAnsi="Segoe UI" w:eastAsia="宋体" w:cs="Segoe UI"/>
+          <w:i w:val="0"/>
+          <w:iCs w:val="0"/>
+          <w:caps w:val="0"/>
+          <w:color w:val="92D050"/>
+          <w:spacing w:val="0"/>
+          <w:sz w:val="19"/>
+          <w:szCs w:val="19"/>
+          <w:shd w:val="clear" w:fill="000000"/>
+          <w:lang w:val="en-US" w:eastAsia="zh-CN"/>
+        </w:rPr>
+        <w:t>继承的属性，如果在attr表中配置类型为1</w:t>
+      </w:r>
+      <w:r>
+        <w:rPr>
           <w:rFonts w:hint="default" w:ascii="Segoe UI" w:hAnsi="Segoe UI" w:eastAsia="Segoe UI" w:cs="Segoe UI"/>
           <w:i w:val="0"/>
           <w:iCs w:val="0"/>
@@ -5099,7 +5687,7 @@
           <w:szCs w:val="19"/>
           <w:shd w:val="clear" w:fill="000000"/>
         </w:rPr>
-        <w:t>HeroController中的HandleSummonSkill方法中，attrRatio为继承基础属性比例。</w:t>
+        <w:t>，则还需要按照attrRatio/10000的比例继承。</w:t>
       </w:r>
     </w:p>
     <w:p>
@@ -5117,144 +5705,6 @@
         <w:shd w:val="clear" w:fill="000000"/>
         <w:ind w:left="0" w:firstLine="0"/>
         <w:rPr>
-          <w:rFonts w:hint="default" w:ascii="Segoe UI" w:hAnsi="Segoe UI" w:eastAsia="Segoe UI" w:cs="Segoe UI"/>
-          <w:i w:val="0"/>
-          <w:iCs w:val="0"/>
-          <w:caps w:val="0"/>
-          <w:color w:val="92D050"/>
-          <w:spacing w:val="0"/>
-          <w:sz w:val="19"/>
-          <w:szCs w:val="19"/>
-          <w:shd w:val="clear" w:fill="000000"/>
-        </w:rPr>
-      </w:pPr>
-      <w:r>
-        <w:rPr>
-          <w:rFonts w:hint="default" w:ascii="Segoe UI" w:hAnsi="Segoe UI" w:eastAsia="Segoe UI" w:cs="Segoe UI"/>
-          <w:i w:val="0"/>
-          <w:iCs w:val="0"/>
-          <w:caps w:val="0"/>
-          <w:color w:val="92D050"/>
-          <w:spacing w:val="0"/>
-          <w:sz w:val="19"/>
-          <w:szCs w:val="19"/>
-          <w:shd w:val="clear" w:fill="000000"/>
-        </w:rPr>
-        <w:t>如果召唤物在monster表中的attr中有部分属性的配置，则该部分按照配置属性。</w:t>
-      </w:r>
-    </w:p>
-    <w:p>
-      <w:pPr>
-        <w:keepNext w:val="0"/>
-        <w:keepLines w:val="0"/>
-        <w:widowControl/>
-        <w:suppressLineNumbers w:val="0"/>
-        <w:pBdr>
-          <w:top w:val="none" w:color="6FC3DF" w:sz="0" w:space="0"/>
-          <w:left w:val="none" w:color="6FC3DF" w:sz="0" w:space="0"/>
-          <w:bottom w:val="none" w:color="6FC3DF" w:sz="0" w:space="0"/>
-          <w:right w:val="none" w:color="6FC3DF" w:sz="0" w:space="0"/>
-        </w:pBdr>
-        <w:shd w:val="clear" w:fill="000000"/>
-        <w:ind w:left="0" w:firstLine="0"/>
-        <w:rPr>
-          <w:rFonts w:hint="default" w:ascii="Segoe UI" w:hAnsi="Segoe UI" w:eastAsia="Segoe UI" w:cs="Segoe UI"/>
-          <w:i w:val="0"/>
-          <w:iCs w:val="0"/>
-          <w:caps w:val="0"/>
-          <w:color w:val="92D050"/>
-          <w:spacing w:val="0"/>
-          <w:sz w:val="19"/>
-          <w:szCs w:val="19"/>
-          <w:shd w:val="clear" w:fill="000000"/>
-        </w:rPr>
-      </w:pPr>
-      <w:r>
-        <w:rPr>
-          <w:rFonts w:hint="default" w:ascii="Segoe UI" w:hAnsi="Segoe UI" w:eastAsia="Segoe UI" w:cs="Segoe UI"/>
-          <w:i w:val="0"/>
-          <w:iCs w:val="0"/>
-          <w:caps w:val="0"/>
-          <w:color w:val="92D050"/>
-          <w:spacing w:val="0"/>
-          <w:sz w:val="19"/>
-          <w:szCs w:val="19"/>
-          <w:shd w:val="clear" w:fill="000000"/>
-        </w:rPr>
-        <w:t>剩余没有的配置属性，则按照召唤者的属性继承。</w:t>
-      </w:r>
-    </w:p>
-    <w:p>
-      <w:pPr>
-        <w:keepNext w:val="0"/>
-        <w:keepLines w:val="0"/>
-        <w:widowControl/>
-        <w:suppressLineNumbers w:val="0"/>
-        <w:pBdr>
-          <w:top w:val="none" w:color="6FC3DF" w:sz="0" w:space="0"/>
-          <w:left w:val="none" w:color="6FC3DF" w:sz="0" w:space="0"/>
-          <w:bottom w:val="none" w:color="6FC3DF" w:sz="0" w:space="0"/>
-          <w:right w:val="none" w:color="6FC3DF" w:sz="0" w:space="0"/>
-        </w:pBdr>
-        <w:shd w:val="clear" w:fill="000000"/>
-        <w:ind w:left="0" w:firstLine="0"/>
-        <w:rPr>
-          <w:rFonts w:hint="default" w:ascii="Segoe UI" w:hAnsi="Segoe UI" w:eastAsia="Segoe UI" w:cs="Segoe UI"/>
-          <w:i w:val="0"/>
-          <w:iCs w:val="0"/>
-          <w:caps w:val="0"/>
-          <w:color w:val="92D050"/>
-          <w:spacing w:val="0"/>
-          <w:sz w:val="19"/>
-          <w:szCs w:val="19"/>
-          <w:shd w:val="clear" w:fill="000000"/>
-        </w:rPr>
-      </w:pPr>
-      <w:r>
-        <w:rPr>
-          <w:rFonts w:hint="eastAsia" w:ascii="Segoe UI" w:hAnsi="Segoe UI" w:eastAsia="宋体" w:cs="Segoe UI"/>
-          <w:i w:val="0"/>
-          <w:iCs w:val="0"/>
-          <w:caps w:val="0"/>
-          <w:color w:val="92D050"/>
-          <w:spacing w:val="0"/>
-          <w:sz w:val="19"/>
-          <w:szCs w:val="19"/>
-          <w:shd w:val="clear" w:fill="000000"/>
-          <w:lang w:val="en-US" w:eastAsia="zh-CN"/>
-        </w:rPr>
-        <w:t>继承的属性，如果在attr表中配置类型为1</w:t>
-      </w:r>
-      <w:r>
-        <w:rPr>
-          <w:rFonts w:hint="default" w:ascii="Segoe UI" w:hAnsi="Segoe UI" w:eastAsia="Segoe UI" w:cs="Segoe UI"/>
-          <w:i w:val="0"/>
-          <w:iCs w:val="0"/>
-          <w:caps w:val="0"/>
-          <w:color w:val="92D050"/>
-          <w:spacing w:val="0"/>
-          <w:sz w:val="19"/>
-          <w:szCs w:val="19"/>
-          <w:shd w:val="clear" w:fill="000000"/>
-        </w:rPr>
-        <w:t>，则还需要按照attrRatio/10000的比例继承。</w:t>
-      </w:r>
-    </w:p>
-    <w:p>
-      <w:pPr>
-        <w:keepNext w:val="0"/>
-        <w:keepLines w:val="0"/>
-        <w:widowControl/>
-        <w:suppressLineNumbers w:val="0"/>
-        <w:pBdr>
-          <w:top w:val="none" w:color="6FC3DF" w:sz="0" w:space="0"/>
-          <w:left w:val="none" w:color="6FC3DF" w:sz="0" w:space="0"/>
-          <w:bottom w:val="none" w:color="6FC3DF" w:sz="0" w:space="0"/>
-          <w:right w:val="none" w:color="6FC3DF" w:sz="0" w:space="0"/>
-        </w:pBdr>
-        <w:shd w:val="clear" w:fill="000000"/>
-        <w:ind w:left="0" w:firstLine="0"/>
-        <w:rPr>
           <w:rStyle w:val="6"/>
           <w:rFonts w:hint="eastAsia" w:ascii="Segoe UI" w:hAnsi="Segoe UI" w:eastAsia="Segoe UI" w:cs="Segoe UI"/>
           <w:bCs/>
@@ -5296,7 +5746,7 @@
         <w:widowControl/>
         <w:numPr>
           <w:ilvl w:val="0"/>
-          <w:numId w:val="2"/>
+          <w:numId w:val="1"/>
         </w:numPr>
         <w:suppressLineNumbers w:val="0"/>
         <w:shd w:val="clear" w:fill="1E1E2E"/>
@@ -5412,7 +5862,7 @@
         <w:widowControl/>
         <w:numPr>
           <w:ilvl w:val="0"/>
-          <w:numId w:val="2"/>
+          <w:numId w:val="1"/>
         </w:numPr>
         <w:suppressLineNumbers w:val="0"/>
         <w:shd w:val="clear" w:fill="181A1B"/>
@@ -5515,7 +5965,7 @@
         <w:widowControl/>
         <w:numPr>
           <w:ilvl w:val="0"/>
-          <w:numId w:val="2"/>
+          <w:numId w:val="1"/>
         </w:numPr>
         <w:suppressLineNumbers w:val="0"/>
         <w:shd w:val="clear" w:fill="181A1B"/>
@@ -6832,7 +7282,7 @@
         <w:widowControl/>
         <w:numPr>
           <w:ilvl w:val="0"/>
-          <w:numId w:val="3"/>
+          <w:numId w:val="2"/>
         </w:numPr>
         <w:suppressLineNumbers w:val="0"/>
         <w:pBdr>
@@ -7031,7 +7481,7 @@
         <w:widowControl/>
         <w:numPr>
           <w:ilvl w:val="0"/>
-          <w:numId w:val="3"/>
+          <w:numId w:val="2"/>
         </w:numPr>
         <w:suppressLineNumbers w:val="0"/>
         <w:pBdr>
@@ -7108,7 +7558,7 @@
         <w:widowControl/>
         <w:numPr>
           <w:ilvl w:val="0"/>
-          <w:numId w:val="3"/>
+          <w:numId w:val="2"/>
         </w:numPr>
         <w:suppressLineNumbers w:val="0"/>
         <w:pBdr>
@@ -7155,7 +7605,7 @@
         <w:widowControl/>
         <w:numPr>
           <w:ilvl w:val="0"/>
-          <w:numId w:val="3"/>
+          <w:numId w:val="2"/>
         </w:numPr>
         <w:suppressLineNumbers w:val="0"/>
         <w:pBdr>
@@ -12891,22 +13341,6 @@
 <file path=word/numbering.xml><?xml version="1.0" encoding="utf-8"?>
 <w:numbering xmlns:wpc="http://schemas.microsoft.com/office/word/2010/wordprocessingCanvas" xmlns:mc="http://schemas.openxmlformats.org/markup-compatibility/2006" xmlns:o="urn:schemas-microsoft-com:office:office" xmlns:r="http://schemas.openxmlformats.org/officeDocument/2006/relationships" xmlns:m="http://schemas.openxmlformats.org/officeDocument/2006/math" xmlns:v="urn:schemas-microsoft-com:vml" xmlns:wp14="http://schemas.microsoft.com/office/word/2010/wordprocessingDrawing" xmlns:wp="http://schemas.openxmlformats.org/drawingml/2006/wordprocessingDrawing" xmlns:w10="urn:schemas-microsoft-com:office:word" xmlns:w="http://schemas.openxmlformats.org/wordprocessingml/2006/main" xmlns:w14="http://schemas.microsoft.com/office/word/2010/wordml" xmlns:wpg="http://schemas.microsoft.com/office/word/2010/wordprocessingGroup" xmlns:wpi="http://schemas.microsoft.com/office/word/2010/wordprocessingInk" xmlns:wne="http://schemas.microsoft.com/office/word/2006/wordml" xmlns:wps="http://schemas.microsoft.com/office/word/2010/wordprocessingShape" xmlns:wpsCustomData="http://www.wps.cn/officeDocument/2013/wpsCustomData" mc:Ignorable="w14 wp14">
   <w:abstractNum w:abstractNumId="0">
-    <w:nsid w:val="9C140744"/>
-    <w:multiLevelType w:val="singleLevel"/>
-    <w:tmpl w:val="9C140744"/>
-    <w:lvl w:ilvl="0" w:tentative="0">
-      <w:start w:val="1"/>
-      <w:numFmt w:val="decimal"/>
-      <w:lvlText w:val="%1."/>
-      <w:lvlJc w:val="left"/>
-      <w:pPr>
-        <w:tabs>
-          <w:tab w:val="left" w:pos="312"/>
-        </w:tabs>
-      </w:pPr>
-    </w:lvl>
-  </w:abstractNum>
-  <w:abstractNum w:abstractNumId="1">
     <w:nsid w:val="F4F6357E"/>
     <w:multiLevelType w:val="singleLevel"/>
     <w:tmpl w:val="F4F6357E"/>
@@ -12922,7 +13356,7 @@
       </w:pPr>
     </w:lvl>
   </w:abstractNum>
-  <w:abstractNum w:abstractNumId="2">
+  <w:abstractNum w:abstractNumId="1">
     <w:nsid w:val="246F1E80"/>
     <w:multiLevelType w:val="singleLevel"/>
     <w:tmpl w:val="246F1E80"/>
@@ -12939,13 +13373,10 @@
     </w:lvl>
   </w:abstractNum>
   <w:num w:numId="1">
-    <w:abstractNumId w:val="0"/>
+    <w:abstractNumId w:val="1"/>
   </w:num>
   <w:num w:numId="2">
-    <w:abstractNumId w:val="2"/>
-  </w:num>
-  <w:num w:numId="3">
-    <w:abstractNumId w:val="1"/>
+    <w:abstractNumId w:val="0"/>
   </w:num>
 </w:numbering>
 </file>

--- a/修复文案.docx
+++ b/修复文案.docx
@@ -1281,14 +1281,16 @@
         </w:rPr>
         <w:t>具有穿刺效果的追踪效果的子弹，如果角度是180°一条直线，就有可能转不过来弯</w:t>
       </w:r>
-      <w:bookmarkStart w:id="0" w:name="_GoBack"/>
-      <w:bookmarkEnd w:id="0"/>
-    </w:p>
-    <w:p>
-      <w:pPr>
-        <w:keepNext w:val="0"/>
-        <w:keepLines w:val="0"/>
-        <w:widowControl/>
+    </w:p>
+    <w:p>
+      <w:pPr>
+        <w:keepNext w:val="0"/>
+        <w:keepLines w:val="0"/>
+        <w:widowControl/>
+        <w:numPr>
+          <w:ilvl w:val="0"/>
+          <w:numId w:val="1"/>
+        </w:numPr>
         <w:suppressLineNumbers w:val="0"/>
         <w:pBdr>
           <w:top w:val="none" w:color="6FC3DF" w:sz="0" w:space="0"/>
@@ -1299,8 +1301,53 @@
         <w:shd w:val="clear" w:fill="000000"/>
         <w:ind w:left="0" w:firstLine="0"/>
         <w:rPr>
+          <w:rFonts w:hint="default" w:ascii="Segoe UI" w:hAnsi="Segoe UI" w:eastAsia="宋体" w:cs="Segoe UI"/>
+          <w:i w:val="0"/>
+          <w:iCs w:val="0"/>
+          <w:caps w:val="0"/>
+          <w:color w:val="FFFFFF"/>
+          <w:spacing w:val="0"/>
+          <w:sz w:val="19"/>
+          <w:szCs w:val="19"/>
+          <w:shd w:val="clear" w:fill="000000"/>
+          <w:lang w:val="en-US" w:eastAsia="zh-CN"/>
+        </w:rPr>
+      </w:pPr>
+      <w:r>
+        <w:rPr>
+          <w:rFonts w:hint="eastAsia" w:ascii="Segoe UI" w:hAnsi="Segoe UI" w:eastAsia="宋体" w:cs="Segoe UI"/>
+          <w:i w:val="0"/>
+          <w:iCs w:val="0"/>
+          <w:caps w:val="0"/>
+          <w:color w:val="FFFFFF"/>
+          <w:spacing w:val="0"/>
+          <w:sz w:val="19"/>
+          <w:szCs w:val="19"/>
+          <w:shd w:val="clear" w:fill="000000"/>
+          <w:lang w:val="en-US" w:eastAsia="zh-CN"/>
+        </w:rPr>
+        <w:t>选关界面问题</w:t>
+      </w:r>
+      <w:bookmarkStart w:id="0" w:name="_GoBack"/>
+      <w:bookmarkEnd w:id="0"/>
+    </w:p>
+    <w:p>
+      <w:pPr>
+        <w:keepNext w:val="0"/>
+        <w:keepLines w:val="0"/>
+        <w:widowControl/>
+        <w:suppressLineNumbers w:val="0"/>
+        <w:pBdr>
+          <w:top w:val="none" w:color="6FC3DF" w:sz="0" w:space="0"/>
+          <w:left w:val="none" w:color="6FC3DF" w:sz="0" w:space="0"/>
+          <w:bottom w:val="none" w:color="6FC3DF" w:sz="0" w:space="0"/>
+          <w:right w:val="none" w:color="6FC3DF" w:sz="0" w:space="0"/>
+        </w:pBdr>
+        <w:shd w:val="clear" w:fill="000000"/>
+        <w:ind w:left="0" w:firstLine="0"/>
+        <w:rPr>
           <w:rStyle w:val="6"/>
-          <w:rFonts w:hint="eastAsia" w:ascii="Segoe UI" w:hAnsi="Segoe UI" w:eastAsia="Segoe UI" w:cs="Segoe UI"/>
+          <w:rFonts w:hint="default" w:ascii="Segoe UI" w:hAnsi="Segoe UI" w:eastAsia="Segoe UI" w:cs="Segoe UI"/>
           <w:bCs/>
           <w:i w:val="0"/>
           <w:iCs w:val="0"/>

--- a/修复文案.docx
+++ b/修复文案.docx
@@ -1287,10 +1287,6 @@
         <w:keepNext w:val="0"/>
         <w:keepLines w:val="0"/>
         <w:widowControl/>
-        <w:numPr>
-          <w:ilvl w:val="0"/>
-          <w:numId w:val="1"/>
-        </w:numPr>
         <w:suppressLineNumbers w:val="0"/>
         <w:pBdr>
           <w:top w:val="none" w:color="6FC3DF" w:sz="0" w:space="0"/>
@@ -1301,35 +1297,21 @@
         <w:shd w:val="clear" w:fill="000000"/>
         <w:ind w:left="0" w:firstLine="0"/>
         <w:rPr>
-          <w:rFonts w:hint="default" w:ascii="Segoe UI" w:hAnsi="Segoe UI" w:eastAsia="宋体" w:cs="Segoe UI"/>
-          <w:i w:val="0"/>
-          <w:iCs w:val="0"/>
-          <w:caps w:val="0"/>
-          <w:color w:val="FFFFFF"/>
-          <w:spacing w:val="0"/>
-          <w:sz w:val="19"/>
-          <w:szCs w:val="19"/>
-          <w:shd w:val="clear" w:fill="000000"/>
-          <w:lang w:val="en-US" w:eastAsia="zh-CN"/>
-        </w:rPr>
-      </w:pPr>
-      <w:r>
-        <w:rPr>
-          <w:rFonts w:hint="eastAsia" w:ascii="Segoe UI" w:hAnsi="Segoe UI" w:eastAsia="宋体" w:cs="Segoe UI"/>
-          <w:i w:val="0"/>
-          <w:iCs w:val="0"/>
-          <w:caps w:val="0"/>
-          <w:color w:val="FFFFFF"/>
-          <w:spacing w:val="0"/>
-          <w:sz w:val="19"/>
-          <w:szCs w:val="19"/>
-          <w:shd w:val="clear" w:fill="000000"/>
-          <w:lang w:val="en-US" w:eastAsia="zh-CN"/>
-        </w:rPr>
-        <w:t>选关界面问题</w:t>
-      </w:r>
-      <w:bookmarkStart w:id="0" w:name="_GoBack"/>
-      <w:bookmarkEnd w:id="0"/>
+          <w:rStyle w:val="6"/>
+          <w:rFonts w:hint="default" w:ascii="Segoe UI" w:hAnsi="Segoe UI" w:eastAsia="Segoe UI" w:cs="Segoe UI"/>
+          <w:bCs/>
+          <w:i w:val="0"/>
+          <w:iCs w:val="0"/>
+          <w:caps w:val="0"/>
+          <w:color w:val="92D050"/>
+          <w:spacing w:val="0"/>
+          <w:kern w:val="0"/>
+          <w:sz w:val="27"/>
+          <w:szCs w:val="27"/>
+          <w:shd w:val="clear" w:fill="000000"/>
+          <w:lang w:val="en-US" w:eastAsia="zh-CN" w:bidi="ar"/>
+        </w:rPr>
+      </w:pPr>
     </w:p>
     <w:p>
       <w:pPr>
@@ -1347,7 +1329,7 @@
         <w:ind w:left="0" w:firstLine="0"/>
         <w:rPr>
           <w:rStyle w:val="6"/>
-          <w:rFonts w:hint="default" w:ascii="Segoe UI" w:hAnsi="Segoe UI" w:eastAsia="Segoe UI" w:cs="Segoe UI"/>
+          <w:rFonts w:hint="eastAsia" w:ascii="Segoe UI" w:hAnsi="Segoe UI" w:eastAsia="Segoe UI" w:cs="Segoe UI"/>
           <w:bCs/>
           <w:i w:val="0"/>
           <w:iCs w:val="0"/>
@@ -1361,6 +1343,8 @@
           <w:lang w:val="en-US" w:eastAsia="zh-CN" w:bidi="ar"/>
         </w:rPr>
       </w:pPr>
+      <w:bookmarkStart w:id="0" w:name="_GoBack"/>
+      <w:bookmarkEnd w:id="0"/>
     </w:p>
     <w:p>
       <w:pPr>
@@ -1377,6 +1361,20 @@
         <w:shd w:val="clear" w:fill="000000"/>
         <w:ind w:left="0" w:firstLine="0"/>
         <w:rPr>
+          <w:rFonts w:hint="eastAsia" w:ascii="Segoe UI" w:hAnsi="Segoe UI" w:eastAsia="宋体" w:cs="Segoe UI"/>
+          <w:i w:val="0"/>
+          <w:iCs w:val="0"/>
+          <w:caps w:val="0"/>
+          <w:color w:val="92D050"/>
+          <w:spacing w:val="0"/>
+          <w:sz w:val="19"/>
+          <w:szCs w:val="19"/>
+          <w:shd w:val="clear" w:fill="000000"/>
+          <w:lang w:val="en-US" w:eastAsia="zh-CN"/>
+        </w:rPr>
+      </w:pPr>
+      <w:r>
+        <w:rPr>
           <w:rStyle w:val="6"/>
           <w:rFonts w:hint="eastAsia" w:ascii="Segoe UI" w:hAnsi="Segoe UI" w:eastAsia="Segoe UI" w:cs="Segoe UI"/>
           <w:bCs/>
@@ -1391,216 +1389,8 @@
           <w:shd w:val="clear" w:fill="000000"/>
           <w:lang w:val="en-US" w:eastAsia="zh-CN" w:bidi="ar"/>
         </w:rPr>
-      </w:pPr>
-    </w:p>
-    <w:p>
-      <w:pPr>
-        <w:keepNext w:val="0"/>
-        <w:keepLines w:val="0"/>
-        <w:widowControl/>
-        <w:suppressLineNumbers w:val="0"/>
-        <w:pBdr>
-          <w:top w:val="none" w:color="6FC3DF" w:sz="0" w:space="0"/>
-          <w:left w:val="none" w:color="6FC3DF" w:sz="0" w:space="0"/>
-          <w:bottom w:val="none" w:color="6FC3DF" w:sz="0" w:space="0"/>
-          <w:right w:val="none" w:color="6FC3DF" w:sz="0" w:space="0"/>
-        </w:pBdr>
-        <w:shd w:val="clear" w:fill="000000"/>
-        <w:ind w:left="0" w:firstLine="0"/>
-        <w:rPr>
-          <w:rStyle w:val="6"/>
-          <w:rFonts w:hint="eastAsia" w:ascii="Segoe UI" w:hAnsi="Segoe UI" w:eastAsia="Segoe UI" w:cs="Segoe UI"/>
-          <w:bCs/>
-          <w:i w:val="0"/>
-          <w:iCs w:val="0"/>
-          <w:caps w:val="0"/>
-          <w:color w:val="92D050"/>
-          <w:spacing w:val="0"/>
-          <w:kern w:val="0"/>
-          <w:sz w:val="27"/>
-          <w:szCs w:val="27"/>
-          <w:shd w:val="clear" w:fill="000000"/>
-          <w:lang w:val="en-US" w:eastAsia="zh-CN" w:bidi="ar"/>
-        </w:rPr>
-      </w:pPr>
-      <w:r>
-        <w:rPr>
-          <w:rStyle w:val="6"/>
-          <w:rFonts w:hint="eastAsia" w:ascii="Segoe UI" w:hAnsi="Segoe UI" w:eastAsia="Segoe UI" w:cs="Segoe UI"/>
-          <w:bCs/>
-          <w:i w:val="0"/>
-          <w:iCs w:val="0"/>
-          <w:caps w:val="0"/>
-          <w:color w:val="92D050"/>
-          <w:spacing w:val="0"/>
-          <w:kern w:val="0"/>
-          <w:sz w:val="27"/>
-          <w:szCs w:val="27"/>
-          <w:shd w:val="clear" w:fill="000000"/>
-          <w:lang w:val="en-US" w:eastAsia="zh-CN" w:bidi="ar"/>
-        </w:rPr>
         <w:t>已完成：</w:t>
       </w:r>
-    </w:p>
-    <w:p>
-      <w:pPr>
-        <w:keepNext w:val="0"/>
-        <w:keepLines w:val="0"/>
-        <w:widowControl/>
-        <w:suppressLineNumbers w:val="0"/>
-        <w:pBdr>
-          <w:top w:val="none" w:color="6FC3DF" w:sz="0" w:space="0"/>
-          <w:left w:val="none" w:color="6FC3DF" w:sz="0" w:space="0"/>
-          <w:bottom w:val="none" w:color="6FC3DF" w:sz="0" w:space="0"/>
-          <w:right w:val="none" w:color="6FC3DF" w:sz="0" w:space="0"/>
-        </w:pBdr>
-        <w:shd w:val="clear" w:fill="000000"/>
-        <w:ind w:left="0" w:firstLine="0"/>
-        <w:rPr>
-          <w:rStyle w:val="6"/>
-          <w:rFonts w:hint="eastAsia" w:ascii="Segoe UI" w:hAnsi="Segoe UI" w:eastAsia="Segoe UI" w:cs="Segoe UI"/>
-          <w:bCs/>
-          <w:i w:val="0"/>
-          <w:iCs w:val="0"/>
-          <w:caps w:val="0"/>
-          <w:color w:val="92D050"/>
-          <w:spacing w:val="0"/>
-          <w:kern w:val="0"/>
-          <w:sz w:val="27"/>
-          <w:szCs w:val="27"/>
-          <w:shd w:val="clear" w:fill="000000"/>
-          <w:lang w:val="en-US" w:eastAsia="zh-CN" w:bidi="ar"/>
-        </w:rPr>
-      </w:pPr>
-      <w:r>
-        <w:rPr>
-          <w:rStyle w:val="6"/>
-          <w:rFonts w:hint="eastAsia" w:ascii="Segoe UI" w:hAnsi="Segoe UI" w:eastAsia="Segoe UI" w:cs="Segoe UI"/>
-          <w:bCs/>
-          <w:i w:val="0"/>
-          <w:iCs w:val="0"/>
-          <w:caps w:val="0"/>
-          <w:color w:val="92D050"/>
-          <w:spacing w:val="0"/>
-          <w:kern w:val="0"/>
-          <w:sz w:val="27"/>
-          <w:szCs w:val="27"/>
-          <w:shd w:val="clear" w:fill="000000"/>
-          <w:lang w:val="en-US" w:eastAsia="zh-CN" w:bidi="ar"/>
-        </w:rPr>
-        <w:t>Bug</w:t>
-      </w:r>
-    </w:p>
-    <w:p>
-      <w:pPr>
-        <w:keepNext w:val="0"/>
-        <w:keepLines w:val="0"/>
-        <w:widowControl/>
-        <w:numPr>
-          <w:ilvl w:val="0"/>
-          <w:numId w:val="0"/>
-        </w:numPr>
-        <w:suppressLineNumbers w:val="0"/>
-        <w:shd w:val="clear" w:fill="121314"/>
-        <w:spacing w:line="285" w:lineRule="atLeast"/>
-        <w:jc w:val="left"/>
-        <w:rPr>
-          <w:rFonts w:hint="eastAsia" w:ascii="Segoe UI" w:hAnsi="Segoe UI" w:eastAsia="宋体" w:cs="Segoe UI"/>
-          <w:i w:val="0"/>
-          <w:iCs w:val="0"/>
-          <w:caps w:val="0"/>
-          <w:color w:val="92D050"/>
-          <w:spacing w:val="0"/>
-          <w:sz w:val="19"/>
-          <w:szCs w:val="19"/>
-          <w:shd w:val="clear" w:fill="000000"/>
-          <w:lang w:val="en-US" w:eastAsia="zh-CN"/>
-        </w:rPr>
-      </w:pPr>
-      <w:r>
-        <w:rPr>
-          <w:rFonts w:hint="eastAsia" w:ascii="Segoe UI" w:hAnsi="Segoe UI" w:eastAsia="宋体" w:cs="Segoe UI"/>
-          <w:i w:val="0"/>
-          <w:iCs w:val="0"/>
-          <w:caps w:val="0"/>
-          <w:color w:val="92D050"/>
-          <w:spacing w:val="0"/>
-          <w:sz w:val="19"/>
-          <w:szCs w:val="19"/>
-          <w:shd w:val="clear" w:fill="000000"/>
-          <w:lang w:val="en-US" w:eastAsia="zh-CN"/>
-        </w:rPr>
-        <w:t>1.我被攻击或者治疗以后没有飘字</w:t>
-      </w:r>
-    </w:p>
-    <w:p>
-      <w:pPr>
-        <w:keepNext w:val="0"/>
-        <w:keepLines w:val="0"/>
-        <w:widowControl/>
-        <w:numPr>
-          <w:ilvl w:val="0"/>
-          <w:numId w:val="0"/>
-        </w:numPr>
-        <w:suppressLineNumbers w:val="0"/>
-        <w:shd w:val="clear" w:fill="121314"/>
-        <w:spacing w:line="285" w:lineRule="atLeast"/>
-        <w:jc w:val="left"/>
-        <w:rPr>
-          <w:rFonts w:hint="eastAsia" w:ascii="Segoe UI" w:hAnsi="Segoe UI" w:eastAsia="宋体" w:cs="Segoe UI"/>
-          <w:i w:val="0"/>
-          <w:iCs w:val="0"/>
-          <w:caps w:val="0"/>
-          <w:color w:val="92D050"/>
-          <w:spacing w:val="0"/>
-          <w:sz w:val="19"/>
-          <w:szCs w:val="19"/>
-          <w:shd w:val="clear" w:fill="000000"/>
-          <w:lang w:val="en-US" w:eastAsia="zh-CN"/>
-        </w:rPr>
-      </w:pPr>
-      <w:r>
-        <w:rPr>
-          <w:rFonts w:hint="eastAsia" w:ascii="Segoe UI" w:hAnsi="Segoe UI" w:eastAsia="宋体" w:cs="Segoe UI"/>
-          <w:i w:val="0"/>
-          <w:iCs w:val="0"/>
-          <w:caps w:val="0"/>
-          <w:color w:val="92D050"/>
-          <w:spacing w:val="0"/>
-          <w:sz w:val="19"/>
-          <w:szCs w:val="19"/>
-          <w:shd w:val="clear" w:fill="000000"/>
-          <w:lang w:val="en-US" w:eastAsia="zh-CN"/>
-        </w:rPr>
-        <w:t>2.被动/buff/技能命中特效的实现配置</w:t>
-      </w:r>
-    </w:p>
-    <w:p>
-      <w:pPr>
-        <w:keepNext w:val="0"/>
-        <w:keepLines w:val="0"/>
-        <w:widowControl/>
-        <w:numPr>
-          <w:ilvl w:val="0"/>
-          <w:numId w:val="0"/>
-        </w:numPr>
-        <w:suppressLineNumbers w:val="0"/>
-        <w:shd w:val="clear" w:fill="121314"/>
-        <w:spacing w:line="285" w:lineRule="atLeast"/>
-        <w:jc w:val="left"/>
-        <w:rPr>
-          <w:rFonts w:hint="eastAsia" w:ascii="Segoe UI" w:hAnsi="Segoe UI" w:eastAsia="宋体" w:cs="Segoe UI"/>
-          <w:i w:val="0"/>
-          <w:iCs w:val="0"/>
-          <w:caps w:val="0"/>
-          <w:color w:val="92D050"/>
-          <w:spacing w:val="0"/>
-          <w:sz w:val="19"/>
-          <w:szCs w:val="19"/>
-          <w:shd w:val="clear" w:fill="000000"/>
-          <w:lang w:val="en-US" w:eastAsia="zh-CN"/>
-        </w:rPr>
-      </w:pPr>
     </w:p>
     <w:p>
       <w:pPr>

--- a/修复文案.docx
+++ b/修复文案.docx
@@ -1046,7 +1046,7 @@
         <w:ind w:left="0" w:firstLine="0"/>
         <w:rPr>
           <w:rStyle w:val="6"/>
-          <w:rFonts w:hint="eastAsia" w:ascii="Segoe UI" w:hAnsi="Segoe UI" w:eastAsia="Segoe UI" w:cs="Segoe UI"/>
+          <w:rFonts w:hint="default" w:ascii="Segoe UI" w:hAnsi="Segoe UI" w:eastAsia="宋体" w:cs="Segoe UI"/>
           <w:bCs/>
           <w:i w:val="0"/>
           <w:iCs w:val="0"/>
@@ -1076,7 +1076,25 @@
           <w:shd w:val="clear" w:fill="000000"/>
           <w:lang w:val="en-US" w:eastAsia="zh-CN" w:bidi="ar"/>
         </w:rPr>
-        <w:t>unit优化</w:t>
+        <w:t>unit</w:t>
+      </w:r>
+      <w:r>
+        <w:rPr>
+          <w:rStyle w:val="6"/>
+          <w:rFonts w:hint="eastAsia" w:ascii="Segoe UI" w:hAnsi="Segoe UI" w:eastAsia="宋体" w:cs="Segoe UI"/>
+          <w:bCs/>
+          <w:i w:val="0"/>
+          <w:iCs w:val="0"/>
+          <w:caps w:val="0"/>
+          <w:color w:val="FFFFFF"/>
+          <w:spacing w:val="0"/>
+          <w:kern w:val="0"/>
+          <w:sz w:val="27"/>
+          <w:szCs w:val="27"/>
+          <w:shd w:val="clear" w:fill="000000"/>
+          <w:lang w:val="en-US" w:eastAsia="zh-CN" w:bidi="ar"/>
+        </w:rPr>
+        <w:t>管理</w:t>
       </w:r>
     </w:p>
     <w:p>
@@ -1119,8 +1137,225 @@
           <w:shd w:val="clear" w:fill="000000"/>
           <w:lang w:val="en-US" w:eastAsia="zh-CN"/>
         </w:rPr>
-        <w:t>将summon,hero,monster</w:t>
-      </w:r>
+        <w:t>优化summon,hero,monster,boss的创建。</w:t>
+      </w:r>
+    </w:p>
+    <w:p>
+      <w:pPr>
+        <w:keepNext w:val="0"/>
+        <w:keepLines w:val="0"/>
+        <w:widowControl/>
+        <w:suppressLineNumbers w:val="0"/>
+        <w:pBdr>
+          <w:top w:val="none" w:color="6FC3DF" w:sz="0" w:space="0"/>
+          <w:left w:val="none" w:color="6FC3DF" w:sz="0" w:space="0"/>
+          <w:bottom w:val="none" w:color="6FC3DF" w:sz="0" w:space="0"/>
+          <w:right w:val="none" w:color="6FC3DF" w:sz="0" w:space="0"/>
+        </w:pBdr>
+        <w:shd w:val="clear" w:fill="000000"/>
+        <w:ind w:left="0" w:firstLine="0"/>
+        <w:rPr>
+          <w:rFonts w:hint="eastAsia" w:ascii="Segoe UI" w:hAnsi="Segoe UI" w:eastAsia="宋体" w:cs="Segoe UI"/>
+          <w:i w:val="0"/>
+          <w:iCs w:val="0"/>
+          <w:caps w:val="0"/>
+          <w:color w:val="FFFFFF"/>
+          <w:spacing w:val="0"/>
+          <w:sz w:val="19"/>
+          <w:szCs w:val="19"/>
+          <w:shd w:val="clear" w:fill="000000"/>
+          <w:lang w:val="en-US" w:eastAsia="zh-CN"/>
+        </w:rPr>
+      </w:pPr>
+      <w:r>
+        <w:rPr>
+          <w:rFonts w:hint="eastAsia" w:ascii="Segoe UI" w:hAnsi="Segoe UI" w:eastAsia="宋体" w:cs="Segoe UI"/>
+          <w:i w:val="0"/>
+          <w:iCs w:val="0"/>
+          <w:caps w:val="0"/>
+          <w:color w:val="FFFFFF"/>
+          <w:spacing w:val="0"/>
+          <w:sz w:val="19"/>
+          <w:szCs w:val="19"/>
+          <w:shd w:val="clear" w:fill="000000"/>
+          <w:lang w:val="en-US" w:eastAsia="zh-CN"/>
+        </w:rPr>
+        <w:t>1.SummonController，HeroController，MonsterController，BossController这四个文件继承于UnitControlle.cs，控制其逻辑层的行为，若有相同的逻辑则写在基</w:t>
+      </w:r>
+      <w:bookmarkStart w:id="0" w:name="_GoBack"/>
+      <w:bookmarkEnd w:id="0"/>
+      <w:r>
+        <w:rPr>
+          <w:rFonts w:hint="eastAsia" w:ascii="Segoe UI" w:hAnsi="Segoe UI" w:eastAsia="宋体" w:cs="Segoe UI"/>
+          <w:i w:val="0"/>
+          <w:iCs w:val="0"/>
+          <w:caps w:val="0"/>
+          <w:color w:val="FFFFFF"/>
+          <w:spacing w:val="0"/>
+          <w:sz w:val="19"/>
+          <w:szCs w:val="19"/>
+          <w:shd w:val="clear" w:fill="000000"/>
+          <w:lang w:val="en-US" w:eastAsia="zh-CN"/>
+        </w:rPr>
+        <w:t>类里统一管理。</w:t>
+      </w:r>
+    </w:p>
+    <w:p>
+      <w:pPr>
+        <w:keepNext w:val="0"/>
+        <w:keepLines w:val="0"/>
+        <w:widowControl/>
+        <w:suppressLineNumbers w:val="0"/>
+        <w:pBdr>
+          <w:top w:val="none" w:color="6FC3DF" w:sz="0" w:space="0"/>
+          <w:left w:val="none" w:color="6FC3DF" w:sz="0" w:space="0"/>
+          <w:bottom w:val="none" w:color="6FC3DF" w:sz="0" w:space="0"/>
+          <w:right w:val="none" w:color="6FC3DF" w:sz="0" w:space="0"/>
+        </w:pBdr>
+        <w:shd w:val="clear" w:fill="000000"/>
+        <w:ind w:left="0" w:firstLine="0"/>
+        <w:rPr>
+          <w:rFonts w:hint="eastAsia" w:ascii="Segoe UI" w:hAnsi="Segoe UI" w:eastAsia="宋体" w:cs="Segoe UI"/>
+          <w:i w:val="0"/>
+          <w:iCs w:val="0"/>
+          <w:caps w:val="0"/>
+          <w:color w:val="FFFFFF"/>
+          <w:spacing w:val="0"/>
+          <w:sz w:val="19"/>
+          <w:szCs w:val="19"/>
+          <w:shd w:val="clear" w:fill="000000"/>
+          <w:lang w:val="en-US" w:eastAsia="zh-CN"/>
+        </w:rPr>
+      </w:pPr>
+      <w:r>
+        <w:rPr>
+          <w:rFonts w:hint="eastAsia" w:ascii="Segoe UI" w:hAnsi="Segoe UI" w:eastAsia="宋体" w:cs="Segoe UI"/>
+          <w:i w:val="0"/>
+          <w:iCs w:val="0"/>
+          <w:caps w:val="0"/>
+          <w:color w:val="FFFFFF"/>
+          <w:spacing w:val="0"/>
+          <w:sz w:val="19"/>
+          <w:szCs w:val="19"/>
+          <w:shd w:val="clear" w:fill="000000"/>
+          <w:lang w:val="en-US" w:eastAsia="zh-CN"/>
+        </w:rPr>
+        <w:t>2.创建SummonAnim,HeroAnim,MonsterAnim,BossAnim四个cs文件继承于UnitAnim.cs管理，控制外观和动画表现。</w:t>
+      </w:r>
+    </w:p>
+    <w:p>
+      <w:pPr>
+        <w:keepNext w:val="0"/>
+        <w:keepLines w:val="0"/>
+        <w:widowControl/>
+        <w:suppressLineNumbers w:val="0"/>
+        <w:pBdr>
+          <w:top w:val="none" w:color="6FC3DF" w:sz="0" w:space="0"/>
+          <w:left w:val="none" w:color="6FC3DF" w:sz="0" w:space="0"/>
+          <w:bottom w:val="none" w:color="6FC3DF" w:sz="0" w:space="0"/>
+          <w:right w:val="none" w:color="6FC3DF" w:sz="0" w:space="0"/>
+        </w:pBdr>
+        <w:shd w:val="clear" w:fill="000000"/>
+        <w:ind w:left="0" w:firstLine="0"/>
+        <w:rPr>
+          <w:rFonts w:hint="eastAsia" w:ascii="Segoe UI" w:hAnsi="Segoe UI" w:eastAsia="宋体" w:cs="Segoe UI"/>
+          <w:i w:val="0"/>
+          <w:iCs w:val="0"/>
+          <w:caps w:val="0"/>
+          <w:color w:val="FFFFFF"/>
+          <w:spacing w:val="0"/>
+          <w:sz w:val="19"/>
+          <w:szCs w:val="19"/>
+          <w:shd w:val="clear" w:fill="000000"/>
+          <w:lang w:val="en-US" w:eastAsia="zh-CN"/>
+        </w:rPr>
+      </w:pPr>
+      <w:r>
+        <w:rPr>
+          <w:rFonts w:hint="eastAsia" w:ascii="Segoe UI" w:hAnsi="Segoe UI" w:eastAsia="宋体" w:cs="Segoe UI"/>
+          <w:i w:val="0"/>
+          <w:iCs w:val="0"/>
+          <w:caps w:val="0"/>
+          <w:color w:val="FFFFFF"/>
+          <w:spacing w:val="0"/>
+          <w:sz w:val="19"/>
+          <w:szCs w:val="19"/>
+          <w:shd w:val="clear" w:fill="000000"/>
+          <w:lang w:val="en-US" w:eastAsia="zh-CN"/>
+        </w:rPr>
+        <w:t>3.在战斗中，每个Unit都应该有对应的UnitAnim，唯一uid，从属阵营group等属性。</w:t>
+      </w:r>
+    </w:p>
+    <w:p>
+      <w:pPr>
+        <w:keepNext w:val="0"/>
+        <w:keepLines w:val="0"/>
+        <w:widowControl/>
+        <w:suppressLineNumbers w:val="0"/>
+        <w:pBdr>
+          <w:top w:val="none" w:color="6FC3DF" w:sz="0" w:space="0"/>
+          <w:left w:val="none" w:color="6FC3DF" w:sz="0" w:space="0"/>
+          <w:bottom w:val="none" w:color="6FC3DF" w:sz="0" w:space="0"/>
+          <w:right w:val="none" w:color="6FC3DF" w:sz="0" w:space="0"/>
+        </w:pBdr>
+        <w:shd w:val="clear" w:fill="000000"/>
+        <w:ind w:left="0" w:firstLine="0"/>
+        <w:rPr>
+          <w:rFonts w:hint="default" w:ascii="Segoe UI" w:hAnsi="Segoe UI" w:eastAsia="宋体" w:cs="Segoe UI"/>
+          <w:i w:val="0"/>
+          <w:iCs w:val="0"/>
+          <w:caps w:val="0"/>
+          <w:color w:val="FFFFFF"/>
+          <w:spacing w:val="0"/>
+          <w:sz w:val="19"/>
+          <w:szCs w:val="19"/>
+          <w:shd w:val="clear" w:fill="000000"/>
+          <w:lang w:val="en-US" w:eastAsia="zh-CN"/>
+        </w:rPr>
+      </w:pPr>
+      <w:r>
+        <w:rPr>
+          <w:rFonts w:hint="eastAsia" w:ascii="Segoe UI" w:hAnsi="Segoe UI" w:eastAsia="宋体" w:cs="Segoe UI"/>
+          <w:i w:val="0"/>
+          <w:iCs w:val="0"/>
+          <w:caps w:val="0"/>
+          <w:color w:val="FFFFFF"/>
+          <w:spacing w:val="0"/>
+          <w:sz w:val="19"/>
+          <w:szCs w:val="19"/>
+          <w:shd w:val="clear" w:fill="000000"/>
+          <w:lang w:val="en-US" w:eastAsia="zh-CN"/>
+        </w:rPr>
+        <w:t>4.创建不同的unit时，只需要加载对应的prefab，然后通过roleId，设置该prefab中怪物的外观即可。（role表中的prefabPath弃用，新增读取Animator的配置，动态创建）</w:t>
+      </w:r>
+    </w:p>
+    <w:p>
+      <w:pPr>
+        <w:keepNext w:val="0"/>
+        <w:keepLines w:val="0"/>
+        <w:widowControl/>
+        <w:suppressLineNumbers w:val="0"/>
+        <w:pBdr>
+          <w:top w:val="none" w:color="6FC3DF" w:sz="0" w:space="0"/>
+          <w:left w:val="none" w:color="6FC3DF" w:sz="0" w:space="0"/>
+          <w:bottom w:val="none" w:color="6FC3DF" w:sz="0" w:space="0"/>
+          <w:right w:val="none" w:color="6FC3DF" w:sz="0" w:space="0"/>
+        </w:pBdr>
+        <w:shd w:val="clear" w:fill="000000"/>
+        <w:ind w:left="0" w:firstLine="0"/>
+        <w:rPr>
+          <w:rFonts w:hint="default" w:ascii="Segoe UI" w:hAnsi="Segoe UI" w:eastAsia="宋体" w:cs="Segoe UI"/>
+          <w:i w:val="0"/>
+          <w:iCs w:val="0"/>
+          <w:caps w:val="0"/>
+          <w:color w:val="FFFFFF"/>
+          <w:spacing w:val="0"/>
+          <w:sz w:val="19"/>
+          <w:szCs w:val="19"/>
+          <w:shd w:val="clear" w:fill="000000"/>
+          <w:lang w:val="en-US" w:eastAsia="zh-CN"/>
+        </w:rPr>
+      </w:pPr>
     </w:p>
     <w:p>
       <w:pPr>
@@ -1240,53 +1475,6 @@
         <w:keepNext w:val="0"/>
         <w:keepLines w:val="0"/>
         <w:widowControl/>
-        <w:numPr>
-          <w:ilvl w:val="0"/>
-          <w:numId w:val="1"/>
-        </w:numPr>
-        <w:suppressLineNumbers w:val="0"/>
-        <w:pBdr>
-          <w:top w:val="none" w:color="6FC3DF" w:sz="0" w:space="0"/>
-          <w:left w:val="none" w:color="6FC3DF" w:sz="0" w:space="0"/>
-          <w:bottom w:val="none" w:color="6FC3DF" w:sz="0" w:space="0"/>
-          <w:right w:val="none" w:color="6FC3DF" w:sz="0" w:space="0"/>
-        </w:pBdr>
-        <w:shd w:val="clear" w:fill="000000"/>
-        <w:ind w:left="0" w:firstLine="0"/>
-        <w:rPr>
-          <w:rFonts w:hint="default" w:ascii="Segoe UI" w:hAnsi="Segoe UI" w:eastAsia="宋体" w:cs="Segoe UI"/>
-          <w:i w:val="0"/>
-          <w:iCs w:val="0"/>
-          <w:caps w:val="0"/>
-          <w:color w:val="FFFFFF"/>
-          <w:spacing w:val="0"/>
-          <w:sz w:val="19"/>
-          <w:szCs w:val="19"/>
-          <w:shd w:val="clear" w:fill="000000"/>
-          <w:lang w:val="en-US" w:eastAsia="zh-CN"/>
-        </w:rPr>
-      </w:pPr>
-      <w:r>
-        <w:rPr>
-          <w:rFonts w:hint="eastAsia" w:ascii="Segoe UI" w:hAnsi="Segoe UI" w:eastAsia="宋体" w:cs="Segoe UI"/>
-          <w:i w:val="0"/>
-          <w:iCs w:val="0"/>
-          <w:caps w:val="0"/>
-          <w:color w:val="FFFFFF"/>
-          <w:spacing w:val="0"/>
-          <w:sz w:val="19"/>
-          <w:szCs w:val="19"/>
-          <w:shd w:val="clear" w:fill="000000"/>
-          <w:lang w:val="en-US" w:eastAsia="zh-CN"/>
-        </w:rPr>
-        <w:t>具有穿刺效果的追踪效果的子弹，如果角度是180°一条直线，就有可能转不过来弯</w:t>
-      </w:r>
-    </w:p>
-    <w:p>
-      <w:pPr>
-        <w:keepNext w:val="0"/>
-        <w:keepLines w:val="0"/>
-        <w:widowControl/>
         <w:suppressLineNumbers w:val="0"/>
         <w:pBdr>
           <w:top w:val="none" w:color="6FC3DF" w:sz="0" w:space="0"/>
@@ -1329,6 +1517,316 @@
         <w:ind w:left="0" w:firstLine="0"/>
         <w:rPr>
           <w:rStyle w:val="6"/>
+          <w:rFonts w:hint="default" w:ascii="Segoe UI" w:hAnsi="Segoe UI" w:eastAsia="Segoe UI" w:cs="Segoe UI"/>
+          <w:bCs/>
+          <w:i w:val="0"/>
+          <w:iCs w:val="0"/>
+          <w:caps w:val="0"/>
+          <w:color w:val="92D050"/>
+          <w:spacing w:val="0"/>
+          <w:kern w:val="0"/>
+          <w:sz w:val="27"/>
+          <w:szCs w:val="27"/>
+          <w:shd w:val="clear" w:fill="000000"/>
+          <w:lang w:val="en-US" w:eastAsia="zh-CN" w:bidi="ar"/>
+        </w:rPr>
+      </w:pPr>
+    </w:p>
+    <w:p>
+      <w:pPr>
+        <w:keepNext w:val="0"/>
+        <w:keepLines w:val="0"/>
+        <w:widowControl/>
+        <w:suppressLineNumbers w:val="0"/>
+        <w:pBdr>
+          <w:top w:val="none" w:color="6FC3DF" w:sz="0" w:space="0"/>
+          <w:left w:val="none" w:color="6FC3DF" w:sz="0" w:space="0"/>
+          <w:bottom w:val="none" w:color="6FC3DF" w:sz="0" w:space="0"/>
+          <w:right w:val="none" w:color="6FC3DF" w:sz="0" w:space="0"/>
+        </w:pBdr>
+        <w:shd w:val="clear" w:fill="000000"/>
+        <w:ind w:left="0" w:firstLine="0"/>
+        <w:rPr>
+          <w:rStyle w:val="6"/>
+          <w:rFonts w:hint="default" w:ascii="Segoe UI" w:hAnsi="Segoe UI" w:eastAsia="Segoe UI" w:cs="Segoe UI"/>
+          <w:bCs/>
+          <w:i w:val="0"/>
+          <w:iCs w:val="0"/>
+          <w:caps w:val="0"/>
+          <w:color w:val="92D050"/>
+          <w:spacing w:val="0"/>
+          <w:kern w:val="0"/>
+          <w:sz w:val="27"/>
+          <w:szCs w:val="27"/>
+          <w:shd w:val="clear" w:fill="000000"/>
+          <w:lang w:val="en-US" w:eastAsia="zh-CN" w:bidi="ar"/>
+        </w:rPr>
+      </w:pPr>
+    </w:p>
+    <w:p>
+      <w:pPr>
+        <w:keepNext w:val="0"/>
+        <w:keepLines w:val="0"/>
+        <w:widowControl/>
+        <w:suppressLineNumbers w:val="0"/>
+        <w:pBdr>
+          <w:top w:val="none" w:color="6FC3DF" w:sz="0" w:space="0"/>
+          <w:left w:val="none" w:color="6FC3DF" w:sz="0" w:space="0"/>
+          <w:bottom w:val="none" w:color="6FC3DF" w:sz="0" w:space="0"/>
+          <w:right w:val="none" w:color="6FC3DF" w:sz="0" w:space="0"/>
+        </w:pBdr>
+        <w:shd w:val="clear" w:fill="000000"/>
+        <w:ind w:left="0" w:firstLine="0"/>
+        <w:rPr>
+          <w:rStyle w:val="6"/>
+          <w:rFonts w:hint="default" w:ascii="Segoe UI" w:hAnsi="Segoe UI" w:eastAsia="Segoe UI" w:cs="Segoe UI"/>
+          <w:bCs/>
+          <w:i w:val="0"/>
+          <w:iCs w:val="0"/>
+          <w:caps w:val="0"/>
+          <w:color w:val="92D050"/>
+          <w:spacing w:val="0"/>
+          <w:kern w:val="0"/>
+          <w:sz w:val="27"/>
+          <w:szCs w:val="27"/>
+          <w:shd w:val="clear" w:fill="000000"/>
+          <w:lang w:val="en-US" w:eastAsia="zh-CN" w:bidi="ar"/>
+        </w:rPr>
+      </w:pPr>
+    </w:p>
+    <w:p>
+      <w:pPr>
+        <w:keepNext w:val="0"/>
+        <w:keepLines w:val="0"/>
+        <w:widowControl/>
+        <w:suppressLineNumbers w:val="0"/>
+        <w:pBdr>
+          <w:top w:val="none" w:color="6FC3DF" w:sz="0" w:space="0"/>
+          <w:left w:val="none" w:color="6FC3DF" w:sz="0" w:space="0"/>
+          <w:bottom w:val="none" w:color="6FC3DF" w:sz="0" w:space="0"/>
+          <w:right w:val="none" w:color="6FC3DF" w:sz="0" w:space="0"/>
+        </w:pBdr>
+        <w:shd w:val="clear" w:fill="000000"/>
+        <w:ind w:left="0" w:firstLine="0"/>
+        <w:rPr>
+          <w:rStyle w:val="6"/>
+          <w:rFonts w:hint="default" w:ascii="Segoe UI" w:hAnsi="Segoe UI" w:eastAsia="Segoe UI" w:cs="Segoe UI"/>
+          <w:bCs/>
+          <w:i w:val="0"/>
+          <w:iCs w:val="0"/>
+          <w:caps w:val="0"/>
+          <w:color w:val="92D050"/>
+          <w:spacing w:val="0"/>
+          <w:kern w:val="0"/>
+          <w:sz w:val="27"/>
+          <w:szCs w:val="27"/>
+          <w:shd w:val="clear" w:fill="000000"/>
+          <w:lang w:val="en-US" w:eastAsia="zh-CN" w:bidi="ar"/>
+        </w:rPr>
+      </w:pPr>
+    </w:p>
+    <w:p>
+      <w:pPr>
+        <w:keepNext w:val="0"/>
+        <w:keepLines w:val="0"/>
+        <w:widowControl/>
+        <w:suppressLineNumbers w:val="0"/>
+        <w:pBdr>
+          <w:top w:val="none" w:color="6FC3DF" w:sz="0" w:space="0"/>
+          <w:left w:val="none" w:color="6FC3DF" w:sz="0" w:space="0"/>
+          <w:bottom w:val="none" w:color="6FC3DF" w:sz="0" w:space="0"/>
+          <w:right w:val="none" w:color="6FC3DF" w:sz="0" w:space="0"/>
+        </w:pBdr>
+        <w:shd w:val="clear" w:fill="000000"/>
+        <w:ind w:left="0" w:firstLine="0"/>
+        <w:rPr>
+          <w:rStyle w:val="6"/>
+          <w:rFonts w:hint="default" w:ascii="Segoe UI" w:hAnsi="Segoe UI" w:eastAsia="Segoe UI" w:cs="Segoe UI"/>
+          <w:bCs/>
+          <w:i w:val="0"/>
+          <w:iCs w:val="0"/>
+          <w:caps w:val="0"/>
+          <w:color w:val="92D050"/>
+          <w:spacing w:val="0"/>
+          <w:kern w:val="0"/>
+          <w:sz w:val="27"/>
+          <w:szCs w:val="27"/>
+          <w:shd w:val="clear" w:fill="000000"/>
+          <w:lang w:val="en-US" w:eastAsia="zh-CN" w:bidi="ar"/>
+        </w:rPr>
+      </w:pPr>
+    </w:p>
+    <w:p>
+      <w:pPr>
+        <w:keepNext w:val="0"/>
+        <w:keepLines w:val="0"/>
+        <w:widowControl/>
+        <w:suppressLineNumbers w:val="0"/>
+        <w:pBdr>
+          <w:top w:val="none" w:color="6FC3DF" w:sz="0" w:space="0"/>
+          <w:left w:val="none" w:color="6FC3DF" w:sz="0" w:space="0"/>
+          <w:bottom w:val="none" w:color="6FC3DF" w:sz="0" w:space="0"/>
+          <w:right w:val="none" w:color="6FC3DF" w:sz="0" w:space="0"/>
+        </w:pBdr>
+        <w:shd w:val="clear" w:fill="000000"/>
+        <w:ind w:left="0" w:firstLine="0"/>
+        <w:rPr>
+          <w:rStyle w:val="6"/>
+          <w:rFonts w:hint="default" w:ascii="Segoe UI" w:hAnsi="Segoe UI" w:eastAsia="Segoe UI" w:cs="Segoe UI"/>
+          <w:bCs/>
+          <w:i w:val="0"/>
+          <w:iCs w:val="0"/>
+          <w:caps w:val="0"/>
+          <w:color w:val="92D050"/>
+          <w:spacing w:val="0"/>
+          <w:kern w:val="0"/>
+          <w:sz w:val="27"/>
+          <w:szCs w:val="27"/>
+          <w:shd w:val="clear" w:fill="000000"/>
+          <w:lang w:val="en-US" w:eastAsia="zh-CN" w:bidi="ar"/>
+        </w:rPr>
+      </w:pPr>
+    </w:p>
+    <w:p>
+      <w:pPr>
+        <w:keepNext w:val="0"/>
+        <w:keepLines w:val="0"/>
+        <w:widowControl/>
+        <w:suppressLineNumbers w:val="0"/>
+        <w:pBdr>
+          <w:top w:val="none" w:color="6FC3DF" w:sz="0" w:space="0"/>
+          <w:left w:val="none" w:color="6FC3DF" w:sz="0" w:space="0"/>
+          <w:bottom w:val="none" w:color="6FC3DF" w:sz="0" w:space="0"/>
+          <w:right w:val="none" w:color="6FC3DF" w:sz="0" w:space="0"/>
+        </w:pBdr>
+        <w:shd w:val="clear" w:fill="000000"/>
+        <w:ind w:left="0" w:firstLine="0"/>
+        <w:rPr>
+          <w:rStyle w:val="6"/>
+          <w:rFonts w:hint="default" w:ascii="Segoe UI" w:hAnsi="Segoe UI" w:eastAsia="Segoe UI" w:cs="Segoe UI"/>
+          <w:bCs/>
+          <w:i w:val="0"/>
+          <w:iCs w:val="0"/>
+          <w:caps w:val="0"/>
+          <w:color w:val="92D050"/>
+          <w:spacing w:val="0"/>
+          <w:kern w:val="0"/>
+          <w:sz w:val="27"/>
+          <w:szCs w:val="27"/>
+          <w:shd w:val="clear" w:fill="000000"/>
+          <w:lang w:val="en-US" w:eastAsia="zh-CN" w:bidi="ar"/>
+        </w:rPr>
+      </w:pPr>
+    </w:p>
+    <w:p>
+      <w:pPr>
+        <w:keepNext w:val="0"/>
+        <w:keepLines w:val="0"/>
+        <w:widowControl/>
+        <w:suppressLineNumbers w:val="0"/>
+        <w:pBdr>
+          <w:top w:val="none" w:color="6FC3DF" w:sz="0" w:space="0"/>
+          <w:left w:val="none" w:color="6FC3DF" w:sz="0" w:space="0"/>
+          <w:bottom w:val="none" w:color="6FC3DF" w:sz="0" w:space="0"/>
+          <w:right w:val="none" w:color="6FC3DF" w:sz="0" w:space="0"/>
+        </w:pBdr>
+        <w:shd w:val="clear" w:fill="000000"/>
+        <w:ind w:left="0" w:firstLine="0"/>
+        <w:rPr>
+          <w:rStyle w:val="6"/>
+          <w:rFonts w:hint="default" w:ascii="Segoe UI" w:hAnsi="Segoe UI" w:eastAsia="Segoe UI" w:cs="Segoe UI"/>
+          <w:bCs/>
+          <w:i w:val="0"/>
+          <w:iCs w:val="0"/>
+          <w:caps w:val="0"/>
+          <w:color w:val="92D050"/>
+          <w:spacing w:val="0"/>
+          <w:kern w:val="0"/>
+          <w:sz w:val="27"/>
+          <w:szCs w:val="27"/>
+          <w:shd w:val="clear" w:fill="000000"/>
+          <w:lang w:val="en-US" w:eastAsia="zh-CN" w:bidi="ar"/>
+        </w:rPr>
+      </w:pPr>
+    </w:p>
+    <w:p>
+      <w:pPr>
+        <w:keepNext w:val="0"/>
+        <w:keepLines w:val="0"/>
+        <w:widowControl/>
+        <w:suppressLineNumbers w:val="0"/>
+        <w:pBdr>
+          <w:top w:val="none" w:color="6FC3DF" w:sz="0" w:space="0"/>
+          <w:left w:val="none" w:color="6FC3DF" w:sz="0" w:space="0"/>
+          <w:bottom w:val="none" w:color="6FC3DF" w:sz="0" w:space="0"/>
+          <w:right w:val="none" w:color="6FC3DF" w:sz="0" w:space="0"/>
+        </w:pBdr>
+        <w:shd w:val="clear" w:fill="000000"/>
+        <w:ind w:left="0" w:firstLine="0"/>
+        <w:rPr>
+          <w:rStyle w:val="6"/>
+          <w:rFonts w:hint="default" w:ascii="Segoe UI" w:hAnsi="Segoe UI" w:eastAsia="Segoe UI" w:cs="Segoe UI"/>
+          <w:bCs/>
+          <w:i w:val="0"/>
+          <w:iCs w:val="0"/>
+          <w:caps w:val="0"/>
+          <w:color w:val="92D050"/>
+          <w:spacing w:val="0"/>
+          <w:kern w:val="0"/>
+          <w:sz w:val="27"/>
+          <w:szCs w:val="27"/>
+          <w:shd w:val="clear" w:fill="000000"/>
+          <w:lang w:val="en-US" w:eastAsia="zh-CN" w:bidi="ar"/>
+        </w:rPr>
+      </w:pPr>
+    </w:p>
+    <w:p>
+      <w:pPr>
+        <w:keepNext w:val="0"/>
+        <w:keepLines w:val="0"/>
+        <w:widowControl/>
+        <w:suppressLineNumbers w:val="0"/>
+        <w:pBdr>
+          <w:top w:val="none" w:color="6FC3DF" w:sz="0" w:space="0"/>
+          <w:left w:val="none" w:color="6FC3DF" w:sz="0" w:space="0"/>
+          <w:bottom w:val="none" w:color="6FC3DF" w:sz="0" w:space="0"/>
+          <w:right w:val="none" w:color="6FC3DF" w:sz="0" w:space="0"/>
+        </w:pBdr>
+        <w:shd w:val="clear" w:fill="000000"/>
+        <w:ind w:left="0" w:firstLine="0"/>
+        <w:rPr>
+          <w:rStyle w:val="6"/>
+          <w:rFonts w:hint="default" w:ascii="Segoe UI" w:hAnsi="Segoe UI" w:eastAsia="Segoe UI" w:cs="Segoe UI"/>
+          <w:bCs/>
+          <w:i w:val="0"/>
+          <w:iCs w:val="0"/>
+          <w:caps w:val="0"/>
+          <w:color w:val="92D050"/>
+          <w:spacing w:val="0"/>
+          <w:kern w:val="0"/>
+          <w:sz w:val="27"/>
+          <w:szCs w:val="27"/>
+          <w:shd w:val="clear" w:fill="000000"/>
+          <w:lang w:val="en-US" w:eastAsia="zh-CN" w:bidi="ar"/>
+        </w:rPr>
+      </w:pPr>
+    </w:p>
+    <w:p>
+      <w:pPr>
+        <w:keepNext w:val="0"/>
+        <w:keepLines w:val="0"/>
+        <w:widowControl/>
+        <w:suppressLineNumbers w:val="0"/>
+        <w:pBdr>
+          <w:top w:val="none" w:color="6FC3DF" w:sz="0" w:space="0"/>
+          <w:left w:val="none" w:color="6FC3DF" w:sz="0" w:space="0"/>
+          <w:bottom w:val="none" w:color="6FC3DF" w:sz="0" w:space="0"/>
+          <w:right w:val="none" w:color="6FC3DF" w:sz="0" w:space="0"/>
+        </w:pBdr>
+        <w:shd w:val="clear" w:fill="000000"/>
+        <w:ind w:left="0" w:firstLine="0"/>
+        <w:rPr>
+          <w:rStyle w:val="6"/>
           <w:rFonts w:hint="eastAsia" w:ascii="Segoe UI" w:hAnsi="Segoe UI" w:eastAsia="Segoe UI" w:cs="Segoe UI"/>
           <w:bCs/>
           <w:i w:val="0"/>
@@ -1343,8 +1841,6 @@
           <w:lang w:val="en-US" w:eastAsia="zh-CN" w:bidi="ar"/>
         </w:rPr>
       </w:pPr>
-      <w:bookmarkStart w:id="0" w:name="_GoBack"/>
-      <w:bookmarkEnd w:id="0"/>
     </w:p>
     <w:p>
       <w:pPr>

--- a/修复文案.docx
+++ b/修复文案.docx
@@ -873,6 +873,8 @@
         </w:rPr>
         <w:t>属性类型；</w:t>
       </w:r>
+      <w:bookmarkStart w:id="0" w:name="_GoBack"/>
+      <w:bookmarkEnd w:id="0"/>
     </w:p>
     <w:p>
       <w:pPr>
@@ -1145,289 +1147,6 @@
         <w:keepNext w:val="0"/>
         <w:keepLines w:val="0"/>
         <w:widowControl/>
-        <w:suppressLineNumbers w:val="0"/>
-        <w:pBdr>
-          <w:top w:val="none" w:color="6FC3DF" w:sz="0" w:space="0"/>
-          <w:left w:val="none" w:color="6FC3DF" w:sz="0" w:space="0"/>
-          <w:bottom w:val="none" w:color="6FC3DF" w:sz="0" w:space="0"/>
-          <w:right w:val="none" w:color="6FC3DF" w:sz="0" w:space="0"/>
-        </w:pBdr>
-        <w:shd w:val="clear" w:fill="000000"/>
-        <w:ind w:left="0" w:firstLine="0"/>
-        <w:rPr>
-          <w:rFonts w:hint="eastAsia" w:ascii="Segoe UI" w:hAnsi="Segoe UI" w:eastAsia="宋体" w:cs="Segoe UI"/>
-          <w:i w:val="0"/>
-          <w:iCs w:val="0"/>
-          <w:caps w:val="0"/>
-          <w:color w:val="FFFFFF"/>
-          <w:spacing w:val="0"/>
-          <w:sz w:val="19"/>
-          <w:szCs w:val="19"/>
-          <w:shd w:val="clear" w:fill="000000"/>
-          <w:lang w:val="en-US" w:eastAsia="zh-CN"/>
-        </w:rPr>
-      </w:pPr>
-      <w:r>
-        <w:rPr>
-          <w:rFonts w:hint="eastAsia" w:ascii="Segoe UI" w:hAnsi="Segoe UI" w:eastAsia="宋体" w:cs="Segoe UI"/>
-          <w:i w:val="0"/>
-          <w:iCs w:val="0"/>
-          <w:caps w:val="0"/>
-          <w:color w:val="FFFFFF"/>
-          <w:spacing w:val="0"/>
-          <w:sz w:val="19"/>
-          <w:szCs w:val="19"/>
-          <w:shd w:val="clear" w:fill="000000"/>
-          <w:lang w:val="en-US" w:eastAsia="zh-CN"/>
-        </w:rPr>
-        <w:t>1.SummonController，HeroController，MonsterController，BossController这四个文件继承于UnitControlle.cs，控制其逻辑层的行为，若有相同的逻辑则写在基</w:t>
-      </w:r>
-      <w:bookmarkStart w:id="0" w:name="_GoBack"/>
-      <w:bookmarkEnd w:id="0"/>
-      <w:r>
-        <w:rPr>
-          <w:rFonts w:hint="eastAsia" w:ascii="Segoe UI" w:hAnsi="Segoe UI" w:eastAsia="宋体" w:cs="Segoe UI"/>
-          <w:i w:val="0"/>
-          <w:iCs w:val="0"/>
-          <w:caps w:val="0"/>
-          <w:color w:val="FFFFFF"/>
-          <w:spacing w:val="0"/>
-          <w:sz w:val="19"/>
-          <w:szCs w:val="19"/>
-          <w:shd w:val="clear" w:fill="000000"/>
-          <w:lang w:val="en-US" w:eastAsia="zh-CN"/>
-        </w:rPr>
-        <w:t>类里统一管理。</w:t>
-      </w:r>
-    </w:p>
-    <w:p>
-      <w:pPr>
-        <w:keepNext w:val="0"/>
-        <w:keepLines w:val="0"/>
-        <w:widowControl/>
-        <w:suppressLineNumbers w:val="0"/>
-        <w:pBdr>
-          <w:top w:val="none" w:color="6FC3DF" w:sz="0" w:space="0"/>
-          <w:left w:val="none" w:color="6FC3DF" w:sz="0" w:space="0"/>
-          <w:bottom w:val="none" w:color="6FC3DF" w:sz="0" w:space="0"/>
-          <w:right w:val="none" w:color="6FC3DF" w:sz="0" w:space="0"/>
-        </w:pBdr>
-        <w:shd w:val="clear" w:fill="000000"/>
-        <w:ind w:left="0" w:firstLine="0"/>
-        <w:rPr>
-          <w:rFonts w:hint="eastAsia" w:ascii="Segoe UI" w:hAnsi="Segoe UI" w:eastAsia="宋体" w:cs="Segoe UI"/>
-          <w:i w:val="0"/>
-          <w:iCs w:val="0"/>
-          <w:caps w:val="0"/>
-          <w:color w:val="FFFFFF"/>
-          <w:spacing w:val="0"/>
-          <w:sz w:val="19"/>
-          <w:szCs w:val="19"/>
-          <w:shd w:val="clear" w:fill="000000"/>
-          <w:lang w:val="en-US" w:eastAsia="zh-CN"/>
-        </w:rPr>
-      </w:pPr>
-      <w:r>
-        <w:rPr>
-          <w:rFonts w:hint="eastAsia" w:ascii="Segoe UI" w:hAnsi="Segoe UI" w:eastAsia="宋体" w:cs="Segoe UI"/>
-          <w:i w:val="0"/>
-          <w:iCs w:val="0"/>
-          <w:caps w:val="0"/>
-          <w:color w:val="FFFFFF"/>
-          <w:spacing w:val="0"/>
-          <w:sz w:val="19"/>
-          <w:szCs w:val="19"/>
-          <w:shd w:val="clear" w:fill="000000"/>
-          <w:lang w:val="en-US" w:eastAsia="zh-CN"/>
-        </w:rPr>
-        <w:t>2.创建SummonAnim,HeroAnim,MonsterAnim,BossAnim四个cs文件继承于UnitAnim.cs管理，控制外观和动画表现。</w:t>
-      </w:r>
-    </w:p>
-    <w:p>
-      <w:pPr>
-        <w:keepNext w:val="0"/>
-        <w:keepLines w:val="0"/>
-        <w:widowControl/>
-        <w:suppressLineNumbers w:val="0"/>
-        <w:pBdr>
-          <w:top w:val="none" w:color="6FC3DF" w:sz="0" w:space="0"/>
-          <w:left w:val="none" w:color="6FC3DF" w:sz="0" w:space="0"/>
-          <w:bottom w:val="none" w:color="6FC3DF" w:sz="0" w:space="0"/>
-          <w:right w:val="none" w:color="6FC3DF" w:sz="0" w:space="0"/>
-        </w:pBdr>
-        <w:shd w:val="clear" w:fill="000000"/>
-        <w:ind w:left="0" w:firstLine="0"/>
-        <w:rPr>
-          <w:rFonts w:hint="eastAsia" w:ascii="Segoe UI" w:hAnsi="Segoe UI" w:eastAsia="宋体" w:cs="Segoe UI"/>
-          <w:i w:val="0"/>
-          <w:iCs w:val="0"/>
-          <w:caps w:val="0"/>
-          <w:color w:val="FFFFFF"/>
-          <w:spacing w:val="0"/>
-          <w:sz w:val="19"/>
-          <w:szCs w:val="19"/>
-          <w:shd w:val="clear" w:fill="000000"/>
-          <w:lang w:val="en-US" w:eastAsia="zh-CN"/>
-        </w:rPr>
-      </w:pPr>
-      <w:r>
-        <w:rPr>
-          <w:rFonts w:hint="eastAsia" w:ascii="Segoe UI" w:hAnsi="Segoe UI" w:eastAsia="宋体" w:cs="Segoe UI"/>
-          <w:i w:val="0"/>
-          <w:iCs w:val="0"/>
-          <w:caps w:val="0"/>
-          <w:color w:val="FFFFFF"/>
-          <w:spacing w:val="0"/>
-          <w:sz w:val="19"/>
-          <w:szCs w:val="19"/>
-          <w:shd w:val="clear" w:fill="000000"/>
-          <w:lang w:val="en-US" w:eastAsia="zh-CN"/>
-        </w:rPr>
-        <w:t>3.在战斗中，每个Unit都应该有对应的UnitAnim，唯一uid，从属阵营group等属性。</w:t>
-      </w:r>
-    </w:p>
-    <w:p>
-      <w:pPr>
-        <w:keepNext w:val="0"/>
-        <w:keepLines w:val="0"/>
-        <w:widowControl/>
-        <w:suppressLineNumbers w:val="0"/>
-        <w:pBdr>
-          <w:top w:val="none" w:color="6FC3DF" w:sz="0" w:space="0"/>
-          <w:left w:val="none" w:color="6FC3DF" w:sz="0" w:space="0"/>
-          <w:bottom w:val="none" w:color="6FC3DF" w:sz="0" w:space="0"/>
-          <w:right w:val="none" w:color="6FC3DF" w:sz="0" w:space="0"/>
-        </w:pBdr>
-        <w:shd w:val="clear" w:fill="000000"/>
-        <w:ind w:left="0" w:firstLine="0"/>
-        <w:rPr>
-          <w:rFonts w:hint="default" w:ascii="Segoe UI" w:hAnsi="Segoe UI" w:eastAsia="宋体" w:cs="Segoe UI"/>
-          <w:i w:val="0"/>
-          <w:iCs w:val="0"/>
-          <w:caps w:val="0"/>
-          <w:color w:val="FFFFFF"/>
-          <w:spacing w:val="0"/>
-          <w:sz w:val="19"/>
-          <w:szCs w:val="19"/>
-          <w:shd w:val="clear" w:fill="000000"/>
-          <w:lang w:val="en-US" w:eastAsia="zh-CN"/>
-        </w:rPr>
-      </w:pPr>
-      <w:r>
-        <w:rPr>
-          <w:rFonts w:hint="eastAsia" w:ascii="Segoe UI" w:hAnsi="Segoe UI" w:eastAsia="宋体" w:cs="Segoe UI"/>
-          <w:i w:val="0"/>
-          <w:iCs w:val="0"/>
-          <w:caps w:val="0"/>
-          <w:color w:val="FFFFFF"/>
-          <w:spacing w:val="0"/>
-          <w:sz w:val="19"/>
-          <w:szCs w:val="19"/>
-          <w:shd w:val="clear" w:fill="000000"/>
-          <w:lang w:val="en-US" w:eastAsia="zh-CN"/>
-        </w:rPr>
-        <w:t>4.创建不同的unit时，只需要加载对应的prefab，然后通过roleId，设置该prefab中怪物的外观即可。（role表中的prefabPath弃用，新增读取Animator的配置，动态创建）</w:t>
-      </w:r>
-    </w:p>
-    <w:p>
-      <w:pPr>
-        <w:keepNext w:val="0"/>
-        <w:keepLines w:val="0"/>
-        <w:widowControl/>
-        <w:suppressLineNumbers w:val="0"/>
-        <w:pBdr>
-          <w:top w:val="none" w:color="6FC3DF" w:sz="0" w:space="0"/>
-          <w:left w:val="none" w:color="6FC3DF" w:sz="0" w:space="0"/>
-          <w:bottom w:val="none" w:color="6FC3DF" w:sz="0" w:space="0"/>
-          <w:right w:val="none" w:color="6FC3DF" w:sz="0" w:space="0"/>
-        </w:pBdr>
-        <w:shd w:val="clear" w:fill="000000"/>
-        <w:ind w:left="0" w:firstLine="0"/>
-        <w:rPr>
-          <w:rFonts w:hint="default" w:ascii="Segoe UI" w:hAnsi="Segoe UI" w:eastAsia="宋体" w:cs="Segoe UI"/>
-          <w:i w:val="0"/>
-          <w:iCs w:val="0"/>
-          <w:caps w:val="0"/>
-          <w:color w:val="FFFFFF"/>
-          <w:spacing w:val="0"/>
-          <w:sz w:val="19"/>
-          <w:szCs w:val="19"/>
-          <w:shd w:val="clear" w:fill="000000"/>
-          <w:lang w:val="en-US" w:eastAsia="zh-CN"/>
-        </w:rPr>
-      </w:pPr>
-    </w:p>
-    <w:p>
-      <w:pPr>
-        <w:keepNext w:val="0"/>
-        <w:keepLines w:val="0"/>
-        <w:widowControl/>
-        <w:suppressLineNumbers w:val="0"/>
-        <w:pBdr>
-          <w:top w:val="none" w:color="6FC3DF" w:sz="0" w:space="0"/>
-          <w:left w:val="none" w:color="6FC3DF" w:sz="0" w:space="0"/>
-          <w:bottom w:val="none" w:color="6FC3DF" w:sz="0" w:space="0"/>
-          <w:right w:val="none" w:color="6FC3DF" w:sz="0" w:space="0"/>
-        </w:pBdr>
-        <w:shd w:val="clear" w:fill="000000"/>
-        <w:ind w:left="0" w:firstLine="0"/>
-        <w:rPr>
-          <w:rStyle w:val="6"/>
-          <w:rFonts w:hint="eastAsia" w:ascii="Segoe UI" w:hAnsi="Segoe UI" w:eastAsia="Segoe UI" w:cs="Segoe UI"/>
-          <w:bCs/>
-          <w:i w:val="0"/>
-          <w:iCs w:val="0"/>
-          <w:caps w:val="0"/>
-          <w:color w:val="FFFFFF"/>
-          <w:spacing w:val="0"/>
-          <w:kern w:val="0"/>
-          <w:sz w:val="27"/>
-          <w:szCs w:val="27"/>
-          <w:shd w:val="clear" w:fill="000000"/>
-          <w:lang w:val="en-US" w:eastAsia="zh-CN" w:bidi="ar"/>
-        </w:rPr>
-      </w:pPr>
-      <w:r>
-        <w:rPr>
-          <w:rStyle w:val="6"/>
-          <w:rFonts w:hint="eastAsia" w:ascii="Segoe UI" w:hAnsi="Segoe UI" w:eastAsia="Segoe UI" w:cs="Segoe UI"/>
-          <w:bCs/>
-          <w:i w:val="0"/>
-          <w:iCs w:val="0"/>
-          <w:color w:val="FFFFFF"/>
-          <w:spacing w:val="0"/>
-          <w:kern w:val="0"/>
-          <w:sz w:val="27"/>
-          <w:szCs w:val="27"/>
-          <w:shd w:val="clear" w:fill="000000"/>
-          <w:lang w:val="en-US" w:eastAsia="zh-CN" w:bidi="ar"/>
-        </w:rPr>
-        <w:t>B</w:t>
-      </w:r>
-      <w:r>
-        <w:rPr>
-          <w:rStyle w:val="6"/>
-          <w:rFonts w:hint="eastAsia" w:ascii="Segoe UI" w:hAnsi="Segoe UI" w:eastAsia="Segoe UI" w:cs="Segoe UI"/>
-          <w:bCs/>
-          <w:i w:val="0"/>
-          <w:iCs w:val="0"/>
-          <w:caps w:val="0"/>
-          <w:color w:val="FFFFFF"/>
-          <w:spacing w:val="0"/>
-          <w:kern w:val="0"/>
-          <w:sz w:val="27"/>
-          <w:szCs w:val="27"/>
-          <w:shd w:val="clear" w:fill="000000"/>
-          <w:lang w:val="en-US" w:eastAsia="zh-CN" w:bidi="ar"/>
-        </w:rPr>
-        <w:t>ug</w:t>
-      </w:r>
-    </w:p>
-    <w:p>
-      <w:pPr>
-        <w:keepNext w:val="0"/>
-        <w:keepLines w:val="0"/>
-        <w:widowControl/>
         <w:numPr>
           <w:ilvl w:val="0"/>
           <w:numId w:val="1"/>
@@ -1446,6 +1165,53 @@
           <w:i w:val="0"/>
           <w:iCs w:val="0"/>
           <w:caps w:val="0"/>
+          <w:color w:val="92D050"/>
+          <w:spacing w:val="0"/>
+          <w:sz w:val="19"/>
+          <w:szCs w:val="19"/>
+          <w:shd w:val="clear" w:fill="000000"/>
+          <w:lang w:val="en-US" w:eastAsia="zh-CN"/>
+        </w:rPr>
+      </w:pPr>
+      <w:r>
+        <w:rPr>
+          <w:rFonts w:hint="eastAsia" w:ascii="Segoe UI" w:hAnsi="Segoe UI" w:eastAsia="宋体" w:cs="Segoe UI"/>
+          <w:i w:val="0"/>
+          <w:iCs w:val="0"/>
+          <w:caps w:val="0"/>
+          <w:color w:val="92D050"/>
+          <w:spacing w:val="0"/>
+          <w:sz w:val="19"/>
+          <w:szCs w:val="19"/>
+          <w:shd w:val="clear" w:fill="000000"/>
+          <w:lang w:val="en-US" w:eastAsia="zh-CN"/>
+        </w:rPr>
+        <w:t>SummonController，HeroController，MonsterController，BossController这四个文件继承于UnitControlle.cs，控制其逻辑层的行为，若有相同的逻辑则写在基类里统一管理。</w:t>
+      </w:r>
+    </w:p>
+    <w:p>
+      <w:pPr>
+        <w:keepNext w:val="0"/>
+        <w:keepLines w:val="0"/>
+        <w:widowControl/>
+        <w:numPr>
+          <w:ilvl w:val="0"/>
+          <w:numId w:val="1"/>
+        </w:numPr>
+        <w:suppressLineNumbers w:val="0"/>
+        <w:pBdr>
+          <w:top w:val="none" w:color="6FC3DF" w:sz="0" w:space="0"/>
+          <w:left w:val="none" w:color="6FC3DF" w:sz="0" w:space="0"/>
+          <w:bottom w:val="none" w:color="6FC3DF" w:sz="0" w:space="0"/>
+          <w:right w:val="none" w:color="6FC3DF" w:sz="0" w:space="0"/>
+        </w:pBdr>
+        <w:shd w:val="clear" w:fill="000000"/>
+        <w:ind w:left="0" w:firstLine="0"/>
+        <w:rPr>
+          <w:rFonts w:hint="default" w:ascii="Segoe UI" w:hAnsi="Segoe UI" w:eastAsia="宋体" w:cs="Segoe UI"/>
+          <w:i w:val="0"/>
+          <w:iCs w:val="0"/>
+          <w:caps w:val="0"/>
           <w:color w:val="FFFFFF"/>
           <w:spacing w:val="0"/>
           <w:sz w:val="19"/>
@@ -1467,14 +1233,18 @@
           <w:shd w:val="clear" w:fill="000000"/>
           <w:lang w:val="en-US" w:eastAsia="zh-CN"/>
         </w:rPr>
-        <w:t>击退会击退到屏幕外</w:t>
-      </w:r>
-    </w:p>
-    <w:p>
-      <w:pPr>
-        <w:keepNext w:val="0"/>
-        <w:keepLines w:val="0"/>
-        <w:widowControl/>
+        <w:t>每个Unit都有通过BattleManager中管理的唯一uid，unit需要有从属阵营group等属性。（在GameConst中定义阵营）</w:t>
+      </w:r>
+    </w:p>
+    <w:p>
+      <w:pPr>
+        <w:keepNext w:val="0"/>
+        <w:keepLines w:val="0"/>
+        <w:widowControl/>
+        <w:numPr>
+          <w:ilvl w:val="0"/>
+          <w:numId w:val="1"/>
+        </w:numPr>
         <w:suppressLineNumbers w:val="0"/>
         <w:pBdr>
           <w:top w:val="none" w:color="6FC3DF" w:sz="0" w:space="0"/>
@@ -1485,27 +1255,43 @@
         <w:shd w:val="clear" w:fill="000000"/>
         <w:ind w:left="0" w:firstLine="0"/>
         <w:rPr>
-          <w:rStyle w:val="6"/>
-          <w:rFonts w:hint="default" w:ascii="Segoe UI" w:hAnsi="Segoe UI" w:eastAsia="Segoe UI" w:cs="Segoe UI"/>
-          <w:bCs/>
-          <w:i w:val="0"/>
-          <w:iCs w:val="0"/>
-          <w:caps w:val="0"/>
-          <w:color w:val="92D050"/>
-          <w:spacing w:val="0"/>
-          <w:kern w:val="0"/>
-          <w:sz w:val="27"/>
-          <w:szCs w:val="27"/>
-          <w:shd w:val="clear" w:fill="000000"/>
-          <w:lang w:val="en-US" w:eastAsia="zh-CN" w:bidi="ar"/>
-        </w:rPr>
-      </w:pPr>
-    </w:p>
-    <w:p>
-      <w:pPr>
-        <w:keepNext w:val="0"/>
-        <w:keepLines w:val="0"/>
-        <w:widowControl/>
+          <w:rFonts w:hint="eastAsia" w:ascii="Segoe UI" w:hAnsi="Segoe UI" w:eastAsia="宋体" w:cs="Segoe UI"/>
+          <w:i w:val="0"/>
+          <w:iCs w:val="0"/>
+          <w:caps w:val="0"/>
+          <w:color w:val="FFFFFF"/>
+          <w:spacing w:val="0"/>
+          <w:sz w:val="19"/>
+          <w:szCs w:val="19"/>
+          <w:shd w:val="clear" w:fill="000000"/>
+          <w:lang w:val="en-US" w:eastAsia="zh-CN"/>
+        </w:rPr>
+      </w:pPr>
+      <w:r>
+        <w:rPr>
+          <w:rFonts w:hint="eastAsia" w:ascii="Segoe UI" w:hAnsi="Segoe UI" w:eastAsia="宋体" w:cs="Segoe UI"/>
+          <w:i w:val="0"/>
+          <w:iCs w:val="0"/>
+          <w:caps w:val="0"/>
+          <w:color w:val="FFFFFF"/>
+          <w:spacing w:val="0"/>
+          <w:sz w:val="19"/>
+          <w:szCs w:val="19"/>
+          <w:shd w:val="clear" w:fill="000000"/>
+          <w:lang w:val="en-US" w:eastAsia="zh-CN"/>
+        </w:rPr>
+        <w:t>创建不同的unit时，只需要加载对应的prefab，然后通过roleId，设置该prefab中怪物的外观即可。（role表中的prefabPath弃用，新增读取Animator的配置，动态创建）</w:t>
+      </w:r>
+    </w:p>
+    <w:p>
+      <w:pPr>
+        <w:keepNext w:val="0"/>
+        <w:keepLines w:val="0"/>
+        <w:widowControl/>
+        <w:numPr>
+          <w:ilvl w:val="0"/>
+          <w:numId w:val="1"/>
+        </w:numPr>
         <w:suppressLineNumbers w:val="0"/>
         <w:pBdr>
           <w:top w:val="none" w:color="6FC3DF" w:sz="0" w:space="0"/>
@@ -1516,21 +1302,33 @@
         <w:shd w:val="clear" w:fill="000000"/>
         <w:ind w:left="0" w:firstLine="0"/>
         <w:rPr>
-          <w:rStyle w:val="6"/>
-          <w:rFonts w:hint="default" w:ascii="Segoe UI" w:hAnsi="Segoe UI" w:eastAsia="Segoe UI" w:cs="Segoe UI"/>
-          <w:bCs/>
-          <w:i w:val="0"/>
-          <w:iCs w:val="0"/>
-          <w:caps w:val="0"/>
-          <w:color w:val="92D050"/>
-          <w:spacing w:val="0"/>
-          <w:kern w:val="0"/>
-          <w:sz w:val="27"/>
-          <w:szCs w:val="27"/>
-          <w:shd w:val="clear" w:fill="000000"/>
-          <w:lang w:val="en-US" w:eastAsia="zh-CN" w:bidi="ar"/>
-        </w:rPr>
-      </w:pPr>
+          <w:rFonts w:hint="eastAsia" w:ascii="Segoe UI" w:hAnsi="Segoe UI" w:eastAsia="宋体" w:cs="Segoe UI"/>
+          <w:i w:val="0"/>
+          <w:iCs w:val="0"/>
+          <w:caps w:val="0"/>
+          <w:color w:val="FFFFFF"/>
+          <w:spacing w:val="0"/>
+          <w:sz w:val="19"/>
+          <w:szCs w:val="19"/>
+          <w:shd w:val="clear" w:fill="000000"/>
+          <w:lang w:val="en-US" w:eastAsia="zh-CN"/>
+        </w:rPr>
+      </w:pPr>
+      <w:r>
+        <w:rPr>
+          <w:rFonts w:hint="eastAsia" w:ascii="Segoe UI" w:hAnsi="Segoe UI" w:eastAsia="宋体" w:cs="Segoe UI"/>
+          <w:i w:val="0"/>
+          <w:iCs w:val="0"/>
+          <w:caps w:val="0"/>
+          <w:color w:val="FFFFFF"/>
+          <w:spacing w:val="0"/>
+          <w:sz w:val="19"/>
+          <w:szCs w:val="19"/>
+          <w:shd w:val="clear" w:fill="000000"/>
+          <w:lang w:val="en-US" w:eastAsia="zh-CN"/>
+        </w:rPr>
+        <w:t>创建SummonAnim,HeroAnim,MonsterAnim,BossAnim四个cs文件继承于UnitAnim.cs管理，控制外观和动画表现。</w:t>
+      </w:r>
     </w:p>
     <w:p>
       <w:pPr>
@@ -1547,267 +1345,16 @@
         <w:shd w:val="clear" w:fill="000000"/>
         <w:ind w:left="0" w:firstLine="0"/>
         <w:rPr>
-          <w:rStyle w:val="6"/>
-          <w:rFonts w:hint="default" w:ascii="Segoe UI" w:hAnsi="Segoe UI" w:eastAsia="Segoe UI" w:cs="Segoe UI"/>
-          <w:bCs/>
-          <w:i w:val="0"/>
-          <w:iCs w:val="0"/>
-          <w:caps w:val="0"/>
-          <w:color w:val="92D050"/>
-          <w:spacing w:val="0"/>
-          <w:kern w:val="0"/>
-          <w:sz w:val="27"/>
-          <w:szCs w:val="27"/>
-          <w:shd w:val="clear" w:fill="000000"/>
-          <w:lang w:val="en-US" w:eastAsia="zh-CN" w:bidi="ar"/>
-        </w:rPr>
-      </w:pPr>
-    </w:p>
-    <w:p>
-      <w:pPr>
-        <w:keepNext w:val="0"/>
-        <w:keepLines w:val="0"/>
-        <w:widowControl/>
-        <w:suppressLineNumbers w:val="0"/>
-        <w:pBdr>
-          <w:top w:val="none" w:color="6FC3DF" w:sz="0" w:space="0"/>
-          <w:left w:val="none" w:color="6FC3DF" w:sz="0" w:space="0"/>
-          <w:bottom w:val="none" w:color="6FC3DF" w:sz="0" w:space="0"/>
-          <w:right w:val="none" w:color="6FC3DF" w:sz="0" w:space="0"/>
-        </w:pBdr>
-        <w:shd w:val="clear" w:fill="000000"/>
-        <w:ind w:left="0" w:firstLine="0"/>
-        <w:rPr>
-          <w:rStyle w:val="6"/>
-          <w:rFonts w:hint="default" w:ascii="Segoe UI" w:hAnsi="Segoe UI" w:eastAsia="Segoe UI" w:cs="Segoe UI"/>
-          <w:bCs/>
-          <w:i w:val="0"/>
-          <w:iCs w:val="0"/>
-          <w:caps w:val="0"/>
-          <w:color w:val="92D050"/>
-          <w:spacing w:val="0"/>
-          <w:kern w:val="0"/>
-          <w:sz w:val="27"/>
-          <w:szCs w:val="27"/>
-          <w:shd w:val="clear" w:fill="000000"/>
-          <w:lang w:val="en-US" w:eastAsia="zh-CN" w:bidi="ar"/>
-        </w:rPr>
-      </w:pPr>
-    </w:p>
-    <w:p>
-      <w:pPr>
-        <w:keepNext w:val="0"/>
-        <w:keepLines w:val="0"/>
-        <w:widowControl/>
-        <w:suppressLineNumbers w:val="0"/>
-        <w:pBdr>
-          <w:top w:val="none" w:color="6FC3DF" w:sz="0" w:space="0"/>
-          <w:left w:val="none" w:color="6FC3DF" w:sz="0" w:space="0"/>
-          <w:bottom w:val="none" w:color="6FC3DF" w:sz="0" w:space="0"/>
-          <w:right w:val="none" w:color="6FC3DF" w:sz="0" w:space="0"/>
-        </w:pBdr>
-        <w:shd w:val="clear" w:fill="000000"/>
-        <w:ind w:left="0" w:firstLine="0"/>
-        <w:rPr>
-          <w:rStyle w:val="6"/>
-          <w:rFonts w:hint="default" w:ascii="Segoe UI" w:hAnsi="Segoe UI" w:eastAsia="Segoe UI" w:cs="Segoe UI"/>
-          <w:bCs/>
-          <w:i w:val="0"/>
-          <w:iCs w:val="0"/>
-          <w:caps w:val="0"/>
-          <w:color w:val="92D050"/>
-          <w:spacing w:val="0"/>
-          <w:kern w:val="0"/>
-          <w:sz w:val="27"/>
-          <w:szCs w:val="27"/>
-          <w:shd w:val="clear" w:fill="000000"/>
-          <w:lang w:val="en-US" w:eastAsia="zh-CN" w:bidi="ar"/>
-        </w:rPr>
-      </w:pPr>
-    </w:p>
-    <w:p>
-      <w:pPr>
-        <w:keepNext w:val="0"/>
-        <w:keepLines w:val="0"/>
-        <w:widowControl/>
-        <w:suppressLineNumbers w:val="0"/>
-        <w:pBdr>
-          <w:top w:val="none" w:color="6FC3DF" w:sz="0" w:space="0"/>
-          <w:left w:val="none" w:color="6FC3DF" w:sz="0" w:space="0"/>
-          <w:bottom w:val="none" w:color="6FC3DF" w:sz="0" w:space="0"/>
-          <w:right w:val="none" w:color="6FC3DF" w:sz="0" w:space="0"/>
-        </w:pBdr>
-        <w:shd w:val="clear" w:fill="000000"/>
-        <w:ind w:left="0" w:firstLine="0"/>
-        <w:rPr>
-          <w:rStyle w:val="6"/>
-          <w:rFonts w:hint="default" w:ascii="Segoe UI" w:hAnsi="Segoe UI" w:eastAsia="Segoe UI" w:cs="Segoe UI"/>
-          <w:bCs/>
-          <w:i w:val="0"/>
-          <w:iCs w:val="0"/>
-          <w:caps w:val="0"/>
-          <w:color w:val="92D050"/>
-          <w:spacing w:val="0"/>
-          <w:kern w:val="0"/>
-          <w:sz w:val="27"/>
-          <w:szCs w:val="27"/>
-          <w:shd w:val="clear" w:fill="000000"/>
-          <w:lang w:val="en-US" w:eastAsia="zh-CN" w:bidi="ar"/>
-        </w:rPr>
-      </w:pPr>
-    </w:p>
-    <w:p>
-      <w:pPr>
-        <w:keepNext w:val="0"/>
-        <w:keepLines w:val="0"/>
-        <w:widowControl/>
-        <w:suppressLineNumbers w:val="0"/>
-        <w:pBdr>
-          <w:top w:val="none" w:color="6FC3DF" w:sz="0" w:space="0"/>
-          <w:left w:val="none" w:color="6FC3DF" w:sz="0" w:space="0"/>
-          <w:bottom w:val="none" w:color="6FC3DF" w:sz="0" w:space="0"/>
-          <w:right w:val="none" w:color="6FC3DF" w:sz="0" w:space="0"/>
-        </w:pBdr>
-        <w:shd w:val="clear" w:fill="000000"/>
-        <w:ind w:left="0" w:firstLine="0"/>
-        <w:rPr>
-          <w:rStyle w:val="6"/>
-          <w:rFonts w:hint="default" w:ascii="Segoe UI" w:hAnsi="Segoe UI" w:eastAsia="Segoe UI" w:cs="Segoe UI"/>
-          <w:bCs/>
-          <w:i w:val="0"/>
-          <w:iCs w:val="0"/>
-          <w:caps w:val="0"/>
-          <w:color w:val="92D050"/>
-          <w:spacing w:val="0"/>
-          <w:kern w:val="0"/>
-          <w:sz w:val="27"/>
-          <w:szCs w:val="27"/>
-          <w:shd w:val="clear" w:fill="000000"/>
-          <w:lang w:val="en-US" w:eastAsia="zh-CN" w:bidi="ar"/>
-        </w:rPr>
-      </w:pPr>
-    </w:p>
-    <w:p>
-      <w:pPr>
-        <w:keepNext w:val="0"/>
-        <w:keepLines w:val="0"/>
-        <w:widowControl/>
-        <w:suppressLineNumbers w:val="0"/>
-        <w:pBdr>
-          <w:top w:val="none" w:color="6FC3DF" w:sz="0" w:space="0"/>
-          <w:left w:val="none" w:color="6FC3DF" w:sz="0" w:space="0"/>
-          <w:bottom w:val="none" w:color="6FC3DF" w:sz="0" w:space="0"/>
-          <w:right w:val="none" w:color="6FC3DF" w:sz="0" w:space="0"/>
-        </w:pBdr>
-        <w:shd w:val="clear" w:fill="000000"/>
-        <w:ind w:left="0" w:firstLine="0"/>
-        <w:rPr>
-          <w:rStyle w:val="6"/>
-          <w:rFonts w:hint="default" w:ascii="Segoe UI" w:hAnsi="Segoe UI" w:eastAsia="Segoe UI" w:cs="Segoe UI"/>
-          <w:bCs/>
-          <w:i w:val="0"/>
-          <w:iCs w:val="0"/>
-          <w:caps w:val="0"/>
-          <w:color w:val="92D050"/>
-          <w:spacing w:val="0"/>
-          <w:kern w:val="0"/>
-          <w:sz w:val="27"/>
-          <w:szCs w:val="27"/>
-          <w:shd w:val="clear" w:fill="000000"/>
-          <w:lang w:val="en-US" w:eastAsia="zh-CN" w:bidi="ar"/>
-        </w:rPr>
-      </w:pPr>
-    </w:p>
-    <w:p>
-      <w:pPr>
-        <w:keepNext w:val="0"/>
-        <w:keepLines w:val="0"/>
-        <w:widowControl/>
-        <w:suppressLineNumbers w:val="0"/>
-        <w:pBdr>
-          <w:top w:val="none" w:color="6FC3DF" w:sz="0" w:space="0"/>
-          <w:left w:val="none" w:color="6FC3DF" w:sz="0" w:space="0"/>
-          <w:bottom w:val="none" w:color="6FC3DF" w:sz="0" w:space="0"/>
-          <w:right w:val="none" w:color="6FC3DF" w:sz="0" w:space="0"/>
-        </w:pBdr>
-        <w:shd w:val="clear" w:fill="000000"/>
-        <w:ind w:left="0" w:firstLine="0"/>
-        <w:rPr>
-          <w:rStyle w:val="6"/>
-          <w:rFonts w:hint="default" w:ascii="Segoe UI" w:hAnsi="Segoe UI" w:eastAsia="Segoe UI" w:cs="Segoe UI"/>
-          <w:bCs/>
-          <w:i w:val="0"/>
-          <w:iCs w:val="0"/>
-          <w:caps w:val="0"/>
-          <w:color w:val="92D050"/>
-          <w:spacing w:val="0"/>
-          <w:kern w:val="0"/>
-          <w:sz w:val="27"/>
-          <w:szCs w:val="27"/>
-          <w:shd w:val="clear" w:fill="000000"/>
-          <w:lang w:val="en-US" w:eastAsia="zh-CN" w:bidi="ar"/>
-        </w:rPr>
-      </w:pPr>
-    </w:p>
-    <w:p>
-      <w:pPr>
-        <w:keepNext w:val="0"/>
-        <w:keepLines w:val="0"/>
-        <w:widowControl/>
-        <w:suppressLineNumbers w:val="0"/>
-        <w:pBdr>
-          <w:top w:val="none" w:color="6FC3DF" w:sz="0" w:space="0"/>
-          <w:left w:val="none" w:color="6FC3DF" w:sz="0" w:space="0"/>
-          <w:bottom w:val="none" w:color="6FC3DF" w:sz="0" w:space="0"/>
-          <w:right w:val="none" w:color="6FC3DF" w:sz="0" w:space="0"/>
-        </w:pBdr>
-        <w:shd w:val="clear" w:fill="000000"/>
-        <w:ind w:left="0" w:firstLine="0"/>
-        <w:rPr>
-          <w:rStyle w:val="6"/>
-          <w:rFonts w:hint="default" w:ascii="Segoe UI" w:hAnsi="Segoe UI" w:eastAsia="Segoe UI" w:cs="Segoe UI"/>
-          <w:bCs/>
-          <w:i w:val="0"/>
-          <w:iCs w:val="0"/>
-          <w:caps w:val="0"/>
-          <w:color w:val="92D050"/>
-          <w:spacing w:val="0"/>
-          <w:kern w:val="0"/>
-          <w:sz w:val="27"/>
-          <w:szCs w:val="27"/>
-          <w:shd w:val="clear" w:fill="000000"/>
-          <w:lang w:val="en-US" w:eastAsia="zh-CN" w:bidi="ar"/>
-        </w:rPr>
-      </w:pPr>
-    </w:p>
-    <w:p>
-      <w:pPr>
-        <w:keepNext w:val="0"/>
-        <w:keepLines w:val="0"/>
-        <w:widowControl/>
-        <w:suppressLineNumbers w:val="0"/>
-        <w:pBdr>
-          <w:top w:val="none" w:color="6FC3DF" w:sz="0" w:space="0"/>
-          <w:left w:val="none" w:color="6FC3DF" w:sz="0" w:space="0"/>
-          <w:bottom w:val="none" w:color="6FC3DF" w:sz="0" w:space="0"/>
-          <w:right w:val="none" w:color="6FC3DF" w:sz="0" w:space="0"/>
-        </w:pBdr>
-        <w:shd w:val="clear" w:fill="000000"/>
-        <w:ind w:left="0" w:firstLine="0"/>
-        <w:rPr>
-          <w:rStyle w:val="6"/>
-          <w:rFonts w:hint="default" w:ascii="Segoe UI" w:hAnsi="Segoe UI" w:eastAsia="Segoe UI" w:cs="Segoe UI"/>
-          <w:bCs/>
-          <w:i w:val="0"/>
-          <w:iCs w:val="0"/>
-          <w:caps w:val="0"/>
-          <w:color w:val="92D050"/>
-          <w:spacing w:val="0"/>
-          <w:kern w:val="0"/>
-          <w:sz w:val="27"/>
-          <w:szCs w:val="27"/>
-          <w:shd w:val="clear" w:fill="000000"/>
-          <w:lang w:val="en-US" w:eastAsia="zh-CN" w:bidi="ar"/>
+          <w:rFonts w:hint="default" w:ascii="Segoe UI" w:hAnsi="Segoe UI" w:eastAsia="宋体" w:cs="Segoe UI"/>
+          <w:i w:val="0"/>
+          <w:iCs w:val="0"/>
+          <w:caps w:val="0"/>
+          <w:color w:val="FFFFFF"/>
+          <w:spacing w:val="0"/>
+          <w:sz w:val="19"/>
+          <w:szCs w:val="19"/>
+          <w:shd w:val="clear" w:fill="000000"/>
+          <w:lang w:val="en-US" w:eastAsia="zh-CN"/>
         </w:rPr>
       </w:pPr>
     </w:p>
@@ -1832,41 +1379,13 @@
           <w:i w:val="0"/>
           <w:iCs w:val="0"/>
           <w:caps w:val="0"/>
-          <w:color w:val="92D050"/>
+          <w:color w:val="FFFFFF"/>
           <w:spacing w:val="0"/>
           <w:kern w:val="0"/>
           <w:sz w:val="27"/>
           <w:szCs w:val="27"/>
           <w:shd w:val="clear" w:fill="000000"/>
           <w:lang w:val="en-US" w:eastAsia="zh-CN" w:bidi="ar"/>
-        </w:rPr>
-      </w:pPr>
-    </w:p>
-    <w:p>
-      <w:pPr>
-        <w:keepNext w:val="0"/>
-        <w:keepLines w:val="0"/>
-        <w:widowControl/>
-        <w:suppressLineNumbers w:val="0"/>
-        <w:pBdr>
-          <w:top w:val="none" w:color="6FC3DF" w:sz="0" w:space="0"/>
-          <w:left w:val="none" w:color="6FC3DF" w:sz="0" w:space="0"/>
-          <w:bottom w:val="none" w:color="6FC3DF" w:sz="0" w:space="0"/>
-          <w:right w:val="none" w:color="6FC3DF" w:sz="0" w:space="0"/>
-        </w:pBdr>
-        <w:shd w:val="clear" w:fill="000000"/>
-        <w:ind w:left="0" w:firstLine="0"/>
-        <w:rPr>
-          <w:rFonts w:hint="eastAsia" w:ascii="Segoe UI" w:hAnsi="Segoe UI" w:eastAsia="宋体" w:cs="Segoe UI"/>
-          <w:i w:val="0"/>
-          <w:iCs w:val="0"/>
-          <w:caps w:val="0"/>
-          <w:color w:val="92D050"/>
-          <w:spacing w:val="0"/>
-          <w:sz w:val="19"/>
-          <w:szCs w:val="19"/>
-          <w:shd w:val="clear" w:fill="000000"/>
-          <w:lang w:val="en-US" w:eastAsia="zh-CN"/>
         </w:rPr>
       </w:pPr>
       <w:r>
@@ -1876,8 +1395,7 @@
           <w:bCs/>
           <w:i w:val="0"/>
           <w:iCs w:val="0"/>
-          <w:caps w:val="0"/>
-          <w:color w:val="92D050"/>
+          <w:color w:val="FFFFFF"/>
           <w:spacing w:val="0"/>
           <w:kern w:val="0"/>
           <w:sz w:val="27"/>
@@ -1885,23 +1403,9 @@
           <w:shd w:val="clear" w:fill="000000"/>
           <w:lang w:val="en-US" w:eastAsia="zh-CN" w:bidi="ar"/>
         </w:rPr>
-        <w:t>已完成：</w:t>
-      </w:r>
-    </w:p>
-    <w:p>
-      <w:pPr>
-        <w:keepNext w:val="0"/>
-        <w:keepLines w:val="0"/>
-        <w:widowControl/>
-        <w:suppressLineNumbers w:val="0"/>
-        <w:pBdr>
-          <w:top w:val="none" w:color="6FC3DF" w:sz="0" w:space="0"/>
-          <w:left w:val="none" w:color="6FC3DF" w:sz="0" w:space="0"/>
-          <w:bottom w:val="none" w:color="6FC3DF" w:sz="0" w:space="0"/>
-          <w:right w:val="none" w:color="6FC3DF" w:sz="0" w:space="0"/>
-        </w:pBdr>
-        <w:shd w:val="clear" w:fill="000000"/>
-        <w:ind w:left="0" w:firstLine="0"/>
+        <w:t>B</w:t>
+      </w:r>
+      <w:r>
         <w:rPr>
           <w:rStyle w:val="6"/>
           <w:rFonts w:hint="eastAsia" w:ascii="Segoe UI" w:hAnsi="Segoe UI" w:eastAsia="Segoe UI" w:cs="Segoe UI"/>
@@ -1909,7 +1413,7 @@
           <w:i w:val="0"/>
           <w:iCs w:val="0"/>
           <w:caps w:val="0"/>
-          <w:color w:val="92D050"/>
+          <w:color w:val="FFFFFF"/>
           <w:spacing w:val="0"/>
           <w:kern w:val="0"/>
           <w:sz w:val="27"/>
@@ -1917,3220 +1421,7 @@
           <w:shd w:val="clear" w:fill="000000"/>
           <w:lang w:val="en-US" w:eastAsia="zh-CN" w:bidi="ar"/>
         </w:rPr>
-      </w:pPr>
-      <w:r>
-        <w:rPr>
-          <w:rStyle w:val="6"/>
-          <w:rFonts w:hint="eastAsia" w:ascii="Segoe UI" w:hAnsi="Segoe UI" w:eastAsia="Segoe UI" w:cs="Segoe UI"/>
-          <w:bCs/>
-          <w:i w:val="0"/>
-          <w:iCs w:val="0"/>
-          <w:caps w:val="0"/>
-          <w:color w:val="92D050"/>
-          <w:spacing w:val="0"/>
-          <w:kern w:val="0"/>
-          <w:sz w:val="27"/>
-          <w:szCs w:val="27"/>
-          <w:shd w:val="clear" w:fill="000000"/>
-          <w:lang w:val="en-US" w:eastAsia="zh-CN" w:bidi="ar"/>
-        </w:rPr>
-        <w:t>属性效果实现：</w:t>
-      </w:r>
-    </w:p>
-    <w:p>
-      <w:pPr>
-        <w:keepNext w:val="0"/>
-        <w:keepLines w:val="0"/>
-        <w:widowControl/>
-        <w:suppressLineNumbers w:val="0"/>
-        <w:pBdr>
-          <w:top w:val="none" w:color="6FC3DF" w:sz="0" w:space="0"/>
-          <w:left w:val="none" w:color="6FC3DF" w:sz="0" w:space="0"/>
-          <w:bottom w:val="none" w:color="6FC3DF" w:sz="0" w:space="0"/>
-          <w:right w:val="none" w:color="6FC3DF" w:sz="0" w:space="0"/>
-        </w:pBdr>
-        <w:shd w:val="clear" w:fill="000000"/>
-        <w:ind w:left="0" w:firstLine="0"/>
-        <w:rPr>
-          <w:rFonts w:hint="eastAsia" w:ascii="Segoe UI" w:hAnsi="Segoe UI" w:eastAsia="宋体" w:cs="Segoe UI"/>
-          <w:i w:val="0"/>
-          <w:iCs w:val="0"/>
-          <w:caps w:val="0"/>
-          <w:color w:val="92D050"/>
-          <w:spacing w:val="0"/>
-          <w:sz w:val="19"/>
-          <w:szCs w:val="19"/>
-          <w:shd w:val="clear" w:fill="000000"/>
-          <w:lang w:eastAsia="zh-CN"/>
-        </w:rPr>
-      </w:pPr>
-      <w:r>
-        <w:rPr>
-          <w:rFonts w:hint="eastAsia" w:ascii="Segoe UI" w:hAnsi="Segoe UI" w:eastAsia="宋体" w:cs="Segoe UI"/>
-          <w:i w:val="0"/>
-          <w:iCs w:val="0"/>
-          <w:caps w:val="0"/>
-          <w:color w:val="92D050"/>
-          <w:spacing w:val="0"/>
-          <w:sz w:val="19"/>
-          <w:szCs w:val="19"/>
-          <w:shd w:val="clear" w:fill="000000"/>
-          <w:lang w:val="en-US" w:eastAsia="zh-CN"/>
-        </w:rPr>
-        <w:t>完全重构</w:t>
-      </w:r>
-      <w:r>
-        <w:rPr>
-          <w:rFonts w:hint="default" w:ascii="Segoe UI" w:hAnsi="Segoe UI" w:eastAsia="Segoe UI" w:cs="Segoe UI"/>
-          <w:i w:val="0"/>
-          <w:iCs w:val="0"/>
-          <w:caps w:val="0"/>
-          <w:color w:val="92D050"/>
-          <w:spacing w:val="0"/>
-          <w:sz w:val="19"/>
-          <w:szCs w:val="19"/>
-          <w:shd w:val="clear" w:fill="000000"/>
-        </w:rPr>
-        <w:t>现有attr</w:t>
-      </w:r>
-      <w:r>
-        <w:rPr>
-          <w:rFonts w:hint="eastAsia" w:ascii="Segoe UI" w:hAnsi="Segoe UI" w:eastAsia="宋体" w:cs="Segoe UI"/>
-          <w:i w:val="0"/>
-          <w:iCs w:val="0"/>
-          <w:caps w:val="0"/>
-          <w:color w:val="92D050"/>
-          <w:spacing w:val="0"/>
-          <w:sz w:val="19"/>
-          <w:szCs w:val="19"/>
-          <w:shd w:val="clear" w:fill="000000"/>
-          <w:lang w:val="en-US" w:eastAsia="zh-CN"/>
-        </w:rPr>
-        <w:t>表，删除或修改之前的属性及其应用场景，多余的需要删除</w:t>
-      </w:r>
-      <w:r>
-        <w:rPr>
-          <w:rFonts w:hint="eastAsia" w:ascii="Segoe UI" w:hAnsi="Segoe UI" w:eastAsia="宋体" w:cs="Segoe UI"/>
-          <w:i w:val="0"/>
-          <w:iCs w:val="0"/>
-          <w:caps w:val="0"/>
-          <w:color w:val="92D050"/>
-          <w:spacing w:val="0"/>
-          <w:sz w:val="19"/>
-          <w:szCs w:val="19"/>
-          <w:shd w:val="clear" w:fill="000000"/>
-          <w:lang w:eastAsia="zh-CN"/>
-        </w:rPr>
-        <w:t>。</w:t>
-      </w:r>
-    </w:p>
-    <w:p>
-      <w:pPr>
-        <w:keepNext w:val="0"/>
-        <w:keepLines w:val="0"/>
-        <w:widowControl/>
-        <w:suppressLineNumbers w:val="0"/>
-        <w:pBdr>
-          <w:top w:val="none" w:color="6FC3DF" w:sz="0" w:space="0"/>
-          <w:left w:val="none" w:color="6FC3DF" w:sz="0" w:space="0"/>
-          <w:bottom w:val="none" w:color="6FC3DF" w:sz="0" w:space="0"/>
-          <w:right w:val="none" w:color="6FC3DF" w:sz="0" w:space="0"/>
-        </w:pBdr>
-        <w:shd w:val="clear" w:fill="000000"/>
-        <w:ind w:left="0" w:firstLine="0"/>
-        <w:rPr>
-          <w:rFonts w:hint="eastAsia" w:ascii="Segoe UI" w:hAnsi="Segoe UI" w:eastAsia="宋体" w:cs="Segoe UI"/>
-          <w:i w:val="0"/>
-          <w:iCs w:val="0"/>
-          <w:caps w:val="0"/>
-          <w:color w:val="92D050"/>
-          <w:spacing w:val="0"/>
-          <w:sz w:val="19"/>
-          <w:szCs w:val="19"/>
-          <w:shd w:val="clear" w:fill="000000"/>
-          <w:lang w:eastAsia="zh-CN"/>
-        </w:rPr>
-      </w:pPr>
-      <w:r>
-        <w:rPr>
-          <w:rFonts w:hint="default" w:ascii="Segoe UI" w:hAnsi="Segoe UI" w:eastAsia="Segoe UI" w:cs="Segoe UI"/>
-          <w:i w:val="0"/>
-          <w:iCs w:val="0"/>
-          <w:caps w:val="0"/>
-          <w:color w:val="92D050"/>
-          <w:spacing w:val="0"/>
-          <w:sz w:val="19"/>
-          <w:szCs w:val="19"/>
-          <w:shd w:val="clear" w:fill="000000"/>
-        </w:rPr>
-        <w:t>实现以下所有属性的效果的同时，要具有较高的可维护性和可读性。</w:t>
-      </w:r>
-    </w:p>
-    <w:p>
-      <w:pPr>
-        <w:keepNext w:val="0"/>
-        <w:keepLines w:val="0"/>
-        <w:widowControl/>
-        <w:suppressLineNumbers w:val="0"/>
-        <w:pBdr>
-          <w:top w:val="none" w:color="6FC3DF" w:sz="0" w:space="0"/>
-          <w:left w:val="none" w:color="6FC3DF" w:sz="0" w:space="0"/>
-          <w:bottom w:val="none" w:color="6FC3DF" w:sz="0" w:space="0"/>
-          <w:right w:val="none" w:color="6FC3DF" w:sz="0" w:space="0"/>
-        </w:pBdr>
-        <w:shd w:val="clear" w:fill="000000"/>
-        <w:ind w:left="0" w:firstLine="0"/>
-        <w:rPr>
-          <w:rFonts w:hint="eastAsia" w:ascii="Segoe UI" w:hAnsi="Segoe UI" w:eastAsia="宋体" w:cs="Segoe UI"/>
-          <w:i w:val="0"/>
-          <w:iCs w:val="0"/>
-          <w:caps w:val="0"/>
-          <w:color w:val="92D050"/>
-          <w:spacing w:val="0"/>
-          <w:sz w:val="19"/>
-          <w:szCs w:val="19"/>
-          <w:shd w:val="clear" w:fill="000000"/>
-          <w:lang w:eastAsia="zh-CN"/>
-        </w:rPr>
-      </w:pPr>
-      <w:r>
-        <w:rPr>
-          <w:rFonts w:hint="eastAsia" w:ascii="Segoe UI" w:hAnsi="Segoe UI" w:eastAsia="宋体" w:cs="Segoe UI"/>
-          <w:i w:val="0"/>
-          <w:iCs w:val="0"/>
-          <w:caps w:val="0"/>
-          <w:color w:val="92D050"/>
-          <w:spacing w:val="0"/>
-          <w:sz w:val="19"/>
-          <w:szCs w:val="19"/>
-          <w:shd w:val="clear" w:fill="000000"/>
-          <w:lang w:eastAsia="zh-CN"/>
-        </w:rPr>
-        <w:t>【</w:t>
-      </w:r>
-      <w:r>
-        <w:rPr>
-          <w:rFonts w:hint="eastAsia" w:ascii="Segoe UI" w:hAnsi="Segoe UI" w:eastAsia="宋体" w:cs="Segoe UI"/>
-          <w:i w:val="0"/>
-          <w:iCs w:val="0"/>
-          <w:caps w:val="0"/>
-          <w:color w:val="92D050"/>
-          <w:spacing w:val="0"/>
-          <w:sz w:val="19"/>
-          <w:szCs w:val="19"/>
-          <w:shd w:val="clear" w:fill="000000"/>
-          <w:lang w:val="en-US" w:eastAsia="zh-CN"/>
-        </w:rPr>
-        <w:t>字段定义</w:t>
-      </w:r>
-      <w:r>
-        <w:rPr>
-          <w:rFonts w:hint="eastAsia" w:ascii="Segoe UI" w:hAnsi="Segoe UI" w:eastAsia="宋体" w:cs="Segoe UI"/>
-          <w:i w:val="0"/>
-          <w:iCs w:val="0"/>
-          <w:caps w:val="0"/>
-          <w:color w:val="92D050"/>
-          <w:spacing w:val="0"/>
-          <w:sz w:val="19"/>
-          <w:szCs w:val="19"/>
-          <w:shd w:val="clear" w:fill="000000"/>
-          <w:lang w:eastAsia="zh-CN"/>
-        </w:rPr>
-        <w:t>】</w:t>
-      </w:r>
-    </w:p>
-    <w:p>
-      <w:pPr>
-        <w:keepNext w:val="0"/>
-        <w:keepLines w:val="0"/>
-        <w:widowControl/>
-        <w:suppressLineNumbers w:val="0"/>
-        <w:pBdr>
-          <w:top w:val="none" w:color="6FC3DF" w:sz="0" w:space="0"/>
-          <w:left w:val="none" w:color="6FC3DF" w:sz="0" w:space="0"/>
-          <w:bottom w:val="none" w:color="6FC3DF" w:sz="0" w:space="0"/>
-          <w:right w:val="none" w:color="6FC3DF" w:sz="0" w:space="0"/>
-        </w:pBdr>
-        <w:shd w:val="clear" w:fill="000000"/>
-        <w:ind w:left="0" w:firstLine="0"/>
-        <w:rPr>
-          <w:rFonts w:hint="eastAsia" w:ascii="Segoe UI" w:hAnsi="Segoe UI" w:eastAsia="宋体" w:cs="Segoe UI"/>
-          <w:i w:val="0"/>
-          <w:iCs w:val="0"/>
-          <w:caps w:val="0"/>
-          <w:color w:val="92D050"/>
-          <w:spacing w:val="0"/>
-          <w:sz w:val="19"/>
-          <w:szCs w:val="19"/>
-          <w:shd w:val="clear" w:fill="000000"/>
-          <w:lang w:val="en-US" w:eastAsia="zh-CN"/>
-        </w:rPr>
-      </w:pPr>
-      <w:r>
-        <w:rPr>
-          <w:rFonts w:hint="eastAsia" w:ascii="Segoe UI" w:hAnsi="Segoe UI" w:eastAsia="宋体" w:cs="Segoe UI"/>
-          <w:i w:val="0"/>
-          <w:iCs w:val="0"/>
-          <w:caps w:val="0"/>
-          <w:color w:val="92D050"/>
-          <w:spacing w:val="0"/>
-          <w:sz w:val="19"/>
-          <w:szCs w:val="19"/>
-          <w:shd w:val="clear" w:fill="000000"/>
-          <w:lang w:val="en-US" w:eastAsia="zh-CN"/>
-        </w:rPr>
-        <w:t>id：type为1的从1开始编号，type为2的从100开始编号；</w:t>
-      </w:r>
-    </w:p>
-    <w:p>
-      <w:pPr>
-        <w:keepNext w:val="0"/>
-        <w:keepLines w:val="0"/>
-        <w:widowControl/>
-        <w:suppressLineNumbers w:val="0"/>
-        <w:pBdr>
-          <w:top w:val="none" w:color="6FC3DF" w:sz="0" w:space="0"/>
-          <w:left w:val="none" w:color="6FC3DF" w:sz="0" w:space="0"/>
-          <w:bottom w:val="none" w:color="6FC3DF" w:sz="0" w:space="0"/>
-          <w:right w:val="none" w:color="6FC3DF" w:sz="0" w:space="0"/>
-        </w:pBdr>
-        <w:shd w:val="clear" w:fill="000000"/>
-        <w:ind w:left="0" w:firstLine="0"/>
-        <w:rPr>
-          <w:rFonts w:hint="default" w:ascii="Segoe UI" w:hAnsi="Segoe UI" w:eastAsia="宋体" w:cs="Segoe UI"/>
-          <w:i w:val="0"/>
-          <w:iCs w:val="0"/>
-          <w:caps w:val="0"/>
-          <w:color w:val="92D050"/>
-          <w:spacing w:val="0"/>
-          <w:sz w:val="19"/>
-          <w:szCs w:val="19"/>
-          <w:shd w:val="clear" w:fill="000000"/>
-          <w:lang w:val="en-US" w:eastAsia="zh-CN"/>
-        </w:rPr>
-      </w:pPr>
-      <w:r>
-        <w:rPr>
-          <w:rFonts w:hint="eastAsia" w:ascii="Segoe UI" w:hAnsi="Segoe UI" w:eastAsia="宋体" w:cs="Segoe UI"/>
-          <w:i w:val="0"/>
-          <w:iCs w:val="0"/>
-          <w:caps w:val="0"/>
-          <w:color w:val="92D050"/>
-          <w:spacing w:val="0"/>
-          <w:sz w:val="19"/>
-          <w:szCs w:val="19"/>
-          <w:shd w:val="clear" w:fill="000000"/>
-          <w:lang w:val="en-US" w:eastAsia="zh-CN"/>
-        </w:rPr>
-        <w:t>des：描述；</w:t>
-      </w:r>
-    </w:p>
-    <w:p>
-      <w:pPr>
-        <w:keepNext w:val="0"/>
-        <w:keepLines w:val="0"/>
-        <w:widowControl/>
-        <w:suppressLineNumbers w:val="0"/>
-        <w:pBdr>
-          <w:top w:val="none" w:color="6FC3DF" w:sz="0" w:space="0"/>
-          <w:left w:val="none" w:color="6FC3DF" w:sz="0" w:space="0"/>
-          <w:bottom w:val="none" w:color="6FC3DF" w:sz="0" w:space="0"/>
-          <w:right w:val="none" w:color="6FC3DF" w:sz="0" w:space="0"/>
-        </w:pBdr>
-        <w:shd w:val="clear" w:fill="000000"/>
-        <w:ind w:left="0" w:firstLine="0"/>
-        <w:rPr>
-          <w:rFonts w:hint="default" w:ascii="Segoe UI" w:hAnsi="Segoe UI" w:eastAsia="Segoe UI" w:cs="Segoe UI"/>
-          <w:i w:val="0"/>
-          <w:iCs w:val="0"/>
-          <w:caps w:val="0"/>
-          <w:color w:val="92D050"/>
-          <w:spacing w:val="0"/>
-          <w:sz w:val="19"/>
-          <w:szCs w:val="19"/>
-          <w:shd w:val="clear" w:fill="000000"/>
-        </w:rPr>
-      </w:pPr>
-      <w:r>
-        <w:rPr>
-          <w:rFonts w:hint="eastAsia" w:ascii="Segoe UI" w:hAnsi="Segoe UI" w:eastAsia="宋体" w:cs="Segoe UI"/>
-          <w:i w:val="0"/>
-          <w:iCs w:val="0"/>
-          <w:caps w:val="0"/>
-          <w:color w:val="92D050"/>
-          <w:spacing w:val="0"/>
-          <w:sz w:val="19"/>
-          <w:szCs w:val="19"/>
-          <w:shd w:val="clear" w:fill="000000"/>
-          <w:lang w:val="en-US" w:eastAsia="zh-CN"/>
-        </w:rPr>
-        <w:t>type</w:t>
-      </w:r>
-      <w:r>
-        <w:rPr>
-          <w:rFonts w:hint="default" w:ascii="Segoe UI" w:hAnsi="Segoe UI" w:eastAsia="Segoe UI" w:cs="Segoe UI"/>
-          <w:i w:val="0"/>
-          <w:iCs w:val="0"/>
-          <w:caps w:val="0"/>
-          <w:color w:val="92D050"/>
-          <w:spacing w:val="0"/>
-          <w:sz w:val="19"/>
-          <w:szCs w:val="19"/>
-          <w:shd w:val="clear" w:fill="000000"/>
-        </w:rPr>
-        <w:t>：1为基础属性</w:t>
-      </w:r>
-      <w:r>
-        <w:rPr>
-          <w:rFonts w:hint="eastAsia" w:ascii="Segoe UI" w:hAnsi="Segoe UI" w:eastAsia="宋体" w:cs="Segoe UI"/>
-          <w:i w:val="0"/>
-          <w:iCs w:val="0"/>
-          <w:caps w:val="0"/>
-          <w:color w:val="92D050"/>
-          <w:spacing w:val="0"/>
-          <w:sz w:val="19"/>
-          <w:szCs w:val="19"/>
-          <w:shd w:val="clear" w:fill="000000"/>
-          <w:lang w:eastAsia="zh-CN"/>
-        </w:rPr>
-        <w:t>，</w:t>
-      </w:r>
-      <w:r>
-        <w:rPr>
-          <w:rFonts w:hint="default" w:ascii="Segoe UI" w:hAnsi="Segoe UI" w:eastAsia="Segoe UI" w:cs="Segoe UI"/>
-          <w:i w:val="0"/>
-          <w:iCs w:val="0"/>
-          <w:caps w:val="0"/>
-          <w:color w:val="92D050"/>
-          <w:spacing w:val="0"/>
-          <w:sz w:val="19"/>
-          <w:szCs w:val="19"/>
-          <w:shd w:val="clear" w:fill="000000"/>
-        </w:rPr>
-        <w:t xml:space="preserve">2为特殊属性； </w:t>
-      </w:r>
-    </w:p>
-    <w:p>
-      <w:pPr>
-        <w:keepNext w:val="0"/>
-        <w:keepLines w:val="0"/>
-        <w:widowControl/>
-        <w:suppressLineNumbers w:val="0"/>
-        <w:pBdr>
-          <w:top w:val="none" w:color="6FC3DF" w:sz="0" w:space="0"/>
-          <w:left w:val="none" w:color="6FC3DF" w:sz="0" w:space="0"/>
-          <w:bottom w:val="none" w:color="6FC3DF" w:sz="0" w:space="0"/>
-          <w:right w:val="none" w:color="6FC3DF" w:sz="0" w:space="0"/>
-        </w:pBdr>
-        <w:shd w:val="clear" w:fill="000000"/>
-        <w:ind w:left="0" w:firstLine="0"/>
-        <w:rPr>
-          <w:rFonts w:hint="eastAsia" w:ascii="Segoe UI" w:hAnsi="Segoe UI" w:eastAsia="宋体" w:cs="Segoe UI"/>
-          <w:i w:val="0"/>
-          <w:iCs w:val="0"/>
-          <w:caps w:val="0"/>
-          <w:color w:val="92D050"/>
-          <w:spacing w:val="0"/>
-          <w:sz w:val="19"/>
-          <w:szCs w:val="19"/>
-          <w:shd w:val="clear" w:fill="000000"/>
-          <w:lang w:val="en-US" w:eastAsia="zh-CN"/>
-        </w:rPr>
-      </w:pPr>
-      <w:r>
-        <w:rPr>
-          <w:rFonts w:hint="default" w:ascii="Segoe UI" w:hAnsi="Segoe UI" w:eastAsia="宋体" w:cs="Segoe UI"/>
-          <w:i w:val="0"/>
-          <w:iCs w:val="0"/>
-          <w:caps w:val="0"/>
-          <w:color w:val="92D050"/>
-          <w:spacing w:val="0"/>
-          <w:sz w:val="19"/>
-          <w:szCs w:val="19"/>
-          <w:shd w:val="clear" w:fill="000000"/>
-          <w:lang w:val="en-US" w:eastAsia="zh-CN"/>
-        </w:rPr>
-        <w:t>downLimit</w:t>
-      </w:r>
-      <w:r>
-        <w:rPr>
-          <w:rFonts w:hint="eastAsia" w:ascii="Segoe UI" w:hAnsi="Segoe UI" w:eastAsia="宋体" w:cs="Segoe UI"/>
-          <w:i w:val="0"/>
-          <w:iCs w:val="0"/>
-          <w:caps w:val="0"/>
-          <w:color w:val="92D050"/>
-          <w:spacing w:val="0"/>
-          <w:sz w:val="19"/>
-          <w:szCs w:val="19"/>
-          <w:shd w:val="clear" w:fill="000000"/>
-          <w:lang w:val="en-US" w:eastAsia="zh-CN"/>
-        </w:rPr>
-        <w:t>：属性下限；</w:t>
-      </w:r>
-    </w:p>
-    <w:p>
-      <w:pPr>
-        <w:keepNext w:val="0"/>
-        <w:keepLines w:val="0"/>
-        <w:widowControl/>
-        <w:suppressLineNumbers w:val="0"/>
-        <w:pBdr>
-          <w:top w:val="none" w:color="6FC3DF" w:sz="0" w:space="0"/>
-          <w:left w:val="none" w:color="6FC3DF" w:sz="0" w:space="0"/>
-          <w:bottom w:val="none" w:color="6FC3DF" w:sz="0" w:space="0"/>
-          <w:right w:val="none" w:color="6FC3DF" w:sz="0" w:space="0"/>
-        </w:pBdr>
-        <w:shd w:val="clear" w:fill="000000"/>
-        <w:ind w:left="0" w:firstLine="0"/>
-        <w:rPr>
-          <w:rFonts w:hint="eastAsia" w:ascii="Segoe UI" w:hAnsi="Segoe UI" w:eastAsia="宋体" w:cs="Segoe UI"/>
-          <w:i w:val="0"/>
-          <w:iCs w:val="0"/>
-          <w:caps w:val="0"/>
-          <w:color w:val="92D050"/>
-          <w:spacing w:val="0"/>
-          <w:sz w:val="19"/>
-          <w:szCs w:val="19"/>
-          <w:shd w:val="clear" w:fill="000000"/>
-          <w:lang w:val="en-US" w:eastAsia="zh-CN"/>
-        </w:rPr>
-      </w:pPr>
-      <w:r>
-        <w:rPr>
-          <w:rFonts w:hint="default" w:ascii="Segoe UI" w:hAnsi="Segoe UI" w:eastAsia="宋体" w:cs="Segoe UI"/>
-          <w:i w:val="0"/>
-          <w:iCs w:val="0"/>
-          <w:caps w:val="0"/>
-          <w:color w:val="92D050"/>
-          <w:spacing w:val="0"/>
-          <w:sz w:val="19"/>
-          <w:szCs w:val="19"/>
-          <w:shd w:val="clear" w:fill="000000"/>
-          <w:lang w:val="en-US" w:eastAsia="zh-CN"/>
-        </w:rPr>
-        <w:t>upLimit</w:t>
-      </w:r>
-      <w:r>
-        <w:rPr>
-          <w:rFonts w:hint="eastAsia" w:ascii="Segoe UI" w:hAnsi="Segoe UI" w:eastAsia="宋体" w:cs="Segoe UI"/>
-          <w:i w:val="0"/>
-          <w:iCs w:val="0"/>
-          <w:caps w:val="0"/>
-          <w:color w:val="92D050"/>
-          <w:spacing w:val="0"/>
-          <w:sz w:val="19"/>
-          <w:szCs w:val="19"/>
-          <w:shd w:val="clear" w:fill="000000"/>
-          <w:lang w:val="en-US" w:eastAsia="zh-CN"/>
-        </w:rPr>
-        <w:t>：属性上限；</w:t>
-      </w:r>
-    </w:p>
-    <w:p>
-      <w:pPr>
-        <w:keepNext w:val="0"/>
-        <w:keepLines w:val="0"/>
-        <w:widowControl/>
-        <w:suppressLineNumbers w:val="0"/>
-        <w:pBdr>
-          <w:top w:val="none" w:color="6FC3DF" w:sz="0" w:space="0"/>
-          <w:left w:val="none" w:color="6FC3DF" w:sz="0" w:space="0"/>
-          <w:bottom w:val="none" w:color="6FC3DF" w:sz="0" w:space="0"/>
-          <w:right w:val="none" w:color="6FC3DF" w:sz="0" w:space="0"/>
-        </w:pBdr>
-        <w:shd w:val="clear" w:fill="000000"/>
-        <w:ind w:left="0" w:firstLine="0"/>
-        <w:rPr>
-          <w:rFonts w:hint="default" w:ascii="Segoe UI" w:hAnsi="Segoe UI" w:eastAsia="宋体" w:cs="Segoe UI"/>
-          <w:i w:val="0"/>
-          <w:iCs w:val="0"/>
-          <w:caps w:val="0"/>
-          <w:color w:val="92D050"/>
-          <w:spacing w:val="0"/>
-          <w:sz w:val="19"/>
-          <w:szCs w:val="19"/>
-          <w:shd w:val="clear" w:fill="000000"/>
-          <w:lang w:val="en-US" w:eastAsia="zh-CN"/>
-        </w:rPr>
-      </w:pPr>
-      <w:r>
-        <w:rPr>
-          <w:rFonts w:hint="default" w:ascii="Segoe UI" w:hAnsi="Segoe UI" w:eastAsia="宋体" w:cs="Segoe UI"/>
-          <w:i w:val="0"/>
-          <w:iCs w:val="0"/>
-          <w:caps w:val="0"/>
-          <w:color w:val="92D050"/>
-          <w:spacing w:val="0"/>
-          <w:sz w:val="19"/>
-          <w:szCs w:val="19"/>
-          <w:shd w:val="clear" w:fill="000000"/>
-          <w:lang w:val="en-US" w:eastAsia="zh-CN"/>
-        </w:rPr>
-        <w:t>powerType</w:t>
-      </w:r>
-      <w:r>
-        <w:rPr>
-          <w:rFonts w:hint="eastAsia" w:ascii="Segoe UI" w:hAnsi="Segoe UI" w:eastAsia="宋体" w:cs="Segoe UI"/>
-          <w:i w:val="0"/>
-          <w:iCs w:val="0"/>
-          <w:caps w:val="0"/>
-          <w:color w:val="92D050"/>
-          <w:spacing w:val="0"/>
-          <w:sz w:val="19"/>
-          <w:szCs w:val="19"/>
-          <w:shd w:val="clear" w:fill="000000"/>
-          <w:lang w:val="en-US" w:eastAsia="zh-CN"/>
-        </w:rPr>
-        <w:t>：是否为万分比</w:t>
-      </w:r>
-      <w:r>
-        <w:rPr>
-          <w:rFonts w:hint="default" w:ascii="Segoe UI" w:hAnsi="Segoe UI" w:eastAsia="宋体" w:cs="Segoe UI"/>
-          <w:i w:val="0"/>
-          <w:iCs w:val="0"/>
-          <w:caps w:val="0"/>
-          <w:color w:val="92D050"/>
-          <w:spacing w:val="0"/>
-          <w:sz w:val="19"/>
-          <w:szCs w:val="19"/>
-          <w:shd w:val="clear" w:fill="000000"/>
-          <w:lang w:val="en-US" w:eastAsia="zh-CN"/>
-        </w:rPr>
-        <w:t>;</w:t>
-      </w:r>
-    </w:p>
-    <w:p>
-      <w:pPr>
-        <w:keepNext w:val="0"/>
-        <w:keepLines w:val="0"/>
-        <w:widowControl/>
-        <w:suppressLineNumbers w:val="0"/>
-        <w:pBdr>
-          <w:top w:val="none" w:color="6FC3DF" w:sz="0" w:space="0"/>
-          <w:left w:val="none" w:color="6FC3DF" w:sz="0" w:space="0"/>
-          <w:bottom w:val="none" w:color="6FC3DF" w:sz="0" w:space="0"/>
-          <w:right w:val="none" w:color="6FC3DF" w:sz="0" w:space="0"/>
-        </w:pBdr>
-        <w:shd w:val="clear" w:fill="000000"/>
-        <w:ind w:left="0" w:firstLine="0"/>
-        <w:rPr>
-          <w:rFonts w:hint="default" w:ascii="Segoe UI" w:hAnsi="Segoe UI" w:eastAsia="宋体" w:cs="Segoe UI"/>
-          <w:i w:val="0"/>
-          <w:iCs w:val="0"/>
-          <w:caps w:val="0"/>
-          <w:color w:val="92D050"/>
-          <w:spacing w:val="0"/>
-          <w:sz w:val="19"/>
-          <w:szCs w:val="19"/>
-          <w:shd w:val="clear" w:fill="000000"/>
-          <w:lang w:val="en-US" w:eastAsia="zh-CN"/>
-        </w:rPr>
-      </w:pPr>
-      <w:r>
-        <w:rPr>
-          <w:rFonts w:hint="eastAsia" w:ascii="Segoe UI" w:hAnsi="Segoe UI" w:eastAsia="宋体" w:cs="Segoe UI"/>
-          <w:i w:val="0"/>
-          <w:iCs w:val="0"/>
-          <w:caps w:val="0"/>
-          <w:color w:val="92D050"/>
-          <w:spacing w:val="0"/>
-          <w:sz w:val="19"/>
-          <w:szCs w:val="19"/>
-          <w:shd w:val="clear" w:fill="000000"/>
-          <w:lang w:val="en-US" w:eastAsia="zh-CN"/>
-        </w:rPr>
-        <w:t>【属性定义】</w:t>
-      </w:r>
-    </w:p>
-    <w:p>
-      <w:pPr>
-        <w:keepNext w:val="0"/>
-        <w:keepLines w:val="0"/>
-        <w:widowControl/>
-        <w:suppressLineNumbers w:val="0"/>
-        <w:pBdr>
-          <w:top w:val="none" w:color="6FC3DF" w:sz="0" w:space="0"/>
-          <w:left w:val="none" w:color="6FC3DF" w:sz="0" w:space="0"/>
-          <w:bottom w:val="none" w:color="6FC3DF" w:sz="0" w:space="0"/>
-          <w:right w:val="none" w:color="6FC3DF" w:sz="0" w:space="0"/>
-        </w:pBdr>
-        <w:shd w:val="clear" w:fill="000000"/>
-        <w:ind w:left="0" w:firstLine="0"/>
-        <w:rPr>
-          <w:rFonts w:hint="default" w:ascii="Segoe UI" w:hAnsi="Segoe UI" w:eastAsia="宋体" w:cs="Segoe UI"/>
-          <w:i w:val="0"/>
-          <w:iCs w:val="0"/>
-          <w:caps w:val="0"/>
-          <w:color w:val="92D050"/>
-          <w:spacing w:val="0"/>
-          <w:sz w:val="19"/>
-          <w:szCs w:val="19"/>
-          <w:shd w:val="clear" w:fill="000000"/>
-          <w:lang w:val="en-US" w:eastAsia="zh-CN"/>
-        </w:rPr>
-      </w:pPr>
-      <w:r>
-        <w:rPr>
-          <w:rFonts w:hint="eastAsia" w:ascii="Segoe UI" w:hAnsi="Segoe UI" w:eastAsia="宋体" w:cs="Segoe UI"/>
-          <w:i w:val="0"/>
-          <w:iCs w:val="0"/>
-          <w:caps w:val="0"/>
-          <w:color w:val="92D050"/>
-          <w:spacing w:val="0"/>
-          <w:sz w:val="19"/>
-          <w:szCs w:val="19"/>
-          <w:shd w:val="clear" w:fill="000000"/>
-          <w:lang w:val="en-US" w:eastAsia="zh-CN"/>
-        </w:rPr>
-        <w:t>请严格按照以下结构分类，不要自行分类，所有类型均为int，万分比使用时需要除以10000：</w:t>
-      </w:r>
-    </w:p>
-    <w:p>
-      <w:pPr>
-        <w:keepNext w:val="0"/>
-        <w:keepLines w:val="0"/>
-        <w:widowControl/>
-        <w:suppressLineNumbers w:val="0"/>
-        <w:pBdr>
-          <w:top w:val="none" w:color="6FC3DF" w:sz="0" w:space="0"/>
-          <w:left w:val="none" w:color="6FC3DF" w:sz="0" w:space="0"/>
-          <w:bottom w:val="none" w:color="6FC3DF" w:sz="0" w:space="0"/>
-          <w:right w:val="none" w:color="6FC3DF" w:sz="0" w:space="0"/>
-        </w:pBdr>
-        <w:shd w:val="clear" w:fill="000000"/>
-        <w:ind w:left="0" w:firstLine="0"/>
-        <w:rPr>
-          <w:rFonts w:hint="default" w:ascii="Segoe UI" w:hAnsi="Segoe UI" w:eastAsia="宋体" w:cs="Segoe UI"/>
-          <w:i w:val="0"/>
-          <w:iCs w:val="0"/>
-          <w:caps w:val="0"/>
-          <w:color w:val="92D050"/>
-          <w:spacing w:val="0"/>
-          <w:sz w:val="19"/>
-          <w:szCs w:val="19"/>
-          <w:shd w:val="clear" w:fill="000000"/>
-          <w:lang w:val="en-US" w:eastAsia="zh-CN"/>
-        </w:rPr>
-      </w:pPr>
-      <w:r>
-        <w:rPr>
-          <w:rFonts w:hint="eastAsia" w:ascii="Segoe UI" w:hAnsi="Segoe UI" w:eastAsia="宋体" w:cs="Segoe UI"/>
-          <w:i w:val="0"/>
-          <w:iCs w:val="0"/>
-          <w:caps w:val="0"/>
-          <w:color w:val="92D050"/>
-          <w:spacing w:val="0"/>
-          <w:sz w:val="19"/>
-          <w:szCs w:val="19"/>
-          <w:shd w:val="clear" w:fill="000000"/>
-          <w:lang w:val="en-US" w:eastAsia="zh-CN"/>
-        </w:rPr>
-        <w:t>基础属性:</w:t>
-      </w:r>
-    </w:p>
-    <w:p>
-      <w:pPr>
-        <w:keepNext w:val="0"/>
-        <w:keepLines w:val="0"/>
-        <w:widowControl/>
-        <w:suppressLineNumbers w:val="0"/>
-        <w:pBdr>
-          <w:top w:val="none" w:color="6FC3DF" w:sz="0" w:space="0"/>
-          <w:left w:val="none" w:color="6FC3DF" w:sz="0" w:space="0"/>
-          <w:bottom w:val="none" w:color="6FC3DF" w:sz="0" w:space="0"/>
-          <w:right w:val="none" w:color="6FC3DF" w:sz="0" w:space="0"/>
-        </w:pBdr>
-        <w:shd w:val="clear" w:fill="000000"/>
-        <w:ind w:left="0" w:firstLine="0"/>
-        <w:rPr>
-          <w:rFonts w:hint="eastAsia" w:ascii="Segoe UI" w:hAnsi="Segoe UI" w:eastAsia="宋体" w:cs="Segoe UI"/>
-          <w:i w:val="0"/>
-          <w:iCs w:val="0"/>
-          <w:caps w:val="0"/>
-          <w:color w:val="92D050"/>
-          <w:spacing w:val="0"/>
-          <w:sz w:val="19"/>
-          <w:szCs w:val="19"/>
-          <w:shd w:val="clear" w:fill="000000"/>
-          <w:lang w:val="en-US" w:eastAsia="zh-CN"/>
-        </w:rPr>
-      </w:pPr>
-      <w:r>
-        <w:rPr>
-          <w:rFonts w:hint="default" w:ascii="Segoe UI" w:hAnsi="Segoe UI" w:eastAsia="Segoe UI" w:cs="Segoe UI"/>
-          <w:i w:val="0"/>
-          <w:iCs w:val="0"/>
-          <w:caps w:val="0"/>
-          <w:color w:val="92D050"/>
-          <w:spacing w:val="0"/>
-          <w:sz w:val="19"/>
-          <w:szCs w:val="19"/>
-          <w:shd w:val="clear" w:fill="000000"/>
-        </w:rPr>
-        <w:t>生命</w:t>
-      </w:r>
-      <w:r>
-        <w:rPr>
-          <w:rFonts w:hint="eastAsia" w:ascii="Segoe UI" w:hAnsi="Segoe UI" w:eastAsia="宋体" w:cs="Segoe UI"/>
-          <w:i w:val="0"/>
-          <w:iCs w:val="0"/>
-          <w:caps w:val="0"/>
-          <w:color w:val="92D050"/>
-          <w:spacing w:val="0"/>
-          <w:sz w:val="19"/>
-          <w:szCs w:val="19"/>
-          <w:shd w:val="clear" w:fill="000000"/>
-          <w:lang w:val="en-US" w:eastAsia="zh-CN"/>
-        </w:rPr>
-        <w:t>值</w:t>
-      </w:r>
-      <w:r>
-        <w:rPr>
-          <w:rFonts w:hint="eastAsia" w:ascii="Segoe UI" w:hAnsi="Segoe UI" w:eastAsia="宋体" w:cs="Segoe UI"/>
-          <w:i w:val="0"/>
-          <w:iCs w:val="0"/>
-          <w:caps w:val="0"/>
-          <w:color w:val="92D050"/>
-          <w:spacing w:val="0"/>
-          <w:sz w:val="19"/>
-          <w:szCs w:val="19"/>
-          <w:shd w:val="clear" w:fill="000000"/>
-          <w:lang w:eastAsia="zh-CN"/>
-        </w:rPr>
-        <w:t>：</w:t>
-      </w:r>
-      <w:r>
-        <w:rPr>
-          <w:rFonts w:hint="eastAsia" w:ascii="Segoe UI" w:hAnsi="Segoe UI" w:eastAsia="宋体" w:cs="Segoe UI"/>
-          <w:i w:val="0"/>
-          <w:iCs w:val="0"/>
-          <w:caps w:val="0"/>
-          <w:color w:val="92D050"/>
-          <w:spacing w:val="0"/>
-          <w:sz w:val="19"/>
-          <w:szCs w:val="19"/>
-          <w:shd w:val="clear" w:fill="000000"/>
-          <w:lang w:val="en-US" w:eastAsia="zh-CN"/>
-        </w:rPr>
-        <w:t>基础生命值，非万分比;</w:t>
-      </w:r>
-    </w:p>
-    <w:p>
-      <w:pPr>
-        <w:keepNext w:val="0"/>
-        <w:keepLines w:val="0"/>
-        <w:widowControl/>
-        <w:suppressLineNumbers w:val="0"/>
-        <w:pBdr>
-          <w:top w:val="none" w:color="6FC3DF" w:sz="0" w:space="0"/>
-          <w:left w:val="none" w:color="6FC3DF" w:sz="0" w:space="0"/>
-          <w:bottom w:val="none" w:color="6FC3DF" w:sz="0" w:space="0"/>
-          <w:right w:val="none" w:color="6FC3DF" w:sz="0" w:space="0"/>
-        </w:pBdr>
-        <w:shd w:val="clear" w:fill="000000"/>
-        <w:ind w:left="0" w:firstLine="0"/>
-        <w:rPr>
-          <w:rFonts w:hint="eastAsia" w:ascii="Segoe UI" w:hAnsi="Segoe UI" w:eastAsia="宋体" w:cs="Segoe UI"/>
-          <w:i w:val="0"/>
-          <w:iCs w:val="0"/>
-          <w:caps w:val="0"/>
-          <w:color w:val="92D050"/>
-          <w:spacing w:val="0"/>
-          <w:sz w:val="19"/>
-          <w:szCs w:val="19"/>
-          <w:shd w:val="clear" w:fill="000000"/>
-          <w:lang w:val="en-US" w:eastAsia="zh-CN"/>
-        </w:rPr>
-      </w:pPr>
-      <w:r>
-        <w:rPr>
-          <w:rFonts w:hint="default" w:ascii="Segoe UI" w:hAnsi="Segoe UI" w:eastAsia="Segoe UI" w:cs="Segoe UI"/>
-          <w:i w:val="0"/>
-          <w:iCs w:val="0"/>
-          <w:caps w:val="0"/>
-          <w:color w:val="92D050"/>
-          <w:spacing w:val="0"/>
-          <w:sz w:val="19"/>
-          <w:szCs w:val="19"/>
-          <w:shd w:val="clear" w:fill="000000"/>
-        </w:rPr>
-        <w:t>攻击</w:t>
-      </w:r>
-      <w:r>
-        <w:rPr>
-          <w:rFonts w:hint="eastAsia" w:ascii="Segoe UI" w:hAnsi="Segoe UI" w:eastAsia="宋体" w:cs="Segoe UI"/>
-          <w:i w:val="0"/>
-          <w:iCs w:val="0"/>
-          <w:caps w:val="0"/>
-          <w:color w:val="92D050"/>
-          <w:spacing w:val="0"/>
-          <w:sz w:val="19"/>
-          <w:szCs w:val="19"/>
-          <w:shd w:val="clear" w:fill="000000"/>
-          <w:lang w:val="en-US" w:eastAsia="zh-CN"/>
-        </w:rPr>
-        <w:t>力：基础攻击值，非万分比;</w:t>
-      </w:r>
-    </w:p>
-    <w:p>
-      <w:pPr>
-        <w:keepNext w:val="0"/>
-        <w:keepLines w:val="0"/>
-        <w:widowControl/>
-        <w:suppressLineNumbers w:val="0"/>
-        <w:pBdr>
-          <w:top w:val="none" w:color="6FC3DF" w:sz="0" w:space="0"/>
-          <w:left w:val="none" w:color="6FC3DF" w:sz="0" w:space="0"/>
-          <w:bottom w:val="none" w:color="6FC3DF" w:sz="0" w:space="0"/>
-          <w:right w:val="none" w:color="6FC3DF" w:sz="0" w:space="0"/>
-        </w:pBdr>
-        <w:shd w:val="clear" w:fill="000000"/>
-        <w:ind w:left="0" w:firstLine="0"/>
-        <w:rPr>
-          <w:rFonts w:hint="default" w:ascii="Segoe UI" w:hAnsi="Segoe UI" w:eastAsia="宋体" w:cs="Segoe UI"/>
-          <w:i w:val="0"/>
-          <w:iCs w:val="0"/>
-          <w:caps w:val="0"/>
-          <w:color w:val="92D050"/>
-          <w:spacing w:val="0"/>
-          <w:sz w:val="19"/>
-          <w:szCs w:val="19"/>
-          <w:shd w:val="clear" w:fill="000000"/>
-          <w:lang w:val="en-US" w:eastAsia="zh-CN"/>
-        </w:rPr>
-      </w:pPr>
-      <w:r>
-        <w:rPr>
-          <w:rFonts w:hint="eastAsia" w:ascii="Segoe UI" w:hAnsi="Segoe UI" w:eastAsia="宋体" w:cs="Segoe UI"/>
-          <w:i w:val="0"/>
-          <w:iCs w:val="0"/>
-          <w:caps w:val="0"/>
-          <w:color w:val="92D050"/>
-          <w:spacing w:val="0"/>
-          <w:sz w:val="19"/>
-          <w:szCs w:val="19"/>
-          <w:shd w:val="clear" w:fill="000000"/>
-          <w:lang w:val="en-US" w:eastAsia="zh-CN"/>
-        </w:rPr>
-        <w:t>特殊属性:</w:t>
-      </w:r>
-    </w:p>
-    <w:p>
-      <w:pPr>
-        <w:keepNext w:val="0"/>
-        <w:keepLines w:val="0"/>
-        <w:widowControl/>
-        <w:suppressLineNumbers w:val="0"/>
-        <w:pBdr>
-          <w:top w:val="none" w:color="6FC3DF" w:sz="0" w:space="0"/>
-          <w:left w:val="none" w:color="6FC3DF" w:sz="0" w:space="0"/>
-          <w:bottom w:val="none" w:color="6FC3DF" w:sz="0" w:space="0"/>
-          <w:right w:val="none" w:color="6FC3DF" w:sz="0" w:space="0"/>
-        </w:pBdr>
-        <w:shd w:val="clear" w:fill="000000"/>
-        <w:ind w:left="0" w:firstLine="0"/>
-        <w:rPr>
-          <w:rFonts w:hint="default" w:ascii="Segoe UI" w:hAnsi="Segoe UI" w:eastAsia="宋体" w:cs="Segoe UI"/>
-          <w:i w:val="0"/>
-          <w:iCs w:val="0"/>
-          <w:caps w:val="0"/>
-          <w:color w:val="92D050"/>
-          <w:spacing w:val="0"/>
-          <w:sz w:val="19"/>
-          <w:szCs w:val="19"/>
-          <w:shd w:val="clear" w:fill="000000"/>
-          <w:lang w:val="en-US" w:eastAsia="zh-CN"/>
-        </w:rPr>
-      </w:pPr>
-      <w:r>
-        <w:rPr>
-          <w:rFonts w:hint="default" w:ascii="Segoe UI" w:hAnsi="Segoe UI" w:eastAsia="Segoe UI" w:cs="Segoe UI"/>
-          <w:i w:val="0"/>
-          <w:iCs w:val="0"/>
-          <w:caps w:val="0"/>
-          <w:color w:val="92D050"/>
-          <w:spacing w:val="0"/>
-          <w:sz w:val="19"/>
-          <w:szCs w:val="19"/>
-          <w:shd w:val="clear" w:fill="000000"/>
-        </w:rPr>
-        <w:t>火/冰/风/电/全属性伤害加成（5条）：增强对应伤害</w:t>
-      </w:r>
-      <w:r>
-        <w:rPr>
-          <w:rFonts w:hint="eastAsia" w:ascii="Segoe UI" w:hAnsi="Segoe UI" w:eastAsia="宋体" w:cs="Segoe UI"/>
-          <w:i w:val="0"/>
-          <w:iCs w:val="0"/>
-          <w:caps w:val="0"/>
-          <w:color w:val="92D050"/>
-          <w:spacing w:val="0"/>
-          <w:sz w:val="19"/>
-          <w:szCs w:val="19"/>
-          <w:shd w:val="clear" w:fill="000000"/>
-          <w:lang w:val="en-US" w:eastAsia="zh-CN"/>
-        </w:rPr>
-        <w:t>，万分比</w:t>
-      </w:r>
-      <w:r>
-        <w:rPr>
-          <w:rFonts w:hint="default" w:ascii="Segoe UI" w:hAnsi="Segoe UI" w:eastAsia="Segoe UI" w:cs="Segoe UI"/>
-          <w:i w:val="0"/>
-          <w:iCs w:val="0"/>
-          <w:caps w:val="0"/>
-          <w:color w:val="92D050"/>
-          <w:spacing w:val="0"/>
-          <w:sz w:val="19"/>
-          <w:szCs w:val="19"/>
-          <w:shd w:val="clear" w:fill="000000"/>
-          <w:lang w:val="en-US"/>
-        </w:rPr>
-        <w:t>;</w:t>
-      </w:r>
-    </w:p>
-    <w:p>
-      <w:pPr>
-        <w:keepNext w:val="0"/>
-        <w:keepLines w:val="0"/>
-        <w:widowControl/>
-        <w:suppressLineNumbers w:val="0"/>
-        <w:pBdr>
-          <w:top w:val="none" w:color="6FC3DF" w:sz="0" w:space="0"/>
-          <w:left w:val="none" w:color="6FC3DF" w:sz="0" w:space="0"/>
-          <w:bottom w:val="none" w:color="6FC3DF" w:sz="0" w:space="0"/>
-          <w:right w:val="none" w:color="6FC3DF" w:sz="0" w:space="0"/>
-        </w:pBdr>
-        <w:shd w:val="clear" w:fill="000000"/>
-        <w:ind w:left="0" w:firstLine="0"/>
-        <w:rPr>
-          <w:rFonts w:hint="default" w:ascii="Segoe UI" w:hAnsi="Segoe UI" w:eastAsia="Segoe UI" w:cs="Segoe UI"/>
-          <w:i w:val="0"/>
-          <w:iCs w:val="0"/>
-          <w:caps w:val="0"/>
-          <w:color w:val="92D050"/>
-          <w:spacing w:val="0"/>
-          <w:sz w:val="19"/>
-          <w:szCs w:val="19"/>
-          <w:shd w:val="clear" w:fill="000000"/>
-          <w:lang w:val="en-US"/>
-        </w:rPr>
-      </w:pPr>
-      <w:r>
-        <w:rPr>
-          <w:rFonts w:hint="default" w:ascii="Segoe UI" w:hAnsi="Segoe UI" w:eastAsia="Segoe UI" w:cs="Segoe UI"/>
-          <w:i w:val="0"/>
-          <w:iCs w:val="0"/>
-          <w:caps w:val="0"/>
-          <w:color w:val="92D050"/>
-          <w:spacing w:val="0"/>
-          <w:sz w:val="19"/>
-          <w:szCs w:val="19"/>
-          <w:shd w:val="clear" w:fill="000000"/>
-        </w:rPr>
-        <w:t>火/冰/风/电/全属性伤害减免（5条）：减免对应伤害</w:t>
-      </w:r>
-      <w:r>
-        <w:rPr>
-          <w:rFonts w:hint="eastAsia" w:ascii="Segoe UI" w:hAnsi="Segoe UI" w:eastAsia="宋体" w:cs="Segoe UI"/>
-          <w:i w:val="0"/>
-          <w:iCs w:val="0"/>
-          <w:caps w:val="0"/>
-          <w:color w:val="92D050"/>
-          <w:spacing w:val="0"/>
-          <w:sz w:val="19"/>
-          <w:szCs w:val="19"/>
-          <w:shd w:val="clear" w:fill="000000"/>
-          <w:lang w:val="en-US" w:eastAsia="zh-CN"/>
-        </w:rPr>
-        <w:t>，万分比</w:t>
-      </w:r>
-      <w:r>
-        <w:rPr>
-          <w:rFonts w:hint="default" w:ascii="Segoe UI" w:hAnsi="Segoe UI" w:eastAsia="Segoe UI" w:cs="Segoe UI"/>
-          <w:i w:val="0"/>
-          <w:iCs w:val="0"/>
-          <w:caps w:val="0"/>
-          <w:color w:val="92D050"/>
-          <w:spacing w:val="0"/>
-          <w:sz w:val="19"/>
-          <w:szCs w:val="19"/>
-          <w:shd w:val="clear" w:fill="000000"/>
-          <w:lang w:val="en-US"/>
-        </w:rPr>
-        <w:t>;</w:t>
-      </w:r>
-    </w:p>
-    <w:p>
-      <w:pPr>
-        <w:keepNext w:val="0"/>
-        <w:keepLines w:val="0"/>
-        <w:widowControl/>
-        <w:suppressLineNumbers w:val="0"/>
-        <w:pBdr>
-          <w:top w:val="none" w:color="6FC3DF" w:sz="0" w:space="0"/>
-          <w:left w:val="none" w:color="6FC3DF" w:sz="0" w:space="0"/>
-          <w:bottom w:val="none" w:color="6FC3DF" w:sz="0" w:space="0"/>
-          <w:right w:val="none" w:color="6FC3DF" w:sz="0" w:space="0"/>
-        </w:pBdr>
-        <w:shd w:val="clear" w:fill="000000"/>
-        <w:ind w:left="0" w:firstLine="0"/>
-        <w:rPr>
-          <w:rFonts w:hint="default" w:ascii="Segoe UI" w:hAnsi="Segoe UI" w:eastAsia="Segoe UI" w:cs="Segoe UI"/>
-          <w:i w:val="0"/>
-          <w:iCs w:val="0"/>
-          <w:caps w:val="0"/>
-          <w:color w:val="92D050"/>
-          <w:spacing w:val="0"/>
-          <w:sz w:val="19"/>
-          <w:szCs w:val="19"/>
-          <w:shd w:val="clear" w:fill="000000"/>
-          <w:lang w:val="en-US"/>
-        </w:rPr>
-      </w:pPr>
-      <w:r>
-        <w:rPr>
-          <w:rFonts w:hint="default" w:ascii="Segoe UI" w:hAnsi="Segoe UI" w:eastAsia="Segoe UI" w:cs="Segoe UI"/>
-          <w:i w:val="0"/>
-          <w:iCs w:val="0"/>
-          <w:caps w:val="0"/>
-          <w:color w:val="92D050"/>
-          <w:spacing w:val="0"/>
-          <w:sz w:val="19"/>
-          <w:szCs w:val="19"/>
-          <w:shd w:val="clear" w:fill="000000"/>
-        </w:rPr>
-        <w:t>生命百分比加成：基础生命值加成</w:t>
-      </w:r>
-      <w:r>
-        <w:rPr>
-          <w:rFonts w:hint="eastAsia" w:ascii="Segoe UI" w:hAnsi="Segoe UI" w:eastAsia="宋体" w:cs="Segoe UI"/>
-          <w:i w:val="0"/>
-          <w:iCs w:val="0"/>
-          <w:caps w:val="0"/>
-          <w:color w:val="92D050"/>
-          <w:spacing w:val="0"/>
-          <w:sz w:val="19"/>
-          <w:szCs w:val="19"/>
-          <w:shd w:val="clear" w:fill="000000"/>
-          <w:lang w:val="en-US" w:eastAsia="zh-CN"/>
-        </w:rPr>
-        <w:t>，万分比</w:t>
-      </w:r>
-      <w:r>
-        <w:rPr>
-          <w:rFonts w:hint="default" w:ascii="Segoe UI" w:hAnsi="Segoe UI" w:eastAsia="Segoe UI" w:cs="Segoe UI"/>
-          <w:i w:val="0"/>
-          <w:iCs w:val="0"/>
-          <w:caps w:val="0"/>
-          <w:color w:val="92D050"/>
-          <w:spacing w:val="0"/>
-          <w:sz w:val="19"/>
-          <w:szCs w:val="19"/>
-          <w:shd w:val="clear" w:fill="000000"/>
-          <w:lang w:val="en-US"/>
-        </w:rPr>
-        <w:t>;</w:t>
-      </w:r>
-    </w:p>
-    <w:p>
-      <w:pPr>
-        <w:keepNext w:val="0"/>
-        <w:keepLines w:val="0"/>
-        <w:widowControl/>
-        <w:suppressLineNumbers w:val="0"/>
-        <w:pBdr>
-          <w:top w:val="none" w:color="6FC3DF" w:sz="0" w:space="0"/>
-          <w:left w:val="none" w:color="6FC3DF" w:sz="0" w:space="0"/>
-          <w:bottom w:val="none" w:color="6FC3DF" w:sz="0" w:space="0"/>
-          <w:right w:val="none" w:color="6FC3DF" w:sz="0" w:space="0"/>
-        </w:pBdr>
-        <w:shd w:val="clear" w:fill="000000"/>
-        <w:ind w:left="0" w:firstLine="0"/>
-        <w:rPr>
-          <w:rFonts w:hint="default" w:ascii="Segoe UI" w:hAnsi="Segoe UI" w:eastAsia="Segoe UI" w:cs="Segoe UI"/>
-          <w:i w:val="0"/>
-          <w:iCs w:val="0"/>
-          <w:caps w:val="0"/>
-          <w:color w:val="92D050"/>
-          <w:spacing w:val="0"/>
-          <w:sz w:val="19"/>
-          <w:szCs w:val="19"/>
-          <w:shd w:val="clear" w:fill="000000"/>
-          <w:lang w:val="en-US"/>
-        </w:rPr>
-      </w:pPr>
-      <w:r>
-        <w:rPr>
-          <w:rFonts w:hint="default" w:ascii="Segoe UI" w:hAnsi="Segoe UI" w:eastAsia="Segoe UI" w:cs="Segoe UI"/>
-          <w:i w:val="0"/>
-          <w:iCs w:val="0"/>
-          <w:caps w:val="0"/>
-          <w:color w:val="92D050"/>
-          <w:spacing w:val="0"/>
-          <w:sz w:val="19"/>
-          <w:szCs w:val="19"/>
-          <w:shd w:val="clear" w:fill="000000"/>
-        </w:rPr>
-        <w:t>攻击百分比加成：基础攻击力加成</w:t>
-      </w:r>
-      <w:r>
-        <w:rPr>
-          <w:rFonts w:hint="eastAsia" w:ascii="Segoe UI" w:hAnsi="Segoe UI" w:eastAsia="宋体" w:cs="Segoe UI"/>
-          <w:i w:val="0"/>
-          <w:iCs w:val="0"/>
-          <w:caps w:val="0"/>
-          <w:color w:val="92D050"/>
-          <w:spacing w:val="0"/>
-          <w:sz w:val="19"/>
-          <w:szCs w:val="19"/>
-          <w:shd w:val="clear" w:fill="000000"/>
-          <w:lang w:val="en-US" w:eastAsia="zh-CN"/>
-        </w:rPr>
-        <w:t>，万分比</w:t>
-      </w:r>
-      <w:r>
-        <w:rPr>
-          <w:rFonts w:hint="default" w:ascii="Segoe UI" w:hAnsi="Segoe UI" w:eastAsia="Segoe UI" w:cs="Segoe UI"/>
-          <w:i w:val="0"/>
-          <w:iCs w:val="0"/>
-          <w:caps w:val="0"/>
-          <w:color w:val="92D050"/>
-          <w:spacing w:val="0"/>
-          <w:sz w:val="19"/>
-          <w:szCs w:val="19"/>
-          <w:shd w:val="clear" w:fill="000000"/>
-          <w:lang w:val="en-US"/>
-        </w:rPr>
-        <w:t>;</w:t>
-      </w:r>
-    </w:p>
-    <w:p>
-      <w:pPr>
-        <w:keepNext w:val="0"/>
-        <w:keepLines w:val="0"/>
-        <w:widowControl/>
-        <w:suppressLineNumbers w:val="0"/>
-        <w:pBdr>
-          <w:top w:val="none" w:color="6FC3DF" w:sz="0" w:space="0"/>
-          <w:left w:val="none" w:color="6FC3DF" w:sz="0" w:space="0"/>
-          <w:bottom w:val="none" w:color="6FC3DF" w:sz="0" w:space="0"/>
-          <w:right w:val="none" w:color="6FC3DF" w:sz="0" w:space="0"/>
-        </w:pBdr>
-        <w:shd w:val="clear" w:fill="000000"/>
-        <w:ind w:left="0" w:firstLine="0"/>
-        <w:rPr>
-          <w:rFonts w:hint="default" w:ascii="Segoe UI" w:hAnsi="Segoe UI" w:eastAsia="Segoe UI" w:cs="Segoe UI"/>
-          <w:i w:val="0"/>
-          <w:iCs w:val="0"/>
-          <w:caps w:val="0"/>
-          <w:color w:val="92D050"/>
-          <w:spacing w:val="0"/>
-          <w:sz w:val="19"/>
-          <w:szCs w:val="19"/>
-          <w:shd w:val="clear" w:fill="000000"/>
-          <w:lang w:val="en-US"/>
-        </w:rPr>
-      </w:pPr>
-      <w:r>
-        <w:rPr>
-          <w:rFonts w:hint="default" w:ascii="Segoe UI" w:hAnsi="Segoe UI" w:eastAsia="Segoe UI" w:cs="Segoe UI"/>
-          <w:i w:val="0"/>
-          <w:iCs w:val="0"/>
-          <w:caps w:val="0"/>
-          <w:color w:val="92D050"/>
-          <w:spacing w:val="0"/>
-          <w:sz w:val="19"/>
-          <w:szCs w:val="19"/>
-          <w:shd w:val="clear" w:fill="000000"/>
-        </w:rPr>
-        <w:t>对首领伤害：对boss单位增伤</w:t>
-      </w:r>
-      <w:r>
-        <w:rPr>
-          <w:rFonts w:hint="eastAsia" w:ascii="Segoe UI" w:hAnsi="Segoe UI" w:eastAsia="宋体" w:cs="Segoe UI"/>
-          <w:i w:val="0"/>
-          <w:iCs w:val="0"/>
-          <w:caps w:val="0"/>
-          <w:color w:val="92D050"/>
-          <w:spacing w:val="0"/>
-          <w:sz w:val="19"/>
-          <w:szCs w:val="19"/>
-          <w:shd w:val="clear" w:fill="000000"/>
-          <w:lang w:val="en-US" w:eastAsia="zh-CN"/>
-        </w:rPr>
-        <w:t>，万分比</w:t>
-      </w:r>
-      <w:r>
-        <w:rPr>
-          <w:rFonts w:hint="default" w:ascii="Segoe UI" w:hAnsi="Segoe UI" w:eastAsia="Segoe UI" w:cs="Segoe UI"/>
-          <w:i w:val="0"/>
-          <w:iCs w:val="0"/>
-          <w:caps w:val="0"/>
-          <w:color w:val="92D050"/>
-          <w:spacing w:val="0"/>
-          <w:sz w:val="19"/>
-          <w:szCs w:val="19"/>
-          <w:shd w:val="clear" w:fill="000000"/>
-          <w:lang w:val="en-US"/>
-        </w:rPr>
-        <w:t>;</w:t>
-      </w:r>
-    </w:p>
-    <w:p>
-      <w:pPr>
-        <w:keepNext w:val="0"/>
-        <w:keepLines w:val="0"/>
-        <w:widowControl/>
-        <w:suppressLineNumbers w:val="0"/>
-        <w:pBdr>
-          <w:top w:val="none" w:color="6FC3DF" w:sz="0" w:space="0"/>
-          <w:left w:val="none" w:color="6FC3DF" w:sz="0" w:space="0"/>
-          <w:bottom w:val="none" w:color="6FC3DF" w:sz="0" w:space="0"/>
-          <w:right w:val="none" w:color="6FC3DF" w:sz="0" w:space="0"/>
-        </w:pBdr>
-        <w:shd w:val="clear" w:fill="000000"/>
-        <w:ind w:left="0" w:firstLine="0"/>
-        <w:rPr>
-          <w:rFonts w:hint="default" w:ascii="Segoe UI" w:hAnsi="Segoe UI" w:eastAsia="Segoe UI" w:cs="Segoe UI"/>
-          <w:i w:val="0"/>
-          <w:iCs w:val="0"/>
-          <w:caps w:val="0"/>
-          <w:color w:val="92D050"/>
-          <w:spacing w:val="0"/>
-          <w:sz w:val="19"/>
-          <w:szCs w:val="19"/>
-          <w:shd w:val="clear" w:fill="000000"/>
-          <w:lang w:val="en-US"/>
-        </w:rPr>
-      </w:pPr>
-      <w:r>
-        <w:rPr>
-          <w:rFonts w:hint="default" w:ascii="Segoe UI" w:hAnsi="Segoe UI" w:eastAsia="Segoe UI" w:cs="Segoe UI"/>
-          <w:i w:val="0"/>
-          <w:iCs w:val="0"/>
-          <w:caps w:val="0"/>
-          <w:color w:val="92D050"/>
-          <w:spacing w:val="0"/>
-          <w:sz w:val="19"/>
-          <w:szCs w:val="19"/>
-          <w:shd w:val="clear" w:fill="000000"/>
-        </w:rPr>
-        <w:t>对精英伤害：对精英单位增伤</w:t>
-      </w:r>
-      <w:r>
-        <w:rPr>
-          <w:rFonts w:hint="eastAsia" w:ascii="Segoe UI" w:hAnsi="Segoe UI" w:eastAsia="宋体" w:cs="Segoe UI"/>
-          <w:i w:val="0"/>
-          <w:iCs w:val="0"/>
-          <w:caps w:val="0"/>
-          <w:color w:val="92D050"/>
-          <w:spacing w:val="0"/>
-          <w:sz w:val="19"/>
-          <w:szCs w:val="19"/>
-          <w:shd w:val="clear" w:fill="000000"/>
-          <w:lang w:val="en-US" w:eastAsia="zh-CN"/>
-        </w:rPr>
-        <w:t>，万分比</w:t>
-      </w:r>
-      <w:r>
-        <w:rPr>
-          <w:rFonts w:hint="default" w:ascii="Segoe UI" w:hAnsi="Segoe UI" w:eastAsia="Segoe UI" w:cs="Segoe UI"/>
-          <w:i w:val="0"/>
-          <w:iCs w:val="0"/>
-          <w:caps w:val="0"/>
-          <w:color w:val="92D050"/>
-          <w:spacing w:val="0"/>
-          <w:sz w:val="19"/>
-          <w:szCs w:val="19"/>
-          <w:shd w:val="clear" w:fill="000000"/>
-          <w:lang w:val="en-US"/>
-        </w:rPr>
-        <w:t>;</w:t>
-      </w:r>
-    </w:p>
-    <w:p>
-      <w:pPr>
-        <w:keepNext w:val="0"/>
-        <w:keepLines w:val="0"/>
-        <w:widowControl/>
-        <w:suppressLineNumbers w:val="0"/>
-        <w:pBdr>
-          <w:top w:val="none" w:color="6FC3DF" w:sz="0" w:space="0"/>
-          <w:left w:val="none" w:color="6FC3DF" w:sz="0" w:space="0"/>
-          <w:bottom w:val="none" w:color="6FC3DF" w:sz="0" w:space="0"/>
-          <w:right w:val="none" w:color="6FC3DF" w:sz="0" w:space="0"/>
-        </w:pBdr>
-        <w:shd w:val="clear" w:fill="000000"/>
-        <w:ind w:left="0" w:firstLine="0"/>
-        <w:rPr>
-          <w:rFonts w:hint="default" w:ascii="Segoe UI" w:hAnsi="Segoe UI" w:eastAsia="宋体" w:cs="Segoe UI"/>
-          <w:i w:val="0"/>
-          <w:iCs w:val="0"/>
-          <w:caps w:val="0"/>
-          <w:color w:val="92D050"/>
-          <w:spacing w:val="0"/>
-          <w:sz w:val="19"/>
-          <w:szCs w:val="19"/>
-          <w:shd w:val="clear" w:fill="000000"/>
-          <w:lang w:val="en-US" w:eastAsia="zh-CN"/>
-        </w:rPr>
-      </w:pPr>
-      <w:r>
-        <w:rPr>
-          <w:rFonts w:hint="default" w:ascii="Segoe UI" w:hAnsi="Segoe UI" w:eastAsia="Segoe UI" w:cs="Segoe UI"/>
-          <w:i w:val="0"/>
-          <w:iCs w:val="0"/>
-          <w:caps w:val="0"/>
-          <w:color w:val="92D050"/>
-          <w:spacing w:val="0"/>
-          <w:sz w:val="19"/>
-          <w:szCs w:val="19"/>
-          <w:shd w:val="clear" w:fill="000000"/>
-        </w:rPr>
-        <w:t>护盾值：进入战斗时，获得的护盾值</w:t>
-      </w:r>
-      <w:r>
-        <w:rPr>
-          <w:rFonts w:hint="eastAsia" w:ascii="Segoe UI" w:hAnsi="Segoe UI" w:eastAsia="宋体" w:cs="Segoe UI"/>
-          <w:i w:val="0"/>
-          <w:iCs w:val="0"/>
-          <w:caps w:val="0"/>
-          <w:color w:val="92D050"/>
-          <w:spacing w:val="0"/>
-          <w:sz w:val="19"/>
-          <w:szCs w:val="19"/>
-          <w:shd w:val="clear" w:fill="000000"/>
-          <w:lang w:eastAsia="zh-CN"/>
-        </w:rPr>
-        <w:t>（</w:t>
-      </w:r>
-      <w:r>
-        <w:rPr>
-          <w:rFonts w:hint="eastAsia" w:ascii="Segoe UI" w:hAnsi="Segoe UI" w:eastAsia="宋体" w:cs="Segoe UI"/>
-          <w:i w:val="0"/>
-          <w:iCs w:val="0"/>
-          <w:caps w:val="0"/>
-          <w:color w:val="92D050"/>
-          <w:spacing w:val="0"/>
-          <w:sz w:val="19"/>
-          <w:szCs w:val="19"/>
-          <w:shd w:val="clear" w:fill="000000"/>
-          <w:lang w:val="en-US" w:eastAsia="zh-CN"/>
-        </w:rPr>
-        <w:t>护盾最大值等同于最大生命值</w:t>
-      </w:r>
-      <w:r>
-        <w:rPr>
-          <w:rFonts w:hint="eastAsia" w:ascii="Segoe UI" w:hAnsi="Segoe UI" w:eastAsia="宋体" w:cs="Segoe UI"/>
-          <w:i w:val="0"/>
-          <w:iCs w:val="0"/>
-          <w:caps w:val="0"/>
-          <w:color w:val="92D050"/>
-          <w:spacing w:val="0"/>
-          <w:sz w:val="19"/>
-          <w:szCs w:val="19"/>
-          <w:shd w:val="clear" w:fill="000000"/>
-          <w:lang w:eastAsia="zh-CN"/>
-        </w:rPr>
-        <w:t>）</w:t>
-      </w:r>
-      <w:r>
-        <w:rPr>
-          <w:rFonts w:hint="eastAsia" w:ascii="Segoe UI" w:hAnsi="Segoe UI" w:eastAsia="宋体" w:cs="Segoe UI"/>
-          <w:i w:val="0"/>
-          <w:iCs w:val="0"/>
-          <w:caps w:val="0"/>
-          <w:color w:val="92D050"/>
-          <w:spacing w:val="0"/>
-          <w:sz w:val="19"/>
-          <w:szCs w:val="19"/>
-          <w:shd w:val="clear" w:fill="000000"/>
-          <w:lang w:val="en-US" w:eastAsia="zh-CN"/>
-        </w:rPr>
-        <w:t>，非万分比</w:t>
-      </w:r>
-      <w:r>
-        <w:rPr>
-          <w:rFonts w:hint="default" w:ascii="Segoe UI" w:hAnsi="Segoe UI" w:eastAsia="宋体" w:cs="Segoe UI"/>
-          <w:i w:val="0"/>
-          <w:iCs w:val="0"/>
-          <w:caps w:val="0"/>
-          <w:color w:val="92D050"/>
-          <w:spacing w:val="0"/>
-          <w:sz w:val="19"/>
-          <w:szCs w:val="19"/>
-          <w:shd w:val="clear" w:fill="000000"/>
-          <w:lang w:val="en-US" w:eastAsia="zh-CN"/>
-        </w:rPr>
-        <w:t>;</w:t>
-      </w:r>
-    </w:p>
-    <w:p>
-      <w:pPr>
-        <w:keepNext w:val="0"/>
-        <w:keepLines w:val="0"/>
-        <w:widowControl/>
-        <w:suppressLineNumbers w:val="0"/>
-        <w:pBdr>
-          <w:top w:val="none" w:color="6FC3DF" w:sz="0" w:space="0"/>
-          <w:left w:val="none" w:color="6FC3DF" w:sz="0" w:space="0"/>
-          <w:bottom w:val="none" w:color="6FC3DF" w:sz="0" w:space="0"/>
-          <w:right w:val="none" w:color="6FC3DF" w:sz="0" w:space="0"/>
-        </w:pBdr>
-        <w:shd w:val="clear" w:fill="000000"/>
-        <w:ind w:left="0" w:firstLine="0"/>
-        <w:rPr>
-          <w:rFonts w:hint="default" w:ascii="Segoe UI" w:hAnsi="Segoe UI" w:eastAsia="宋体" w:cs="Segoe UI"/>
-          <w:i w:val="0"/>
-          <w:iCs w:val="0"/>
-          <w:caps w:val="0"/>
-          <w:color w:val="92D050"/>
-          <w:spacing w:val="0"/>
-          <w:sz w:val="19"/>
-          <w:szCs w:val="19"/>
-          <w:shd w:val="clear" w:fill="000000"/>
-          <w:lang w:val="en-US" w:eastAsia="zh-CN"/>
-        </w:rPr>
-      </w:pPr>
-      <w:r>
-        <w:rPr>
-          <w:rFonts w:hint="default" w:ascii="Segoe UI" w:hAnsi="Segoe UI" w:eastAsia="Segoe UI" w:cs="Segoe UI"/>
-          <w:i w:val="0"/>
-          <w:iCs w:val="0"/>
-          <w:caps w:val="0"/>
-          <w:color w:val="92D050"/>
-          <w:spacing w:val="0"/>
-          <w:sz w:val="19"/>
-          <w:szCs w:val="19"/>
-          <w:shd w:val="clear" w:fill="000000"/>
-        </w:rPr>
-        <w:t>暴击率</w:t>
-      </w:r>
-      <w:r>
-        <w:rPr>
-          <w:rFonts w:hint="eastAsia" w:ascii="Segoe UI" w:hAnsi="Segoe UI" w:eastAsia="宋体" w:cs="Segoe UI"/>
-          <w:i w:val="0"/>
-          <w:iCs w:val="0"/>
-          <w:caps w:val="0"/>
-          <w:color w:val="92D050"/>
-          <w:spacing w:val="0"/>
-          <w:sz w:val="19"/>
-          <w:szCs w:val="19"/>
-          <w:shd w:val="clear" w:fill="000000"/>
-          <w:lang w:eastAsia="zh-CN"/>
-        </w:rPr>
-        <w:t>：</w:t>
-      </w:r>
-      <w:r>
-        <w:rPr>
-          <w:rFonts w:hint="eastAsia" w:ascii="Segoe UI" w:hAnsi="Segoe UI" w:eastAsia="宋体" w:cs="Segoe UI"/>
-          <w:i w:val="0"/>
-          <w:iCs w:val="0"/>
-          <w:caps w:val="0"/>
-          <w:color w:val="92D050"/>
-          <w:spacing w:val="0"/>
-          <w:sz w:val="19"/>
-          <w:szCs w:val="19"/>
-          <w:shd w:val="clear" w:fill="000000"/>
-          <w:lang w:val="en-US" w:eastAsia="zh-CN"/>
-        </w:rPr>
-        <w:t>伤害暴击的概率，万分比</w:t>
-      </w:r>
-      <w:r>
-        <w:rPr>
-          <w:rFonts w:hint="default" w:ascii="Segoe UI" w:hAnsi="Segoe UI" w:eastAsia="宋体" w:cs="Segoe UI"/>
-          <w:i w:val="0"/>
-          <w:iCs w:val="0"/>
-          <w:caps w:val="0"/>
-          <w:color w:val="92D050"/>
-          <w:spacing w:val="0"/>
-          <w:sz w:val="19"/>
-          <w:szCs w:val="19"/>
-          <w:shd w:val="clear" w:fill="000000"/>
-          <w:lang w:val="en-US" w:eastAsia="zh-CN"/>
-        </w:rPr>
-        <w:t>;</w:t>
-      </w:r>
-    </w:p>
-    <w:p>
-      <w:pPr>
-        <w:keepNext w:val="0"/>
-        <w:keepLines w:val="0"/>
-        <w:widowControl/>
-        <w:suppressLineNumbers w:val="0"/>
-        <w:pBdr>
-          <w:top w:val="none" w:color="6FC3DF" w:sz="0" w:space="0"/>
-          <w:left w:val="none" w:color="6FC3DF" w:sz="0" w:space="0"/>
-          <w:bottom w:val="none" w:color="6FC3DF" w:sz="0" w:space="0"/>
-          <w:right w:val="none" w:color="6FC3DF" w:sz="0" w:space="0"/>
-        </w:pBdr>
-        <w:shd w:val="clear" w:fill="000000"/>
-        <w:ind w:left="0" w:firstLine="0"/>
-        <w:rPr>
-          <w:rFonts w:hint="default" w:ascii="Segoe UI" w:hAnsi="Segoe UI" w:eastAsia="宋体" w:cs="Segoe UI"/>
-          <w:i w:val="0"/>
-          <w:iCs w:val="0"/>
-          <w:caps w:val="0"/>
-          <w:color w:val="92D050"/>
-          <w:spacing w:val="0"/>
-          <w:sz w:val="19"/>
-          <w:szCs w:val="19"/>
-          <w:shd w:val="clear" w:fill="000000"/>
-          <w:lang w:val="en-US" w:eastAsia="zh-CN"/>
-        </w:rPr>
-      </w:pPr>
-      <w:r>
-        <w:rPr>
-          <w:rFonts w:hint="default" w:ascii="Segoe UI" w:hAnsi="Segoe UI" w:eastAsia="Segoe UI" w:cs="Segoe UI"/>
-          <w:i w:val="0"/>
-          <w:iCs w:val="0"/>
-          <w:caps w:val="0"/>
-          <w:color w:val="92D050"/>
-          <w:spacing w:val="0"/>
-          <w:sz w:val="19"/>
-          <w:szCs w:val="19"/>
-          <w:shd w:val="clear" w:fill="000000"/>
-        </w:rPr>
-        <w:t>暴击伤害</w:t>
-      </w:r>
-      <w:r>
-        <w:rPr>
-          <w:rFonts w:hint="eastAsia" w:ascii="Segoe UI" w:hAnsi="Segoe UI" w:eastAsia="宋体" w:cs="Segoe UI"/>
-          <w:i w:val="0"/>
-          <w:iCs w:val="0"/>
-          <w:caps w:val="0"/>
-          <w:color w:val="92D050"/>
-          <w:spacing w:val="0"/>
-          <w:sz w:val="19"/>
-          <w:szCs w:val="19"/>
-          <w:shd w:val="clear" w:fill="000000"/>
-          <w:lang w:eastAsia="zh-CN"/>
-        </w:rPr>
-        <w:t>：</w:t>
-      </w:r>
-      <w:r>
-        <w:rPr>
-          <w:rFonts w:hint="eastAsia" w:ascii="Segoe UI" w:hAnsi="Segoe UI" w:eastAsia="宋体" w:cs="Segoe UI"/>
-          <w:i w:val="0"/>
-          <w:iCs w:val="0"/>
-          <w:caps w:val="0"/>
-          <w:color w:val="92D050"/>
-          <w:spacing w:val="0"/>
-          <w:sz w:val="19"/>
-          <w:szCs w:val="19"/>
-          <w:shd w:val="clear" w:fill="000000"/>
-          <w:lang w:val="en-US" w:eastAsia="zh-CN"/>
-        </w:rPr>
-        <w:t>伤害暴击时的增伤，万分比</w:t>
-      </w:r>
-      <w:r>
-        <w:rPr>
-          <w:rFonts w:hint="default" w:ascii="Segoe UI" w:hAnsi="Segoe UI" w:eastAsia="宋体" w:cs="Segoe UI"/>
-          <w:i w:val="0"/>
-          <w:iCs w:val="0"/>
-          <w:caps w:val="0"/>
-          <w:color w:val="92D050"/>
-          <w:spacing w:val="0"/>
-          <w:sz w:val="19"/>
-          <w:szCs w:val="19"/>
-          <w:shd w:val="clear" w:fill="000000"/>
-          <w:lang w:val="en-US" w:eastAsia="zh-CN"/>
-        </w:rPr>
-        <w:t>;</w:t>
-      </w:r>
-    </w:p>
-    <w:p>
-      <w:pPr>
-        <w:keepNext w:val="0"/>
-        <w:keepLines w:val="0"/>
-        <w:widowControl/>
-        <w:suppressLineNumbers w:val="0"/>
-        <w:pBdr>
-          <w:top w:val="none" w:color="6FC3DF" w:sz="0" w:space="0"/>
-          <w:left w:val="none" w:color="6FC3DF" w:sz="0" w:space="0"/>
-          <w:bottom w:val="none" w:color="6FC3DF" w:sz="0" w:space="0"/>
-          <w:right w:val="none" w:color="6FC3DF" w:sz="0" w:space="0"/>
-        </w:pBdr>
-        <w:shd w:val="clear" w:fill="000000"/>
-        <w:ind w:left="0" w:firstLine="0"/>
-        <w:rPr>
-          <w:rFonts w:hint="default" w:ascii="Segoe UI" w:hAnsi="Segoe UI" w:eastAsia="Segoe UI" w:cs="Segoe UI"/>
-          <w:i w:val="0"/>
-          <w:iCs w:val="0"/>
-          <w:caps w:val="0"/>
-          <w:color w:val="92D050"/>
-          <w:spacing w:val="0"/>
-          <w:sz w:val="19"/>
-          <w:szCs w:val="19"/>
-          <w:shd w:val="clear" w:fill="000000"/>
-          <w:lang w:val="en-US"/>
-        </w:rPr>
-      </w:pPr>
-      <w:r>
-        <w:rPr>
-          <w:rFonts w:hint="default" w:ascii="Segoe UI" w:hAnsi="Segoe UI" w:eastAsia="Segoe UI" w:cs="Segoe UI"/>
-          <w:i w:val="0"/>
-          <w:iCs w:val="0"/>
-          <w:caps w:val="0"/>
-          <w:color w:val="92D050"/>
-          <w:spacing w:val="0"/>
-          <w:sz w:val="19"/>
-          <w:szCs w:val="19"/>
-          <w:shd w:val="clear" w:fill="000000"/>
-        </w:rPr>
-        <w:t>暴击抵抗：抵抗暴击</w:t>
-      </w:r>
-      <w:r>
-        <w:rPr>
-          <w:rFonts w:hint="eastAsia" w:ascii="Segoe UI" w:hAnsi="Segoe UI" w:eastAsia="宋体" w:cs="Segoe UI"/>
-          <w:i w:val="0"/>
-          <w:iCs w:val="0"/>
-          <w:caps w:val="0"/>
-          <w:color w:val="92D050"/>
-          <w:spacing w:val="0"/>
-          <w:sz w:val="19"/>
-          <w:szCs w:val="19"/>
-          <w:shd w:val="clear" w:fill="000000"/>
-          <w:lang w:val="en-US" w:eastAsia="zh-CN"/>
-        </w:rPr>
-        <w:t>，万分比</w:t>
-      </w:r>
-      <w:r>
-        <w:rPr>
-          <w:rFonts w:hint="default" w:ascii="Segoe UI" w:hAnsi="Segoe UI" w:eastAsia="Segoe UI" w:cs="Segoe UI"/>
-          <w:i w:val="0"/>
-          <w:iCs w:val="0"/>
-          <w:caps w:val="0"/>
-          <w:color w:val="92D050"/>
-          <w:spacing w:val="0"/>
-          <w:sz w:val="19"/>
-          <w:szCs w:val="19"/>
-          <w:shd w:val="clear" w:fill="000000"/>
-          <w:lang w:val="en-US"/>
-        </w:rPr>
-        <w:t>;</w:t>
-      </w:r>
-    </w:p>
-    <w:p>
-      <w:pPr>
-        <w:keepNext w:val="0"/>
-        <w:keepLines w:val="0"/>
-        <w:widowControl/>
-        <w:suppressLineNumbers w:val="0"/>
-        <w:pBdr>
-          <w:top w:val="none" w:color="6FC3DF" w:sz="0" w:space="0"/>
-          <w:left w:val="none" w:color="6FC3DF" w:sz="0" w:space="0"/>
-          <w:bottom w:val="none" w:color="6FC3DF" w:sz="0" w:space="0"/>
-          <w:right w:val="none" w:color="6FC3DF" w:sz="0" w:space="0"/>
-        </w:pBdr>
-        <w:shd w:val="clear" w:fill="000000"/>
-        <w:ind w:left="0" w:firstLine="0"/>
-        <w:rPr>
-          <w:rFonts w:hint="default" w:ascii="Segoe UI" w:hAnsi="Segoe UI" w:eastAsia="Segoe UI" w:cs="Segoe UI"/>
-          <w:i w:val="0"/>
-          <w:iCs w:val="0"/>
-          <w:caps w:val="0"/>
-          <w:color w:val="92D050"/>
-          <w:spacing w:val="0"/>
-          <w:sz w:val="19"/>
-          <w:szCs w:val="19"/>
-          <w:shd w:val="clear" w:fill="000000"/>
-          <w:lang w:val="en-US"/>
-        </w:rPr>
-      </w:pPr>
-      <w:r>
-        <w:rPr>
-          <w:rFonts w:hint="default" w:ascii="Segoe UI" w:hAnsi="Segoe UI" w:eastAsia="Segoe UI" w:cs="Segoe UI"/>
-          <w:i w:val="0"/>
-          <w:iCs w:val="0"/>
-          <w:caps w:val="0"/>
-          <w:color w:val="92D050"/>
-          <w:spacing w:val="0"/>
-          <w:sz w:val="19"/>
-          <w:szCs w:val="19"/>
-          <w:shd w:val="clear" w:fill="000000"/>
-        </w:rPr>
-        <w:t>暴击伤害抵抗：抵抗暴击伤害</w:t>
-      </w:r>
-      <w:r>
-        <w:rPr>
-          <w:rFonts w:hint="eastAsia" w:ascii="Segoe UI" w:hAnsi="Segoe UI" w:eastAsia="宋体" w:cs="Segoe UI"/>
-          <w:i w:val="0"/>
-          <w:iCs w:val="0"/>
-          <w:caps w:val="0"/>
-          <w:color w:val="92D050"/>
-          <w:spacing w:val="0"/>
-          <w:sz w:val="19"/>
-          <w:szCs w:val="19"/>
-          <w:shd w:val="clear" w:fill="000000"/>
-          <w:lang w:val="en-US" w:eastAsia="zh-CN"/>
-        </w:rPr>
-        <w:t>，万分比</w:t>
-      </w:r>
-      <w:r>
-        <w:rPr>
-          <w:rFonts w:hint="default" w:ascii="Segoe UI" w:hAnsi="Segoe UI" w:eastAsia="Segoe UI" w:cs="Segoe UI"/>
-          <w:i w:val="0"/>
-          <w:iCs w:val="0"/>
-          <w:caps w:val="0"/>
-          <w:color w:val="92D050"/>
-          <w:spacing w:val="0"/>
-          <w:sz w:val="19"/>
-          <w:szCs w:val="19"/>
-          <w:shd w:val="clear" w:fill="000000"/>
-          <w:lang w:val="en-US"/>
-        </w:rPr>
-        <w:t>;</w:t>
-      </w:r>
-    </w:p>
-    <w:p>
-      <w:pPr>
-        <w:keepNext w:val="0"/>
-        <w:keepLines w:val="0"/>
-        <w:widowControl/>
-        <w:suppressLineNumbers w:val="0"/>
-        <w:pBdr>
-          <w:top w:val="none" w:color="6FC3DF" w:sz="0" w:space="0"/>
-          <w:left w:val="none" w:color="6FC3DF" w:sz="0" w:space="0"/>
-          <w:bottom w:val="none" w:color="6FC3DF" w:sz="0" w:space="0"/>
-          <w:right w:val="none" w:color="6FC3DF" w:sz="0" w:space="0"/>
-        </w:pBdr>
-        <w:shd w:val="clear" w:fill="000000"/>
-        <w:ind w:left="0" w:firstLine="0"/>
-        <w:rPr>
-          <w:rFonts w:hint="default" w:ascii="Segoe UI" w:hAnsi="Segoe UI" w:eastAsia="宋体" w:cs="Segoe UI"/>
-          <w:i w:val="0"/>
-          <w:iCs w:val="0"/>
-          <w:caps w:val="0"/>
-          <w:color w:val="92D050"/>
-          <w:spacing w:val="0"/>
-          <w:sz w:val="19"/>
-          <w:szCs w:val="19"/>
-          <w:shd w:val="clear" w:fill="000000"/>
-          <w:lang w:val="en-US" w:eastAsia="zh-CN"/>
-        </w:rPr>
-      </w:pPr>
-      <w:r>
-        <w:rPr>
-          <w:rFonts w:hint="default" w:ascii="Segoe UI" w:hAnsi="Segoe UI" w:eastAsia="Segoe UI" w:cs="Segoe UI"/>
-          <w:i w:val="0"/>
-          <w:iCs w:val="0"/>
-          <w:caps w:val="0"/>
-          <w:color w:val="92D050"/>
-          <w:spacing w:val="0"/>
-          <w:sz w:val="19"/>
-          <w:szCs w:val="19"/>
-          <w:shd w:val="clear" w:fill="000000"/>
-        </w:rPr>
-        <w:t>命中率</w:t>
-      </w:r>
-      <w:r>
-        <w:rPr>
-          <w:rFonts w:hint="eastAsia" w:ascii="Segoe UI" w:hAnsi="Segoe UI" w:eastAsia="宋体" w:cs="Segoe UI"/>
-          <w:i w:val="0"/>
-          <w:iCs w:val="0"/>
-          <w:caps w:val="0"/>
-          <w:color w:val="92D050"/>
-          <w:spacing w:val="0"/>
-          <w:sz w:val="19"/>
-          <w:szCs w:val="19"/>
-          <w:shd w:val="clear" w:fill="000000"/>
-          <w:lang w:eastAsia="zh-CN"/>
-        </w:rPr>
-        <w:t>：</w:t>
-      </w:r>
-      <w:r>
-        <w:rPr>
-          <w:rFonts w:hint="eastAsia" w:ascii="Segoe UI" w:hAnsi="Segoe UI" w:eastAsia="宋体" w:cs="Segoe UI"/>
-          <w:i w:val="0"/>
-          <w:iCs w:val="0"/>
-          <w:caps w:val="0"/>
-          <w:color w:val="92D050"/>
-          <w:spacing w:val="0"/>
-          <w:sz w:val="19"/>
-          <w:szCs w:val="19"/>
-          <w:shd w:val="clear" w:fill="000000"/>
-          <w:lang w:val="en-US" w:eastAsia="zh-CN"/>
-        </w:rPr>
-        <w:t>攻击的命中概率，万分比</w:t>
-      </w:r>
-      <w:r>
-        <w:rPr>
-          <w:rFonts w:hint="default" w:ascii="Segoe UI" w:hAnsi="Segoe UI" w:eastAsia="宋体" w:cs="Segoe UI"/>
-          <w:i w:val="0"/>
-          <w:iCs w:val="0"/>
-          <w:caps w:val="0"/>
-          <w:color w:val="92D050"/>
-          <w:spacing w:val="0"/>
-          <w:sz w:val="19"/>
-          <w:szCs w:val="19"/>
-          <w:shd w:val="clear" w:fill="000000"/>
-          <w:lang w:val="en-US" w:eastAsia="zh-CN"/>
-        </w:rPr>
-        <w:t>;</w:t>
-      </w:r>
-    </w:p>
-    <w:p>
-      <w:pPr>
-        <w:keepNext w:val="0"/>
-        <w:keepLines w:val="0"/>
-        <w:widowControl/>
-        <w:suppressLineNumbers w:val="0"/>
-        <w:pBdr>
-          <w:top w:val="none" w:color="6FC3DF" w:sz="0" w:space="0"/>
-          <w:left w:val="none" w:color="6FC3DF" w:sz="0" w:space="0"/>
-          <w:bottom w:val="none" w:color="6FC3DF" w:sz="0" w:space="0"/>
-          <w:right w:val="none" w:color="6FC3DF" w:sz="0" w:space="0"/>
-        </w:pBdr>
-        <w:shd w:val="clear" w:fill="000000"/>
-        <w:ind w:left="0" w:firstLine="0"/>
-        <w:rPr>
-          <w:rFonts w:hint="default" w:ascii="Segoe UI" w:hAnsi="Segoe UI" w:eastAsia="宋体" w:cs="Segoe UI"/>
-          <w:i w:val="0"/>
-          <w:iCs w:val="0"/>
-          <w:caps w:val="0"/>
-          <w:color w:val="92D050"/>
-          <w:spacing w:val="0"/>
-          <w:sz w:val="19"/>
-          <w:szCs w:val="19"/>
-          <w:shd w:val="clear" w:fill="000000"/>
-          <w:lang w:val="en-US" w:eastAsia="zh-CN"/>
-        </w:rPr>
-      </w:pPr>
-      <w:r>
-        <w:rPr>
-          <w:rFonts w:hint="default" w:ascii="Segoe UI" w:hAnsi="Segoe UI" w:eastAsia="Segoe UI" w:cs="Segoe UI"/>
-          <w:i w:val="0"/>
-          <w:iCs w:val="0"/>
-          <w:caps w:val="0"/>
-          <w:color w:val="92D050"/>
-          <w:spacing w:val="0"/>
-          <w:sz w:val="19"/>
-          <w:szCs w:val="19"/>
-          <w:shd w:val="clear" w:fill="000000"/>
-        </w:rPr>
-        <w:t>闪避率</w:t>
-      </w:r>
-      <w:r>
-        <w:rPr>
-          <w:rFonts w:hint="eastAsia" w:ascii="Segoe UI" w:hAnsi="Segoe UI" w:eastAsia="宋体" w:cs="Segoe UI"/>
-          <w:i w:val="0"/>
-          <w:iCs w:val="0"/>
-          <w:caps w:val="0"/>
-          <w:color w:val="92D050"/>
-          <w:spacing w:val="0"/>
-          <w:sz w:val="19"/>
-          <w:szCs w:val="19"/>
-          <w:shd w:val="clear" w:fill="000000"/>
-          <w:lang w:eastAsia="zh-CN"/>
-        </w:rPr>
-        <w:t>：</w:t>
-      </w:r>
-      <w:r>
-        <w:rPr>
-          <w:rFonts w:hint="eastAsia" w:ascii="Segoe UI" w:hAnsi="Segoe UI" w:eastAsia="宋体" w:cs="Segoe UI"/>
-          <w:i w:val="0"/>
-          <w:iCs w:val="0"/>
-          <w:caps w:val="0"/>
-          <w:color w:val="92D050"/>
-          <w:spacing w:val="0"/>
-          <w:sz w:val="19"/>
-          <w:szCs w:val="19"/>
-          <w:shd w:val="clear" w:fill="000000"/>
-          <w:lang w:val="en-US" w:eastAsia="zh-CN"/>
-        </w:rPr>
-        <w:t>被攻击时的躲闪概率，万分比</w:t>
-      </w:r>
-      <w:r>
-        <w:rPr>
-          <w:rFonts w:hint="default" w:ascii="Segoe UI" w:hAnsi="Segoe UI" w:eastAsia="宋体" w:cs="Segoe UI"/>
-          <w:i w:val="0"/>
-          <w:iCs w:val="0"/>
-          <w:caps w:val="0"/>
-          <w:color w:val="92D050"/>
-          <w:spacing w:val="0"/>
-          <w:sz w:val="19"/>
-          <w:szCs w:val="19"/>
-          <w:shd w:val="clear" w:fill="000000"/>
-          <w:lang w:val="en-US" w:eastAsia="zh-CN"/>
-        </w:rPr>
-        <w:t>;</w:t>
-      </w:r>
-    </w:p>
-    <w:p>
-      <w:pPr>
-        <w:keepNext w:val="0"/>
-        <w:keepLines w:val="0"/>
-        <w:widowControl/>
-        <w:suppressLineNumbers w:val="0"/>
-        <w:shd w:val="clear" w:fill="1E1E2E"/>
-        <w:spacing w:line="285" w:lineRule="atLeast"/>
-        <w:jc w:val="left"/>
-        <w:rPr>
-          <w:rFonts w:hint="default" w:ascii="Segoe UI" w:hAnsi="Segoe UI" w:eastAsia="Segoe UI" w:cs="Segoe UI"/>
-          <w:i w:val="0"/>
-          <w:iCs w:val="0"/>
-          <w:caps w:val="0"/>
-          <w:color w:val="92D050"/>
-          <w:spacing w:val="0"/>
-          <w:sz w:val="19"/>
-          <w:szCs w:val="19"/>
-          <w:shd w:val="clear" w:fill="000000"/>
-          <w:lang w:val="en-US"/>
-        </w:rPr>
-      </w:pPr>
-      <w:r>
-        <w:rPr>
-          <w:rFonts w:hint="default" w:ascii="Segoe UI" w:hAnsi="Segoe UI" w:eastAsia="Segoe UI" w:cs="Segoe UI"/>
-          <w:i w:val="0"/>
-          <w:iCs w:val="0"/>
-          <w:caps w:val="0"/>
-          <w:color w:val="92D050"/>
-          <w:spacing w:val="0"/>
-          <w:sz w:val="19"/>
-          <w:szCs w:val="19"/>
-          <w:shd w:val="clear" w:fill="000000"/>
-        </w:rPr>
-        <w:t>攻击间隔：释放</w:t>
-      </w:r>
-      <w:r>
-        <w:rPr>
-          <w:rFonts w:hint="eastAsia" w:ascii="Segoe UI" w:hAnsi="Segoe UI" w:eastAsia="宋体" w:cs="Segoe UI"/>
-          <w:i w:val="0"/>
-          <w:iCs w:val="0"/>
-          <w:caps w:val="0"/>
-          <w:color w:val="92D050"/>
-          <w:spacing w:val="0"/>
-          <w:sz w:val="19"/>
-          <w:szCs w:val="19"/>
-          <w:shd w:val="clear" w:fill="000000"/>
-          <w:lang w:val="en-US" w:eastAsia="zh-CN"/>
-        </w:rPr>
-        <w:t>普攻（</w:t>
-      </w:r>
-      <w:r>
-        <w:rPr>
-          <w:rFonts w:hint="default" w:ascii="Segoe UI" w:hAnsi="Segoe UI" w:eastAsia="宋体" w:cs="Segoe UI"/>
-          <w:i w:val="0"/>
-          <w:iCs w:val="0"/>
-          <w:caps w:val="0"/>
-          <w:color w:val="92D050"/>
-          <w:spacing w:val="0"/>
-          <w:sz w:val="19"/>
-          <w:szCs w:val="19"/>
-          <w:shd w:val="clear" w:fill="000000"/>
-          <w:lang w:val="en-US" w:eastAsia="zh-CN"/>
-        </w:rPr>
-        <w:t>attack_skill_ids</w:t>
-      </w:r>
-      <w:r>
-        <w:rPr>
-          <w:rFonts w:hint="eastAsia" w:ascii="Segoe UI" w:hAnsi="Segoe UI" w:eastAsia="宋体" w:cs="Segoe UI"/>
-          <w:i w:val="0"/>
-          <w:iCs w:val="0"/>
-          <w:caps w:val="0"/>
-          <w:color w:val="92D050"/>
-          <w:spacing w:val="0"/>
-          <w:sz w:val="19"/>
-          <w:szCs w:val="19"/>
-          <w:shd w:val="clear" w:fill="000000"/>
-          <w:lang w:val="en-US" w:eastAsia="zh-CN"/>
-        </w:rPr>
-        <w:t>中的id）</w:t>
-      </w:r>
-      <w:r>
-        <w:rPr>
-          <w:rFonts w:hint="default" w:ascii="Segoe UI" w:hAnsi="Segoe UI" w:eastAsia="Segoe UI" w:cs="Segoe UI"/>
-          <w:i w:val="0"/>
-          <w:iCs w:val="0"/>
-          <w:caps w:val="0"/>
-          <w:color w:val="92D050"/>
-          <w:spacing w:val="0"/>
-          <w:sz w:val="19"/>
-          <w:szCs w:val="19"/>
-          <w:shd w:val="clear" w:fill="000000"/>
-        </w:rPr>
-        <w:t>的间隔</w:t>
-      </w:r>
-      <w:r>
-        <w:rPr>
-          <w:rFonts w:hint="eastAsia" w:ascii="Segoe UI" w:hAnsi="Segoe UI" w:eastAsia="宋体" w:cs="Segoe UI"/>
-          <w:i w:val="0"/>
-          <w:iCs w:val="0"/>
-          <w:caps w:val="0"/>
-          <w:color w:val="92D050"/>
-          <w:spacing w:val="0"/>
-          <w:sz w:val="19"/>
-          <w:szCs w:val="19"/>
-          <w:shd w:val="clear" w:fill="000000"/>
-          <w:lang w:val="en-US" w:eastAsia="zh-CN"/>
-        </w:rPr>
-        <w:t>时间，非万分比</w:t>
-      </w:r>
-      <w:r>
-        <w:rPr>
-          <w:rFonts w:hint="default" w:ascii="Segoe UI" w:hAnsi="Segoe UI" w:eastAsia="Segoe UI" w:cs="Segoe UI"/>
-          <w:i w:val="0"/>
-          <w:iCs w:val="0"/>
-          <w:caps w:val="0"/>
-          <w:color w:val="92D050"/>
-          <w:spacing w:val="0"/>
-          <w:sz w:val="19"/>
-          <w:szCs w:val="19"/>
-          <w:shd w:val="clear" w:fill="000000"/>
-          <w:lang w:val="en-US"/>
-        </w:rPr>
-        <w:t>;</w:t>
-      </w:r>
-    </w:p>
-    <w:p>
-      <w:pPr>
-        <w:keepNext w:val="0"/>
-        <w:keepLines w:val="0"/>
-        <w:widowControl/>
-        <w:suppressLineNumbers w:val="0"/>
-        <w:pBdr>
-          <w:top w:val="none" w:color="6FC3DF" w:sz="0" w:space="0"/>
-          <w:left w:val="none" w:color="6FC3DF" w:sz="0" w:space="0"/>
-          <w:bottom w:val="none" w:color="6FC3DF" w:sz="0" w:space="0"/>
-          <w:right w:val="none" w:color="6FC3DF" w:sz="0" w:space="0"/>
-        </w:pBdr>
-        <w:shd w:val="clear" w:fill="000000"/>
-        <w:ind w:left="0" w:firstLine="0"/>
-        <w:rPr>
-          <w:rFonts w:hint="default" w:ascii="Segoe UI" w:hAnsi="Segoe UI" w:eastAsia="Segoe UI" w:cs="Segoe UI"/>
-          <w:i w:val="0"/>
-          <w:iCs w:val="0"/>
-          <w:caps w:val="0"/>
-          <w:color w:val="92D050"/>
-          <w:spacing w:val="0"/>
-          <w:sz w:val="19"/>
-          <w:szCs w:val="19"/>
-          <w:shd w:val="clear" w:fill="000000"/>
-          <w:lang w:val="en-US"/>
-        </w:rPr>
-      </w:pPr>
-      <w:r>
-        <w:rPr>
-          <w:rFonts w:hint="default" w:ascii="Segoe UI" w:hAnsi="Segoe UI" w:eastAsia="Segoe UI" w:cs="Segoe UI"/>
-          <w:i w:val="0"/>
-          <w:iCs w:val="0"/>
-          <w:caps w:val="0"/>
-          <w:color w:val="92D050"/>
-          <w:spacing w:val="0"/>
-          <w:sz w:val="19"/>
-          <w:szCs w:val="19"/>
-          <w:shd w:val="clear" w:fill="000000"/>
-        </w:rPr>
-        <w:t>火/冰/风/电能量（4条）：进入战斗时，获得的能量值</w:t>
-      </w:r>
-      <w:r>
-        <w:rPr>
-          <w:rFonts w:hint="eastAsia" w:ascii="Segoe UI" w:hAnsi="Segoe UI" w:eastAsia="宋体" w:cs="Segoe UI"/>
-          <w:i w:val="0"/>
-          <w:iCs w:val="0"/>
-          <w:caps w:val="0"/>
-          <w:color w:val="92D050"/>
-          <w:spacing w:val="0"/>
-          <w:sz w:val="19"/>
-          <w:szCs w:val="19"/>
-          <w:shd w:val="clear" w:fill="000000"/>
-          <w:lang w:val="en-US" w:eastAsia="zh-CN"/>
-        </w:rPr>
-        <w:t>，非万分比</w:t>
-      </w:r>
-      <w:r>
-        <w:rPr>
-          <w:rFonts w:hint="default" w:ascii="Segoe UI" w:hAnsi="Segoe UI" w:eastAsia="Segoe UI" w:cs="Segoe UI"/>
-          <w:i w:val="0"/>
-          <w:iCs w:val="0"/>
-          <w:caps w:val="0"/>
-          <w:color w:val="92D050"/>
-          <w:spacing w:val="0"/>
-          <w:sz w:val="19"/>
-          <w:szCs w:val="19"/>
-          <w:shd w:val="clear" w:fill="000000"/>
-          <w:lang w:val="en-US"/>
-        </w:rPr>
-        <w:t>;</w:t>
-      </w:r>
-    </w:p>
-    <w:p>
-      <w:pPr>
-        <w:keepNext w:val="0"/>
-        <w:keepLines w:val="0"/>
-        <w:widowControl/>
-        <w:suppressLineNumbers w:val="0"/>
-        <w:pBdr>
-          <w:top w:val="none" w:color="6FC3DF" w:sz="0" w:space="0"/>
-          <w:left w:val="none" w:color="6FC3DF" w:sz="0" w:space="0"/>
-          <w:bottom w:val="none" w:color="6FC3DF" w:sz="0" w:space="0"/>
-          <w:right w:val="none" w:color="6FC3DF" w:sz="0" w:space="0"/>
-        </w:pBdr>
-        <w:shd w:val="clear" w:fill="000000"/>
-        <w:ind w:left="0" w:firstLine="0"/>
-        <w:rPr>
-          <w:rFonts w:hint="default" w:ascii="Segoe UI" w:hAnsi="Segoe UI" w:eastAsia="Segoe UI" w:cs="Segoe UI"/>
-          <w:i w:val="0"/>
-          <w:iCs w:val="0"/>
-          <w:caps w:val="0"/>
-          <w:color w:val="92D050"/>
-          <w:spacing w:val="0"/>
-          <w:sz w:val="19"/>
-          <w:szCs w:val="19"/>
-          <w:shd w:val="clear" w:fill="000000"/>
-          <w:lang w:val="en-US"/>
-        </w:rPr>
-      </w:pPr>
-      <w:r>
-        <w:rPr>
-          <w:rFonts w:hint="default" w:ascii="Segoe UI" w:hAnsi="Segoe UI" w:eastAsia="Segoe UI" w:cs="Segoe UI"/>
-          <w:i w:val="0"/>
-          <w:iCs w:val="0"/>
-          <w:caps w:val="0"/>
-          <w:color w:val="92D050"/>
-          <w:spacing w:val="0"/>
-          <w:sz w:val="19"/>
-          <w:szCs w:val="19"/>
-          <w:shd w:val="clear" w:fill="000000"/>
-        </w:rPr>
-        <w:t>熟练：进入战斗时，随机获得非满级技能经验</w:t>
-      </w:r>
-      <w:r>
-        <w:rPr>
-          <w:rFonts w:hint="eastAsia" w:ascii="Segoe UI" w:hAnsi="Segoe UI" w:eastAsia="宋体" w:cs="Segoe UI"/>
-          <w:i w:val="0"/>
-          <w:iCs w:val="0"/>
-          <w:caps w:val="0"/>
-          <w:color w:val="92D050"/>
-          <w:spacing w:val="0"/>
-          <w:sz w:val="19"/>
-          <w:szCs w:val="19"/>
-          <w:shd w:val="clear" w:fill="000000"/>
-          <w:lang w:val="en-US" w:eastAsia="zh-CN"/>
-        </w:rPr>
-        <w:t>的次数，非万分比</w:t>
-      </w:r>
-      <w:r>
-        <w:rPr>
-          <w:rFonts w:hint="default" w:ascii="Segoe UI" w:hAnsi="Segoe UI" w:eastAsia="Segoe UI" w:cs="Segoe UI"/>
-          <w:i w:val="0"/>
-          <w:iCs w:val="0"/>
-          <w:caps w:val="0"/>
-          <w:color w:val="92D050"/>
-          <w:spacing w:val="0"/>
-          <w:sz w:val="19"/>
-          <w:szCs w:val="19"/>
-          <w:shd w:val="clear" w:fill="000000"/>
-          <w:lang w:val="en-US"/>
-        </w:rPr>
-        <w:t>;</w:t>
-      </w:r>
-    </w:p>
-    <w:p>
-      <w:pPr>
-        <w:keepNext w:val="0"/>
-        <w:keepLines w:val="0"/>
-        <w:widowControl/>
-        <w:suppressLineNumbers w:val="0"/>
-        <w:pBdr>
-          <w:top w:val="none" w:color="6FC3DF" w:sz="0" w:space="0"/>
-          <w:left w:val="none" w:color="6FC3DF" w:sz="0" w:space="0"/>
-          <w:bottom w:val="none" w:color="6FC3DF" w:sz="0" w:space="0"/>
-          <w:right w:val="none" w:color="6FC3DF" w:sz="0" w:space="0"/>
-        </w:pBdr>
-        <w:shd w:val="clear" w:fill="000000"/>
-        <w:ind w:left="0" w:firstLine="0"/>
-        <w:rPr>
-          <w:rFonts w:hint="default" w:ascii="Segoe UI" w:hAnsi="Segoe UI" w:eastAsia="Segoe UI" w:cs="Segoe UI"/>
-          <w:i w:val="0"/>
-          <w:iCs w:val="0"/>
-          <w:caps w:val="0"/>
-          <w:color w:val="92D050"/>
-          <w:spacing w:val="0"/>
-          <w:sz w:val="19"/>
-          <w:szCs w:val="19"/>
-          <w:shd w:val="clear" w:fill="000000"/>
-          <w:lang w:val="en-US"/>
-        </w:rPr>
-      </w:pPr>
-      <w:r>
-        <w:rPr>
-          <w:rFonts w:hint="default" w:ascii="Segoe UI" w:hAnsi="Segoe UI" w:eastAsia="Segoe UI" w:cs="Segoe UI"/>
-          <w:i w:val="0"/>
-          <w:iCs w:val="0"/>
-          <w:caps w:val="0"/>
-          <w:color w:val="92D050"/>
-          <w:spacing w:val="0"/>
-          <w:sz w:val="19"/>
-          <w:szCs w:val="19"/>
-          <w:shd w:val="clear" w:fill="000000"/>
-        </w:rPr>
-        <w:t>匠心：</w:t>
-      </w:r>
-      <w:r>
-        <w:rPr>
-          <w:rFonts w:hint="eastAsia" w:ascii="Segoe UI" w:hAnsi="Segoe UI" w:eastAsia="宋体" w:cs="Segoe UI"/>
-          <w:i w:val="0"/>
-          <w:iCs w:val="0"/>
-          <w:caps w:val="0"/>
-          <w:color w:val="92D050"/>
-          <w:spacing w:val="0"/>
-          <w:sz w:val="19"/>
-          <w:szCs w:val="19"/>
-          <w:shd w:val="clear" w:fill="000000"/>
-          <w:lang w:val="en-US" w:eastAsia="zh-CN"/>
-        </w:rPr>
-        <w:t>熟练</w:t>
-      </w:r>
-      <w:r>
-        <w:rPr>
-          <w:rFonts w:hint="default" w:ascii="Segoe UI" w:hAnsi="Segoe UI" w:eastAsia="Segoe UI" w:cs="Segoe UI"/>
-          <w:i w:val="0"/>
-          <w:iCs w:val="0"/>
-          <w:caps w:val="0"/>
-          <w:color w:val="92D050"/>
-          <w:spacing w:val="0"/>
-          <w:sz w:val="19"/>
-          <w:szCs w:val="19"/>
-          <w:shd w:val="clear" w:fill="000000"/>
-        </w:rPr>
-        <w:t>获得的经验值</w:t>
-      </w:r>
-      <w:r>
-        <w:rPr>
-          <w:rFonts w:hint="eastAsia" w:ascii="Segoe UI" w:hAnsi="Segoe UI" w:eastAsia="宋体" w:cs="Segoe UI"/>
-          <w:i w:val="0"/>
-          <w:iCs w:val="0"/>
-          <w:caps w:val="0"/>
-          <w:color w:val="92D050"/>
-          <w:spacing w:val="0"/>
-          <w:sz w:val="19"/>
-          <w:szCs w:val="19"/>
-          <w:shd w:val="clear" w:fill="000000"/>
-          <w:lang w:val="en-US" w:eastAsia="zh-CN"/>
-        </w:rPr>
-        <w:t>时候单次的经验值数量，非万分比</w:t>
-      </w:r>
-      <w:r>
-        <w:rPr>
-          <w:rFonts w:hint="default" w:ascii="Segoe UI" w:hAnsi="Segoe UI" w:eastAsia="Segoe UI" w:cs="Segoe UI"/>
-          <w:i w:val="0"/>
-          <w:iCs w:val="0"/>
-          <w:caps w:val="0"/>
-          <w:color w:val="92D050"/>
-          <w:spacing w:val="0"/>
-          <w:sz w:val="19"/>
-          <w:szCs w:val="19"/>
-          <w:shd w:val="clear" w:fill="000000"/>
-          <w:lang w:val="en-US"/>
-        </w:rPr>
-        <w:t>;</w:t>
-      </w:r>
-    </w:p>
-    <w:p>
-      <w:pPr>
-        <w:keepNext w:val="0"/>
-        <w:keepLines w:val="0"/>
-        <w:widowControl/>
-        <w:suppressLineNumbers w:val="0"/>
-        <w:shd w:val="clear" w:fill="121314"/>
-        <w:spacing w:line="285" w:lineRule="atLeast"/>
-        <w:jc w:val="left"/>
-        <w:rPr>
-          <w:rFonts w:hint="default" w:ascii="Consolas" w:hAnsi="Consolas" w:eastAsia="Consolas" w:cs="Consolas"/>
-          <w:b w:val="0"/>
-          <w:bCs w:val="0"/>
-          <w:color w:val="92D050"/>
-          <w:kern w:val="0"/>
-          <w:sz w:val="21"/>
-          <w:szCs w:val="21"/>
-          <w:shd w:val="clear" w:fill="121314"/>
-          <w:lang w:val="en-US" w:eastAsia="zh-CN" w:bidi="ar"/>
-        </w:rPr>
-      </w:pPr>
-      <w:r>
-        <w:rPr>
-          <w:rFonts w:hint="default" w:ascii="Consolas" w:hAnsi="Consolas" w:eastAsia="Consolas" w:cs="Consolas"/>
-          <w:b w:val="0"/>
-          <w:bCs w:val="0"/>
-          <w:color w:val="92D050"/>
-          <w:kern w:val="0"/>
-          <w:sz w:val="21"/>
-          <w:szCs w:val="21"/>
-          <w:shd w:val="clear" w:fill="121314"/>
-          <w:lang w:val="en-US" w:eastAsia="zh-CN" w:bidi="ar"/>
-        </w:rPr>
-        <w:t>（举例：熟练为3，匠心为5，代表进入游戏后随机三个技能，获得5点经验）;</w:t>
-      </w:r>
-    </w:p>
-    <w:p>
-      <w:pPr>
-        <w:keepNext w:val="0"/>
-        <w:keepLines w:val="0"/>
-        <w:widowControl/>
-        <w:suppressLineNumbers w:val="0"/>
-        <w:pBdr>
-          <w:top w:val="none" w:color="6FC3DF" w:sz="0" w:space="0"/>
-          <w:left w:val="none" w:color="6FC3DF" w:sz="0" w:space="0"/>
-          <w:bottom w:val="none" w:color="6FC3DF" w:sz="0" w:space="0"/>
-          <w:right w:val="none" w:color="6FC3DF" w:sz="0" w:space="0"/>
-        </w:pBdr>
-        <w:shd w:val="clear" w:fill="000000"/>
-        <w:ind w:left="0" w:firstLine="0"/>
-        <w:rPr>
-          <w:rFonts w:hint="eastAsia" w:ascii="Segoe UI" w:hAnsi="Segoe UI" w:eastAsia="宋体" w:cs="Segoe UI"/>
-          <w:i w:val="0"/>
-          <w:iCs w:val="0"/>
-          <w:caps w:val="0"/>
-          <w:color w:val="92D050"/>
-          <w:spacing w:val="0"/>
-          <w:sz w:val="19"/>
-          <w:szCs w:val="19"/>
-          <w:shd w:val="clear" w:fill="000000"/>
-          <w:lang w:val="en-US" w:eastAsia="zh-CN"/>
-        </w:rPr>
-      </w:pPr>
-      <w:r>
-        <w:rPr>
-          <w:rFonts w:hint="eastAsia" w:ascii="Segoe UI" w:hAnsi="Segoe UI" w:eastAsia="宋体" w:cs="Segoe UI"/>
-          <w:i w:val="0"/>
-          <w:iCs w:val="0"/>
-          <w:caps w:val="0"/>
-          <w:color w:val="92D050"/>
-          <w:spacing w:val="0"/>
-          <w:sz w:val="19"/>
-          <w:szCs w:val="19"/>
-          <w:shd w:val="clear" w:fill="000000"/>
-          <w:lang w:val="en-US" w:eastAsia="zh-CN"/>
-        </w:rPr>
-        <w:t>忘我：获得</w:t>
-      </w:r>
-      <w:r>
-        <w:rPr>
-          <w:rFonts w:hint="default" w:ascii="Segoe UI" w:hAnsi="Segoe UI" w:eastAsia="Segoe UI" w:cs="Segoe UI"/>
-          <w:i w:val="0"/>
-          <w:iCs w:val="0"/>
-          <w:caps w:val="0"/>
-          <w:color w:val="92D050"/>
-          <w:spacing w:val="0"/>
-          <w:sz w:val="19"/>
-          <w:szCs w:val="19"/>
-          <w:shd w:val="clear" w:fill="000000"/>
-        </w:rPr>
-        <w:t>经验值速度加快</w:t>
-      </w:r>
-      <w:r>
-        <w:rPr>
-          <w:rFonts w:hint="eastAsia" w:ascii="Segoe UI" w:hAnsi="Segoe UI" w:eastAsia="宋体" w:cs="Segoe UI"/>
-          <w:i w:val="0"/>
-          <w:iCs w:val="0"/>
-          <w:caps w:val="0"/>
-          <w:color w:val="92D050"/>
-          <w:spacing w:val="0"/>
-          <w:sz w:val="19"/>
-          <w:szCs w:val="19"/>
-          <w:shd w:val="clear" w:fill="000000"/>
-          <w:lang w:val="en-US" w:eastAsia="zh-CN"/>
-        </w:rPr>
-        <w:t>，万分比;</w:t>
-      </w:r>
-    </w:p>
-    <w:p>
-      <w:pPr>
-        <w:keepNext w:val="0"/>
-        <w:keepLines w:val="0"/>
-        <w:widowControl/>
-        <w:suppressLineNumbers w:val="0"/>
-        <w:shd w:val="clear" w:fill="121314"/>
-        <w:spacing w:line="285" w:lineRule="atLeast"/>
-        <w:jc w:val="left"/>
-        <w:rPr>
-          <w:rFonts w:hint="eastAsia" w:ascii="Consolas" w:hAnsi="Consolas" w:eastAsia="Consolas" w:cs="Consolas"/>
-          <w:b w:val="0"/>
-          <w:bCs w:val="0"/>
-          <w:color w:val="92D050"/>
-          <w:kern w:val="0"/>
-          <w:sz w:val="21"/>
-          <w:szCs w:val="21"/>
-          <w:shd w:val="clear" w:fill="121314"/>
-          <w:lang w:val="en-US" w:eastAsia="zh-CN" w:bidi="ar"/>
-        </w:rPr>
-      </w:pPr>
-      <w:r>
-        <w:rPr>
-          <w:rFonts w:hint="eastAsia" w:ascii="Consolas" w:hAnsi="Consolas" w:eastAsia="Consolas" w:cs="Consolas"/>
-          <w:b w:val="0"/>
-          <w:bCs w:val="0"/>
-          <w:color w:val="92D050"/>
-          <w:kern w:val="0"/>
-          <w:sz w:val="21"/>
-          <w:szCs w:val="21"/>
-          <w:shd w:val="clear" w:fill="121314"/>
-          <w:lang w:val="en-US" w:eastAsia="zh-CN" w:bidi="ar"/>
-        </w:rPr>
-        <w:t>（举例：该英雄配置</w:t>
-      </w:r>
-      <w:r>
-        <w:rPr>
-          <w:rFonts w:hint="default" w:ascii="Consolas" w:hAnsi="Consolas" w:eastAsia="Consolas" w:cs="Consolas"/>
-          <w:b w:val="0"/>
-          <w:bCs w:val="0"/>
-          <w:color w:val="92D050"/>
-          <w:kern w:val="0"/>
-          <w:sz w:val="21"/>
-          <w:szCs w:val="21"/>
-          <w:shd w:val="clear" w:fill="121314"/>
-          <w:lang w:val="en-US" w:eastAsia="zh-CN" w:bidi="ar"/>
-        </w:rPr>
-        <w:t>skill_xp_interval</w:t>
-      </w:r>
-      <w:r>
-        <w:rPr>
-          <w:rFonts w:hint="eastAsia" w:ascii="Consolas" w:hAnsi="Consolas" w:eastAsia="Consolas" w:cs="Consolas"/>
-          <w:b w:val="0"/>
-          <w:bCs w:val="0"/>
-          <w:color w:val="92D050"/>
-          <w:kern w:val="0"/>
-          <w:sz w:val="21"/>
-          <w:szCs w:val="21"/>
-          <w:shd w:val="clear" w:fill="121314"/>
-          <w:lang w:val="en-US" w:eastAsia="zh-CN" w:bidi="ar"/>
-        </w:rPr>
-        <w:t>为1，忘我为4000代表40%，</w:t>
-      </w:r>
-      <w:r>
-        <w:rPr>
-          <w:rFonts w:hint="default" w:ascii="Consolas" w:hAnsi="Consolas" w:eastAsia="Consolas" w:cs="Consolas"/>
-          <w:b w:val="0"/>
-          <w:bCs w:val="0"/>
-          <w:color w:val="92D050"/>
-          <w:kern w:val="0"/>
-          <w:sz w:val="21"/>
-          <w:szCs w:val="21"/>
-          <w:shd w:val="clear" w:fill="121314"/>
-          <w:lang w:val="en-US" w:eastAsia="zh-CN" w:bidi="ar"/>
-        </w:rPr>
-        <w:t>skill_xp_interval</w:t>
-      </w:r>
-      <w:r>
-        <w:rPr>
-          <w:rFonts w:hint="eastAsia" w:ascii="Consolas" w:hAnsi="Consolas" w:eastAsia="Consolas" w:cs="Consolas"/>
-          <w:b w:val="0"/>
-          <w:bCs w:val="0"/>
-          <w:color w:val="92D050"/>
-          <w:kern w:val="0"/>
-          <w:sz w:val="21"/>
-          <w:szCs w:val="21"/>
-          <w:shd w:val="clear" w:fill="121314"/>
-          <w:lang w:val="en-US" w:eastAsia="zh-CN" w:bidi="ar"/>
-        </w:rPr>
-        <w:t>的效果会变为0.6）</w:t>
-      </w:r>
-    </w:p>
-    <w:p>
-      <w:pPr>
-        <w:keepNext w:val="0"/>
-        <w:keepLines w:val="0"/>
-        <w:widowControl/>
-        <w:suppressLineNumbers w:val="0"/>
-        <w:pBdr>
-          <w:top w:val="none" w:color="6FC3DF" w:sz="0" w:space="0"/>
-          <w:left w:val="none" w:color="6FC3DF" w:sz="0" w:space="0"/>
-          <w:bottom w:val="none" w:color="6FC3DF" w:sz="0" w:space="0"/>
-          <w:right w:val="none" w:color="6FC3DF" w:sz="0" w:space="0"/>
-        </w:pBdr>
-        <w:shd w:val="clear" w:fill="000000"/>
-        <w:ind w:left="0" w:firstLine="0"/>
-        <w:rPr>
-          <w:rFonts w:hint="eastAsia" w:ascii="Segoe UI" w:hAnsi="Segoe UI" w:eastAsia="宋体" w:cs="Segoe UI"/>
-          <w:i w:val="0"/>
-          <w:iCs w:val="0"/>
-          <w:caps w:val="0"/>
-          <w:color w:val="92D050"/>
-          <w:spacing w:val="0"/>
-          <w:sz w:val="19"/>
-          <w:szCs w:val="19"/>
-          <w:shd w:val="clear" w:fill="000000"/>
-          <w:lang w:val="en-US" w:eastAsia="zh-CN"/>
-        </w:rPr>
-      </w:pPr>
-      <w:r>
-        <w:rPr>
-          <w:rFonts w:hint="eastAsia" w:ascii="Segoe UI" w:hAnsi="Segoe UI" w:eastAsia="宋体" w:cs="Segoe UI"/>
-          <w:i w:val="0"/>
-          <w:iCs w:val="0"/>
-          <w:caps w:val="0"/>
-          <w:color w:val="92D050"/>
-          <w:spacing w:val="0"/>
-          <w:sz w:val="19"/>
-          <w:szCs w:val="19"/>
-          <w:shd w:val="clear" w:fill="000000"/>
-          <w:lang w:val="en-US" w:eastAsia="zh-CN"/>
-        </w:rPr>
-        <w:t>技能冷却：技能冷却时间缩短（最低缩短至30%），万分比；</w:t>
-      </w:r>
-    </w:p>
-    <w:p>
-      <w:pPr>
-        <w:keepNext w:val="0"/>
-        <w:keepLines w:val="0"/>
-        <w:widowControl/>
-        <w:suppressLineNumbers w:val="0"/>
-        <w:pBdr>
-          <w:top w:val="none" w:color="6FC3DF" w:sz="0" w:space="0"/>
-          <w:left w:val="none" w:color="6FC3DF" w:sz="0" w:space="0"/>
-          <w:bottom w:val="none" w:color="6FC3DF" w:sz="0" w:space="0"/>
-          <w:right w:val="none" w:color="6FC3DF" w:sz="0" w:space="0"/>
-        </w:pBdr>
-        <w:shd w:val="clear" w:fill="000000"/>
-        <w:ind w:left="0" w:firstLine="0"/>
-        <w:rPr>
-          <w:rFonts w:hint="default" w:ascii="Segoe UI" w:hAnsi="Segoe UI" w:eastAsia="宋体" w:cs="Segoe UI"/>
-          <w:i w:val="0"/>
-          <w:iCs w:val="0"/>
-          <w:caps w:val="0"/>
-          <w:color w:val="92D050"/>
-          <w:spacing w:val="0"/>
-          <w:sz w:val="19"/>
-          <w:szCs w:val="19"/>
-          <w:shd w:val="clear" w:fill="000000"/>
-          <w:lang w:val="en-US" w:eastAsia="zh-CN"/>
-        </w:rPr>
-      </w:pPr>
-      <w:r>
-        <w:rPr>
-          <w:rFonts w:hint="eastAsia" w:ascii="Segoe UI" w:hAnsi="Segoe UI" w:eastAsia="宋体" w:cs="Segoe UI"/>
-          <w:i w:val="0"/>
-          <w:iCs w:val="0"/>
-          <w:caps w:val="0"/>
-          <w:color w:val="92D050"/>
-          <w:spacing w:val="0"/>
-          <w:sz w:val="19"/>
-          <w:szCs w:val="19"/>
-          <w:shd w:val="clear" w:fill="000000"/>
-          <w:lang w:val="en-US" w:eastAsia="zh-CN"/>
-        </w:rPr>
-        <w:t>奥术冷却：奥术冷却时间缩短（最低缩短至30%），万分比；</w:t>
-      </w:r>
-    </w:p>
-    <w:p>
-      <w:pPr>
-        <w:keepNext w:val="0"/>
-        <w:keepLines w:val="0"/>
-        <w:widowControl/>
-        <w:suppressLineNumbers w:val="0"/>
-        <w:pBdr>
-          <w:top w:val="none" w:color="6FC3DF" w:sz="0" w:space="0"/>
-          <w:left w:val="none" w:color="6FC3DF" w:sz="0" w:space="0"/>
-          <w:bottom w:val="none" w:color="6FC3DF" w:sz="0" w:space="0"/>
-          <w:right w:val="none" w:color="6FC3DF" w:sz="0" w:space="0"/>
-        </w:pBdr>
-        <w:shd w:val="clear" w:fill="000000"/>
-        <w:ind w:left="0" w:firstLine="0"/>
-        <w:rPr>
-          <w:rFonts w:hint="default" w:ascii="Segoe UI" w:hAnsi="Segoe UI" w:eastAsia="宋体" w:cs="Segoe UI"/>
-          <w:i w:val="0"/>
-          <w:iCs w:val="0"/>
-          <w:caps w:val="0"/>
-          <w:color w:val="92D050"/>
-          <w:spacing w:val="0"/>
-          <w:sz w:val="19"/>
-          <w:szCs w:val="19"/>
-          <w:shd w:val="clear" w:fill="000000"/>
-          <w:lang w:val="en-US" w:eastAsia="zh-CN"/>
-        </w:rPr>
-      </w:pPr>
-      <w:r>
-        <w:rPr>
-          <w:rFonts w:hint="default" w:ascii="Segoe UI" w:hAnsi="Segoe UI" w:eastAsia="Segoe UI" w:cs="Segoe UI"/>
-          <w:i w:val="0"/>
-          <w:iCs w:val="0"/>
-          <w:caps w:val="0"/>
-          <w:color w:val="92D050"/>
-          <w:spacing w:val="0"/>
-          <w:sz w:val="19"/>
-          <w:szCs w:val="19"/>
-          <w:shd w:val="clear" w:fill="000000"/>
-        </w:rPr>
-        <w:t>移动速度</w:t>
-      </w:r>
-      <w:r>
-        <w:rPr>
-          <w:rFonts w:hint="eastAsia" w:ascii="Segoe UI" w:hAnsi="Segoe UI" w:eastAsia="宋体" w:cs="Segoe UI"/>
-          <w:i w:val="0"/>
-          <w:iCs w:val="0"/>
-          <w:caps w:val="0"/>
-          <w:color w:val="92D050"/>
-          <w:spacing w:val="0"/>
-          <w:sz w:val="19"/>
-          <w:szCs w:val="19"/>
-          <w:shd w:val="clear" w:fill="000000"/>
-          <w:lang w:val="en-US" w:eastAsia="zh-CN"/>
-        </w:rPr>
-        <w:t>，万分比</w:t>
-      </w:r>
-      <w:r>
-        <w:rPr>
-          <w:rFonts w:hint="default" w:ascii="Segoe UI" w:hAnsi="Segoe UI" w:eastAsia="Segoe UI" w:cs="Segoe UI"/>
-          <w:i w:val="0"/>
-          <w:iCs w:val="0"/>
-          <w:caps w:val="0"/>
-          <w:color w:val="92D050"/>
-          <w:spacing w:val="0"/>
-          <w:sz w:val="19"/>
-          <w:szCs w:val="19"/>
-          <w:shd w:val="clear" w:fill="000000"/>
-          <w:lang w:val="en-US"/>
-        </w:rPr>
-        <w:t>;</w:t>
-      </w:r>
-    </w:p>
-    <w:p>
-      <w:pPr>
-        <w:keepNext w:val="0"/>
-        <w:keepLines w:val="0"/>
-        <w:widowControl/>
-        <w:suppressLineNumbers w:val="0"/>
-        <w:pBdr>
-          <w:top w:val="none" w:color="6FC3DF" w:sz="0" w:space="0"/>
-          <w:left w:val="none" w:color="6FC3DF" w:sz="0" w:space="0"/>
-          <w:bottom w:val="none" w:color="6FC3DF" w:sz="0" w:space="0"/>
-          <w:right w:val="none" w:color="6FC3DF" w:sz="0" w:space="0"/>
-        </w:pBdr>
-        <w:shd w:val="clear" w:fill="000000"/>
-        <w:ind w:left="0" w:firstLine="0"/>
-        <w:rPr>
-          <w:rStyle w:val="6"/>
-          <w:rFonts w:hint="default" w:ascii="Segoe UI" w:hAnsi="Segoe UI" w:eastAsia="Segoe UI" w:cs="Segoe UI"/>
-          <w:bCs/>
-          <w:i w:val="0"/>
-          <w:iCs w:val="0"/>
-          <w:caps w:val="0"/>
-          <w:color w:val="92D050"/>
-          <w:spacing w:val="0"/>
-          <w:kern w:val="0"/>
-          <w:sz w:val="27"/>
-          <w:szCs w:val="27"/>
-          <w:shd w:val="clear" w:fill="000000"/>
-          <w:lang w:val="en-US" w:eastAsia="zh-CN" w:bidi="ar"/>
-        </w:rPr>
-      </w:pPr>
-      <w:r>
-        <w:rPr>
-          <w:rStyle w:val="6"/>
-          <w:rFonts w:hint="default" w:ascii="Segoe UI" w:hAnsi="Segoe UI" w:eastAsia="Segoe UI" w:cs="Segoe UI"/>
-          <w:bCs/>
-          <w:i w:val="0"/>
-          <w:iCs w:val="0"/>
-          <w:caps w:val="0"/>
-          <w:color w:val="92D050"/>
-          <w:spacing w:val="0"/>
-          <w:kern w:val="0"/>
-          <w:sz w:val="27"/>
-          <w:szCs w:val="27"/>
-          <w:shd w:val="clear" w:fill="000000"/>
-          <w:lang w:val="en-US" w:eastAsia="zh-CN" w:bidi="ar"/>
-        </w:rPr>
-        <w:t>伤害公式：</w:t>
-      </w:r>
-    </w:p>
-    <w:p>
-      <w:pPr>
-        <w:keepNext w:val="0"/>
-        <w:keepLines w:val="0"/>
-        <w:widowControl/>
-        <w:suppressLineNumbers w:val="0"/>
-        <w:pBdr>
-          <w:top w:val="none" w:color="6FC3DF" w:sz="0" w:space="0"/>
-          <w:left w:val="none" w:color="6FC3DF" w:sz="0" w:space="0"/>
-          <w:bottom w:val="none" w:color="6FC3DF" w:sz="0" w:space="0"/>
-          <w:right w:val="none" w:color="6FC3DF" w:sz="0" w:space="0"/>
-        </w:pBdr>
-        <w:shd w:val="clear" w:fill="000000"/>
-        <w:ind w:left="0" w:firstLine="0"/>
-        <w:rPr>
-          <w:rFonts w:hint="default" w:ascii="Segoe UI" w:hAnsi="Segoe UI" w:eastAsia="Segoe UI" w:cs="Segoe UI"/>
-          <w:i w:val="0"/>
-          <w:iCs w:val="0"/>
-          <w:caps w:val="0"/>
-          <w:color w:val="92D050"/>
-          <w:spacing w:val="0"/>
-          <w:sz w:val="19"/>
-          <w:szCs w:val="19"/>
-          <w:shd w:val="clear" w:fill="000000"/>
-        </w:rPr>
-      </w:pPr>
-      <w:r>
-        <w:rPr>
-          <w:rFonts w:hint="default" w:ascii="Segoe UI" w:hAnsi="Segoe UI" w:eastAsia="Segoe UI" w:cs="Segoe UI"/>
-          <w:i w:val="0"/>
-          <w:iCs w:val="0"/>
-          <w:caps w:val="0"/>
-          <w:color w:val="92D050"/>
-          <w:spacing w:val="0"/>
-          <w:sz w:val="19"/>
-          <w:szCs w:val="19"/>
-          <w:shd w:val="clear" w:fill="000000"/>
-        </w:rPr>
-        <w:t>Max(0,(攻击力 × 技能倍率) × (1 + 我方加伤 - 对方减免) ×(1+ Max(0，我方暴击伤害-对方暴击伤害抵抗)) × 对首领/精英加成)；计算暴击率时，需要用（我方暴击率-对方暴击抵抗）</w:t>
-      </w:r>
-    </w:p>
-    <w:p>
-      <w:pPr>
-        <w:keepNext w:val="0"/>
-        <w:keepLines w:val="0"/>
-        <w:widowControl/>
-        <w:suppressLineNumbers w:val="0"/>
-        <w:pBdr>
-          <w:top w:val="none" w:color="6FC3DF" w:sz="0" w:space="0"/>
-          <w:left w:val="none" w:color="6FC3DF" w:sz="0" w:space="0"/>
-          <w:bottom w:val="none" w:color="6FC3DF" w:sz="0" w:space="0"/>
-          <w:right w:val="none" w:color="6FC3DF" w:sz="0" w:space="0"/>
-        </w:pBdr>
-        <w:shd w:val="clear" w:fill="000000"/>
-        <w:ind w:left="0" w:firstLine="0"/>
-        <w:rPr>
-          <w:rStyle w:val="6"/>
-          <w:rFonts w:hint="eastAsia" w:ascii="Segoe UI" w:hAnsi="Segoe UI" w:eastAsia="Segoe UI" w:cs="Segoe UI"/>
-          <w:bCs/>
-          <w:i w:val="0"/>
-          <w:iCs w:val="0"/>
-          <w:caps w:val="0"/>
-          <w:color w:val="92D050"/>
-          <w:spacing w:val="0"/>
-          <w:kern w:val="0"/>
-          <w:sz w:val="27"/>
-          <w:szCs w:val="27"/>
-          <w:shd w:val="clear" w:fill="000000"/>
-          <w:lang w:val="en-US" w:eastAsia="zh-CN" w:bidi="ar"/>
-        </w:rPr>
-      </w:pPr>
-      <w:r>
-        <w:rPr>
-          <w:rStyle w:val="6"/>
-          <w:rFonts w:hint="eastAsia" w:ascii="Segoe UI" w:hAnsi="Segoe UI" w:eastAsia="Segoe UI" w:cs="Segoe UI"/>
-          <w:bCs/>
-          <w:i w:val="0"/>
-          <w:iCs w:val="0"/>
-          <w:caps w:val="0"/>
-          <w:color w:val="92D050"/>
-          <w:spacing w:val="0"/>
-          <w:kern w:val="0"/>
-          <w:sz w:val="27"/>
-          <w:szCs w:val="27"/>
-          <w:shd w:val="clear" w:fill="000000"/>
-          <w:lang w:val="en-US" w:eastAsia="zh-CN" w:bidi="ar"/>
-        </w:rPr>
-        <w:t>配置表中属性初始化：</w:t>
-      </w:r>
-    </w:p>
-    <w:p>
-      <w:pPr>
-        <w:keepNext w:val="0"/>
-        <w:keepLines w:val="0"/>
-        <w:widowControl/>
-        <w:suppressLineNumbers w:val="0"/>
-        <w:pBdr>
-          <w:top w:val="none" w:color="6FC3DF" w:sz="0" w:space="0"/>
-          <w:left w:val="none" w:color="6FC3DF" w:sz="0" w:space="0"/>
-          <w:bottom w:val="none" w:color="6FC3DF" w:sz="0" w:space="0"/>
-          <w:right w:val="none" w:color="6FC3DF" w:sz="0" w:space="0"/>
-        </w:pBdr>
-        <w:shd w:val="clear" w:fill="000000"/>
-        <w:ind w:left="0" w:firstLine="0"/>
-        <w:rPr>
-          <w:rFonts w:ascii="宋体" w:hAnsi="宋体" w:eastAsia="宋体" w:cs="宋体"/>
-          <w:color w:val="92D050"/>
-          <w:sz w:val="24"/>
-          <w:szCs w:val="24"/>
-        </w:rPr>
-      </w:pPr>
-      <w:r>
-        <w:rPr>
-          <w:rFonts w:hint="default" w:ascii="Segoe UI" w:hAnsi="Segoe UI" w:eastAsia="Segoe UI" w:cs="Segoe UI"/>
-          <w:i w:val="0"/>
-          <w:iCs w:val="0"/>
-          <w:caps w:val="0"/>
-          <w:color w:val="92D050"/>
-          <w:spacing w:val="0"/>
-          <w:sz w:val="19"/>
-          <w:szCs w:val="19"/>
-          <w:shd w:val="clear" w:fill="000000"/>
-        </w:rPr>
-        <w:t>所有怪物，召唤物，英雄的attr中的</w:t>
-      </w:r>
-      <w:r>
-        <w:rPr>
-          <w:rFonts w:hint="eastAsia" w:ascii="Segoe UI" w:hAnsi="Segoe UI" w:eastAsia="宋体" w:cs="Segoe UI"/>
-          <w:i w:val="0"/>
-          <w:iCs w:val="0"/>
-          <w:caps w:val="0"/>
-          <w:color w:val="92D050"/>
-          <w:spacing w:val="0"/>
-          <w:sz w:val="19"/>
-          <w:szCs w:val="19"/>
-          <w:shd w:val="clear" w:fill="000000"/>
-          <w:lang w:val="en-US" w:eastAsia="zh-CN"/>
-        </w:rPr>
-        <w:t>攻击，生命，攻击间隔，攻击数量保持不变</w:t>
-      </w:r>
-      <w:r>
-        <w:rPr>
-          <w:rFonts w:hint="default" w:ascii="Segoe UI" w:hAnsi="Segoe UI" w:eastAsia="Segoe UI" w:cs="Segoe UI"/>
-          <w:i w:val="0"/>
-          <w:iCs w:val="0"/>
-          <w:caps w:val="0"/>
-          <w:color w:val="92D050"/>
-          <w:spacing w:val="0"/>
-          <w:sz w:val="19"/>
-          <w:szCs w:val="19"/>
-          <w:shd w:val="clear" w:fill="000000"/>
-        </w:rPr>
-        <w:t>，</w:t>
-      </w:r>
-      <w:r>
-        <w:rPr>
-          <w:rFonts w:hint="eastAsia" w:ascii="Segoe UI" w:hAnsi="Segoe UI" w:eastAsia="宋体" w:cs="Segoe UI"/>
-          <w:i w:val="0"/>
-          <w:iCs w:val="0"/>
-          <w:caps w:val="0"/>
-          <w:color w:val="92D050"/>
-          <w:spacing w:val="0"/>
-          <w:sz w:val="19"/>
-          <w:szCs w:val="19"/>
-          <w:shd w:val="clear" w:fill="000000"/>
-          <w:lang w:val="en-US" w:eastAsia="zh-CN"/>
-        </w:rPr>
-        <w:t>移动速度均为10000，</w:t>
-      </w:r>
-      <w:r>
-        <w:rPr>
-          <w:rFonts w:hint="default" w:ascii="Segoe UI" w:hAnsi="Segoe UI" w:eastAsia="Segoe UI" w:cs="Segoe UI"/>
-          <w:i w:val="0"/>
-          <w:iCs w:val="0"/>
-          <w:caps w:val="0"/>
-          <w:color w:val="92D050"/>
-          <w:spacing w:val="0"/>
-          <w:sz w:val="19"/>
-          <w:szCs w:val="19"/>
-          <w:shd w:val="clear" w:fill="000000"/>
-        </w:rPr>
-        <w:t>命中率均为100%，其他</w:t>
-      </w:r>
-      <w:r>
-        <w:rPr>
-          <w:rFonts w:hint="eastAsia" w:ascii="Segoe UI" w:hAnsi="Segoe UI" w:eastAsia="宋体" w:cs="Segoe UI"/>
-          <w:i w:val="0"/>
-          <w:iCs w:val="0"/>
-          <w:caps w:val="0"/>
-          <w:color w:val="92D050"/>
-          <w:spacing w:val="0"/>
-          <w:sz w:val="19"/>
-          <w:szCs w:val="19"/>
-          <w:shd w:val="clear" w:fill="000000"/>
-          <w:lang w:val="en-US" w:eastAsia="zh-CN"/>
-        </w:rPr>
-        <w:t>先填</w:t>
-      </w:r>
-      <w:r>
-        <w:rPr>
-          <w:rFonts w:hint="default" w:ascii="Segoe UI" w:hAnsi="Segoe UI" w:eastAsia="Segoe UI" w:cs="Segoe UI"/>
-          <w:i w:val="0"/>
-          <w:iCs w:val="0"/>
-          <w:caps w:val="0"/>
-          <w:color w:val="92D050"/>
-          <w:spacing w:val="0"/>
-          <w:sz w:val="19"/>
-          <w:szCs w:val="19"/>
-          <w:shd w:val="clear" w:fill="000000"/>
-        </w:rPr>
-        <w:t>0即可</w:t>
-      </w:r>
-      <w:r>
-        <w:rPr>
-          <w:rFonts w:ascii="宋体" w:hAnsi="宋体" w:eastAsia="宋体" w:cs="宋体"/>
-          <w:color w:val="92D050"/>
-          <w:sz w:val="24"/>
-          <w:szCs w:val="24"/>
-        </w:rPr>
-        <w:t>。</w:t>
-      </w:r>
-    </w:p>
-    <w:p>
-      <w:pPr>
-        <w:keepNext w:val="0"/>
-        <w:keepLines w:val="0"/>
-        <w:widowControl/>
-        <w:suppressLineNumbers w:val="0"/>
-        <w:pBdr>
-          <w:top w:val="none" w:color="6FC3DF" w:sz="0" w:space="0"/>
-          <w:left w:val="none" w:color="6FC3DF" w:sz="0" w:space="0"/>
-          <w:bottom w:val="none" w:color="6FC3DF" w:sz="0" w:space="0"/>
-          <w:right w:val="none" w:color="6FC3DF" w:sz="0" w:space="0"/>
-        </w:pBdr>
-        <w:shd w:val="clear" w:fill="000000"/>
-        <w:ind w:left="0" w:firstLine="0"/>
-        <w:rPr>
-          <w:rStyle w:val="6"/>
-          <w:rFonts w:hint="eastAsia" w:ascii="Segoe UI" w:hAnsi="Segoe UI" w:eastAsia="Segoe UI" w:cs="Segoe UI"/>
-          <w:bCs/>
-          <w:i w:val="0"/>
-          <w:iCs w:val="0"/>
-          <w:caps w:val="0"/>
-          <w:color w:val="92D050"/>
-          <w:spacing w:val="0"/>
-          <w:kern w:val="0"/>
-          <w:sz w:val="27"/>
-          <w:szCs w:val="27"/>
-          <w:shd w:val="clear" w:fill="000000"/>
-          <w:lang w:val="en-US" w:eastAsia="zh-CN" w:bidi="ar"/>
-        </w:rPr>
-      </w:pPr>
-      <w:r>
-        <w:rPr>
-          <w:rStyle w:val="6"/>
-          <w:rFonts w:hint="eastAsia" w:ascii="Segoe UI" w:hAnsi="Segoe UI" w:eastAsia="Segoe UI" w:cs="Segoe UI"/>
-          <w:bCs/>
-          <w:i w:val="0"/>
-          <w:iCs w:val="0"/>
-          <w:caps w:val="0"/>
-          <w:color w:val="92D050"/>
-          <w:spacing w:val="0"/>
-          <w:kern w:val="0"/>
-          <w:sz w:val="27"/>
-          <w:szCs w:val="27"/>
-          <w:shd w:val="clear" w:fill="000000"/>
-          <w:lang w:val="en-US" w:eastAsia="zh-CN" w:bidi="ar"/>
-        </w:rPr>
-        <w:t>召唤物的继承：</w:t>
-      </w:r>
-    </w:p>
-    <w:p>
-      <w:pPr>
-        <w:keepNext w:val="0"/>
-        <w:keepLines w:val="0"/>
-        <w:widowControl/>
-        <w:suppressLineNumbers w:val="0"/>
-        <w:pBdr>
-          <w:top w:val="none" w:color="6FC3DF" w:sz="0" w:space="0"/>
-          <w:left w:val="none" w:color="6FC3DF" w:sz="0" w:space="0"/>
-          <w:bottom w:val="none" w:color="6FC3DF" w:sz="0" w:space="0"/>
-          <w:right w:val="none" w:color="6FC3DF" w:sz="0" w:space="0"/>
-        </w:pBdr>
-        <w:shd w:val="clear" w:fill="000000"/>
-        <w:ind w:left="0" w:firstLine="0"/>
-        <w:rPr>
-          <w:rFonts w:hint="default" w:ascii="Segoe UI" w:hAnsi="Segoe UI" w:eastAsia="Segoe UI" w:cs="Segoe UI"/>
-          <w:i w:val="0"/>
-          <w:iCs w:val="0"/>
-          <w:caps w:val="0"/>
-          <w:color w:val="92D050"/>
-          <w:spacing w:val="0"/>
-          <w:sz w:val="19"/>
-          <w:szCs w:val="19"/>
-          <w:shd w:val="clear" w:fill="000000"/>
-        </w:rPr>
-      </w:pPr>
-      <w:r>
-        <w:rPr>
-          <w:rFonts w:hint="default" w:ascii="Segoe UI" w:hAnsi="Segoe UI" w:eastAsia="Segoe UI" w:cs="Segoe UI"/>
-          <w:i w:val="0"/>
-          <w:iCs w:val="0"/>
-          <w:caps w:val="0"/>
-          <w:color w:val="92D050"/>
-          <w:spacing w:val="0"/>
-          <w:sz w:val="19"/>
-          <w:szCs w:val="19"/>
-          <w:shd w:val="clear" w:fill="000000"/>
-        </w:rPr>
-        <w:t>HeroController中的HandleSummonSkill方法中，attrRatio为继承基础属性比例。</w:t>
-      </w:r>
-    </w:p>
-    <w:p>
-      <w:pPr>
-        <w:keepNext w:val="0"/>
-        <w:keepLines w:val="0"/>
-        <w:widowControl/>
-        <w:suppressLineNumbers w:val="0"/>
-        <w:pBdr>
-          <w:top w:val="none" w:color="6FC3DF" w:sz="0" w:space="0"/>
-          <w:left w:val="none" w:color="6FC3DF" w:sz="0" w:space="0"/>
-          <w:bottom w:val="none" w:color="6FC3DF" w:sz="0" w:space="0"/>
-          <w:right w:val="none" w:color="6FC3DF" w:sz="0" w:space="0"/>
-        </w:pBdr>
-        <w:shd w:val="clear" w:fill="000000"/>
-        <w:ind w:left="0" w:firstLine="0"/>
-        <w:rPr>
-          <w:rFonts w:hint="default" w:ascii="Segoe UI" w:hAnsi="Segoe UI" w:eastAsia="Segoe UI" w:cs="Segoe UI"/>
-          <w:i w:val="0"/>
-          <w:iCs w:val="0"/>
-          <w:caps w:val="0"/>
-          <w:color w:val="92D050"/>
-          <w:spacing w:val="0"/>
-          <w:sz w:val="19"/>
-          <w:szCs w:val="19"/>
-          <w:shd w:val="clear" w:fill="000000"/>
-        </w:rPr>
-      </w:pPr>
-      <w:r>
-        <w:rPr>
-          <w:rFonts w:hint="default" w:ascii="Segoe UI" w:hAnsi="Segoe UI" w:eastAsia="Segoe UI" w:cs="Segoe UI"/>
-          <w:i w:val="0"/>
-          <w:iCs w:val="0"/>
-          <w:caps w:val="0"/>
-          <w:color w:val="92D050"/>
-          <w:spacing w:val="0"/>
-          <w:sz w:val="19"/>
-          <w:szCs w:val="19"/>
-          <w:shd w:val="clear" w:fill="000000"/>
-        </w:rPr>
-        <w:t>如果召唤物在monster表中的attr中有部分属性的配置，则该部分按照配置属性。</w:t>
-      </w:r>
-    </w:p>
-    <w:p>
-      <w:pPr>
-        <w:keepNext w:val="0"/>
-        <w:keepLines w:val="0"/>
-        <w:widowControl/>
-        <w:suppressLineNumbers w:val="0"/>
-        <w:pBdr>
-          <w:top w:val="none" w:color="6FC3DF" w:sz="0" w:space="0"/>
-          <w:left w:val="none" w:color="6FC3DF" w:sz="0" w:space="0"/>
-          <w:bottom w:val="none" w:color="6FC3DF" w:sz="0" w:space="0"/>
-          <w:right w:val="none" w:color="6FC3DF" w:sz="0" w:space="0"/>
-        </w:pBdr>
-        <w:shd w:val="clear" w:fill="000000"/>
-        <w:ind w:left="0" w:firstLine="0"/>
-        <w:rPr>
-          <w:rFonts w:hint="default" w:ascii="Segoe UI" w:hAnsi="Segoe UI" w:eastAsia="Segoe UI" w:cs="Segoe UI"/>
-          <w:i w:val="0"/>
-          <w:iCs w:val="0"/>
-          <w:caps w:val="0"/>
-          <w:color w:val="92D050"/>
-          <w:spacing w:val="0"/>
-          <w:sz w:val="19"/>
-          <w:szCs w:val="19"/>
-          <w:shd w:val="clear" w:fill="000000"/>
-        </w:rPr>
-      </w:pPr>
-      <w:r>
-        <w:rPr>
-          <w:rFonts w:hint="default" w:ascii="Segoe UI" w:hAnsi="Segoe UI" w:eastAsia="Segoe UI" w:cs="Segoe UI"/>
-          <w:i w:val="0"/>
-          <w:iCs w:val="0"/>
-          <w:caps w:val="0"/>
-          <w:color w:val="92D050"/>
-          <w:spacing w:val="0"/>
-          <w:sz w:val="19"/>
-          <w:szCs w:val="19"/>
-          <w:shd w:val="clear" w:fill="000000"/>
-        </w:rPr>
-        <w:t>剩余没有的配置属性，则按照召唤者的属性继承。</w:t>
-      </w:r>
-    </w:p>
-    <w:p>
-      <w:pPr>
-        <w:keepNext w:val="0"/>
-        <w:keepLines w:val="0"/>
-        <w:widowControl/>
-        <w:suppressLineNumbers w:val="0"/>
-        <w:pBdr>
-          <w:top w:val="none" w:color="6FC3DF" w:sz="0" w:space="0"/>
-          <w:left w:val="none" w:color="6FC3DF" w:sz="0" w:space="0"/>
-          <w:bottom w:val="none" w:color="6FC3DF" w:sz="0" w:space="0"/>
-          <w:right w:val="none" w:color="6FC3DF" w:sz="0" w:space="0"/>
-        </w:pBdr>
-        <w:shd w:val="clear" w:fill="000000"/>
-        <w:ind w:left="0" w:firstLine="0"/>
-        <w:rPr>
-          <w:rFonts w:hint="default" w:ascii="Segoe UI" w:hAnsi="Segoe UI" w:eastAsia="Segoe UI" w:cs="Segoe UI"/>
-          <w:i w:val="0"/>
-          <w:iCs w:val="0"/>
-          <w:caps w:val="0"/>
-          <w:color w:val="92D050"/>
-          <w:spacing w:val="0"/>
-          <w:sz w:val="19"/>
-          <w:szCs w:val="19"/>
-          <w:shd w:val="clear" w:fill="000000"/>
-        </w:rPr>
-      </w:pPr>
-      <w:r>
-        <w:rPr>
-          <w:rFonts w:hint="eastAsia" w:ascii="Segoe UI" w:hAnsi="Segoe UI" w:eastAsia="宋体" w:cs="Segoe UI"/>
-          <w:i w:val="0"/>
-          <w:iCs w:val="0"/>
-          <w:caps w:val="0"/>
-          <w:color w:val="92D050"/>
-          <w:spacing w:val="0"/>
-          <w:sz w:val="19"/>
-          <w:szCs w:val="19"/>
-          <w:shd w:val="clear" w:fill="000000"/>
-          <w:lang w:val="en-US" w:eastAsia="zh-CN"/>
-        </w:rPr>
-        <w:t>继承的属性，如果在attr表中配置类型为1</w:t>
-      </w:r>
-      <w:r>
-        <w:rPr>
-          <w:rFonts w:hint="default" w:ascii="Segoe UI" w:hAnsi="Segoe UI" w:eastAsia="Segoe UI" w:cs="Segoe UI"/>
-          <w:i w:val="0"/>
-          <w:iCs w:val="0"/>
-          <w:caps w:val="0"/>
-          <w:color w:val="92D050"/>
-          <w:spacing w:val="0"/>
-          <w:sz w:val="19"/>
-          <w:szCs w:val="19"/>
-          <w:shd w:val="clear" w:fill="000000"/>
-        </w:rPr>
-        <w:t>，则还需要按照attrRatio/10000的比例继承。</w:t>
-      </w:r>
-    </w:p>
-    <w:p>
-      <w:pPr>
-        <w:keepNext w:val="0"/>
-        <w:keepLines w:val="0"/>
-        <w:widowControl/>
-        <w:suppressLineNumbers w:val="0"/>
-        <w:pBdr>
-          <w:top w:val="none" w:color="6FC3DF" w:sz="0" w:space="0"/>
-          <w:left w:val="none" w:color="6FC3DF" w:sz="0" w:space="0"/>
-          <w:bottom w:val="none" w:color="6FC3DF" w:sz="0" w:space="0"/>
-          <w:right w:val="none" w:color="6FC3DF" w:sz="0" w:space="0"/>
-        </w:pBdr>
-        <w:shd w:val="clear" w:fill="000000"/>
-        <w:ind w:left="0" w:firstLine="0"/>
-        <w:rPr>
-          <w:rStyle w:val="6"/>
-          <w:rFonts w:hint="eastAsia" w:ascii="Segoe UI" w:hAnsi="Segoe UI" w:eastAsia="Segoe UI" w:cs="Segoe UI"/>
-          <w:bCs/>
-          <w:i w:val="0"/>
-          <w:iCs w:val="0"/>
-          <w:caps w:val="0"/>
-          <w:color w:val="92D050"/>
-          <w:spacing w:val="0"/>
-          <w:kern w:val="0"/>
-          <w:sz w:val="27"/>
-          <w:szCs w:val="27"/>
-          <w:shd w:val="clear" w:fill="000000"/>
-          <w:lang w:val="en-US" w:eastAsia="zh-CN" w:bidi="ar"/>
-        </w:rPr>
-      </w:pPr>
-      <w:r>
-        <w:rPr>
-          <w:rStyle w:val="6"/>
-          <w:rFonts w:hint="eastAsia" w:ascii="Segoe UI" w:hAnsi="Segoe UI" w:eastAsia="Segoe UI" w:cs="Segoe UI"/>
-          <w:bCs/>
-          <w:i w:val="0"/>
-          <w:iCs w:val="0"/>
-          <w:caps w:val="0"/>
-          <w:color w:val="92D050"/>
-          <w:spacing w:val="0"/>
-          <w:kern w:val="0"/>
-          <w:sz w:val="27"/>
-          <w:szCs w:val="27"/>
-          <w:shd w:val="clear" w:fill="000000"/>
-          <w:lang w:val="en-US" w:eastAsia="zh-CN" w:bidi="ar"/>
-        </w:rPr>
-        <w:t>逻辑变化提醒：</w:t>
+        <w:t>ug</w:t>
       </w:r>
     </w:p>
     <w:p>
@@ -5143,51 +1434,3318 @@
           <w:numId w:val="2"/>
         </w:numPr>
         <w:suppressLineNumbers w:val="0"/>
+        <w:pBdr>
+          <w:top w:val="none" w:color="6FC3DF" w:sz="0" w:space="0"/>
+          <w:left w:val="none" w:color="6FC3DF" w:sz="0" w:space="0"/>
+          <w:bottom w:val="none" w:color="6FC3DF" w:sz="0" w:space="0"/>
+          <w:right w:val="none" w:color="6FC3DF" w:sz="0" w:space="0"/>
+        </w:pBdr>
+        <w:shd w:val="clear" w:fill="000000"/>
+        <w:ind w:left="0" w:firstLine="0"/>
+        <w:rPr>
+          <w:rFonts w:hint="eastAsia" w:ascii="Segoe UI" w:hAnsi="Segoe UI" w:eastAsia="宋体" w:cs="Segoe UI"/>
+          <w:i w:val="0"/>
+          <w:iCs w:val="0"/>
+          <w:caps w:val="0"/>
+          <w:color w:val="FFFFFF"/>
+          <w:spacing w:val="0"/>
+          <w:sz w:val="19"/>
+          <w:szCs w:val="19"/>
+          <w:shd w:val="clear" w:fill="000000"/>
+          <w:lang w:val="en-US" w:eastAsia="zh-CN"/>
+        </w:rPr>
+      </w:pPr>
+      <w:r>
+        <w:rPr>
+          <w:rFonts w:hint="eastAsia" w:ascii="Segoe UI" w:hAnsi="Segoe UI" w:eastAsia="宋体" w:cs="Segoe UI"/>
+          <w:i w:val="0"/>
+          <w:iCs w:val="0"/>
+          <w:caps w:val="0"/>
+          <w:color w:val="FFFFFF"/>
+          <w:spacing w:val="0"/>
+          <w:sz w:val="19"/>
+          <w:szCs w:val="19"/>
+          <w:shd w:val="clear" w:fill="000000"/>
+          <w:lang w:val="en-US" w:eastAsia="zh-CN"/>
+        </w:rPr>
+        <w:t>击退会击退到屏幕外</w:t>
+      </w:r>
+    </w:p>
+    <w:p>
+      <w:pPr>
+        <w:keepNext w:val="0"/>
+        <w:keepLines w:val="0"/>
+        <w:widowControl/>
+        <w:suppressLineNumbers w:val="0"/>
+        <w:pBdr>
+          <w:top w:val="none" w:color="6FC3DF" w:sz="0" w:space="0"/>
+          <w:left w:val="none" w:color="6FC3DF" w:sz="0" w:space="0"/>
+          <w:bottom w:val="none" w:color="6FC3DF" w:sz="0" w:space="0"/>
+          <w:right w:val="none" w:color="6FC3DF" w:sz="0" w:space="0"/>
+        </w:pBdr>
+        <w:shd w:val="clear" w:fill="000000"/>
+        <w:ind w:left="0" w:firstLine="0"/>
+        <w:rPr>
+          <w:rStyle w:val="6"/>
+          <w:rFonts w:hint="default" w:ascii="Segoe UI" w:hAnsi="Segoe UI" w:eastAsia="Segoe UI" w:cs="Segoe UI"/>
+          <w:bCs/>
+          <w:i w:val="0"/>
+          <w:iCs w:val="0"/>
+          <w:caps w:val="0"/>
+          <w:color w:val="92D050"/>
+          <w:spacing w:val="0"/>
+          <w:kern w:val="0"/>
+          <w:sz w:val="27"/>
+          <w:szCs w:val="27"/>
+          <w:shd w:val="clear" w:fill="000000"/>
+          <w:lang w:val="en-US" w:eastAsia="zh-CN" w:bidi="ar"/>
+        </w:rPr>
+      </w:pPr>
+    </w:p>
+    <w:p>
+      <w:pPr>
+        <w:keepNext w:val="0"/>
+        <w:keepLines w:val="0"/>
+        <w:widowControl/>
+        <w:suppressLineNumbers w:val="0"/>
+        <w:pBdr>
+          <w:top w:val="none" w:color="6FC3DF" w:sz="0" w:space="0"/>
+          <w:left w:val="none" w:color="6FC3DF" w:sz="0" w:space="0"/>
+          <w:bottom w:val="none" w:color="6FC3DF" w:sz="0" w:space="0"/>
+          <w:right w:val="none" w:color="6FC3DF" w:sz="0" w:space="0"/>
+        </w:pBdr>
+        <w:shd w:val="clear" w:fill="000000"/>
+        <w:ind w:left="0" w:firstLine="0"/>
+        <w:rPr>
+          <w:rStyle w:val="6"/>
+          <w:rFonts w:hint="default" w:ascii="Segoe UI" w:hAnsi="Segoe UI" w:eastAsia="Segoe UI" w:cs="Segoe UI"/>
+          <w:bCs/>
+          <w:i w:val="0"/>
+          <w:iCs w:val="0"/>
+          <w:caps w:val="0"/>
+          <w:color w:val="92D050"/>
+          <w:spacing w:val="0"/>
+          <w:kern w:val="0"/>
+          <w:sz w:val="27"/>
+          <w:szCs w:val="27"/>
+          <w:shd w:val="clear" w:fill="000000"/>
+          <w:lang w:val="en-US" w:eastAsia="zh-CN" w:bidi="ar"/>
+        </w:rPr>
+      </w:pPr>
+    </w:p>
+    <w:p>
+      <w:pPr>
+        <w:keepNext w:val="0"/>
+        <w:keepLines w:val="0"/>
+        <w:widowControl/>
+        <w:suppressLineNumbers w:val="0"/>
+        <w:pBdr>
+          <w:top w:val="none" w:color="6FC3DF" w:sz="0" w:space="0"/>
+          <w:left w:val="none" w:color="6FC3DF" w:sz="0" w:space="0"/>
+          <w:bottom w:val="none" w:color="6FC3DF" w:sz="0" w:space="0"/>
+          <w:right w:val="none" w:color="6FC3DF" w:sz="0" w:space="0"/>
+        </w:pBdr>
+        <w:shd w:val="clear" w:fill="000000"/>
+        <w:ind w:left="0" w:firstLine="0"/>
+        <w:rPr>
+          <w:rStyle w:val="6"/>
+          <w:rFonts w:hint="default" w:ascii="Segoe UI" w:hAnsi="Segoe UI" w:eastAsia="Segoe UI" w:cs="Segoe UI"/>
+          <w:bCs/>
+          <w:i w:val="0"/>
+          <w:iCs w:val="0"/>
+          <w:caps w:val="0"/>
+          <w:color w:val="92D050"/>
+          <w:spacing w:val="0"/>
+          <w:kern w:val="0"/>
+          <w:sz w:val="27"/>
+          <w:szCs w:val="27"/>
+          <w:shd w:val="clear" w:fill="000000"/>
+          <w:lang w:val="en-US" w:eastAsia="zh-CN" w:bidi="ar"/>
+        </w:rPr>
+      </w:pPr>
+    </w:p>
+    <w:p>
+      <w:pPr>
+        <w:keepNext w:val="0"/>
+        <w:keepLines w:val="0"/>
+        <w:widowControl/>
+        <w:suppressLineNumbers w:val="0"/>
+        <w:pBdr>
+          <w:top w:val="none" w:color="6FC3DF" w:sz="0" w:space="0"/>
+          <w:left w:val="none" w:color="6FC3DF" w:sz="0" w:space="0"/>
+          <w:bottom w:val="none" w:color="6FC3DF" w:sz="0" w:space="0"/>
+          <w:right w:val="none" w:color="6FC3DF" w:sz="0" w:space="0"/>
+        </w:pBdr>
+        <w:shd w:val="clear" w:fill="000000"/>
+        <w:ind w:left="0" w:firstLine="0"/>
+        <w:rPr>
+          <w:rStyle w:val="6"/>
+          <w:rFonts w:hint="default" w:ascii="Segoe UI" w:hAnsi="Segoe UI" w:eastAsia="Segoe UI" w:cs="Segoe UI"/>
+          <w:bCs/>
+          <w:i w:val="0"/>
+          <w:iCs w:val="0"/>
+          <w:caps w:val="0"/>
+          <w:color w:val="92D050"/>
+          <w:spacing w:val="0"/>
+          <w:kern w:val="0"/>
+          <w:sz w:val="27"/>
+          <w:szCs w:val="27"/>
+          <w:shd w:val="clear" w:fill="000000"/>
+          <w:lang w:val="en-US" w:eastAsia="zh-CN" w:bidi="ar"/>
+        </w:rPr>
+      </w:pPr>
+    </w:p>
+    <w:p>
+      <w:pPr>
+        <w:keepNext w:val="0"/>
+        <w:keepLines w:val="0"/>
+        <w:widowControl/>
+        <w:suppressLineNumbers w:val="0"/>
+        <w:pBdr>
+          <w:top w:val="none" w:color="6FC3DF" w:sz="0" w:space="0"/>
+          <w:left w:val="none" w:color="6FC3DF" w:sz="0" w:space="0"/>
+          <w:bottom w:val="none" w:color="6FC3DF" w:sz="0" w:space="0"/>
+          <w:right w:val="none" w:color="6FC3DF" w:sz="0" w:space="0"/>
+        </w:pBdr>
+        <w:shd w:val="clear" w:fill="000000"/>
+        <w:ind w:left="0" w:firstLine="0"/>
+        <w:rPr>
+          <w:rStyle w:val="6"/>
+          <w:rFonts w:hint="default" w:ascii="Segoe UI" w:hAnsi="Segoe UI" w:eastAsia="Segoe UI" w:cs="Segoe UI"/>
+          <w:bCs/>
+          <w:i w:val="0"/>
+          <w:iCs w:val="0"/>
+          <w:caps w:val="0"/>
+          <w:color w:val="92D050"/>
+          <w:spacing w:val="0"/>
+          <w:kern w:val="0"/>
+          <w:sz w:val="27"/>
+          <w:szCs w:val="27"/>
+          <w:shd w:val="clear" w:fill="000000"/>
+          <w:lang w:val="en-US" w:eastAsia="zh-CN" w:bidi="ar"/>
+        </w:rPr>
+      </w:pPr>
+    </w:p>
+    <w:p>
+      <w:pPr>
+        <w:keepNext w:val="0"/>
+        <w:keepLines w:val="0"/>
+        <w:widowControl/>
+        <w:suppressLineNumbers w:val="0"/>
+        <w:pBdr>
+          <w:top w:val="none" w:color="6FC3DF" w:sz="0" w:space="0"/>
+          <w:left w:val="none" w:color="6FC3DF" w:sz="0" w:space="0"/>
+          <w:bottom w:val="none" w:color="6FC3DF" w:sz="0" w:space="0"/>
+          <w:right w:val="none" w:color="6FC3DF" w:sz="0" w:space="0"/>
+        </w:pBdr>
+        <w:shd w:val="clear" w:fill="000000"/>
+        <w:ind w:left="0" w:firstLine="0"/>
+        <w:rPr>
+          <w:rStyle w:val="6"/>
+          <w:rFonts w:hint="default" w:ascii="Segoe UI" w:hAnsi="Segoe UI" w:eastAsia="Segoe UI" w:cs="Segoe UI"/>
+          <w:bCs/>
+          <w:i w:val="0"/>
+          <w:iCs w:val="0"/>
+          <w:caps w:val="0"/>
+          <w:color w:val="92D050"/>
+          <w:spacing w:val="0"/>
+          <w:kern w:val="0"/>
+          <w:sz w:val="27"/>
+          <w:szCs w:val="27"/>
+          <w:shd w:val="clear" w:fill="000000"/>
+          <w:lang w:val="en-US" w:eastAsia="zh-CN" w:bidi="ar"/>
+        </w:rPr>
+      </w:pPr>
+    </w:p>
+    <w:p>
+      <w:pPr>
+        <w:keepNext w:val="0"/>
+        <w:keepLines w:val="0"/>
+        <w:widowControl/>
+        <w:suppressLineNumbers w:val="0"/>
+        <w:pBdr>
+          <w:top w:val="none" w:color="6FC3DF" w:sz="0" w:space="0"/>
+          <w:left w:val="none" w:color="6FC3DF" w:sz="0" w:space="0"/>
+          <w:bottom w:val="none" w:color="6FC3DF" w:sz="0" w:space="0"/>
+          <w:right w:val="none" w:color="6FC3DF" w:sz="0" w:space="0"/>
+        </w:pBdr>
+        <w:shd w:val="clear" w:fill="000000"/>
+        <w:ind w:left="0" w:firstLine="0"/>
+        <w:rPr>
+          <w:rStyle w:val="6"/>
+          <w:rFonts w:hint="default" w:ascii="Segoe UI" w:hAnsi="Segoe UI" w:eastAsia="Segoe UI" w:cs="Segoe UI"/>
+          <w:bCs/>
+          <w:i w:val="0"/>
+          <w:iCs w:val="0"/>
+          <w:caps w:val="0"/>
+          <w:color w:val="92D050"/>
+          <w:spacing w:val="0"/>
+          <w:kern w:val="0"/>
+          <w:sz w:val="27"/>
+          <w:szCs w:val="27"/>
+          <w:shd w:val="clear" w:fill="000000"/>
+          <w:lang w:val="en-US" w:eastAsia="zh-CN" w:bidi="ar"/>
+        </w:rPr>
+      </w:pPr>
+    </w:p>
+    <w:p>
+      <w:pPr>
+        <w:keepNext w:val="0"/>
+        <w:keepLines w:val="0"/>
+        <w:widowControl/>
+        <w:suppressLineNumbers w:val="0"/>
+        <w:pBdr>
+          <w:top w:val="none" w:color="6FC3DF" w:sz="0" w:space="0"/>
+          <w:left w:val="none" w:color="6FC3DF" w:sz="0" w:space="0"/>
+          <w:bottom w:val="none" w:color="6FC3DF" w:sz="0" w:space="0"/>
+          <w:right w:val="none" w:color="6FC3DF" w:sz="0" w:space="0"/>
+        </w:pBdr>
+        <w:shd w:val="clear" w:fill="000000"/>
+        <w:ind w:left="0" w:firstLine="0"/>
+        <w:rPr>
+          <w:rStyle w:val="6"/>
+          <w:rFonts w:hint="default" w:ascii="Segoe UI" w:hAnsi="Segoe UI" w:eastAsia="Segoe UI" w:cs="Segoe UI"/>
+          <w:bCs/>
+          <w:i w:val="0"/>
+          <w:iCs w:val="0"/>
+          <w:caps w:val="0"/>
+          <w:color w:val="92D050"/>
+          <w:spacing w:val="0"/>
+          <w:kern w:val="0"/>
+          <w:sz w:val="27"/>
+          <w:szCs w:val="27"/>
+          <w:shd w:val="clear" w:fill="000000"/>
+          <w:lang w:val="en-US" w:eastAsia="zh-CN" w:bidi="ar"/>
+        </w:rPr>
+      </w:pPr>
+    </w:p>
+    <w:p>
+      <w:pPr>
+        <w:keepNext w:val="0"/>
+        <w:keepLines w:val="0"/>
+        <w:widowControl/>
+        <w:suppressLineNumbers w:val="0"/>
+        <w:pBdr>
+          <w:top w:val="none" w:color="6FC3DF" w:sz="0" w:space="0"/>
+          <w:left w:val="none" w:color="6FC3DF" w:sz="0" w:space="0"/>
+          <w:bottom w:val="none" w:color="6FC3DF" w:sz="0" w:space="0"/>
+          <w:right w:val="none" w:color="6FC3DF" w:sz="0" w:space="0"/>
+        </w:pBdr>
+        <w:shd w:val="clear" w:fill="000000"/>
+        <w:ind w:left="0" w:firstLine="0"/>
+        <w:rPr>
+          <w:rStyle w:val="6"/>
+          <w:rFonts w:hint="default" w:ascii="Segoe UI" w:hAnsi="Segoe UI" w:eastAsia="Segoe UI" w:cs="Segoe UI"/>
+          <w:bCs/>
+          <w:i w:val="0"/>
+          <w:iCs w:val="0"/>
+          <w:caps w:val="0"/>
+          <w:color w:val="92D050"/>
+          <w:spacing w:val="0"/>
+          <w:kern w:val="0"/>
+          <w:sz w:val="27"/>
+          <w:szCs w:val="27"/>
+          <w:shd w:val="clear" w:fill="000000"/>
+          <w:lang w:val="en-US" w:eastAsia="zh-CN" w:bidi="ar"/>
+        </w:rPr>
+      </w:pPr>
+    </w:p>
+    <w:p>
+      <w:pPr>
+        <w:keepNext w:val="0"/>
+        <w:keepLines w:val="0"/>
+        <w:widowControl/>
+        <w:suppressLineNumbers w:val="0"/>
+        <w:pBdr>
+          <w:top w:val="none" w:color="6FC3DF" w:sz="0" w:space="0"/>
+          <w:left w:val="none" w:color="6FC3DF" w:sz="0" w:space="0"/>
+          <w:bottom w:val="none" w:color="6FC3DF" w:sz="0" w:space="0"/>
+          <w:right w:val="none" w:color="6FC3DF" w:sz="0" w:space="0"/>
+        </w:pBdr>
+        <w:shd w:val="clear" w:fill="000000"/>
+        <w:ind w:left="0" w:firstLine="0"/>
+        <w:rPr>
+          <w:rStyle w:val="6"/>
+          <w:rFonts w:hint="default" w:ascii="Segoe UI" w:hAnsi="Segoe UI" w:eastAsia="Segoe UI" w:cs="Segoe UI"/>
+          <w:bCs/>
+          <w:i w:val="0"/>
+          <w:iCs w:val="0"/>
+          <w:caps w:val="0"/>
+          <w:color w:val="92D050"/>
+          <w:spacing w:val="0"/>
+          <w:kern w:val="0"/>
+          <w:sz w:val="27"/>
+          <w:szCs w:val="27"/>
+          <w:shd w:val="clear" w:fill="000000"/>
+          <w:lang w:val="en-US" w:eastAsia="zh-CN" w:bidi="ar"/>
+        </w:rPr>
+      </w:pPr>
+    </w:p>
+    <w:p>
+      <w:pPr>
+        <w:keepNext w:val="0"/>
+        <w:keepLines w:val="0"/>
+        <w:widowControl/>
+        <w:suppressLineNumbers w:val="0"/>
+        <w:pBdr>
+          <w:top w:val="none" w:color="6FC3DF" w:sz="0" w:space="0"/>
+          <w:left w:val="none" w:color="6FC3DF" w:sz="0" w:space="0"/>
+          <w:bottom w:val="none" w:color="6FC3DF" w:sz="0" w:space="0"/>
+          <w:right w:val="none" w:color="6FC3DF" w:sz="0" w:space="0"/>
+        </w:pBdr>
+        <w:shd w:val="clear" w:fill="000000"/>
+        <w:ind w:left="0" w:firstLine="0"/>
+        <w:rPr>
+          <w:rStyle w:val="6"/>
+          <w:rFonts w:hint="default" w:ascii="Segoe UI" w:hAnsi="Segoe UI" w:eastAsia="Segoe UI" w:cs="Segoe UI"/>
+          <w:bCs/>
+          <w:i w:val="0"/>
+          <w:iCs w:val="0"/>
+          <w:caps w:val="0"/>
+          <w:color w:val="92D050"/>
+          <w:spacing w:val="0"/>
+          <w:kern w:val="0"/>
+          <w:sz w:val="27"/>
+          <w:szCs w:val="27"/>
+          <w:shd w:val="clear" w:fill="000000"/>
+          <w:lang w:val="en-US" w:eastAsia="zh-CN" w:bidi="ar"/>
+        </w:rPr>
+      </w:pPr>
+    </w:p>
+    <w:p>
+      <w:pPr>
+        <w:keepNext w:val="0"/>
+        <w:keepLines w:val="0"/>
+        <w:widowControl/>
+        <w:suppressLineNumbers w:val="0"/>
+        <w:pBdr>
+          <w:top w:val="none" w:color="6FC3DF" w:sz="0" w:space="0"/>
+          <w:left w:val="none" w:color="6FC3DF" w:sz="0" w:space="0"/>
+          <w:bottom w:val="none" w:color="6FC3DF" w:sz="0" w:space="0"/>
+          <w:right w:val="none" w:color="6FC3DF" w:sz="0" w:space="0"/>
+        </w:pBdr>
+        <w:shd w:val="clear" w:fill="000000"/>
+        <w:ind w:left="0" w:firstLine="0"/>
+        <w:rPr>
+          <w:rStyle w:val="6"/>
+          <w:rFonts w:hint="eastAsia" w:ascii="Segoe UI" w:hAnsi="Segoe UI" w:eastAsia="Segoe UI" w:cs="Segoe UI"/>
+          <w:bCs/>
+          <w:i w:val="0"/>
+          <w:iCs w:val="0"/>
+          <w:caps w:val="0"/>
+          <w:color w:val="92D050"/>
+          <w:spacing w:val="0"/>
+          <w:kern w:val="0"/>
+          <w:sz w:val="27"/>
+          <w:szCs w:val="27"/>
+          <w:shd w:val="clear" w:fill="000000"/>
+          <w:lang w:val="en-US" w:eastAsia="zh-CN" w:bidi="ar"/>
+        </w:rPr>
+      </w:pPr>
+    </w:p>
+    <w:p>
+      <w:pPr>
+        <w:keepNext w:val="0"/>
+        <w:keepLines w:val="0"/>
+        <w:widowControl/>
+        <w:suppressLineNumbers w:val="0"/>
+        <w:pBdr>
+          <w:top w:val="none" w:color="6FC3DF" w:sz="0" w:space="0"/>
+          <w:left w:val="none" w:color="6FC3DF" w:sz="0" w:space="0"/>
+          <w:bottom w:val="none" w:color="6FC3DF" w:sz="0" w:space="0"/>
+          <w:right w:val="none" w:color="6FC3DF" w:sz="0" w:space="0"/>
+        </w:pBdr>
+        <w:shd w:val="clear" w:fill="000000"/>
+        <w:ind w:left="0" w:firstLine="0"/>
+        <w:rPr>
+          <w:rFonts w:hint="eastAsia" w:ascii="Segoe UI" w:hAnsi="Segoe UI" w:eastAsia="宋体" w:cs="Segoe UI"/>
+          <w:i w:val="0"/>
+          <w:iCs w:val="0"/>
+          <w:caps w:val="0"/>
+          <w:color w:val="92D050"/>
+          <w:spacing w:val="0"/>
+          <w:sz w:val="19"/>
+          <w:szCs w:val="19"/>
+          <w:shd w:val="clear" w:fill="000000"/>
+          <w:lang w:val="en-US" w:eastAsia="zh-CN"/>
+        </w:rPr>
+      </w:pPr>
+      <w:r>
+        <w:rPr>
+          <w:rStyle w:val="6"/>
+          <w:rFonts w:hint="eastAsia" w:ascii="Segoe UI" w:hAnsi="Segoe UI" w:eastAsia="Segoe UI" w:cs="Segoe UI"/>
+          <w:bCs/>
+          <w:i w:val="0"/>
+          <w:iCs w:val="0"/>
+          <w:caps w:val="0"/>
+          <w:color w:val="92D050"/>
+          <w:spacing w:val="0"/>
+          <w:kern w:val="0"/>
+          <w:sz w:val="27"/>
+          <w:szCs w:val="27"/>
+          <w:shd w:val="clear" w:fill="000000"/>
+          <w:lang w:val="en-US" w:eastAsia="zh-CN" w:bidi="ar"/>
+        </w:rPr>
+        <w:t>已完成：</w:t>
+      </w:r>
+    </w:p>
+    <w:p>
+      <w:pPr>
+        <w:keepNext w:val="0"/>
+        <w:keepLines w:val="0"/>
+        <w:widowControl/>
+        <w:suppressLineNumbers w:val="0"/>
+        <w:pBdr>
+          <w:top w:val="none" w:color="6FC3DF" w:sz="0" w:space="0"/>
+          <w:left w:val="none" w:color="6FC3DF" w:sz="0" w:space="0"/>
+          <w:bottom w:val="none" w:color="6FC3DF" w:sz="0" w:space="0"/>
+          <w:right w:val="none" w:color="6FC3DF" w:sz="0" w:space="0"/>
+        </w:pBdr>
+        <w:shd w:val="clear" w:fill="000000"/>
+        <w:ind w:left="0" w:firstLine="0"/>
+        <w:rPr>
+          <w:rStyle w:val="6"/>
+          <w:rFonts w:hint="eastAsia" w:ascii="Segoe UI" w:hAnsi="Segoe UI" w:eastAsia="Segoe UI" w:cs="Segoe UI"/>
+          <w:bCs/>
+          <w:i w:val="0"/>
+          <w:iCs w:val="0"/>
+          <w:caps w:val="0"/>
+          <w:color w:val="92D050"/>
+          <w:spacing w:val="0"/>
+          <w:kern w:val="0"/>
+          <w:sz w:val="27"/>
+          <w:szCs w:val="27"/>
+          <w:shd w:val="clear" w:fill="000000"/>
+          <w:lang w:val="en-US" w:eastAsia="zh-CN" w:bidi="ar"/>
+        </w:rPr>
+      </w:pPr>
+      <w:r>
+        <w:rPr>
+          <w:rStyle w:val="6"/>
+          <w:rFonts w:hint="eastAsia" w:ascii="Segoe UI" w:hAnsi="Segoe UI" w:eastAsia="Segoe UI" w:cs="Segoe UI"/>
+          <w:bCs/>
+          <w:i w:val="0"/>
+          <w:iCs w:val="0"/>
+          <w:caps w:val="0"/>
+          <w:color w:val="92D050"/>
+          <w:spacing w:val="0"/>
+          <w:kern w:val="0"/>
+          <w:sz w:val="27"/>
+          <w:szCs w:val="27"/>
+          <w:shd w:val="clear" w:fill="000000"/>
+          <w:lang w:val="en-US" w:eastAsia="zh-CN" w:bidi="ar"/>
+        </w:rPr>
+        <w:t>属性效果实现：</w:t>
+      </w:r>
+    </w:p>
+    <w:p>
+      <w:pPr>
+        <w:keepNext w:val="0"/>
+        <w:keepLines w:val="0"/>
+        <w:widowControl/>
+        <w:suppressLineNumbers w:val="0"/>
+        <w:pBdr>
+          <w:top w:val="none" w:color="6FC3DF" w:sz="0" w:space="0"/>
+          <w:left w:val="none" w:color="6FC3DF" w:sz="0" w:space="0"/>
+          <w:bottom w:val="none" w:color="6FC3DF" w:sz="0" w:space="0"/>
+          <w:right w:val="none" w:color="6FC3DF" w:sz="0" w:space="0"/>
+        </w:pBdr>
+        <w:shd w:val="clear" w:fill="000000"/>
+        <w:ind w:left="0" w:firstLine="0"/>
+        <w:rPr>
+          <w:rFonts w:hint="eastAsia" w:ascii="Segoe UI" w:hAnsi="Segoe UI" w:eastAsia="宋体" w:cs="Segoe UI"/>
+          <w:i w:val="0"/>
+          <w:iCs w:val="0"/>
+          <w:caps w:val="0"/>
+          <w:color w:val="92D050"/>
+          <w:spacing w:val="0"/>
+          <w:sz w:val="19"/>
+          <w:szCs w:val="19"/>
+          <w:shd w:val="clear" w:fill="000000"/>
+          <w:lang w:eastAsia="zh-CN"/>
+        </w:rPr>
+      </w:pPr>
+      <w:r>
+        <w:rPr>
+          <w:rFonts w:hint="eastAsia" w:ascii="Segoe UI" w:hAnsi="Segoe UI" w:eastAsia="宋体" w:cs="Segoe UI"/>
+          <w:i w:val="0"/>
+          <w:iCs w:val="0"/>
+          <w:caps w:val="0"/>
+          <w:color w:val="92D050"/>
+          <w:spacing w:val="0"/>
+          <w:sz w:val="19"/>
+          <w:szCs w:val="19"/>
+          <w:shd w:val="clear" w:fill="000000"/>
+          <w:lang w:val="en-US" w:eastAsia="zh-CN"/>
+        </w:rPr>
+        <w:t>完全重构</w:t>
+      </w:r>
+      <w:r>
+        <w:rPr>
+          <w:rFonts w:hint="default" w:ascii="Segoe UI" w:hAnsi="Segoe UI" w:eastAsia="Segoe UI" w:cs="Segoe UI"/>
+          <w:i w:val="0"/>
+          <w:iCs w:val="0"/>
+          <w:caps w:val="0"/>
+          <w:color w:val="92D050"/>
+          <w:spacing w:val="0"/>
+          <w:sz w:val="19"/>
+          <w:szCs w:val="19"/>
+          <w:shd w:val="clear" w:fill="000000"/>
+        </w:rPr>
+        <w:t>现有attr</w:t>
+      </w:r>
+      <w:r>
+        <w:rPr>
+          <w:rFonts w:hint="eastAsia" w:ascii="Segoe UI" w:hAnsi="Segoe UI" w:eastAsia="宋体" w:cs="Segoe UI"/>
+          <w:i w:val="0"/>
+          <w:iCs w:val="0"/>
+          <w:caps w:val="0"/>
+          <w:color w:val="92D050"/>
+          <w:spacing w:val="0"/>
+          <w:sz w:val="19"/>
+          <w:szCs w:val="19"/>
+          <w:shd w:val="clear" w:fill="000000"/>
+          <w:lang w:val="en-US" w:eastAsia="zh-CN"/>
+        </w:rPr>
+        <w:t>表，删除或修改之前的属性及其应用场景，多余的需要删除</w:t>
+      </w:r>
+      <w:r>
+        <w:rPr>
+          <w:rFonts w:hint="eastAsia" w:ascii="Segoe UI" w:hAnsi="Segoe UI" w:eastAsia="宋体" w:cs="Segoe UI"/>
+          <w:i w:val="0"/>
+          <w:iCs w:val="0"/>
+          <w:caps w:val="0"/>
+          <w:color w:val="92D050"/>
+          <w:spacing w:val="0"/>
+          <w:sz w:val="19"/>
+          <w:szCs w:val="19"/>
+          <w:shd w:val="clear" w:fill="000000"/>
+          <w:lang w:eastAsia="zh-CN"/>
+        </w:rPr>
+        <w:t>。</w:t>
+      </w:r>
+    </w:p>
+    <w:p>
+      <w:pPr>
+        <w:keepNext w:val="0"/>
+        <w:keepLines w:val="0"/>
+        <w:widowControl/>
+        <w:suppressLineNumbers w:val="0"/>
+        <w:pBdr>
+          <w:top w:val="none" w:color="6FC3DF" w:sz="0" w:space="0"/>
+          <w:left w:val="none" w:color="6FC3DF" w:sz="0" w:space="0"/>
+          <w:bottom w:val="none" w:color="6FC3DF" w:sz="0" w:space="0"/>
+          <w:right w:val="none" w:color="6FC3DF" w:sz="0" w:space="0"/>
+        </w:pBdr>
+        <w:shd w:val="clear" w:fill="000000"/>
+        <w:ind w:left="0" w:firstLine="0"/>
+        <w:rPr>
+          <w:rFonts w:hint="eastAsia" w:ascii="Segoe UI" w:hAnsi="Segoe UI" w:eastAsia="宋体" w:cs="Segoe UI"/>
+          <w:i w:val="0"/>
+          <w:iCs w:val="0"/>
+          <w:caps w:val="0"/>
+          <w:color w:val="92D050"/>
+          <w:spacing w:val="0"/>
+          <w:sz w:val="19"/>
+          <w:szCs w:val="19"/>
+          <w:shd w:val="clear" w:fill="000000"/>
+          <w:lang w:eastAsia="zh-CN"/>
+        </w:rPr>
+      </w:pPr>
+      <w:r>
+        <w:rPr>
+          <w:rFonts w:hint="default" w:ascii="Segoe UI" w:hAnsi="Segoe UI" w:eastAsia="Segoe UI" w:cs="Segoe UI"/>
+          <w:i w:val="0"/>
+          <w:iCs w:val="0"/>
+          <w:caps w:val="0"/>
+          <w:color w:val="92D050"/>
+          <w:spacing w:val="0"/>
+          <w:sz w:val="19"/>
+          <w:szCs w:val="19"/>
+          <w:shd w:val="clear" w:fill="000000"/>
+        </w:rPr>
+        <w:t>实现以下所有属性的效果的同时，要具有较高的可维护性和可读性。</w:t>
+      </w:r>
+    </w:p>
+    <w:p>
+      <w:pPr>
+        <w:keepNext w:val="0"/>
+        <w:keepLines w:val="0"/>
+        <w:widowControl/>
+        <w:suppressLineNumbers w:val="0"/>
+        <w:pBdr>
+          <w:top w:val="none" w:color="6FC3DF" w:sz="0" w:space="0"/>
+          <w:left w:val="none" w:color="6FC3DF" w:sz="0" w:space="0"/>
+          <w:bottom w:val="none" w:color="6FC3DF" w:sz="0" w:space="0"/>
+          <w:right w:val="none" w:color="6FC3DF" w:sz="0" w:space="0"/>
+        </w:pBdr>
+        <w:shd w:val="clear" w:fill="000000"/>
+        <w:ind w:left="0" w:firstLine="0"/>
+        <w:rPr>
+          <w:rFonts w:hint="eastAsia" w:ascii="Segoe UI" w:hAnsi="Segoe UI" w:eastAsia="宋体" w:cs="Segoe UI"/>
+          <w:i w:val="0"/>
+          <w:iCs w:val="0"/>
+          <w:caps w:val="0"/>
+          <w:color w:val="92D050"/>
+          <w:spacing w:val="0"/>
+          <w:sz w:val="19"/>
+          <w:szCs w:val="19"/>
+          <w:shd w:val="clear" w:fill="000000"/>
+          <w:lang w:eastAsia="zh-CN"/>
+        </w:rPr>
+      </w:pPr>
+      <w:r>
+        <w:rPr>
+          <w:rFonts w:hint="eastAsia" w:ascii="Segoe UI" w:hAnsi="Segoe UI" w:eastAsia="宋体" w:cs="Segoe UI"/>
+          <w:i w:val="0"/>
+          <w:iCs w:val="0"/>
+          <w:caps w:val="0"/>
+          <w:color w:val="92D050"/>
+          <w:spacing w:val="0"/>
+          <w:sz w:val="19"/>
+          <w:szCs w:val="19"/>
+          <w:shd w:val="clear" w:fill="000000"/>
+          <w:lang w:eastAsia="zh-CN"/>
+        </w:rPr>
+        <w:t>【</w:t>
+      </w:r>
+      <w:r>
+        <w:rPr>
+          <w:rFonts w:hint="eastAsia" w:ascii="Segoe UI" w:hAnsi="Segoe UI" w:eastAsia="宋体" w:cs="Segoe UI"/>
+          <w:i w:val="0"/>
+          <w:iCs w:val="0"/>
+          <w:caps w:val="0"/>
+          <w:color w:val="92D050"/>
+          <w:spacing w:val="0"/>
+          <w:sz w:val="19"/>
+          <w:szCs w:val="19"/>
+          <w:shd w:val="clear" w:fill="000000"/>
+          <w:lang w:val="en-US" w:eastAsia="zh-CN"/>
+        </w:rPr>
+        <w:t>字段定义</w:t>
+      </w:r>
+      <w:r>
+        <w:rPr>
+          <w:rFonts w:hint="eastAsia" w:ascii="Segoe UI" w:hAnsi="Segoe UI" w:eastAsia="宋体" w:cs="Segoe UI"/>
+          <w:i w:val="0"/>
+          <w:iCs w:val="0"/>
+          <w:caps w:val="0"/>
+          <w:color w:val="92D050"/>
+          <w:spacing w:val="0"/>
+          <w:sz w:val="19"/>
+          <w:szCs w:val="19"/>
+          <w:shd w:val="clear" w:fill="000000"/>
+          <w:lang w:eastAsia="zh-CN"/>
+        </w:rPr>
+        <w:t>】</w:t>
+      </w:r>
+    </w:p>
+    <w:p>
+      <w:pPr>
+        <w:keepNext w:val="0"/>
+        <w:keepLines w:val="0"/>
+        <w:widowControl/>
+        <w:suppressLineNumbers w:val="0"/>
+        <w:pBdr>
+          <w:top w:val="none" w:color="6FC3DF" w:sz="0" w:space="0"/>
+          <w:left w:val="none" w:color="6FC3DF" w:sz="0" w:space="0"/>
+          <w:bottom w:val="none" w:color="6FC3DF" w:sz="0" w:space="0"/>
+          <w:right w:val="none" w:color="6FC3DF" w:sz="0" w:space="0"/>
+        </w:pBdr>
+        <w:shd w:val="clear" w:fill="000000"/>
+        <w:ind w:left="0" w:firstLine="0"/>
+        <w:rPr>
+          <w:rFonts w:hint="eastAsia" w:ascii="Segoe UI" w:hAnsi="Segoe UI" w:eastAsia="宋体" w:cs="Segoe UI"/>
+          <w:i w:val="0"/>
+          <w:iCs w:val="0"/>
+          <w:caps w:val="0"/>
+          <w:color w:val="92D050"/>
+          <w:spacing w:val="0"/>
+          <w:sz w:val="19"/>
+          <w:szCs w:val="19"/>
+          <w:shd w:val="clear" w:fill="000000"/>
+          <w:lang w:val="en-US" w:eastAsia="zh-CN"/>
+        </w:rPr>
+      </w:pPr>
+      <w:r>
+        <w:rPr>
+          <w:rFonts w:hint="eastAsia" w:ascii="Segoe UI" w:hAnsi="Segoe UI" w:eastAsia="宋体" w:cs="Segoe UI"/>
+          <w:i w:val="0"/>
+          <w:iCs w:val="0"/>
+          <w:caps w:val="0"/>
+          <w:color w:val="92D050"/>
+          <w:spacing w:val="0"/>
+          <w:sz w:val="19"/>
+          <w:szCs w:val="19"/>
+          <w:shd w:val="clear" w:fill="000000"/>
+          <w:lang w:val="en-US" w:eastAsia="zh-CN"/>
+        </w:rPr>
+        <w:t>id：type为1的从1开始编号，type为2的从100开始编号；</w:t>
+      </w:r>
+    </w:p>
+    <w:p>
+      <w:pPr>
+        <w:keepNext w:val="0"/>
+        <w:keepLines w:val="0"/>
+        <w:widowControl/>
+        <w:suppressLineNumbers w:val="0"/>
+        <w:pBdr>
+          <w:top w:val="none" w:color="6FC3DF" w:sz="0" w:space="0"/>
+          <w:left w:val="none" w:color="6FC3DF" w:sz="0" w:space="0"/>
+          <w:bottom w:val="none" w:color="6FC3DF" w:sz="0" w:space="0"/>
+          <w:right w:val="none" w:color="6FC3DF" w:sz="0" w:space="0"/>
+        </w:pBdr>
+        <w:shd w:val="clear" w:fill="000000"/>
+        <w:ind w:left="0" w:firstLine="0"/>
+        <w:rPr>
+          <w:rFonts w:hint="default" w:ascii="Segoe UI" w:hAnsi="Segoe UI" w:eastAsia="宋体" w:cs="Segoe UI"/>
+          <w:i w:val="0"/>
+          <w:iCs w:val="0"/>
+          <w:caps w:val="0"/>
+          <w:color w:val="92D050"/>
+          <w:spacing w:val="0"/>
+          <w:sz w:val="19"/>
+          <w:szCs w:val="19"/>
+          <w:shd w:val="clear" w:fill="000000"/>
+          <w:lang w:val="en-US" w:eastAsia="zh-CN"/>
+        </w:rPr>
+      </w:pPr>
+      <w:r>
+        <w:rPr>
+          <w:rFonts w:hint="eastAsia" w:ascii="Segoe UI" w:hAnsi="Segoe UI" w:eastAsia="宋体" w:cs="Segoe UI"/>
+          <w:i w:val="0"/>
+          <w:iCs w:val="0"/>
+          <w:caps w:val="0"/>
+          <w:color w:val="92D050"/>
+          <w:spacing w:val="0"/>
+          <w:sz w:val="19"/>
+          <w:szCs w:val="19"/>
+          <w:shd w:val="clear" w:fill="000000"/>
+          <w:lang w:val="en-US" w:eastAsia="zh-CN"/>
+        </w:rPr>
+        <w:t>des：描述；</w:t>
+      </w:r>
+    </w:p>
+    <w:p>
+      <w:pPr>
+        <w:keepNext w:val="0"/>
+        <w:keepLines w:val="0"/>
+        <w:widowControl/>
+        <w:suppressLineNumbers w:val="0"/>
+        <w:pBdr>
+          <w:top w:val="none" w:color="6FC3DF" w:sz="0" w:space="0"/>
+          <w:left w:val="none" w:color="6FC3DF" w:sz="0" w:space="0"/>
+          <w:bottom w:val="none" w:color="6FC3DF" w:sz="0" w:space="0"/>
+          <w:right w:val="none" w:color="6FC3DF" w:sz="0" w:space="0"/>
+        </w:pBdr>
+        <w:shd w:val="clear" w:fill="000000"/>
+        <w:ind w:left="0" w:firstLine="0"/>
+        <w:rPr>
+          <w:rFonts w:hint="default" w:ascii="Segoe UI" w:hAnsi="Segoe UI" w:eastAsia="Segoe UI" w:cs="Segoe UI"/>
+          <w:i w:val="0"/>
+          <w:iCs w:val="0"/>
+          <w:caps w:val="0"/>
+          <w:color w:val="92D050"/>
+          <w:spacing w:val="0"/>
+          <w:sz w:val="19"/>
+          <w:szCs w:val="19"/>
+          <w:shd w:val="clear" w:fill="000000"/>
+        </w:rPr>
+      </w:pPr>
+      <w:r>
+        <w:rPr>
+          <w:rFonts w:hint="eastAsia" w:ascii="Segoe UI" w:hAnsi="Segoe UI" w:eastAsia="宋体" w:cs="Segoe UI"/>
+          <w:i w:val="0"/>
+          <w:iCs w:val="0"/>
+          <w:caps w:val="0"/>
+          <w:color w:val="92D050"/>
+          <w:spacing w:val="0"/>
+          <w:sz w:val="19"/>
+          <w:szCs w:val="19"/>
+          <w:shd w:val="clear" w:fill="000000"/>
+          <w:lang w:val="en-US" w:eastAsia="zh-CN"/>
+        </w:rPr>
+        <w:t>type</w:t>
+      </w:r>
+      <w:r>
+        <w:rPr>
+          <w:rFonts w:hint="default" w:ascii="Segoe UI" w:hAnsi="Segoe UI" w:eastAsia="Segoe UI" w:cs="Segoe UI"/>
+          <w:i w:val="0"/>
+          <w:iCs w:val="0"/>
+          <w:caps w:val="0"/>
+          <w:color w:val="92D050"/>
+          <w:spacing w:val="0"/>
+          <w:sz w:val="19"/>
+          <w:szCs w:val="19"/>
+          <w:shd w:val="clear" w:fill="000000"/>
+        </w:rPr>
+        <w:t>：1为基础属性</w:t>
+      </w:r>
+      <w:r>
+        <w:rPr>
+          <w:rFonts w:hint="eastAsia" w:ascii="Segoe UI" w:hAnsi="Segoe UI" w:eastAsia="宋体" w:cs="Segoe UI"/>
+          <w:i w:val="0"/>
+          <w:iCs w:val="0"/>
+          <w:caps w:val="0"/>
+          <w:color w:val="92D050"/>
+          <w:spacing w:val="0"/>
+          <w:sz w:val="19"/>
+          <w:szCs w:val="19"/>
+          <w:shd w:val="clear" w:fill="000000"/>
+          <w:lang w:eastAsia="zh-CN"/>
+        </w:rPr>
+        <w:t>，</w:t>
+      </w:r>
+      <w:r>
+        <w:rPr>
+          <w:rFonts w:hint="default" w:ascii="Segoe UI" w:hAnsi="Segoe UI" w:eastAsia="Segoe UI" w:cs="Segoe UI"/>
+          <w:i w:val="0"/>
+          <w:iCs w:val="0"/>
+          <w:caps w:val="0"/>
+          <w:color w:val="92D050"/>
+          <w:spacing w:val="0"/>
+          <w:sz w:val="19"/>
+          <w:szCs w:val="19"/>
+          <w:shd w:val="clear" w:fill="000000"/>
+        </w:rPr>
+        <w:t xml:space="preserve">2为特殊属性； </w:t>
+      </w:r>
+    </w:p>
+    <w:p>
+      <w:pPr>
+        <w:keepNext w:val="0"/>
+        <w:keepLines w:val="0"/>
+        <w:widowControl/>
+        <w:suppressLineNumbers w:val="0"/>
+        <w:pBdr>
+          <w:top w:val="none" w:color="6FC3DF" w:sz="0" w:space="0"/>
+          <w:left w:val="none" w:color="6FC3DF" w:sz="0" w:space="0"/>
+          <w:bottom w:val="none" w:color="6FC3DF" w:sz="0" w:space="0"/>
+          <w:right w:val="none" w:color="6FC3DF" w:sz="0" w:space="0"/>
+        </w:pBdr>
+        <w:shd w:val="clear" w:fill="000000"/>
+        <w:ind w:left="0" w:firstLine="0"/>
+        <w:rPr>
+          <w:rFonts w:hint="eastAsia" w:ascii="Segoe UI" w:hAnsi="Segoe UI" w:eastAsia="宋体" w:cs="Segoe UI"/>
+          <w:i w:val="0"/>
+          <w:iCs w:val="0"/>
+          <w:caps w:val="0"/>
+          <w:color w:val="92D050"/>
+          <w:spacing w:val="0"/>
+          <w:sz w:val="19"/>
+          <w:szCs w:val="19"/>
+          <w:shd w:val="clear" w:fill="000000"/>
+          <w:lang w:val="en-US" w:eastAsia="zh-CN"/>
+        </w:rPr>
+      </w:pPr>
+      <w:r>
+        <w:rPr>
+          <w:rFonts w:hint="default" w:ascii="Segoe UI" w:hAnsi="Segoe UI" w:eastAsia="宋体" w:cs="Segoe UI"/>
+          <w:i w:val="0"/>
+          <w:iCs w:val="0"/>
+          <w:caps w:val="0"/>
+          <w:color w:val="92D050"/>
+          <w:spacing w:val="0"/>
+          <w:sz w:val="19"/>
+          <w:szCs w:val="19"/>
+          <w:shd w:val="clear" w:fill="000000"/>
+          <w:lang w:val="en-US" w:eastAsia="zh-CN"/>
+        </w:rPr>
+        <w:t>downLimit</w:t>
+      </w:r>
+      <w:r>
+        <w:rPr>
+          <w:rFonts w:hint="eastAsia" w:ascii="Segoe UI" w:hAnsi="Segoe UI" w:eastAsia="宋体" w:cs="Segoe UI"/>
+          <w:i w:val="0"/>
+          <w:iCs w:val="0"/>
+          <w:caps w:val="0"/>
+          <w:color w:val="92D050"/>
+          <w:spacing w:val="0"/>
+          <w:sz w:val="19"/>
+          <w:szCs w:val="19"/>
+          <w:shd w:val="clear" w:fill="000000"/>
+          <w:lang w:val="en-US" w:eastAsia="zh-CN"/>
+        </w:rPr>
+        <w:t>：属性下限；</w:t>
+      </w:r>
+    </w:p>
+    <w:p>
+      <w:pPr>
+        <w:keepNext w:val="0"/>
+        <w:keepLines w:val="0"/>
+        <w:widowControl/>
+        <w:suppressLineNumbers w:val="0"/>
+        <w:pBdr>
+          <w:top w:val="none" w:color="6FC3DF" w:sz="0" w:space="0"/>
+          <w:left w:val="none" w:color="6FC3DF" w:sz="0" w:space="0"/>
+          <w:bottom w:val="none" w:color="6FC3DF" w:sz="0" w:space="0"/>
+          <w:right w:val="none" w:color="6FC3DF" w:sz="0" w:space="0"/>
+        </w:pBdr>
+        <w:shd w:val="clear" w:fill="000000"/>
+        <w:ind w:left="0" w:firstLine="0"/>
+        <w:rPr>
+          <w:rFonts w:hint="eastAsia" w:ascii="Segoe UI" w:hAnsi="Segoe UI" w:eastAsia="宋体" w:cs="Segoe UI"/>
+          <w:i w:val="0"/>
+          <w:iCs w:val="0"/>
+          <w:caps w:val="0"/>
+          <w:color w:val="92D050"/>
+          <w:spacing w:val="0"/>
+          <w:sz w:val="19"/>
+          <w:szCs w:val="19"/>
+          <w:shd w:val="clear" w:fill="000000"/>
+          <w:lang w:val="en-US" w:eastAsia="zh-CN"/>
+        </w:rPr>
+      </w:pPr>
+      <w:r>
+        <w:rPr>
+          <w:rFonts w:hint="default" w:ascii="Segoe UI" w:hAnsi="Segoe UI" w:eastAsia="宋体" w:cs="Segoe UI"/>
+          <w:i w:val="0"/>
+          <w:iCs w:val="0"/>
+          <w:caps w:val="0"/>
+          <w:color w:val="92D050"/>
+          <w:spacing w:val="0"/>
+          <w:sz w:val="19"/>
+          <w:szCs w:val="19"/>
+          <w:shd w:val="clear" w:fill="000000"/>
+          <w:lang w:val="en-US" w:eastAsia="zh-CN"/>
+        </w:rPr>
+        <w:t>upLimit</w:t>
+      </w:r>
+      <w:r>
+        <w:rPr>
+          <w:rFonts w:hint="eastAsia" w:ascii="Segoe UI" w:hAnsi="Segoe UI" w:eastAsia="宋体" w:cs="Segoe UI"/>
+          <w:i w:val="0"/>
+          <w:iCs w:val="0"/>
+          <w:caps w:val="0"/>
+          <w:color w:val="92D050"/>
+          <w:spacing w:val="0"/>
+          <w:sz w:val="19"/>
+          <w:szCs w:val="19"/>
+          <w:shd w:val="clear" w:fill="000000"/>
+          <w:lang w:val="en-US" w:eastAsia="zh-CN"/>
+        </w:rPr>
+        <w:t>：属性上限；</w:t>
+      </w:r>
+    </w:p>
+    <w:p>
+      <w:pPr>
+        <w:keepNext w:val="0"/>
+        <w:keepLines w:val="0"/>
+        <w:widowControl/>
+        <w:suppressLineNumbers w:val="0"/>
+        <w:pBdr>
+          <w:top w:val="none" w:color="6FC3DF" w:sz="0" w:space="0"/>
+          <w:left w:val="none" w:color="6FC3DF" w:sz="0" w:space="0"/>
+          <w:bottom w:val="none" w:color="6FC3DF" w:sz="0" w:space="0"/>
+          <w:right w:val="none" w:color="6FC3DF" w:sz="0" w:space="0"/>
+        </w:pBdr>
+        <w:shd w:val="clear" w:fill="000000"/>
+        <w:ind w:left="0" w:firstLine="0"/>
+        <w:rPr>
+          <w:rFonts w:hint="default" w:ascii="Segoe UI" w:hAnsi="Segoe UI" w:eastAsia="宋体" w:cs="Segoe UI"/>
+          <w:i w:val="0"/>
+          <w:iCs w:val="0"/>
+          <w:caps w:val="0"/>
+          <w:color w:val="92D050"/>
+          <w:spacing w:val="0"/>
+          <w:sz w:val="19"/>
+          <w:szCs w:val="19"/>
+          <w:shd w:val="clear" w:fill="000000"/>
+          <w:lang w:val="en-US" w:eastAsia="zh-CN"/>
+        </w:rPr>
+      </w:pPr>
+      <w:r>
+        <w:rPr>
+          <w:rFonts w:hint="default" w:ascii="Segoe UI" w:hAnsi="Segoe UI" w:eastAsia="宋体" w:cs="Segoe UI"/>
+          <w:i w:val="0"/>
+          <w:iCs w:val="0"/>
+          <w:caps w:val="0"/>
+          <w:color w:val="92D050"/>
+          <w:spacing w:val="0"/>
+          <w:sz w:val="19"/>
+          <w:szCs w:val="19"/>
+          <w:shd w:val="clear" w:fill="000000"/>
+          <w:lang w:val="en-US" w:eastAsia="zh-CN"/>
+        </w:rPr>
+        <w:t>powerType</w:t>
+      </w:r>
+      <w:r>
+        <w:rPr>
+          <w:rFonts w:hint="eastAsia" w:ascii="Segoe UI" w:hAnsi="Segoe UI" w:eastAsia="宋体" w:cs="Segoe UI"/>
+          <w:i w:val="0"/>
+          <w:iCs w:val="0"/>
+          <w:caps w:val="0"/>
+          <w:color w:val="92D050"/>
+          <w:spacing w:val="0"/>
+          <w:sz w:val="19"/>
+          <w:szCs w:val="19"/>
+          <w:shd w:val="clear" w:fill="000000"/>
+          <w:lang w:val="en-US" w:eastAsia="zh-CN"/>
+        </w:rPr>
+        <w:t>：是否为万分比</w:t>
+      </w:r>
+      <w:r>
+        <w:rPr>
+          <w:rFonts w:hint="default" w:ascii="Segoe UI" w:hAnsi="Segoe UI" w:eastAsia="宋体" w:cs="Segoe UI"/>
+          <w:i w:val="0"/>
+          <w:iCs w:val="0"/>
+          <w:caps w:val="0"/>
+          <w:color w:val="92D050"/>
+          <w:spacing w:val="0"/>
+          <w:sz w:val="19"/>
+          <w:szCs w:val="19"/>
+          <w:shd w:val="clear" w:fill="000000"/>
+          <w:lang w:val="en-US" w:eastAsia="zh-CN"/>
+        </w:rPr>
+        <w:t>;</w:t>
+      </w:r>
+    </w:p>
+    <w:p>
+      <w:pPr>
+        <w:keepNext w:val="0"/>
+        <w:keepLines w:val="0"/>
+        <w:widowControl/>
+        <w:suppressLineNumbers w:val="0"/>
+        <w:pBdr>
+          <w:top w:val="none" w:color="6FC3DF" w:sz="0" w:space="0"/>
+          <w:left w:val="none" w:color="6FC3DF" w:sz="0" w:space="0"/>
+          <w:bottom w:val="none" w:color="6FC3DF" w:sz="0" w:space="0"/>
+          <w:right w:val="none" w:color="6FC3DF" w:sz="0" w:space="0"/>
+        </w:pBdr>
+        <w:shd w:val="clear" w:fill="000000"/>
+        <w:ind w:left="0" w:firstLine="0"/>
+        <w:rPr>
+          <w:rFonts w:hint="default" w:ascii="Segoe UI" w:hAnsi="Segoe UI" w:eastAsia="宋体" w:cs="Segoe UI"/>
+          <w:i w:val="0"/>
+          <w:iCs w:val="0"/>
+          <w:caps w:val="0"/>
+          <w:color w:val="92D050"/>
+          <w:spacing w:val="0"/>
+          <w:sz w:val="19"/>
+          <w:szCs w:val="19"/>
+          <w:shd w:val="clear" w:fill="000000"/>
+          <w:lang w:val="en-US" w:eastAsia="zh-CN"/>
+        </w:rPr>
+      </w:pPr>
+      <w:r>
+        <w:rPr>
+          <w:rFonts w:hint="eastAsia" w:ascii="Segoe UI" w:hAnsi="Segoe UI" w:eastAsia="宋体" w:cs="Segoe UI"/>
+          <w:i w:val="0"/>
+          <w:iCs w:val="0"/>
+          <w:caps w:val="0"/>
+          <w:color w:val="92D050"/>
+          <w:spacing w:val="0"/>
+          <w:sz w:val="19"/>
+          <w:szCs w:val="19"/>
+          <w:shd w:val="clear" w:fill="000000"/>
+          <w:lang w:val="en-US" w:eastAsia="zh-CN"/>
+        </w:rPr>
+        <w:t>【属性定义】</w:t>
+      </w:r>
+    </w:p>
+    <w:p>
+      <w:pPr>
+        <w:keepNext w:val="0"/>
+        <w:keepLines w:val="0"/>
+        <w:widowControl/>
+        <w:suppressLineNumbers w:val="0"/>
+        <w:pBdr>
+          <w:top w:val="none" w:color="6FC3DF" w:sz="0" w:space="0"/>
+          <w:left w:val="none" w:color="6FC3DF" w:sz="0" w:space="0"/>
+          <w:bottom w:val="none" w:color="6FC3DF" w:sz="0" w:space="0"/>
+          <w:right w:val="none" w:color="6FC3DF" w:sz="0" w:space="0"/>
+        </w:pBdr>
+        <w:shd w:val="clear" w:fill="000000"/>
+        <w:ind w:left="0" w:firstLine="0"/>
+        <w:rPr>
+          <w:rFonts w:hint="default" w:ascii="Segoe UI" w:hAnsi="Segoe UI" w:eastAsia="宋体" w:cs="Segoe UI"/>
+          <w:i w:val="0"/>
+          <w:iCs w:val="0"/>
+          <w:caps w:val="0"/>
+          <w:color w:val="92D050"/>
+          <w:spacing w:val="0"/>
+          <w:sz w:val="19"/>
+          <w:szCs w:val="19"/>
+          <w:shd w:val="clear" w:fill="000000"/>
+          <w:lang w:val="en-US" w:eastAsia="zh-CN"/>
+        </w:rPr>
+      </w:pPr>
+      <w:r>
+        <w:rPr>
+          <w:rFonts w:hint="eastAsia" w:ascii="Segoe UI" w:hAnsi="Segoe UI" w:eastAsia="宋体" w:cs="Segoe UI"/>
+          <w:i w:val="0"/>
+          <w:iCs w:val="0"/>
+          <w:caps w:val="0"/>
+          <w:color w:val="92D050"/>
+          <w:spacing w:val="0"/>
+          <w:sz w:val="19"/>
+          <w:szCs w:val="19"/>
+          <w:shd w:val="clear" w:fill="000000"/>
+          <w:lang w:val="en-US" w:eastAsia="zh-CN"/>
+        </w:rPr>
+        <w:t>请严格按照以下结构分类，不要自行分类，所有类型均为int，万分比使用时需要除以10000：</w:t>
+      </w:r>
+    </w:p>
+    <w:p>
+      <w:pPr>
+        <w:keepNext w:val="0"/>
+        <w:keepLines w:val="0"/>
+        <w:widowControl/>
+        <w:suppressLineNumbers w:val="0"/>
+        <w:pBdr>
+          <w:top w:val="none" w:color="6FC3DF" w:sz="0" w:space="0"/>
+          <w:left w:val="none" w:color="6FC3DF" w:sz="0" w:space="0"/>
+          <w:bottom w:val="none" w:color="6FC3DF" w:sz="0" w:space="0"/>
+          <w:right w:val="none" w:color="6FC3DF" w:sz="0" w:space="0"/>
+        </w:pBdr>
+        <w:shd w:val="clear" w:fill="000000"/>
+        <w:ind w:left="0" w:firstLine="0"/>
+        <w:rPr>
+          <w:rFonts w:hint="default" w:ascii="Segoe UI" w:hAnsi="Segoe UI" w:eastAsia="宋体" w:cs="Segoe UI"/>
+          <w:i w:val="0"/>
+          <w:iCs w:val="0"/>
+          <w:caps w:val="0"/>
+          <w:color w:val="92D050"/>
+          <w:spacing w:val="0"/>
+          <w:sz w:val="19"/>
+          <w:szCs w:val="19"/>
+          <w:shd w:val="clear" w:fill="000000"/>
+          <w:lang w:val="en-US" w:eastAsia="zh-CN"/>
+        </w:rPr>
+      </w:pPr>
+      <w:r>
+        <w:rPr>
+          <w:rFonts w:hint="eastAsia" w:ascii="Segoe UI" w:hAnsi="Segoe UI" w:eastAsia="宋体" w:cs="Segoe UI"/>
+          <w:i w:val="0"/>
+          <w:iCs w:val="0"/>
+          <w:caps w:val="0"/>
+          <w:color w:val="92D050"/>
+          <w:spacing w:val="0"/>
+          <w:sz w:val="19"/>
+          <w:szCs w:val="19"/>
+          <w:shd w:val="clear" w:fill="000000"/>
+          <w:lang w:val="en-US" w:eastAsia="zh-CN"/>
+        </w:rPr>
+        <w:t>基础属性:</w:t>
+      </w:r>
+    </w:p>
+    <w:p>
+      <w:pPr>
+        <w:keepNext w:val="0"/>
+        <w:keepLines w:val="0"/>
+        <w:widowControl/>
+        <w:suppressLineNumbers w:val="0"/>
+        <w:pBdr>
+          <w:top w:val="none" w:color="6FC3DF" w:sz="0" w:space="0"/>
+          <w:left w:val="none" w:color="6FC3DF" w:sz="0" w:space="0"/>
+          <w:bottom w:val="none" w:color="6FC3DF" w:sz="0" w:space="0"/>
+          <w:right w:val="none" w:color="6FC3DF" w:sz="0" w:space="0"/>
+        </w:pBdr>
+        <w:shd w:val="clear" w:fill="000000"/>
+        <w:ind w:left="0" w:firstLine="0"/>
+        <w:rPr>
+          <w:rFonts w:hint="eastAsia" w:ascii="Segoe UI" w:hAnsi="Segoe UI" w:eastAsia="宋体" w:cs="Segoe UI"/>
+          <w:i w:val="0"/>
+          <w:iCs w:val="0"/>
+          <w:caps w:val="0"/>
+          <w:color w:val="92D050"/>
+          <w:spacing w:val="0"/>
+          <w:sz w:val="19"/>
+          <w:szCs w:val="19"/>
+          <w:shd w:val="clear" w:fill="000000"/>
+          <w:lang w:val="en-US" w:eastAsia="zh-CN"/>
+        </w:rPr>
+      </w:pPr>
+      <w:r>
+        <w:rPr>
+          <w:rFonts w:hint="default" w:ascii="Segoe UI" w:hAnsi="Segoe UI" w:eastAsia="Segoe UI" w:cs="Segoe UI"/>
+          <w:i w:val="0"/>
+          <w:iCs w:val="0"/>
+          <w:caps w:val="0"/>
+          <w:color w:val="92D050"/>
+          <w:spacing w:val="0"/>
+          <w:sz w:val="19"/>
+          <w:szCs w:val="19"/>
+          <w:shd w:val="clear" w:fill="000000"/>
+        </w:rPr>
+        <w:t>生命</w:t>
+      </w:r>
+      <w:r>
+        <w:rPr>
+          <w:rFonts w:hint="eastAsia" w:ascii="Segoe UI" w:hAnsi="Segoe UI" w:eastAsia="宋体" w:cs="Segoe UI"/>
+          <w:i w:val="0"/>
+          <w:iCs w:val="0"/>
+          <w:caps w:val="0"/>
+          <w:color w:val="92D050"/>
+          <w:spacing w:val="0"/>
+          <w:sz w:val="19"/>
+          <w:szCs w:val="19"/>
+          <w:shd w:val="clear" w:fill="000000"/>
+          <w:lang w:val="en-US" w:eastAsia="zh-CN"/>
+        </w:rPr>
+        <w:t>值</w:t>
+      </w:r>
+      <w:r>
+        <w:rPr>
+          <w:rFonts w:hint="eastAsia" w:ascii="Segoe UI" w:hAnsi="Segoe UI" w:eastAsia="宋体" w:cs="Segoe UI"/>
+          <w:i w:val="0"/>
+          <w:iCs w:val="0"/>
+          <w:caps w:val="0"/>
+          <w:color w:val="92D050"/>
+          <w:spacing w:val="0"/>
+          <w:sz w:val="19"/>
+          <w:szCs w:val="19"/>
+          <w:shd w:val="clear" w:fill="000000"/>
+          <w:lang w:eastAsia="zh-CN"/>
+        </w:rPr>
+        <w:t>：</w:t>
+      </w:r>
+      <w:r>
+        <w:rPr>
+          <w:rFonts w:hint="eastAsia" w:ascii="Segoe UI" w:hAnsi="Segoe UI" w:eastAsia="宋体" w:cs="Segoe UI"/>
+          <w:i w:val="0"/>
+          <w:iCs w:val="0"/>
+          <w:caps w:val="0"/>
+          <w:color w:val="92D050"/>
+          <w:spacing w:val="0"/>
+          <w:sz w:val="19"/>
+          <w:szCs w:val="19"/>
+          <w:shd w:val="clear" w:fill="000000"/>
+          <w:lang w:val="en-US" w:eastAsia="zh-CN"/>
+        </w:rPr>
+        <w:t>基础生命值，非万分比;</w:t>
+      </w:r>
+    </w:p>
+    <w:p>
+      <w:pPr>
+        <w:keepNext w:val="0"/>
+        <w:keepLines w:val="0"/>
+        <w:widowControl/>
+        <w:suppressLineNumbers w:val="0"/>
+        <w:pBdr>
+          <w:top w:val="none" w:color="6FC3DF" w:sz="0" w:space="0"/>
+          <w:left w:val="none" w:color="6FC3DF" w:sz="0" w:space="0"/>
+          <w:bottom w:val="none" w:color="6FC3DF" w:sz="0" w:space="0"/>
+          <w:right w:val="none" w:color="6FC3DF" w:sz="0" w:space="0"/>
+        </w:pBdr>
+        <w:shd w:val="clear" w:fill="000000"/>
+        <w:ind w:left="0" w:firstLine="0"/>
+        <w:rPr>
+          <w:rFonts w:hint="eastAsia" w:ascii="Segoe UI" w:hAnsi="Segoe UI" w:eastAsia="宋体" w:cs="Segoe UI"/>
+          <w:i w:val="0"/>
+          <w:iCs w:val="0"/>
+          <w:caps w:val="0"/>
+          <w:color w:val="92D050"/>
+          <w:spacing w:val="0"/>
+          <w:sz w:val="19"/>
+          <w:szCs w:val="19"/>
+          <w:shd w:val="clear" w:fill="000000"/>
+          <w:lang w:val="en-US" w:eastAsia="zh-CN"/>
+        </w:rPr>
+      </w:pPr>
+      <w:r>
+        <w:rPr>
+          <w:rFonts w:hint="default" w:ascii="Segoe UI" w:hAnsi="Segoe UI" w:eastAsia="Segoe UI" w:cs="Segoe UI"/>
+          <w:i w:val="0"/>
+          <w:iCs w:val="0"/>
+          <w:caps w:val="0"/>
+          <w:color w:val="92D050"/>
+          <w:spacing w:val="0"/>
+          <w:sz w:val="19"/>
+          <w:szCs w:val="19"/>
+          <w:shd w:val="clear" w:fill="000000"/>
+        </w:rPr>
+        <w:t>攻击</w:t>
+      </w:r>
+      <w:r>
+        <w:rPr>
+          <w:rFonts w:hint="eastAsia" w:ascii="Segoe UI" w:hAnsi="Segoe UI" w:eastAsia="宋体" w:cs="Segoe UI"/>
+          <w:i w:val="0"/>
+          <w:iCs w:val="0"/>
+          <w:caps w:val="0"/>
+          <w:color w:val="92D050"/>
+          <w:spacing w:val="0"/>
+          <w:sz w:val="19"/>
+          <w:szCs w:val="19"/>
+          <w:shd w:val="clear" w:fill="000000"/>
+          <w:lang w:val="en-US" w:eastAsia="zh-CN"/>
+        </w:rPr>
+        <w:t>力：基础攻击值，非万分比;</w:t>
+      </w:r>
+    </w:p>
+    <w:p>
+      <w:pPr>
+        <w:keepNext w:val="0"/>
+        <w:keepLines w:val="0"/>
+        <w:widowControl/>
+        <w:suppressLineNumbers w:val="0"/>
+        <w:pBdr>
+          <w:top w:val="none" w:color="6FC3DF" w:sz="0" w:space="0"/>
+          <w:left w:val="none" w:color="6FC3DF" w:sz="0" w:space="0"/>
+          <w:bottom w:val="none" w:color="6FC3DF" w:sz="0" w:space="0"/>
+          <w:right w:val="none" w:color="6FC3DF" w:sz="0" w:space="0"/>
+        </w:pBdr>
+        <w:shd w:val="clear" w:fill="000000"/>
+        <w:ind w:left="0" w:firstLine="0"/>
+        <w:rPr>
+          <w:rFonts w:hint="default" w:ascii="Segoe UI" w:hAnsi="Segoe UI" w:eastAsia="宋体" w:cs="Segoe UI"/>
+          <w:i w:val="0"/>
+          <w:iCs w:val="0"/>
+          <w:caps w:val="0"/>
+          <w:color w:val="92D050"/>
+          <w:spacing w:val="0"/>
+          <w:sz w:val="19"/>
+          <w:szCs w:val="19"/>
+          <w:shd w:val="clear" w:fill="000000"/>
+          <w:lang w:val="en-US" w:eastAsia="zh-CN"/>
+        </w:rPr>
+      </w:pPr>
+      <w:r>
+        <w:rPr>
+          <w:rFonts w:hint="eastAsia" w:ascii="Segoe UI" w:hAnsi="Segoe UI" w:eastAsia="宋体" w:cs="Segoe UI"/>
+          <w:i w:val="0"/>
+          <w:iCs w:val="0"/>
+          <w:caps w:val="0"/>
+          <w:color w:val="92D050"/>
+          <w:spacing w:val="0"/>
+          <w:sz w:val="19"/>
+          <w:szCs w:val="19"/>
+          <w:shd w:val="clear" w:fill="000000"/>
+          <w:lang w:val="en-US" w:eastAsia="zh-CN"/>
+        </w:rPr>
+        <w:t>特殊属性:</w:t>
+      </w:r>
+    </w:p>
+    <w:p>
+      <w:pPr>
+        <w:keepNext w:val="0"/>
+        <w:keepLines w:val="0"/>
+        <w:widowControl/>
+        <w:suppressLineNumbers w:val="0"/>
+        <w:pBdr>
+          <w:top w:val="none" w:color="6FC3DF" w:sz="0" w:space="0"/>
+          <w:left w:val="none" w:color="6FC3DF" w:sz="0" w:space="0"/>
+          <w:bottom w:val="none" w:color="6FC3DF" w:sz="0" w:space="0"/>
+          <w:right w:val="none" w:color="6FC3DF" w:sz="0" w:space="0"/>
+        </w:pBdr>
+        <w:shd w:val="clear" w:fill="000000"/>
+        <w:ind w:left="0" w:firstLine="0"/>
+        <w:rPr>
+          <w:rFonts w:hint="default" w:ascii="Segoe UI" w:hAnsi="Segoe UI" w:eastAsia="宋体" w:cs="Segoe UI"/>
+          <w:i w:val="0"/>
+          <w:iCs w:val="0"/>
+          <w:caps w:val="0"/>
+          <w:color w:val="92D050"/>
+          <w:spacing w:val="0"/>
+          <w:sz w:val="19"/>
+          <w:szCs w:val="19"/>
+          <w:shd w:val="clear" w:fill="000000"/>
+          <w:lang w:val="en-US" w:eastAsia="zh-CN"/>
+        </w:rPr>
+      </w:pPr>
+      <w:r>
+        <w:rPr>
+          <w:rFonts w:hint="default" w:ascii="Segoe UI" w:hAnsi="Segoe UI" w:eastAsia="Segoe UI" w:cs="Segoe UI"/>
+          <w:i w:val="0"/>
+          <w:iCs w:val="0"/>
+          <w:caps w:val="0"/>
+          <w:color w:val="92D050"/>
+          <w:spacing w:val="0"/>
+          <w:sz w:val="19"/>
+          <w:szCs w:val="19"/>
+          <w:shd w:val="clear" w:fill="000000"/>
+        </w:rPr>
+        <w:t>火/冰/风/电/全属性伤害加成（5条）：增强对应伤害</w:t>
+      </w:r>
+      <w:r>
+        <w:rPr>
+          <w:rFonts w:hint="eastAsia" w:ascii="Segoe UI" w:hAnsi="Segoe UI" w:eastAsia="宋体" w:cs="Segoe UI"/>
+          <w:i w:val="0"/>
+          <w:iCs w:val="0"/>
+          <w:caps w:val="0"/>
+          <w:color w:val="92D050"/>
+          <w:spacing w:val="0"/>
+          <w:sz w:val="19"/>
+          <w:szCs w:val="19"/>
+          <w:shd w:val="clear" w:fill="000000"/>
+          <w:lang w:val="en-US" w:eastAsia="zh-CN"/>
+        </w:rPr>
+        <w:t>，万分比</w:t>
+      </w:r>
+      <w:r>
+        <w:rPr>
+          <w:rFonts w:hint="default" w:ascii="Segoe UI" w:hAnsi="Segoe UI" w:eastAsia="Segoe UI" w:cs="Segoe UI"/>
+          <w:i w:val="0"/>
+          <w:iCs w:val="0"/>
+          <w:caps w:val="0"/>
+          <w:color w:val="92D050"/>
+          <w:spacing w:val="0"/>
+          <w:sz w:val="19"/>
+          <w:szCs w:val="19"/>
+          <w:shd w:val="clear" w:fill="000000"/>
+          <w:lang w:val="en-US"/>
+        </w:rPr>
+        <w:t>;</w:t>
+      </w:r>
+    </w:p>
+    <w:p>
+      <w:pPr>
+        <w:keepNext w:val="0"/>
+        <w:keepLines w:val="0"/>
+        <w:widowControl/>
+        <w:suppressLineNumbers w:val="0"/>
+        <w:pBdr>
+          <w:top w:val="none" w:color="6FC3DF" w:sz="0" w:space="0"/>
+          <w:left w:val="none" w:color="6FC3DF" w:sz="0" w:space="0"/>
+          <w:bottom w:val="none" w:color="6FC3DF" w:sz="0" w:space="0"/>
+          <w:right w:val="none" w:color="6FC3DF" w:sz="0" w:space="0"/>
+        </w:pBdr>
+        <w:shd w:val="clear" w:fill="000000"/>
+        <w:ind w:left="0" w:firstLine="0"/>
+        <w:rPr>
+          <w:rFonts w:hint="default" w:ascii="Segoe UI" w:hAnsi="Segoe UI" w:eastAsia="Segoe UI" w:cs="Segoe UI"/>
+          <w:i w:val="0"/>
+          <w:iCs w:val="0"/>
+          <w:caps w:val="0"/>
+          <w:color w:val="92D050"/>
+          <w:spacing w:val="0"/>
+          <w:sz w:val="19"/>
+          <w:szCs w:val="19"/>
+          <w:shd w:val="clear" w:fill="000000"/>
+          <w:lang w:val="en-US"/>
+        </w:rPr>
+      </w:pPr>
+      <w:r>
+        <w:rPr>
+          <w:rFonts w:hint="default" w:ascii="Segoe UI" w:hAnsi="Segoe UI" w:eastAsia="Segoe UI" w:cs="Segoe UI"/>
+          <w:i w:val="0"/>
+          <w:iCs w:val="0"/>
+          <w:caps w:val="0"/>
+          <w:color w:val="92D050"/>
+          <w:spacing w:val="0"/>
+          <w:sz w:val="19"/>
+          <w:szCs w:val="19"/>
+          <w:shd w:val="clear" w:fill="000000"/>
+        </w:rPr>
+        <w:t>火/冰/风/电/全属性伤害减免（5条）：减免对应伤害</w:t>
+      </w:r>
+      <w:r>
+        <w:rPr>
+          <w:rFonts w:hint="eastAsia" w:ascii="Segoe UI" w:hAnsi="Segoe UI" w:eastAsia="宋体" w:cs="Segoe UI"/>
+          <w:i w:val="0"/>
+          <w:iCs w:val="0"/>
+          <w:caps w:val="0"/>
+          <w:color w:val="92D050"/>
+          <w:spacing w:val="0"/>
+          <w:sz w:val="19"/>
+          <w:szCs w:val="19"/>
+          <w:shd w:val="clear" w:fill="000000"/>
+          <w:lang w:val="en-US" w:eastAsia="zh-CN"/>
+        </w:rPr>
+        <w:t>，万分比</w:t>
+      </w:r>
+      <w:r>
+        <w:rPr>
+          <w:rFonts w:hint="default" w:ascii="Segoe UI" w:hAnsi="Segoe UI" w:eastAsia="Segoe UI" w:cs="Segoe UI"/>
+          <w:i w:val="0"/>
+          <w:iCs w:val="0"/>
+          <w:caps w:val="0"/>
+          <w:color w:val="92D050"/>
+          <w:spacing w:val="0"/>
+          <w:sz w:val="19"/>
+          <w:szCs w:val="19"/>
+          <w:shd w:val="clear" w:fill="000000"/>
+          <w:lang w:val="en-US"/>
+        </w:rPr>
+        <w:t>;</w:t>
+      </w:r>
+    </w:p>
+    <w:p>
+      <w:pPr>
+        <w:keepNext w:val="0"/>
+        <w:keepLines w:val="0"/>
+        <w:widowControl/>
+        <w:suppressLineNumbers w:val="0"/>
+        <w:pBdr>
+          <w:top w:val="none" w:color="6FC3DF" w:sz="0" w:space="0"/>
+          <w:left w:val="none" w:color="6FC3DF" w:sz="0" w:space="0"/>
+          <w:bottom w:val="none" w:color="6FC3DF" w:sz="0" w:space="0"/>
+          <w:right w:val="none" w:color="6FC3DF" w:sz="0" w:space="0"/>
+        </w:pBdr>
+        <w:shd w:val="clear" w:fill="000000"/>
+        <w:ind w:left="0" w:firstLine="0"/>
+        <w:rPr>
+          <w:rFonts w:hint="default" w:ascii="Segoe UI" w:hAnsi="Segoe UI" w:eastAsia="Segoe UI" w:cs="Segoe UI"/>
+          <w:i w:val="0"/>
+          <w:iCs w:val="0"/>
+          <w:caps w:val="0"/>
+          <w:color w:val="92D050"/>
+          <w:spacing w:val="0"/>
+          <w:sz w:val="19"/>
+          <w:szCs w:val="19"/>
+          <w:shd w:val="clear" w:fill="000000"/>
+          <w:lang w:val="en-US"/>
+        </w:rPr>
+      </w:pPr>
+      <w:r>
+        <w:rPr>
+          <w:rFonts w:hint="default" w:ascii="Segoe UI" w:hAnsi="Segoe UI" w:eastAsia="Segoe UI" w:cs="Segoe UI"/>
+          <w:i w:val="0"/>
+          <w:iCs w:val="0"/>
+          <w:caps w:val="0"/>
+          <w:color w:val="92D050"/>
+          <w:spacing w:val="0"/>
+          <w:sz w:val="19"/>
+          <w:szCs w:val="19"/>
+          <w:shd w:val="clear" w:fill="000000"/>
+        </w:rPr>
+        <w:t>生命百分比加成：基础生命值加成</w:t>
+      </w:r>
+      <w:r>
+        <w:rPr>
+          <w:rFonts w:hint="eastAsia" w:ascii="Segoe UI" w:hAnsi="Segoe UI" w:eastAsia="宋体" w:cs="Segoe UI"/>
+          <w:i w:val="0"/>
+          <w:iCs w:val="0"/>
+          <w:caps w:val="0"/>
+          <w:color w:val="92D050"/>
+          <w:spacing w:val="0"/>
+          <w:sz w:val="19"/>
+          <w:szCs w:val="19"/>
+          <w:shd w:val="clear" w:fill="000000"/>
+          <w:lang w:val="en-US" w:eastAsia="zh-CN"/>
+        </w:rPr>
+        <w:t>，万分比</w:t>
+      </w:r>
+      <w:r>
+        <w:rPr>
+          <w:rFonts w:hint="default" w:ascii="Segoe UI" w:hAnsi="Segoe UI" w:eastAsia="Segoe UI" w:cs="Segoe UI"/>
+          <w:i w:val="0"/>
+          <w:iCs w:val="0"/>
+          <w:caps w:val="0"/>
+          <w:color w:val="92D050"/>
+          <w:spacing w:val="0"/>
+          <w:sz w:val="19"/>
+          <w:szCs w:val="19"/>
+          <w:shd w:val="clear" w:fill="000000"/>
+          <w:lang w:val="en-US"/>
+        </w:rPr>
+        <w:t>;</w:t>
+      </w:r>
+    </w:p>
+    <w:p>
+      <w:pPr>
+        <w:keepNext w:val="0"/>
+        <w:keepLines w:val="0"/>
+        <w:widowControl/>
+        <w:suppressLineNumbers w:val="0"/>
+        <w:pBdr>
+          <w:top w:val="none" w:color="6FC3DF" w:sz="0" w:space="0"/>
+          <w:left w:val="none" w:color="6FC3DF" w:sz="0" w:space="0"/>
+          <w:bottom w:val="none" w:color="6FC3DF" w:sz="0" w:space="0"/>
+          <w:right w:val="none" w:color="6FC3DF" w:sz="0" w:space="0"/>
+        </w:pBdr>
+        <w:shd w:val="clear" w:fill="000000"/>
+        <w:ind w:left="0" w:firstLine="0"/>
+        <w:rPr>
+          <w:rFonts w:hint="default" w:ascii="Segoe UI" w:hAnsi="Segoe UI" w:eastAsia="Segoe UI" w:cs="Segoe UI"/>
+          <w:i w:val="0"/>
+          <w:iCs w:val="0"/>
+          <w:caps w:val="0"/>
+          <w:color w:val="92D050"/>
+          <w:spacing w:val="0"/>
+          <w:sz w:val="19"/>
+          <w:szCs w:val="19"/>
+          <w:shd w:val="clear" w:fill="000000"/>
+          <w:lang w:val="en-US"/>
+        </w:rPr>
+      </w:pPr>
+      <w:r>
+        <w:rPr>
+          <w:rFonts w:hint="default" w:ascii="Segoe UI" w:hAnsi="Segoe UI" w:eastAsia="Segoe UI" w:cs="Segoe UI"/>
+          <w:i w:val="0"/>
+          <w:iCs w:val="0"/>
+          <w:caps w:val="0"/>
+          <w:color w:val="92D050"/>
+          <w:spacing w:val="0"/>
+          <w:sz w:val="19"/>
+          <w:szCs w:val="19"/>
+          <w:shd w:val="clear" w:fill="000000"/>
+        </w:rPr>
+        <w:t>攻击百分比加成：基础攻击力加成</w:t>
+      </w:r>
+      <w:r>
+        <w:rPr>
+          <w:rFonts w:hint="eastAsia" w:ascii="Segoe UI" w:hAnsi="Segoe UI" w:eastAsia="宋体" w:cs="Segoe UI"/>
+          <w:i w:val="0"/>
+          <w:iCs w:val="0"/>
+          <w:caps w:val="0"/>
+          <w:color w:val="92D050"/>
+          <w:spacing w:val="0"/>
+          <w:sz w:val="19"/>
+          <w:szCs w:val="19"/>
+          <w:shd w:val="clear" w:fill="000000"/>
+          <w:lang w:val="en-US" w:eastAsia="zh-CN"/>
+        </w:rPr>
+        <w:t>，万分比</w:t>
+      </w:r>
+      <w:r>
+        <w:rPr>
+          <w:rFonts w:hint="default" w:ascii="Segoe UI" w:hAnsi="Segoe UI" w:eastAsia="Segoe UI" w:cs="Segoe UI"/>
+          <w:i w:val="0"/>
+          <w:iCs w:val="0"/>
+          <w:caps w:val="0"/>
+          <w:color w:val="92D050"/>
+          <w:spacing w:val="0"/>
+          <w:sz w:val="19"/>
+          <w:szCs w:val="19"/>
+          <w:shd w:val="clear" w:fill="000000"/>
+          <w:lang w:val="en-US"/>
+        </w:rPr>
+        <w:t>;</w:t>
+      </w:r>
+    </w:p>
+    <w:p>
+      <w:pPr>
+        <w:keepNext w:val="0"/>
+        <w:keepLines w:val="0"/>
+        <w:widowControl/>
+        <w:suppressLineNumbers w:val="0"/>
+        <w:pBdr>
+          <w:top w:val="none" w:color="6FC3DF" w:sz="0" w:space="0"/>
+          <w:left w:val="none" w:color="6FC3DF" w:sz="0" w:space="0"/>
+          <w:bottom w:val="none" w:color="6FC3DF" w:sz="0" w:space="0"/>
+          <w:right w:val="none" w:color="6FC3DF" w:sz="0" w:space="0"/>
+        </w:pBdr>
+        <w:shd w:val="clear" w:fill="000000"/>
+        <w:ind w:left="0" w:firstLine="0"/>
+        <w:rPr>
+          <w:rFonts w:hint="default" w:ascii="Segoe UI" w:hAnsi="Segoe UI" w:eastAsia="Segoe UI" w:cs="Segoe UI"/>
+          <w:i w:val="0"/>
+          <w:iCs w:val="0"/>
+          <w:caps w:val="0"/>
+          <w:color w:val="92D050"/>
+          <w:spacing w:val="0"/>
+          <w:sz w:val="19"/>
+          <w:szCs w:val="19"/>
+          <w:shd w:val="clear" w:fill="000000"/>
+          <w:lang w:val="en-US"/>
+        </w:rPr>
+      </w:pPr>
+      <w:r>
+        <w:rPr>
+          <w:rFonts w:hint="default" w:ascii="Segoe UI" w:hAnsi="Segoe UI" w:eastAsia="Segoe UI" w:cs="Segoe UI"/>
+          <w:i w:val="0"/>
+          <w:iCs w:val="0"/>
+          <w:caps w:val="0"/>
+          <w:color w:val="92D050"/>
+          <w:spacing w:val="0"/>
+          <w:sz w:val="19"/>
+          <w:szCs w:val="19"/>
+          <w:shd w:val="clear" w:fill="000000"/>
+        </w:rPr>
+        <w:t>对首领伤害：对boss单位增伤</w:t>
+      </w:r>
+      <w:r>
+        <w:rPr>
+          <w:rFonts w:hint="eastAsia" w:ascii="Segoe UI" w:hAnsi="Segoe UI" w:eastAsia="宋体" w:cs="Segoe UI"/>
+          <w:i w:val="0"/>
+          <w:iCs w:val="0"/>
+          <w:caps w:val="0"/>
+          <w:color w:val="92D050"/>
+          <w:spacing w:val="0"/>
+          <w:sz w:val="19"/>
+          <w:szCs w:val="19"/>
+          <w:shd w:val="clear" w:fill="000000"/>
+          <w:lang w:val="en-US" w:eastAsia="zh-CN"/>
+        </w:rPr>
+        <w:t>，万分比</w:t>
+      </w:r>
+      <w:r>
+        <w:rPr>
+          <w:rFonts w:hint="default" w:ascii="Segoe UI" w:hAnsi="Segoe UI" w:eastAsia="Segoe UI" w:cs="Segoe UI"/>
+          <w:i w:val="0"/>
+          <w:iCs w:val="0"/>
+          <w:caps w:val="0"/>
+          <w:color w:val="92D050"/>
+          <w:spacing w:val="0"/>
+          <w:sz w:val="19"/>
+          <w:szCs w:val="19"/>
+          <w:shd w:val="clear" w:fill="000000"/>
+          <w:lang w:val="en-US"/>
+        </w:rPr>
+        <w:t>;</w:t>
+      </w:r>
+    </w:p>
+    <w:p>
+      <w:pPr>
+        <w:keepNext w:val="0"/>
+        <w:keepLines w:val="0"/>
+        <w:widowControl/>
+        <w:suppressLineNumbers w:val="0"/>
+        <w:pBdr>
+          <w:top w:val="none" w:color="6FC3DF" w:sz="0" w:space="0"/>
+          <w:left w:val="none" w:color="6FC3DF" w:sz="0" w:space="0"/>
+          <w:bottom w:val="none" w:color="6FC3DF" w:sz="0" w:space="0"/>
+          <w:right w:val="none" w:color="6FC3DF" w:sz="0" w:space="0"/>
+        </w:pBdr>
+        <w:shd w:val="clear" w:fill="000000"/>
+        <w:ind w:left="0" w:firstLine="0"/>
+        <w:rPr>
+          <w:rFonts w:hint="default" w:ascii="Segoe UI" w:hAnsi="Segoe UI" w:eastAsia="Segoe UI" w:cs="Segoe UI"/>
+          <w:i w:val="0"/>
+          <w:iCs w:val="0"/>
+          <w:caps w:val="0"/>
+          <w:color w:val="92D050"/>
+          <w:spacing w:val="0"/>
+          <w:sz w:val="19"/>
+          <w:szCs w:val="19"/>
+          <w:shd w:val="clear" w:fill="000000"/>
+          <w:lang w:val="en-US"/>
+        </w:rPr>
+      </w:pPr>
+      <w:r>
+        <w:rPr>
+          <w:rFonts w:hint="default" w:ascii="Segoe UI" w:hAnsi="Segoe UI" w:eastAsia="Segoe UI" w:cs="Segoe UI"/>
+          <w:i w:val="0"/>
+          <w:iCs w:val="0"/>
+          <w:caps w:val="0"/>
+          <w:color w:val="92D050"/>
+          <w:spacing w:val="0"/>
+          <w:sz w:val="19"/>
+          <w:szCs w:val="19"/>
+          <w:shd w:val="clear" w:fill="000000"/>
+        </w:rPr>
+        <w:t>对精英伤害：对精英单位增伤</w:t>
+      </w:r>
+      <w:r>
+        <w:rPr>
+          <w:rFonts w:hint="eastAsia" w:ascii="Segoe UI" w:hAnsi="Segoe UI" w:eastAsia="宋体" w:cs="Segoe UI"/>
+          <w:i w:val="0"/>
+          <w:iCs w:val="0"/>
+          <w:caps w:val="0"/>
+          <w:color w:val="92D050"/>
+          <w:spacing w:val="0"/>
+          <w:sz w:val="19"/>
+          <w:szCs w:val="19"/>
+          <w:shd w:val="clear" w:fill="000000"/>
+          <w:lang w:val="en-US" w:eastAsia="zh-CN"/>
+        </w:rPr>
+        <w:t>，万分比</w:t>
+      </w:r>
+      <w:r>
+        <w:rPr>
+          <w:rFonts w:hint="default" w:ascii="Segoe UI" w:hAnsi="Segoe UI" w:eastAsia="Segoe UI" w:cs="Segoe UI"/>
+          <w:i w:val="0"/>
+          <w:iCs w:val="0"/>
+          <w:caps w:val="0"/>
+          <w:color w:val="92D050"/>
+          <w:spacing w:val="0"/>
+          <w:sz w:val="19"/>
+          <w:szCs w:val="19"/>
+          <w:shd w:val="clear" w:fill="000000"/>
+          <w:lang w:val="en-US"/>
+        </w:rPr>
+        <w:t>;</w:t>
+      </w:r>
+    </w:p>
+    <w:p>
+      <w:pPr>
+        <w:keepNext w:val="0"/>
+        <w:keepLines w:val="0"/>
+        <w:widowControl/>
+        <w:suppressLineNumbers w:val="0"/>
+        <w:pBdr>
+          <w:top w:val="none" w:color="6FC3DF" w:sz="0" w:space="0"/>
+          <w:left w:val="none" w:color="6FC3DF" w:sz="0" w:space="0"/>
+          <w:bottom w:val="none" w:color="6FC3DF" w:sz="0" w:space="0"/>
+          <w:right w:val="none" w:color="6FC3DF" w:sz="0" w:space="0"/>
+        </w:pBdr>
+        <w:shd w:val="clear" w:fill="000000"/>
+        <w:ind w:left="0" w:firstLine="0"/>
+        <w:rPr>
+          <w:rFonts w:hint="default" w:ascii="Segoe UI" w:hAnsi="Segoe UI" w:eastAsia="宋体" w:cs="Segoe UI"/>
+          <w:i w:val="0"/>
+          <w:iCs w:val="0"/>
+          <w:caps w:val="0"/>
+          <w:color w:val="92D050"/>
+          <w:spacing w:val="0"/>
+          <w:sz w:val="19"/>
+          <w:szCs w:val="19"/>
+          <w:shd w:val="clear" w:fill="000000"/>
+          <w:lang w:val="en-US" w:eastAsia="zh-CN"/>
+        </w:rPr>
+      </w:pPr>
+      <w:r>
+        <w:rPr>
+          <w:rFonts w:hint="default" w:ascii="Segoe UI" w:hAnsi="Segoe UI" w:eastAsia="Segoe UI" w:cs="Segoe UI"/>
+          <w:i w:val="0"/>
+          <w:iCs w:val="0"/>
+          <w:caps w:val="0"/>
+          <w:color w:val="92D050"/>
+          <w:spacing w:val="0"/>
+          <w:sz w:val="19"/>
+          <w:szCs w:val="19"/>
+          <w:shd w:val="clear" w:fill="000000"/>
+        </w:rPr>
+        <w:t>护盾值：进入战斗时，获得的护盾值</w:t>
+      </w:r>
+      <w:r>
+        <w:rPr>
+          <w:rFonts w:hint="eastAsia" w:ascii="Segoe UI" w:hAnsi="Segoe UI" w:eastAsia="宋体" w:cs="Segoe UI"/>
+          <w:i w:val="0"/>
+          <w:iCs w:val="0"/>
+          <w:caps w:val="0"/>
+          <w:color w:val="92D050"/>
+          <w:spacing w:val="0"/>
+          <w:sz w:val="19"/>
+          <w:szCs w:val="19"/>
+          <w:shd w:val="clear" w:fill="000000"/>
+          <w:lang w:eastAsia="zh-CN"/>
+        </w:rPr>
+        <w:t>（</w:t>
+      </w:r>
+      <w:r>
+        <w:rPr>
+          <w:rFonts w:hint="eastAsia" w:ascii="Segoe UI" w:hAnsi="Segoe UI" w:eastAsia="宋体" w:cs="Segoe UI"/>
+          <w:i w:val="0"/>
+          <w:iCs w:val="0"/>
+          <w:caps w:val="0"/>
+          <w:color w:val="92D050"/>
+          <w:spacing w:val="0"/>
+          <w:sz w:val="19"/>
+          <w:szCs w:val="19"/>
+          <w:shd w:val="clear" w:fill="000000"/>
+          <w:lang w:val="en-US" w:eastAsia="zh-CN"/>
+        </w:rPr>
+        <w:t>护盾最大值等同于最大生命值</w:t>
+      </w:r>
+      <w:r>
+        <w:rPr>
+          <w:rFonts w:hint="eastAsia" w:ascii="Segoe UI" w:hAnsi="Segoe UI" w:eastAsia="宋体" w:cs="Segoe UI"/>
+          <w:i w:val="0"/>
+          <w:iCs w:val="0"/>
+          <w:caps w:val="0"/>
+          <w:color w:val="92D050"/>
+          <w:spacing w:val="0"/>
+          <w:sz w:val="19"/>
+          <w:szCs w:val="19"/>
+          <w:shd w:val="clear" w:fill="000000"/>
+          <w:lang w:eastAsia="zh-CN"/>
+        </w:rPr>
+        <w:t>）</w:t>
+      </w:r>
+      <w:r>
+        <w:rPr>
+          <w:rFonts w:hint="eastAsia" w:ascii="Segoe UI" w:hAnsi="Segoe UI" w:eastAsia="宋体" w:cs="Segoe UI"/>
+          <w:i w:val="0"/>
+          <w:iCs w:val="0"/>
+          <w:caps w:val="0"/>
+          <w:color w:val="92D050"/>
+          <w:spacing w:val="0"/>
+          <w:sz w:val="19"/>
+          <w:szCs w:val="19"/>
+          <w:shd w:val="clear" w:fill="000000"/>
+          <w:lang w:val="en-US" w:eastAsia="zh-CN"/>
+        </w:rPr>
+        <w:t>，非万分比</w:t>
+      </w:r>
+      <w:r>
+        <w:rPr>
+          <w:rFonts w:hint="default" w:ascii="Segoe UI" w:hAnsi="Segoe UI" w:eastAsia="宋体" w:cs="Segoe UI"/>
+          <w:i w:val="0"/>
+          <w:iCs w:val="0"/>
+          <w:caps w:val="0"/>
+          <w:color w:val="92D050"/>
+          <w:spacing w:val="0"/>
+          <w:sz w:val="19"/>
+          <w:szCs w:val="19"/>
+          <w:shd w:val="clear" w:fill="000000"/>
+          <w:lang w:val="en-US" w:eastAsia="zh-CN"/>
+        </w:rPr>
+        <w:t>;</w:t>
+      </w:r>
+    </w:p>
+    <w:p>
+      <w:pPr>
+        <w:keepNext w:val="0"/>
+        <w:keepLines w:val="0"/>
+        <w:widowControl/>
+        <w:suppressLineNumbers w:val="0"/>
+        <w:pBdr>
+          <w:top w:val="none" w:color="6FC3DF" w:sz="0" w:space="0"/>
+          <w:left w:val="none" w:color="6FC3DF" w:sz="0" w:space="0"/>
+          <w:bottom w:val="none" w:color="6FC3DF" w:sz="0" w:space="0"/>
+          <w:right w:val="none" w:color="6FC3DF" w:sz="0" w:space="0"/>
+        </w:pBdr>
+        <w:shd w:val="clear" w:fill="000000"/>
+        <w:ind w:left="0" w:firstLine="0"/>
+        <w:rPr>
+          <w:rFonts w:hint="default" w:ascii="Segoe UI" w:hAnsi="Segoe UI" w:eastAsia="宋体" w:cs="Segoe UI"/>
+          <w:i w:val="0"/>
+          <w:iCs w:val="0"/>
+          <w:caps w:val="0"/>
+          <w:color w:val="92D050"/>
+          <w:spacing w:val="0"/>
+          <w:sz w:val="19"/>
+          <w:szCs w:val="19"/>
+          <w:shd w:val="clear" w:fill="000000"/>
+          <w:lang w:val="en-US" w:eastAsia="zh-CN"/>
+        </w:rPr>
+      </w:pPr>
+      <w:r>
+        <w:rPr>
+          <w:rFonts w:hint="default" w:ascii="Segoe UI" w:hAnsi="Segoe UI" w:eastAsia="Segoe UI" w:cs="Segoe UI"/>
+          <w:i w:val="0"/>
+          <w:iCs w:val="0"/>
+          <w:caps w:val="0"/>
+          <w:color w:val="92D050"/>
+          <w:spacing w:val="0"/>
+          <w:sz w:val="19"/>
+          <w:szCs w:val="19"/>
+          <w:shd w:val="clear" w:fill="000000"/>
+        </w:rPr>
+        <w:t>暴击率</w:t>
+      </w:r>
+      <w:r>
+        <w:rPr>
+          <w:rFonts w:hint="eastAsia" w:ascii="Segoe UI" w:hAnsi="Segoe UI" w:eastAsia="宋体" w:cs="Segoe UI"/>
+          <w:i w:val="0"/>
+          <w:iCs w:val="0"/>
+          <w:caps w:val="0"/>
+          <w:color w:val="92D050"/>
+          <w:spacing w:val="0"/>
+          <w:sz w:val="19"/>
+          <w:szCs w:val="19"/>
+          <w:shd w:val="clear" w:fill="000000"/>
+          <w:lang w:eastAsia="zh-CN"/>
+        </w:rPr>
+        <w:t>：</w:t>
+      </w:r>
+      <w:r>
+        <w:rPr>
+          <w:rFonts w:hint="eastAsia" w:ascii="Segoe UI" w:hAnsi="Segoe UI" w:eastAsia="宋体" w:cs="Segoe UI"/>
+          <w:i w:val="0"/>
+          <w:iCs w:val="0"/>
+          <w:caps w:val="0"/>
+          <w:color w:val="92D050"/>
+          <w:spacing w:val="0"/>
+          <w:sz w:val="19"/>
+          <w:szCs w:val="19"/>
+          <w:shd w:val="clear" w:fill="000000"/>
+          <w:lang w:val="en-US" w:eastAsia="zh-CN"/>
+        </w:rPr>
+        <w:t>伤害暴击的概率，万分比</w:t>
+      </w:r>
+      <w:r>
+        <w:rPr>
+          <w:rFonts w:hint="default" w:ascii="Segoe UI" w:hAnsi="Segoe UI" w:eastAsia="宋体" w:cs="Segoe UI"/>
+          <w:i w:val="0"/>
+          <w:iCs w:val="0"/>
+          <w:caps w:val="0"/>
+          <w:color w:val="92D050"/>
+          <w:spacing w:val="0"/>
+          <w:sz w:val="19"/>
+          <w:szCs w:val="19"/>
+          <w:shd w:val="clear" w:fill="000000"/>
+          <w:lang w:val="en-US" w:eastAsia="zh-CN"/>
+        </w:rPr>
+        <w:t>;</w:t>
+      </w:r>
+    </w:p>
+    <w:p>
+      <w:pPr>
+        <w:keepNext w:val="0"/>
+        <w:keepLines w:val="0"/>
+        <w:widowControl/>
+        <w:suppressLineNumbers w:val="0"/>
+        <w:pBdr>
+          <w:top w:val="none" w:color="6FC3DF" w:sz="0" w:space="0"/>
+          <w:left w:val="none" w:color="6FC3DF" w:sz="0" w:space="0"/>
+          <w:bottom w:val="none" w:color="6FC3DF" w:sz="0" w:space="0"/>
+          <w:right w:val="none" w:color="6FC3DF" w:sz="0" w:space="0"/>
+        </w:pBdr>
+        <w:shd w:val="clear" w:fill="000000"/>
+        <w:ind w:left="0" w:firstLine="0"/>
+        <w:rPr>
+          <w:rFonts w:hint="default" w:ascii="Segoe UI" w:hAnsi="Segoe UI" w:eastAsia="宋体" w:cs="Segoe UI"/>
+          <w:i w:val="0"/>
+          <w:iCs w:val="0"/>
+          <w:caps w:val="0"/>
+          <w:color w:val="92D050"/>
+          <w:spacing w:val="0"/>
+          <w:sz w:val="19"/>
+          <w:szCs w:val="19"/>
+          <w:shd w:val="clear" w:fill="000000"/>
+          <w:lang w:val="en-US" w:eastAsia="zh-CN"/>
+        </w:rPr>
+      </w:pPr>
+      <w:r>
+        <w:rPr>
+          <w:rFonts w:hint="default" w:ascii="Segoe UI" w:hAnsi="Segoe UI" w:eastAsia="Segoe UI" w:cs="Segoe UI"/>
+          <w:i w:val="0"/>
+          <w:iCs w:val="0"/>
+          <w:caps w:val="0"/>
+          <w:color w:val="92D050"/>
+          <w:spacing w:val="0"/>
+          <w:sz w:val="19"/>
+          <w:szCs w:val="19"/>
+          <w:shd w:val="clear" w:fill="000000"/>
+        </w:rPr>
+        <w:t>暴击伤害</w:t>
+      </w:r>
+      <w:r>
+        <w:rPr>
+          <w:rFonts w:hint="eastAsia" w:ascii="Segoe UI" w:hAnsi="Segoe UI" w:eastAsia="宋体" w:cs="Segoe UI"/>
+          <w:i w:val="0"/>
+          <w:iCs w:val="0"/>
+          <w:caps w:val="0"/>
+          <w:color w:val="92D050"/>
+          <w:spacing w:val="0"/>
+          <w:sz w:val="19"/>
+          <w:szCs w:val="19"/>
+          <w:shd w:val="clear" w:fill="000000"/>
+          <w:lang w:eastAsia="zh-CN"/>
+        </w:rPr>
+        <w:t>：</w:t>
+      </w:r>
+      <w:r>
+        <w:rPr>
+          <w:rFonts w:hint="eastAsia" w:ascii="Segoe UI" w:hAnsi="Segoe UI" w:eastAsia="宋体" w:cs="Segoe UI"/>
+          <w:i w:val="0"/>
+          <w:iCs w:val="0"/>
+          <w:caps w:val="0"/>
+          <w:color w:val="92D050"/>
+          <w:spacing w:val="0"/>
+          <w:sz w:val="19"/>
+          <w:szCs w:val="19"/>
+          <w:shd w:val="clear" w:fill="000000"/>
+          <w:lang w:val="en-US" w:eastAsia="zh-CN"/>
+        </w:rPr>
+        <w:t>伤害暴击时的增伤，万分比</w:t>
+      </w:r>
+      <w:r>
+        <w:rPr>
+          <w:rFonts w:hint="default" w:ascii="Segoe UI" w:hAnsi="Segoe UI" w:eastAsia="宋体" w:cs="Segoe UI"/>
+          <w:i w:val="0"/>
+          <w:iCs w:val="0"/>
+          <w:caps w:val="0"/>
+          <w:color w:val="92D050"/>
+          <w:spacing w:val="0"/>
+          <w:sz w:val="19"/>
+          <w:szCs w:val="19"/>
+          <w:shd w:val="clear" w:fill="000000"/>
+          <w:lang w:val="en-US" w:eastAsia="zh-CN"/>
+        </w:rPr>
+        <w:t>;</w:t>
+      </w:r>
+    </w:p>
+    <w:p>
+      <w:pPr>
+        <w:keepNext w:val="0"/>
+        <w:keepLines w:val="0"/>
+        <w:widowControl/>
+        <w:suppressLineNumbers w:val="0"/>
+        <w:pBdr>
+          <w:top w:val="none" w:color="6FC3DF" w:sz="0" w:space="0"/>
+          <w:left w:val="none" w:color="6FC3DF" w:sz="0" w:space="0"/>
+          <w:bottom w:val="none" w:color="6FC3DF" w:sz="0" w:space="0"/>
+          <w:right w:val="none" w:color="6FC3DF" w:sz="0" w:space="0"/>
+        </w:pBdr>
+        <w:shd w:val="clear" w:fill="000000"/>
+        <w:ind w:left="0" w:firstLine="0"/>
+        <w:rPr>
+          <w:rFonts w:hint="default" w:ascii="Segoe UI" w:hAnsi="Segoe UI" w:eastAsia="Segoe UI" w:cs="Segoe UI"/>
+          <w:i w:val="0"/>
+          <w:iCs w:val="0"/>
+          <w:caps w:val="0"/>
+          <w:color w:val="92D050"/>
+          <w:spacing w:val="0"/>
+          <w:sz w:val="19"/>
+          <w:szCs w:val="19"/>
+          <w:shd w:val="clear" w:fill="000000"/>
+          <w:lang w:val="en-US"/>
+        </w:rPr>
+      </w:pPr>
+      <w:r>
+        <w:rPr>
+          <w:rFonts w:hint="default" w:ascii="Segoe UI" w:hAnsi="Segoe UI" w:eastAsia="Segoe UI" w:cs="Segoe UI"/>
+          <w:i w:val="0"/>
+          <w:iCs w:val="0"/>
+          <w:caps w:val="0"/>
+          <w:color w:val="92D050"/>
+          <w:spacing w:val="0"/>
+          <w:sz w:val="19"/>
+          <w:szCs w:val="19"/>
+          <w:shd w:val="clear" w:fill="000000"/>
+        </w:rPr>
+        <w:t>暴击抵抗：抵抗暴击</w:t>
+      </w:r>
+      <w:r>
+        <w:rPr>
+          <w:rFonts w:hint="eastAsia" w:ascii="Segoe UI" w:hAnsi="Segoe UI" w:eastAsia="宋体" w:cs="Segoe UI"/>
+          <w:i w:val="0"/>
+          <w:iCs w:val="0"/>
+          <w:caps w:val="0"/>
+          <w:color w:val="92D050"/>
+          <w:spacing w:val="0"/>
+          <w:sz w:val="19"/>
+          <w:szCs w:val="19"/>
+          <w:shd w:val="clear" w:fill="000000"/>
+          <w:lang w:val="en-US" w:eastAsia="zh-CN"/>
+        </w:rPr>
+        <w:t>，万分比</w:t>
+      </w:r>
+      <w:r>
+        <w:rPr>
+          <w:rFonts w:hint="default" w:ascii="Segoe UI" w:hAnsi="Segoe UI" w:eastAsia="Segoe UI" w:cs="Segoe UI"/>
+          <w:i w:val="0"/>
+          <w:iCs w:val="0"/>
+          <w:caps w:val="0"/>
+          <w:color w:val="92D050"/>
+          <w:spacing w:val="0"/>
+          <w:sz w:val="19"/>
+          <w:szCs w:val="19"/>
+          <w:shd w:val="clear" w:fill="000000"/>
+          <w:lang w:val="en-US"/>
+        </w:rPr>
+        <w:t>;</w:t>
+      </w:r>
+    </w:p>
+    <w:p>
+      <w:pPr>
+        <w:keepNext w:val="0"/>
+        <w:keepLines w:val="0"/>
+        <w:widowControl/>
+        <w:suppressLineNumbers w:val="0"/>
+        <w:pBdr>
+          <w:top w:val="none" w:color="6FC3DF" w:sz="0" w:space="0"/>
+          <w:left w:val="none" w:color="6FC3DF" w:sz="0" w:space="0"/>
+          <w:bottom w:val="none" w:color="6FC3DF" w:sz="0" w:space="0"/>
+          <w:right w:val="none" w:color="6FC3DF" w:sz="0" w:space="0"/>
+        </w:pBdr>
+        <w:shd w:val="clear" w:fill="000000"/>
+        <w:ind w:left="0" w:firstLine="0"/>
+        <w:rPr>
+          <w:rFonts w:hint="default" w:ascii="Segoe UI" w:hAnsi="Segoe UI" w:eastAsia="Segoe UI" w:cs="Segoe UI"/>
+          <w:i w:val="0"/>
+          <w:iCs w:val="0"/>
+          <w:caps w:val="0"/>
+          <w:color w:val="92D050"/>
+          <w:spacing w:val="0"/>
+          <w:sz w:val="19"/>
+          <w:szCs w:val="19"/>
+          <w:shd w:val="clear" w:fill="000000"/>
+          <w:lang w:val="en-US"/>
+        </w:rPr>
+      </w:pPr>
+      <w:r>
+        <w:rPr>
+          <w:rFonts w:hint="default" w:ascii="Segoe UI" w:hAnsi="Segoe UI" w:eastAsia="Segoe UI" w:cs="Segoe UI"/>
+          <w:i w:val="0"/>
+          <w:iCs w:val="0"/>
+          <w:caps w:val="0"/>
+          <w:color w:val="92D050"/>
+          <w:spacing w:val="0"/>
+          <w:sz w:val="19"/>
+          <w:szCs w:val="19"/>
+          <w:shd w:val="clear" w:fill="000000"/>
+        </w:rPr>
+        <w:t>暴击伤害抵抗：抵抗暴击伤害</w:t>
+      </w:r>
+      <w:r>
+        <w:rPr>
+          <w:rFonts w:hint="eastAsia" w:ascii="Segoe UI" w:hAnsi="Segoe UI" w:eastAsia="宋体" w:cs="Segoe UI"/>
+          <w:i w:val="0"/>
+          <w:iCs w:val="0"/>
+          <w:caps w:val="0"/>
+          <w:color w:val="92D050"/>
+          <w:spacing w:val="0"/>
+          <w:sz w:val="19"/>
+          <w:szCs w:val="19"/>
+          <w:shd w:val="clear" w:fill="000000"/>
+          <w:lang w:val="en-US" w:eastAsia="zh-CN"/>
+        </w:rPr>
+        <w:t>，万分比</w:t>
+      </w:r>
+      <w:r>
+        <w:rPr>
+          <w:rFonts w:hint="default" w:ascii="Segoe UI" w:hAnsi="Segoe UI" w:eastAsia="Segoe UI" w:cs="Segoe UI"/>
+          <w:i w:val="0"/>
+          <w:iCs w:val="0"/>
+          <w:caps w:val="0"/>
+          <w:color w:val="92D050"/>
+          <w:spacing w:val="0"/>
+          <w:sz w:val="19"/>
+          <w:szCs w:val="19"/>
+          <w:shd w:val="clear" w:fill="000000"/>
+          <w:lang w:val="en-US"/>
+        </w:rPr>
+        <w:t>;</w:t>
+      </w:r>
+    </w:p>
+    <w:p>
+      <w:pPr>
+        <w:keepNext w:val="0"/>
+        <w:keepLines w:val="0"/>
+        <w:widowControl/>
+        <w:suppressLineNumbers w:val="0"/>
+        <w:pBdr>
+          <w:top w:val="none" w:color="6FC3DF" w:sz="0" w:space="0"/>
+          <w:left w:val="none" w:color="6FC3DF" w:sz="0" w:space="0"/>
+          <w:bottom w:val="none" w:color="6FC3DF" w:sz="0" w:space="0"/>
+          <w:right w:val="none" w:color="6FC3DF" w:sz="0" w:space="0"/>
+        </w:pBdr>
+        <w:shd w:val="clear" w:fill="000000"/>
+        <w:ind w:left="0" w:firstLine="0"/>
+        <w:rPr>
+          <w:rFonts w:hint="default" w:ascii="Segoe UI" w:hAnsi="Segoe UI" w:eastAsia="宋体" w:cs="Segoe UI"/>
+          <w:i w:val="0"/>
+          <w:iCs w:val="0"/>
+          <w:caps w:val="0"/>
+          <w:color w:val="92D050"/>
+          <w:spacing w:val="0"/>
+          <w:sz w:val="19"/>
+          <w:szCs w:val="19"/>
+          <w:shd w:val="clear" w:fill="000000"/>
+          <w:lang w:val="en-US" w:eastAsia="zh-CN"/>
+        </w:rPr>
+      </w:pPr>
+      <w:r>
+        <w:rPr>
+          <w:rFonts w:hint="default" w:ascii="Segoe UI" w:hAnsi="Segoe UI" w:eastAsia="Segoe UI" w:cs="Segoe UI"/>
+          <w:i w:val="0"/>
+          <w:iCs w:val="0"/>
+          <w:caps w:val="0"/>
+          <w:color w:val="92D050"/>
+          <w:spacing w:val="0"/>
+          <w:sz w:val="19"/>
+          <w:szCs w:val="19"/>
+          <w:shd w:val="clear" w:fill="000000"/>
+        </w:rPr>
+        <w:t>命中率</w:t>
+      </w:r>
+      <w:r>
+        <w:rPr>
+          <w:rFonts w:hint="eastAsia" w:ascii="Segoe UI" w:hAnsi="Segoe UI" w:eastAsia="宋体" w:cs="Segoe UI"/>
+          <w:i w:val="0"/>
+          <w:iCs w:val="0"/>
+          <w:caps w:val="0"/>
+          <w:color w:val="92D050"/>
+          <w:spacing w:val="0"/>
+          <w:sz w:val="19"/>
+          <w:szCs w:val="19"/>
+          <w:shd w:val="clear" w:fill="000000"/>
+          <w:lang w:eastAsia="zh-CN"/>
+        </w:rPr>
+        <w:t>：</w:t>
+      </w:r>
+      <w:r>
+        <w:rPr>
+          <w:rFonts w:hint="eastAsia" w:ascii="Segoe UI" w:hAnsi="Segoe UI" w:eastAsia="宋体" w:cs="Segoe UI"/>
+          <w:i w:val="0"/>
+          <w:iCs w:val="0"/>
+          <w:caps w:val="0"/>
+          <w:color w:val="92D050"/>
+          <w:spacing w:val="0"/>
+          <w:sz w:val="19"/>
+          <w:szCs w:val="19"/>
+          <w:shd w:val="clear" w:fill="000000"/>
+          <w:lang w:val="en-US" w:eastAsia="zh-CN"/>
+        </w:rPr>
+        <w:t>攻击的命中概率，万分比</w:t>
+      </w:r>
+      <w:r>
+        <w:rPr>
+          <w:rFonts w:hint="default" w:ascii="Segoe UI" w:hAnsi="Segoe UI" w:eastAsia="宋体" w:cs="Segoe UI"/>
+          <w:i w:val="0"/>
+          <w:iCs w:val="0"/>
+          <w:caps w:val="0"/>
+          <w:color w:val="92D050"/>
+          <w:spacing w:val="0"/>
+          <w:sz w:val="19"/>
+          <w:szCs w:val="19"/>
+          <w:shd w:val="clear" w:fill="000000"/>
+          <w:lang w:val="en-US" w:eastAsia="zh-CN"/>
+        </w:rPr>
+        <w:t>;</w:t>
+      </w:r>
+    </w:p>
+    <w:p>
+      <w:pPr>
+        <w:keepNext w:val="0"/>
+        <w:keepLines w:val="0"/>
+        <w:widowControl/>
+        <w:suppressLineNumbers w:val="0"/>
+        <w:pBdr>
+          <w:top w:val="none" w:color="6FC3DF" w:sz="0" w:space="0"/>
+          <w:left w:val="none" w:color="6FC3DF" w:sz="0" w:space="0"/>
+          <w:bottom w:val="none" w:color="6FC3DF" w:sz="0" w:space="0"/>
+          <w:right w:val="none" w:color="6FC3DF" w:sz="0" w:space="0"/>
+        </w:pBdr>
+        <w:shd w:val="clear" w:fill="000000"/>
+        <w:ind w:left="0" w:firstLine="0"/>
+        <w:rPr>
+          <w:rFonts w:hint="default" w:ascii="Segoe UI" w:hAnsi="Segoe UI" w:eastAsia="宋体" w:cs="Segoe UI"/>
+          <w:i w:val="0"/>
+          <w:iCs w:val="0"/>
+          <w:caps w:val="0"/>
+          <w:color w:val="92D050"/>
+          <w:spacing w:val="0"/>
+          <w:sz w:val="19"/>
+          <w:szCs w:val="19"/>
+          <w:shd w:val="clear" w:fill="000000"/>
+          <w:lang w:val="en-US" w:eastAsia="zh-CN"/>
+        </w:rPr>
+      </w:pPr>
+      <w:r>
+        <w:rPr>
+          <w:rFonts w:hint="default" w:ascii="Segoe UI" w:hAnsi="Segoe UI" w:eastAsia="Segoe UI" w:cs="Segoe UI"/>
+          <w:i w:val="0"/>
+          <w:iCs w:val="0"/>
+          <w:caps w:val="0"/>
+          <w:color w:val="92D050"/>
+          <w:spacing w:val="0"/>
+          <w:sz w:val="19"/>
+          <w:szCs w:val="19"/>
+          <w:shd w:val="clear" w:fill="000000"/>
+        </w:rPr>
+        <w:t>闪避率</w:t>
+      </w:r>
+      <w:r>
+        <w:rPr>
+          <w:rFonts w:hint="eastAsia" w:ascii="Segoe UI" w:hAnsi="Segoe UI" w:eastAsia="宋体" w:cs="Segoe UI"/>
+          <w:i w:val="0"/>
+          <w:iCs w:val="0"/>
+          <w:caps w:val="0"/>
+          <w:color w:val="92D050"/>
+          <w:spacing w:val="0"/>
+          <w:sz w:val="19"/>
+          <w:szCs w:val="19"/>
+          <w:shd w:val="clear" w:fill="000000"/>
+          <w:lang w:eastAsia="zh-CN"/>
+        </w:rPr>
+        <w:t>：</w:t>
+      </w:r>
+      <w:r>
+        <w:rPr>
+          <w:rFonts w:hint="eastAsia" w:ascii="Segoe UI" w:hAnsi="Segoe UI" w:eastAsia="宋体" w:cs="Segoe UI"/>
+          <w:i w:val="0"/>
+          <w:iCs w:val="0"/>
+          <w:caps w:val="0"/>
+          <w:color w:val="92D050"/>
+          <w:spacing w:val="0"/>
+          <w:sz w:val="19"/>
+          <w:szCs w:val="19"/>
+          <w:shd w:val="clear" w:fill="000000"/>
+          <w:lang w:val="en-US" w:eastAsia="zh-CN"/>
+        </w:rPr>
+        <w:t>被攻击时的躲闪概率，万分比</w:t>
+      </w:r>
+      <w:r>
+        <w:rPr>
+          <w:rFonts w:hint="default" w:ascii="Segoe UI" w:hAnsi="Segoe UI" w:eastAsia="宋体" w:cs="Segoe UI"/>
+          <w:i w:val="0"/>
+          <w:iCs w:val="0"/>
+          <w:caps w:val="0"/>
+          <w:color w:val="92D050"/>
+          <w:spacing w:val="0"/>
+          <w:sz w:val="19"/>
+          <w:szCs w:val="19"/>
+          <w:shd w:val="clear" w:fill="000000"/>
+          <w:lang w:val="en-US" w:eastAsia="zh-CN"/>
+        </w:rPr>
+        <w:t>;</w:t>
+      </w:r>
+    </w:p>
+    <w:p>
+      <w:pPr>
+        <w:keepNext w:val="0"/>
+        <w:keepLines w:val="0"/>
+        <w:widowControl/>
+        <w:suppressLineNumbers w:val="0"/>
         <w:shd w:val="clear" w:fill="1E1E2E"/>
         <w:spacing w:line="285" w:lineRule="atLeast"/>
         <w:jc w:val="left"/>
         <w:rPr>
-          <w:rFonts w:hint="eastAsia" w:ascii="Consolas" w:hAnsi="Consolas" w:eastAsia="Consolas" w:cs="Consolas"/>
-          <w:b w:val="0"/>
-          <w:bCs w:val="0"/>
-          <w:color w:val="92D050"/>
-          <w:kern w:val="0"/>
-          <w:sz w:val="21"/>
-          <w:szCs w:val="21"/>
-          <w:shd w:val="clear" w:fill="1E1E2E"/>
-          <w:lang w:val="en-US" w:eastAsia="zh-CN" w:bidi="ar"/>
-        </w:rPr>
-      </w:pPr>
-      <w:r>
-        <w:rPr>
-          <w:rFonts w:hint="eastAsia" w:ascii="Segoe UI" w:hAnsi="Segoe UI" w:eastAsia="宋体" w:cs="Segoe UI"/>
-          <w:i w:val="0"/>
-          <w:iCs w:val="0"/>
-          <w:caps w:val="0"/>
-          <w:color w:val="92D050"/>
-          <w:spacing w:val="0"/>
-          <w:sz w:val="19"/>
-          <w:szCs w:val="19"/>
-          <w:shd w:val="clear" w:fill="000000"/>
-          <w:lang w:val="en-US" w:eastAsia="zh-CN"/>
-        </w:rPr>
-        <w:t>之</w:t>
-      </w:r>
-      <w:r>
-        <w:rPr>
+          <w:rFonts w:hint="default" w:ascii="Segoe UI" w:hAnsi="Segoe UI" w:eastAsia="Segoe UI" w:cs="Segoe UI"/>
+          <w:i w:val="0"/>
+          <w:iCs w:val="0"/>
+          <w:caps w:val="0"/>
+          <w:color w:val="92D050"/>
+          <w:spacing w:val="0"/>
+          <w:sz w:val="19"/>
+          <w:szCs w:val="19"/>
+          <w:shd w:val="clear" w:fill="000000"/>
+          <w:lang w:val="en-US"/>
+        </w:rPr>
+      </w:pPr>
+      <w:r>
+        <w:rPr>
+          <w:rFonts w:hint="default" w:ascii="Segoe UI" w:hAnsi="Segoe UI" w:eastAsia="Segoe UI" w:cs="Segoe UI"/>
+          <w:i w:val="0"/>
+          <w:iCs w:val="0"/>
+          <w:caps w:val="0"/>
+          <w:color w:val="92D050"/>
+          <w:spacing w:val="0"/>
+          <w:sz w:val="19"/>
+          <w:szCs w:val="19"/>
+          <w:shd w:val="clear" w:fill="000000"/>
+        </w:rPr>
+        <w:t>攻击间隔：释放</w:t>
+      </w:r>
+      <w:r>
+        <w:rPr>
+          <w:rFonts w:hint="eastAsia" w:ascii="Segoe UI" w:hAnsi="Segoe UI" w:eastAsia="宋体" w:cs="Segoe UI"/>
+          <w:i w:val="0"/>
+          <w:iCs w:val="0"/>
+          <w:caps w:val="0"/>
+          <w:color w:val="92D050"/>
+          <w:spacing w:val="0"/>
+          <w:sz w:val="19"/>
+          <w:szCs w:val="19"/>
+          <w:shd w:val="clear" w:fill="000000"/>
+          <w:lang w:val="en-US" w:eastAsia="zh-CN"/>
+        </w:rPr>
+        <w:t>普攻（</w:t>
+      </w:r>
+      <w:r>
+        <w:rPr>
+          <w:rFonts w:hint="default" w:ascii="Segoe UI" w:hAnsi="Segoe UI" w:eastAsia="宋体" w:cs="Segoe UI"/>
+          <w:i w:val="0"/>
+          <w:iCs w:val="0"/>
+          <w:caps w:val="0"/>
+          <w:color w:val="92D050"/>
+          <w:spacing w:val="0"/>
+          <w:sz w:val="19"/>
+          <w:szCs w:val="19"/>
+          <w:shd w:val="clear" w:fill="000000"/>
+          <w:lang w:val="en-US" w:eastAsia="zh-CN"/>
+        </w:rPr>
+        <w:t>attack_skill_ids</w:t>
+      </w:r>
+      <w:r>
+        <w:rPr>
+          <w:rFonts w:hint="eastAsia" w:ascii="Segoe UI" w:hAnsi="Segoe UI" w:eastAsia="宋体" w:cs="Segoe UI"/>
+          <w:i w:val="0"/>
+          <w:iCs w:val="0"/>
+          <w:caps w:val="0"/>
+          <w:color w:val="92D050"/>
+          <w:spacing w:val="0"/>
+          <w:sz w:val="19"/>
+          <w:szCs w:val="19"/>
+          <w:shd w:val="clear" w:fill="000000"/>
+          <w:lang w:val="en-US" w:eastAsia="zh-CN"/>
+        </w:rPr>
+        <w:t>中的id）</w:t>
+      </w:r>
+      <w:r>
+        <w:rPr>
+          <w:rFonts w:hint="default" w:ascii="Segoe UI" w:hAnsi="Segoe UI" w:eastAsia="Segoe UI" w:cs="Segoe UI"/>
+          <w:i w:val="0"/>
+          <w:iCs w:val="0"/>
+          <w:caps w:val="0"/>
+          <w:color w:val="92D050"/>
+          <w:spacing w:val="0"/>
+          <w:sz w:val="19"/>
+          <w:szCs w:val="19"/>
+          <w:shd w:val="clear" w:fill="000000"/>
+        </w:rPr>
+        <w:t>的间隔</w:t>
+      </w:r>
+      <w:r>
+        <w:rPr>
+          <w:rFonts w:hint="eastAsia" w:ascii="Segoe UI" w:hAnsi="Segoe UI" w:eastAsia="宋体" w:cs="Segoe UI"/>
+          <w:i w:val="0"/>
+          <w:iCs w:val="0"/>
+          <w:caps w:val="0"/>
+          <w:color w:val="92D050"/>
+          <w:spacing w:val="0"/>
+          <w:sz w:val="19"/>
+          <w:szCs w:val="19"/>
+          <w:shd w:val="clear" w:fill="000000"/>
+          <w:lang w:val="en-US" w:eastAsia="zh-CN"/>
+        </w:rPr>
+        <w:t>时间，非万分比</w:t>
+      </w:r>
+      <w:r>
+        <w:rPr>
+          <w:rFonts w:hint="default" w:ascii="Segoe UI" w:hAnsi="Segoe UI" w:eastAsia="Segoe UI" w:cs="Segoe UI"/>
+          <w:i w:val="0"/>
+          <w:iCs w:val="0"/>
+          <w:caps w:val="0"/>
+          <w:color w:val="92D050"/>
+          <w:spacing w:val="0"/>
+          <w:sz w:val="19"/>
+          <w:szCs w:val="19"/>
+          <w:shd w:val="clear" w:fill="000000"/>
+          <w:lang w:val="en-US"/>
+        </w:rPr>
+        <w:t>;</w:t>
+      </w:r>
+    </w:p>
+    <w:p>
+      <w:pPr>
+        <w:keepNext w:val="0"/>
+        <w:keepLines w:val="0"/>
+        <w:widowControl/>
+        <w:suppressLineNumbers w:val="0"/>
+        <w:pBdr>
+          <w:top w:val="none" w:color="6FC3DF" w:sz="0" w:space="0"/>
+          <w:left w:val="none" w:color="6FC3DF" w:sz="0" w:space="0"/>
+          <w:bottom w:val="none" w:color="6FC3DF" w:sz="0" w:space="0"/>
+          <w:right w:val="none" w:color="6FC3DF" w:sz="0" w:space="0"/>
+        </w:pBdr>
+        <w:shd w:val="clear" w:fill="000000"/>
+        <w:ind w:left="0" w:firstLine="0"/>
+        <w:rPr>
+          <w:rFonts w:hint="default" w:ascii="Segoe UI" w:hAnsi="Segoe UI" w:eastAsia="Segoe UI" w:cs="Segoe UI"/>
+          <w:i w:val="0"/>
+          <w:iCs w:val="0"/>
+          <w:caps w:val="0"/>
+          <w:color w:val="92D050"/>
+          <w:spacing w:val="0"/>
+          <w:sz w:val="19"/>
+          <w:szCs w:val="19"/>
+          <w:shd w:val="clear" w:fill="000000"/>
+          <w:lang w:val="en-US"/>
+        </w:rPr>
+      </w:pPr>
+      <w:r>
+        <w:rPr>
+          <w:rFonts w:hint="default" w:ascii="Segoe UI" w:hAnsi="Segoe UI" w:eastAsia="Segoe UI" w:cs="Segoe UI"/>
+          <w:i w:val="0"/>
+          <w:iCs w:val="0"/>
+          <w:caps w:val="0"/>
+          <w:color w:val="92D050"/>
+          <w:spacing w:val="0"/>
+          <w:sz w:val="19"/>
+          <w:szCs w:val="19"/>
+          <w:shd w:val="clear" w:fill="000000"/>
+        </w:rPr>
+        <w:t>火/冰/风/电能量（4条）：进入战斗时，获得的能量值</w:t>
+      </w:r>
+      <w:r>
+        <w:rPr>
+          <w:rFonts w:hint="eastAsia" w:ascii="Segoe UI" w:hAnsi="Segoe UI" w:eastAsia="宋体" w:cs="Segoe UI"/>
+          <w:i w:val="0"/>
+          <w:iCs w:val="0"/>
+          <w:caps w:val="0"/>
+          <w:color w:val="92D050"/>
+          <w:spacing w:val="0"/>
+          <w:sz w:val="19"/>
+          <w:szCs w:val="19"/>
+          <w:shd w:val="clear" w:fill="000000"/>
+          <w:lang w:val="en-US" w:eastAsia="zh-CN"/>
+        </w:rPr>
+        <w:t>，非万分比</w:t>
+      </w:r>
+      <w:r>
+        <w:rPr>
+          <w:rFonts w:hint="default" w:ascii="Segoe UI" w:hAnsi="Segoe UI" w:eastAsia="Segoe UI" w:cs="Segoe UI"/>
+          <w:i w:val="0"/>
+          <w:iCs w:val="0"/>
+          <w:caps w:val="0"/>
+          <w:color w:val="92D050"/>
+          <w:spacing w:val="0"/>
+          <w:sz w:val="19"/>
+          <w:szCs w:val="19"/>
+          <w:shd w:val="clear" w:fill="000000"/>
+          <w:lang w:val="en-US"/>
+        </w:rPr>
+        <w:t>;</w:t>
+      </w:r>
+    </w:p>
+    <w:p>
+      <w:pPr>
+        <w:keepNext w:val="0"/>
+        <w:keepLines w:val="0"/>
+        <w:widowControl/>
+        <w:suppressLineNumbers w:val="0"/>
+        <w:pBdr>
+          <w:top w:val="none" w:color="6FC3DF" w:sz="0" w:space="0"/>
+          <w:left w:val="none" w:color="6FC3DF" w:sz="0" w:space="0"/>
+          <w:bottom w:val="none" w:color="6FC3DF" w:sz="0" w:space="0"/>
+          <w:right w:val="none" w:color="6FC3DF" w:sz="0" w:space="0"/>
+        </w:pBdr>
+        <w:shd w:val="clear" w:fill="000000"/>
+        <w:ind w:left="0" w:firstLine="0"/>
+        <w:rPr>
+          <w:rFonts w:hint="default" w:ascii="Segoe UI" w:hAnsi="Segoe UI" w:eastAsia="Segoe UI" w:cs="Segoe UI"/>
+          <w:i w:val="0"/>
+          <w:iCs w:val="0"/>
+          <w:caps w:val="0"/>
+          <w:color w:val="92D050"/>
+          <w:spacing w:val="0"/>
+          <w:sz w:val="19"/>
+          <w:szCs w:val="19"/>
+          <w:shd w:val="clear" w:fill="000000"/>
+          <w:lang w:val="en-US"/>
+        </w:rPr>
+      </w:pPr>
+      <w:r>
+        <w:rPr>
+          <w:rFonts w:hint="default" w:ascii="Segoe UI" w:hAnsi="Segoe UI" w:eastAsia="Segoe UI" w:cs="Segoe UI"/>
+          <w:i w:val="0"/>
+          <w:iCs w:val="0"/>
+          <w:caps w:val="0"/>
+          <w:color w:val="92D050"/>
+          <w:spacing w:val="0"/>
+          <w:sz w:val="19"/>
+          <w:szCs w:val="19"/>
+          <w:shd w:val="clear" w:fill="000000"/>
+        </w:rPr>
+        <w:t>熟练：进入战斗时，随机获得非满级技能经验</w:t>
+      </w:r>
+      <w:r>
+        <w:rPr>
+          <w:rFonts w:hint="eastAsia" w:ascii="Segoe UI" w:hAnsi="Segoe UI" w:eastAsia="宋体" w:cs="Segoe UI"/>
+          <w:i w:val="0"/>
+          <w:iCs w:val="0"/>
+          <w:caps w:val="0"/>
+          <w:color w:val="92D050"/>
+          <w:spacing w:val="0"/>
+          <w:sz w:val="19"/>
+          <w:szCs w:val="19"/>
+          <w:shd w:val="clear" w:fill="000000"/>
+          <w:lang w:val="en-US" w:eastAsia="zh-CN"/>
+        </w:rPr>
+        <w:t>的次数，非万分比</w:t>
+      </w:r>
+      <w:r>
+        <w:rPr>
+          <w:rFonts w:hint="default" w:ascii="Segoe UI" w:hAnsi="Segoe UI" w:eastAsia="Segoe UI" w:cs="Segoe UI"/>
+          <w:i w:val="0"/>
+          <w:iCs w:val="0"/>
+          <w:caps w:val="0"/>
+          <w:color w:val="92D050"/>
+          <w:spacing w:val="0"/>
+          <w:sz w:val="19"/>
+          <w:szCs w:val="19"/>
+          <w:shd w:val="clear" w:fill="000000"/>
+          <w:lang w:val="en-US"/>
+        </w:rPr>
+        <w:t>;</w:t>
+      </w:r>
+    </w:p>
+    <w:p>
+      <w:pPr>
+        <w:keepNext w:val="0"/>
+        <w:keepLines w:val="0"/>
+        <w:widowControl/>
+        <w:suppressLineNumbers w:val="0"/>
+        <w:pBdr>
+          <w:top w:val="none" w:color="6FC3DF" w:sz="0" w:space="0"/>
+          <w:left w:val="none" w:color="6FC3DF" w:sz="0" w:space="0"/>
+          <w:bottom w:val="none" w:color="6FC3DF" w:sz="0" w:space="0"/>
+          <w:right w:val="none" w:color="6FC3DF" w:sz="0" w:space="0"/>
+        </w:pBdr>
+        <w:shd w:val="clear" w:fill="000000"/>
+        <w:ind w:left="0" w:firstLine="0"/>
+        <w:rPr>
+          <w:rFonts w:hint="default" w:ascii="Segoe UI" w:hAnsi="Segoe UI" w:eastAsia="Segoe UI" w:cs="Segoe UI"/>
+          <w:i w:val="0"/>
+          <w:iCs w:val="0"/>
+          <w:caps w:val="0"/>
+          <w:color w:val="92D050"/>
+          <w:spacing w:val="0"/>
+          <w:sz w:val="19"/>
+          <w:szCs w:val="19"/>
+          <w:shd w:val="clear" w:fill="000000"/>
+          <w:lang w:val="en-US"/>
+        </w:rPr>
+      </w:pPr>
+      <w:r>
+        <w:rPr>
+          <w:rFonts w:hint="default" w:ascii="Segoe UI" w:hAnsi="Segoe UI" w:eastAsia="Segoe UI" w:cs="Segoe UI"/>
+          <w:i w:val="0"/>
+          <w:iCs w:val="0"/>
+          <w:caps w:val="0"/>
+          <w:color w:val="92D050"/>
+          <w:spacing w:val="0"/>
+          <w:sz w:val="19"/>
+          <w:szCs w:val="19"/>
+          <w:shd w:val="clear" w:fill="000000"/>
+        </w:rPr>
+        <w:t>匠心：</w:t>
+      </w:r>
+      <w:r>
+        <w:rPr>
+          <w:rFonts w:hint="eastAsia" w:ascii="Segoe UI" w:hAnsi="Segoe UI" w:eastAsia="宋体" w:cs="Segoe UI"/>
+          <w:i w:val="0"/>
+          <w:iCs w:val="0"/>
+          <w:caps w:val="0"/>
+          <w:color w:val="92D050"/>
+          <w:spacing w:val="0"/>
+          <w:sz w:val="19"/>
+          <w:szCs w:val="19"/>
+          <w:shd w:val="clear" w:fill="000000"/>
+          <w:lang w:val="en-US" w:eastAsia="zh-CN"/>
+        </w:rPr>
+        <w:t>熟练</w:t>
+      </w:r>
+      <w:r>
+        <w:rPr>
+          <w:rFonts w:hint="default" w:ascii="Segoe UI" w:hAnsi="Segoe UI" w:eastAsia="Segoe UI" w:cs="Segoe UI"/>
+          <w:i w:val="0"/>
+          <w:iCs w:val="0"/>
+          <w:caps w:val="0"/>
+          <w:color w:val="92D050"/>
+          <w:spacing w:val="0"/>
+          <w:sz w:val="19"/>
+          <w:szCs w:val="19"/>
+          <w:shd w:val="clear" w:fill="000000"/>
+        </w:rPr>
+        <w:t>获得的经验值</w:t>
+      </w:r>
+      <w:r>
+        <w:rPr>
+          <w:rFonts w:hint="eastAsia" w:ascii="Segoe UI" w:hAnsi="Segoe UI" w:eastAsia="宋体" w:cs="Segoe UI"/>
+          <w:i w:val="0"/>
+          <w:iCs w:val="0"/>
+          <w:caps w:val="0"/>
+          <w:color w:val="92D050"/>
+          <w:spacing w:val="0"/>
+          <w:sz w:val="19"/>
+          <w:szCs w:val="19"/>
+          <w:shd w:val="clear" w:fill="000000"/>
+          <w:lang w:val="en-US" w:eastAsia="zh-CN"/>
+        </w:rPr>
+        <w:t>时候单次的经验值数量，非万分比</w:t>
+      </w:r>
+      <w:r>
+        <w:rPr>
+          <w:rFonts w:hint="default" w:ascii="Segoe UI" w:hAnsi="Segoe UI" w:eastAsia="Segoe UI" w:cs="Segoe UI"/>
+          <w:i w:val="0"/>
+          <w:iCs w:val="0"/>
+          <w:caps w:val="0"/>
+          <w:color w:val="92D050"/>
+          <w:spacing w:val="0"/>
+          <w:sz w:val="19"/>
+          <w:szCs w:val="19"/>
+          <w:shd w:val="clear" w:fill="000000"/>
+          <w:lang w:val="en-US"/>
+        </w:rPr>
+        <w:t>;</w:t>
+      </w:r>
+    </w:p>
+    <w:p>
+      <w:pPr>
+        <w:keepNext w:val="0"/>
+        <w:keepLines w:val="0"/>
+        <w:widowControl/>
+        <w:suppressLineNumbers w:val="0"/>
+        <w:shd w:val="clear" w:fill="121314"/>
+        <w:spacing w:line="285" w:lineRule="atLeast"/>
+        <w:jc w:val="left"/>
+        <w:rPr>
+          <w:rFonts w:hint="default" w:ascii="Consolas" w:hAnsi="Consolas" w:eastAsia="Consolas" w:cs="Consolas"/>
+          <w:b w:val="0"/>
+          <w:bCs w:val="0"/>
+          <w:color w:val="92D050"/>
+          <w:kern w:val="0"/>
+          <w:sz w:val="21"/>
+          <w:szCs w:val="21"/>
+          <w:shd w:val="clear" w:fill="121314"/>
+          <w:lang w:val="en-US" w:eastAsia="zh-CN" w:bidi="ar"/>
+        </w:rPr>
+      </w:pPr>
+      <w:r>
+        <w:rPr>
+          <w:rFonts w:hint="default" w:ascii="Consolas" w:hAnsi="Consolas" w:eastAsia="Consolas" w:cs="Consolas"/>
+          <w:b w:val="0"/>
+          <w:bCs w:val="0"/>
+          <w:color w:val="92D050"/>
+          <w:kern w:val="0"/>
+          <w:sz w:val="21"/>
+          <w:szCs w:val="21"/>
+          <w:shd w:val="clear" w:fill="121314"/>
+          <w:lang w:val="en-US" w:eastAsia="zh-CN" w:bidi="ar"/>
+        </w:rPr>
+        <w:t>（举例：熟练为3，匠心为5，代表进入游戏后随机三个技能，获得5点经验）;</w:t>
+      </w:r>
+    </w:p>
+    <w:p>
+      <w:pPr>
+        <w:keepNext w:val="0"/>
+        <w:keepLines w:val="0"/>
+        <w:widowControl/>
+        <w:suppressLineNumbers w:val="0"/>
+        <w:pBdr>
+          <w:top w:val="none" w:color="6FC3DF" w:sz="0" w:space="0"/>
+          <w:left w:val="none" w:color="6FC3DF" w:sz="0" w:space="0"/>
+          <w:bottom w:val="none" w:color="6FC3DF" w:sz="0" w:space="0"/>
+          <w:right w:val="none" w:color="6FC3DF" w:sz="0" w:space="0"/>
+        </w:pBdr>
+        <w:shd w:val="clear" w:fill="000000"/>
+        <w:ind w:left="0" w:firstLine="0"/>
+        <w:rPr>
+          <w:rFonts w:hint="eastAsia" w:ascii="Segoe UI" w:hAnsi="Segoe UI" w:eastAsia="宋体" w:cs="Segoe UI"/>
+          <w:i w:val="0"/>
+          <w:iCs w:val="0"/>
+          <w:caps w:val="0"/>
+          <w:color w:val="92D050"/>
+          <w:spacing w:val="0"/>
+          <w:sz w:val="19"/>
+          <w:szCs w:val="19"/>
+          <w:shd w:val="clear" w:fill="000000"/>
+          <w:lang w:val="en-US" w:eastAsia="zh-CN"/>
+        </w:rPr>
+      </w:pPr>
+      <w:r>
+        <w:rPr>
+          <w:rFonts w:hint="eastAsia" w:ascii="Segoe UI" w:hAnsi="Segoe UI" w:eastAsia="宋体" w:cs="Segoe UI"/>
+          <w:i w:val="0"/>
+          <w:iCs w:val="0"/>
+          <w:caps w:val="0"/>
+          <w:color w:val="92D050"/>
+          <w:spacing w:val="0"/>
+          <w:sz w:val="19"/>
+          <w:szCs w:val="19"/>
+          <w:shd w:val="clear" w:fill="000000"/>
+          <w:lang w:val="en-US" w:eastAsia="zh-CN"/>
+        </w:rPr>
+        <w:t>忘我：获得</w:t>
+      </w:r>
+      <w:r>
+        <w:rPr>
+          <w:rFonts w:hint="default" w:ascii="Segoe UI" w:hAnsi="Segoe UI" w:eastAsia="Segoe UI" w:cs="Segoe UI"/>
+          <w:i w:val="0"/>
+          <w:iCs w:val="0"/>
+          <w:caps w:val="0"/>
+          <w:color w:val="92D050"/>
+          <w:spacing w:val="0"/>
+          <w:sz w:val="19"/>
+          <w:szCs w:val="19"/>
+          <w:shd w:val="clear" w:fill="000000"/>
+        </w:rPr>
+        <w:t>经验值速度加快</w:t>
+      </w:r>
+      <w:r>
+        <w:rPr>
+          <w:rFonts w:hint="eastAsia" w:ascii="Segoe UI" w:hAnsi="Segoe UI" w:eastAsia="宋体" w:cs="Segoe UI"/>
+          <w:i w:val="0"/>
+          <w:iCs w:val="0"/>
+          <w:caps w:val="0"/>
+          <w:color w:val="92D050"/>
+          <w:spacing w:val="0"/>
+          <w:sz w:val="19"/>
+          <w:szCs w:val="19"/>
+          <w:shd w:val="clear" w:fill="000000"/>
+          <w:lang w:val="en-US" w:eastAsia="zh-CN"/>
+        </w:rPr>
+        <w:t>，万分比;</w:t>
+      </w:r>
+    </w:p>
+    <w:p>
+      <w:pPr>
+        <w:keepNext w:val="0"/>
+        <w:keepLines w:val="0"/>
+        <w:widowControl/>
+        <w:suppressLineNumbers w:val="0"/>
+        <w:shd w:val="clear" w:fill="121314"/>
+        <w:spacing w:line="285" w:lineRule="atLeast"/>
+        <w:jc w:val="left"/>
+        <w:rPr>
+          <w:rFonts w:hint="eastAsia" w:ascii="Consolas" w:hAnsi="Consolas" w:eastAsia="Consolas" w:cs="Consolas"/>
+          <w:b w:val="0"/>
+          <w:bCs w:val="0"/>
+          <w:color w:val="92D050"/>
+          <w:kern w:val="0"/>
+          <w:sz w:val="21"/>
+          <w:szCs w:val="21"/>
+          <w:shd w:val="clear" w:fill="121314"/>
+          <w:lang w:val="en-US" w:eastAsia="zh-CN" w:bidi="ar"/>
+        </w:rPr>
+      </w:pPr>
+      <w:r>
+        <w:rPr>
+          <w:rFonts w:hint="eastAsia" w:ascii="Consolas" w:hAnsi="Consolas" w:eastAsia="Consolas" w:cs="Consolas"/>
+          <w:b w:val="0"/>
+          <w:bCs w:val="0"/>
+          <w:color w:val="92D050"/>
+          <w:kern w:val="0"/>
+          <w:sz w:val="21"/>
+          <w:szCs w:val="21"/>
+          <w:shd w:val="clear" w:fill="121314"/>
+          <w:lang w:val="en-US" w:eastAsia="zh-CN" w:bidi="ar"/>
+        </w:rPr>
+        <w:t>（举例：该英雄配置</w:t>
+      </w:r>
+      <w:r>
+        <w:rPr>
+          <w:rFonts w:hint="default" w:ascii="Consolas" w:hAnsi="Consolas" w:eastAsia="Consolas" w:cs="Consolas"/>
+          <w:b w:val="0"/>
+          <w:bCs w:val="0"/>
+          <w:color w:val="92D050"/>
+          <w:kern w:val="0"/>
+          <w:sz w:val="21"/>
+          <w:szCs w:val="21"/>
+          <w:shd w:val="clear" w:fill="121314"/>
+          <w:lang w:val="en-US" w:eastAsia="zh-CN" w:bidi="ar"/>
+        </w:rPr>
+        <w:t>skill_xp_interval</w:t>
+      </w:r>
+      <w:r>
+        <w:rPr>
+          <w:rFonts w:hint="eastAsia" w:ascii="Consolas" w:hAnsi="Consolas" w:eastAsia="Consolas" w:cs="Consolas"/>
+          <w:b w:val="0"/>
+          <w:bCs w:val="0"/>
+          <w:color w:val="92D050"/>
+          <w:kern w:val="0"/>
+          <w:sz w:val="21"/>
+          <w:szCs w:val="21"/>
+          <w:shd w:val="clear" w:fill="121314"/>
+          <w:lang w:val="en-US" w:eastAsia="zh-CN" w:bidi="ar"/>
+        </w:rPr>
+        <w:t>为1，忘我为4000代表40%，</w:t>
+      </w:r>
+      <w:r>
+        <w:rPr>
+          <w:rFonts w:hint="default" w:ascii="Consolas" w:hAnsi="Consolas" w:eastAsia="Consolas" w:cs="Consolas"/>
+          <w:b w:val="0"/>
+          <w:bCs w:val="0"/>
+          <w:color w:val="92D050"/>
+          <w:kern w:val="0"/>
+          <w:sz w:val="21"/>
+          <w:szCs w:val="21"/>
+          <w:shd w:val="clear" w:fill="121314"/>
+          <w:lang w:val="en-US" w:eastAsia="zh-CN" w:bidi="ar"/>
+        </w:rPr>
+        <w:t>skill_xp_interval</w:t>
+      </w:r>
+      <w:r>
+        <w:rPr>
+          <w:rFonts w:hint="eastAsia" w:ascii="Consolas" w:hAnsi="Consolas" w:eastAsia="Consolas" w:cs="Consolas"/>
+          <w:b w:val="0"/>
+          <w:bCs w:val="0"/>
+          <w:color w:val="92D050"/>
+          <w:kern w:val="0"/>
+          <w:sz w:val="21"/>
+          <w:szCs w:val="21"/>
+          <w:shd w:val="clear" w:fill="121314"/>
+          <w:lang w:val="en-US" w:eastAsia="zh-CN" w:bidi="ar"/>
+        </w:rPr>
+        <w:t>的效果会变为0.6）</w:t>
+      </w:r>
+    </w:p>
+    <w:p>
+      <w:pPr>
+        <w:keepNext w:val="0"/>
+        <w:keepLines w:val="0"/>
+        <w:widowControl/>
+        <w:suppressLineNumbers w:val="0"/>
+        <w:pBdr>
+          <w:top w:val="none" w:color="6FC3DF" w:sz="0" w:space="0"/>
+          <w:left w:val="none" w:color="6FC3DF" w:sz="0" w:space="0"/>
+          <w:bottom w:val="none" w:color="6FC3DF" w:sz="0" w:space="0"/>
+          <w:right w:val="none" w:color="6FC3DF" w:sz="0" w:space="0"/>
+        </w:pBdr>
+        <w:shd w:val="clear" w:fill="000000"/>
+        <w:ind w:left="0" w:firstLine="0"/>
+        <w:rPr>
+          <w:rFonts w:hint="eastAsia" w:ascii="Segoe UI" w:hAnsi="Segoe UI" w:eastAsia="宋体" w:cs="Segoe UI"/>
+          <w:i w:val="0"/>
+          <w:iCs w:val="0"/>
+          <w:caps w:val="0"/>
+          <w:color w:val="92D050"/>
+          <w:spacing w:val="0"/>
+          <w:sz w:val="19"/>
+          <w:szCs w:val="19"/>
+          <w:shd w:val="clear" w:fill="000000"/>
+          <w:lang w:val="en-US" w:eastAsia="zh-CN"/>
+        </w:rPr>
+      </w:pPr>
+      <w:r>
+        <w:rPr>
+          <w:rFonts w:hint="eastAsia" w:ascii="Segoe UI" w:hAnsi="Segoe UI" w:eastAsia="宋体" w:cs="Segoe UI"/>
+          <w:i w:val="0"/>
+          <w:iCs w:val="0"/>
+          <w:caps w:val="0"/>
+          <w:color w:val="92D050"/>
+          <w:spacing w:val="0"/>
+          <w:sz w:val="19"/>
+          <w:szCs w:val="19"/>
+          <w:shd w:val="clear" w:fill="000000"/>
+          <w:lang w:val="en-US" w:eastAsia="zh-CN"/>
+        </w:rPr>
+        <w:t>技能冷却：技能冷却时间缩短（最低缩短至30%），万分比；</w:t>
+      </w:r>
+    </w:p>
+    <w:p>
+      <w:pPr>
+        <w:keepNext w:val="0"/>
+        <w:keepLines w:val="0"/>
+        <w:widowControl/>
+        <w:suppressLineNumbers w:val="0"/>
+        <w:pBdr>
+          <w:top w:val="none" w:color="6FC3DF" w:sz="0" w:space="0"/>
+          <w:left w:val="none" w:color="6FC3DF" w:sz="0" w:space="0"/>
+          <w:bottom w:val="none" w:color="6FC3DF" w:sz="0" w:space="0"/>
+          <w:right w:val="none" w:color="6FC3DF" w:sz="0" w:space="0"/>
+        </w:pBdr>
+        <w:shd w:val="clear" w:fill="000000"/>
+        <w:ind w:left="0" w:firstLine="0"/>
+        <w:rPr>
+          <w:rFonts w:hint="default" w:ascii="Segoe UI" w:hAnsi="Segoe UI" w:eastAsia="宋体" w:cs="Segoe UI"/>
+          <w:i w:val="0"/>
+          <w:iCs w:val="0"/>
+          <w:caps w:val="0"/>
+          <w:color w:val="92D050"/>
+          <w:spacing w:val="0"/>
+          <w:sz w:val="19"/>
+          <w:szCs w:val="19"/>
+          <w:shd w:val="clear" w:fill="000000"/>
+          <w:lang w:val="en-US" w:eastAsia="zh-CN"/>
+        </w:rPr>
+      </w:pPr>
+      <w:r>
+        <w:rPr>
+          <w:rFonts w:hint="eastAsia" w:ascii="Segoe UI" w:hAnsi="Segoe UI" w:eastAsia="宋体" w:cs="Segoe UI"/>
+          <w:i w:val="0"/>
+          <w:iCs w:val="0"/>
+          <w:caps w:val="0"/>
+          <w:color w:val="92D050"/>
+          <w:spacing w:val="0"/>
+          <w:sz w:val="19"/>
+          <w:szCs w:val="19"/>
+          <w:shd w:val="clear" w:fill="000000"/>
+          <w:lang w:val="en-US" w:eastAsia="zh-CN"/>
+        </w:rPr>
+        <w:t>奥术冷却：奥术冷却时间缩短（最低缩短至30%），万分比；</w:t>
+      </w:r>
+    </w:p>
+    <w:p>
+      <w:pPr>
+        <w:keepNext w:val="0"/>
+        <w:keepLines w:val="0"/>
+        <w:widowControl/>
+        <w:suppressLineNumbers w:val="0"/>
+        <w:pBdr>
+          <w:top w:val="none" w:color="6FC3DF" w:sz="0" w:space="0"/>
+          <w:left w:val="none" w:color="6FC3DF" w:sz="0" w:space="0"/>
+          <w:bottom w:val="none" w:color="6FC3DF" w:sz="0" w:space="0"/>
+          <w:right w:val="none" w:color="6FC3DF" w:sz="0" w:space="0"/>
+        </w:pBdr>
+        <w:shd w:val="clear" w:fill="000000"/>
+        <w:ind w:left="0" w:firstLine="0"/>
+        <w:rPr>
+          <w:rFonts w:hint="default" w:ascii="Segoe UI" w:hAnsi="Segoe UI" w:eastAsia="宋体" w:cs="Segoe UI"/>
+          <w:i w:val="0"/>
+          <w:iCs w:val="0"/>
+          <w:caps w:val="0"/>
+          <w:color w:val="92D050"/>
+          <w:spacing w:val="0"/>
+          <w:sz w:val="19"/>
+          <w:szCs w:val="19"/>
+          <w:shd w:val="clear" w:fill="000000"/>
+          <w:lang w:val="en-US" w:eastAsia="zh-CN"/>
+        </w:rPr>
+      </w:pPr>
+      <w:r>
+        <w:rPr>
+          <w:rFonts w:hint="default" w:ascii="Segoe UI" w:hAnsi="Segoe UI" w:eastAsia="Segoe UI" w:cs="Segoe UI"/>
+          <w:i w:val="0"/>
+          <w:iCs w:val="0"/>
+          <w:caps w:val="0"/>
+          <w:color w:val="92D050"/>
+          <w:spacing w:val="0"/>
+          <w:sz w:val="19"/>
+          <w:szCs w:val="19"/>
+          <w:shd w:val="clear" w:fill="000000"/>
+        </w:rPr>
+        <w:t>移动速度</w:t>
+      </w:r>
+      <w:r>
+        <w:rPr>
+          <w:rFonts w:hint="eastAsia" w:ascii="Segoe UI" w:hAnsi="Segoe UI" w:eastAsia="宋体" w:cs="Segoe UI"/>
+          <w:i w:val="0"/>
+          <w:iCs w:val="0"/>
+          <w:caps w:val="0"/>
+          <w:color w:val="92D050"/>
+          <w:spacing w:val="0"/>
+          <w:sz w:val="19"/>
+          <w:szCs w:val="19"/>
+          <w:shd w:val="clear" w:fill="000000"/>
+          <w:lang w:val="en-US" w:eastAsia="zh-CN"/>
+        </w:rPr>
+        <w:t>，万分比</w:t>
+      </w:r>
+      <w:r>
+        <w:rPr>
+          <w:rFonts w:hint="default" w:ascii="Segoe UI" w:hAnsi="Segoe UI" w:eastAsia="Segoe UI" w:cs="Segoe UI"/>
+          <w:i w:val="0"/>
+          <w:iCs w:val="0"/>
+          <w:caps w:val="0"/>
+          <w:color w:val="92D050"/>
+          <w:spacing w:val="0"/>
+          <w:sz w:val="19"/>
+          <w:szCs w:val="19"/>
+          <w:shd w:val="clear" w:fill="000000"/>
+          <w:lang w:val="en-US"/>
+        </w:rPr>
+        <w:t>;</w:t>
+      </w:r>
+    </w:p>
+    <w:p>
+      <w:pPr>
+        <w:keepNext w:val="0"/>
+        <w:keepLines w:val="0"/>
+        <w:widowControl/>
+        <w:suppressLineNumbers w:val="0"/>
+        <w:pBdr>
+          <w:top w:val="none" w:color="6FC3DF" w:sz="0" w:space="0"/>
+          <w:left w:val="none" w:color="6FC3DF" w:sz="0" w:space="0"/>
+          <w:bottom w:val="none" w:color="6FC3DF" w:sz="0" w:space="0"/>
+          <w:right w:val="none" w:color="6FC3DF" w:sz="0" w:space="0"/>
+        </w:pBdr>
+        <w:shd w:val="clear" w:fill="000000"/>
+        <w:ind w:left="0" w:firstLine="0"/>
+        <w:rPr>
+          <w:rStyle w:val="6"/>
+          <w:rFonts w:hint="default" w:ascii="Segoe UI" w:hAnsi="Segoe UI" w:eastAsia="Segoe UI" w:cs="Segoe UI"/>
+          <w:bCs/>
+          <w:i w:val="0"/>
+          <w:iCs w:val="0"/>
+          <w:caps w:val="0"/>
+          <w:color w:val="92D050"/>
+          <w:spacing w:val="0"/>
+          <w:kern w:val="0"/>
+          <w:sz w:val="27"/>
+          <w:szCs w:val="27"/>
+          <w:shd w:val="clear" w:fill="000000"/>
+          <w:lang w:val="en-US" w:eastAsia="zh-CN" w:bidi="ar"/>
+        </w:rPr>
+      </w:pPr>
+      <w:r>
+        <w:rPr>
+          <w:rStyle w:val="6"/>
+          <w:rFonts w:hint="default" w:ascii="Segoe UI" w:hAnsi="Segoe UI" w:eastAsia="Segoe UI" w:cs="Segoe UI"/>
+          <w:bCs/>
+          <w:i w:val="0"/>
+          <w:iCs w:val="0"/>
+          <w:caps w:val="0"/>
+          <w:color w:val="92D050"/>
+          <w:spacing w:val="0"/>
+          <w:kern w:val="0"/>
+          <w:sz w:val="27"/>
+          <w:szCs w:val="27"/>
+          <w:shd w:val="clear" w:fill="000000"/>
+          <w:lang w:val="en-US" w:eastAsia="zh-CN" w:bidi="ar"/>
+        </w:rPr>
+        <w:t>伤害公式：</w:t>
+      </w:r>
+    </w:p>
+    <w:p>
+      <w:pPr>
+        <w:keepNext w:val="0"/>
+        <w:keepLines w:val="0"/>
+        <w:widowControl/>
+        <w:suppressLineNumbers w:val="0"/>
+        <w:pBdr>
+          <w:top w:val="none" w:color="6FC3DF" w:sz="0" w:space="0"/>
+          <w:left w:val="none" w:color="6FC3DF" w:sz="0" w:space="0"/>
+          <w:bottom w:val="none" w:color="6FC3DF" w:sz="0" w:space="0"/>
+          <w:right w:val="none" w:color="6FC3DF" w:sz="0" w:space="0"/>
+        </w:pBdr>
+        <w:shd w:val="clear" w:fill="000000"/>
+        <w:ind w:left="0" w:firstLine="0"/>
+        <w:rPr>
+          <w:rFonts w:hint="default" w:ascii="Segoe UI" w:hAnsi="Segoe UI" w:eastAsia="Segoe UI" w:cs="Segoe UI"/>
+          <w:i w:val="0"/>
+          <w:iCs w:val="0"/>
+          <w:caps w:val="0"/>
+          <w:color w:val="92D050"/>
+          <w:spacing w:val="0"/>
+          <w:sz w:val="19"/>
+          <w:szCs w:val="19"/>
+          <w:shd w:val="clear" w:fill="000000"/>
+        </w:rPr>
+      </w:pPr>
+      <w:r>
+        <w:rPr>
+          <w:rFonts w:hint="default" w:ascii="Segoe UI" w:hAnsi="Segoe UI" w:eastAsia="Segoe UI" w:cs="Segoe UI"/>
+          <w:i w:val="0"/>
+          <w:iCs w:val="0"/>
+          <w:caps w:val="0"/>
+          <w:color w:val="92D050"/>
+          <w:spacing w:val="0"/>
+          <w:sz w:val="19"/>
+          <w:szCs w:val="19"/>
+          <w:shd w:val="clear" w:fill="000000"/>
+        </w:rPr>
+        <w:t>Max(0,(攻击力 × 技能倍率) × (1 + 我方加伤 - 对方减免) ×(1+ Max(0，我方暴击伤害-对方暴击伤害抵抗)) × 对首领/精英加成)；计算暴击率时，需要用（我方暴击率-对方暴击抵抗）</w:t>
+      </w:r>
+    </w:p>
+    <w:p>
+      <w:pPr>
+        <w:keepNext w:val="0"/>
+        <w:keepLines w:val="0"/>
+        <w:widowControl/>
+        <w:suppressLineNumbers w:val="0"/>
+        <w:pBdr>
+          <w:top w:val="none" w:color="6FC3DF" w:sz="0" w:space="0"/>
+          <w:left w:val="none" w:color="6FC3DF" w:sz="0" w:space="0"/>
+          <w:bottom w:val="none" w:color="6FC3DF" w:sz="0" w:space="0"/>
+          <w:right w:val="none" w:color="6FC3DF" w:sz="0" w:space="0"/>
+        </w:pBdr>
+        <w:shd w:val="clear" w:fill="000000"/>
+        <w:ind w:left="0" w:firstLine="0"/>
+        <w:rPr>
+          <w:rStyle w:val="6"/>
           <w:rFonts w:hint="eastAsia" w:ascii="Segoe UI" w:hAnsi="Segoe UI" w:eastAsia="Segoe UI" w:cs="Segoe UI"/>
-          <w:i w:val="0"/>
-          <w:iCs w:val="0"/>
-          <w:caps w:val="0"/>
-          <w:color w:val="92D050"/>
-          <w:spacing w:val="0"/>
-          <w:sz w:val="19"/>
-          <w:szCs w:val="19"/>
-          <w:shd w:val="clear" w:fill="000000"/>
-          <w:lang w:val="en-US" w:eastAsia="zh-CN"/>
-        </w:rPr>
-        <w:t>前attr表中的【</w:t>
-      </w:r>
+          <w:bCs/>
+          <w:i w:val="0"/>
+          <w:iCs w:val="0"/>
+          <w:caps w:val="0"/>
+          <w:color w:val="92D050"/>
+          <w:spacing w:val="0"/>
+          <w:kern w:val="0"/>
+          <w:sz w:val="27"/>
+          <w:szCs w:val="27"/>
+          <w:shd w:val="clear" w:fill="000000"/>
+          <w:lang w:val="en-US" w:eastAsia="zh-CN" w:bidi="ar"/>
+        </w:rPr>
+      </w:pPr>
+      <w:r>
+        <w:rPr>
+          <w:rStyle w:val="6"/>
+          <w:rFonts w:hint="eastAsia" w:ascii="Segoe UI" w:hAnsi="Segoe UI" w:eastAsia="Segoe UI" w:cs="Segoe UI"/>
+          <w:bCs/>
+          <w:i w:val="0"/>
+          <w:iCs w:val="0"/>
+          <w:caps w:val="0"/>
+          <w:color w:val="92D050"/>
+          <w:spacing w:val="0"/>
+          <w:kern w:val="0"/>
+          <w:sz w:val="27"/>
+          <w:szCs w:val="27"/>
+          <w:shd w:val="clear" w:fill="000000"/>
+          <w:lang w:val="en-US" w:eastAsia="zh-CN" w:bidi="ar"/>
+        </w:rPr>
+        <w:t>配置表中属性初始化：</w:t>
+      </w:r>
+    </w:p>
+    <w:p>
+      <w:pPr>
+        <w:keepNext w:val="0"/>
+        <w:keepLines w:val="0"/>
+        <w:widowControl/>
+        <w:suppressLineNumbers w:val="0"/>
+        <w:pBdr>
+          <w:top w:val="none" w:color="6FC3DF" w:sz="0" w:space="0"/>
+          <w:left w:val="none" w:color="6FC3DF" w:sz="0" w:space="0"/>
+          <w:bottom w:val="none" w:color="6FC3DF" w:sz="0" w:space="0"/>
+          <w:right w:val="none" w:color="6FC3DF" w:sz="0" w:space="0"/>
+        </w:pBdr>
+        <w:shd w:val="clear" w:fill="000000"/>
+        <w:ind w:left="0" w:firstLine="0"/>
+        <w:rPr>
+          <w:rFonts w:ascii="宋体" w:hAnsi="宋体" w:eastAsia="宋体" w:cs="宋体"/>
+          <w:color w:val="92D050"/>
+          <w:sz w:val="24"/>
+          <w:szCs w:val="24"/>
+        </w:rPr>
+      </w:pPr>
       <w:r>
         <w:rPr>
           <w:rFonts w:hint="default" w:ascii="Segoe UI" w:hAnsi="Segoe UI" w:eastAsia="Segoe UI" w:cs="Segoe UI"/>
@@ -5199,26 +4757,169 @@
           <w:sz w:val="19"/>
           <w:szCs w:val="19"/>
           <w:shd w:val="clear" w:fill="000000"/>
-          <w:lang w:val="en-US" w:eastAsia="zh-CN"/>
-        </w:rPr>
-        <w:t>攻击数量</w:t>
-      </w:r>
-      <w:r>
-        <w:rPr>
+        </w:rPr>
+        <w:t>所有怪物，召唤物，英雄的attr中的</w:t>
+      </w:r>
+      <w:r>
+        <w:rPr>
+          <w:rFonts w:hint="eastAsia" w:ascii="Segoe UI" w:hAnsi="Segoe UI" w:eastAsia="宋体" w:cs="Segoe UI"/>
+          <w:i w:val="0"/>
+          <w:iCs w:val="0"/>
+          <w:caps w:val="0"/>
+          <w:color w:val="92D050"/>
+          <w:spacing w:val="0"/>
+          <w:sz w:val="19"/>
+          <w:szCs w:val="19"/>
+          <w:shd w:val="clear" w:fill="000000"/>
+          <w:lang w:val="en-US" w:eastAsia="zh-CN"/>
+        </w:rPr>
+        <w:t>攻击，生命，攻击间隔，攻击数量保持不变</w:t>
+      </w:r>
+      <w:r>
+        <w:rPr>
+          <w:rFonts w:hint="default" w:ascii="Segoe UI" w:hAnsi="Segoe UI" w:eastAsia="Segoe UI" w:cs="Segoe UI"/>
+          <w:i w:val="0"/>
+          <w:iCs w:val="0"/>
+          <w:caps w:val="0"/>
+          <w:color w:val="92D050"/>
+          <w:spacing w:val="0"/>
+          <w:sz w:val="19"/>
+          <w:szCs w:val="19"/>
+          <w:shd w:val="clear" w:fill="000000"/>
+        </w:rPr>
+        <w:t>，</w:t>
+      </w:r>
+      <w:r>
+        <w:rPr>
+          <w:rFonts w:hint="eastAsia" w:ascii="Segoe UI" w:hAnsi="Segoe UI" w:eastAsia="宋体" w:cs="Segoe UI"/>
+          <w:i w:val="0"/>
+          <w:iCs w:val="0"/>
+          <w:caps w:val="0"/>
+          <w:color w:val="92D050"/>
+          <w:spacing w:val="0"/>
+          <w:sz w:val="19"/>
+          <w:szCs w:val="19"/>
+          <w:shd w:val="clear" w:fill="000000"/>
+          <w:lang w:val="en-US" w:eastAsia="zh-CN"/>
+        </w:rPr>
+        <w:t>移动速度均为10000，</w:t>
+      </w:r>
+      <w:r>
+        <w:rPr>
+          <w:rFonts w:hint="default" w:ascii="Segoe UI" w:hAnsi="Segoe UI" w:eastAsia="Segoe UI" w:cs="Segoe UI"/>
+          <w:i w:val="0"/>
+          <w:iCs w:val="0"/>
+          <w:caps w:val="0"/>
+          <w:color w:val="92D050"/>
+          <w:spacing w:val="0"/>
+          <w:sz w:val="19"/>
+          <w:szCs w:val="19"/>
+          <w:shd w:val="clear" w:fill="000000"/>
+        </w:rPr>
+        <w:t>命中率均为100%，其他</w:t>
+      </w:r>
+      <w:r>
+        <w:rPr>
+          <w:rFonts w:hint="eastAsia" w:ascii="Segoe UI" w:hAnsi="Segoe UI" w:eastAsia="宋体" w:cs="Segoe UI"/>
+          <w:i w:val="0"/>
+          <w:iCs w:val="0"/>
+          <w:caps w:val="0"/>
+          <w:color w:val="92D050"/>
+          <w:spacing w:val="0"/>
+          <w:sz w:val="19"/>
+          <w:szCs w:val="19"/>
+          <w:shd w:val="clear" w:fill="000000"/>
+          <w:lang w:val="en-US" w:eastAsia="zh-CN"/>
+        </w:rPr>
+        <w:t>先填</w:t>
+      </w:r>
+      <w:r>
+        <w:rPr>
+          <w:rFonts w:hint="default" w:ascii="Segoe UI" w:hAnsi="Segoe UI" w:eastAsia="Segoe UI" w:cs="Segoe UI"/>
+          <w:i w:val="0"/>
+          <w:iCs w:val="0"/>
+          <w:caps w:val="0"/>
+          <w:color w:val="92D050"/>
+          <w:spacing w:val="0"/>
+          <w:sz w:val="19"/>
+          <w:szCs w:val="19"/>
+          <w:shd w:val="clear" w:fill="000000"/>
+        </w:rPr>
+        <w:t>0即可</w:t>
+      </w:r>
+      <w:r>
+        <w:rPr>
+          <w:rFonts w:ascii="宋体" w:hAnsi="宋体" w:eastAsia="宋体" w:cs="宋体"/>
+          <w:color w:val="92D050"/>
+          <w:sz w:val="24"/>
+          <w:szCs w:val="24"/>
+        </w:rPr>
+        <w:t>。</w:t>
+      </w:r>
+    </w:p>
+    <w:p>
+      <w:pPr>
+        <w:keepNext w:val="0"/>
+        <w:keepLines w:val="0"/>
+        <w:widowControl/>
+        <w:suppressLineNumbers w:val="0"/>
+        <w:pBdr>
+          <w:top w:val="none" w:color="6FC3DF" w:sz="0" w:space="0"/>
+          <w:left w:val="none" w:color="6FC3DF" w:sz="0" w:space="0"/>
+          <w:bottom w:val="none" w:color="6FC3DF" w:sz="0" w:space="0"/>
+          <w:right w:val="none" w:color="6FC3DF" w:sz="0" w:space="0"/>
+        </w:pBdr>
+        <w:shd w:val="clear" w:fill="000000"/>
+        <w:ind w:left="0" w:firstLine="0"/>
+        <w:rPr>
+          <w:rStyle w:val="6"/>
           <w:rFonts w:hint="eastAsia" w:ascii="Segoe UI" w:hAnsi="Segoe UI" w:eastAsia="Segoe UI" w:cs="Segoe UI"/>
-          <w:i w:val="0"/>
-          <w:iCs w:val="0"/>
-          <w:caps w:val="0"/>
-          <w:color w:val="92D050"/>
-          <w:spacing w:val="0"/>
-          <w:sz w:val="19"/>
-          <w:szCs w:val="19"/>
-          <w:shd w:val="clear" w:fill="000000"/>
-          <w:lang w:val="en-US" w:eastAsia="zh-CN"/>
-        </w:rPr>
-        <w:t>】删除，技能和普攻同时能攻击多少个目标（释放子弹数量）由skill表中的</w:t>
-      </w:r>
-      <w:r>
+          <w:bCs/>
+          <w:i w:val="0"/>
+          <w:iCs w:val="0"/>
+          <w:caps w:val="0"/>
+          <w:color w:val="92D050"/>
+          <w:spacing w:val="0"/>
+          <w:kern w:val="0"/>
+          <w:sz w:val="27"/>
+          <w:szCs w:val="27"/>
+          <w:shd w:val="clear" w:fill="000000"/>
+          <w:lang w:val="en-US" w:eastAsia="zh-CN" w:bidi="ar"/>
+        </w:rPr>
+      </w:pPr>
+      <w:r>
+        <w:rPr>
+          <w:rStyle w:val="6"/>
+          <w:rFonts w:hint="eastAsia" w:ascii="Segoe UI" w:hAnsi="Segoe UI" w:eastAsia="Segoe UI" w:cs="Segoe UI"/>
+          <w:bCs/>
+          <w:i w:val="0"/>
+          <w:iCs w:val="0"/>
+          <w:caps w:val="0"/>
+          <w:color w:val="92D050"/>
+          <w:spacing w:val="0"/>
+          <w:kern w:val="0"/>
+          <w:sz w:val="27"/>
+          <w:szCs w:val="27"/>
+          <w:shd w:val="clear" w:fill="000000"/>
+          <w:lang w:val="en-US" w:eastAsia="zh-CN" w:bidi="ar"/>
+        </w:rPr>
+        <w:t>召唤物的继承：</w:t>
+      </w:r>
+    </w:p>
+    <w:p>
+      <w:pPr>
+        <w:keepNext w:val="0"/>
+        <w:keepLines w:val="0"/>
+        <w:widowControl/>
+        <w:suppressLineNumbers w:val="0"/>
+        <w:pBdr>
+          <w:top w:val="none" w:color="6FC3DF" w:sz="0" w:space="0"/>
+          <w:left w:val="none" w:color="6FC3DF" w:sz="0" w:space="0"/>
+          <w:bottom w:val="none" w:color="6FC3DF" w:sz="0" w:space="0"/>
+          <w:right w:val="none" w:color="6FC3DF" w:sz="0" w:space="0"/>
+        </w:pBdr>
+        <w:shd w:val="clear" w:fill="000000"/>
+        <w:ind w:left="0" w:firstLine="0"/>
         <w:rPr>
           <w:rFonts w:hint="default" w:ascii="Segoe UI" w:hAnsi="Segoe UI" w:eastAsia="Segoe UI" w:cs="Segoe UI"/>
           <w:i w:val="0"/>
@@ -5229,24 +4930,208 @@
           <w:sz w:val="19"/>
           <w:szCs w:val="19"/>
           <w:shd w:val="clear" w:fill="000000"/>
-          <w:lang w:val="en-US" w:eastAsia="zh-CN"/>
-        </w:rPr>
-        <w:t>atkCnt</w:t>
-      </w:r>
-      <w:r>
-        <w:rPr>
+        </w:rPr>
+      </w:pPr>
+      <w:r>
+        <w:rPr>
+          <w:rFonts w:hint="default" w:ascii="Segoe UI" w:hAnsi="Segoe UI" w:eastAsia="Segoe UI" w:cs="Segoe UI"/>
+          <w:i w:val="0"/>
+          <w:iCs w:val="0"/>
+          <w:caps w:val="0"/>
+          <w:color w:val="92D050"/>
+          <w:spacing w:val="0"/>
+          <w:sz w:val="19"/>
+          <w:szCs w:val="19"/>
+          <w:shd w:val="clear" w:fill="000000"/>
+        </w:rPr>
+        <w:t>HeroController中的HandleSummonSkill方法中，attrRatio为继承基础属性比例。</w:t>
+      </w:r>
+    </w:p>
+    <w:p>
+      <w:pPr>
+        <w:keepNext w:val="0"/>
+        <w:keepLines w:val="0"/>
+        <w:widowControl/>
+        <w:suppressLineNumbers w:val="0"/>
+        <w:pBdr>
+          <w:top w:val="none" w:color="6FC3DF" w:sz="0" w:space="0"/>
+          <w:left w:val="none" w:color="6FC3DF" w:sz="0" w:space="0"/>
+          <w:bottom w:val="none" w:color="6FC3DF" w:sz="0" w:space="0"/>
+          <w:right w:val="none" w:color="6FC3DF" w:sz="0" w:space="0"/>
+        </w:pBdr>
+        <w:shd w:val="clear" w:fill="000000"/>
+        <w:ind w:left="0" w:firstLine="0"/>
+        <w:rPr>
+          <w:rFonts w:hint="default" w:ascii="Segoe UI" w:hAnsi="Segoe UI" w:eastAsia="Segoe UI" w:cs="Segoe UI"/>
+          <w:i w:val="0"/>
+          <w:iCs w:val="0"/>
+          <w:caps w:val="0"/>
+          <w:color w:val="92D050"/>
+          <w:spacing w:val="0"/>
+          <w:sz w:val="19"/>
+          <w:szCs w:val="19"/>
+          <w:shd w:val="clear" w:fill="000000"/>
+        </w:rPr>
+      </w:pPr>
+      <w:r>
+        <w:rPr>
+          <w:rFonts w:hint="default" w:ascii="Segoe UI" w:hAnsi="Segoe UI" w:eastAsia="Segoe UI" w:cs="Segoe UI"/>
+          <w:i w:val="0"/>
+          <w:iCs w:val="0"/>
+          <w:caps w:val="0"/>
+          <w:color w:val="92D050"/>
+          <w:spacing w:val="0"/>
+          <w:sz w:val="19"/>
+          <w:szCs w:val="19"/>
+          <w:shd w:val="clear" w:fill="000000"/>
+        </w:rPr>
+        <w:t>如果召唤物在monster表中的attr中有部分属性的配置，则该部分按照配置属性。</w:t>
+      </w:r>
+    </w:p>
+    <w:p>
+      <w:pPr>
+        <w:keepNext w:val="0"/>
+        <w:keepLines w:val="0"/>
+        <w:widowControl/>
+        <w:suppressLineNumbers w:val="0"/>
+        <w:pBdr>
+          <w:top w:val="none" w:color="6FC3DF" w:sz="0" w:space="0"/>
+          <w:left w:val="none" w:color="6FC3DF" w:sz="0" w:space="0"/>
+          <w:bottom w:val="none" w:color="6FC3DF" w:sz="0" w:space="0"/>
+          <w:right w:val="none" w:color="6FC3DF" w:sz="0" w:space="0"/>
+        </w:pBdr>
+        <w:shd w:val="clear" w:fill="000000"/>
+        <w:ind w:left="0" w:firstLine="0"/>
+        <w:rPr>
+          <w:rFonts w:hint="default" w:ascii="Segoe UI" w:hAnsi="Segoe UI" w:eastAsia="Segoe UI" w:cs="Segoe UI"/>
+          <w:i w:val="0"/>
+          <w:iCs w:val="0"/>
+          <w:caps w:val="0"/>
+          <w:color w:val="92D050"/>
+          <w:spacing w:val="0"/>
+          <w:sz w:val="19"/>
+          <w:szCs w:val="19"/>
+          <w:shd w:val="clear" w:fill="000000"/>
+        </w:rPr>
+      </w:pPr>
+      <w:r>
+        <w:rPr>
+          <w:rFonts w:hint="default" w:ascii="Segoe UI" w:hAnsi="Segoe UI" w:eastAsia="Segoe UI" w:cs="Segoe UI"/>
+          <w:i w:val="0"/>
+          <w:iCs w:val="0"/>
+          <w:caps w:val="0"/>
+          <w:color w:val="92D050"/>
+          <w:spacing w:val="0"/>
+          <w:sz w:val="19"/>
+          <w:szCs w:val="19"/>
+          <w:shd w:val="clear" w:fill="000000"/>
+        </w:rPr>
+        <w:t>剩余没有的配置属性，则按照召唤者的属性继承。</w:t>
+      </w:r>
+    </w:p>
+    <w:p>
+      <w:pPr>
+        <w:keepNext w:val="0"/>
+        <w:keepLines w:val="0"/>
+        <w:widowControl/>
+        <w:suppressLineNumbers w:val="0"/>
+        <w:pBdr>
+          <w:top w:val="none" w:color="6FC3DF" w:sz="0" w:space="0"/>
+          <w:left w:val="none" w:color="6FC3DF" w:sz="0" w:space="0"/>
+          <w:bottom w:val="none" w:color="6FC3DF" w:sz="0" w:space="0"/>
+          <w:right w:val="none" w:color="6FC3DF" w:sz="0" w:space="0"/>
+        </w:pBdr>
+        <w:shd w:val="clear" w:fill="000000"/>
+        <w:ind w:left="0" w:firstLine="0"/>
+        <w:rPr>
+          <w:rFonts w:hint="default" w:ascii="Segoe UI" w:hAnsi="Segoe UI" w:eastAsia="Segoe UI" w:cs="Segoe UI"/>
+          <w:i w:val="0"/>
+          <w:iCs w:val="0"/>
+          <w:caps w:val="0"/>
+          <w:color w:val="92D050"/>
+          <w:spacing w:val="0"/>
+          <w:sz w:val="19"/>
+          <w:szCs w:val="19"/>
+          <w:shd w:val="clear" w:fill="000000"/>
+        </w:rPr>
+      </w:pPr>
+      <w:r>
+        <w:rPr>
+          <w:rFonts w:hint="eastAsia" w:ascii="Segoe UI" w:hAnsi="Segoe UI" w:eastAsia="宋体" w:cs="Segoe UI"/>
+          <w:i w:val="0"/>
+          <w:iCs w:val="0"/>
+          <w:caps w:val="0"/>
+          <w:color w:val="92D050"/>
+          <w:spacing w:val="0"/>
+          <w:sz w:val="19"/>
+          <w:szCs w:val="19"/>
+          <w:shd w:val="clear" w:fill="000000"/>
+          <w:lang w:val="en-US" w:eastAsia="zh-CN"/>
+        </w:rPr>
+        <w:t>继承的属性，如果在attr表中配置类型为1</w:t>
+      </w:r>
+      <w:r>
+        <w:rPr>
+          <w:rFonts w:hint="default" w:ascii="Segoe UI" w:hAnsi="Segoe UI" w:eastAsia="Segoe UI" w:cs="Segoe UI"/>
+          <w:i w:val="0"/>
+          <w:iCs w:val="0"/>
+          <w:caps w:val="0"/>
+          <w:color w:val="92D050"/>
+          <w:spacing w:val="0"/>
+          <w:sz w:val="19"/>
+          <w:szCs w:val="19"/>
+          <w:shd w:val="clear" w:fill="000000"/>
+        </w:rPr>
+        <w:t>，则还需要按照attrRatio/10000的比例继承。</w:t>
+      </w:r>
+    </w:p>
+    <w:p>
+      <w:pPr>
+        <w:keepNext w:val="0"/>
+        <w:keepLines w:val="0"/>
+        <w:widowControl/>
+        <w:suppressLineNumbers w:val="0"/>
+        <w:pBdr>
+          <w:top w:val="none" w:color="6FC3DF" w:sz="0" w:space="0"/>
+          <w:left w:val="none" w:color="6FC3DF" w:sz="0" w:space="0"/>
+          <w:bottom w:val="none" w:color="6FC3DF" w:sz="0" w:space="0"/>
+          <w:right w:val="none" w:color="6FC3DF" w:sz="0" w:space="0"/>
+        </w:pBdr>
+        <w:shd w:val="clear" w:fill="000000"/>
+        <w:ind w:left="0" w:firstLine="0"/>
+        <w:rPr>
+          <w:rStyle w:val="6"/>
           <w:rFonts w:hint="eastAsia" w:ascii="Segoe UI" w:hAnsi="Segoe UI" w:eastAsia="Segoe UI" w:cs="Segoe UI"/>
-          <w:i w:val="0"/>
-          <w:iCs w:val="0"/>
-          <w:caps w:val="0"/>
-          <w:color w:val="92D050"/>
-          <w:spacing w:val="0"/>
-          <w:sz w:val="19"/>
-          <w:szCs w:val="19"/>
-          <w:shd w:val="clear" w:fill="000000"/>
-          <w:lang w:val="en-US" w:eastAsia="zh-CN"/>
-        </w:rPr>
-        <w:t>字段决定。</w:t>
+          <w:bCs/>
+          <w:i w:val="0"/>
+          <w:iCs w:val="0"/>
+          <w:caps w:val="0"/>
+          <w:color w:val="92D050"/>
+          <w:spacing w:val="0"/>
+          <w:kern w:val="0"/>
+          <w:sz w:val="27"/>
+          <w:szCs w:val="27"/>
+          <w:shd w:val="clear" w:fill="000000"/>
+          <w:lang w:val="en-US" w:eastAsia="zh-CN" w:bidi="ar"/>
+        </w:rPr>
+      </w:pPr>
+      <w:r>
+        <w:rPr>
+          <w:rStyle w:val="6"/>
+          <w:rFonts w:hint="eastAsia" w:ascii="Segoe UI" w:hAnsi="Segoe UI" w:eastAsia="Segoe UI" w:cs="Segoe UI"/>
+          <w:bCs/>
+          <w:i w:val="0"/>
+          <w:iCs w:val="0"/>
+          <w:caps w:val="0"/>
+          <w:color w:val="92D050"/>
+          <w:spacing w:val="0"/>
+          <w:kern w:val="0"/>
+          <w:sz w:val="27"/>
+          <w:szCs w:val="27"/>
+          <w:shd w:val="clear" w:fill="000000"/>
+          <w:lang w:val="en-US" w:eastAsia="zh-CN" w:bidi="ar"/>
+        </w:rPr>
+        <w:t>逻辑变化提醒：</w:t>
       </w:r>
     </w:p>
     <w:p>
@@ -5256,7 +5141,123 @@
         <w:widowControl/>
         <w:numPr>
           <w:ilvl w:val="0"/>
-          <w:numId w:val="2"/>
+          <w:numId w:val="3"/>
+        </w:numPr>
+        <w:suppressLineNumbers w:val="0"/>
+        <w:shd w:val="clear" w:fill="1E1E2E"/>
+        <w:spacing w:line="285" w:lineRule="atLeast"/>
+        <w:jc w:val="left"/>
+        <w:rPr>
+          <w:rFonts w:hint="eastAsia" w:ascii="Consolas" w:hAnsi="Consolas" w:eastAsia="Consolas" w:cs="Consolas"/>
+          <w:b w:val="0"/>
+          <w:bCs w:val="0"/>
+          <w:color w:val="92D050"/>
+          <w:kern w:val="0"/>
+          <w:sz w:val="21"/>
+          <w:szCs w:val="21"/>
+          <w:shd w:val="clear" w:fill="1E1E2E"/>
+          <w:lang w:val="en-US" w:eastAsia="zh-CN" w:bidi="ar"/>
+        </w:rPr>
+      </w:pPr>
+      <w:r>
+        <w:rPr>
+          <w:rFonts w:hint="eastAsia" w:ascii="Segoe UI" w:hAnsi="Segoe UI" w:eastAsia="宋体" w:cs="Segoe UI"/>
+          <w:i w:val="0"/>
+          <w:iCs w:val="0"/>
+          <w:caps w:val="0"/>
+          <w:color w:val="92D050"/>
+          <w:spacing w:val="0"/>
+          <w:sz w:val="19"/>
+          <w:szCs w:val="19"/>
+          <w:shd w:val="clear" w:fill="000000"/>
+          <w:lang w:val="en-US" w:eastAsia="zh-CN"/>
+        </w:rPr>
+        <w:t>之</w:t>
+      </w:r>
+      <w:r>
+        <w:rPr>
+          <w:rFonts w:hint="eastAsia" w:ascii="Segoe UI" w:hAnsi="Segoe UI" w:eastAsia="Segoe UI" w:cs="Segoe UI"/>
+          <w:i w:val="0"/>
+          <w:iCs w:val="0"/>
+          <w:caps w:val="0"/>
+          <w:color w:val="92D050"/>
+          <w:spacing w:val="0"/>
+          <w:sz w:val="19"/>
+          <w:szCs w:val="19"/>
+          <w:shd w:val="clear" w:fill="000000"/>
+          <w:lang w:val="en-US" w:eastAsia="zh-CN"/>
+        </w:rPr>
+        <w:t>前attr表中的【</w:t>
+      </w:r>
+      <w:r>
+        <w:rPr>
+          <w:rFonts w:hint="default" w:ascii="Segoe UI" w:hAnsi="Segoe UI" w:eastAsia="Segoe UI" w:cs="Segoe UI"/>
+          <w:i w:val="0"/>
+          <w:iCs w:val="0"/>
+          <w:caps w:val="0"/>
+          <w:color w:val="92D050"/>
+          <w:spacing w:val="0"/>
+          <w:sz w:val="19"/>
+          <w:szCs w:val="19"/>
+          <w:shd w:val="clear" w:fill="000000"/>
+          <w:lang w:val="en-US" w:eastAsia="zh-CN"/>
+        </w:rPr>
+        <w:t>攻击数量</w:t>
+      </w:r>
+      <w:r>
+        <w:rPr>
+          <w:rFonts w:hint="eastAsia" w:ascii="Segoe UI" w:hAnsi="Segoe UI" w:eastAsia="Segoe UI" w:cs="Segoe UI"/>
+          <w:i w:val="0"/>
+          <w:iCs w:val="0"/>
+          <w:caps w:val="0"/>
+          <w:color w:val="92D050"/>
+          <w:spacing w:val="0"/>
+          <w:sz w:val="19"/>
+          <w:szCs w:val="19"/>
+          <w:shd w:val="clear" w:fill="000000"/>
+          <w:lang w:val="en-US" w:eastAsia="zh-CN"/>
+        </w:rPr>
+        <w:t>】删除，技能和普攻同时能攻击多少个目标（释放子弹数量）由skill表中的</w:t>
+      </w:r>
+      <w:r>
+        <w:rPr>
+          <w:rFonts w:hint="default" w:ascii="Segoe UI" w:hAnsi="Segoe UI" w:eastAsia="Segoe UI" w:cs="Segoe UI"/>
+          <w:i w:val="0"/>
+          <w:iCs w:val="0"/>
+          <w:caps w:val="0"/>
+          <w:color w:val="92D050"/>
+          <w:spacing w:val="0"/>
+          <w:sz w:val="19"/>
+          <w:szCs w:val="19"/>
+          <w:shd w:val="clear" w:fill="000000"/>
+          <w:lang w:val="en-US" w:eastAsia="zh-CN"/>
+        </w:rPr>
+        <w:t>atkCnt</w:t>
+      </w:r>
+      <w:r>
+        <w:rPr>
+          <w:rFonts w:hint="eastAsia" w:ascii="Segoe UI" w:hAnsi="Segoe UI" w:eastAsia="Segoe UI" w:cs="Segoe UI"/>
+          <w:i w:val="0"/>
+          <w:iCs w:val="0"/>
+          <w:caps w:val="0"/>
+          <w:color w:val="92D050"/>
+          <w:spacing w:val="0"/>
+          <w:sz w:val="19"/>
+          <w:szCs w:val="19"/>
+          <w:shd w:val="clear" w:fill="000000"/>
+          <w:lang w:val="en-US" w:eastAsia="zh-CN"/>
+        </w:rPr>
+        <w:t>字段决定。</w:t>
+      </w:r>
+    </w:p>
+    <w:p>
+      <w:pPr>
+        <w:keepNext w:val="0"/>
+        <w:keepLines w:val="0"/>
+        <w:widowControl/>
+        <w:numPr>
+          <w:ilvl w:val="0"/>
+          <w:numId w:val="3"/>
         </w:numPr>
         <w:suppressLineNumbers w:val="0"/>
         <w:shd w:val="clear" w:fill="181A1B"/>
@@ -5359,7 +5360,7 @@
         <w:widowControl/>
         <w:numPr>
           <w:ilvl w:val="0"/>
-          <w:numId w:val="2"/>
+          <w:numId w:val="3"/>
         </w:numPr>
         <w:suppressLineNumbers w:val="0"/>
         <w:shd w:val="clear" w:fill="181A1B"/>
@@ -6445,7 +6446,7 @@
         <w:widowControl/>
         <w:numPr>
           <w:ilvl w:val="0"/>
-          <w:numId w:val="3"/>
+          <w:numId w:val="4"/>
         </w:numPr>
         <w:suppressLineNumbers w:val="0"/>
         <w:pBdr>
@@ -6644,7 +6645,7 @@
         <w:widowControl/>
         <w:numPr>
           <w:ilvl w:val="0"/>
-          <w:numId w:val="3"/>
+          <w:numId w:val="4"/>
         </w:numPr>
         <w:suppressLineNumbers w:val="0"/>
         <w:pBdr>
@@ -6721,7 +6722,7 @@
         <w:widowControl/>
         <w:numPr>
           <w:ilvl w:val="0"/>
-          <w:numId w:val="3"/>
+          <w:numId w:val="4"/>
         </w:numPr>
         <w:suppressLineNumbers w:val="0"/>
         <w:pBdr>
@@ -6768,7 +6769,7 @@
         <w:widowControl/>
         <w:numPr>
           <w:ilvl w:val="0"/>
-          <w:numId w:val="3"/>
+          <w:numId w:val="4"/>
         </w:numPr>
         <w:suppressLineNumbers w:val="0"/>
         <w:pBdr>
@@ -13584,13 +13585,32 @@
       </w:pPr>
     </w:lvl>
   </w:abstractNum>
+  <w:abstractNum w:abstractNumId="3">
+    <w:nsid w:val="70012857"/>
+    <w:multiLevelType w:val="singleLevel"/>
+    <w:tmpl w:val="70012857"/>
+    <w:lvl w:ilvl="0" w:tentative="0">
+      <w:start w:val="1"/>
+      <w:numFmt w:val="decimal"/>
+      <w:lvlText w:val="%1."/>
+      <w:lvlJc w:val="left"/>
+      <w:pPr>
+        <w:tabs>
+          <w:tab w:val="left" w:pos="312"/>
+        </w:tabs>
+      </w:pPr>
+    </w:lvl>
+  </w:abstractNum>
   <w:num w:numId="1">
+    <w:abstractNumId w:val="3"/>
+  </w:num>
+  <w:num w:numId="2">
     <w:abstractNumId w:val="1"/>
   </w:num>
-  <w:num w:numId="2">
+  <w:num w:numId="3">
     <w:abstractNumId w:val="2"/>
   </w:num>
-  <w:num w:numId="3">
+  <w:num w:numId="4">
     <w:abstractNumId w:val="0"/>
   </w:num>
 </w:numbering>

--- a/修复文案.docx
+++ b/修复文案.docx
@@ -873,8 +873,6 @@
         </w:rPr>
         <w:t>属性类型；</w:t>
       </w:r>
-      <w:bookmarkStart w:id="0" w:name="_GoBack"/>
-      <w:bookmarkEnd w:id="0"/>
     </w:p>
     <w:p>
       <w:pPr>
@@ -1212,21 +1210,21 @@
           <w:i w:val="0"/>
           <w:iCs w:val="0"/>
           <w:caps w:val="0"/>
-          <w:color w:val="FFFFFF"/>
-          <w:spacing w:val="0"/>
-          <w:sz w:val="19"/>
-          <w:szCs w:val="19"/>
-          <w:shd w:val="clear" w:fill="000000"/>
-          <w:lang w:val="en-US" w:eastAsia="zh-CN"/>
-        </w:rPr>
-      </w:pPr>
-      <w:r>
-        <w:rPr>
-          <w:rFonts w:hint="eastAsia" w:ascii="Segoe UI" w:hAnsi="Segoe UI" w:eastAsia="宋体" w:cs="Segoe UI"/>
-          <w:i w:val="0"/>
-          <w:iCs w:val="0"/>
-          <w:caps w:val="0"/>
-          <w:color w:val="FFFFFF"/>
+          <w:color w:val="92D050"/>
+          <w:spacing w:val="0"/>
+          <w:sz w:val="19"/>
+          <w:szCs w:val="19"/>
+          <w:shd w:val="clear" w:fill="000000"/>
+          <w:lang w:val="en-US" w:eastAsia="zh-CN"/>
+        </w:rPr>
+      </w:pPr>
+      <w:r>
+        <w:rPr>
+          <w:rFonts w:hint="eastAsia" w:ascii="Segoe UI" w:hAnsi="Segoe UI" w:eastAsia="宋体" w:cs="Segoe UI"/>
+          <w:i w:val="0"/>
+          <w:iCs w:val="0"/>
+          <w:caps w:val="0"/>
+          <w:color w:val="92D050"/>
           <w:spacing w:val="0"/>
           <w:sz w:val="19"/>
           <w:szCs w:val="19"/>
@@ -1280,7 +1278,24 @@
           <w:shd w:val="clear" w:fill="000000"/>
           <w:lang w:val="en-US" w:eastAsia="zh-CN"/>
         </w:rPr>
-        <w:t>创建不同的unit时，只需要加载对应的prefab，然后通过roleId，设置该prefab中怪物的外观即可。（role表中的prefabPath弃用，新增读取Animator的配置，动态创建）</w:t>
+        <w:t>创建不同的unit时，只需要加载对应的prefab，然后通过roleId，设置该prefab中怪物的外观即可。（role表中的p</w:t>
+      </w:r>
+      <w:bookmarkStart w:id="0" w:name="_GoBack"/>
+      <w:bookmarkEnd w:id="0"/>
+      <w:r>
+        <w:rPr>
+          <w:rFonts w:hint="eastAsia" w:ascii="Segoe UI" w:hAnsi="Segoe UI" w:eastAsia="宋体" w:cs="Segoe UI"/>
+          <w:i w:val="0"/>
+          <w:iCs w:val="0"/>
+          <w:caps w:val="0"/>
+          <w:color w:val="FFFFFF"/>
+          <w:spacing w:val="0"/>
+          <w:sz w:val="19"/>
+          <w:szCs w:val="19"/>
+          <w:shd w:val="clear" w:fill="000000"/>
+          <w:lang w:val="en-US" w:eastAsia="zh-CN"/>
+        </w:rPr>
+        <w:t>refabPath弃用，新增读取Animator的配置，动态创建）</w:t>
       </w:r>
     </w:p>
     <w:p>

--- a/修复文案.docx
+++ b/修复文案.docx
@@ -1051,7 +1051,7 @@
           <w:i w:val="0"/>
           <w:iCs w:val="0"/>
           <w:caps w:val="0"/>
-          <w:color w:val="FFFFFF"/>
+          <w:color w:val="92D050"/>
           <w:spacing w:val="0"/>
           <w:kern w:val="0"/>
           <w:sz w:val="27"/>
@@ -1068,7 +1068,7 @@
           <w:i w:val="0"/>
           <w:iCs w:val="0"/>
           <w:caps w:val="0"/>
-          <w:color w:val="FFFFFF"/>
+          <w:color w:val="92D050"/>
           <w:spacing w:val="0"/>
           <w:kern w:val="0"/>
           <w:sz w:val="27"/>
@@ -1086,7 +1086,7 @@
           <w:i w:val="0"/>
           <w:iCs w:val="0"/>
           <w:caps w:val="0"/>
-          <w:color w:val="FFFFFF"/>
+          <w:color w:val="92D050"/>
           <w:spacing w:val="0"/>
           <w:kern w:val="0"/>
           <w:sz w:val="27"/>
@@ -1116,21 +1116,21 @@
           <w:i w:val="0"/>
           <w:iCs w:val="0"/>
           <w:caps w:val="0"/>
-          <w:color w:val="FFFFFF"/>
-          <w:spacing w:val="0"/>
-          <w:sz w:val="19"/>
-          <w:szCs w:val="19"/>
-          <w:shd w:val="clear" w:fill="000000"/>
-          <w:lang w:val="en-US" w:eastAsia="zh-CN"/>
-        </w:rPr>
-      </w:pPr>
-      <w:r>
-        <w:rPr>
-          <w:rFonts w:hint="eastAsia" w:ascii="Segoe UI" w:hAnsi="Segoe UI" w:eastAsia="宋体" w:cs="Segoe UI"/>
-          <w:i w:val="0"/>
-          <w:iCs w:val="0"/>
-          <w:caps w:val="0"/>
-          <w:color w:val="FFFFFF"/>
+          <w:color w:val="92D050"/>
+          <w:spacing w:val="0"/>
+          <w:sz w:val="19"/>
+          <w:szCs w:val="19"/>
+          <w:shd w:val="clear" w:fill="000000"/>
+          <w:lang w:val="en-US" w:eastAsia="zh-CN"/>
+        </w:rPr>
+      </w:pPr>
+      <w:r>
+        <w:rPr>
+          <w:rFonts w:hint="eastAsia" w:ascii="Segoe UI" w:hAnsi="Segoe UI" w:eastAsia="宋体" w:cs="Segoe UI"/>
+          <w:i w:val="0"/>
+          <w:iCs w:val="0"/>
+          <w:caps w:val="0"/>
+          <w:color w:val="92D050"/>
           <w:spacing w:val="0"/>
           <w:sz w:val="19"/>
           <w:szCs w:val="19"/>
@@ -1233,6 +1233,8 @@
         </w:rPr>
         <w:t>每个Unit都有通过BattleManager中管理的唯一uid，unit需要有从属阵营group等属性。（在GameConst中定义阵营）</w:t>
       </w:r>
+      <w:bookmarkStart w:id="0" w:name="_GoBack"/>
+      <w:bookmarkEnd w:id="0"/>
     </w:p>
     <w:p>
       <w:pPr>
@@ -1257,45 +1259,28 @@
           <w:i w:val="0"/>
           <w:iCs w:val="0"/>
           <w:caps w:val="0"/>
-          <w:color w:val="FFFFFF"/>
-          <w:spacing w:val="0"/>
-          <w:sz w:val="19"/>
-          <w:szCs w:val="19"/>
-          <w:shd w:val="clear" w:fill="000000"/>
-          <w:lang w:val="en-US" w:eastAsia="zh-CN"/>
-        </w:rPr>
-      </w:pPr>
-      <w:r>
-        <w:rPr>
-          <w:rFonts w:hint="eastAsia" w:ascii="Segoe UI" w:hAnsi="Segoe UI" w:eastAsia="宋体" w:cs="Segoe UI"/>
-          <w:i w:val="0"/>
-          <w:iCs w:val="0"/>
-          <w:caps w:val="0"/>
-          <w:color w:val="FFFFFF"/>
-          <w:spacing w:val="0"/>
-          <w:sz w:val="19"/>
-          <w:szCs w:val="19"/>
-          <w:shd w:val="clear" w:fill="000000"/>
-          <w:lang w:val="en-US" w:eastAsia="zh-CN"/>
-        </w:rPr>
-        <w:t>创建不同的unit时，只需要加载对应的prefab，然后通过roleId，设置该prefab中怪物的外观即可。（role表中的p</w:t>
-      </w:r>
-      <w:bookmarkStart w:id="0" w:name="_GoBack"/>
-      <w:bookmarkEnd w:id="0"/>
-      <w:r>
-        <w:rPr>
-          <w:rFonts w:hint="eastAsia" w:ascii="Segoe UI" w:hAnsi="Segoe UI" w:eastAsia="宋体" w:cs="Segoe UI"/>
-          <w:i w:val="0"/>
-          <w:iCs w:val="0"/>
-          <w:caps w:val="0"/>
-          <w:color w:val="FFFFFF"/>
-          <w:spacing w:val="0"/>
-          <w:sz w:val="19"/>
-          <w:szCs w:val="19"/>
-          <w:shd w:val="clear" w:fill="000000"/>
-          <w:lang w:val="en-US" w:eastAsia="zh-CN"/>
-        </w:rPr>
-        <w:t>refabPath弃用，新增读取Animator的配置，动态创建）</w:t>
+          <w:color w:val="92D050"/>
+          <w:spacing w:val="0"/>
+          <w:sz w:val="19"/>
+          <w:szCs w:val="19"/>
+          <w:shd w:val="clear" w:fill="000000"/>
+          <w:lang w:val="en-US" w:eastAsia="zh-CN"/>
+        </w:rPr>
+      </w:pPr>
+      <w:r>
+        <w:rPr>
+          <w:rFonts w:hint="eastAsia" w:ascii="Segoe UI" w:hAnsi="Segoe UI" w:eastAsia="宋体" w:cs="Segoe UI"/>
+          <w:i w:val="0"/>
+          <w:iCs w:val="0"/>
+          <w:caps w:val="0"/>
+          <w:color w:val="92D050"/>
+          <w:spacing w:val="0"/>
+          <w:sz w:val="19"/>
+          <w:szCs w:val="19"/>
+          <w:shd w:val="clear" w:fill="000000"/>
+          <w:lang w:val="en-US" w:eastAsia="zh-CN"/>
+        </w:rPr>
+        <w:t>创建不同的unit时，只需要加载对应的prefab，然后通过roleId设置该prefab中怪物的外观。</w:t>
       </w:r>
     </w:p>
     <w:p>

--- a/修复文案.docx
+++ b/修复文案.docx
@@ -1233,8 +1233,6 @@
         </w:rPr>
         <w:t>每个Unit都有通过BattleManager中管理的唯一uid，unit需要有从属阵营group等属性。（在GameConst中定义阵营）</w:t>
       </w:r>
-      <w:bookmarkStart w:id="0" w:name="_GoBack"/>
-      <w:bookmarkEnd w:id="0"/>
     </w:p>
     <w:p>
       <w:pPr>
@@ -1280,7 +1278,24 @@
           <w:shd w:val="clear" w:fill="000000"/>
           <w:lang w:val="en-US" w:eastAsia="zh-CN"/>
         </w:rPr>
-        <w:t>创建不同的unit时，只需要加载对应的prefab，然后通过roleId设置该prefab中怪物的外观。</w:t>
+        <w:t>创建不同的unit时，只需要加</w:t>
+      </w:r>
+      <w:bookmarkStart w:id="0" w:name="_GoBack"/>
+      <w:bookmarkEnd w:id="0"/>
+      <w:r>
+        <w:rPr>
+          <w:rFonts w:hint="eastAsia" w:ascii="Segoe UI" w:hAnsi="Segoe UI" w:eastAsia="宋体" w:cs="Segoe UI"/>
+          <w:i w:val="0"/>
+          <w:iCs w:val="0"/>
+          <w:caps w:val="0"/>
+          <w:color w:val="92D050"/>
+          <w:spacing w:val="0"/>
+          <w:sz w:val="19"/>
+          <w:szCs w:val="19"/>
+          <w:shd w:val="clear" w:fill="000000"/>
+          <w:lang w:val="en-US" w:eastAsia="zh-CN"/>
+        </w:rPr>
+        <w:t>载对应的prefab，然后通过roleId设置该prefab中怪物的外观。</w:t>
       </w:r>
     </w:p>
     <w:p>
@@ -1335,6 +1350,10 @@
         <w:keepNext w:val="0"/>
         <w:keepLines w:val="0"/>
         <w:widowControl/>
+        <w:numPr>
+          <w:ilvl w:val="0"/>
+          <w:numId w:val="1"/>
+        </w:numPr>
         <w:suppressLineNumbers w:val="0"/>
         <w:pBdr>
           <w:top w:val="none" w:color="6FC3DF" w:sz="0" w:space="0"/>
@@ -1345,18 +1364,33 @@
         <w:shd w:val="clear" w:fill="000000"/>
         <w:ind w:left="0" w:firstLine="0"/>
         <w:rPr>
-          <w:rFonts w:hint="default" w:ascii="Segoe UI" w:hAnsi="Segoe UI" w:eastAsia="宋体" w:cs="Segoe UI"/>
-          <w:i w:val="0"/>
-          <w:iCs w:val="0"/>
-          <w:caps w:val="0"/>
-          <w:color w:val="FFFFFF"/>
-          <w:spacing w:val="0"/>
-          <w:sz w:val="19"/>
-          <w:szCs w:val="19"/>
-          <w:shd w:val="clear" w:fill="000000"/>
-          <w:lang w:val="en-US" w:eastAsia="zh-CN"/>
-        </w:rPr>
-      </w:pPr>
+          <w:rFonts w:hint="eastAsia" w:ascii="Segoe UI" w:hAnsi="Segoe UI" w:eastAsia="宋体" w:cs="Segoe UI"/>
+          <w:i w:val="0"/>
+          <w:iCs w:val="0"/>
+          <w:caps w:val="0"/>
+          <w:color w:val="92D050"/>
+          <w:spacing w:val="0"/>
+          <w:sz w:val="19"/>
+          <w:szCs w:val="19"/>
+          <w:shd w:val="clear" w:fill="000000"/>
+          <w:lang w:val="en-US" w:eastAsia="zh-CN"/>
+        </w:rPr>
+      </w:pPr>
+      <w:r>
+        <w:rPr>
+          <w:rFonts w:hint="eastAsia" w:ascii="Segoe UI" w:hAnsi="Segoe UI" w:eastAsia="宋体" w:cs="Segoe UI"/>
+          <w:i w:val="0"/>
+          <w:iCs w:val="0"/>
+          <w:caps w:val="0"/>
+          <w:color w:val="92D050"/>
+          <w:spacing w:val="0"/>
+          <w:sz w:val="19"/>
+          <w:szCs w:val="19"/>
+          <w:shd w:val="clear" w:fill="000000"/>
+          <w:lang w:val="en-US" w:eastAsia="zh-CN"/>
+        </w:rPr>
+        <w:t>创建动画状态机StateMachine，在GameConsts中定义Idle，Move，Attack，Die，冰冻，蓄力等state状态。冰冻状态无法移动和攻击。</w:t>
+      </w:r>
     </w:p>
     <w:p>
       <w:pPr>
@@ -1373,66 +1407,24 @@
         <w:shd w:val="clear" w:fill="000000"/>
         <w:ind w:left="0" w:firstLine="0"/>
         <w:rPr>
-          <w:rStyle w:val="6"/>
-          <w:rFonts w:hint="eastAsia" w:ascii="Segoe UI" w:hAnsi="Segoe UI" w:eastAsia="Segoe UI" w:cs="Segoe UI"/>
-          <w:bCs/>
+          <w:rFonts w:hint="default" w:ascii="Segoe UI" w:hAnsi="Segoe UI" w:eastAsia="宋体" w:cs="Segoe UI"/>
           <w:i w:val="0"/>
           <w:iCs w:val="0"/>
           <w:caps w:val="0"/>
           <w:color w:val="FFFFFF"/>
           <w:spacing w:val="0"/>
-          <w:kern w:val="0"/>
-          <w:sz w:val="27"/>
-          <w:szCs w:val="27"/>
-          <w:shd w:val="clear" w:fill="000000"/>
-          <w:lang w:val="en-US" w:eastAsia="zh-CN" w:bidi="ar"/>
-        </w:rPr>
-      </w:pPr>
-      <w:r>
-        <w:rPr>
-          <w:rStyle w:val="6"/>
-          <w:rFonts w:hint="eastAsia" w:ascii="Segoe UI" w:hAnsi="Segoe UI" w:eastAsia="Segoe UI" w:cs="Segoe UI"/>
-          <w:bCs/>
-          <w:i w:val="0"/>
-          <w:iCs w:val="0"/>
-          <w:color w:val="FFFFFF"/>
-          <w:spacing w:val="0"/>
-          <w:kern w:val="0"/>
-          <w:sz w:val="27"/>
-          <w:szCs w:val="27"/>
-          <w:shd w:val="clear" w:fill="000000"/>
-          <w:lang w:val="en-US" w:eastAsia="zh-CN" w:bidi="ar"/>
-        </w:rPr>
-        <w:t>B</w:t>
-      </w:r>
-      <w:r>
-        <w:rPr>
-          <w:rStyle w:val="6"/>
-          <w:rFonts w:hint="eastAsia" w:ascii="Segoe UI" w:hAnsi="Segoe UI" w:eastAsia="Segoe UI" w:cs="Segoe UI"/>
-          <w:bCs/>
-          <w:i w:val="0"/>
-          <w:iCs w:val="0"/>
-          <w:caps w:val="0"/>
-          <w:color w:val="FFFFFF"/>
-          <w:spacing w:val="0"/>
-          <w:kern w:val="0"/>
-          <w:sz w:val="27"/>
-          <w:szCs w:val="27"/>
-          <w:shd w:val="clear" w:fill="000000"/>
-          <w:lang w:val="en-US" w:eastAsia="zh-CN" w:bidi="ar"/>
-        </w:rPr>
-        <w:t>ug</w:t>
-      </w:r>
-    </w:p>
-    <w:p>
-      <w:pPr>
-        <w:keepNext w:val="0"/>
-        <w:keepLines w:val="0"/>
-        <w:widowControl/>
-        <w:numPr>
-          <w:ilvl w:val="0"/>
-          <w:numId w:val="2"/>
-        </w:numPr>
+          <w:sz w:val="19"/>
+          <w:szCs w:val="19"/>
+          <w:shd w:val="clear" w:fill="000000"/>
+          <w:lang w:val="en-US" w:eastAsia="zh-CN"/>
+        </w:rPr>
+      </w:pPr>
+    </w:p>
+    <w:p>
+      <w:pPr>
+        <w:keepNext w:val="0"/>
+        <w:keepLines w:val="0"/>
+        <w:widowControl/>
         <w:suppressLineNumbers w:val="0"/>
         <w:pBdr>
           <w:top w:val="none" w:color="6FC3DF" w:sz="0" w:space="0"/>
@@ -1443,39 +1435,66 @@
         <w:shd w:val="clear" w:fill="000000"/>
         <w:ind w:left="0" w:firstLine="0"/>
         <w:rPr>
-          <w:rFonts w:hint="eastAsia" w:ascii="Segoe UI" w:hAnsi="Segoe UI" w:eastAsia="宋体" w:cs="Segoe UI"/>
+          <w:rStyle w:val="6"/>
+          <w:rFonts w:hint="eastAsia" w:ascii="Segoe UI" w:hAnsi="Segoe UI" w:eastAsia="Segoe UI" w:cs="Segoe UI"/>
+          <w:bCs/>
           <w:i w:val="0"/>
           <w:iCs w:val="0"/>
           <w:caps w:val="0"/>
           <w:color w:val="FFFFFF"/>
           <w:spacing w:val="0"/>
-          <w:sz w:val="19"/>
-          <w:szCs w:val="19"/>
-          <w:shd w:val="clear" w:fill="000000"/>
-          <w:lang w:val="en-US" w:eastAsia="zh-CN"/>
-        </w:rPr>
-      </w:pPr>
-      <w:r>
-        <w:rPr>
-          <w:rFonts w:hint="eastAsia" w:ascii="Segoe UI" w:hAnsi="Segoe UI" w:eastAsia="宋体" w:cs="Segoe UI"/>
-          <w:i w:val="0"/>
-          <w:iCs w:val="0"/>
-          <w:caps w:val="0"/>
+          <w:kern w:val="0"/>
+          <w:sz w:val="27"/>
+          <w:szCs w:val="27"/>
+          <w:shd w:val="clear" w:fill="000000"/>
+          <w:lang w:val="en-US" w:eastAsia="zh-CN" w:bidi="ar"/>
+        </w:rPr>
+      </w:pPr>
+      <w:r>
+        <w:rPr>
+          <w:rStyle w:val="6"/>
+          <w:rFonts w:hint="eastAsia" w:ascii="Segoe UI" w:hAnsi="Segoe UI" w:eastAsia="Segoe UI" w:cs="Segoe UI"/>
+          <w:bCs/>
+          <w:i w:val="0"/>
+          <w:iCs w:val="0"/>
           <w:color w:val="FFFFFF"/>
           <w:spacing w:val="0"/>
-          <w:sz w:val="19"/>
-          <w:szCs w:val="19"/>
-          <w:shd w:val="clear" w:fill="000000"/>
-          <w:lang w:val="en-US" w:eastAsia="zh-CN"/>
-        </w:rPr>
-        <w:t>击退会击退到屏幕外</w:t>
-      </w:r>
-    </w:p>
-    <w:p>
-      <w:pPr>
-        <w:keepNext w:val="0"/>
-        <w:keepLines w:val="0"/>
-        <w:widowControl/>
+          <w:kern w:val="0"/>
+          <w:sz w:val="27"/>
+          <w:szCs w:val="27"/>
+          <w:shd w:val="clear" w:fill="000000"/>
+          <w:lang w:val="en-US" w:eastAsia="zh-CN" w:bidi="ar"/>
+        </w:rPr>
+        <w:t>B</w:t>
+      </w:r>
+      <w:r>
+        <w:rPr>
+          <w:rStyle w:val="6"/>
+          <w:rFonts w:hint="eastAsia" w:ascii="Segoe UI" w:hAnsi="Segoe UI" w:eastAsia="Segoe UI" w:cs="Segoe UI"/>
+          <w:bCs/>
+          <w:i w:val="0"/>
+          <w:iCs w:val="0"/>
+          <w:caps w:val="0"/>
+          <w:color w:val="FFFFFF"/>
+          <w:spacing w:val="0"/>
+          <w:kern w:val="0"/>
+          <w:sz w:val="27"/>
+          <w:szCs w:val="27"/>
+          <w:shd w:val="clear" w:fill="000000"/>
+          <w:lang w:val="en-US" w:eastAsia="zh-CN" w:bidi="ar"/>
+        </w:rPr>
+        <w:t>ug</w:t>
+      </w:r>
+    </w:p>
+    <w:p>
+      <w:pPr>
+        <w:keepNext w:val="0"/>
+        <w:keepLines w:val="0"/>
+        <w:widowControl/>
+        <w:numPr>
+          <w:ilvl w:val="0"/>
+          <w:numId w:val="2"/>
+        </w:numPr>
         <w:suppressLineNumbers w:val="0"/>
         <w:pBdr>
           <w:top w:val="none" w:color="6FC3DF" w:sz="0" w:space="0"/>
@@ -1486,21 +1505,33 @@
         <w:shd w:val="clear" w:fill="000000"/>
         <w:ind w:left="0" w:firstLine="0"/>
         <w:rPr>
-          <w:rStyle w:val="6"/>
-          <w:rFonts w:hint="default" w:ascii="Segoe UI" w:hAnsi="Segoe UI" w:eastAsia="Segoe UI" w:cs="Segoe UI"/>
-          <w:bCs/>
-          <w:i w:val="0"/>
-          <w:iCs w:val="0"/>
-          <w:caps w:val="0"/>
-          <w:color w:val="92D050"/>
-          <w:spacing w:val="0"/>
-          <w:kern w:val="0"/>
-          <w:sz w:val="27"/>
-          <w:szCs w:val="27"/>
-          <w:shd w:val="clear" w:fill="000000"/>
-          <w:lang w:val="en-US" w:eastAsia="zh-CN" w:bidi="ar"/>
-        </w:rPr>
-      </w:pPr>
+          <w:rFonts w:hint="eastAsia" w:ascii="Segoe UI" w:hAnsi="Segoe UI" w:eastAsia="宋体" w:cs="Segoe UI"/>
+          <w:i w:val="0"/>
+          <w:iCs w:val="0"/>
+          <w:caps w:val="0"/>
+          <w:color w:val="FFFFFF"/>
+          <w:spacing w:val="0"/>
+          <w:sz w:val="19"/>
+          <w:szCs w:val="19"/>
+          <w:shd w:val="clear" w:fill="000000"/>
+          <w:lang w:val="en-US" w:eastAsia="zh-CN"/>
+        </w:rPr>
+      </w:pPr>
+      <w:r>
+        <w:rPr>
+          <w:rFonts w:hint="eastAsia" w:ascii="Segoe UI" w:hAnsi="Segoe UI" w:eastAsia="宋体" w:cs="Segoe UI"/>
+          <w:i w:val="0"/>
+          <w:iCs w:val="0"/>
+          <w:caps w:val="0"/>
+          <w:color w:val="FFFFFF"/>
+          <w:spacing w:val="0"/>
+          <w:sz w:val="19"/>
+          <w:szCs w:val="19"/>
+          <w:shd w:val="clear" w:fill="000000"/>
+          <w:lang w:val="en-US" w:eastAsia="zh-CN"/>
+        </w:rPr>
+        <w:t>击退会击退到屏幕外</w:t>
+      </w:r>
     </w:p>
     <w:p>
       <w:pPr>
@@ -1736,99 +1767,6 @@
         <w:rPr>
           <w:rStyle w:val="6"/>
           <w:rFonts w:hint="default" w:ascii="Segoe UI" w:hAnsi="Segoe UI" w:eastAsia="Segoe UI" w:cs="Segoe UI"/>
-          <w:bCs/>
-          <w:i w:val="0"/>
-          <w:iCs w:val="0"/>
-          <w:caps w:val="0"/>
-          <w:color w:val="92D050"/>
-          <w:spacing w:val="0"/>
-          <w:kern w:val="0"/>
-          <w:sz w:val="27"/>
-          <w:szCs w:val="27"/>
-          <w:shd w:val="clear" w:fill="000000"/>
-          <w:lang w:val="en-US" w:eastAsia="zh-CN" w:bidi="ar"/>
-        </w:rPr>
-      </w:pPr>
-    </w:p>
-    <w:p>
-      <w:pPr>
-        <w:keepNext w:val="0"/>
-        <w:keepLines w:val="0"/>
-        <w:widowControl/>
-        <w:suppressLineNumbers w:val="0"/>
-        <w:pBdr>
-          <w:top w:val="none" w:color="6FC3DF" w:sz="0" w:space="0"/>
-          <w:left w:val="none" w:color="6FC3DF" w:sz="0" w:space="0"/>
-          <w:bottom w:val="none" w:color="6FC3DF" w:sz="0" w:space="0"/>
-          <w:right w:val="none" w:color="6FC3DF" w:sz="0" w:space="0"/>
-        </w:pBdr>
-        <w:shd w:val="clear" w:fill="000000"/>
-        <w:ind w:left="0" w:firstLine="0"/>
-        <w:rPr>
-          <w:rStyle w:val="6"/>
-          <w:rFonts w:hint="default" w:ascii="Segoe UI" w:hAnsi="Segoe UI" w:eastAsia="Segoe UI" w:cs="Segoe UI"/>
-          <w:bCs/>
-          <w:i w:val="0"/>
-          <w:iCs w:val="0"/>
-          <w:caps w:val="0"/>
-          <w:color w:val="92D050"/>
-          <w:spacing w:val="0"/>
-          <w:kern w:val="0"/>
-          <w:sz w:val="27"/>
-          <w:szCs w:val="27"/>
-          <w:shd w:val="clear" w:fill="000000"/>
-          <w:lang w:val="en-US" w:eastAsia="zh-CN" w:bidi="ar"/>
-        </w:rPr>
-      </w:pPr>
-    </w:p>
-    <w:p>
-      <w:pPr>
-        <w:keepNext w:val="0"/>
-        <w:keepLines w:val="0"/>
-        <w:widowControl/>
-        <w:suppressLineNumbers w:val="0"/>
-        <w:pBdr>
-          <w:top w:val="none" w:color="6FC3DF" w:sz="0" w:space="0"/>
-          <w:left w:val="none" w:color="6FC3DF" w:sz="0" w:space="0"/>
-          <w:bottom w:val="none" w:color="6FC3DF" w:sz="0" w:space="0"/>
-          <w:right w:val="none" w:color="6FC3DF" w:sz="0" w:space="0"/>
-        </w:pBdr>
-        <w:shd w:val="clear" w:fill="000000"/>
-        <w:ind w:left="0" w:firstLine="0"/>
-        <w:rPr>
-          <w:rStyle w:val="6"/>
-          <w:rFonts w:hint="default" w:ascii="Segoe UI" w:hAnsi="Segoe UI" w:eastAsia="Segoe UI" w:cs="Segoe UI"/>
-          <w:bCs/>
-          <w:i w:val="0"/>
-          <w:iCs w:val="0"/>
-          <w:caps w:val="0"/>
-          <w:color w:val="92D050"/>
-          <w:spacing w:val="0"/>
-          <w:kern w:val="0"/>
-          <w:sz w:val="27"/>
-          <w:szCs w:val="27"/>
-          <w:shd w:val="clear" w:fill="000000"/>
-          <w:lang w:val="en-US" w:eastAsia="zh-CN" w:bidi="ar"/>
-        </w:rPr>
-      </w:pPr>
-    </w:p>
-    <w:p>
-      <w:pPr>
-        <w:keepNext w:val="0"/>
-        <w:keepLines w:val="0"/>
-        <w:widowControl/>
-        <w:suppressLineNumbers w:val="0"/>
-        <w:pBdr>
-          <w:top w:val="none" w:color="6FC3DF" w:sz="0" w:space="0"/>
-          <w:left w:val="none" w:color="6FC3DF" w:sz="0" w:space="0"/>
-          <w:bottom w:val="none" w:color="6FC3DF" w:sz="0" w:space="0"/>
-          <w:right w:val="none" w:color="6FC3DF" w:sz="0" w:space="0"/>
-        </w:pBdr>
-        <w:shd w:val="clear" w:fill="000000"/>
-        <w:ind w:left="0" w:firstLine="0"/>
-        <w:rPr>
-          <w:rStyle w:val="6"/>
-          <w:rFonts w:hint="eastAsia" w:ascii="Segoe UI" w:hAnsi="Segoe UI" w:eastAsia="Segoe UI" w:cs="Segoe UI"/>
           <w:bCs/>
           <w:i w:val="0"/>
           <w:iCs w:val="0"/>

--- a/修复文案.docx
+++ b/修复文案.docx
@@ -1139,6 +1139,8 @@
         </w:rPr>
         <w:t>优化summon,hero,monster,boss的创建。</w:t>
       </w:r>
+      <w:bookmarkStart w:id="0" w:name="_GoBack"/>
+      <w:bookmarkEnd w:id="0"/>
     </w:p>
     <w:p>
       <w:pPr>
@@ -1278,24 +1280,7 @@
           <w:shd w:val="clear" w:fill="000000"/>
           <w:lang w:val="en-US" w:eastAsia="zh-CN"/>
         </w:rPr>
-        <w:t>创建不同的unit时，只需要加</w:t>
-      </w:r>
-      <w:bookmarkStart w:id="0" w:name="_GoBack"/>
-      <w:bookmarkEnd w:id="0"/>
-      <w:r>
-        <w:rPr>
-          <w:rFonts w:hint="eastAsia" w:ascii="Segoe UI" w:hAnsi="Segoe UI" w:eastAsia="宋体" w:cs="Segoe UI"/>
-          <w:i w:val="0"/>
-          <w:iCs w:val="0"/>
-          <w:caps w:val="0"/>
-          <w:color w:val="92D050"/>
-          <w:spacing w:val="0"/>
-          <w:sz w:val="19"/>
-          <w:szCs w:val="19"/>
-          <w:shd w:val="clear" w:fill="000000"/>
-          <w:lang w:val="en-US" w:eastAsia="zh-CN"/>
-        </w:rPr>
-        <w:t>载对应的prefab，然后通过roleId设置该prefab中怪物的外观。</w:t>
+        <w:t>创建不同的unit时，只需要加载对应的prefab，然后通过roleId设置该prefab中怪物的外观。</w:t>
       </w:r>
     </w:p>
     <w:p>
@@ -1368,26 +1353,36 @@
           <w:i w:val="0"/>
           <w:iCs w:val="0"/>
           <w:caps w:val="0"/>
-          <w:color w:val="92D050"/>
-          <w:spacing w:val="0"/>
-          <w:sz w:val="19"/>
-          <w:szCs w:val="19"/>
-          <w:shd w:val="clear" w:fill="000000"/>
-          <w:lang w:val="en-US" w:eastAsia="zh-CN"/>
-        </w:rPr>
-      </w:pPr>
-      <w:r>
-        <w:rPr>
-          <w:rFonts w:hint="eastAsia" w:ascii="Segoe UI" w:hAnsi="Segoe UI" w:eastAsia="宋体" w:cs="Segoe UI"/>
-          <w:i w:val="0"/>
-          <w:iCs w:val="0"/>
-          <w:caps w:val="0"/>
-          <w:color w:val="92D050"/>
-          <w:spacing w:val="0"/>
-          <w:sz w:val="19"/>
-          <w:szCs w:val="19"/>
-          <w:shd w:val="clear" w:fill="000000"/>
-          <w:lang w:val="en-US" w:eastAsia="zh-CN"/>
+          <w:color w:val="FFFFFF" w:themeColor="background1"/>
+          <w:spacing w:val="0"/>
+          <w:sz w:val="19"/>
+          <w:szCs w:val="19"/>
+          <w:shd w:val="clear" w:fill="000000"/>
+          <w:lang w:val="en-US" w:eastAsia="zh-CN"/>
+          <w14:textFill>
+            <w14:solidFill>
+              <w14:schemeClr w14:val="bg1"/>
+            </w14:solidFill>
+          </w14:textFill>
+        </w:rPr>
+      </w:pPr>
+      <w:r>
+        <w:rPr>
+          <w:rFonts w:hint="eastAsia" w:ascii="Segoe UI" w:hAnsi="Segoe UI" w:eastAsia="宋体" w:cs="Segoe UI"/>
+          <w:i w:val="0"/>
+          <w:iCs w:val="0"/>
+          <w:caps w:val="0"/>
+          <w:color w:val="FFFFFF" w:themeColor="background1"/>
+          <w:spacing w:val="0"/>
+          <w:sz w:val="19"/>
+          <w:szCs w:val="19"/>
+          <w:shd w:val="clear" w:fill="000000"/>
+          <w:lang w:val="en-US" w:eastAsia="zh-CN"/>
+          <w14:textFill>
+            <w14:solidFill>
+              <w14:schemeClr w14:val="bg1"/>
+            </w14:solidFill>
+          </w14:textFill>
         </w:rPr>
         <w:t>创建动画状态机StateMachine，在GameConsts中定义Idle，Move，Attack，Die，冰冻，蓄力等state状态。冰冻状态无法移动和攻击。</w:t>
       </w:r>

--- a/修复文案.docx
+++ b/修复文案.docx
@@ -112,21 +112,21 @@
           <w:i w:val="0"/>
           <w:iCs w:val="0"/>
           <w:caps w:val="0"/>
-          <w:color w:val="FFFFFF"/>
-          <w:spacing w:val="0"/>
-          <w:sz w:val="19"/>
-          <w:szCs w:val="19"/>
-          <w:shd w:val="clear" w:fill="000000"/>
-          <w:lang w:val="en-US" w:eastAsia="zh-CN"/>
-        </w:rPr>
-      </w:pPr>
-      <w:r>
-        <w:rPr>
-          <w:rFonts w:hint="eastAsia" w:ascii="Segoe UI" w:hAnsi="Segoe UI" w:eastAsia="宋体" w:cs="Segoe UI"/>
-          <w:i w:val="0"/>
-          <w:iCs w:val="0"/>
-          <w:caps w:val="0"/>
-          <w:color w:val="FFFFFF"/>
+          <w:color w:val="92D050"/>
+          <w:spacing w:val="0"/>
+          <w:sz w:val="19"/>
+          <w:szCs w:val="19"/>
+          <w:shd w:val="clear" w:fill="000000"/>
+          <w:lang w:val="en-US" w:eastAsia="zh-CN"/>
+        </w:rPr>
+      </w:pPr>
+      <w:r>
+        <w:rPr>
+          <w:rFonts w:hint="eastAsia" w:ascii="Segoe UI" w:hAnsi="Segoe UI" w:eastAsia="宋体" w:cs="Segoe UI"/>
+          <w:i w:val="0"/>
+          <w:iCs w:val="0"/>
+          <w:caps w:val="0"/>
+          <w:color w:val="92D050"/>
           <w:spacing w:val="0"/>
           <w:sz w:val="19"/>
           <w:szCs w:val="19"/>
@@ -155,7 +155,7 @@
           <w:i w:val="0"/>
           <w:iCs w:val="0"/>
           <w:caps w:val="0"/>
-          <w:color w:val="FFFFFF"/>
+          <w:color w:val="92D050"/>
           <w:spacing w:val="0"/>
           <w:sz w:val="19"/>
           <w:szCs w:val="19"/>
@@ -169,7 +169,7 @@
           <w:i w:val="0"/>
           <w:iCs w:val="0"/>
           <w:caps w:val="0"/>
-          <w:color w:val="FFFFFF"/>
+          <w:color w:val="92D050"/>
           <w:spacing w:val="0"/>
           <w:sz w:val="19"/>
           <w:szCs w:val="19"/>
@@ -184,7 +184,7 @@
           <w:i w:val="0"/>
           <w:iCs w:val="0"/>
           <w:caps w:val="0"/>
-          <w:color w:val="FFFFFF"/>
+          <w:color w:val="92D050"/>
           <w:spacing w:val="0"/>
           <w:sz w:val="19"/>
           <w:szCs w:val="19"/>
@@ -198,7 +198,7 @@
           <w:i w:val="0"/>
           <w:iCs w:val="0"/>
           <w:caps w:val="0"/>
-          <w:color w:val="FFFFFF"/>
+          <w:color w:val="92D050"/>
           <w:spacing w:val="0"/>
           <w:sz w:val="19"/>
           <w:szCs w:val="19"/>
@@ -213,7 +213,7 @@
           <w:i w:val="0"/>
           <w:iCs w:val="0"/>
           <w:caps w:val="0"/>
-          <w:color w:val="FFFFFF"/>
+          <w:color w:val="92D050"/>
           <w:spacing w:val="0"/>
           <w:sz w:val="19"/>
           <w:szCs w:val="19"/>
@@ -227,7 +227,7 @@
           <w:i w:val="0"/>
           <w:iCs w:val="0"/>
           <w:caps w:val="0"/>
-          <w:color w:val="FFFFFF"/>
+          <w:color w:val="92D050"/>
           <w:spacing w:val="0"/>
           <w:sz w:val="19"/>
           <w:szCs w:val="19"/>
@@ -242,7 +242,7 @@
           <w:i w:val="0"/>
           <w:iCs w:val="0"/>
           <w:caps w:val="0"/>
-          <w:color w:val="FFFFFF"/>
+          <w:color w:val="92D050"/>
           <w:spacing w:val="0"/>
           <w:sz w:val="19"/>
           <w:szCs w:val="19"/>
@@ -256,7 +256,7 @@
           <w:i w:val="0"/>
           <w:iCs w:val="0"/>
           <w:caps w:val="0"/>
-          <w:color w:val="FFFFFF"/>
+          <w:color w:val="92D050"/>
           <w:spacing w:val="0"/>
           <w:sz w:val="19"/>
           <w:szCs w:val="19"/>
@@ -271,7 +271,7 @@
           <w:i w:val="0"/>
           <w:iCs w:val="0"/>
           <w:caps w:val="0"/>
-          <w:color w:val="FFFFFF"/>
+          <w:color w:val="92D050"/>
           <w:spacing w:val="0"/>
           <w:sz w:val="19"/>
           <w:szCs w:val="19"/>
@@ -286,7 +286,7 @@
           <w:i w:val="0"/>
           <w:iCs w:val="0"/>
           <w:caps w:val="0"/>
-          <w:color w:val="FFFFFF"/>
+          <w:color w:val="92D050"/>
           <w:spacing w:val="0"/>
           <w:sz w:val="19"/>
           <w:szCs w:val="19"/>
@@ -300,7 +300,7 @@
           <w:i w:val="0"/>
           <w:iCs w:val="0"/>
           <w:caps w:val="0"/>
-          <w:color w:val="FFFFFF"/>
+          <w:color w:val="92D050"/>
           <w:spacing w:val="0"/>
           <w:sz w:val="19"/>
           <w:szCs w:val="19"/>
@@ -569,6 +569,7 @@
           <w:lang w:eastAsia="zh-CN"/>
         </w:rPr>
       </w:pPr>
+      <w:bookmarkStart w:id="0" w:name="_GoBack"/>
       <w:r>
         <w:rPr>
           <w:rFonts w:hint="eastAsia" w:ascii="Segoe UI" w:hAnsi="Segoe UI" w:eastAsia="Segoe UI" w:cs="Segoe UI"/>
@@ -975,6 +976,7 @@
         <w:t>该面板</w:t>
       </w:r>
     </w:p>
+    <w:bookmarkEnd w:id="0"/>
     <w:p>
       <w:pPr>
         <w:keepNext w:val="0"/>
@@ -1139,8 +1141,6 @@
         </w:rPr>
         <w:t>优化summon,hero,monster,boss的创建。</w:t>
       </w:r>
-      <w:bookmarkStart w:id="0" w:name="_GoBack"/>
-      <w:bookmarkEnd w:id="0"/>
     </w:p>
     <w:p>
       <w:pPr>
@@ -1384,7 +1384,7 @@
             </w14:solidFill>
           </w14:textFill>
         </w:rPr>
-        <w:t>创建动画状态机StateMachine，在GameConsts中定义Idle，Move，Attack，Die，冰冻，蓄力等state状态。冰冻状态无法移动和攻击。</w:t>
+        <w:t>创建动画状态切换机StateMachine，我已在GameConsts中定state状态。注意：冰冻状态无法移动和攻击。</w:t>
       </w:r>
     </w:p>
     <w:p>

--- a/修复文案.docx
+++ b/修复文案.docx
@@ -569,7 +569,6 @@
           <w:lang w:eastAsia="zh-CN"/>
         </w:rPr>
       </w:pPr>
-      <w:bookmarkStart w:id="0" w:name="_GoBack"/>
       <w:r>
         <w:rPr>
           <w:rFonts w:hint="eastAsia" w:ascii="Segoe UI" w:hAnsi="Segoe UI" w:eastAsia="Segoe UI" w:cs="Segoe UI"/>
@@ -976,7 +975,6 @@
         <w:t>该面板</w:t>
       </w:r>
     </w:p>
-    <w:bookmarkEnd w:id="0"/>
     <w:p>
       <w:pPr>
         <w:keepNext w:val="0"/>
@@ -1048,12 +1046,11 @@
         <w:ind w:left="0" w:firstLine="0"/>
         <w:rPr>
           <w:rStyle w:val="6"/>
-          <w:rFonts w:hint="default" w:ascii="Segoe UI" w:hAnsi="Segoe UI" w:eastAsia="宋体" w:cs="Segoe UI"/>
+          <w:rFonts w:hint="eastAsia" w:ascii="Segoe UI" w:hAnsi="Segoe UI" w:eastAsia="Segoe UI" w:cs="Segoe UI"/>
           <w:bCs/>
           <w:i w:val="0"/>
           <w:iCs w:val="0"/>
-          <w:caps w:val="0"/>
-          <w:color w:val="92D050"/>
+          <w:color w:val="FFFFFF"/>
           <w:spacing w:val="0"/>
           <w:kern w:val="0"/>
           <w:sz w:val="27"/>
@@ -1069,8 +1066,7 @@
           <w:bCs/>
           <w:i w:val="0"/>
           <w:iCs w:val="0"/>
-          <w:caps w:val="0"/>
-          <w:color w:val="92D050"/>
+          <w:color w:val="FFFFFF"/>
           <w:spacing w:val="0"/>
           <w:kern w:val="0"/>
           <w:sz w:val="27"/>
@@ -1078,68 +1074,7 @@
           <w:shd w:val="clear" w:fill="000000"/>
           <w:lang w:val="en-US" w:eastAsia="zh-CN" w:bidi="ar"/>
         </w:rPr>
-        <w:t>unit</w:t>
-      </w:r>
-      <w:r>
-        <w:rPr>
-          <w:rStyle w:val="6"/>
-          <w:rFonts w:hint="eastAsia" w:ascii="Segoe UI" w:hAnsi="Segoe UI" w:eastAsia="宋体" w:cs="Segoe UI"/>
-          <w:bCs/>
-          <w:i w:val="0"/>
-          <w:iCs w:val="0"/>
-          <w:caps w:val="0"/>
-          <w:color w:val="92D050"/>
-          <w:spacing w:val="0"/>
-          <w:kern w:val="0"/>
-          <w:sz w:val="27"/>
-          <w:szCs w:val="27"/>
-          <w:shd w:val="clear" w:fill="000000"/>
-          <w:lang w:val="en-US" w:eastAsia="zh-CN" w:bidi="ar"/>
-        </w:rPr>
-        <w:t>管理</w:t>
-      </w:r>
-    </w:p>
-    <w:p>
-      <w:pPr>
-        <w:keepNext w:val="0"/>
-        <w:keepLines w:val="0"/>
-        <w:widowControl/>
-        <w:suppressLineNumbers w:val="0"/>
-        <w:pBdr>
-          <w:top w:val="none" w:color="6FC3DF" w:sz="0" w:space="0"/>
-          <w:left w:val="none" w:color="6FC3DF" w:sz="0" w:space="0"/>
-          <w:bottom w:val="none" w:color="6FC3DF" w:sz="0" w:space="0"/>
-          <w:right w:val="none" w:color="6FC3DF" w:sz="0" w:space="0"/>
-        </w:pBdr>
-        <w:shd w:val="clear" w:fill="000000"/>
-        <w:ind w:left="0" w:firstLine="0"/>
-        <w:rPr>
-          <w:rFonts w:hint="eastAsia" w:ascii="Segoe UI" w:hAnsi="Segoe UI" w:eastAsia="宋体" w:cs="Segoe UI"/>
-          <w:i w:val="0"/>
-          <w:iCs w:val="0"/>
-          <w:caps w:val="0"/>
-          <w:color w:val="92D050"/>
-          <w:spacing w:val="0"/>
-          <w:sz w:val="19"/>
-          <w:szCs w:val="19"/>
-          <w:shd w:val="clear" w:fill="000000"/>
-          <w:lang w:val="en-US" w:eastAsia="zh-CN"/>
-        </w:rPr>
-      </w:pPr>
-      <w:r>
-        <w:rPr>
-          <w:rFonts w:hint="eastAsia" w:ascii="Segoe UI" w:hAnsi="Segoe UI" w:eastAsia="宋体" w:cs="Segoe UI"/>
-          <w:i w:val="0"/>
-          <w:iCs w:val="0"/>
-          <w:caps w:val="0"/>
-          <w:color w:val="92D050"/>
-          <w:spacing w:val="0"/>
-          <w:sz w:val="19"/>
-          <w:szCs w:val="19"/>
-          <w:shd w:val="clear" w:fill="000000"/>
-          <w:lang w:val="en-US" w:eastAsia="zh-CN"/>
-        </w:rPr>
-        <w:t>优化summon,hero,monster,boss的创建。</w:t>
+        <w:t>窗口规范</w:t>
       </w:r>
     </w:p>
     <w:p>
@@ -1159,34 +1094,34 @@
           <w:right w:val="none" w:color="6FC3DF" w:sz="0" w:space="0"/>
         </w:pBdr>
         <w:shd w:val="clear" w:fill="000000"/>
-        <w:ind w:left="0" w:firstLine="0"/>
-        <w:rPr>
-          <w:rFonts w:hint="eastAsia" w:ascii="Segoe UI" w:hAnsi="Segoe UI" w:eastAsia="宋体" w:cs="Segoe UI"/>
-          <w:i w:val="0"/>
-          <w:iCs w:val="0"/>
-          <w:caps w:val="0"/>
-          <w:color w:val="92D050"/>
-          <w:spacing w:val="0"/>
-          <w:sz w:val="19"/>
-          <w:szCs w:val="19"/>
-          <w:shd w:val="clear" w:fill="000000"/>
-          <w:lang w:val="en-US" w:eastAsia="zh-CN"/>
-        </w:rPr>
-      </w:pPr>
-      <w:r>
-        <w:rPr>
-          <w:rFonts w:hint="eastAsia" w:ascii="Segoe UI" w:hAnsi="Segoe UI" w:eastAsia="宋体" w:cs="Segoe UI"/>
-          <w:i w:val="0"/>
-          <w:iCs w:val="0"/>
-          <w:caps w:val="0"/>
-          <w:color w:val="92D050"/>
-          <w:spacing w:val="0"/>
-          <w:sz w:val="19"/>
-          <w:szCs w:val="19"/>
-          <w:shd w:val="clear" w:fill="000000"/>
-          <w:lang w:val="en-US" w:eastAsia="zh-CN"/>
-        </w:rPr>
-        <w:t>SummonController，HeroController，MonsterController，BossController这四个文件继承于UnitControlle.cs，控制其逻辑层的行为，若有相同的逻辑则写在基类里统一管理。</w:t>
+        <w:ind w:leftChars="0"/>
+        <w:rPr>
+          <w:rFonts w:hint="default" w:ascii="Segoe UI" w:hAnsi="Segoe UI" w:eastAsia="Segoe UI" w:cs="Segoe UI"/>
+          <w:i w:val="0"/>
+          <w:iCs w:val="0"/>
+          <w:caps w:val="0"/>
+          <w:color w:val="FFFFFF"/>
+          <w:spacing w:val="0"/>
+          <w:sz w:val="19"/>
+          <w:szCs w:val="19"/>
+          <w:shd w:val="clear" w:fill="000000"/>
+          <w:lang w:val="en-US" w:eastAsia="zh-CN"/>
+        </w:rPr>
+      </w:pPr>
+      <w:r>
+        <w:rPr>
+          <w:rFonts w:hint="eastAsia" w:ascii="Segoe UI" w:hAnsi="Segoe UI" w:eastAsia="Segoe UI" w:cs="Segoe UI"/>
+          <w:i w:val="0"/>
+          <w:iCs w:val="0"/>
+          <w:caps w:val="0"/>
+          <w:color w:val="FFFFFF"/>
+          <w:spacing w:val="0"/>
+          <w:sz w:val="19"/>
+          <w:szCs w:val="19"/>
+          <w:shd w:val="clear" w:fill="000000"/>
+          <w:lang w:val="en-US" w:eastAsia="zh-CN"/>
+        </w:rPr>
+        <w:t>规范HeroSelectWin，LevelSelectWin，SkillSelectWin三个窗口</w:t>
       </w:r>
     </w:p>
     <w:p>
@@ -1206,34 +1141,48 @@
           <w:right w:val="none" w:color="6FC3DF" w:sz="0" w:space="0"/>
         </w:pBdr>
         <w:shd w:val="clear" w:fill="000000"/>
-        <w:ind w:left="0" w:firstLine="0"/>
-        <w:rPr>
-          <w:rFonts w:hint="default" w:ascii="Segoe UI" w:hAnsi="Segoe UI" w:eastAsia="宋体" w:cs="Segoe UI"/>
-          <w:i w:val="0"/>
-          <w:iCs w:val="0"/>
-          <w:caps w:val="0"/>
-          <w:color w:val="92D050"/>
-          <w:spacing w:val="0"/>
-          <w:sz w:val="19"/>
-          <w:szCs w:val="19"/>
-          <w:shd w:val="clear" w:fill="000000"/>
-          <w:lang w:val="en-US" w:eastAsia="zh-CN"/>
-        </w:rPr>
-      </w:pPr>
-      <w:r>
-        <w:rPr>
-          <w:rFonts w:hint="eastAsia" w:ascii="Segoe UI" w:hAnsi="Segoe UI" w:eastAsia="宋体" w:cs="Segoe UI"/>
-          <w:i w:val="0"/>
-          <w:iCs w:val="0"/>
-          <w:caps w:val="0"/>
-          <w:color w:val="92D050"/>
-          <w:spacing w:val="0"/>
-          <w:sz w:val="19"/>
-          <w:szCs w:val="19"/>
-          <w:shd w:val="clear" w:fill="000000"/>
-          <w:lang w:val="en-US" w:eastAsia="zh-CN"/>
-        </w:rPr>
-        <w:t>每个Unit都有通过BattleManager中管理的唯一uid，unit需要有从属阵营group等属性。（在GameConst中定义阵营）</w:t>
+        <w:ind w:leftChars="0"/>
+        <w:rPr>
+          <w:rFonts w:hint="default" w:ascii="Segoe UI" w:hAnsi="Segoe UI" w:eastAsia="Segoe UI" w:cs="Segoe UI"/>
+          <w:i w:val="0"/>
+          <w:iCs w:val="0"/>
+          <w:caps w:val="0"/>
+          <w:color w:val="FFFFFF"/>
+          <w:spacing w:val="0"/>
+          <w:sz w:val="19"/>
+          <w:szCs w:val="19"/>
+          <w:shd w:val="clear" w:fill="000000"/>
+          <w:lang w:val="en-US" w:eastAsia="zh-CN"/>
+        </w:rPr>
+      </w:pPr>
+      <w:r>
+        <w:rPr>
+          <w:rFonts w:hint="eastAsia" w:ascii="Segoe UI" w:hAnsi="Segoe UI" w:eastAsia="Segoe UI" w:cs="Segoe UI"/>
+          <w:i w:val="0"/>
+          <w:iCs w:val="0"/>
+          <w:color w:val="FFFFFF"/>
+          <w:spacing w:val="0"/>
+          <w:sz w:val="19"/>
+          <w:szCs w:val="19"/>
+          <w:shd w:val="clear" w:fill="000000"/>
+          <w:lang w:val="en-US" w:eastAsia="zh-CN"/>
+        </w:rPr>
+        <w:t>S</w:t>
+      </w:r>
+      <w:r>
+        <w:rPr>
+          <w:rFonts w:hint="eastAsia" w:ascii="Segoe UI" w:hAnsi="Segoe UI" w:eastAsia="Segoe UI" w:cs="Segoe UI"/>
+          <w:i w:val="0"/>
+          <w:iCs w:val="0"/>
+          <w:caps w:val="0"/>
+          <w:color w:val="FFFFFF"/>
+          <w:spacing w:val="0"/>
+          <w:sz w:val="19"/>
+          <w:szCs w:val="19"/>
+          <w:shd w:val="clear" w:fill="000000"/>
+          <w:lang w:val="en-US" w:eastAsia="zh-CN"/>
+        </w:rPr>
+        <w:t>kill化制作窗口的prefab和cs代码流程</w:t>
       </w:r>
     </w:p>
     <w:p>
@@ -1253,35 +1202,51 @@
           <w:right w:val="none" w:color="6FC3DF" w:sz="0" w:space="0"/>
         </w:pBdr>
         <w:shd w:val="clear" w:fill="000000"/>
-        <w:ind w:left="0" w:firstLine="0"/>
-        <w:rPr>
-          <w:rFonts w:hint="eastAsia" w:ascii="Segoe UI" w:hAnsi="Segoe UI" w:eastAsia="宋体" w:cs="Segoe UI"/>
-          <w:i w:val="0"/>
-          <w:iCs w:val="0"/>
-          <w:caps w:val="0"/>
-          <w:color w:val="92D050"/>
-          <w:spacing w:val="0"/>
-          <w:sz w:val="19"/>
-          <w:szCs w:val="19"/>
-          <w:shd w:val="clear" w:fill="000000"/>
-          <w:lang w:val="en-US" w:eastAsia="zh-CN"/>
-        </w:rPr>
-      </w:pPr>
-      <w:r>
-        <w:rPr>
-          <w:rFonts w:hint="eastAsia" w:ascii="Segoe UI" w:hAnsi="Segoe UI" w:eastAsia="宋体" w:cs="Segoe UI"/>
-          <w:i w:val="0"/>
-          <w:iCs w:val="0"/>
-          <w:caps w:val="0"/>
-          <w:color w:val="92D050"/>
-          <w:spacing w:val="0"/>
-          <w:sz w:val="19"/>
-          <w:szCs w:val="19"/>
-          <w:shd w:val="clear" w:fill="000000"/>
-          <w:lang w:val="en-US" w:eastAsia="zh-CN"/>
-        </w:rPr>
-        <w:t>创建不同的unit时，只需要加载对应的prefab，然后通过roleId设置该prefab中怪物的外观。</w:t>
-      </w:r>
+        <w:ind w:leftChars="0"/>
+        <w:rPr>
+          <w:rFonts w:hint="default" w:ascii="Segoe UI" w:hAnsi="Segoe UI" w:eastAsia="Segoe UI" w:cs="Segoe UI"/>
+          <w:i w:val="0"/>
+          <w:iCs w:val="0"/>
+          <w:caps w:val="0"/>
+          <w:color w:val="FFFFFF"/>
+          <w:spacing w:val="0"/>
+          <w:sz w:val="19"/>
+          <w:szCs w:val="19"/>
+          <w:shd w:val="clear" w:fill="000000"/>
+          <w:lang w:val="en-US" w:eastAsia="zh-CN"/>
+        </w:rPr>
+      </w:pPr>
+      <w:r>
+        <w:rPr>
+          <w:rFonts w:hint="eastAsia" w:ascii="Segoe UI" w:hAnsi="Segoe UI" w:eastAsia="Segoe UI" w:cs="Segoe UI"/>
+          <w:i w:val="0"/>
+          <w:iCs w:val="0"/>
+          <w:color w:val="FFFFFF"/>
+          <w:spacing w:val="0"/>
+          <w:sz w:val="19"/>
+          <w:szCs w:val="19"/>
+          <w:shd w:val="clear" w:fill="000000"/>
+          <w:lang w:val="en-US" w:eastAsia="zh-CN"/>
+        </w:rPr>
+        <w:t>B</w:t>
+      </w:r>
+      <w:r>
+        <w:rPr>
+          <w:rFonts w:hint="eastAsia" w:ascii="Segoe UI" w:hAnsi="Segoe UI" w:eastAsia="Segoe UI" w:cs="Segoe UI"/>
+          <w:i w:val="0"/>
+          <w:iCs w:val="0"/>
+          <w:caps w:val="0"/>
+          <w:color w:val="FFFFFF"/>
+          <w:spacing w:val="0"/>
+          <w:sz w:val="19"/>
+          <w:szCs w:val="19"/>
+          <w:shd w:val="clear" w:fill="000000"/>
+          <w:lang w:val="en-US" w:eastAsia="zh-CN"/>
+        </w:rPr>
+        <w:t>attlemanager和gamehelper中的标红最好也做一个脚本处理，不然太麻烦。</w:t>
+      </w:r>
+      <w:bookmarkStart w:id="0" w:name="_GoBack"/>
+      <w:bookmarkEnd w:id="0"/>
     </w:p>
     <w:p>
       <w:pPr>
@@ -1290,7 +1255,7 @@
         <w:widowControl/>
         <w:numPr>
           <w:ilvl w:val="0"/>
-          <w:numId w:val="1"/>
+          <w:numId w:val="0"/>
         </w:numPr>
         <w:suppressLineNumbers w:val="0"/>
         <w:pBdr>
@@ -1300,34 +1265,85 @@
           <w:right w:val="none" w:color="6FC3DF" w:sz="0" w:space="0"/>
         </w:pBdr>
         <w:shd w:val="clear" w:fill="000000"/>
+        <w:ind w:leftChars="0"/>
+        <w:rPr>
+          <w:rFonts w:hint="default" w:ascii="Segoe UI" w:hAnsi="Segoe UI" w:eastAsia="Segoe UI" w:cs="Segoe UI"/>
+          <w:i w:val="0"/>
+          <w:iCs w:val="0"/>
+          <w:caps w:val="0"/>
+          <w:color w:val="FFFFFF"/>
+          <w:spacing w:val="0"/>
+          <w:sz w:val="19"/>
+          <w:szCs w:val="19"/>
+          <w:shd w:val="clear" w:fill="000000"/>
+          <w:lang w:val="en-US" w:eastAsia="zh-CN"/>
+        </w:rPr>
+      </w:pPr>
+    </w:p>
+    <w:p>
+      <w:pPr>
+        <w:keepNext w:val="0"/>
+        <w:keepLines w:val="0"/>
+        <w:widowControl/>
+        <w:suppressLineNumbers w:val="0"/>
+        <w:pBdr>
+          <w:top w:val="none" w:color="6FC3DF" w:sz="0" w:space="0"/>
+          <w:left w:val="none" w:color="6FC3DF" w:sz="0" w:space="0"/>
+          <w:bottom w:val="none" w:color="6FC3DF" w:sz="0" w:space="0"/>
+          <w:right w:val="none" w:color="6FC3DF" w:sz="0" w:space="0"/>
+        </w:pBdr>
+        <w:shd w:val="clear" w:fill="000000"/>
         <w:ind w:left="0" w:firstLine="0"/>
         <w:rPr>
-          <w:rFonts w:hint="eastAsia" w:ascii="Segoe UI" w:hAnsi="Segoe UI" w:eastAsia="宋体" w:cs="Segoe UI"/>
+          <w:rStyle w:val="6"/>
+          <w:rFonts w:hint="eastAsia" w:ascii="Segoe UI" w:hAnsi="Segoe UI" w:eastAsia="Segoe UI" w:cs="Segoe UI"/>
+          <w:bCs/>
           <w:i w:val="0"/>
           <w:iCs w:val="0"/>
           <w:caps w:val="0"/>
           <w:color w:val="FFFFFF"/>
           <w:spacing w:val="0"/>
-          <w:sz w:val="19"/>
-          <w:szCs w:val="19"/>
-          <w:shd w:val="clear" w:fill="000000"/>
-          <w:lang w:val="en-US" w:eastAsia="zh-CN"/>
-        </w:rPr>
-      </w:pPr>
-      <w:r>
-        <w:rPr>
-          <w:rFonts w:hint="eastAsia" w:ascii="Segoe UI" w:hAnsi="Segoe UI" w:eastAsia="宋体" w:cs="Segoe UI"/>
-          <w:i w:val="0"/>
-          <w:iCs w:val="0"/>
-          <w:caps w:val="0"/>
+          <w:kern w:val="0"/>
+          <w:sz w:val="27"/>
+          <w:szCs w:val="27"/>
+          <w:shd w:val="clear" w:fill="000000"/>
+          <w:lang w:val="en-US" w:eastAsia="zh-CN" w:bidi="ar"/>
+        </w:rPr>
+      </w:pPr>
+      <w:r>
+        <w:rPr>
+          <w:rStyle w:val="6"/>
+          <w:rFonts w:hint="eastAsia" w:ascii="Segoe UI" w:hAnsi="Segoe UI" w:eastAsia="Segoe UI" w:cs="Segoe UI"/>
+          <w:bCs/>
+          <w:i w:val="0"/>
+          <w:iCs w:val="0"/>
           <w:color w:val="FFFFFF"/>
           <w:spacing w:val="0"/>
-          <w:sz w:val="19"/>
-          <w:szCs w:val="19"/>
-          <w:shd w:val="clear" w:fill="000000"/>
-          <w:lang w:val="en-US" w:eastAsia="zh-CN"/>
-        </w:rPr>
-        <w:t>创建SummonAnim,HeroAnim,MonsterAnim,BossAnim四个cs文件继承于UnitAnim.cs管理，控制外观和动画表现。</w:t>
+          <w:kern w:val="0"/>
+          <w:sz w:val="27"/>
+          <w:szCs w:val="27"/>
+          <w:shd w:val="clear" w:fill="000000"/>
+          <w:lang w:val="en-US" w:eastAsia="zh-CN" w:bidi="ar"/>
+        </w:rPr>
+        <w:t>B</w:t>
+      </w:r>
+      <w:r>
+        <w:rPr>
+          <w:rStyle w:val="6"/>
+          <w:rFonts w:hint="eastAsia" w:ascii="Segoe UI" w:hAnsi="Segoe UI" w:eastAsia="Segoe UI" w:cs="Segoe UI"/>
+          <w:bCs/>
+          <w:i w:val="0"/>
+          <w:iCs w:val="0"/>
+          <w:caps w:val="0"/>
+          <w:color w:val="FFFFFF"/>
+          <w:spacing w:val="0"/>
+          <w:kern w:val="0"/>
+          <w:sz w:val="27"/>
+          <w:szCs w:val="27"/>
+          <w:shd w:val="clear" w:fill="000000"/>
+          <w:lang w:val="en-US" w:eastAsia="zh-CN" w:bidi="ar"/>
+        </w:rPr>
+        <w:t>ug</w:t>
       </w:r>
     </w:p>
     <w:p>
@@ -1337,7 +1353,186 @@
         <w:widowControl/>
         <w:numPr>
           <w:ilvl w:val="0"/>
-          <w:numId w:val="1"/>
+          <w:numId w:val="2"/>
+        </w:numPr>
+        <w:suppressLineNumbers w:val="0"/>
+        <w:pBdr>
+          <w:top w:val="none" w:color="6FC3DF" w:sz="0" w:space="0"/>
+          <w:left w:val="none" w:color="6FC3DF" w:sz="0" w:space="0"/>
+          <w:bottom w:val="none" w:color="6FC3DF" w:sz="0" w:space="0"/>
+          <w:right w:val="none" w:color="6FC3DF" w:sz="0" w:space="0"/>
+        </w:pBdr>
+        <w:shd w:val="clear" w:fill="000000"/>
+        <w:ind w:left="0" w:firstLine="0"/>
+        <w:rPr>
+          <w:rFonts w:hint="eastAsia" w:ascii="Segoe UI" w:hAnsi="Segoe UI" w:eastAsia="宋体" w:cs="Segoe UI"/>
+          <w:i w:val="0"/>
+          <w:iCs w:val="0"/>
+          <w:caps w:val="0"/>
+          <w:color w:val="FFFFFF"/>
+          <w:spacing w:val="0"/>
+          <w:sz w:val="19"/>
+          <w:szCs w:val="19"/>
+          <w:shd w:val="clear" w:fill="000000"/>
+          <w:lang w:val="en-US" w:eastAsia="zh-CN"/>
+        </w:rPr>
+      </w:pPr>
+      <w:r>
+        <w:rPr>
+          <w:rFonts w:hint="eastAsia" w:ascii="Segoe UI" w:hAnsi="Segoe UI" w:eastAsia="宋体" w:cs="Segoe UI"/>
+          <w:i w:val="0"/>
+          <w:iCs w:val="0"/>
+          <w:caps w:val="0"/>
+          <w:color w:val="FFFFFF"/>
+          <w:spacing w:val="0"/>
+          <w:sz w:val="19"/>
+          <w:szCs w:val="19"/>
+          <w:shd w:val="clear" w:fill="000000"/>
+          <w:lang w:val="en-US" w:eastAsia="zh-CN"/>
+        </w:rPr>
+        <w:t>击退会击退到屏幕外</w:t>
+      </w:r>
+    </w:p>
+    <w:p>
+      <w:pPr>
+        <w:keepNext w:val="0"/>
+        <w:keepLines w:val="0"/>
+        <w:widowControl/>
+        <w:numPr>
+          <w:ilvl w:val="0"/>
+          <w:numId w:val="0"/>
+        </w:numPr>
+        <w:suppressLineNumbers w:val="0"/>
+        <w:pBdr>
+          <w:top w:val="none" w:color="6FC3DF" w:sz="0" w:space="0"/>
+          <w:left w:val="none" w:color="6FC3DF" w:sz="0" w:space="0"/>
+          <w:bottom w:val="none" w:color="6FC3DF" w:sz="0" w:space="0"/>
+          <w:right w:val="none" w:color="6FC3DF" w:sz="0" w:space="0"/>
+        </w:pBdr>
+        <w:shd w:val="clear" w:fill="000000"/>
+        <w:ind w:leftChars="0"/>
+        <w:rPr>
+          <w:rStyle w:val="6"/>
+          <w:rFonts w:hint="eastAsia" w:ascii="Segoe UI" w:hAnsi="Segoe UI" w:eastAsia="Segoe UI" w:cs="Segoe UI"/>
+          <w:bCs/>
+          <w:i w:val="0"/>
+          <w:iCs w:val="0"/>
+          <w:caps w:val="0"/>
+          <w:color w:val="FFFFFF"/>
+          <w:spacing w:val="0"/>
+          <w:kern w:val="0"/>
+          <w:sz w:val="27"/>
+          <w:szCs w:val="27"/>
+          <w:shd w:val="clear" w:fill="000000"/>
+          <w:lang w:val="en-US" w:eastAsia="zh-CN" w:bidi="ar"/>
+        </w:rPr>
+      </w:pPr>
+    </w:p>
+    <w:p>
+      <w:pPr>
+        <w:keepNext w:val="0"/>
+        <w:keepLines w:val="0"/>
+        <w:widowControl/>
+        <w:numPr>
+          <w:ilvl w:val="0"/>
+          <w:numId w:val="0"/>
+        </w:numPr>
+        <w:suppressLineNumbers w:val="0"/>
+        <w:pBdr>
+          <w:top w:val="none" w:color="6FC3DF" w:sz="0" w:space="0"/>
+          <w:left w:val="none" w:color="6FC3DF" w:sz="0" w:space="0"/>
+          <w:bottom w:val="none" w:color="6FC3DF" w:sz="0" w:space="0"/>
+          <w:right w:val="none" w:color="6FC3DF" w:sz="0" w:space="0"/>
+        </w:pBdr>
+        <w:shd w:val="clear" w:fill="000000"/>
+        <w:ind w:leftChars="0"/>
+        <w:rPr>
+          <w:rFonts w:hint="eastAsia" w:ascii="Segoe UI" w:hAnsi="Segoe UI" w:eastAsia="宋体" w:cs="Segoe UI"/>
+          <w:i w:val="0"/>
+          <w:iCs w:val="0"/>
+          <w:caps w:val="0"/>
+          <w:color w:val="FFFFFF"/>
+          <w:spacing w:val="0"/>
+          <w:sz w:val="19"/>
+          <w:szCs w:val="19"/>
+          <w:shd w:val="clear" w:fill="000000"/>
+          <w:lang w:val="en-US" w:eastAsia="zh-CN"/>
+        </w:rPr>
+      </w:pPr>
+      <w:r>
+        <w:rPr>
+          <w:rStyle w:val="6"/>
+          <w:rFonts w:hint="eastAsia" w:ascii="Segoe UI" w:hAnsi="Segoe UI" w:eastAsia="Segoe UI" w:cs="Segoe UI"/>
+          <w:bCs/>
+          <w:i w:val="0"/>
+          <w:iCs w:val="0"/>
+          <w:caps w:val="0"/>
+          <w:color w:val="FFFFFF"/>
+          <w:spacing w:val="0"/>
+          <w:kern w:val="0"/>
+          <w:sz w:val="27"/>
+          <w:szCs w:val="27"/>
+          <w:shd w:val="clear" w:fill="000000"/>
+          <w:lang w:val="en-US" w:eastAsia="zh-CN" w:bidi="ar"/>
+        </w:rPr>
+        <w:t>考虑优化</w:t>
+      </w:r>
+    </w:p>
+    <w:p>
+      <w:pPr>
+        <w:keepNext w:val="0"/>
+        <w:keepLines w:val="0"/>
+        <w:widowControl/>
+        <w:numPr>
+          <w:ilvl w:val="0"/>
+          <w:numId w:val="3"/>
+        </w:numPr>
+        <w:suppressLineNumbers w:val="0"/>
+        <w:pBdr>
+          <w:top w:val="none" w:color="6FC3DF" w:sz="0" w:space="0"/>
+          <w:left w:val="none" w:color="6FC3DF" w:sz="0" w:space="0"/>
+          <w:bottom w:val="none" w:color="6FC3DF" w:sz="0" w:space="0"/>
+          <w:right w:val="none" w:color="6FC3DF" w:sz="0" w:space="0"/>
+        </w:pBdr>
+        <w:shd w:val="clear" w:fill="000000"/>
+        <w:ind w:left="0" w:firstLine="0"/>
+        <w:rPr>
+          <w:rFonts w:hint="eastAsia" w:ascii="Segoe UI" w:hAnsi="Segoe UI" w:eastAsia="宋体" w:cs="Segoe UI"/>
+          <w:i w:val="0"/>
+          <w:iCs w:val="0"/>
+          <w:caps w:val="0"/>
+          <w:color w:val="FFFFFF"/>
+          <w:spacing w:val="0"/>
+          <w:sz w:val="19"/>
+          <w:szCs w:val="19"/>
+          <w:shd w:val="clear" w:fill="000000"/>
+          <w:lang w:val="en-US" w:eastAsia="zh-CN"/>
+        </w:rPr>
+      </w:pPr>
+      <w:r>
+        <w:rPr>
+          <w:rFonts w:hint="eastAsia" w:ascii="Segoe UI" w:hAnsi="Segoe UI" w:eastAsia="宋体" w:cs="Segoe UI"/>
+          <w:i w:val="0"/>
+          <w:iCs w:val="0"/>
+          <w:caps w:val="0"/>
+          <w:color w:val="FFFFFF"/>
+          <w:spacing w:val="0"/>
+          <w:sz w:val="19"/>
+          <w:szCs w:val="19"/>
+          <w:shd w:val="clear" w:fill="000000"/>
+          <w:lang w:val="en-US" w:eastAsia="zh-CN"/>
+        </w:rPr>
+        <w:t>创建SummonAnim,HeroAnim,MonsterAnim,BossAnim四个cs文件继承于UnitAnim.cs管理，控制外观和动画表现。</w:t>
+      </w:r>
+    </w:p>
+    <w:p>
+      <w:pPr>
+        <w:keepNext w:val="0"/>
+        <w:keepLines w:val="0"/>
+        <w:widowControl/>
+        <w:numPr>
+          <w:ilvl w:val="0"/>
+          <w:numId w:val="3"/>
         </w:numPr>
         <w:suppressLineNumbers w:val="0"/>
         <w:pBdr>
@@ -1431,18 +1626,294 @@
         <w:ind w:left="0" w:firstLine="0"/>
         <w:rPr>
           <w:rStyle w:val="6"/>
-          <w:rFonts w:hint="eastAsia" w:ascii="Segoe UI" w:hAnsi="Segoe UI" w:eastAsia="Segoe UI" w:cs="Segoe UI"/>
+          <w:rFonts w:hint="default" w:ascii="Segoe UI" w:hAnsi="Segoe UI" w:eastAsia="Segoe UI" w:cs="Segoe UI"/>
           <w:bCs/>
           <w:i w:val="0"/>
           <w:iCs w:val="0"/>
           <w:caps w:val="0"/>
-          <w:color w:val="FFFFFF"/>
+          <w:color w:val="92D050"/>
           <w:spacing w:val="0"/>
           <w:kern w:val="0"/>
           <w:sz w:val="27"/>
           <w:szCs w:val="27"/>
           <w:shd w:val="clear" w:fill="000000"/>
           <w:lang w:val="en-US" w:eastAsia="zh-CN" w:bidi="ar"/>
+        </w:rPr>
+      </w:pPr>
+    </w:p>
+    <w:p>
+      <w:pPr>
+        <w:keepNext w:val="0"/>
+        <w:keepLines w:val="0"/>
+        <w:widowControl/>
+        <w:suppressLineNumbers w:val="0"/>
+        <w:pBdr>
+          <w:top w:val="none" w:color="6FC3DF" w:sz="0" w:space="0"/>
+          <w:left w:val="none" w:color="6FC3DF" w:sz="0" w:space="0"/>
+          <w:bottom w:val="none" w:color="6FC3DF" w:sz="0" w:space="0"/>
+          <w:right w:val="none" w:color="6FC3DF" w:sz="0" w:space="0"/>
+        </w:pBdr>
+        <w:shd w:val="clear" w:fill="000000"/>
+        <w:ind w:left="0" w:firstLine="0"/>
+        <w:rPr>
+          <w:rStyle w:val="6"/>
+          <w:rFonts w:hint="default" w:ascii="Segoe UI" w:hAnsi="Segoe UI" w:eastAsia="Segoe UI" w:cs="Segoe UI"/>
+          <w:bCs/>
+          <w:i w:val="0"/>
+          <w:iCs w:val="0"/>
+          <w:caps w:val="0"/>
+          <w:color w:val="92D050"/>
+          <w:spacing w:val="0"/>
+          <w:kern w:val="0"/>
+          <w:sz w:val="27"/>
+          <w:szCs w:val="27"/>
+          <w:shd w:val="clear" w:fill="000000"/>
+          <w:lang w:val="en-US" w:eastAsia="zh-CN" w:bidi="ar"/>
+        </w:rPr>
+      </w:pPr>
+    </w:p>
+    <w:p>
+      <w:pPr>
+        <w:keepNext w:val="0"/>
+        <w:keepLines w:val="0"/>
+        <w:widowControl/>
+        <w:suppressLineNumbers w:val="0"/>
+        <w:pBdr>
+          <w:top w:val="none" w:color="6FC3DF" w:sz="0" w:space="0"/>
+          <w:left w:val="none" w:color="6FC3DF" w:sz="0" w:space="0"/>
+          <w:bottom w:val="none" w:color="6FC3DF" w:sz="0" w:space="0"/>
+          <w:right w:val="none" w:color="6FC3DF" w:sz="0" w:space="0"/>
+        </w:pBdr>
+        <w:shd w:val="clear" w:fill="000000"/>
+        <w:ind w:left="0" w:firstLine="0"/>
+        <w:rPr>
+          <w:rStyle w:val="6"/>
+          <w:rFonts w:hint="default" w:ascii="Segoe UI" w:hAnsi="Segoe UI" w:eastAsia="Segoe UI" w:cs="Segoe UI"/>
+          <w:bCs/>
+          <w:i w:val="0"/>
+          <w:iCs w:val="0"/>
+          <w:caps w:val="0"/>
+          <w:color w:val="92D050"/>
+          <w:spacing w:val="0"/>
+          <w:kern w:val="0"/>
+          <w:sz w:val="27"/>
+          <w:szCs w:val="27"/>
+          <w:shd w:val="clear" w:fill="000000"/>
+          <w:lang w:val="en-US" w:eastAsia="zh-CN" w:bidi="ar"/>
+        </w:rPr>
+      </w:pPr>
+    </w:p>
+    <w:p>
+      <w:pPr>
+        <w:keepNext w:val="0"/>
+        <w:keepLines w:val="0"/>
+        <w:widowControl/>
+        <w:suppressLineNumbers w:val="0"/>
+        <w:pBdr>
+          <w:top w:val="none" w:color="6FC3DF" w:sz="0" w:space="0"/>
+          <w:left w:val="none" w:color="6FC3DF" w:sz="0" w:space="0"/>
+          <w:bottom w:val="none" w:color="6FC3DF" w:sz="0" w:space="0"/>
+          <w:right w:val="none" w:color="6FC3DF" w:sz="0" w:space="0"/>
+        </w:pBdr>
+        <w:shd w:val="clear" w:fill="000000"/>
+        <w:ind w:left="0" w:firstLine="0"/>
+        <w:rPr>
+          <w:rStyle w:val="6"/>
+          <w:rFonts w:hint="default" w:ascii="Segoe UI" w:hAnsi="Segoe UI" w:eastAsia="Segoe UI" w:cs="Segoe UI"/>
+          <w:bCs/>
+          <w:i w:val="0"/>
+          <w:iCs w:val="0"/>
+          <w:caps w:val="0"/>
+          <w:color w:val="92D050"/>
+          <w:spacing w:val="0"/>
+          <w:kern w:val="0"/>
+          <w:sz w:val="27"/>
+          <w:szCs w:val="27"/>
+          <w:shd w:val="clear" w:fill="000000"/>
+          <w:lang w:val="en-US" w:eastAsia="zh-CN" w:bidi="ar"/>
+        </w:rPr>
+      </w:pPr>
+    </w:p>
+    <w:p>
+      <w:pPr>
+        <w:keepNext w:val="0"/>
+        <w:keepLines w:val="0"/>
+        <w:widowControl/>
+        <w:suppressLineNumbers w:val="0"/>
+        <w:pBdr>
+          <w:top w:val="none" w:color="6FC3DF" w:sz="0" w:space="0"/>
+          <w:left w:val="none" w:color="6FC3DF" w:sz="0" w:space="0"/>
+          <w:bottom w:val="none" w:color="6FC3DF" w:sz="0" w:space="0"/>
+          <w:right w:val="none" w:color="6FC3DF" w:sz="0" w:space="0"/>
+        </w:pBdr>
+        <w:shd w:val="clear" w:fill="000000"/>
+        <w:ind w:left="0" w:firstLine="0"/>
+        <w:rPr>
+          <w:rStyle w:val="6"/>
+          <w:rFonts w:hint="default" w:ascii="Segoe UI" w:hAnsi="Segoe UI" w:eastAsia="Segoe UI" w:cs="Segoe UI"/>
+          <w:bCs/>
+          <w:i w:val="0"/>
+          <w:iCs w:val="0"/>
+          <w:caps w:val="0"/>
+          <w:color w:val="92D050"/>
+          <w:spacing w:val="0"/>
+          <w:kern w:val="0"/>
+          <w:sz w:val="27"/>
+          <w:szCs w:val="27"/>
+          <w:shd w:val="clear" w:fill="000000"/>
+          <w:lang w:val="en-US" w:eastAsia="zh-CN" w:bidi="ar"/>
+        </w:rPr>
+      </w:pPr>
+    </w:p>
+    <w:p>
+      <w:pPr>
+        <w:keepNext w:val="0"/>
+        <w:keepLines w:val="0"/>
+        <w:widowControl/>
+        <w:suppressLineNumbers w:val="0"/>
+        <w:pBdr>
+          <w:top w:val="none" w:color="6FC3DF" w:sz="0" w:space="0"/>
+          <w:left w:val="none" w:color="6FC3DF" w:sz="0" w:space="0"/>
+          <w:bottom w:val="none" w:color="6FC3DF" w:sz="0" w:space="0"/>
+          <w:right w:val="none" w:color="6FC3DF" w:sz="0" w:space="0"/>
+        </w:pBdr>
+        <w:shd w:val="clear" w:fill="000000"/>
+        <w:ind w:left="0" w:firstLine="0"/>
+        <w:rPr>
+          <w:rStyle w:val="6"/>
+          <w:rFonts w:hint="default" w:ascii="Segoe UI" w:hAnsi="Segoe UI" w:eastAsia="Segoe UI" w:cs="Segoe UI"/>
+          <w:bCs/>
+          <w:i w:val="0"/>
+          <w:iCs w:val="0"/>
+          <w:caps w:val="0"/>
+          <w:color w:val="92D050"/>
+          <w:spacing w:val="0"/>
+          <w:kern w:val="0"/>
+          <w:sz w:val="27"/>
+          <w:szCs w:val="27"/>
+          <w:shd w:val="clear" w:fill="000000"/>
+          <w:lang w:val="en-US" w:eastAsia="zh-CN" w:bidi="ar"/>
+        </w:rPr>
+      </w:pPr>
+    </w:p>
+    <w:p>
+      <w:pPr>
+        <w:keepNext w:val="0"/>
+        <w:keepLines w:val="0"/>
+        <w:widowControl/>
+        <w:suppressLineNumbers w:val="0"/>
+        <w:pBdr>
+          <w:top w:val="none" w:color="6FC3DF" w:sz="0" w:space="0"/>
+          <w:left w:val="none" w:color="6FC3DF" w:sz="0" w:space="0"/>
+          <w:bottom w:val="none" w:color="6FC3DF" w:sz="0" w:space="0"/>
+          <w:right w:val="none" w:color="6FC3DF" w:sz="0" w:space="0"/>
+        </w:pBdr>
+        <w:shd w:val="clear" w:fill="000000"/>
+        <w:ind w:left="0" w:firstLine="0"/>
+        <w:rPr>
+          <w:rStyle w:val="6"/>
+          <w:rFonts w:hint="default" w:ascii="Segoe UI" w:hAnsi="Segoe UI" w:eastAsia="Segoe UI" w:cs="Segoe UI"/>
+          <w:bCs/>
+          <w:i w:val="0"/>
+          <w:iCs w:val="0"/>
+          <w:caps w:val="0"/>
+          <w:color w:val="92D050"/>
+          <w:spacing w:val="0"/>
+          <w:kern w:val="0"/>
+          <w:sz w:val="27"/>
+          <w:szCs w:val="27"/>
+          <w:shd w:val="clear" w:fill="000000"/>
+          <w:lang w:val="en-US" w:eastAsia="zh-CN" w:bidi="ar"/>
+        </w:rPr>
+      </w:pPr>
+    </w:p>
+    <w:p>
+      <w:pPr>
+        <w:keepNext w:val="0"/>
+        <w:keepLines w:val="0"/>
+        <w:widowControl/>
+        <w:suppressLineNumbers w:val="0"/>
+        <w:pBdr>
+          <w:top w:val="none" w:color="6FC3DF" w:sz="0" w:space="0"/>
+          <w:left w:val="none" w:color="6FC3DF" w:sz="0" w:space="0"/>
+          <w:bottom w:val="none" w:color="6FC3DF" w:sz="0" w:space="0"/>
+          <w:right w:val="none" w:color="6FC3DF" w:sz="0" w:space="0"/>
+        </w:pBdr>
+        <w:shd w:val="clear" w:fill="000000"/>
+        <w:ind w:left="0" w:firstLine="0"/>
+        <w:rPr>
+          <w:rStyle w:val="6"/>
+          <w:rFonts w:hint="default" w:ascii="Segoe UI" w:hAnsi="Segoe UI" w:eastAsia="Segoe UI" w:cs="Segoe UI"/>
+          <w:bCs/>
+          <w:i w:val="0"/>
+          <w:iCs w:val="0"/>
+          <w:caps w:val="0"/>
+          <w:color w:val="92D050"/>
+          <w:spacing w:val="0"/>
+          <w:kern w:val="0"/>
+          <w:sz w:val="27"/>
+          <w:szCs w:val="27"/>
+          <w:shd w:val="clear" w:fill="000000"/>
+          <w:lang w:val="en-US" w:eastAsia="zh-CN" w:bidi="ar"/>
+        </w:rPr>
+      </w:pPr>
+    </w:p>
+    <w:p>
+      <w:pPr>
+        <w:keepNext w:val="0"/>
+        <w:keepLines w:val="0"/>
+        <w:widowControl/>
+        <w:suppressLineNumbers w:val="0"/>
+        <w:pBdr>
+          <w:top w:val="none" w:color="6FC3DF" w:sz="0" w:space="0"/>
+          <w:left w:val="none" w:color="6FC3DF" w:sz="0" w:space="0"/>
+          <w:bottom w:val="none" w:color="6FC3DF" w:sz="0" w:space="0"/>
+          <w:right w:val="none" w:color="6FC3DF" w:sz="0" w:space="0"/>
+        </w:pBdr>
+        <w:shd w:val="clear" w:fill="000000"/>
+        <w:ind w:left="0" w:firstLine="0"/>
+        <w:rPr>
+          <w:rStyle w:val="6"/>
+          <w:rFonts w:hint="default" w:ascii="Segoe UI" w:hAnsi="Segoe UI" w:eastAsia="Segoe UI" w:cs="Segoe UI"/>
+          <w:bCs/>
+          <w:i w:val="0"/>
+          <w:iCs w:val="0"/>
+          <w:caps w:val="0"/>
+          <w:color w:val="92D050"/>
+          <w:spacing w:val="0"/>
+          <w:kern w:val="0"/>
+          <w:sz w:val="27"/>
+          <w:szCs w:val="27"/>
+          <w:shd w:val="clear" w:fill="000000"/>
+          <w:lang w:val="en-US" w:eastAsia="zh-CN" w:bidi="ar"/>
+        </w:rPr>
+      </w:pPr>
+    </w:p>
+    <w:p>
+      <w:pPr>
+        <w:keepNext w:val="0"/>
+        <w:keepLines w:val="0"/>
+        <w:widowControl/>
+        <w:suppressLineNumbers w:val="0"/>
+        <w:pBdr>
+          <w:top w:val="none" w:color="6FC3DF" w:sz="0" w:space="0"/>
+          <w:left w:val="none" w:color="6FC3DF" w:sz="0" w:space="0"/>
+          <w:bottom w:val="none" w:color="6FC3DF" w:sz="0" w:space="0"/>
+          <w:right w:val="none" w:color="6FC3DF" w:sz="0" w:space="0"/>
+        </w:pBdr>
+        <w:shd w:val="clear" w:fill="000000"/>
+        <w:ind w:left="0" w:firstLine="0"/>
+        <w:rPr>
+          <w:rFonts w:hint="eastAsia" w:ascii="Segoe UI" w:hAnsi="Segoe UI" w:eastAsia="宋体" w:cs="Segoe UI"/>
+          <w:i w:val="0"/>
+          <w:iCs w:val="0"/>
+          <w:caps w:val="0"/>
+          <w:color w:val="92D050"/>
+          <w:spacing w:val="0"/>
+          <w:sz w:val="19"/>
+          <w:szCs w:val="19"/>
+          <w:shd w:val="clear" w:fill="000000"/>
+          <w:lang w:val="en-US" w:eastAsia="zh-CN"/>
         </w:rPr>
       </w:pPr>
       <w:r>
@@ -1452,7 +1923,8 @@
           <w:bCs/>
           <w:i w:val="0"/>
           <w:iCs w:val="0"/>
-          <w:color w:val="FFFFFF"/>
+          <w:caps w:val="0"/>
+          <w:color w:val="92D050"/>
           <w:spacing w:val="0"/>
           <w:kern w:val="0"/>
           <w:sz w:val="27"/>
@@ -1460,9 +1932,23 @@
           <w:shd w:val="clear" w:fill="000000"/>
           <w:lang w:val="en-US" w:eastAsia="zh-CN" w:bidi="ar"/>
         </w:rPr>
-        <w:t>B</w:t>
-      </w:r>
-      <w:r>
+        <w:t>已完成：</w:t>
+      </w:r>
+    </w:p>
+    <w:p>
+      <w:pPr>
+        <w:keepNext w:val="0"/>
+        <w:keepLines w:val="0"/>
+        <w:widowControl/>
+        <w:suppressLineNumbers w:val="0"/>
+        <w:pBdr>
+          <w:top w:val="none" w:color="6FC3DF" w:sz="0" w:space="0"/>
+          <w:left w:val="none" w:color="6FC3DF" w:sz="0" w:space="0"/>
+          <w:bottom w:val="none" w:color="6FC3DF" w:sz="0" w:space="0"/>
+          <w:right w:val="none" w:color="6FC3DF" w:sz="0" w:space="0"/>
+        </w:pBdr>
+        <w:shd w:val="clear" w:fill="000000"/>
+        <w:ind w:left="0" w:firstLine="0"/>
         <w:rPr>
           <w:rStyle w:val="6"/>
           <w:rFonts w:hint="eastAsia" w:ascii="Segoe UI" w:hAnsi="Segoe UI" w:eastAsia="Segoe UI" w:cs="Segoe UI"/>
@@ -1470,7 +1956,7 @@
           <w:i w:val="0"/>
           <w:iCs w:val="0"/>
           <w:caps w:val="0"/>
-          <w:color w:val="FFFFFF"/>
+          <w:color w:val="92D050"/>
           <w:spacing w:val="0"/>
           <w:kern w:val="0"/>
           <w:sz w:val="27"/>
@@ -1478,18 +1964,31 @@
           <w:shd w:val="clear" w:fill="000000"/>
           <w:lang w:val="en-US" w:eastAsia="zh-CN" w:bidi="ar"/>
         </w:rPr>
-        <w:t>ug</w:t>
-      </w:r>
-    </w:p>
-    <w:p>
-      <w:pPr>
-        <w:keepNext w:val="0"/>
-        <w:keepLines w:val="0"/>
-        <w:widowControl/>
-        <w:numPr>
-          <w:ilvl w:val="0"/>
-          <w:numId w:val="2"/>
-        </w:numPr>
+      </w:pPr>
+      <w:r>
+        <w:rPr>
+          <w:rStyle w:val="6"/>
+          <w:rFonts w:hint="eastAsia" w:ascii="Segoe UI" w:hAnsi="Segoe UI" w:eastAsia="Segoe UI" w:cs="Segoe UI"/>
+          <w:bCs/>
+          <w:i w:val="0"/>
+          <w:iCs w:val="0"/>
+          <w:caps w:val="0"/>
+          <w:color w:val="92D050"/>
+          <w:spacing w:val="0"/>
+          <w:kern w:val="0"/>
+          <w:sz w:val="27"/>
+          <w:szCs w:val="27"/>
+          <w:shd w:val="clear" w:fill="000000"/>
+          <w:lang w:val="en-US" w:eastAsia="zh-CN" w:bidi="ar"/>
+        </w:rPr>
+        <w:t>属性效果实现：</w:t>
+      </w:r>
+    </w:p>
+    <w:p>
+      <w:pPr>
+        <w:keepNext w:val="0"/>
+        <w:keepLines w:val="0"/>
+        <w:widowControl/>
         <w:suppressLineNumbers w:val="0"/>
         <w:pBdr>
           <w:top w:val="none" w:color="6FC3DF" w:sz="0" w:space="0"/>
@@ -1504,28 +2003,2633 @@
           <w:i w:val="0"/>
           <w:iCs w:val="0"/>
           <w:caps w:val="0"/>
-          <w:color w:val="FFFFFF"/>
-          <w:spacing w:val="0"/>
-          <w:sz w:val="19"/>
-          <w:szCs w:val="19"/>
-          <w:shd w:val="clear" w:fill="000000"/>
-          <w:lang w:val="en-US" w:eastAsia="zh-CN"/>
-        </w:rPr>
-      </w:pPr>
-      <w:r>
-        <w:rPr>
-          <w:rFonts w:hint="eastAsia" w:ascii="Segoe UI" w:hAnsi="Segoe UI" w:eastAsia="宋体" w:cs="Segoe UI"/>
-          <w:i w:val="0"/>
-          <w:iCs w:val="0"/>
-          <w:caps w:val="0"/>
-          <w:color w:val="FFFFFF"/>
-          <w:spacing w:val="0"/>
-          <w:sz w:val="19"/>
-          <w:szCs w:val="19"/>
-          <w:shd w:val="clear" w:fill="000000"/>
-          <w:lang w:val="en-US" w:eastAsia="zh-CN"/>
-        </w:rPr>
-        <w:t>击退会击退到屏幕外</w:t>
+          <w:color w:val="92D050"/>
+          <w:spacing w:val="0"/>
+          <w:sz w:val="19"/>
+          <w:szCs w:val="19"/>
+          <w:shd w:val="clear" w:fill="000000"/>
+          <w:lang w:eastAsia="zh-CN"/>
+        </w:rPr>
+      </w:pPr>
+      <w:r>
+        <w:rPr>
+          <w:rFonts w:hint="eastAsia" w:ascii="Segoe UI" w:hAnsi="Segoe UI" w:eastAsia="宋体" w:cs="Segoe UI"/>
+          <w:i w:val="0"/>
+          <w:iCs w:val="0"/>
+          <w:caps w:val="0"/>
+          <w:color w:val="92D050"/>
+          <w:spacing w:val="0"/>
+          <w:sz w:val="19"/>
+          <w:szCs w:val="19"/>
+          <w:shd w:val="clear" w:fill="000000"/>
+          <w:lang w:val="en-US" w:eastAsia="zh-CN"/>
+        </w:rPr>
+        <w:t>完全重构</w:t>
+      </w:r>
+      <w:r>
+        <w:rPr>
+          <w:rFonts w:hint="default" w:ascii="Segoe UI" w:hAnsi="Segoe UI" w:eastAsia="Segoe UI" w:cs="Segoe UI"/>
+          <w:i w:val="0"/>
+          <w:iCs w:val="0"/>
+          <w:caps w:val="0"/>
+          <w:color w:val="92D050"/>
+          <w:spacing w:val="0"/>
+          <w:sz w:val="19"/>
+          <w:szCs w:val="19"/>
+          <w:shd w:val="clear" w:fill="000000"/>
+        </w:rPr>
+        <w:t>现有attr</w:t>
+      </w:r>
+      <w:r>
+        <w:rPr>
+          <w:rFonts w:hint="eastAsia" w:ascii="Segoe UI" w:hAnsi="Segoe UI" w:eastAsia="宋体" w:cs="Segoe UI"/>
+          <w:i w:val="0"/>
+          <w:iCs w:val="0"/>
+          <w:caps w:val="0"/>
+          <w:color w:val="92D050"/>
+          <w:spacing w:val="0"/>
+          <w:sz w:val="19"/>
+          <w:szCs w:val="19"/>
+          <w:shd w:val="clear" w:fill="000000"/>
+          <w:lang w:val="en-US" w:eastAsia="zh-CN"/>
+        </w:rPr>
+        <w:t>表，删除或修改之前的属性及其应用场景，多余的需要删除</w:t>
+      </w:r>
+      <w:r>
+        <w:rPr>
+          <w:rFonts w:hint="eastAsia" w:ascii="Segoe UI" w:hAnsi="Segoe UI" w:eastAsia="宋体" w:cs="Segoe UI"/>
+          <w:i w:val="0"/>
+          <w:iCs w:val="0"/>
+          <w:caps w:val="0"/>
+          <w:color w:val="92D050"/>
+          <w:spacing w:val="0"/>
+          <w:sz w:val="19"/>
+          <w:szCs w:val="19"/>
+          <w:shd w:val="clear" w:fill="000000"/>
+          <w:lang w:eastAsia="zh-CN"/>
+        </w:rPr>
+        <w:t>。</w:t>
+      </w:r>
+    </w:p>
+    <w:p>
+      <w:pPr>
+        <w:keepNext w:val="0"/>
+        <w:keepLines w:val="0"/>
+        <w:widowControl/>
+        <w:suppressLineNumbers w:val="0"/>
+        <w:pBdr>
+          <w:top w:val="none" w:color="6FC3DF" w:sz="0" w:space="0"/>
+          <w:left w:val="none" w:color="6FC3DF" w:sz="0" w:space="0"/>
+          <w:bottom w:val="none" w:color="6FC3DF" w:sz="0" w:space="0"/>
+          <w:right w:val="none" w:color="6FC3DF" w:sz="0" w:space="0"/>
+        </w:pBdr>
+        <w:shd w:val="clear" w:fill="000000"/>
+        <w:ind w:left="0" w:firstLine="0"/>
+        <w:rPr>
+          <w:rFonts w:hint="eastAsia" w:ascii="Segoe UI" w:hAnsi="Segoe UI" w:eastAsia="宋体" w:cs="Segoe UI"/>
+          <w:i w:val="0"/>
+          <w:iCs w:val="0"/>
+          <w:caps w:val="0"/>
+          <w:color w:val="92D050"/>
+          <w:spacing w:val="0"/>
+          <w:sz w:val="19"/>
+          <w:szCs w:val="19"/>
+          <w:shd w:val="clear" w:fill="000000"/>
+          <w:lang w:eastAsia="zh-CN"/>
+        </w:rPr>
+      </w:pPr>
+      <w:r>
+        <w:rPr>
+          <w:rFonts w:hint="default" w:ascii="Segoe UI" w:hAnsi="Segoe UI" w:eastAsia="Segoe UI" w:cs="Segoe UI"/>
+          <w:i w:val="0"/>
+          <w:iCs w:val="0"/>
+          <w:caps w:val="0"/>
+          <w:color w:val="92D050"/>
+          <w:spacing w:val="0"/>
+          <w:sz w:val="19"/>
+          <w:szCs w:val="19"/>
+          <w:shd w:val="clear" w:fill="000000"/>
+        </w:rPr>
+        <w:t>实现以下所有属性的效果的同时，要具有较高的可维护性和可读性。</w:t>
+      </w:r>
+    </w:p>
+    <w:p>
+      <w:pPr>
+        <w:keepNext w:val="0"/>
+        <w:keepLines w:val="0"/>
+        <w:widowControl/>
+        <w:suppressLineNumbers w:val="0"/>
+        <w:pBdr>
+          <w:top w:val="none" w:color="6FC3DF" w:sz="0" w:space="0"/>
+          <w:left w:val="none" w:color="6FC3DF" w:sz="0" w:space="0"/>
+          <w:bottom w:val="none" w:color="6FC3DF" w:sz="0" w:space="0"/>
+          <w:right w:val="none" w:color="6FC3DF" w:sz="0" w:space="0"/>
+        </w:pBdr>
+        <w:shd w:val="clear" w:fill="000000"/>
+        <w:ind w:left="0" w:firstLine="0"/>
+        <w:rPr>
+          <w:rFonts w:hint="eastAsia" w:ascii="Segoe UI" w:hAnsi="Segoe UI" w:eastAsia="宋体" w:cs="Segoe UI"/>
+          <w:i w:val="0"/>
+          <w:iCs w:val="0"/>
+          <w:caps w:val="0"/>
+          <w:color w:val="92D050"/>
+          <w:spacing w:val="0"/>
+          <w:sz w:val="19"/>
+          <w:szCs w:val="19"/>
+          <w:shd w:val="clear" w:fill="000000"/>
+          <w:lang w:eastAsia="zh-CN"/>
+        </w:rPr>
+      </w:pPr>
+      <w:r>
+        <w:rPr>
+          <w:rFonts w:hint="eastAsia" w:ascii="Segoe UI" w:hAnsi="Segoe UI" w:eastAsia="宋体" w:cs="Segoe UI"/>
+          <w:i w:val="0"/>
+          <w:iCs w:val="0"/>
+          <w:caps w:val="0"/>
+          <w:color w:val="92D050"/>
+          <w:spacing w:val="0"/>
+          <w:sz w:val="19"/>
+          <w:szCs w:val="19"/>
+          <w:shd w:val="clear" w:fill="000000"/>
+          <w:lang w:eastAsia="zh-CN"/>
+        </w:rPr>
+        <w:t>【</w:t>
+      </w:r>
+      <w:r>
+        <w:rPr>
+          <w:rFonts w:hint="eastAsia" w:ascii="Segoe UI" w:hAnsi="Segoe UI" w:eastAsia="宋体" w:cs="Segoe UI"/>
+          <w:i w:val="0"/>
+          <w:iCs w:val="0"/>
+          <w:caps w:val="0"/>
+          <w:color w:val="92D050"/>
+          <w:spacing w:val="0"/>
+          <w:sz w:val="19"/>
+          <w:szCs w:val="19"/>
+          <w:shd w:val="clear" w:fill="000000"/>
+          <w:lang w:val="en-US" w:eastAsia="zh-CN"/>
+        </w:rPr>
+        <w:t>字段定义</w:t>
+      </w:r>
+      <w:r>
+        <w:rPr>
+          <w:rFonts w:hint="eastAsia" w:ascii="Segoe UI" w:hAnsi="Segoe UI" w:eastAsia="宋体" w:cs="Segoe UI"/>
+          <w:i w:val="0"/>
+          <w:iCs w:val="0"/>
+          <w:caps w:val="0"/>
+          <w:color w:val="92D050"/>
+          <w:spacing w:val="0"/>
+          <w:sz w:val="19"/>
+          <w:szCs w:val="19"/>
+          <w:shd w:val="clear" w:fill="000000"/>
+          <w:lang w:eastAsia="zh-CN"/>
+        </w:rPr>
+        <w:t>】</w:t>
+      </w:r>
+    </w:p>
+    <w:p>
+      <w:pPr>
+        <w:keepNext w:val="0"/>
+        <w:keepLines w:val="0"/>
+        <w:widowControl/>
+        <w:suppressLineNumbers w:val="0"/>
+        <w:pBdr>
+          <w:top w:val="none" w:color="6FC3DF" w:sz="0" w:space="0"/>
+          <w:left w:val="none" w:color="6FC3DF" w:sz="0" w:space="0"/>
+          <w:bottom w:val="none" w:color="6FC3DF" w:sz="0" w:space="0"/>
+          <w:right w:val="none" w:color="6FC3DF" w:sz="0" w:space="0"/>
+        </w:pBdr>
+        <w:shd w:val="clear" w:fill="000000"/>
+        <w:ind w:left="0" w:firstLine="0"/>
+        <w:rPr>
+          <w:rFonts w:hint="eastAsia" w:ascii="Segoe UI" w:hAnsi="Segoe UI" w:eastAsia="宋体" w:cs="Segoe UI"/>
+          <w:i w:val="0"/>
+          <w:iCs w:val="0"/>
+          <w:caps w:val="0"/>
+          <w:color w:val="92D050"/>
+          <w:spacing w:val="0"/>
+          <w:sz w:val="19"/>
+          <w:szCs w:val="19"/>
+          <w:shd w:val="clear" w:fill="000000"/>
+          <w:lang w:val="en-US" w:eastAsia="zh-CN"/>
+        </w:rPr>
+      </w:pPr>
+      <w:r>
+        <w:rPr>
+          <w:rFonts w:hint="eastAsia" w:ascii="Segoe UI" w:hAnsi="Segoe UI" w:eastAsia="宋体" w:cs="Segoe UI"/>
+          <w:i w:val="0"/>
+          <w:iCs w:val="0"/>
+          <w:caps w:val="0"/>
+          <w:color w:val="92D050"/>
+          <w:spacing w:val="0"/>
+          <w:sz w:val="19"/>
+          <w:szCs w:val="19"/>
+          <w:shd w:val="clear" w:fill="000000"/>
+          <w:lang w:val="en-US" w:eastAsia="zh-CN"/>
+        </w:rPr>
+        <w:t>id：type为1的从1开始编号，type为2的从100开始编号；</w:t>
+      </w:r>
+    </w:p>
+    <w:p>
+      <w:pPr>
+        <w:keepNext w:val="0"/>
+        <w:keepLines w:val="0"/>
+        <w:widowControl/>
+        <w:suppressLineNumbers w:val="0"/>
+        <w:pBdr>
+          <w:top w:val="none" w:color="6FC3DF" w:sz="0" w:space="0"/>
+          <w:left w:val="none" w:color="6FC3DF" w:sz="0" w:space="0"/>
+          <w:bottom w:val="none" w:color="6FC3DF" w:sz="0" w:space="0"/>
+          <w:right w:val="none" w:color="6FC3DF" w:sz="0" w:space="0"/>
+        </w:pBdr>
+        <w:shd w:val="clear" w:fill="000000"/>
+        <w:ind w:left="0" w:firstLine="0"/>
+        <w:rPr>
+          <w:rFonts w:hint="default" w:ascii="Segoe UI" w:hAnsi="Segoe UI" w:eastAsia="宋体" w:cs="Segoe UI"/>
+          <w:i w:val="0"/>
+          <w:iCs w:val="0"/>
+          <w:caps w:val="0"/>
+          <w:color w:val="92D050"/>
+          <w:spacing w:val="0"/>
+          <w:sz w:val="19"/>
+          <w:szCs w:val="19"/>
+          <w:shd w:val="clear" w:fill="000000"/>
+          <w:lang w:val="en-US" w:eastAsia="zh-CN"/>
+        </w:rPr>
+      </w:pPr>
+      <w:r>
+        <w:rPr>
+          <w:rFonts w:hint="eastAsia" w:ascii="Segoe UI" w:hAnsi="Segoe UI" w:eastAsia="宋体" w:cs="Segoe UI"/>
+          <w:i w:val="0"/>
+          <w:iCs w:val="0"/>
+          <w:caps w:val="0"/>
+          <w:color w:val="92D050"/>
+          <w:spacing w:val="0"/>
+          <w:sz w:val="19"/>
+          <w:szCs w:val="19"/>
+          <w:shd w:val="clear" w:fill="000000"/>
+          <w:lang w:val="en-US" w:eastAsia="zh-CN"/>
+        </w:rPr>
+        <w:t>des：描述；</w:t>
+      </w:r>
+    </w:p>
+    <w:p>
+      <w:pPr>
+        <w:keepNext w:val="0"/>
+        <w:keepLines w:val="0"/>
+        <w:widowControl/>
+        <w:suppressLineNumbers w:val="0"/>
+        <w:pBdr>
+          <w:top w:val="none" w:color="6FC3DF" w:sz="0" w:space="0"/>
+          <w:left w:val="none" w:color="6FC3DF" w:sz="0" w:space="0"/>
+          <w:bottom w:val="none" w:color="6FC3DF" w:sz="0" w:space="0"/>
+          <w:right w:val="none" w:color="6FC3DF" w:sz="0" w:space="0"/>
+        </w:pBdr>
+        <w:shd w:val="clear" w:fill="000000"/>
+        <w:ind w:left="0" w:firstLine="0"/>
+        <w:rPr>
+          <w:rFonts w:hint="default" w:ascii="Segoe UI" w:hAnsi="Segoe UI" w:eastAsia="Segoe UI" w:cs="Segoe UI"/>
+          <w:i w:val="0"/>
+          <w:iCs w:val="0"/>
+          <w:caps w:val="0"/>
+          <w:color w:val="92D050"/>
+          <w:spacing w:val="0"/>
+          <w:sz w:val="19"/>
+          <w:szCs w:val="19"/>
+          <w:shd w:val="clear" w:fill="000000"/>
+        </w:rPr>
+      </w:pPr>
+      <w:r>
+        <w:rPr>
+          <w:rFonts w:hint="eastAsia" w:ascii="Segoe UI" w:hAnsi="Segoe UI" w:eastAsia="宋体" w:cs="Segoe UI"/>
+          <w:i w:val="0"/>
+          <w:iCs w:val="0"/>
+          <w:caps w:val="0"/>
+          <w:color w:val="92D050"/>
+          <w:spacing w:val="0"/>
+          <w:sz w:val="19"/>
+          <w:szCs w:val="19"/>
+          <w:shd w:val="clear" w:fill="000000"/>
+          <w:lang w:val="en-US" w:eastAsia="zh-CN"/>
+        </w:rPr>
+        <w:t>type</w:t>
+      </w:r>
+      <w:r>
+        <w:rPr>
+          <w:rFonts w:hint="default" w:ascii="Segoe UI" w:hAnsi="Segoe UI" w:eastAsia="Segoe UI" w:cs="Segoe UI"/>
+          <w:i w:val="0"/>
+          <w:iCs w:val="0"/>
+          <w:caps w:val="0"/>
+          <w:color w:val="92D050"/>
+          <w:spacing w:val="0"/>
+          <w:sz w:val="19"/>
+          <w:szCs w:val="19"/>
+          <w:shd w:val="clear" w:fill="000000"/>
+        </w:rPr>
+        <w:t>：1为基础属性</w:t>
+      </w:r>
+      <w:r>
+        <w:rPr>
+          <w:rFonts w:hint="eastAsia" w:ascii="Segoe UI" w:hAnsi="Segoe UI" w:eastAsia="宋体" w:cs="Segoe UI"/>
+          <w:i w:val="0"/>
+          <w:iCs w:val="0"/>
+          <w:caps w:val="0"/>
+          <w:color w:val="92D050"/>
+          <w:spacing w:val="0"/>
+          <w:sz w:val="19"/>
+          <w:szCs w:val="19"/>
+          <w:shd w:val="clear" w:fill="000000"/>
+          <w:lang w:eastAsia="zh-CN"/>
+        </w:rPr>
+        <w:t>，</w:t>
+      </w:r>
+      <w:r>
+        <w:rPr>
+          <w:rFonts w:hint="default" w:ascii="Segoe UI" w:hAnsi="Segoe UI" w:eastAsia="Segoe UI" w:cs="Segoe UI"/>
+          <w:i w:val="0"/>
+          <w:iCs w:val="0"/>
+          <w:caps w:val="0"/>
+          <w:color w:val="92D050"/>
+          <w:spacing w:val="0"/>
+          <w:sz w:val="19"/>
+          <w:szCs w:val="19"/>
+          <w:shd w:val="clear" w:fill="000000"/>
+        </w:rPr>
+        <w:t xml:space="preserve">2为特殊属性； </w:t>
+      </w:r>
+    </w:p>
+    <w:p>
+      <w:pPr>
+        <w:keepNext w:val="0"/>
+        <w:keepLines w:val="0"/>
+        <w:widowControl/>
+        <w:suppressLineNumbers w:val="0"/>
+        <w:pBdr>
+          <w:top w:val="none" w:color="6FC3DF" w:sz="0" w:space="0"/>
+          <w:left w:val="none" w:color="6FC3DF" w:sz="0" w:space="0"/>
+          <w:bottom w:val="none" w:color="6FC3DF" w:sz="0" w:space="0"/>
+          <w:right w:val="none" w:color="6FC3DF" w:sz="0" w:space="0"/>
+        </w:pBdr>
+        <w:shd w:val="clear" w:fill="000000"/>
+        <w:ind w:left="0" w:firstLine="0"/>
+        <w:rPr>
+          <w:rFonts w:hint="eastAsia" w:ascii="Segoe UI" w:hAnsi="Segoe UI" w:eastAsia="宋体" w:cs="Segoe UI"/>
+          <w:i w:val="0"/>
+          <w:iCs w:val="0"/>
+          <w:caps w:val="0"/>
+          <w:color w:val="92D050"/>
+          <w:spacing w:val="0"/>
+          <w:sz w:val="19"/>
+          <w:szCs w:val="19"/>
+          <w:shd w:val="clear" w:fill="000000"/>
+          <w:lang w:val="en-US" w:eastAsia="zh-CN"/>
+        </w:rPr>
+      </w:pPr>
+      <w:r>
+        <w:rPr>
+          <w:rFonts w:hint="default" w:ascii="Segoe UI" w:hAnsi="Segoe UI" w:eastAsia="宋体" w:cs="Segoe UI"/>
+          <w:i w:val="0"/>
+          <w:iCs w:val="0"/>
+          <w:caps w:val="0"/>
+          <w:color w:val="92D050"/>
+          <w:spacing w:val="0"/>
+          <w:sz w:val="19"/>
+          <w:szCs w:val="19"/>
+          <w:shd w:val="clear" w:fill="000000"/>
+          <w:lang w:val="en-US" w:eastAsia="zh-CN"/>
+        </w:rPr>
+        <w:t>downLimit</w:t>
+      </w:r>
+      <w:r>
+        <w:rPr>
+          <w:rFonts w:hint="eastAsia" w:ascii="Segoe UI" w:hAnsi="Segoe UI" w:eastAsia="宋体" w:cs="Segoe UI"/>
+          <w:i w:val="0"/>
+          <w:iCs w:val="0"/>
+          <w:caps w:val="0"/>
+          <w:color w:val="92D050"/>
+          <w:spacing w:val="0"/>
+          <w:sz w:val="19"/>
+          <w:szCs w:val="19"/>
+          <w:shd w:val="clear" w:fill="000000"/>
+          <w:lang w:val="en-US" w:eastAsia="zh-CN"/>
+        </w:rPr>
+        <w:t>：属性下限；</w:t>
+      </w:r>
+    </w:p>
+    <w:p>
+      <w:pPr>
+        <w:keepNext w:val="0"/>
+        <w:keepLines w:val="0"/>
+        <w:widowControl/>
+        <w:suppressLineNumbers w:val="0"/>
+        <w:pBdr>
+          <w:top w:val="none" w:color="6FC3DF" w:sz="0" w:space="0"/>
+          <w:left w:val="none" w:color="6FC3DF" w:sz="0" w:space="0"/>
+          <w:bottom w:val="none" w:color="6FC3DF" w:sz="0" w:space="0"/>
+          <w:right w:val="none" w:color="6FC3DF" w:sz="0" w:space="0"/>
+        </w:pBdr>
+        <w:shd w:val="clear" w:fill="000000"/>
+        <w:ind w:left="0" w:firstLine="0"/>
+        <w:rPr>
+          <w:rFonts w:hint="eastAsia" w:ascii="Segoe UI" w:hAnsi="Segoe UI" w:eastAsia="宋体" w:cs="Segoe UI"/>
+          <w:i w:val="0"/>
+          <w:iCs w:val="0"/>
+          <w:caps w:val="0"/>
+          <w:color w:val="92D050"/>
+          <w:spacing w:val="0"/>
+          <w:sz w:val="19"/>
+          <w:szCs w:val="19"/>
+          <w:shd w:val="clear" w:fill="000000"/>
+          <w:lang w:val="en-US" w:eastAsia="zh-CN"/>
+        </w:rPr>
+      </w:pPr>
+      <w:r>
+        <w:rPr>
+          <w:rFonts w:hint="default" w:ascii="Segoe UI" w:hAnsi="Segoe UI" w:eastAsia="宋体" w:cs="Segoe UI"/>
+          <w:i w:val="0"/>
+          <w:iCs w:val="0"/>
+          <w:caps w:val="0"/>
+          <w:color w:val="92D050"/>
+          <w:spacing w:val="0"/>
+          <w:sz w:val="19"/>
+          <w:szCs w:val="19"/>
+          <w:shd w:val="clear" w:fill="000000"/>
+          <w:lang w:val="en-US" w:eastAsia="zh-CN"/>
+        </w:rPr>
+        <w:t>upLimit</w:t>
+      </w:r>
+      <w:r>
+        <w:rPr>
+          <w:rFonts w:hint="eastAsia" w:ascii="Segoe UI" w:hAnsi="Segoe UI" w:eastAsia="宋体" w:cs="Segoe UI"/>
+          <w:i w:val="0"/>
+          <w:iCs w:val="0"/>
+          <w:caps w:val="0"/>
+          <w:color w:val="92D050"/>
+          <w:spacing w:val="0"/>
+          <w:sz w:val="19"/>
+          <w:szCs w:val="19"/>
+          <w:shd w:val="clear" w:fill="000000"/>
+          <w:lang w:val="en-US" w:eastAsia="zh-CN"/>
+        </w:rPr>
+        <w:t>：属性上限；</w:t>
+      </w:r>
+    </w:p>
+    <w:p>
+      <w:pPr>
+        <w:keepNext w:val="0"/>
+        <w:keepLines w:val="0"/>
+        <w:widowControl/>
+        <w:suppressLineNumbers w:val="0"/>
+        <w:pBdr>
+          <w:top w:val="none" w:color="6FC3DF" w:sz="0" w:space="0"/>
+          <w:left w:val="none" w:color="6FC3DF" w:sz="0" w:space="0"/>
+          <w:bottom w:val="none" w:color="6FC3DF" w:sz="0" w:space="0"/>
+          <w:right w:val="none" w:color="6FC3DF" w:sz="0" w:space="0"/>
+        </w:pBdr>
+        <w:shd w:val="clear" w:fill="000000"/>
+        <w:ind w:left="0" w:firstLine="0"/>
+        <w:rPr>
+          <w:rFonts w:hint="default" w:ascii="Segoe UI" w:hAnsi="Segoe UI" w:eastAsia="宋体" w:cs="Segoe UI"/>
+          <w:i w:val="0"/>
+          <w:iCs w:val="0"/>
+          <w:caps w:val="0"/>
+          <w:color w:val="92D050"/>
+          <w:spacing w:val="0"/>
+          <w:sz w:val="19"/>
+          <w:szCs w:val="19"/>
+          <w:shd w:val="clear" w:fill="000000"/>
+          <w:lang w:val="en-US" w:eastAsia="zh-CN"/>
+        </w:rPr>
+      </w:pPr>
+      <w:r>
+        <w:rPr>
+          <w:rFonts w:hint="default" w:ascii="Segoe UI" w:hAnsi="Segoe UI" w:eastAsia="宋体" w:cs="Segoe UI"/>
+          <w:i w:val="0"/>
+          <w:iCs w:val="0"/>
+          <w:caps w:val="0"/>
+          <w:color w:val="92D050"/>
+          <w:spacing w:val="0"/>
+          <w:sz w:val="19"/>
+          <w:szCs w:val="19"/>
+          <w:shd w:val="clear" w:fill="000000"/>
+          <w:lang w:val="en-US" w:eastAsia="zh-CN"/>
+        </w:rPr>
+        <w:t>powerType</w:t>
+      </w:r>
+      <w:r>
+        <w:rPr>
+          <w:rFonts w:hint="eastAsia" w:ascii="Segoe UI" w:hAnsi="Segoe UI" w:eastAsia="宋体" w:cs="Segoe UI"/>
+          <w:i w:val="0"/>
+          <w:iCs w:val="0"/>
+          <w:caps w:val="0"/>
+          <w:color w:val="92D050"/>
+          <w:spacing w:val="0"/>
+          <w:sz w:val="19"/>
+          <w:szCs w:val="19"/>
+          <w:shd w:val="clear" w:fill="000000"/>
+          <w:lang w:val="en-US" w:eastAsia="zh-CN"/>
+        </w:rPr>
+        <w:t>：是否为万分比</w:t>
+      </w:r>
+      <w:r>
+        <w:rPr>
+          <w:rFonts w:hint="default" w:ascii="Segoe UI" w:hAnsi="Segoe UI" w:eastAsia="宋体" w:cs="Segoe UI"/>
+          <w:i w:val="0"/>
+          <w:iCs w:val="0"/>
+          <w:caps w:val="0"/>
+          <w:color w:val="92D050"/>
+          <w:spacing w:val="0"/>
+          <w:sz w:val="19"/>
+          <w:szCs w:val="19"/>
+          <w:shd w:val="clear" w:fill="000000"/>
+          <w:lang w:val="en-US" w:eastAsia="zh-CN"/>
+        </w:rPr>
+        <w:t>;</w:t>
+      </w:r>
+    </w:p>
+    <w:p>
+      <w:pPr>
+        <w:keepNext w:val="0"/>
+        <w:keepLines w:val="0"/>
+        <w:widowControl/>
+        <w:suppressLineNumbers w:val="0"/>
+        <w:pBdr>
+          <w:top w:val="none" w:color="6FC3DF" w:sz="0" w:space="0"/>
+          <w:left w:val="none" w:color="6FC3DF" w:sz="0" w:space="0"/>
+          <w:bottom w:val="none" w:color="6FC3DF" w:sz="0" w:space="0"/>
+          <w:right w:val="none" w:color="6FC3DF" w:sz="0" w:space="0"/>
+        </w:pBdr>
+        <w:shd w:val="clear" w:fill="000000"/>
+        <w:ind w:left="0" w:firstLine="0"/>
+        <w:rPr>
+          <w:rFonts w:hint="default" w:ascii="Segoe UI" w:hAnsi="Segoe UI" w:eastAsia="宋体" w:cs="Segoe UI"/>
+          <w:i w:val="0"/>
+          <w:iCs w:val="0"/>
+          <w:caps w:val="0"/>
+          <w:color w:val="92D050"/>
+          <w:spacing w:val="0"/>
+          <w:sz w:val="19"/>
+          <w:szCs w:val="19"/>
+          <w:shd w:val="clear" w:fill="000000"/>
+          <w:lang w:val="en-US" w:eastAsia="zh-CN"/>
+        </w:rPr>
+      </w:pPr>
+      <w:r>
+        <w:rPr>
+          <w:rFonts w:hint="eastAsia" w:ascii="Segoe UI" w:hAnsi="Segoe UI" w:eastAsia="宋体" w:cs="Segoe UI"/>
+          <w:i w:val="0"/>
+          <w:iCs w:val="0"/>
+          <w:caps w:val="0"/>
+          <w:color w:val="92D050"/>
+          <w:spacing w:val="0"/>
+          <w:sz w:val="19"/>
+          <w:szCs w:val="19"/>
+          <w:shd w:val="clear" w:fill="000000"/>
+          <w:lang w:val="en-US" w:eastAsia="zh-CN"/>
+        </w:rPr>
+        <w:t>【属性定义】</w:t>
+      </w:r>
+    </w:p>
+    <w:p>
+      <w:pPr>
+        <w:keepNext w:val="0"/>
+        <w:keepLines w:val="0"/>
+        <w:widowControl/>
+        <w:suppressLineNumbers w:val="0"/>
+        <w:pBdr>
+          <w:top w:val="none" w:color="6FC3DF" w:sz="0" w:space="0"/>
+          <w:left w:val="none" w:color="6FC3DF" w:sz="0" w:space="0"/>
+          <w:bottom w:val="none" w:color="6FC3DF" w:sz="0" w:space="0"/>
+          <w:right w:val="none" w:color="6FC3DF" w:sz="0" w:space="0"/>
+        </w:pBdr>
+        <w:shd w:val="clear" w:fill="000000"/>
+        <w:ind w:left="0" w:firstLine="0"/>
+        <w:rPr>
+          <w:rFonts w:hint="default" w:ascii="Segoe UI" w:hAnsi="Segoe UI" w:eastAsia="宋体" w:cs="Segoe UI"/>
+          <w:i w:val="0"/>
+          <w:iCs w:val="0"/>
+          <w:caps w:val="0"/>
+          <w:color w:val="92D050"/>
+          <w:spacing w:val="0"/>
+          <w:sz w:val="19"/>
+          <w:szCs w:val="19"/>
+          <w:shd w:val="clear" w:fill="000000"/>
+          <w:lang w:val="en-US" w:eastAsia="zh-CN"/>
+        </w:rPr>
+      </w:pPr>
+      <w:r>
+        <w:rPr>
+          <w:rFonts w:hint="eastAsia" w:ascii="Segoe UI" w:hAnsi="Segoe UI" w:eastAsia="宋体" w:cs="Segoe UI"/>
+          <w:i w:val="0"/>
+          <w:iCs w:val="0"/>
+          <w:caps w:val="0"/>
+          <w:color w:val="92D050"/>
+          <w:spacing w:val="0"/>
+          <w:sz w:val="19"/>
+          <w:szCs w:val="19"/>
+          <w:shd w:val="clear" w:fill="000000"/>
+          <w:lang w:val="en-US" w:eastAsia="zh-CN"/>
+        </w:rPr>
+        <w:t>请严格按照以下结构分类，不要自行分类，所有类型均为int，万分比使用时需要除以10000：</w:t>
+      </w:r>
+    </w:p>
+    <w:p>
+      <w:pPr>
+        <w:keepNext w:val="0"/>
+        <w:keepLines w:val="0"/>
+        <w:widowControl/>
+        <w:suppressLineNumbers w:val="0"/>
+        <w:pBdr>
+          <w:top w:val="none" w:color="6FC3DF" w:sz="0" w:space="0"/>
+          <w:left w:val="none" w:color="6FC3DF" w:sz="0" w:space="0"/>
+          <w:bottom w:val="none" w:color="6FC3DF" w:sz="0" w:space="0"/>
+          <w:right w:val="none" w:color="6FC3DF" w:sz="0" w:space="0"/>
+        </w:pBdr>
+        <w:shd w:val="clear" w:fill="000000"/>
+        <w:ind w:left="0" w:firstLine="0"/>
+        <w:rPr>
+          <w:rFonts w:hint="default" w:ascii="Segoe UI" w:hAnsi="Segoe UI" w:eastAsia="宋体" w:cs="Segoe UI"/>
+          <w:i w:val="0"/>
+          <w:iCs w:val="0"/>
+          <w:caps w:val="0"/>
+          <w:color w:val="92D050"/>
+          <w:spacing w:val="0"/>
+          <w:sz w:val="19"/>
+          <w:szCs w:val="19"/>
+          <w:shd w:val="clear" w:fill="000000"/>
+          <w:lang w:val="en-US" w:eastAsia="zh-CN"/>
+        </w:rPr>
+      </w:pPr>
+      <w:r>
+        <w:rPr>
+          <w:rFonts w:hint="eastAsia" w:ascii="Segoe UI" w:hAnsi="Segoe UI" w:eastAsia="宋体" w:cs="Segoe UI"/>
+          <w:i w:val="0"/>
+          <w:iCs w:val="0"/>
+          <w:caps w:val="0"/>
+          <w:color w:val="92D050"/>
+          <w:spacing w:val="0"/>
+          <w:sz w:val="19"/>
+          <w:szCs w:val="19"/>
+          <w:shd w:val="clear" w:fill="000000"/>
+          <w:lang w:val="en-US" w:eastAsia="zh-CN"/>
+        </w:rPr>
+        <w:t>基础属性:</w:t>
+      </w:r>
+    </w:p>
+    <w:p>
+      <w:pPr>
+        <w:keepNext w:val="0"/>
+        <w:keepLines w:val="0"/>
+        <w:widowControl/>
+        <w:suppressLineNumbers w:val="0"/>
+        <w:pBdr>
+          <w:top w:val="none" w:color="6FC3DF" w:sz="0" w:space="0"/>
+          <w:left w:val="none" w:color="6FC3DF" w:sz="0" w:space="0"/>
+          <w:bottom w:val="none" w:color="6FC3DF" w:sz="0" w:space="0"/>
+          <w:right w:val="none" w:color="6FC3DF" w:sz="0" w:space="0"/>
+        </w:pBdr>
+        <w:shd w:val="clear" w:fill="000000"/>
+        <w:ind w:left="0" w:firstLine="0"/>
+        <w:rPr>
+          <w:rFonts w:hint="eastAsia" w:ascii="Segoe UI" w:hAnsi="Segoe UI" w:eastAsia="宋体" w:cs="Segoe UI"/>
+          <w:i w:val="0"/>
+          <w:iCs w:val="0"/>
+          <w:caps w:val="0"/>
+          <w:color w:val="92D050"/>
+          <w:spacing w:val="0"/>
+          <w:sz w:val="19"/>
+          <w:szCs w:val="19"/>
+          <w:shd w:val="clear" w:fill="000000"/>
+          <w:lang w:val="en-US" w:eastAsia="zh-CN"/>
+        </w:rPr>
+      </w:pPr>
+      <w:r>
+        <w:rPr>
+          <w:rFonts w:hint="default" w:ascii="Segoe UI" w:hAnsi="Segoe UI" w:eastAsia="Segoe UI" w:cs="Segoe UI"/>
+          <w:i w:val="0"/>
+          <w:iCs w:val="0"/>
+          <w:caps w:val="0"/>
+          <w:color w:val="92D050"/>
+          <w:spacing w:val="0"/>
+          <w:sz w:val="19"/>
+          <w:szCs w:val="19"/>
+          <w:shd w:val="clear" w:fill="000000"/>
+        </w:rPr>
+        <w:t>生命</w:t>
+      </w:r>
+      <w:r>
+        <w:rPr>
+          <w:rFonts w:hint="eastAsia" w:ascii="Segoe UI" w:hAnsi="Segoe UI" w:eastAsia="宋体" w:cs="Segoe UI"/>
+          <w:i w:val="0"/>
+          <w:iCs w:val="0"/>
+          <w:caps w:val="0"/>
+          <w:color w:val="92D050"/>
+          <w:spacing w:val="0"/>
+          <w:sz w:val="19"/>
+          <w:szCs w:val="19"/>
+          <w:shd w:val="clear" w:fill="000000"/>
+          <w:lang w:val="en-US" w:eastAsia="zh-CN"/>
+        </w:rPr>
+        <w:t>值</w:t>
+      </w:r>
+      <w:r>
+        <w:rPr>
+          <w:rFonts w:hint="eastAsia" w:ascii="Segoe UI" w:hAnsi="Segoe UI" w:eastAsia="宋体" w:cs="Segoe UI"/>
+          <w:i w:val="0"/>
+          <w:iCs w:val="0"/>
+          <w:caps w:val="0"/>
+          <w:color w:val="92D050"/>
+          <w:spacing w:val="0"/>
+          <w:sz w:val="19"/>
+          <w:szCs w:val="19"/>
+          <w:shd w:val="clear" w:fill="000000"/>
+          <w:lang w:eastAsia="zh-CN"/>
+        </w:rPr>
+        <w:t>：</w:t>
+      </w:r>
+      <w:r>
+        <w:rPr>
+          <w:rFonts w:hint="eastAsia" w:ascii="Segoe UI" w:hAnsi="Segoe UI" w:eastAsia="宋体" w:cs="Segoe UI"/>
+          <w:i w:val="0"/>
+          <w:iCs w:val="0"/>
+          <w:caps w:val="0"/>
+          <w:color w:val="92D050"/>
+          <w:spacing w:val="0"/>
+          <w:sz w:val="19"/>
+          <w:szCs w:val="19"/>
+          <w:shd w:val="clear" w:fill="000000"/>
+          <w:lang w:val="en-US" w:eastAsia="zh-CN"/>
+        </w:rPr>
+        <w:t>基础生命值，非万分比;</w:t>
+      </w:r>
+    </w:p>
+    <w:p>
+      <w:pPr>
+        <w:keepNext w:val="0"/>
+        <w:keepLines w:val="0"/>
+        <w:widowControl/>
+        <w:suppressLineNumbers w:val="0"/>
+        <w:pBdr>
+          <w:top w:val="none" w:color="6FC3DF" w:sz="0" w:space="0"/>
+          <w:left w:val="none" w:color="6FC3DF" w:sz="0" w:space="0"/>
+          <w:bottom w:val="none" w:color="6FC3DF" w:sz="0" w:space="0"/>
+          <w:right w:val="none" w:color="6FC3DF" w:sz="0" w:space="0"/>
+        </w:pBdr>
+        <w:shd w:val="clear" w:fill="000000"/>
+        <w:ind w:left="0" w:firstLine="0"/>
+        <w:rPr>
+          <w:rFonts w:hint="eastAsia" w:ascii="Segoe UI" w:hAnsi="Segoe UI" w:eastAsia="宋体" w:cs="Segoe UI"/>
+          <w:i w:val="0"/>
+          <w:iCs w:val="0"/>
+          <w:caps w:val="0"/>
+          <w:color w:val="92D050"/>
+          <w:spacing w:val="0"/>
+          <w:sz w:val="19"/>
+          <w:szCs w:val="19"/>
+          <w:shd w:val="clear" w:fill="000000"/>
+          <w:lang w:val="en-US" w:eastAsia="zh-CN"/>
+        </w:rPr>
+      </w:pPr>
+      <w:r>
+        <w:rPr>
+          <w:rFonts w:hint="default" w:ascii="Segoe UI" w:hAnsi="Segoe UI" w:eastAsia="Segoe UI" w:cs="Segoe UI"/>
+          <w:i w:val="0"/>
+          <w:iCs w:val="0"/>
+          <w:caps w:val="0"/>
+          <w:color w:val="92D050"/>
+          <w:spacing w:val="0"/>
+          <w:sz w:val="19"/>
+          <w:szCs w:val="19"/>
+          <w:shd w:val="clear" w:fill="000000"/>
+        </w:rPr>
+        <w:t>攻击</w:t>
+      </w:r>
+      <w:r>
+        <w:rPr>
+          <w:rFonts w:hint="eastAsia" w:ascii="Segoe UI" w:hAnsi="Segoe UI" w:eastAsia="宋体" w:cs="Segoe UI"/>
+          <w:i w:val="0"/>
+          <w:iCs w:val="0"/>
+          <w:caps w:val="0"/>
+          <w:color w:val="92D050"/>
+          <w:spacing w:val="0"/>
+          <w:sz w:val="19"/>
+          <w:szCs w:val="19"/>
+          <w:shd w:val="clear" w:fill="000000"/>
+          <w:lang w:val="en-US" w:eastAsia="zh-CN"/>
+        </w:rPr>
+        <w:t>力：基础攻击值，非万分比;</w:t>
+      </w:r>
+    </w:p>
+    <w:p>
+      <w:pPr>
+        <w:keepNext w:val="0"/>
+        <w:keepLines w:val="0"/>
+        <w:widowControl/>
+        <w:suppressLineNumbers w:val="0"/>
+        <w:pBdr>
+          <w:top w:val="none" w:color="6FC3DF" w:sz="0" w:space="0"/>
+          <w:left w:val="none" w:color="6FC3DF" w:sz="0" w:space="0"/>
+          <w:bottom w:val="none" w:color="6FC3DF" w:sz="0" w:space="0"/>
+          <w:right w:val="none" w:color="6FC3DF" w:sz="0" w:space="0"/>
+        </w:pBdr>
+        <w:shd w:val="clear" w:fill="000000"/>
+        <w:ind w:left="0" w:firstLine="0"/>
+        <w:rPr>
+          <w:rFonts w:hint="default" w:ascii="Segoe UI" w:hAnsi="Segoe UI" w:eastAsia="宋体" w:cs="Segoe UI"/>
+          <w:i w:val="0"/>
+          <w:iCs w:val="0"/>
+          <w:caps w:val="0"/>
+          <w:color w:val="92D050"/>
+          <w:spacing w:val="0"/>
+          <w:sz w:val="19"/>
+          <w:szCs w:val="19"/>
+          <w:shd w:val="clear" w:fill="000000"/>
+          <w:lang w:val="en-US" w:eastAsia="zh-CN"/>
+        </w:rPr>
+      </w:pPr>
+      <w:r>
+        <w:rPr>
+          <w:rFonts w:hint="eastAsia" w:ascii="Segoe UI" w:hAnsi="Segoe UI" w:eastAsia="宋体" w:cs="Segoe UI"/>
+          <w:i w:val="0"/>
+          <w:iCs w:val="0"/>
+          <w:caps w:val="0"/>
+          <w:color w:val="92D050"/>
+          <w:spacing w:val="0"/>
+          <w:sz w:val="19"/>
+          <w:szCs w:val="19"/>
+          <w:shd w:val="clear" w:fill="000000"/>
+          <w:lang w:val="en-US" w:eastAsia="zh-CN"/>
+        </w:rPr>
+        <w:t>特殊属性:</w:t>
+      </w:r>
+    </w:p>
+    <w:p>
+      <w:pPr>
+        <w:keepNext w:val="0"/>
+        <w:keepLines w:val="0"/>
+        <w:widowControl/>
+        <w:suppressLineNumbers w:val="0"/>
+        <w:pBdr>
+          <w:top w:val="none" w:color="6FC3DF" w:sz="0" w:space="0"/>
+          <w:left w:val="none" w:color="6FC3DF" w:sz="0" w:space="0"/>
+          <w:bottom w:val="none" w:color="6FC3DF" w:sz="0" w:space="0"/>
+          <w:right w:val="none" w:color="6FC3DF" w:sz="0" w:space="0"/>
+        </w:pBdr>
+        <w:shd w:val="clear" w:fill="000000"/>
+        <w:ind w:left="0" w:firstLine="0"/>
+        <w:rPr>
+          <w:rFonts w:hint="default" w:ascii="Segoe UI" w:hAnsi="Segoe UI" w:eastAsia="宋体" w:cs="Segoe UI"/>
+          <w:i w:val="0"/>
+          <w:iCs w:val="0"/>
+          <w:caps w:val="0"/>
+          <w:color w:val="92D050"/>
+          <w:spacing w:val="0"/>
+          <w:sz w:val="19"/>
+          <w:szCs w:val="19"/>
+          <w:shd w:val="clear" w:fill="000000"/>
+          <w:lang w:val="en-US" w:eastAsia="zh-CN"/>
+        </w:rPr>
+      </w:pPr>
+      <w:r>
+        <w:rPr>
+          <w:rFonts w:hint="default" w:ascii="Segoe UI" w:hAnsi="Segoe UI" w:eastAsia="Segoe UI" w:cs="Segoe UI"/>
+          <w:i w:val="0"/>
+          <w:iCs w:val="0"/>
+          <w:caps w:val="0"/>
+          <w:color w:val="92D050"/>
+          <w:spacing w:val="0"/>
+          <w:sz w:val="19"/>
+          <w:szCs w:val="19"/>
+          <w:shd w:val="clear" w:fill="000000"/>
+        </w:rPr>
+        <w:t>火/冰/风/电/全属性伤害加成（5条）：增强对应伤害</w:t>
+      </w:r>
+      <w:r>
+        <w:rPr>
+          <w:rFonts w:hint="eastAsia" w:ascii="Segoe UI" w:hAnsi="Segoe UI" w:eastAsia="宋体" w:cs="Segoe UI"/>
+          <w:i w:val="0"/>
+          <w:iCs w:val="0"/>
+          <w:caps w:val="0"/>
+          <w:color w:val="92D050"/>
+          <w:spacing w:val="0"/>
+          <w:sz w:val="19"/>
+          <w:szCs w:val="19"/>
+          <w:shd w:val="clear" w:fill="000000"/>
+          <w:lang w:val="en-US" w:eastAsia="zh-CN"/>
+        </w:rPr>
+        <w:t>，万分比</w:t>
+      </w:r>
+      <w:r>
+        <w:rPr>
+          <w:rFonts w:hint="default" w:ascii="Segoe UI" w:hAnsi="Segoe UI" w:eastAsia="Segoe UI" w:cs="Segoe UI"/>
+          <w:i w:val="0"/>
+          <w:iCs w:val="0"/>
+          <w:caps w:val="0"/>
+          <w:color w:val="92D050"/>
+          <w:spacing w:val="0"/>
+          <w:sz w:val="19"/>
+          <w:szCs w:val="19"/>
+          <w:shd w:val="clear" w:fill="000000"/>
+          <w:lang w:val="en-US"/>
+        </w:rPr>
+        <w:t>;</w:t>
+      </w:r>
+    </w:p>
+    <w:p>
+      <w:pPr>
+        <w:keepNext w:val="0"/>
+        <w:keepLines w:val="0"/>
+        <w:widowControl/>
+        <w:suppressLineNumbers w:val="0"/>
+        <w:pBdr>
+          <w:top w:val="none" w:color="6FC3DF" w:sz="0" w:space="0"/>
+          <w:left w:val="none" w:color="6FC3DF" w:sz="0" w:space="0"/>
+          <w:bottom w:val="none" w:color="6FC3DF" w:sz="0" w:space="0"/>
+          <w:right w:val="none" w:color="6FC3DF" w:sz="0" w:space="0"/>
+        </w:pBdr>
+        <w:shd w:val="clear" w:fill="000000"/>
+        <w:ind w:left="0" w:firstLine="0"/>
+        <w:rPr>
+          <w:rFonts w:hint="default" w:ascii="Segoe UI" w:hAnsi="Segoe UI" w:eastAsia="Segoe UI" w:cs="Segoe UI"/>
+          <w:i w:val="0"/>
+          <w:iCs w:val="0"/>
+          <w:caps w:val="0"/>
+          <w:color w:val="92D050"/>
+          <w:spacing w:val="0"/>
+          <w:sz w:val="19"/>
+          <w:szCs w:val="19"/>
+          <w:shd w:val="clear" w:fill="000000"/>
+          <w:lang w:val="en-US"/>
+        </w:rPr>
+      </w:pPr>
+      <w:r>
+        <w:rPr>
+          <w:rFonts w:hint="default" w:ascii="Segoe UI" w:hAnsi="Segoe UI" w:eastAsia="Segoe UI" w:cs="Segoe UI"/>
+          <w:i w:val="0"/>
+          <w:iCs w:val="0"/>
+          <w:caps w:val="0"/>
+          <w:color w:val="92D050"/>
+          <w:spacing w:val="0"/>
+          <w:sz w:val="19"/>
+          <w:szCs w:val="19"/>
+          <w:shd w:val="clear" w:fill="000000"/>
+        </w:rPr>
+        <w:t>火/冰/风/电/全属性伤害减免（5条）：减免对应伤害</w:t>
+      </w:r>
+      <w:r>
+        <w:rPr>
+          <w:rFonts w:hint="eastAsia" w:ascii="Segoe UI" w:hAnsi="Segoe UI" w:eastAsia="宋体" w:cs="Segoe UI"/>
+          <w:i w:val="0"/>
+          <w:iCs w:val="0"/>
+          <w:caps w:val="0"/>
+          <w:color w:val="92D050"/>
+          <w:spacing w:val="0"/>
+          <w:sz w:val="19"/>
+          <w:szCs w:val="19"/>
+          <w:shd w:val="clear" w:fill="000000"/>
+          <w:lang w:val="en-US" w:eastAsia="zh-CN"/>
+        </w:rPr>
+        <w:t>，万分比</w:t>
+      </w:r>
+      <w:r>
+        <w:rPr>
+          <w:rFonts w:hint="default" w:ascii="Segoe UI" w:hAnsi="Segoe UI" w:eastAsia="Segoe UI" w:cs="Segoe UI"/>
+          <w:i w:val="0"/>
+          <w:iCs w:val="0"/>
+          <w:caps w:val="0"/>
+          <w:color w:val="92D050"/>
+          <w:spacing w:val="0"/>
+          <w:sz w:val="19"/>
+          <w:szCs w:val="19"/>
+          <w:shd w:val="clear" w:fill="000000"/>
+          <w:lang w:val="en-US"/>
+        </w:rPr>
+        <w:t>;</w:t>
+      </w:r>
+    </w:p>
+    <w:p>
+      <w:pPr>
+        <w:keepNext w:val="0"/>
+        <w:keepLines w:val="0"/>
+        <w:widowControl/>
+        <w:suppressLineNumbers w:val="0"/>
+        <w:pBdr>
+          <w:top w:val="none" w:color="6FC3DF" w:sz="0" w:space="0"/>
+          <w:left w:val="none" w:color="6FC3DF" w:sz="0" w:space="0"/>
+          <w:bottom w:val="none" w:color="6FC3DF" w:sz="0" w:space="0"/>
+          <w:right w:val="none" w:color="6FC3DF" w:sz="0" w:space="0"/>
+        </w:pBdr>
+        <w:shd w:val="clear" w:fill="000000"/>
+        <w:ind w:left="0" w:firstLine="0"/>
+        <w:rPr>
+          <w:rFonts w:hint="default" w:ascii="Segoe UI" w:hAnsi="Segoe UI" w:eastAsia="Segoe UI" w:cs="Segoe UI"/>
+          <w:i w:val="0"/>
+          <w:iCs w:val="0"/>
+          <w:caps w:val="0"/>
+          <w:color w:val="92D050"/>
+          <w:spacing w:val="0"/>
+          <w:sz w:val="19"/>
+          <w:szCs w:val="19"/>
+          <w:shd w:val="clear" w:fill="000000"/>
+          <w:lang w:val="en-US"/>
+        </w:rPr>
+      </w:pPr>
+      <w:r>
+        <w:rPr>
+          <w:rFonts w:hint="default" w:ascii="Segoe UI" w:hAnsi="Segoe UI" w:eastAsia="Segoe UI" w:cs="Segoe UI"/>
+          <w:i w:val="0"/>
+          <w:iCs w:val="0"/>
+          <w:caps w:val="0"/>
+          <w:color w:val="92D050"/>
+          <w:spacing w:val="0"/>
+          <w:sz w:val="19"/>
+          <w:szCs w:val="19"/>
+          <w:shd w:val="clear" w:fill="000000"/>
+        </w:rPr>
+        <w:t>生命百分比加成：基础生命值加成</w:t>
+      </w:r>
+      <w:r>
+        <w:rPr>
+          <w:rFonts w:hint="eastAsia" w:ascii="Segoe UI" w:hAnsi="Segoe UI" w:eastAsia="宋体" w:cs="Segoe UI"/>
+          <w:i w:val="0"/>
+          <w:iCs w:val="0"/>
+          <w:caps w:val="0"/>
+          <w:color w:val="92D050"/>
+          <w:spacing w:val="0"/>
+          <w:sz w:val="19"/>
+          <w:szCs w:val="19"/>
+          <w:shd w:val="clear" w:fill="000000"/>
+          <w:lang w:val="en-US" w:eastAsia="zh-CN"/>
+        </w:rPr>
+        <w:t>，万分比</w:t>
+      </w:r>
+      <w:r>
+        <w:rPr>
+          <w:rFonts w:hint="default" w:ascii="Segoe UI" w:hAnsi="Segoe UI" w:eastAsia="Segoe UI" w:cs="Segoe UI"/>
+          <w:i w:val="0"/>
+          <w:iCs w:val="0"/>
+          <w:caps w:val="0"/>
+          <w:color w:val="92D050"/>
+          <w:spacing w:val="0"/>
+          <w:sz w:val="19"/>
+          <w:szCs w:val="19"/>
+          <w:shd w:val="clear" w:fill="000000"/>
+          <w:lang w:val="en-US"/>
+        </w:rPr>
+        <w:t>;</w:t>
+      </w:r>
+    </w:p>
+    <w:p>
+      <w:pPr>
+        <w:keepNext w:val="0"/>
+        <w:keepLines w:val="0"/>
+        <w:widowControl/>
+        <w:suppressLineNumbers w:val="0"/>
+        <w:pBdr>
+          <w:top w:val="none" w:color="6FC3DF" w:sz="0" w:space="0"/>
+          <w:left w:val="none" w:color="6FC3DF" w:sz="0" w:space="0"/>
+          <w:bottom w:val="none" w:color="6FC3DF" w:sz="0" w:space="0"/>
+          <w:right w:val="none" w:color="6FC3DF" w:sz="0" w:space="0"/>
+        </w:pBdr>
+        <w:shd w:val="clear" w:fill="000000"/>
+        <w:ind w:left="0" w:firstLine="0"/>
+        <w:rPr>
+          <w:rFonts w:hint="default" w:ascii="Segoe UI" w:hAnsi="Segoe UI" w:eastAsia="Segoe UI" w:cs="Segoe UI"/>
+          <w:i w:val="0"/>
+          <w:iCs w:val="0"/>
+          <w:caps w:val="0"/>
+          <w:color w:val="92D050"/>
+          <w:spacing w:val="0"/>
+          <w:sz w:val="19"/>
+          <w:szCs w:val="19"/>
+          <w:shd w:val="clear" w:fill="000000"/>
+          <w:lang w:val="en-US"/>
+        </w:rPr>
+      </w:pPr>
+      <w:r>
+        <w:rPr>
+          <w:rFonts w:hint="default" w:ascii="Segoe UI" w:hAnsi="Segoe UI" w:eastAsia="Segoe UI" w:cs="Segoe UI"/>
+          <w:i w:val="0"/>
+          <w:iCs w:val="0"/>
+          <w:caps w:val="0"/>
+          <w:color w:val="92D050"/>
+          <w:spacing w:val="0"/>
+          <w:sz w:val="19"/>
+          <w:szCs w:val="19"/>
+          <w:shd w:val="clear" w:fill="000000"/>
+        </w:rPr>
+        <w:t>攻击百分比加成：基础攻击力加成</w:t>
+      </w:r>
+      <w:r>
+        <w:rPr>
+          <w:rFonts w:hint="eastAsia" w:ascii="Segoe UI" w:hAnsi="Segoe UI" w:eastAsia="宋体" w:cs="Segoe UI"/>
+          <w:i w:val="0"/>
+          <w:iCs w:val="0"/>
+          <w:caps w:val="0"/>
+          <w:color w:val="92D050"/>
+          <w:spacing w:val="0"/>
+          <w:sz w:val="19"/>
+          <w:szCs w:val="19"/>
+          <w:shd w:val="clear" w:fill="000000"/>
+          <w:lang w:val="en-US" w:eastAsia="zh-CN"/>
+        </w:rPr>
+        <w:t>，万分比</w:t>
+      </w:r>
+      <w:r>
+        <w:rPr>
+          <w:rFonts w:hint="default" w:ascii="Segoe UI" w:hAnsi="Segoe UI" w:eastAsia="Segoe UI" w:cs="Segoe UI"/>
+          <w:i w:val="0"/>
+          <w:iCs w:val="0"/>
+          <w:caps w:val="0"/>
+          <w:color w:val="92D050"/>
+          <w:spacing w:val="0"/>
+          <w:sz w:val="19"/>
+          <w:szCs w:val="19"/>
+          <w:shd w:val="clear" w:fill="000000"/>
+          <w:lang w:val="en-US"/>
+        </w:rPr>
+        <w:t>;</w:t>
+      </w:r>
+    </w:p>
+    <w:p>
+      <w:pPr>
+        <w:keepNext w:val="0"/>
+        <w:keepLines w:val="0"/>
+        <w:widowControl/>
+        <w:suppressLineNumbers w:val="0"/>
+        <w:pBdr>
+          <w:top w:val="none" w:color="6FC3DF" w:sz="0" w:space="0"/>
+          <w:left w:val="none" w:color="6FC3DF" w:sz="0" w:space="0"/>
+          <w:bottom w:val="none" w:color="6FC3DF" w:sz="0" w:space="0"/>
+          <w:right w:val="none" w:color="6FC3DF" w:sz="0" w:space="0"/>
+        </w:pBdr>
+        <w:shd w:val="clear" w:fill="000000"/>
+        <w:ind w:left="0" w:firstLine="0"/>
+        <w:rPr>
+          <w:rFonts w:hint="default" w:ascii="Segoe UI" w:hAnsi="Segoe UI" w:eastAsia="Segoe UI" w:cs="Segoe UI"/>
+          <w:i w:val="0"/>
+          <w:iCs w:val="0"/>
+          <w:caps w:val="0"/>
+          <w:color w:val="92D050"/>
+          <w:spacing w:val="0"/>
+          <w:sz w:val="19"/>
+          <w:szCs w:val="19"/>
+          <w:shd w:val="clear" w:fill="000000"/>
+          <w:lang w:val="en-US"/>
+        </w:rPr>
+      </w:pPr>
+      <w:r>
+        <w:rPr>
+          <w:rFonts w:hint="default" w:ascii="Segoe UI" w:hAnsi="Segoe UI" w:eastAsia="Segoe UI" w:cs="Segoe UI"/>
+          <w:i w:val="0"/>
+          <w:iCs w:val="0"/>
+          <w:caps w:val="0"/>
+          <w:color w:val="92D050"/>
+          <w:spacing w:val="0"/>
+          <w:sz w:val="19"/>
+          <w:szCs w:val="19"/>
+          <w:shd w:val="clear" w:fill="000000"/>
+        </w:rPr>
+        <w:t>对首领伤害：对boss单位增伤</w:t>
+      </w:r>
+      <w:r>
+        <w:rPr>
+          <w:rFonts w:hint="eastAsia" w:ascii="Segoe UI" w:hAnsi="Segoe UI" w:eastAsia="宋体" w:cs="Segoe UI"/>
+          <w:i w:val="0"/>
+          <w:iCs w:val="0"/>
+          <w:caps w:val="0"/>
+          <w:color w:val="92D050"/>
+          <w:spacing w:val="0"/>
+          <w:sz w:val="19"/>
+          <w:szCs w:val="19"/>
+          <w:shd w:val="clear" w:fill="000000"/>
+          <w:lang w:val="en-US" w:eastAsia="zh-CN"/>
+        </w:rPr>
+        <w:t>，万分比</w:t>
+      </w:r>
+      <w:r>
+        <w:rPr>
+          <w:rFonts w:hint="default" w:ascii="Segoe UI" w:hAnsi="Segoe UI" w:eastAsia="Segoe UI" w:cs="Segoe UI"/>
+          <w:i w:val="0"/>
+          <w:iCs w:val="0"/>
+          <w:caps w:val="0"/>
+          <w:color w:val="92D050"/>
+          <w:spacing w:val="0"/>
+          <w:sz w:val="19"/>
+          <w:szCs w:val="19"/>
+          <w:shd w:val="clear" w:fill="000000"/>
+          <w:lang w:val="en-US"/>
+        </w:rPr>
+        <w:t>;</w:t>
+      </w:r>
+    </w:p>
+    <w:p>
+      <w:pPr>
+        <w:keepNext w:val="0"/>
+        <w:keepLines w:val="0"/>
+        <w:widowControl/>
+        <w:suppressLineNumbers w:val="0"/>
+        <w:pBdr>
+          <w:top w:val="none" w:color="6FC3DF" w:sz="0" w:space="0"/>
+          <w:left w:val="none" w:color="6FC3DF" w:sz="0" w:space="0"/>
+          <w:bottom w:val="none" w:color="6FC3DF" w:sz="0" w:space="0"/>
+          <w:right w:val="none" w:color="6FC3DF" w:sz="0" w:space="0"/>
+        </w:pBdr>
+        <w:shd w:val="clear" w:fill="000000"/>
+        <w:ind w:left="0" w:firstLine="0"/>
+        <w:rPr>
+          <w:rFonts w:hint="default" w:ascii="Segoe UI" w:hAnsi="Segoe UI" w:eastAsia="Segoe UI" w:cs="Segoe UI"/>
+          <w:i w:val="0"/>
+          <w:iCs w:val="0"/>
+          <w:caps w:val="0"/>
+          <w:color w:val="92D050"/>
+          <w:spacing w:val="0"/>
+          <w:sz w:val="19"/>
+          <w:szCs w:val="19"/>
+          <w:shd w:val="clear" w:fill="000000"/>
+          <w:lang w:val="en-US"/>
+        </w:rPr>
+      </w:pPr>
+      <w:r>
+        <w:rPr>
+          <w:rFonts w:hint="default" w:ascii="Segoe UI" w:hAnsi="Segoe UI" w:eastAsia="Segoe UI" w:cs="Segoe UI"/>
+          <w:i w:val="0"/>
+          <w:iCs w:val="0"/>
+          <w:caps w:val="0"/>
+          <w:color w:val="92D050"/>
+          <w:spacing w:val="0"/>
+          <w:sz w:val="19"/>
+          <w:szCs w:val="19"/>
+          <w:shd w:val="clear" w:fill="000000"/>
+        </w:rPr>
+        <w:t>对精英伤害：对精英单位增伤</w:t>
+      </w:r>
+      <w:r>
+        <w:rPr>
+          <w:rFonts w:hint="eastAsia" w:ascii="Segoe UI" w:hAnsi="Segoe UI" w:eastAsia="宋体" w:cs="Segoe UI"/>
+          <w:i w:val="0"/>
+          <w:iCs w:val="0"/>
+          <w:caps w:val="0"/>
+          <w:color w:val="92D050"/>
+          <w:spacing w:val="0"/>
+          <w:sz w:val="19"/>
+          <w:szCs w:val="19"/>
+          <w:shd w:val="clear" w:fill="000000"/>
+          <w:lang w:val="en-US" w:eastAsia="zh-CN"/>
+        </w:rPr>
+        <w:t>，万分比</w:t>
+      </w:r>
+      <w:r>
+        <w:rPr>
+          <w:rFonts w:hint="default" w:ascii="Segoe UI" w:hAnsi="Segoe UI" w:eastAsia="Segoe UI" w:cs="Segoe UI"/>
+          <w:i w:val="0"/>
+          <w:iCs w:val="0"/>
+          <w:caps w:val="0"/>
+          <w:color w:val="92D050"/>
+          <w:spacing w:val="0"/>
+          <w:sz w:val="19"/>
+          <w:szCs w:val="19"/>
+          <w:shd w:val="clear" w:fill="000000"/>
+          <w:lang w:val="en-US"/>
+        </w:rPr>
+        <w:t>;</w:t>
+      </w:r>
+    </w:p>
+    <w:p>
+      <w:pPr>
+        <w:keepNext w:val="0"/>
+        <w:keepLines w:val="0"/>
+        <w:widowControl/>
+        <w:suppressLineNumbers w:val="0"/>
+        <w:pBdr>
+          <w:top w:val="none" w:color="6FC3DF" w:sz="0" w:space="0"/>
+          <w:left w:val="none" w:color="6FC3DF" w:sz="0" w:space="0"/>
+          <w:bottom w:val="none" w:color="6FC3DF" w:sz="0" w:space="0"/>
+          <w:right w:val="none" w:color="6FC3DF" w:sz="0" w:space="0"/>
+        </w:pBdr>
+        <w:shd w:val="clear" w:fill="000000"/>
+        <w:ind w:left="0" w:firstLine="0"/>
+        <w:rPr>
+          <w:rFonts w:hint="default" w:ascii="Segoe UI" w:hAnsi="Segoe UI" w:eastAsia="宋体" w:cs="Segoe UI"/>
+          <w:i w:val="0"/>
+          <w:iCs w:val="0"/>
+          <w:caps w:val="0"/>
+          <w:color w:val="92D050"/>
+          <w:spacing w:val="0"/>
+          <w:sz w:val="19"/>
+          <w:szCs w:val="19"/>
+          <w:shd w:val="clear" w:fill="000000"/>
+          <w:lang w:val="en-US" w:eastAsia="zh-CN"/>
+        </w:rPr>
+      </w:pPr>
+      <w:r>
+        <w:rPr>
+          <w:rFonts w:hint="default" w:ascii="Segoe UI" w:hAnsi="Segoe UI" w:eastAsia="Segoe UI" w:cs="Segoe UI"/>
+          <w:i w:val="0"/>
+          <w:iCs w:val="0"/>
+          <w:caps w:val="0"/>
+          <w:color w:val="92D050"/>
+          <w:spacing w:val="0"/>
+          <w:sz w:val="19"/>
+          <w:szCs w:val="19"/>
+          <w:shd w:val="clear" w:fill="000000"/>
+        </w:rPr>
+        <w:t>护盾值：进入战斗时，获得的护盾值</w:t>
+      </w:r>
+      <w:r>
+        <w:rPr>
+          <w:rFonts w:hint="eastAsia" w:ascii="Segoe UI" w:hAnsi="Segoe UI" w:eastAsia="宋体" w:cs="Segoe UI"/>
+          <w:i w:val="0"/>
+          <w:iCs w:val="0"/>
+          <w:caps w:val="0"/>
+          <w:color w:val="92D050"/>
+          <w:spacing w:val="0"/>
+          <w:sz w:val="19"/>
+          <w:szCs w:val="19"/>
+          <w:shd w:val="clear" w:fill="000000"/>
+          <w:lang w:eastAsia="zh-CN"/>
+        </w:rPr>
+        <w:t>（</w:t>
+      </w:r>
+      <w:r>
+        <w:rPr>
+          <w:rFonts w:hint="eastAsia" w:ascii="Segoe UI" w:hAnsi="Segoe UI" w:eastAsia="宋体" w:cs="Segoe UI"/>
+          <w:i w:val="0"/>
+          <w:iCs w:val="0"/>
+          <w:caps w:val="0"/>
+          <w:color w:val="92D050"/>
+          <w:spacing w:val="0"/>
+          <w:sz w:val="19"/>
+          <w:szCs w:val="19"/>
+          <w:shd w:val="clear" w:fill="000000"/>
+          <w:lang w:val="en-US" w:eastAsia="zh-CN"/>
+        </w:rPr>
+        <w:t>护盾最大值等同于最大生命值</w:t>
+      </w:r>
+      <w:r>
+        <w:rPr>
+          <w:rFonts w:hint="eastAsia" w:ascii="Segoe UI" w:hAnsi="Segoe UI" w:eastAsia="宋体" w:cs="Segoe UI"/>
+          <w:i w:val="0"/>
+          <w:iCs w:val="0"/>
+          <w:caps w:val="0"/>
+          <w:color w:val="92D050"/>
+          <w:spacing w:val="0"/>
+          <w:sz w:val="19"/>
+          <w:szCs w:val="19"/>
+          <w:shd w:val="clear" w:fill="000000"/>
+          <w:lang w:eastAsia="zh-CN"/>
+        </w:rPr>
+        <w:t>）</w:t>
+      </w:r>
+      <w:r>
+        <w:rPr>
+          <w:rFonts w:hint="eastAsia" w:ascii="Segoe UI" w:hAnsi="Segoe UI" w:eastAsia="宋体" w:cs="Segoe UI"/>
+          <w:i w:val="0"/>
+          <w:iCs w:val="0"/>
+          <w:caps w:val="0"/>
+          <w:color w:val="92D050"/>
+          <w:spacing w:val="0"/>
+          <w:sz w:val="19"/>
+          <w:szCs w:val="19"/>
+          <w:shd w:val="clear" w:fill="000000"/>
+          <w:lang w:val="en-US" w:eastAsia="zh-CN"/>
+        </w:rPr>
+        <w:t>，非万分比</w:t>
+      </w:r>
+      <w:r>
+        <w:rPr>
+          <w:rFonts w:hint="default" w:ascii="Segoe UI" w:hAnsi="Segoe UI" w:eastAsia="宋体" w:cs="Segoe UI"/>
+          <w:i w:val="0"/>
+          <w:iCs w:val="0"/>
+          <w:caps w:val="0"/>
+          <w:color w:val="92D050"/>
+          <w:spacing w:val="0"/>
+          <w:sz w:val="19"/>
+          <w:szCs w:val="19"/>
+          <w:shd w:val="clear" w:fill="000000"/>
+          <w:lang w:val="en-US" w:eastAsia="zh-CN"/>
+        </w:rPr>
+        <w:t>;</w:t>
+      </w:r>
+    </w:p>
+    <w:p>
+      <w:pPr>
+        <w:keepNext w:val="0"/>
+        <w:keepLines w:val="0"/>
+        <w:widowControl/>
+        <w:suppressLineNumbers w:val="0"/>
+        <w:pBdr>
+          <w:top w:val="none" w:color="6FC3DF" w:sz="0" w:space="0"/>
+          <w:left w:val="none" w:color="6FC3DF" w:sz="0" w:space="0"/>
+          <w:bottom w:val="none" w:color="6FC3DF" w:sz="0" w:space="0"/>
+          <w:right w:val="none" w:color="6FC3DF" w:sz="0" w:space="0"/>
+        </w:pBdr>
+        <w:shd w:val="clear" w:fill="000000"/>
+        <w:ind w:left="0" w:firstLine="0"/>
+        <w:rPr>
+          <w:rFonts w:hint="default" w:ascii="Segoe UI" w:hAnsi="Segoe UI" w:eastAsia="宋体" w:cs="Segoe UI"/>
+          <w:i w:val="0"/>
+          <w:iCs w:val="0"/>
+          <w:caps w:val="0"/>
+          <w:color w:val="92D050"/>
+          <w:spacing w:val="0"/>
+          <w:sz w:val="19"/>
+          <w:szCs w:val="19"/>
+          <w:shd w:val="clear" w:fill="000000"/>
+          <w:lang w:val="en-US" w:eastAsia="zh-CN"/>
+        </w:rPr>
+      </w:pPr>
+      <w:r>
+        <w:rPr>
+          <w:rFonts w:hint="default" w:ascii="Segoe UI" w:hAnsi="Segoe UI" w:eastAsia="Segoe UI" w:cs="Segoe UI"/>
+          <w:i w:val="0"/>
+          <w:iCs w:val="0"/>
+          <w:caps w:val="0"/>
+          <w:color w:val="92D050"/>
+          <w:spacing w:val="0"/>
+          <w:sz w:val="19"/>
+          <w:szCs w:val="19"/>
+          <w:shd w:val="clear" w:fill="000000"/>
+        </w:rPr>
+        <w:t>暴击率</w:t>
+      </w:r>
+      <w:r>
+        <w:rPr>
+          <w:rFonts w:hint="eastAsia" w:ascii="Segoe UI" w:hAnsi="Segoe UI" w:eastAsia="宋体" w:cs="Segoe UI"/>
+          <w:i w:val="0"/>
+          <w:iCs w:val="0"/>
+          <w:caps w:val="0"/>
+          <w:color w:val="92D050"/>
+          <w:spacing w:val="0"/>
+          <w:sz w:val="19"/>
+          <w:szCs w:val="19"/>
+          <w:shd w:val="clear" w:fill="000000"/>
+          <w:lang w:eastAsia="zh-CN"/>
+        </w:rPr>
+        <w:t>：</w:t>
+      </w:r>
+      <w:r>
+        <w:rPr>
+          <w:rFonts w:hint="eastAsia" w:ascii="Segoe UI" w:hAnsi="Segoe UI" w:eastAsia="宋体" w:cs="Segoe UI"/>
+          <w:i w:val="0"/>
+          <w:iCs w:val="0"/>
+          <w:caps w:val="0"/>
+          <w:color w:val="92D050"/>
+          <w:spacing w:val="0"/>
+          <w:sz w:val="19"/>
+          <w:szCs w:val="19"/>
+          <w:shd w:val="clear" w:fill="000000"/>
+          <w:lang w:val="en-US" w:eastAsia="zh-CN"/>
+        </w:rPr>
+        <w:t>伤害暴击的概率，万分比</w:t>
+      </w:r>
+      <w:r>
+        <w:rPr>
+          <w:rFonts w:hint="default" w:ascii="Segoe UI" w:hAnsi="Segoe UI" w:eastAsia="宋体" w:cs="Segoe UI"/>
+          <w:i w:val="0"/>
+          <w:iCs w:val="0"/>
+          <w:caps w:val="0"/>
+          <w:color w:val="92D050"/>
+          <w:spacing w:val="0"/>
+          <w:sz w:val="19"/>
+          <w:szCs w:val="19"/>
+          <w:shd w:val="clear" w:fill="000000"/>
+          <w:lang w:val="en-US" w:eastAsia="zh-CN"/>
+        </w:rPr>
+        <w:t>;</w:t>
+      </w:r>
+    </w:p>
+    <w:p>
+      <w:pPr>
+        <w:keepNext w:val="0"/>
+        <w:keepLines w:val="0"/>
+        <w:widowControl/>
+        <w:suppressLineNumbers w:val="0"/>
+        <w:pBdr>
+          <w:top w:val="none" w:color="6FC3DF" w:sz="0" w:space="0"/>
+          <w:left w:val="none" w:color="6FC3DF" w:sz="0" w:space="0"/>
+          <w:bottom w:val="none" w:color="6FC3DF" w:sz="0" w:space="0"/>
+          <w:right w:val="none" w:color="6FC3DF" w:sz="0" w:space="0"/>
+        </w:pBdr>
+        <w:shd w:val="clear" w:fill="000000"/>
+        <w:ind w:left="0" w:firstLine="0"/>
+        <w:rPr>
+          <w:rFonts w:hint="default" w:ascii="Segoe UI" w:hAnsi="Segoe UI" w:eastAsia="宋体" w:cs="Segoe UI"/>
+          <w:i w:val="0"/>
+          <w:iCs w:val="0"/>
+          <w:caps w:val="0"/>
+          <w:color w:val="92D050"/>
+          <w:spacing w:val="0"/>
+          <w:sz w:val="19"/>
+          <w:szCs w:val="19"/>
+          <w:shd w:val="clear" w:fill="000000"/>
+          <w:lang w:val="en-US" w:eastAsia="zh-CN"/>
+        </w:rPr>
+      </w:pPr>
+      <w:r>
+        <w:rPr>
+          <w:rFonts w:hint="default" w:ascii="Segoe UI" w:hAnsi="Segoe UI" w:eastAsia="Segoe UI" w:cs="Segoe UI"/>
+          <w:i w:val="0"/>
+          <w:iCs w:val="0"/>
+          <w:caps w:val="0"/>
+          <w:color w:val="92D050"/>
+          <w:spacing w:val="0"/>
+          <w:sz w:val="19"/>
+          <w:szCs w:val="19"/>
+          <w:shd w:val="clear" w:fill="000000"/>
+        </w:rPr>
+        <w:t>暴击伤害</w:t>
+      </w:r>
+      <w:r>
+        <w:rPr>
+          <w:rFonts w:hint="eastAsia" w:ascii="Segoe UI" w:hAnsi="Segoe UI" w:eastAsia="宋体" w:cs="Segoe UI"/>
+          <w:i w:val="0"/>
+          <w:iCs w:val="0"/>
+          <w:caps w:val="0"/>
+          <w:color w:val="92D050"/>
+          <w:spacing w:val="0"/>
+          <w:sz w:val="19"/>
+          <w:szCs w:val="19"/>
+          <w:shd w:val="clear" w:fill="000000"/>
+          <w:lang w:eastAsia="zh-CN"/>
+        </w:rPr>
+        <w:t>：</w:t>
+      </w:r>
+      <w:r>
+        <w:rPr>
+          <w:rFonts w:hint="eastAsia" w:ascii="Segoe UI" w:hAnsi="Segoe UI" w:eastAsia="宋体" w:cs="Segoe UI"/>
+          <w:i w:val="0"/>
+          <w:iCs w:val="0"/>
+          <w:caps w:val="0"/>
+          <w:color w:val="92D050"/>
+          <w:spacing w:val="0"/>
+          <w:sz w:val="19"/>
+          <w:szCs w:val="19"/>
+          <w:shd w:val="clear" w:fill="000000"/>
+          <w:lang w:val="en-US" w:eastAsia="zh-CN"/>
+        </w:rPr>
+        <w:t>伤害暴击时的增伤，万分比</w:t>
+      </w:r>
+      <w:r>
+        <w:rPr>
+          <w:rFonts w:hint="default" w:ascii="Segoe UI" w:hAnsi="Segoe UI" w:eastAsia="宋体" w:cs="Segoe UI"/>
+          <w:i w:val="0"/>
+          <w:iCs w:val="0"/>
+          <w:caps w:val="0"/>
+          <w:color w:val="92D050"/>
+          <w:spacing w:val="0"/>
+          <w:sz w:val="19"/>
+          <w:szCs w:val="19"/>
+          <w:shd w:val="clear" w:fill="000000"/>
+          <w:lang w:val="en-US" w:eastAsia="zh-CN"/>
+        </w:rPr>
+        <w:t>;</w:t>
+      </w:r>
+    </w:p>
+    <w:p>
+      <w:pPr>
+        <w:keepNext w:val="0"/>
+        <w:keepLines w:val="0"/>
+        <w:widowControl/>
+        <w:suppressLineNumbers w:val="0"/>
+        <w:pBdr>
+          <w:top w:val="none" w:color="6FC3DF" w:sz="0" w:space="0"/>
+          <w:left w:val="none" w:color="6FC3DF" w:sz="0" w:space="0"/>
+          <w:bottom w:val="none" w:color="6FC3DF" w:sz="0" w:space="0"/>
+          <w:right w:val="none" w:color="6FC3DF" w:sz="0" w:space="0"/>
+        </w:pBdr>
+        <w:shd w:val="clear" w:fill="000000"/>
+        <w:ind w:left="0" w:firstLine="0"/>
+        <w:rPr>
+          <w:rFonts w:hint="default" w:ascii="Segoe UI" w:hAnsi="Segoe UI" w:eastAsia="Segoe UI" w:cs="Segoe UI"/>
+          <w:i w:val="0"/>
+          <w:iCs w:val="0"/>
+          <w:caps w:val="0"/>
+          <w:color w:val="92D050"/>
+          <w:spacing w:val="0"/>
+          <w:sz w:val="19"/>
+          <w:szCs w:val="19"/>
+          <w:shd w:val="clear" w:fill="000000"/>
+          <w:lang w:val="en-US"/>
+        </w:rPr>
+      </w:pPr>
+      <w:r>
+        <w:rPr>
+          <w:rFonts w:hint="default" w:ascii="Segoe UI" w:hAnsi="Segoe UI" w:eastAsia="Segoe UI" w:cs="Segoe UI"/>
+          <w:i w:val="0"/>
+          <w:iCs w:val="0"/>
+          <w:caps w:val="0"/>
+          <w:color w:val="92D050"/>
+          <w:spacing w:val="0"/>
+          <w:sz w:val="19"/>
+          <w:szCs w:val="19"/>
+          <w:shd w:val="clear" w:fill="000000"/>
+        </w:rPr>
+        <w:t>暴击抵抗：抵抗暴击</w:t>
+      </w:r>
+      <w:r>
+        <w:rPr>
+          <w:rFonts w:hint="eastAsia" w:ascii="Segoe UI" w:hAnsi="Segoe UI" w:eastAsia="宋体" w:cs="Segoe UI"/>
+          <w:i w:val="0"/>
+          <w:iCs w:val="0"/>
+          <w:caps w:val="0"/>
+          <w:color w:val="92D050"/>
+          <w:spacing w:val="0"/>
+          <w:sz w:val="19"/>
+          <w:szCs w:val="19"/>
+          <w:shd w:val="clear" w:fill="000000"/>
+          <w:lang w:val="en-US" w:eastAsia="zh-CN"/>
+        </w:rPr>
+        <w:t>，万分比</w:t>
+      </w:r>
+      <w:r>
+        <w:rPr>
+          <w:rFonts w:hint="default" w:ascii="Segoe UI" w:hAnsi="Segoe UI" w:eastAsia="Segoe UI" w:cs="Segoe UI"/>
+          <w:i w:val="0"/>
+          <w:iCs w:val="0"/>
+          <w:caps w:val="0"/>
+          <w:color w:val="92D050"/>
+          <w:spacing w:val="0"/>
+          <w:sz w:val="19"/>
+          <w:szCs w:val="19"/>
+          <w:shd w:val="clear" w:fill="000000"/>
+          <w:lang w:val="en-US"/>
+        </w:rPr>
+        <w:t>;</w:t>
+      </w:r>
+    </w:p>
+    <w:p>
+      <w:pPr>
+        <w:keepNext w:val="0"/>
+        <w:keepLines w:val="0"/>
+        <w:widowControl/>
+        <w:suppressLineNumbers w:val="0"/>
+        <w:pBdr>
+          <w:top w:val="none" w:color="6FC3DF" w:sz="0" w:space="0"/>
+          <w:left w:val="none" w:color="6FC3DF" w:sz="0" w:space="0"/>
+          <w:bottom w:val="none" w:color="6FC3DF" w:sz="0" w:space="0"/>
+          <w:right w:val="none" w:color="6FC3DF" w:sz="0" w:space="0"/>
+        </w:pBdr>
+        <w:shd w:val="clear" w:fill="000000"/>
+        <w:ind w:left="0" w:firstLine="0"/>
+        <w:rPr>
+          <w:rFonts w:hint="default" w:ascii="Segoe UI" w:hAnsi="Segoe UI" w:eastAsia="Segoe UI" w:cs="Segoe UI"/>
+          <w:i w:val="0"/>
+          <w:iCs w:val="0"/>
+          <w:caps w:val="0"/>
+          <w:color w:val="92D050"/>
+          <w:spacing w:val="0"/>
+          <w:sz w:val="19"/>
+          <w:szCs w:val="19"/>
+          <w:shd w:val="clear" w:fill="000000"/>
+          <w:lang w:val="en-US"/>
+        </w:rPr>
+      </w:pPr>
+      <w:r>
+        <w:rPr>
+          <w:rFonts w:hint="default" w:ascii="Segoe UI" w:hAnsi="Segoe UI" w:eastAsia="Segoe UI" w:cs="Segoe UI"/>
+          <w:i w:val="0"/>
+          <w:iCs w:val="0"/>
+          <w:caps w:val="0"/>
+          <w:color w:val="92D050"/>
+          <w:spacing w:val="0"/>
+          <w:sz w:val="19"/>
+          <w:szCs w:val="19"/>
+          <w:shd w:val="clear" w:fill="000000"/>
+        </w:rPr>
+        <w:t>暴击伤害抵抗：抵抗暴击伤害</w:t>
+      </w:r>
+      <w:r>
+        <w:rPr>
+          <w:rFonts w:hint="eastAsia" w:ascii="Segoe UI" w:hAnsi="Segoe UI" w:eastAsia="宋体" w:cs="Segoe UI"/>
+          <w:i w:val="0"/>
+          <w:iCs w:val="0"/>
+          <w:caps w:val="0"/>
+          <w:color w:val="92D050"/>
+          <w:spacing w:val="0"/>
+          <w:sz w:val="19"/>
+          <w:szCs w:val="19"/>
+          <w:shd w:val="clear" w:fill="000000"/>
+          <w:lang w:val="en-US" w:eastAsia="zh-CN"/>
+        </w:rPr>
+        <w:t>，万分比</w:t>
+      </w:r>
+      <w:r>
+        <w:rPr>
+          <w:rFonts w:hint="default" w:ascii="Segoe UI" w:hAnsi="Segoe UI" w:eastAsia="Segoe UI" w:cs="Segoe UI"/>
+          <w:i w:val="0"/>
+          <w:iCs w:val="0"/>
+          <w:caps w:val="0"/>
+          <w:color w:val="92D050"/>
+          <w:spacing w:val="0"/>
+          <w:sz w:val="19"/>
+          <w:szCs w:val="19"/>
+          <w:shd w:val="clear" w:fill="000000"/>
+          <w:lang w:val="en-US"/>
+        </w:rPr>
+        <w:t>;</w:t>
+      </w:r>
+    </w:p>
+    <w:p>
+      <w:pPr>
+        <w:keepNext w:val="0"/>
+        <w:keepLines w:val="0"/>
+        <w:widowControl/>
+        <w:suppressLineNumbers w:val="0"/>
+        <w:pBdr>
+          <w:top w:val="none" w:color="6FC3DF" w:sz="0" w:space="0"/>
+          <w:left w:val="none" w:color="6FC3DF" w:sz="0" w:space="0"/>
+          <w:bottom w:val="none" w:color="6FC3DF" w:sz="0" w:space="0"/>
+          <w:right w:val="none" w:color="6FC3DF" w:sz="0" w:space="0"/>
+        </w:pBdr>
+        <w:shd w:val="clear" w:fill="000000"/>
+        <w:ind w:left="0" w:firstLine="0"/>
+        <w:rPr>
+          <w:rFonts w:hint="default" w:ascii="Segoe UI" w:hAnsi="Segoe UI" w:eastAsia="宋体" w:cs="Segoe UI"/>
+          <w:i w:val="0"/>
+          <w:iCs w:val="0"/>
+          <w:caps w:val="0"/>
+          <w:color w:val="92D050"/>
+          <w:spacing w:val="0"/>
+          <w:sz w:val="19"/>
+          <w:szCs w:val="19"/>
+          <w:shd w:val="clear" w:fill="000000"/>
+          <w:lang w:val="en-US" w:eastAsia="zh-CN"/>
+        </w:rPr>
+      </w:pPr>
+      <w:r>
+        <w:rPr>
+          <w:rFonts w:hint="default" w:ascii="Segoe UI" w:hAnsi="Segoe UI" w:eastAsia="Segoe UI" w:cs="Segoe UI"/>
+          <w:i w:val="0"/>
+          <w:iCs w:val="0"/>
+          <w:caps w:val="0"/>
+          <w:color w:val="92D050"/>
+          <w:spacing w:val="0"/>
+          <w:sz w:val="19"/>
+          <w:szCs w:val="19"/>
+          <w:shd w:val="clear" w:fill="000000"/>
+        </w:rPr>
+        <w:t>命中率</w:t>
+      </w:r>
+      <w:r>
+        <w:rPr>
+          <w:rFonts w:hint="eastAsia" w:ascii="Segoe UI" w:hAnsi="Segoe UI" w:eastAsia="宋体" w:cs="Segoe UI"/>
+          <w:i w:val="0"/>
+          <w:iCs w:val="0"/>
+          <w:caps w:val="0"/>
+          <w:color w:val="92D050"/>
+          <w:spacing w:val="0"/>
+          <w:sz w:val="19"/>
+          <w:szCs w:val="19"/>
+          <w:shd w:val="clear" w:fill="000000"/>
+          <w:lang w:eastAsia="zh-CN"/>
+        </w:rPr>
+        <w:t>：</w:t>
+      </w:r>
+      <w:r>
+        <w:rPr>
+          <w:rFonts w:hint="eastAsia" w:ascii="Segoe UI" w:hAnsi="Segoe UI" w:eastAsia="宋体" w:cs="Segoe UI"/>
+          <w:i w:val="0"/>
+          <w:iCs w:val="0"/>
+          <w:caps w:val="0"/>
+          <w:color w:val="92D050"/>
+          <w:spacing w:val="0"/>
+          <w:sz w:val="19"/>
+          <w:szCs w:val="19"/>
+          <w:shd w:val="clear" w:fill="000000"/>
+          <w:lang w:val="en-US" w:eastAsia="zh-CN"/>
+        </w:rPr>
+        <w:t>攻击的命中概率，万分比</w:t>
+      </w:r>
+      <w:r>
+        <w:rPr>
+          <w:rFonts w:hint="default" w:ascii="Segoe UI" w:hAnsi="Segoe UI" w:eastAsia="宋体" w:cs="Segoe UI"/>
+          <w:i w:val="0"/>
+          <w:iCs w:val="0"/>
+          <w:caps w:val="0"/>
+          <w:color w:val="92D050"/>
+          <w:spacing w:val="0"/>
+          <w:sz w:val="19"/>
+          <w:szCs w:val="19"/>
+          <w:shd w:val="clear" w:fill="000000"/>
+          <w:lang w:val="en-US" w:eastAsia="zh-CN"/>
+        </w:rPr>
+        <w:t>;</w:t>
+      </w:r>
+    </w:p>
+    <w:p>
+      <w:pPr>
+        <w:keepNext w:val="0"/>
+        <w:keepLines w:val="0"/>
+        <w:widowControl/>
+        <w:suppressLineNumbers w:val="0"/>
+        <w:pBdr>
+          <w:top w:val="none" w:color="6FC3DF" w:sz="0" w:space="0"/>
+          <w:left w:val="none" w:color="6FC3DF" w:sz="0" w:space="0"/>
+          <w:bottom w:val="none" w:color="6FC3DF" w:sz="0" w:space="0"/>
+          <w:right w:val="none" w:color="6FC3DF" w:sz="0" w:space="0"/>
+        </w:pBdr>
+        <w:shd w:val="clear" w:fill="000000"/>
+        <w:ind w:left="0" w:firstLine="0"/>
+        <w:rPr>
+          <w:rFonts w:hint="default" w:ascii="Segoe UI" w:hAnsi="Segoe UI" w:eastAsia="宋体" w:cs="Segoe UI"/>
+          <w:i w:val="0"/>
+          <w:iCs w:val="0"/>
+          <w:caps w:val="0"/>
+          <w:color w:val="92D050"/>
+          <w:spacing w:val="0"/>
+          <w:sz w:val="19"/>
+          <w:szCs w:val="19"/>
+          <w:shd w:val="clear" w:fill="000000"/>
+          <w:lang w:val="en-US" w:eastAsia="zh-CN"/>
+        </w:rPr>
+      </w:pPr>
+      <w:r>
+        <w:rPr>
+          <w:rFonts w:hint="default" w:ascii="Segoe UI" w:hAnsi="Segoe UI" w:eastAsia="Segoe UI" w:cs="Segoe UI"/>
+          <w:i w:val="0"/>
+          <w:iCs w:val="0"/>
+          <w:caps w:val="0"/>
+          <w:color w:val="92D050"/>
+          <w:spacing w:val="0"/>
+          <w:sz w:val="19"/>
+          <w:szCs w:val="19"/>
+          <w:shd w:val="clear" w:fill="000000"/>
+        </w:rPr>
+        <w:t>闪避率</w:t>
+      </w:r>
+      <w:r>
+        <w:rPr>
+          <w:rFonts w:hint="eastAsia" w:ascii="Segoe UI" w:hAnsi="Segoe UI" w:eastAsia="宋体" w:cs="Segoe UI"/>
+          <w:i w:val="0"/>
+          <w:iCs w:val="0"/>
+          <w:caps w:val="0"/>
+          <w:color w:val="92D050"/>
+          <w:spacing w:val="0"/>
+          <w:sz w:val="19"/>
+          <w:szCs w:val="19"/>
+          <w:shd w:val="clear" w:fill="000000"/>
+          <w:lang w:eastAsia="zh-CN"/>
+        </w:rPr>
+        <w:t>：</w:t>
+      </w:r>
+      <w:r>
+        <w:rPr>
+          <w:rFonts w:hint="eastAsia" w:ascii="Segoe UI" w:hAnsi="Segoe UI" w:eastAsia="宋体" w:cs="Segoe UI"/>
+          <w:i w:val="0"/>
+          <w:iCs w:val="0"/>
+          <w:caps w:val="0"/>
+          <w:color w:val="92D050"/>
+          <w:spacing w:val="0"/>
+          <w:sz w:val="19"/>
+          <w:szCs w:val="19"/>
+          <w:shd w:val="clear" w:fill="000000"/>
+          <w:lang w:val="en-US" w:eastAsia="zh-CN"/>
+        </w:rPr>
+        <w:t>被攻击时的躲闪概率，万分比</w:t>
+      </w:r>
+      <w:r>
+        <w:rPr>
+          <w:rFonts w:hint="default" w:ascii="Segoe UI" w:hAnsi="Segoe UI" w:eastAsia="宋体" w:cs="Segoe UI"/>
+          <w:i w:val="0"/>
+          <w:iCs w:val="0"/>
+          <w:caps w:val="0"/>
+          <w:color w:val="92D050"/>
+          <w:spacing w:val="0"/>
+          <w:sz w:val="19"/>
+          <w:szCs w:val="19"/>
+          <w:shd w:val="clear" w:fill="000000"/>
+          <w:lang w:val="en-US" w:eastAsia="zh-CN"/>
+        </w:rPr>
+        <w:t>;</w:t>
+      </w:r>
+    </w:p>
+    <w:p>
+      <w:pPr>
+        <w:keepNext w:val="0"/>
+        <w:keepLines w:val="0"/>
+        <w:widowControl/>
+        <w:suppressLineNumbers w:val="0"/>
+        <w:shd w:val="clear" w:fill="1E1E2E"/>
+        <w:spacing w:line="285" w:lineRule="atLeast"/>
+        <w:jc w:val="left"/>
+        <w:rPr>
+          <w:rFonts w:hint="default" w:ascii="Segoe UI" w:hAnsi="Segoe UI" w:eastAsia="Segoe UI" w:cs="Segoe UI"/>
+          <w:i w:val="0"/>
+          <w:iCs w:val="0"/>
+          <w:caps w:val="0"/>
+          <w:color w:val="92D050"/>
+          <w:spacing w:val="0"/>
+          <w:sz w:val="19"/>
+          <w:szCs w:val="19"/>
+          <w:shd w:val="clear" w:fill="000000"/>
+          <w:lang w:val="en-US"/>
+        </w:rPr>
+      </w:pPr>
+      <w:r>
+        <w:rPr>
+          <w:rFonts w:hint="default" w:ascii="Segoe UI" w:hAnsi="Segoe UI" w:eastAsia="Segoe UI" w:cs="Segoe UI"/>
+          <w:i w:val="0"/>
+          <w:iCs w:val="0"/>
+          <w:caps w:val="0"/>
+          <w:color w:val="92D050"/>
+          <w:spacing w:val="0"/>
+          <w:sz w:val="19"/>
+          <w:szCs w:val="19"/>
+          <w:shd w:val="clear" w:fill="000000"/>
+        </w:rPr>
+        <w:t>攻击间隔：释放</w:t>
+      </w:r>
+      <w:r>
+        <w:rPr>
+          <w:rFonts w:hint="eastAsia" w:ascii="Segoe UI" w:hAnsi="Segoe UI" w:eastAsia="宋体" w:cs="Segoe UI"/>
+          <w:i w:val="0"/>
+          <w:iCs w:val="0"/>
+          <w:caps w:val="0"/>
+          <w:color w:val="92D050"/>
+          <w:spacing w:val="0"/>
+          <w:sz w:val="19"/>
+          <w:szCs w:val="19"/>
+          <w:shd w:val="clear" w:fill="000000"/>
+          <w:lang w:val="en-US" w:eastAsia="zh-CN"/>
+        </w:rPr>
+        <w:t>普攻（</w:t>
+      </w:r>
+      <w:r>
+        <w:rPr>
+          <w:rFonts w:hint="default" w:ascii="Segoe UI" w:hAnsi="Segoe UI" w:eastAsia="宋体" w:cs="Segoe UI"/>
+          <w:i w:val="0"/>
+          <w:iCs w:val="0"/>
+          <w:caps w:val="0"/>
+          <w:color w:val="92D050"/>
+          <w:spacing w:val="0"/>
+          <w:sz w:val="19"/>
+          <w:szCs w:val="19"/>
+          <w:shd w:val="clear" w:fill="000000"/>
+          <w:lang w:val="en-US" w:eastAsia="zh-CN"/>
+        </w:rPr>
+        <w:t>attack_skill_ids</w:t>
+      </w:r>
+      <w:r>
+        <w:rPr>
+          <w:rFonts w:hint="eastAsia" w:ascii="Segoe UI" w:hAnsi="Segoe UI" w:eastAsia="宋体" w:cs="Segoe UI"/>
+          <w:i w:val="0"/>
+          <w:iCs w:val="0"/>
+          <w:caps w:val="0"/>
+          <w:color w:val="92D050"/>
+          <w:spacing w:val="0"/>
+          <w:sz w:val="19"/>
+          <w:szCs w:val="19"/>
+          <w:shd w:val="clear" w:fill="000000"/>
+          <w:lang w:val="en-US" w:eastAsia="zh-CN"/>
+        </w:rPr>
+        <w:t>中的id）</w:t>
+      </w:r>
+      <w:r>
+        <w:rPr>
+          <w:rFonts w:hint="default" w:ascii="Segoe UI" w:hAnsi="Segoe UI" w:eastAsia="Segoe UI" w:cs="Segoe UI"/>
+          <w:i w:val="0"/>
+          <w:iCs w:val="0"/>
+          <w:caps w:val="0"/>
+          <w:color w:val="92D050"/>
+          <w:spacing w:val="0"/>
+          <w:sz w:val="19"/>
+          <w:szCs w:val="19"/>
+          <w:shd w:val="clear" w:fill="000000"/>
+        </w:rPr>
+        <w:t>的间隔</w:t>
+      </w:r>
+      <w:r>
+        <w:rPr>
+          <w:rFonts w:hint="eastAsia" w:ascii="Segoe UI" w:hAnsi="Segoe UI" w:eastAsia="宋体" w:cs="Segoe UI"/>
+          <w:i w:val="0"/>
+          <w:iCs w:val="0"/>
+          <w:caps w:val="0"/>
+          <w:color w:val="92D050"/>
+          <w:spacing w:val="0"/>
+          <w:sz w:val="19"/>
+          <w:szCs w:val="19"/>
+          <w:shd w:val="clear" w:fill="000000"/>
+          <w:lang w:val="en-US" w:eastAsia="zh-CN"/>
+        </w:rPr>
+        <w:t>时间，非万分比</w:t>
+      </w:r>
+      <w:r>
+        <w:rPr>
+          <w:rFonts w:hint="default" w:ascii="Segoe UI" w:hAnsi="Segoe UI" w:eastAsia="Segoe UI" w:cs="Segoe UI"/>
+          <w:i w:val="0"/>
+          <w:iCs w:val="0"/>
+          <w:caps w:val="0"/>
+          <w:color w:val="92D050"/>
+          <w:spacing w:val="0"/>
+          <w:sz w:val="19"/>
+          <w:szCs w:val="19"/>
+          <w:shd w:val="clear" w:fill="000000"/>
+          <w:lang w:val="en-US"/>
+        </w:rPr>
+        <w:t>;</w:t>
+      </w:r>
+    </w:p>
+    <w:p>
+      <w:pPr>
+        <w:keepNext w:val="0"/>
+        <w:keepLines w:val="0"/>
+        <w:widowControl/>
+        <w:suppressLineNumbers w:val="0"/>
+        <w:pBdr>
+          <w:top w:val="none" w:color="6FC3DF" w:sz="0" w:space="0"/>
+          <w:left w:val="none" w:color="6FC3DF" w:sz="0" w:space="0"/>
+          <w:bottom w:val="none" w:color="6FC3DF" w:sz="0" w:space="0"/>
+          <w:right w:val="none" w:color="6FC3DF" w:sz="0" w:space="0"/>
+        </w:pBdr>
+        <w:shd w:val="clear" w:fill="000000"/>
+        <w:ind w:left="0" w:firstLine="0"/>
+        <w:rPr>
+          <w:rFonts w:hint="default" w:ascii="Segoe UI" w:hAnsi="Segoe UI" w:eastAsia="Segoe UI" w:cs="Segoe UI"/>
+          <w:i w:val="0"/>
+          <w:iCs w:val="0"/>
+          <w:caps w:val="0"/>
+          <w:color w:val="92D050"/>
+          <w:spacing w:val="0"/>
+          <w:sz w:val="19"/>
+          <w:szCs w:val="19"/>
+          <w:shd w:val="clear" w:fill="000000"/>
+          <w:lang w:val="en-US"/>
+        </w:rPr>
+      </w:pPr>
+      <w:r>
+        <w:rPr>
+          <w:rFonts w:hint="default" w:ascii="Segoe UI" w:hAnsi="Segoe UI" w:eastAsia="Segoe UI" w:cs="Segoe UI"/>
+          <w:i w:val="0"/>
+          <w:iCs w:val="0"/>
+          <w:caps w:val="0"/>
+          <w:color w:val="92D050"/>
+          <w:spacing w:val="0"/>
+          <w:sz w:val="19"/>
+          <w:szCs w:val="19"/>
+          <w:shd w:val="clear" w:fill="000000"/>
+        </w:rPr>
+        <w:t>火/冰/风/电能量（4条）：进入战斗时，获得的能量值</w:t>
+      </w:r>
+      <w:r>
+        <w:rPr>
+          <w:rFonts w:hint="eastAsia" w:ascii="Segoe UI" w:hAnsi="Segoe UI" w:eastAsia="宋体" w:cs="Segoe UI"/>
+          <w:i w:val="0"/>
+          <w:iCs w:val="0"/>
+          <w:caps w:val="0"/>
+          <w:color w:val="92D050"/>
+          <w:spacing w:val="0"/>
+          <w:sz w:val="19"/>
+          <w:szCs w:val="19"/>
+          <w:shd w:val="clear" w:fill="000000"/>
+          <w:lang w:val="en-US" w:eastAsia="zh-CN"/>
+        </w:rPr>
+        <w:t>，非万分比</w:t>
+      </w:r>
+      <w:r>
+        <w:rPr>
+          <w:rFonts w:hint="default" w:ascii="Segoe UI" w:hAnsi="Segoe UI" w:eastAsia="Segoe UI" w:cs="Segoe UI"/>
+          <w:i w:val="0"/>
+          <w:iCs w:val="0"/>
+          <w:caps w:val="0"/>
+          <w:color w:val="92D050"/>
+          <w:spacing w:val="0"/>
+          <w:sz w:val="19"/>
+          <w:szCs w:val="19"/>
+          <w:shd w:val="clear" w:fill="000000"/>
+          <w:lang w:val="en-US"/>
+        </w:rPr>
+        <w:t>;</w:t>
+      </w:r>
+    </w:p>
+    <w:p>
+      <w:pPr>
+        <w:keepNext w:val="0"/>
+        <w:keepLines w:val="0"/>
+        <w:widowControl/>
+        <w:suppressLineNumbers w:val="0"/>
+        <w:pBdr>
+          <w:top w:val="none" w:color="6FC3DF" w:sz="0" w:space="0"/>
+          <w:left w:val="none" w:color="6FC3DF" w:sz="0" w:space="0"/>
+          <w:bottom w:val="none" w:color="6FC3DF" w:sz="0" w:space="0"/>
+          <w:right w:val="none" w:color="6FC3DF" w:sz="0" w:space="0"/>
+        </w:pBdr>
+        <w:shd w:val="clear" w:fill="000000"/>
+        <w:ind w:left="0" w:firstLine="0"/>
+        <w:rPr>
+          <w:rFonts w:hint="default" w:ascii="Segoe UI" w:hAnsi="Segoe UI" w:eastAsia="Segoe UI" w:cs="Segoe UI"/>
+          <w:i w:val="0"/>
+          <w:iCs w:val="0"/>
+          <w:caps w:val="0"/>
+          <w:color w:val="92D050"/>
+          <w:spacing w:val="0"/>
+          <w:sz w:val="19"/>
+          <w:szCs w:val="19"/>
+          <w:shd w:val="clear" w:fill="000000"/>
+          <w:lang w:val="en-US"/>
+        </w:rPr>
+      </w:pPr>
+      <w:r>
+        <w:rPr>
+          <w:rFonts w:hint="default" w:ascii="Segoe UI" w:hAnsi="Segoe UI" w:eastAsia="Segoe UI" w:cs="Segoe UI"/>
+          <w:i w:val="0"/>
+          <w:iCs w:val="0"/>
+          <w:caps w:val="0"/>
+          <w:color w:val="92D050"/>
+          <w:spacing w:val="0"/>
+          <w:sz w:val="19"/>
+          <w:szCs w:val="19"/>
+          <w:shd w:val="clear" w:fill="000000"/>
+        </w:rPr>
+        <w:t>熟练：进入战斗时，随机获得非满级技能经验</w:t>
+      </w:r>
+      <w:r>
+        <w:rPr>
+          <w:rFonts w:hint="eastAsia" w:ascii="Segoe UI" w:hAnsi="Segoe UI" w:eastAsia="宋体" w:cs="Segoe UI"/>
+          <w:i w:val="0"/>
+          <w:iCs w:val="0"/>
+          <w:caps w:val="0"/>
+          <w:color w:val="92D050"/>
+          <w:spacing w:val="0"/>
+          <w:sz w:val="19"/>
+          <w:szCs w:val="19"/>
+          <w:shd w:val="clear" w:fill="000000"/>
+          <w:lang w:val="en-US" w:eastAsia="zh-CN"/>
+        </w:rPr>
+        <w:t>的次数，非万分比</w:t>
+      </w:r>
+      <w:r>
+        <w:rPr>
+          <w:rFonts w:hint="default" w:ascii="Segoe UI" w:hAnsi="Segoe UI" w:eastAsia="Segoe UI" w:cs="Segoe UI"/>
+          <w:i w:val="0"/>
+          <w:iCs w:val="0"/>
+          <w:caps w:val="0"/>
+          <w:color w:val="92D050"/>
+          <w:spacing w:val="0"/>
+          <w:sz w:val="19"/>
+          <w:szCs w:val="19"/>
+          <w:shd w:val="clear" w:fill="000000"/>
+          <w:lang w:val="en-US"/>
+        </w:rPr>
+        <w:t>;</w:t>
+      </w:r>
+    </w:p>
+    <w:p>
+      <w:pPr>
+        <w:keepNext w:val="0"/>
+        <w:keepLines w:val="0"/>
+        <w:widowControl/>
+        <w:suppressLineNumbers w:val="0"/>
+        <w:pBdr>
+          <w:top w:val="none" w:color="6FC3DF" w:sz="0" w:space="0"/>
+          <w:left w:val="none" w:color="6FC3DF" w:sz="0" w:space="0"/>
+          <w:bottom w:val="none" w:color="6FC3DF" w:sz="0" w:space="0"/>
+          <w:right w:val="none" w:color="6FC3DF" w:sz="0" w:space="0"/>
+        </w:pBdr>
+        <w:shd w:val="clear" w:fill="000000"/>
+        <w:ind w:left="0" w:firstLine="0"/>
+        <w:rPr>
+          <w:rFonts w:hint="default" w:ascii="Segoe UI" w:hAnsi="Segoe UI" w:eastAsia="Segoe UI" w:cs="Segoe UI"/>
+          <w:i w:val="0"/>
+          <w:iCs w:val="0"/>
+          <w:caps w:val="0"/>
+          <w:color w:val="92D050"/>
+          <w:spacing w:val="0"/>
+          <w:sz w:val="19"/>
+          <w:szCs w:val="19"/>
+          <w:shd w:val="clear" w:fill="000000"/>
+          <w:lang w:val="en-US"/>
+        </w:rPr>
+      </w:pPr>
+      <w:r>
+        <w:rPr>
+          <w:rFonts w:hint="default" w:ascii="Segoe UI" w:hAnsi="Segoe UI" w:eastAsia="Segoe UI" w:cs="Segoe UI"/>
+          <w:i w:val="0"/>
+          <w:iCs w:val="0"/>
+          <w:caps w:val="0"/>
+          <w:color w:val="92D050"/>
+          <w:spacing w:val="0"/>
+          <w:sz w:val="19"/>
+          <w:szCs w:val="19"/>
+          <w:shd w:val="clear" w:fill="000000"/>
+        </w:rPr>
+        <w:t>匠心：</w:t>
+      </w:r>
+      <w:r>
+        <w:rPr>
+          <w:rFonts w:hint="eastAsia" w:ascii="Segoe UI" w:hAnsi="Segoe UI" w:eastAsia="宋体" w:cs="Segoe UI"/>
+          <w:i w:val="0"/>
+          <w:iCs w:val="0"/>
+          <w:caps w:val="0"/>
+          <w:color w:val="92D050"/>
+          <w:spacing w:val="0"/>
+          <w:sz w:val="19"/>
+          <w:szCs w:val="19"/>
+          <w:shd w:val="clear" w:fill="000000"/>
+          <w:lang w:val="en-US" w:eastAsia="zh-CN"/>
+        </w:rPr>
+        <w:t>熟练</w:t>
+      </w:r>
+      <w:r>
+        <w:rPr>
+          <w:rFonts w:hint="default" w:ascii="Segoe UI" w:hAnsi="Segoe UI" w:eastAsia="Segoe UI" w:cs="Segoe UI"/>
+          <w:i w:val="0"/>
+          <w:iCs w:val="0"/>
+          <w:caps w:val="0"/>
+          <w:color w:val="92D050"/>
+          <w:spacing w:val="0"/>
+          <w:sz w:val="19"/>
+          <w:szCs w:val="19"/>
+          <w:shd w:val="clear" w:fill="000000"/>
+        </w:rPr>
+        <w:t>获得的经验值</w:t>
+      </w:r>
+      <w:r>
+        <w:rPr>
+          <w:rFonts w:hint="eastAsia" w:ascii="Segoe UI" w:hAnsi="Segoe UI" w:eastAsia="宋体" w:cs="Segoe UI"/>
+          <w:i w:val="0"/>
+          <w:iCs w:val="0"/>
+          <w:caps w:val="0"/>
+          <w:color w:val="92D050"/>
+          <w:spacing w:val="0"/>
+          <w:sz w:val="19"/>
+          <w:szCs w:val="19"/>
+          <w:shd w:val="clear" w:fill="000000"/>
+          <w:lang w:val="en-US" w:eastAsia="zh-CN"/>
+        </w:rPr>
+        <w:t>时候单次的经验值数量，非万分比</w:t>
+      </w:r>
+      <w:r>
+        <w:rPr>
+          <w:rFonts w:hint="default" w:ascii="Segoe UI" w:hAnsi="Segoe UI" w:eastAsia="Segoe UI" w:cs="Segoe UI"/>
+          <w:i w:val="0"/>
+          <w:iCs w:val="0"/>
+          <w:caps w:val="0"/>
+          <w:color w:val="92D050"/>
+          <w:spacing w:val="0"/>
+          <w:sz w:val="19"/>
+          <w:szCs w:val="19"/>
+          <w:shd w:val="clear" w:fill="000000"/>
+          <w:lang w:val="en-US"/>
+        </w:rPr>
+        <w:t>;</w:t>
+      </w:r>
+    </w:p>
+    <w:p>
+      <w:pPr>
+        <w:keepNext w:val="0"/>
+        <w:keepLines w:val="0"/>
+        <w:widowControl/>
+        <w:suppressLineNumbers w:val="0"/>
+        <w:shd w:val="clear" w:fill="121314"/>
+        <w:spacing w:line="285" w:lineRule="atLeast"/>
+        <w:jc w:val="left"/>
+        <w:rPr>
+          <w:rFonts w:hint="default" w:ascii="Consolas" w:hAnsi="Consolas" w:eastAsia="Consolas" w:cs="Consolas"/>
+          <w:b w:val="0"/>
+          <w:bCs w:val="0"/>
+          <w:color w:val="92D050"/>
+          <w:kern w:val="0"/>
+          <w:sz w:val="21"/>
+          <w:szCs w:val="21"/>
+          <w:shd w:val="clear" w:fill="121314"/>
+          <w:lang w:val="en-US" w:eastAsia="zh-CN" w:bidi="ar"/>
+        </w:rPr>
+      </w:pPr>
+      <w:r>
+        <w:rPr>
+          <w:rFonts w:hint="default" w:ascii="Consolas" w:hAnsi="Consolas" w:eastAsia="Consolas" w:cs="Consolas"/>
+          <w:b w:val="0"/>
+          <w:bCs w:val="0"/>
+          <w:color w:val="92D050"/>
+          <w:kern w:val="0"/>
+          <w:sz w:val="21"/>
+          <w:szCs w:val="21"/>
+          <w:shd w:val="clear" w:fill="121314"/>
+          <w:lang w:val="en-US" w:eastAsia="zh-CN" w:bidi="ar"/>
+        </w:rPr>
+        <w:t>（举例：熟练为3，匠心为5，代表进入游戏后随机三个技能，获得5点经验）;</w:t>
+      </w:r>
+    </w:p>
+    <w:p>
+      <w:pPr>
+        <w:keepNext w:val="0"/>
+        <w:keepLines w:val="0"/>
+        <w:widowControl/>
+        <w:suppressLineNumbers w:val="0"/>
+        <w:pBdr>
+          <w:top w:val="none" w:color="6FC3DF" w:sz="0" w:space="0"/>
+          <w:left w:val="none" w:color="6FC3DF" w:sz="0" w:space="0"/>
+          <w:bottom w:val="none" w:color="6FC3DF" w:sz="0" w:space="0"/>
+          <w:right w:val="none" w:color="6FC3DF" w:sz="0" w:space="0"/>
+        </w:pBdr>
+        <w:shd w:val="clear" w:fill="000000"/>
+        <w:ind w:left="0" w:firstLine="0"/>
+        <w:rPr>
+          <w:rFonts w:hint="eastAsia" w:ascii="Segoe UI" w:hAnsi="Segoe UI" w:eastAsia="宋体" w:cs="Segoe UI"/>
+          <w:i w:val="0"/>
+          <w:iCs w:val="0"/>
+          <w:caps w:val="0"/>
+          <w:color w:val="92D050"/>
+          <w:spacing w:val="0"/>
+          <w:sz w:val="19"/>
+          <w:szCs w:val="19"/>
+          <w:shd w:val="clear" w:fill="000000"/>
+          <w:lang w:val="en-US" w:eastAsia="zh-CN"/>
+        </w:rPr>
+      </w:pPr>
+      <w:r>
+        <w:rPr>
+          <w:rFonts w:hint="eastAsia" w:ascii="Segoe UI" w:hAnsi="Segoe UI" w:eastAsia="宋体" w:cs="Segoe UI"/>
+          <w:i w:val="0"/>
+          <w:iCs w:val="0"/>
+          <w:caps w:val="0"/>
+          <w:color w:val="92D050"/>
+          <w:spacing w:val="0"/>
+          <w:sz w:val="19"/>
+          <w:szCs w:val="19"/>
+          <w:shd w:val="clear" w:fill="000000"/>
+          <w:lang w:val="en-US" w:eastAsia="zh-CN"/>
+        </w:rPr>
+        <w:t>忘我：获得</w:t>
+      </w:r>
+      <w:r>
+        <w:rPr>
+          <w:rFonts w:hint="default" w:ascii="Segoe UI" w:hAnsi="Segoe UI" w:eastAsia="Segoe UI" w:cs="Segoe UI"/>
+          <w:i w:val="0"/>
+          <w:iCs w:val="0"/>
+          <w:caps w:val="0"/>
+          <w:color w:val="92D050"/>
+          <w:spacing w:val="0"/>
+          <w:sz w:val="19"/>
+          <w:szCs w:val="19"/>
+          <w:shd w:val="clear" w:fill="000000"/>
+        </w:rPr>
+        <w:t>经验值速度加快</w:t>
+      </w:r>
+      <w:r>
+        <w:rPr>
+          <w:rFonts w:hint="eastAsia" w:ascii="Segoe UI" w:hAnsi="Segoe UI" w:eastAsia="宋体" w:cs="Segoe UI"/>
+          <w:i w:val="0"/>
+          <w:iCs w:val="0"/>
+          <w:caps w:val="0"/>
+          <w:color w:val="92D050"/>
+          <w:spacing w:val="0"/>
+          <w:sz w:val="19"/>
+          <w:szCs w:val="19"/>
+          <w:shd w:val="clear" w:fill="000000"/>
+          <w:lang w:val="en-US" w:eastAsia="zh-CN"/>
+        </w:rPr>
+        <w:t>，万分比;</w:t>
+      </w:r>
+    </w:p>
+    <w:p>
+      <w:pPr>
+        <w:keepNext w:val="0"/>
+        <w:keepLines w:val="0"/>
+        <w:widowControl/>
+        <w:suppressLineNumbers w:val="0"/>
+        <w:shd w:val="clear" w:fill="121314"/>
+        <w:spacing w:line="285" w:lineRule="atLeast"/>
+        <w:jc w:val="left"/>
+        <w:rPr>
+          <w:rFonts w:hint="eastAsia" w:ascii="Consolas" w:hAnsi="Consolas" w:eastAsia="Consolas" w:cs="Consolas"/>
+          <w:b w:val="0"/>
+          <w:bCs w:val="0"/>
+          <w:color w:val="92D050"/>
+          <w:kern w:val="0"/>
+          <w:sz w:val="21"/>
+          <w:szCs w:val="21"/>
+          <w:shd w:val="clear" w:fill="121314"/>
+          <w:lang w:val="en-US" w:eastAsia="zh-CN" w:bidi="ar"/>
+        </w:rPr>
+      </w:pPr>
+      <w:r>
+        <w:rPr>
+          <w:rFonts w:hint="eastAsia" w:ascii="Consolas" w:hAnsi="Consolas" w:eastAsia="Consolas" w:cs="Consolas"/>
+          <w:b w:val="0"/>
+          <w:bCs w:val="0"/>
+          <w:color w:val="92D050"/>
+          <w:kern w:val="0"/>
+          <w:sz w:val="21"/>
+          <w:szCs w:val="21"/>
+          <w:shd w:val="clear" w:fill="121314"/>
+          <w:lang w:val="en-US" w:eastAsia="zh-CN" w:bidi="ar"/>
+        </w:rPr>
+        <w:t>（举例：该英雄配置</w:t>
+      </w:r>
+      <w:r>
+        <w:rPr>
+          <w:rFonts w:hint="default" w:ascii="Consolas" w:hAnsi="Consolas" w:eastAsia="Consolas" w:cs="Consolas"/>
+          <w:b w:val="0"/>
+          <w:bCs w:val="0"/>
+          <w:color w:val="92D050"/>
+          <w:kern w:val="0"/>
+          <w:sz w:val="21"/>
+          <w:szCs w:val="21"/>
+          <w:shd w:val="clear" w:fill="121314"/>
+          <w:lang w:val="en-US" w:eastAsia="zh-CN" w:bidi="ar"/>
+        </w:rPr>
+        <w:t>skill_xp_interval</w:t>
+      </w:r>
+      <w:r>
+        <w:rPr>
+          <w:rFonts w:hint="eastAsia" w:ascii="Consolas" w:hAnsi="Consolas" w:eastAsia="Consolas" w:cs="Consolas"/>
+          <w:b w:val="0"/>
+          <w:bCs w:val="0"/>
+          <w:color w:val="92D050"/>
+          <w:kern w:val="0"/>
+          <w:sz w:val="21"/>
+          <w:szCs w:val="21"/>
+          <w:shd w:val="clear" w:fill="121314"/>
+          <w:lang w:val="en-US" w:eastAsia="zh-CN" w:bidi="ar"/>
+        </w:rPr>
+        <w:t>为1，忘我为4000代表40%，</w:t>
+      </w:r>
+      <w:r>
+        <w:rPr>
+          <w:rFonts w:hint="default" w:ascii="Consolas" w:hAnsi="Consolas" w:eastAsia="Consolas" w:cs="Consolas"/>
+          <w:b w:val="0"/>
+          <w:bCs w:val="0"/>
+          <w:color w:val="92D050"/>
+          <w:kern w:val="0"/>
+          <w:sz w:val="21"/>
+          <w:szCs w:val="21"/>
+          <w:shd w:val="clear" w:fill="121314"/>
+          <w:lang w:val="en-US" w:eastAsia="zh-CN" w:bidi="ar"/>
+        </w:rPr>
+        <w:t>skill_xp_interval</w:t>
+      </w:r>
+      <w:r>
+        <w:rPr>
+          <w:rFonts w:hint="eastAsia" w:ascii="Consolas" w:hAnsi="Consolas" w:eastAsia="Consolas" w:cs="Consolas"/>
+          <w:b w:val="0"/>
+          <w:bCs w:val="0"/>
+          <w:color w:val="92D050"/>
+          <w:kern w:val="0"/>
+          <w:sz w:val="21"/>
+          <w:szCs w:val="21"/>
+          <w:shd w:val="clear" w:fill="121314"/>
+          <w:lang w:val="en-US" w:eastAsia="zh-CN" w:bidi="ar"/>
+        </w:rPr>
+        <w:t>的效果会变为0.6）</w:t>
+      </w:r>
+    </w:p>
+    <w:p>
+      <w:pPr>
+        <w:keepNext w:val="0"/>
+        <w:keepLines w:val="0"/>
+        <w:widowControl/>
+        <w:suppressLineNumbers w:val="0"/>
+        <w:pBdr>
+          <w:top w:val="none" w:color="6FC3DF" w:sz="0" w:space="0"/>
+          <w:left w:val="none" w:color="6FC3DF" w:sz="0" w:space="0"/>
+          <w:bottom w:val="none" w:color="6FC3DF" w:sz="0" w:space="0"/>
+          <w:right w:val="none" w:color="6FC3DF" w:sz="0" w:space="0"/>
+        </w:pBdr>
+        <w:shd w:val="clear" w:fill="000000"/>
+        <w:ind w:left="0" w:firstLine="0"/>
+        <w:rPr>
+          <w:rFonts w:hint="eastAsia" w:ascii="Segoe UI" w:hAnsi="Segoe UI" w:eastAsia="宋体" w:cs="Segoe UI"/>
+          <w:i w:val="0"/>
+          <w:iCs w:val="0"/>
+          <w:caps w:val="0"/>
+          <w:color w:val="92D050"/>
+          <w:spacing w:val="0"/>
+          <w:sz w:val="19"/>
+          <w:szCs w:val="19"/>
+          <w:shd w:val="clear" w:fill="000000"/>
+          <w:lang w:val="en-US" w:eastAsia="zh-CN"/>
+        </w:rPr>
+      </w:pPr>
+      <w:r>
+        <w:rPr>
+          <w:rFonts w:hint="eastAsia" w:ascii="Segoe UI" w:hAnsi="Segoe UI" w:eastAsia="宋体" w:cs="Segoe UI"/>
+          <w:i w:val="0"/>
+          <w:iCs w:val="0"/>
+          <w:caps w:val="0"/>
+          <w:color w:val="92D050"/>
+          <w:spacing w:val="0"/>
+          <w:sz w:val="19"/>
+          <w:szCs w:val="19"/>
+          <w:shd w:val="clear" w:fill="000000"/>
+          <w:lang w:val="en-US" w:eastAsia="zh-CN"/>
+        </w:rPr>
+        <w:t>技能冷却：技能冷却时间缩短（最低缩短至30%），万分比；</w:t>
+      </w:r>
+    </w:p>
+    <w:p>
+      <w:pPr>
+        <w:keepNext w:val="0"/>
+        <w:keepLines w:val="0"/>
+        <w:widowControl/>
+        <w:suppressLineNumbers w:val="0"/>
+        <w:pBdr>
+          <w:top w:val="none" w:color="6FC3DF" w:sz="0" w:space="0"/>
+          <w:left w:val="none" w:color="6FC3DF" w:sz="0" w:space="0"/>
+          <w:bottom w:val="none" w:color="6FC3DF" w:sz="0" w:space="0"/>
+          <w:right w:val="none" w:color="6FC3DF" w:sz="0" w:space="0"/>
+        </w:pBdr>
+        <w:shd w:val="clear" w:fill="000000"/>
+        <w:ind w:left="0" w:firstLine="0"/>
+        <w:rPr>
+          <w:rFonts w:hint="default" w:ascii="Segoe UI" w:hAnsi="Segoe UI" w:eastAsia="宋体" w:cs="Segoe UI"/>
+          <w:i w:val="0"/>
+          <w:iCs w:val="0"/>
+          <w:caps w:val="0"/>
+          <w:color w:val="92D050"/>
+          <w:spacing w:val="0"/>
+          <w:sz w:val="19"/>
+          <w:szCs w:val="19"/>
+          <w:shd w:val="clear" w:fill="000000"/>
+          <w:lang w:val="en-US" w:eastAsia="zh-CN"/>
+        </w:rPr>
+      </w:pPr>
+      <w:r>
+        <w:rPr>
+          <w:rFonts w:hint="eastAsia" w:ascii="Segoe UI" w:hAnsi="Segoe UI" w:eastAsia="宋体" w:cs="Segoe UI"/>
+          <w:i w:val="0"/>
+          <w:iCs w:val="0"/>
+          <w:caps w:val="0"/>
+          <w:color w:val="92D050"/>
+          <w:spacing w:val="0"/>
+          <w:sz w:val="19"/>
+          <w:szCs w:val="19"/>
+          <w:shd w:val="clear" w:fill="000000"/>
+          <w:lang w:val="en-US" w:eastAsia="zh-CN"/>
+        </w:rPr>
+        <w:t>奥术冷却：奥术冷却时间缩短（最低缩短至30%），万分比；</w:t>
+      </w:r>
+    </w:p>
+    <w:p>
+      <w:pPr>
+        <w:keepNext w:val="0"/>
+        <w:keepLines w:val="0"/>
+        <w:widowControl/>
+        <w:suppressLineNumbers w:val="0"/>
+        <w:pBdr>
+          <w:top w:val="none" w:color="6FC3DF" w:sz="0" w:space="0"/>
+          <w:left w:val="none" w:color="6FC3DF" w:sz="0" w:space="0"/>
+          <w:bottom w:val="none" w:color="6FC3DF" w:sz="0" w:space="0"/>
+          <w:right w:val="none" w:color="6FC3DF" w:sz="0" w:space="0"/>
+        </w:pBdr>
+        <w:shd w:val="clear" w:fill="000000"/>
+        <w:ind w:left="0" w:firstLine="0"/>
+        <w:rPr>
+          <w:rFonts w:hint="default" w:ascii="Segoe UI" w:hAnsi="Segoe UI" w:eastAsia="宋体" w:cs="Segoe UI"/>
+          <w:i w:val="0"/>
+          <w:iCs w:val="0"/>
+          <w:caps w:val="0"/>
+          <w:color w:val="92D050"/>
+          <w:spacing w:val="0"/>
+          <w:sz w:val="19"/>
+          <w:szCs w:val="19"/>
+          <w:shd w:val="clear" w:fill="000000"/>
+          <w:lang w:val="en-US" w:eastAsia="zh-CN"/>
+        </w:rPr>
+      </w:pPr>
+      <w:r>
+        <w:rPr>
+          <w:rFonts w:hint="default" w:ascii="Segoe UI" w:hAnsi="Segoe UI" w:eastAsia="Segoe UI" w:cs="Segoe UI"/>
+          <w:i w:val="0"/>
+          <w:iCs w:val="0"/>
+          <w:caps w:val="0"/>
+          <w:color w:val="92D050"/>
+          <w:spacing w:val="0"/>
+          <w:sz w:val="19"/>
+          <w:szCs w:val="19"/>
+          <w:shd w:val="clear" w:fill="000000"/>
+        </w:rPr>
+        <w:t>移动速度</w:t>
+      </w:r>
+      <w:r>
+        <w:rPr>
+          <w:rFonts w:hint="eastAsia" w:ascii="Segoe UI" w:hAnsi="Segoe UI" w:eastAsia="宋体" w:cs="Segoe UI"/>
+          <w:i w:val="0"/>
+          <w:iCs w:val="0"/>
+          <w:caps w:val="0"/>
+          <w:color w:val="92D050"/>
+          <w:spacing w:val="0"/>
+          <w:sz w:val="19"/>
+          <w:szCs w:val="19"/>
+          <w:shd w:val="clear" w:fill="000000"/>
+          <w:lang w:val="en-US" w:eastAsia="zh-CN"/>
+        </w:rPr>
+        <w:t>，万分比</w:t>
+      </w:r>
+      <w:r>
+        <w:rPr>
+          <w:rFonts w:hint="default" w:ascii="Segoe UI" w:hAnsi="Segoe UI" w:eastAsia="Segoe UI" w:cs="Segoe UI"/>
+          <w:i w:val="0"/>
+          <w:iCs w:val="0"/>
+          <w:caps w:val="0"/>
+          <w:color w:val="92D050"/>
+          <w:spacing w:val="0"/>
+          <w:sz w:val="19"/>
+          <w:szCs w:val="19"/>
+          <w:shd w:val="clear" w:fill="000000"/>
+          <w:lang w:val="en-US"/>
+        </w:rPr>
+        <w:t>;</w:t>
       </w:r>
     </w:p>
     <w:p>
@@ -1558,21 +4662,7 @@
           <w:lang w:val="en-US" w:eastAsia="zh-CN" w:bidi="ar"/>
         </w:rPr>
       </w:pPr>
-    </w:p>
-    <w:p>
-      <w:pPr>
-        <w:keepNext w:val="0"/>
-        <w:keepLines w:val="0"/>
-        <w:widowControl/>
-        <w:suppressLineNumbers w:val="0"/>
-        <w:pBdr>
-          <w:top w:val="none" w:color="6FC3DF" w:sz="0" w:space="0"/>
-          <w:left w:val="none" w:color="6FC3DF" w:sz="0" w:space="0"/>
-          <w:bottom w:val="none" w:color="6FC3DF" w:sz="0" w:space="0"/>
-          <w:right w:val="none" w:color="6FC3DF" w:sz="0" w:space="0"/>
-        </w:pBdr>
-        <w:shd w:val="clear" w:fill="000000"/>
-        <w:ind w:left="0" w:firstLine="0"/>
+      <w:r>
         <w:rPr>
           <w:rStyle w:val="6"/>
           <w:rFonts w:hint="default" w:ascii="Segoe UI" w:hAnsi="Segoe UI" w:eastAsia="Segoe UI" w:cs="Segoe UI"/>
@@ -1588,7 +4678,8 @@
           <w:shd w:val="clear" w:fill="000000"/>
           <w:lang w:val="en-US" w:eastAsia="zh-CN" w:bidi="ar"/>
         </w:rPr>
-      </w:pPr>
+        <w:t>伤害公式：</w:t>
+      </w:r>
     </w:p>
     <w:p>
       <w:pPr>
@@ -1605,21 +4696,31 @@
         <w:shd w:val="clear" w:fill="000000"/>
         <w:ind w:left="0" w:firstLine="0"/>
         <w:rPr>
-          <w:rStyle w:val="6"/>
           <w:rFonts w:hint="default" w:ascii="Segoe UI" w:hAnsi="Segoe UI" w:eastAsia="Segoe UI" w:cs="Segoe UI"/>
-          <w:bCs/>
-          <w:i w:val="0"/>
-          <w:iCs w:val="0"/>
-          <w:caps w:val="0"/>
-          <w:color w:val="92D050"/>
-          <w:spacing w:val="0"/>
-          <w:kern w:val="0"/>
-          <w:sz w:val="27"/>
-          <w:szCs w:val="27"/>
-          <w:shd w:val="clear" w:fill="000000"/>
-          <w:lang w:val="en-US" w:eastAsia="zh-CN" w:bidi="ar"/>
-        </w:rPr>
-      </w:pPr>
+          <w:i w:val="0"/>
+          <w:iCs w:val="0"/>
+          <w:caps w:val="0"/>
+          <w:color w:val="92D050"/>
+          <w:spacing w:val="0"/>
+          <w:sz w:val="19"/>
+          <w:szCs w:val="19"/>
+          <w:shd w:val="clear" w:fill="000000"/>
+        </w:rPr>
+      </w:pPr>
+      <w:r>
+        <w:rPr>
+          <w:rFonts w:hint="default" w:ascii="Segoe UI" w:hAnsi="Segoe UI" w:eastAsia="Segoe UI" w:cs="Segoe UI"/>
+          <w:i w:val="0"/>
+          <w:iCs w:val="0"/>
+          <w:caps w:val="0"/>
+          <w:color w:val="92D050"/>
+          <w:spacing w:val="0"/>
+          <w:sz w:val="19"/>
+          <w:szCs w:val="19"/>
+          <w:shd w:val="clear" w:fill="000000"/>
+        </w:rPr>
+        <w:t>Max(0,(攻击力 × 技能倍率) × (1 + 我方加伤 - 对方减免) ×(1+ Max(0，我方暴击伤害-对方暴击伤害抵抗)) × 对首领/精英加成)；计算暴击率时，需要用（我方暴击率-对方暴击抵抗）</w:t>
+      </w:r>
     </w:p>
     <w:p>
       <w:pPr>
@@ -1635,175 +4736,6 @@
         </w:pBdr>
         <w:shd w:val="clear" w:fill="000000"/>
         <w:ind w:left="0" w:firstLine="0"/>
-        <w:rPr>
-          <w:rStyle w:val="6"/>
-          <w:rFonts w:hint="default" w:ascii="Segoe UI" w:hAnsi="Segoe UI" w:eastAsia="Segoe UI" w:cs="Segoe UI"/>
-          <w:bCs/>
-          <w:i w:val="0"/>
-          <w:iCs w:val="0"/>
-          <w:caps w:val="0"/>
-          <w:color w:val="92D050"/>
-          <w:spacing w:val="0"/>
-          <w:kern w:val="0"/>
-          <w:sz w:val="27"/>
-          <w:szCs w:val="27"/>
-          <w:shd w:val="clear" w:fill="000000"/>
-          <w:lang w:val="en-US" w:eastAsia="zh-CN" w:bidi="ar"/>
-        </w:rPr>
-      </w:pPr>
-    </w:p>
-    <w:p>
-      <w:pPr>
-        <w:keepNext w:val="0"/>
-        <w:keepLines w:val="0"/>
-        <w:widowControl/>
-        <w:suppressLineNumbers w:val="0"/>
-        <w:pBdr>
-          <w:top w:val="none" w:color="6FC3DF" w:sz="0" w:space="0"/>
-          <w:left w:val="none" w:color="6FC3DF" w:sz="0" w:space="0"/>
-          <w:bottom w:val="none" w:color="6FC3DF" w:sz="0" w:space="0"/>
-          <w:right w:val="none" w:color="6FC3DF" w:sz="0" w:space="0"/>
-        </w:pBdr>
-        <w:shd w:val="clear" w:fill="000000"/>
-        <w:ind w:left="0" w:firstLine="0"/>
-        <w:rPr>
-          <w:rStyle w:val="6"/>
-          <w:rFonts w:hint="default" w:ascii="Segoe UI" w:hAnsi="Segoe UI" w:eastAsia="Segoe UI" w:cs="Segoe UI"/>
-          <w:bCs/>
-          <w:i w:val="0"/>
-          <w:iCs w:val="0"/>
-          <w:caps w:val="0"/>
-          <w:color w:val="92D050"/>
-          <w:spacing w:val="0"/>
-          <w:kern w:val="0"/>
-          <w:sz w:val="27"/>
-          <w:szCs w:val="27"/>
-          <w:shd w:val="clear" w:fill="000000"/>
-          <w:lang w:val="en-US" w:eastAsia="zh-CN" w:bidi="ar"/>
-        </w:rPr>
-      </w:pPr>
-    </w:p>
-    <w:p>
-      <w:pPr>
-        <w:keepNext w:val="0"/>
-        <w:keepLines w:val="0"/>
-        <w:widowControl/>
-        <w:suppressLineNumbers w:val="0"/>
-        <w:pBdr>
-          <w:top w:val="none" w:color="6FC3DF" w:sz="0" w:space="0"/>
-          <w:left w:val="none" w:color="6FC3DF" w:sz="0" w:space="0"/>
-          <w:bottom w:val="none" w:color="6FC3DF" w:sz="0" w:space="0"/>
-          <w:right w:val="none" w:color="6FC3DF" w:sz="0" w:space="0"/>
-        </w:pBdr>
-        <w:shd w:val="clear" w:fill="000000"/>
-        <w:ind w:left="0" w:firstLine="0"/>
-        <w:rPr>
-          <w:rStyle w:val="6"/>
-          <w:rFonts w:hint="default" w:ascii="Segoe UI" w:hAnsi="Segoe UI" w:eastAsia="Segoe UI" w:cs="Segoe UI"/>
-          <w:bCs/>
-          <w:i w:val="0"/>
-          <w:iCs w:val="0"/>
-          <w:caps w:val="0"/>
-          <w:color w:val="92D050"/>
-          <w:spacing w:val="0"/>
-          <w:kern w:val="0"/>
-          <w:sz w:val="27"/>
-          <w:szCs w:val="27"/>
-          <w:shd w:val="clear" w:fill="000000"/>
-          <w:lang w:val="en-US" w:eastAsia="zh-CN" w:bidi="ar"/>
-        </w:rPr>
-      </w:pPr>
-    </w:p>
-    <w:p>
-      <w:pPr>
-        <w:keepNext w:val="0"/>
-        <w:keepLines w:val="0"/>
-        <w:widowControl/>
-        <w:suppressLineNumbers w:val="0"/>
-        <w:pBdr>
-          <w:top w:val="none" w:color="6FC3DF" w:sz="0" w:space="0"/>
-          <w:left w:val="none" w:color="6FC3DF" w:sz="0" w:space="0"/>
-          <w:bottom w:val="none" w:color="6FC3DF" w:sz="0" w:space="0"/>
-          <w:right w:val="none" w:color="6FC3DF" w:sz="0" w:space="0"/>
-        </w:pBdr>
-        <w:shd w:val="clear" w:fill="000000"/>
-        <w:ind w:left="0" w:firstLine="0"/>
-        <w:rPr>
-          <w:rStyle w:val="6"/>
-          <w:rFonts w:hint="default" w:ascii="Segoe UI" w:hAnsi="Segoe UI" w:eastAsia="Segoe UI" w:cs="Segoe UI"/>
-          <w:bCs/>
-          <w:i w:val="0"/>
-          <w:iCs w:val="0"/>
-          <w:caps w:val="0"/>
-          <w:color w:val="92D050"/>
-          <w:spacing w:val="0"/>
-          <w:kern w:val="0"/>
-          <w:sz w:val="27"/>
-          <w:szCs w:val="27"/>
-          <w:shd w:val="clear" w:fill="000000"/>
-          <w:lang w:val="en-US" w:eastAsia="zh-CN" w:bidi="ar"/>
-        </w:rPr>
-      </w:pPr>
-    </w:p>
-    <w:p>
-      <w:pPr>
-        <w:keepNext w:val="0"/>
-        <w:keepLines w:val="0"/>
-        <w:widowControl/>
-        <w:suppressLineNumbers w:val="0"/>
-        <w:pBdr>
-          <w:top w:val="none" w:color="6FC3DF" w:sz="0" w:space="0"/>
-          <w:left w:val="none" w:color="6FC3DF" w:sz="0" w:space="0"/>
-          <w:bottom w:val="none" w:color="6FC3DF" w:sz="0" w:space="0"/>
-          <w:right w:val="none" w:color="6FC3DF" w:sz="0" w:space="0"/>
-        </w:pBdr>
-        <w:shd w:val="clear" w:fill="000000"/>
-        <w:ind w:left="0" w:firstLine="0"/>
-        <w:rPr>
-          <w:rStyle w:val="6"/>
-          <w:rFonts w:hint="default" w:ascii="Segoe UI" w:hAnsi="Segoe UI" w:eastAsia="Segoe UI" w:cs="Segoe UI"/>
-          <w:bCs/>
-          <w:i w:val="0"/>
-          <w:iCs w:val="0"/>
-          <w:caps w:val="0"/>
-          <w:color w:val="92D050"/>
-          <w:spacing w:val="0"/>
-          <w:kern w:val="0"/>
-          <w:sz w:val="27"/>
-          <w:szCs w:val="27"/>
-          <w:shd w:val="clear" w:fill="000000"/>
-          <w:lang w:val="en-US" w:eastAsia="zh-CN" w:bidi="ar"/>
-        </w:rPr>
-      </w:pPr>
-    </w:p>
-    <w:p>
-      <w:pPr>
-        <w:keepNext w:val="0"/>
-        <w:keepLines w:val="0"/>
-        <w:widowControl/>
-        <w:suppressLineNumbers w:val="0"/>
-        <w:pBdr>
-          <w:top w:val="none" w:color="6FC3DF" w:sz="0" w:space="0"/>
-          <w:left w:val="none" w:color="6FC3DF" w:sz="0" w:space="0"/>
-          <w:bottom w:val="none" w:color="6FC3DF" w:sz="0" w:space="0"/>
-          <w:right w:val="none" w:color="6FC3DF" w:sz="0" w:space="0"/>
-        </w:pBdr>
-        <w:shd w:val="clear" w:fill="000000"/>
-        <w:ind w:left="0" w:firstLine="0"/>
-        <w:rPr>
-          <w:rFonts w:hint="eastAsia" w:ascii="Segoe UI" w:hAnsi="Segoe UI" w:eastAsia="宋体" w:cs="Segoe UI"/>
-          <w:i w:val="0"/>
-          <w:iCs w:val="0"/>
-          <w:caps w:val="0"/>
-          <w:color w:val="92D050"/>
-          <w:spacing w:val="0"/>
-          <w:sz w:val="19"/>
-          <w:szCs w:val="19"/>
-          <w:shd w:val="clear" w:fill="000000"/>
-          <w:lang w:val="en-US" w:eastAsia="zh-CN"/>
-        </w:rPr>
-      </w:pPr>
-      <w:r>
         <w:rPr>
           <w:rStyle w:val="6"/>
           <w:rFonts w:hint="eastAsia" w:ascii="Segoe UI" w:hAnsi="Segoe UI" w:eastAsia="Segoe UI" w:cs="Segoe UI"/>
@@ -1819,23 +4751,8 @@
           <w:shd w:val="clear" w:fill="000000"/>
           <w:lang w:val="en-US" w:eastAsia="zh-CN" w:bidi="ar"/>
         </w:rPr>
-        <w:t>已完成：</w:t>
-      </w:r>
-    </w:p>
-    <w:p>
-      <w:pPr>
-        <w:keepNext w:val="0"/>
-        <w:keepLines w:val="0"/>
-        <w:widowControl/>
-        <w:suppressLineNumbers w:val="0"/>
-        <w:pBdr>
-          <w:top w:val="none" w:color="6FC3DF" w:sz="0" w:space="0"/>
-          <w:left w:val="none" w:color="6FC3DF" w:sz="0" w:space="0"/>
-          <w:bottom w:val="none" w:color="6FC3DF" w:sz="0" w:space="0"/>
-          <w:right w:val="none" w:color="6FC3DF" w:sz="0" w:space="0"/>
-        </w:pBdr>
-        <w:shd w:val="clear" w:fill="000000"/>
-        <w:ind w:left="0" w:firstLine="0"/>
+      </w:pPr>
+      <w:r>
         <w:rPr>
           <w:rStyle w:val="6"/>
           <w:rFonts w:hint="eastAsia" w:ascii="Segoe UI" w:hAnsi="Segoe UI" w:eastAsia="Segoe UI" w:cs="Segoe UI"/>
@@ -1851,8 +4768,155 @@
           <w:shd w:val="clear" w:fill="000000"/>
           <w:lang w:val="en-US" w:eastAsia="zh-CN" w:bidi="ar"/>
         </w:rPr>
-      </w:pPr>
-      <w:r>
+        <w:t>配置表中属性初始化：</w:t>
+      </w:r>
+    </w:p>
+    <w:p>
+      <w:pPr>
+        <w:keepNext w:val="0"/>
+        <w:keepLines w:val="0"/>
+        <w:widowControl/>
+        <w:suppressLineNumbers w:val="0"/>
+        <w:pBdr>
+          <w:top w:val="none" w:color="6FC3DF" w:sz="0" w:space="0"/>
+          <w:left w:val="none" w:color="6FC3DF" w:sz="0" w:space="0"/>
+          <w:bottom w:val="none" w:color="6FC3DF" w:sz="0" w:space="0"/>
+          <w:right w:val="none" w:color="6FC3DF" w:sz="0" w:space="0"/>
+        </w:pBdr>
+        <w:shd w:val="clear" w:fill="000000"/>
+        <w:ind w:left="0" w:firstLine="0"/>
+        <w:rPr>
+          <w:rFonts w:ascii="宋体" w:hAnsi="宋体" w:eastAsia="宋体" w:cs="宋体"/>
+          <w:color w:val="92D050"/>
+          <w:sz w:val="24"/>
+          <w:szCs w:val="24"/>
+        </w:rPr>
+      </w:pPr>
+      <w:r>
+        <w:rPr>
+          <w:rFonts w:hint="default" w:ascii="Segoe UI" w:hAnsi="Segoe UI" w:eastAsia="Segoe UI" w:cs="Segoe UI"/>
+          <w:i w:val="0"/>
+          <w:iCs w:val="0"/>
+          <w:caps w:val="0"/>
+          <w:color w:val="92D050"/>
+          <w:spacing w:val="0"/>
+          <w:sz w:val="19"/>
+          <w:szCs w:val="19"/>
+          <w:shd w:val="clear" w:fill="000000"/>
+        </w:rPr>
+        <w:t>所有怪物，召唤物，英雄的attr中的</w:t>
+      </w:r>
+      <w:r>
+        <w:rPr>
+          <w:rFonts w:hint="eastAsia" w:ascii="Segoe UI" w:hAnsi="Segoe UI" w:eastAsia="宋体" w:cs="Segoe UI"/>
+          <w:i w:val="0"/>
+          <w:iCs w:val="0"/>
+          <w:caps w:val="0"/>
+          <w:color w:val="92D050"/>
+          <w:spacing w:val="0"/>
+          <w:sz w:val="19"/>
+          <w:szCs w:val="19"/>
+          <w:shd w:val="clear" w:fill="000000"/>
+          <w:lang w:val="en-US" w:eastAsia="zh-CN"/>
+        </w:rPr>
+        <w:t>攻击，生命，攻击间隔，攻击数量保持不变</w:t>
+      </w:r>
+      <w:r>
+        <w:rPr>
+          <w:rFonts w:hint="default" w:ascii="Segoe UI" w:hAnsi="Segoe UI" w:eastAsia="Segoe UI" w:cs="Segoe UI"/>
+          <w:i w:val="0"/>
+          <w:iCs w:val="0"/>
+          <w:caps w:val="0"/>
+          <w:color w:val="92D050"/>
+          <w:spacing w:val="0"/>
+          <w:sz w:val="19"/>
+          <w:szCs w:val="19"/>
+          <w:shd w:val="clear" w:fill="000000"/>
+        </w:rPr>
+        <w:t>，</w:t>
+      </w:r>
+      <w:r>
+        <w:rPr>
+          <w:rFonts w:hint="eastAsia" w:ascii="Segoe UI" w:hAnsi="Segoe UI" w:eastAsia="宋体" w:cs="Segoe UI"/>
+          <w:i w:val="0"/>
+          <w:iCs w:val="0"/>
+          <w:caps w:val="0"/>
+          <w:color w:val="92D050"/>
+          <w:spacing w:val="0"/>
+          <w:sz w:val="19"/>
+          <w:szCs w:val="19"/>
+          <w:shd w:val="clear" w:fill="000000"/>
+          <w:lang w:val="en-US" w:eastAsia="zh-CN"/>
+        </w:rPr>
+        <w:t>移动速度均为10000，</w:t>
+      </w:r>
+      <w:r>
+        <w:rPr>
+          <w:rFonts w:hint="default" w:ascii="Segoe UI" w:hAnsi="Segoe UI" w:eastAsia="Segoe UI" w:cs="Segoe UI"/>
+          <w:i w:val="0"/>
+          <w:iCs w:val="0"/>
+          <w:caps w:val="0"/>
+          <w:color w:val="92D050"/>
+          <w:spacing w:val="0"/>
+          <w:sz w:val="19"/>
+          <w:szCs w:val="19"/>
+          <w:shd w:val="clear" w:fill="000000"/>
+        </w:rPr>
+        <w:t>命中率均为100%，其他</w:t>
+      </w:r>
+      <w:r>
+        <w:rPr>
+          <w:rFonts w:hint="eastAsia" w:ascii="Segoe UI" w:hAnsi="Segoe UI" w:eastAsia="宋体" w:cs="Segoe UI"/>
+          <w:i w:val="0"/>
+          <w:iCs w:val="0"/>
+          <w:caps w:val="0"/>
+          <w:color w:val="92D050"/>
+          <w:spacing w:val="0"/>
+          <w:sz w:val="19"/>
+          <w:szCs w:val="19"/>
+          <w:shd w:val="clear" w:fill="000000"/>
+          <w:lang w:val="en-US" w:eastAsia="zh-CN"/>
+        </w:rPr>
+        <w:t>先填</w:t>
+      </w:r>
+      <w:r>
+        <w:rPr>
+          <w:rFonts w:hint="default" w:ascii="Segoe UI" w:hAnsi="Segoe UI" w:eastAsia="Segoe UI" w:cs="Segoe UI"/>
+          <w:i w:val="0"/>
+          <w:iCs w:val="0"/>
+          <w:caps w:val="0"/>
+          <w:color w:val="92D050"/>
+          <w:spacing w:val="0"/>
+          <w:sz w:val="19"/>
+          <w:szCs w:val="19"/>
+          <w:shd w:val="clear" w:fill="000000"/>
+        </w:rPr>
+        <w:t>0即可</w:t>
+      </w:r>
+      <w:r>
+        <w:rPr>
+          <w:rFonts w:ascii="宋体" w:hAnsi="宋体" w:eastAsia="宋体" w:cs="宋体"/>
+          <w:color w:val="92D050"/>
+          <w:sz w:val="24"/>
+          <w:szCs w:val="24"/>
+        </w:rPr>
+        <w:t>。</w:t>
+      </w:r>
+    </w:p>
+    <w:p>
+      <w:pPr>
+        <w:keepNext w:val="0"/>
+        <w:keepLines w:val="0"/>
+        <w:widowControl/>
+        <w:suppressLineNumbers w:val="0"/>
+        <w:pBdr>
+          <w:top w:val="none" w:color="6FC3DF" w:sz="0" w:space="0"/>
+          <w:left w:val="none" w:color="6FC3DF" w:sz="0" w:space="0"/>
+          <w:bottom w:val="none" w:color="6FC3DF" w:sz="0" w:space="0"/>
+          <w:right w:val="none" w:color="6FC3DF" w:sz="0" w:space="0"/>
+        </w:pBdr>
+        <w:shd w:val="clear" w:fill="000000"/>
+        <w:ind w:left="0" w:firstLine="0"/>
         <w:rPr>
           <w:rStyle w:val="6"/>
           <w:rFonts w:hint="eastAsia" w:ascii="Segoe UI" w:hAnsi="Segoe UI" w:eastAsia="Segoe UI" w:cs="Segoe UI"/>
@@ -1868,7 +4932,24 @@
           <w:shd w:val="clear" w:fill="000000"/>
           <w:lang w:val="en-US" w:eastAsia="zh-CN" w:bidi="ar"/>
         </w:rPr>
-        <w:t>属性效果实现：</w:t>
+      </w:pPr>
+      <w:r>
+        <w:rPr>
+          <w:rStyle w:val="6"/>
+          <w:rFonts w:hint="eastAsia" w:ascii="Segoe UI" w:hAnsi="Segoe UI" w:eastAsia="Segoe UI" w:cs="Segoe UI"/>
+          <w:bCs/>
+          <w:i w:val="0"/>
+          <w:iCs w:val="0"/>
+          <w:caps w:val="0"/>
+          <w:color w:val="92D050"/>
+          <w:spacing w:val="0"/>
+          <w:kern w:val="0"/>
+          <w:sz w:val="27"/>
+          <w:szCs w:val="27"/>
+          <w:shd w:val="clear" w:fill="000000"/>
+          <w:lang w:val="en-US" w:eastAsia="zh-CN" w:bidi="ar"/>
+        </w:rPr>
+        <w:t>召唤物的继承：</w:t>
       </w:r>
     </w:p>
     <w:p>
@@ -1886,35 +4967,6 @@
         <w:shd w:val="clear" w:fill="000000"/>
         <w:ind w:left="0" w:firstLine="0"/>
         <w:rPr>
-          <w:rFonts w:hint="eastAsia" w:ascii="Segoe UI" w:hAnsi="Segoe UI" w:eastAsia="宋体" w:cs="Segoe UI"/>
-          <w:i w:val="0"/>
-          <w:iCs w:val="0"/>
-          <w:caps w:val="0"/>
-          <w:color w:val="92D050"/>
-          <w:spacing w:val="0"/>
-          <w:sz w:val="19"/>
-          <w:szCs w:val="19"/>
-          <w:shd w:val="clear" w:fill="000000"/>
-          <w:lang w:eastAsia="zh-CN"/>
-        </w:rPr>
-      </w:pPr>
-      <w:r>
-        <w:rPr>
-          <w:rFonts w:hint="eastAsia" w:ascii="Segoe UI" w:hAnsi="Segoe UI" w:eastAsia="宋体" w:cs="Segoe UI"/>
-          <w:i w:val="0"/>
-          <w:iCs w:val="0"/>
-          <w:caps w:val="0"/>
-          <w:color w:val="92D050"/>
-          <w:spacing w:val="0"/>
-          <w:sz w:val="19"/>
-          <w:szCs w:val="19"/>
-          <w:shd w:val="clear" w:fill="000000"/>
-          <w:lang w:val="en-US" w:eastAsia="zh-CN"/>
-        </w:rPr>
-        <w:t>完全重构</w:t>
-      </w:r>
-      <w:r>
-        <w:rPr>
           <w:rFonts w:hint="default" w:ascii="Segoe UI" w:hAnsi="Segoe UI" w:eastAsia="Segoe UI" w:cs="Segoe UI"/>
           <w:i w:val="0"/>
           <w:iCs w:val="0"/>
@@ -1925,37 +4977,20 @@
           <w:szCs w:val="19"/>
           <w:shd w:val="clear" w:fill="000000"/>
         </w:rPr>
-        <w:t>现有attr</w:t>
-      </w:r>
-      <w:r>
-        <w:rPr>
-          <w:rFonts w:hint="eastAsia" w:ascii="Segoe UI" w:hAnsi="Segoe UI" w:eastAsia="宋体" w:cs="Segoe UI"/>
-          <w:i w:val="0"/>
-          <w:iCs w:val="0"/>
-          <w:caps w:val="0"/>
-          <w:color w:val="92D050"/>
-          <w:spacing w:val="0"/>
-          <w:sz w:val="19"/>
-          <w:szCs w:val="19"/>
-          <w:shd w:val="clear" w:fill="000000"/>
-          <w:lang w:val="en-US" w:eastAsia="zh-CN"/>
-        </w:rPr>
-        <w:t>表，删除或修改之前的属性及其应用场景，多余的需要删除</w:t>
-      </w:r>
-      <w:r>
-        <w:rPr>
-          <w:rFonts w:hint="eastAsia" w:ascii="Segoe UI" w:hAnsi="Segoe UI" w:eastAsia="宋体" w:cs="Segoe UI"/>
-          <w:i w:val="0"/>
-          <w:iCs w:val="0"/>
-          <w:caps w:val="0"/>
-          <w:color w:val="92D050"/>
-          <w:spacing w:val="0"/>
-          <w:sz w:val="19"/>
-          <w:szCs w:val="19"/>
-          <w:shd w:val="clear" w:fill="000000"/>
-          <w:lang w:eastAsia="zh-CN"/>
-        </w:rPr>
-        <w:t>。</w:t>
+      </w:pPr>
+      <w:r>
+        <w:rPr>
+          <w:rFonts w:hint="default" w:ascii="Segoe UI" w:hAnsi="Segoe UI" w:eastAsia="Segoe UI" w:cs="Segoe UI"/>
+          <w:i w:val="0"/>
+          <w:iCs w:val="0"/>
+          <w:caps w:val="0"/>
+          <w:color w:val="92D050"/>
+          <w:spacing w:val="0"/>
+          <w:sz w:val="19"/>
+          <w:szCs w:val="19"/>
+          <w:shd w:val="clear" w:fill="000000"/>
+        </w:rPr>
+        <w:t>HeroController中的HandleSummonSkill方法中，attrRatio为继承基础属性比例。</w:t>
       </w:r>
     </w:p>
     <w:p>
@@ -1973,20 +5008,6 @@
         <w:shd w:val="clear" w:fill="000000"/>
         <w:ind w:left="0" w:firstLine="0"/>
         <w:rPr>
-          <w:rFonts w:hint="eastAsia" w:ascii="Segoe UI" w:hAnsi="Segoe UI" w:eastAsia="宋体" w:cs="Segoe UI"/>
-          <w:i w:val="0"/>
-          <w:iCs w:val="0"/>
-          <w:caps w:val="0"/>
-          <w:color w:val="92D050"/>
-          <w:spacing w:val="0"/>
-          <w:sz w:val="19"/>
-          <w:szCs w:val="19"/>
-          <w:shd w:val="clear" w:fill="000000"/>
-          <w:lang w:eastAsia="zh-CN"/>
-        </w:rPr>
-      </w:pPr>
-      <w:r>
-        <w:rPr>
           <w:rFonts w:hint="default" w:ascii="Segoe UI" w:hAnsi="Segoe UI" w:eastAsia="Segoe UI" w:cs="Segoe UI"/>
           <w:i w:val="0"/>
           <w:iCs w:val="0"/>
@@ -1997,7 +5018,20 @@
           <w:szCs w:val="19"/>
           <w:shd w:val="clear" w:fill="000000"/>
         </w:rPr>
-        <w:t>实现以下所有属性的效果的同时，要具有较高的可维护性和可读性。</w:t>
+      </w:pPr>
+      <w:r>
+        <w:rPr>
+          <w:rFonts w:hint="default" w:ascii="Segoe UI" w:hAnsi="Segoe UI" w:eastAsia="Segoe UI" w:cs="Segoe UI"/>
+          <w:i w:val="0"/>
+          <w:iCs w:val="0"/>
+          <w:caps w:val="0"/>
+          <w:color w:val="92D050"/>
+          <w:spacing w:val="0"/>
+          <w:sz w:val="19"/>
+          <w:szCs w:val="19"/>
+          <w:shd w:val="clear" w:fill="000000"/>
+        </w:rPr>
+        <w:t>如果召唤物在monster表中的attr中有部分属性的配置，则该部分按照配置属性。</w:t>
       </w:r>
     </w:p>
     <w:p>
@@ -2015,62 +5049,30 @@
         <w:shd w:val="clear" w:fill="000000"/>
         <w:ind w:left="0" w:firstLine="0"/>
         <w:rPr>
-          <w:rFonts w:hint="eastAsia" w:ascii="Segoe UI" w:hAnsi="Segoe UI" w:eastAsia="宋体" w:cs="Segoe UI"/>
-          <w:i w:val="0"/>
-          <w:iCs w:val="0"/>
-          <w:caps w:val="0"/>
-          <w:color w:val="92D050"/>
-          <w:spacing w:val="0"/>
-          <w:sz w:val="19"/>
-          <w:szCs w:val="19"/>
-          <w:shd w:val="clear" w:fill="000000"/>
-          <w:lang w:eastAsia="zh-CN"/>
-        </w:rPr>
-      </w:pPr>
-      <w:r>
-        <w:rPr>
-          <w:rFonts w:hint="eastAsia" w:ascii="Segoe UI" w:hAnsi="Segoe UI" w:eastAsia="宋体" w:cs="Segoe UI"/>
-          <w:i w:val="0"/>
-          <w:iCs w:val="0"/>
-          <w:caps w:val="0"/>
-          <w:color w:val="92D050"/>
-          <w:spacing w:val="0"/>
-          <w:sz w:val="19"/>
-          <w:szCs w:val="19"/>
-          <w:shd w:val="clear" w:fill="000000"/>
-          <w:lang w:eastAsia="zh-CN"/>
-        </w:rPr>
-        <w:t>【</w:t>
-      </w:r>
-      <w:r>
-        <w:rPr>
-          <w:rFonts w:hint="eastAsia" w:ascii="Segoe UI" w:hAnsi="Segoe UI" w:eastAsia="宋体" w:cs="Segoe UI"/>
-          <w:i w:val="0"/>
-          <w:iCs w:val="0"/>
-          <w:caps w:val="0"/>
-          <w:color w:val="92D050"/>
-          <w:spacing w:val="0"/>
-          <w:sz w:val="19"/>
-          <w:szCs w:val="19"/>
-          <w:shd w:val="clear" w:fill="000000"/>
-          <w:lang w:val="en-US" w:eastAsia="zh-CN"/>
-        </w:rPr>
-        <w:t>字段定义</w:t>
-      </w:r>
-      <w:r>
-        <w:rPr>
-          <w:rFonts w:hint="eastAsia" w:ascii="Segoe UI" w:hAnsi="Segoe UI" w:eastAsia="宋体" w:cs="Segoe UI"/>
-          <w:i w:val="0"/>
-          <w:iCs w:val="0"/>
-          <w:caps w:val="0"/>
-          <w:color w:val="92D050"/>
-          <w:spacing w:val="0"/>
-          <w:sz w:val="19"/>
-          <w:szCs w:val="19"/>
-          <w:shd w:val="clear" w:fill="000000"/>
-          <w:lang w:eastAsia="zh-CN"/>
-        </w:rPr>
-        <w:t>】</w:t>
+          <w:rFonts w:hint="default" w:ascii="Segoe UI" w:hAnsi="Segoe UI" w:eastAsia="Segoe UI" w:cs="Segoe UI"/>
+          <w:i w:val="0"/>
+          <w:iCs w:val="0"/>
+          <w:caps w:val="0"/>
+          <w:color w:val="92D050"/>
+          <w:spacing w:val="0"/>
+          <w:sz w:val="19"/>
+          <w:szCs w:val="19"/>
+          <w:shd w:val="clear" w:fill="000000"/>
+        </w:rPr>
+      </w:pPr>
+      <w:r>
+        <w:rPr>
+          <w:rFonts w:hint="default" w:ascii="Segoe UI" w:hAnsi="Segoe UI" w:eastAsia="Segoe UI" w:cs="Segoe UI"/>
+          <w:i w:val="0"/>
+          <w:iCs w:val="0"/>
+          <w:caps w:val="0"/>
+          <w:color w:val="92D050"/>
+          <w:spacing w:val="0"/>
+          <w:sz w:val="19"/>
+          <w:szCs w:val="19"/>
+          <w:shd w:val="clear" w:fill="000000"/>
+        </w:rPr>
+        <w:t>剩余没有的配置属性，则按照召唤者的属性继承。</w:t>
       </w:r>
     </w:p>
     <w:p>
@@ -2088,32 +5090,45 @@
         <w:shd w:val="clear" w:fill="000000"/>
         <w:ind w:left="0" w:firstLine="0"/>
         <w:rPr>
-          <w:rFonts w:hint="eastAsia" w:ascii="Segoe UI" w:hAnsi="Segoe UI" w:eastAsia="宋体" w:cs="Segoe UI"/>
-          <w:i w:val="0"/>
-          <w:iCs w:val="0"/>
-          <w:caps w:val="0"/>
-          <w:color w:val="92D050"/>
-          <w:spacing w:val="0"/>
-          <w:sz w:val="19"/>
-          <w:szCs w:val="19"/>
-          <w:shd w:val="clear" w:fill="000000"/>
-          <w:lang w:val="en-US" w:eastAsia="zh-CN"/>
-        </w:rPr>
-      </w:pPr>
-      <w:r>
-        <w:rPr>
-          <w:rFonts w:hint="eastAsia" w:ascii="Segoe UI" w:hAnsi="Segoe UI" w:eastAsia="宋体" w:cs="Segoe UI"/>
-          <w:i w:val="0"/>
-          <w:iCs w:val="0"/>
-          <w:caps w:val="0"/>
-          <w:color w:val="92D050"/>
-          <w:spacing w:val="0"/>
-          <w:sz w:val="19"/>
-          <w:szCs w:val="19"/>
-          <w:shd w:val="clear" w:fill="000000"/>
-          <w:lang w:val="en-US" w:eastAsia="zh-CN"/>
-        </w:rPr>
-        <w:t>id：type为1的从1开始编号，type为2的从100开始编号；</w:t>
+          <w:rFonts w:hint="default" w:ascii="Segoe UI" w:hAnsi="Segoe UI" w:eastAsia="Segoe UI" w:cs="Segoe UI"/>
+          <w:i w:val="0"/>
+          <w:iCs w:val="0"/>
+          <w:caps w:val="0"/>
+          <w:color w:val="92D050"/>
+          <w:spacing w:val="0"/>
+          <w:sz w:val="19"/>
+          <w:szCs w:val="19"/>
+          <w:shd w:val="clear" w:fill="000000"/>
+        </w:rPr>
+      </w:pPr>
+      <w:r>
+        <w:rPr>
+          <w:rFonts w:hint="eastAsia" w:ascii="Segoe UI" w:hAnsi="Segoe UI" w:eastAsia="宋体" w:cs="Segoe UI"/>
+          <w:i w:val="0"/>
+          <w:iCs w:val="0"/>
+          <w:caps w:val="0"/>
+          <w:color w:val="92D050"/>
+          <w:spacing w:val="0"/>
+          <w:sz w:val="19"/>
+          <w:szCs w:val="19"/>
+          <w:shd w:val="clear" w:fill="000000"/>
+          <w:lang w:val="en-US" w:eastAsia="zh-CN"/>
+        </w:rPr>
+        <w:t>继承的属性，如果在attr表中配置类型为1</w:t>
+      </w:r>
+      <w:r>
+        <w:rPr>
+          <w:rFonts w:hint="default" w:ascii="Segoe UI" w:hAnsi="Segoe UI" w:eastAsia="Segoe UI" w:cs="Segoe UI"/>
+          <w:i w:val="0"/>
+          <w:iCs w:val="0"/>
+          <w:caps w:val="0"/>
+          <w:color w:val="92D050"/>
+          <w:spacing w:val="0"/>
+          <w:sz w:val="19"/>
+          <w:szCs w:val="19"/>
+          <w:shd w:val="clear" w:fill="000000"/>
+        </w:rPr>
+        <w:t>，则还需要按照attrRatio/10000的比例继承。</w:t>
       </w:r>
     </w:p>
     <w:p>
@@ -2131,1675 +5146,97 @@
         <w:shd w:val="clear" w:fill="000000"/>
         <w:ind w:left="0" w:firstLine="0"/>
         <w:rPr>
-          <w:rFonts w:hint="default" w:ascii="Segoe UI" w:hAnsi="Segoe UI" w:eastAsia="宋体" w:cs="Segoe UI"/>
-          <w:i w:val="0"/>
-          <w:iCs w:val="0"/>
-          <w:caps w:val="0"/>
-          <w:color w:val="92D050"/>
-          <w:spacing w:val="0"/>
-          <w:sz w:val="19"/>
-          <w:szCs w:val="19"/>
-          <w:shd w:val="clear" w:fill="000000"/>
-          <w:lang w:val="en-US" w:eastAsia="zh-CN"/>
-        </w:rPr>
-      </w:pPr>
-      <w:r>
-        <w:rPr>
-          <w:rFonts w:hint="eastAsia" w:ascii="Segoe UI" w:hAnsi="Segoe UI" w:eastAsia="宋体" w:cs="Segoe UI"/>
-          <w:i w:val="0"/>
-          <w:iCs w:val="0"/>
-          <w:caps w:val="0"/>
-          <w:color w:val="92D050"/>
-          <w:spacing w:val="0"/>
-          <w:sz w:val="19"/>
-          <w:szCs w:val="19"/>
-          <w:shd w:val="clear" w:fill="000000"/>
-          <w:lang w:val="en-US" w:eastAsia="zh-CN"/>
-        </w:rPr>
-        <w:t>des：描述；</w:t>
-      </w:r>
-    </w:p>
-    <w:p>
-      <w:pPr>
-        <w:keepNext w:val="0"/>
-        <w:keepLines w:val="0"/>
-        <w:widowControl/>
-        <w:suppressLineNumbers w:val="0"/>
-        <w:pBdr>
-          <w:top w:val="none" w:color="6FC3DF" w:sz="0" w:space="0"/>
-          <w:left w:val="none" w:color="6FC3DF" w:sz="0" w:space="0"/>
-          <w:bottom w:val="none" w:color="6FC3DF" w:sz="0" w:space="0"/>
-          <w:right w:val="none" w:color="6FC3DF" w:sz="0" w:space="0"/>
-        </w:pBdr>
-        <w:shd w:val="clear" w:fill="000000"/>
-        <w:ind w:left="0" w:firstLine="0"/>
-        <w:rPr>
-          <w:rFonts w:hint="default" w:ascii="Segoe UI" w:hAnsi="Segoe UI" w:eastAsia="Segoe UI" w:cs="Segoe UI"/>
-          <w:i w:val="0"/>
-          <w:iCs w:val="0"/>
-          <w:caps w:val="0"/>
-          <w:color w:val="92D050"/>
-          <w:spacing w:val="0"/>
-          <w:sz w:val="19"/>
-          <w:szCs w:val="19"/>
-          <w:shd w:val="clear" w:fill="000000"/>
-        </w:rPr>
-      </w:pPr>
-      <w:r>
-        <w:rPr>
-          <w:rFonts w:hint="eastAsia" w:ascii="Segoe UI" w:hAnsi="Segoe UI" w:eastAsia="宋体" w:cs="Segoe UI"/>
-          <w:i w:val="0"/>
-          <w:iCs w:val="0"/>
-          <w:caps w:val="0"/>
-          <w:color w:val="92D050"/>
-          <w:spacing w:val="0"/>
-          <w:sz w:val="19"/>
-          <w:szCs w:val="19"/>
-          <w:shd w:val="clear" w:fill="000000"/>
-          <w:lang w:val="en-US" w:eastAsia="zh-CN"/>
-        </w:rPr>
-        <w:t>type</w:t>
-      </w:r>
-      <w:r>
-        <w:rPr>
-          <w:rFonts w:hint="default" w:ascii="Segoe UI" w:hAnsi="Segoe UI" w:eastAsia="Segoe UI" w:cs="Segoe UI"/>
-          <w:i w:val="0"/>
-          <w:iCs w:val="0"/>
-          <w:caps w:val="0"/>
-          <w:color w:val="92D050"/>
-          <w:spacing w:val="0"/>
-          <w:sz w:val="19"/>
-          <w:szCs w:val="19"/>
-          <w:shd w:val="clear" w:fill="000000"/>
-        </w:rPr>
-        <w:t>：1为基础属性</w:t>
-      </w:r>
-      <w:r>
-        <w:rPr>
-          <w:rFonts w:hint="eastAsia" w:ascii="Segoe UI" w:hAnsi="Segoe UI" w:eastAsia="宋体" w:cs="Segoe UI"/>
-          <w:i w:val="0"/>
-          <w:iCs w:val="0"/>
-          <w:caps w:val="0"/>
-          <w:color w:val="92D050"/>
-          <w:spacing w:val="0"/>
-          <w:sz w:val="19"/>
-          <w:szCs w:val="19"/>
-          <w:shd w:val="clear" w:fill="000000"/>
-          <w:lang w:eastAsia="zh-CN"/>
-        </w:rPr>
-        <w:t>，</w:t>
-      </w:r>
-      <w:r>
-        <w:rPr>
-          <w:rFonts w:hint="default" w:ascii="Segoe UI" w:hAnsi="Segoe UI" w:eastAsia="Segoe UI" w:cs="Segoe UI"/>
-          <w:i w:val="0"/>
-          <w:iCs w:val="0"/>
-          <w:caps w:val="0"/>
-          <w:color w:val="92D050"/>
-          <w:spacing w:val="0"/>
-          <w:sz w:val="19"/>
-          <w:szCs w:val="19"/>
-          <w:shd w:val="clear" w:fill="000000"/>
-        </w:rPr>
-        <w:t xml:space="preserve">2为特殊属性； </w:t>
-      </w:r>
-    </w:p>
-    <w:p>
-      <w:pPr>
-        <w:keepNext w:val="0"/>
-        <w:keepLines w:val="0"/>
-        <w:widowControl/>
-        <w:suppressLineNumbers w:val="0"/>
-        <w:pBdr>
-          <w:top w:val="none" w:color="6FC3DF" w:sz="0" w:space="0"/>
-          <w:left w:val="none" w:color="6FC3DF" w:sz="0" w:space="0"/>
-          <w:bottom w:val="none" w:color="6FC3DF" w:sz="0" w:space="0"/>
-          <w:right w:val="none" w:color="6FC3DF" w:sz="0" w:space="0"/>
-        </w:pBdr>
-        <w:shd w:val="clear" w:fill="000000"/>
-        <w:ind w:left="0" w:firstLine="0"/>
-        <w:rPr>
-          <w:rFonts w:hint="eastAsia" w:ascii="Segoe UI" w:hAnsi="Segoe UI" w:eastAsia="宋体" w:cs="Segoe UI"/>
-          <w:i w:val="0"/>
-          <w:iCs w:val="0"/>
-          <w:caps w:val="0"/>
-          <w:color w:val="92D050"/>
-          <w:spacing w:val="0"/>
-          <w:sz w:val="19"/>
-          <w:szCs w:val="19"/>
-          <w:shd w:val="clear" w:fill="000000"/>
-          <w:lang w:val="en-US" w:eastAsia="zh-CN"/>
-        </w:rPr>
-      </w:pPr>
-      <w:r>
-        <w:rPr>
-          <w:rFonts w:hint="default" w:ascii="Segoe UI" w:hAnsi="Segoe UI" w:eastAsia="宋体" w:cs="Segoe UI"/>
-          <w:i w:val="0"/>
-          <w:iCs w:val="0"/>
-          <w:caps w:val="0"/>
-          <w:color w:val="92D050"/>
-          <w:spacing w:val="0"/>
-          <w:sz w:val="19"/>
-          <w:szCs w:val="19"/>
-          <w:shd w:val="clear" w:fill="000000"/>
-          <w:lang w:val="en-US" w:eastAsia="zh-CN"/>
-        </w:rPr>
-        <w:t>downLimit</w:t>
-      </w:r>
-      <w:r>
-        <w:rPr>
-          <w:rFonts w:hint="eastAsia" w:ascii="Segoe UI" w:hAnsi="Segoe UI" w:eastAsia="宋体" w:cs="Segoe UI"/>
-          <w:i w:val="0"/>
-          <w:iCs w:val="0"/>
-          <w:caps w:val="0"/>
-          <w:color w:val="92D050"/>
-          <w:spacing w:val="0"/>
-          <w:sz w:val="19"/>
-          <w:szCs w:val="19"/>
-          <w:shd w:val="clear" w:fill="000000"/>
-          <w:lang w:val="en-US" w:eastAsia="zh-CN"/>
-        </w:rPr>
-        <w:t>：属性下限；</w:t>
-      </w:r>
-    </w:p>
-    <w:p>
-      <w:pPr>
-        <w:keepNext w:val="0"/>
-        <w:keepLines w:val="0"/>
-        <w:widowControl/>
-        <w:suppressLineNumbers w:val="0"/>
-        <w:pBdr>
-          <w:top w:val="none" w:color="6FC3DF" w:sz="0" w:space="0"/>
-          <w:left w:val="none" w:color="6FC3DF" w:sz="0" w:space="0"/>
-          <w:bottom w:val="none" w:color="6FC3DF" w:sz="0" w:space="0"/>
-          <w:right w:val="none" w:color="6FC3DF" w:sz="0" w:space="0"/>
-        </w:pBdr>
-        <w:shd w:val="clear" w:fill="000000"/>
-        <w:ind w:left="0" w:firstLine="0"/>
-        <w:rPr>
-          <w:rFonts w:hint="eastAsia" w:ascii="Segoe UI" w:hAnsi="Segoe UI" w:eastAsia="宋体" w:cs="Segoe UI"/>
-          <w:i w:val="0"/>
-          <w:iCs w:val="0"/>
-          <w:caps w:val="0"/>
-          <w:color w:val="92D050"/>
-          <w:spacing w:val="0"/>
-          <w:sz w:val="19"/>
-          <w:szCs w:val="19"/>
-          <w:shd w:val="clear" w:fill="000000"/>
-          <w:lang w:val="en-US" w:eastAsia="zh-CN"/>
-        </w:rPr>
-      </w:pPr>
-      <w:r>
-        <w:rPr>
-          <w:rFonts w:hint="default" w:ascii="Segoe UI" w:hAnsi="Segoe UI" w:eastAsia="宋体" w:cs="Segoe UI"/>
-          <w:i w:val="0"/>
-          <w:iCs w:val="0"/>
-          <w:caps w:val="0"/>
-          <w:color w:val="92D050"/>
-          <w:spacing w:val="0"/>
-          <w:sz w:val="19"/>
-          <w:szCs w:val="19"/>
-          <w:shd w:val="clear" w:fill="000000"/>
-          <w:lang w:val="en-US" w:eastAsia="zh-CN"/>
-        </w:rPr>
-        <w:t>upLimit</w:t>
-      </w:r>
-      <w:r>
-        <w:rPr>
-          <w:rFonts w:hint="eastAsia" w:ascii="Segoe UI" w:hAnsi="Segoe UI" w:eastAsia="宋体" w:cs="Segoe UI"/>
-          <w:i w:val="0"/>
-          <w:iCs w:val="0"/>
-          <w:caps w:val="0"/>
-          <w:color w:val="92D050"/>
-          <w:spacing w:val="0"/>
-          <w:sz w:val="19"/>
-          <w:szCs w:val="19"/>
-          <w:shd w:val="clear" w:fill="000000"/>
-          <w:lang w:val="en-US" w:eastAsia="zh-CN"/>
-        </w:rPr>
-        <w:t>：属性上限；</w:t>
-      </w:r>
-    </w:p>
-    <w:p>
-      <w:pPr>
-        <w:keepNext w:val="0"/>
-        <w:keepLines w:val="0"/>
-        <w:widowControl/>
-        <w:suppressLineNumbers w:val="0"/>
-        <w:pBdr>
-          <w:top w:val="none" w:color="6FC3DF" w:sz="0" w:space="0"/>
-          <w:left w:val="none" w:color="6FC3DF" w:sz="0" w:space="0"/>
-          <w:bottom w:val="none" w:color="6FC3DF" w:sz="0" w:space="0"/>
-          <w:right w:val="none" w:color="6FC3DF" w:sz="0" w:space="0"/>
-        </w:pBdr>
-        <w:shd w:val="clear" w:fill="000000"/>
-        <w:ind w:left="0" w:firstLine="0"/>
-        <w:rPr>
-          <w:rFonts w:hint="default" w:ascii="Segoe UI" w:hAnsi="Segoe UI" w:eastAsia="宋体" w:cs="Segoe UI"/>
-          <w:i w:val="0"/>
-          <w:iCs w:val="0"/>
-          <w:caps w:val="0"/>
-          <w:color w:val="92D050"/>
-          <w:spacing w:val="0"/>
-          <w:sz w:val="19"/>
-          <w:szCs w:val="19"/>
-          <w:shd w:val="clear" w:fill="000000"/>
-          <w:lang w:val="en-US" w:eastAsia="zh-CN"/>
-        </w:rPr>
-      </w:pPr>
-      <w:r>
-        <w:rPr>
-          <w:rFonts w:hint="default" w:ascii="Segoe UI" w:hAnsi="Segoe UI" w:eastAsia="宋体" w:cs="Segoe UI"/>
-          <w:i w:val="0"/>
-          <w:iCs w:val="0"/>
-          <w:caps w:val="0"/>
-          <w:color w:val="92D050"/>
-          <w:spacing w:val="0"/>
-          <w:sz w:val="19"/>
-          <w:szCs w:val="19"/>
-          <w:shd w:val="clear" w:fill="000000"/>
-          <w:lang w:val="en-US" w:eastAsia="zh-CN"/>
-        </w:rPr>
-        <w:t>powerType</w:t>
-      </w:r>
-      <w:r>
-        <w:rPr>
-          <w:rFonts w:hint="eastAsia" w:ascii="Segoe UI" w:hAnsi="Segoe UI" w:eastAsia="宋体" w:cs="Segoe UI"/>
-          <w:i w:val="0"/>
-          <w:iCs w:val="0"/>
-          <w:caps w:val="0"/>
-          <w:color w:val="92D050"/>
-          <w:spacing w:val="0"/>
-          <w:sz w:val="19"/>
-          <w:szCs w:val="19"/>
-          <w:shd w:val="clear" w:fill="000000"/>
-          <w:lang w:val="en-US" w:eastAsia="zh-CN"/>
-        </w:rPr>
-        <w:t>：是否为万分比</w:t>
-      </w:r>
-      <w:r>
-        <w:rPr>
-          <w:rFonts w:hint="default" w:ascii="Segoe UI" w:hAnsi="Segoe UI" w:eastAsia="宋体" w:cs="Segoe UI"/>
-          <w:i w:val="0"/>
-          <w:iCs w:val="0"/>
-          <w:caps w:val="0"/>
-          <w:color w:val="92D050"/>
-          <w:spacing w:val="0"/>
-          <w:sz w:val="19"/>
-          <w:szCs w:val="19"/>
-          <w:shd w:val="clear" w:fill="000000"/>
-          <w:lang w:val="en-US" w:eastAsia="zh-CN"/>
-        </w:rPr>
-        <w:t>;</w:t>
-      </w:r>
-    </w:p>
-    <w:p>
-      <w:pPr>
-        <w:keepNext w:val="0"/>
-        <w:keepLines w:val="0"/>
-        <w:widowControl/>
-        <w:suppressLineNumbers w:val="0"/>
-        <w:pBdr>
-          <w:top w:val="none" w:color="6FC3DF" w:sz="0" w:space="0"/>
-          <w:left w:val="none" w:color="6FC3DF" w:sz="0" w:space="0"/>
-          <w:bottom w:val="none" w:color="6FC3DF" w:sz="0" w:space="0"/>
-          <w:right w:val="none" w:color="6FC3DF" w:sz="0" w:space="0"/>
-        </w:pBdr>
-        <w:shd w:val="clear" w:fill="000000"/>
-        <w:ind w:left="0" w:firstLine="0"/>
-        <w:rPr>
-          <w:rFonts w:hint="default" w:ascii="Segoe UI" w:hAnsi="Segoe UI" w:eastAsia="宋体" w:cs="Segoe UI"/>
-          <w:i w:val="0"/>
-          <w:iCs w:val="0"/>
-          <w:caps w:val="0"/>
-          <w:color w:val="92D050"/>
-          <w:spacing w:val="0"/>
-          <w:sz w:val="19"/>
-          <w:szCs w:val="19"/>
-          <w:shd w:val="clear" w:fill="000000"/>
-          <w:lang w:val="en-US" w:eastAsia="zh-CN"/>
-        </w:rPr>
-      </w:pPr>
-      <w:r>
-        <w:rPr>
-          <w:rFonts w:hint="eastAsia" w:ascii="Segoe UI" w:hAnsi="Segoe UI" w:eastAsia="宋体" w:cs="Segoe UI"/>
-          <w:i w:val="0"/>
-          <w:iCs w:val="0"/>
-          <w:caps w:val="0"/>
-          <w:color w:val="92D050"/>
-          <w:spacing w:val="0"/>
-          <w:sz w:val="19"/>
-          <w:szCs w:val="19"/>
-          <w:shd w:val="clear" w:fill="000000"/>
-          <w:lang w:val="en-US" w:eastAsia="zh-CN"/>
-        </w:rPr>
-        <w:t>【属性定义】</w:t>
-      </w:r>
-    </w:p>
-    <w:p>
-      <w:pPr>
-        <w:keepNext w:val="0"/>
-        <w:keepLines w:val="0"/>
-        <w:widowControl/>
-        <w:suppressLineNumbers w:val="0"/>
-        <w:pBdr>
-          <w:top w:val="none" w:color="6FC3DF" w:sz="0" w:space="0"/>
-          <w:left w:val="none" w:color="6FC3DF" w:sz="0" w:space="0"/>
-          <w:bottom w:val="none" w:color="6FC3DF" w:sz="0" w:space="0"/>
-          <w:right w:val="none" w:color="6FC3DF" w:sz="0" w:space="0"/>
-        </w:pBdr>
-        <w:shd w:val="clear" w:fill="000000"/>
-        <w:ind w:left="0" w:firstLine="0"/>
-        <w:rPr>
-          <w:rFonts w:hint="default" w:ascii="Segoe UI" w:hAnsi="Segoe UI" w:eastAsia="宋体" w:cs="Segoe UI"/>
-          <w:i w:val="0"/>
-          <w:iCs w:val="0"/>
-          <w:caps w:val="0"/>
-          <w:color w:val="92D050"/>
-          <w:spacing w:val="0"/>
-          <w:sz w:val="19"/>
-          <w:szCs w:val="19"/>
-          <w:shd w:val="clear" w:fill="000000"/>
-          <w:lang w:val="en-US" w:eastAsia="zh-CN"/>
-        </w:rPr>
-      </w:pPr>
-      <w:r>
-        <w:rPr>
-          <w:rFonts w:hint="eastAsia" w:ascii="Segoe UI" w:hAnsi="Segoe UI" w:eastAsia="宋体" w:cs="Segoe UI"/>
-          <w:i w:val="0"/>
-          <w:iCs w:val="0"/>
-          <w:caps w:val="0"/>
-          <w:color w:val="92D050"/>
-          <w:spacing w:val="0"/>
-          <w:sz w:val="19"/>
-          <w:szCs w:val="19"/>
-          <w:shd w:val="clear" w:fill="000000"/>
-          <w:lang w:val="en-US" w:eastAsia="zh-CN"/>
-        </w:rPr>
-        <w:t>请严格按照以下结构分类，不要自行分类，所有类型均为int，万分比使用时需要除以10000：</w:t>
-      </w:r>
-    </w:p>
-    <w:p>
-      <w:pPr>
-        <w:keepNext w:val="0"/>
-        <w:keepLines w:val="0"/>
-        <w:widowControl/>
-        <w:suppressLineNumbers w:val="0"/>
-        <w:pBdr>
-          <w:top w:val="none" w:color="6FC3DF" w:sz="0" w:space="0"/>
-          <w:left w:val="none" w:color="6FC3DF" w:sz="0" w:space="0"/>
-          <w:bottom w:val="none" w:color="6FC3DF" w:sz="0" w:space="0"/>
-          <w:right w:val="none" w:color="6FC3DF" w:sz="0" w:space="0"/>
-        </w:pBdr>
-        <w:shd w:val="clear" w:fill="000000"/>
-        <w:ind w:left="0" w:firstLine="0"/>
-        <w:rPr>
-          <w:rFonts w:hint="default" w:ascii="Segoe UI" w:hAnsi="Segoe UI" w:eastAsia="宋体" w:cs="Segoe UI"/>
-          <w:i w:val="0"/>
-          <w:iCs w:val="0"/>
-          <w:caps w:val="0"/>
-          <w:color w:val="92D050"/>
-          <w:spacing w:val="0"/>
-          <w:sz w:val="19"/>
-          <w:szCs w:val="19"/>
-          <w:shd w:val="clear" w:fill="000000"/>
-          <w:lang w:val="en-US" w:eastAsia="zh-CN"/>
-        </w:rPr>
-      </w:pPr>
-      <w:r>
-        <w:rPr>
-          <w:rFonts w:hint="eastAsia" w:ascii="Segoe UI" w:hAnsi="Segoe UI" w:eastAsia="宋体" w:cs="Segoe UI"/>
-          <w:i w:val="0"/>
-          <w:iCs w:val="0"/>
-          <w:caps w:val="0"/>
-          <w:color w:val="92D050"/>
-          <w:spacing w:val="0"/>
-          <w:sz w:val="19"/>
-          <w:szCs w:val="19"/>
-          <w:shd w:val="clear" w:fill="000000"/>
-          <w:lang w:val="en-US" w:eastAsia="zh-CN"/>
-        </w:rPr>
-        <w:t>基础属性:</w:t>
-      </w:r>
-    </w:p>
-    <w:p>
-      <w:pPr>
-        <w:keepNext w:val="0"/>
-        <w:keepLines w:val="0"/>
-        <w:widowControl/>
-        <w:suppressLineNumbers w:val="0"/>
-        <w:pBdr>
-          <w:top w:val="none" w:color="6FC3DF" w:sz="0" w:space="0"/>
-          <w:left w:val="none" w:color="6FC3DF" w:sz="0" w:space="0"/>
-          <w:bottom w:val="none" w:color="6FC3DF" w:sz="0" w:space="0"/>
-          <w:right w:val="none" w:color="6FC3DF" w:sz="0" w:space="0"/>
-        </w:pBdr>
-        <w:shd w:val="clear" w:fill="000000"/>
-        <w:ind w:left="0" w:firstLine="0"/>
-        <w:rPr>
-          <w:rFonts w:hint="eastAsia" w:ascii="Segoe UI" w:hAnsi="Segoe UI" w:eastAsia="宋体" w:cs="Segoe UI"/>
-          <w:i w:val="0"/>
-          <w:iCs w:val="0"/>
-          <w:caps w:val="0"/>
-          <w:color w:val="92D050"/>
-          <w:spacing w:val="0"/>
-          <w:sz w:val="19"/>
-          <w:szCs w:val="19"/>
-          <w:shd w:val="clear" w:fill="000000"/>
-          <w:lang w:val="en-US" w:eastAsia="zh-CN"/>
-        </w:rPr>
-      </w:pPr>
-      <w:r>
-        <w:rPr>
-          <w:rFonts w:hint="default" w:ascii="Segoe UI" w:hAnsi="Segoe UI" w:eastAsia="Segoe UI" w:cs="Segoe UI"/>
-          <w:i w:val="0"/>
-          <w:iCs w:val="0"/>
-          <w:caps w:val="0"/>
-          <w:color w:val="92D050"/>
-          <w:spacing w:val="0"/>
-          <w:sz w:val="19"/>
-          <w:szCs w:val="19"/>
-          <w:shd w:val="clear" w:fill="000000"/>
-        </w:rPr>
-        <w:t>生命</w:t>
-      </w:r>
-      <w:r>
-        <w:rPr>
-          <w:rFonts w:hint="eastAsia" w:ascii="Segoe UI" w:hAnsi="Segoe UI" w:eastAsia="宋体" w:cs="Segoe UI"/>
-          <w:i w:val="0"/>
-          <w:iCs w:val="0"/>
-          <w:caps w:val="0"/>
-          <w:color w:val="92D050"/>
-          <w:spacing w:val="0"/>
-          <w:sz w:val="19"/>
-          <w:szCs w:val="19"/>
-          <w:shd w:val="clear" w:fill="000000"/>
-          <w:lang w:val="en-US" w:eastAsia="zh-CN"/>
-        </w:rPr>
-        <w:t>值</w:t>
-      </w:r>
-      <w:r>
-        <w:rPr>
-          <w:rFonts w:hint="eastAsia" w:ascii="Segoe UI" w:hAnsi="Segoe UI" w:eastAsia="宋体" w:cs="Segoe UI"/>
-          <w:i w:val="0"/>
-          <w:iCs w:val="0"/>
-          <w:caps w:val="0"/>
-          <w:color w:val="92D050"/>
-          <w:spacing w:val="0"/>
-          <w:sz w:val="19"/>
-          <w:szCs w:val="19"/>
-          <w:shd w:val="clear" w:fill="000000"/>
-          <w:lang w:eastAsia="zh-CN"/>
-        </w:rPr>
-        <w:t>：</w:t>
-      </w:r>
-      <w:r>
-        <w:rPr>
-          <w:rFonts w:hint="eastAsia" w:ascii="Segoe UI" w:hAnsi="Segoe UI" w:eastAsia="宋体" w:cs="Segoe UI"/>
-          <w:i w:val="0"/>
-          <w:iCs w:val="0"/>
-          <w:caps w:val="0"/>
-          <w:color w:val="92D050"/>
-          <w:spacing w:val="0"/>
-          <w:sz w:val="19"/>
-          <w:szCs w:val="19"/>
-          <w:shd w:val="clear" w:fill="000000"/>
-          <w:lang w:val="en-US" w:eastAsia="zh-CN"/>
-        </w:rPr>
-        <w:t>基础生命值，非万分比;</w:t>
-      </w:r>
-    </w:p>
-    <w:p>
-      <w:pPr>
-        <w:keepNext w:val="0"/>
-        <w:keepLines w:val="0"/>
-        <w:widowControl/>
-        <w:suppressLineNumbers w:val="0"/>
-        <w:pBdr>
-          <w:top w:val="none" w:color="6FC3DF" w:sz="0" w:space="0"/>
-          <w:left w:val="none" w:color="6FC3DF" w:sz="0" w:space="0"/>
-          <w:bottom w:val="none" w:color="6FC3DF" w:sz="0" w:space="0"/>
-          <w:right w:val="none" w:color="6FC3DF" w:sz="0" w:space="0"/>
-        </w:pBdr>
-        <w:shd w:val="clear" w:fill="000000"/>
-        <w:ind w:left="0" w:firstLine="0"/>
-        <w:rPr>
-          <w:rFonts w:hint="eastAsia" w:ascii="Segoe UI" w:hAnsi="Segoe UI" w:eastAsia="宋体" w:cs="Segoe UI"/>
-          <w:i w:val="0"/>
-          <w:iCs w:val="0"/>
-          <w:caps w:val="0"/>
-          <w:color w:val="92D050"/>
-          <w:spacing w:val="0"/>
-          <w:sz w:val="19"/>
-          <w:szCs w:val="19"/>
-          <w:shd w:val="clear" w:fill="000000"/>
-          <w:lang w:val="en-US" w:eastAsia="zh-CN"/>
-        </w:rPr>
-      </w:pPr>
-      <w:r>
-        <w:rPr>
-          <w:rFonts w:hint="default" w:ascii="Segoe UI" w:hAnsi="Segoe UI" w:eastAsia="Segoe UI" w:cs="Segoe UI"/>
-          <w:i w:val="0"/>
-          <w:iCs w:val="0"/>
-          <w:caps w:val="0"/>
-          <w:color w:val="92D050"/>
-          <w:spacing w:val="0"/>
-          <w:sz w:val="19"/>
-          <w:szCs w:val="19"/>
-          <w:shd w:val="clear" w:fill="000000"/>
-        </w:rPr>
-        <w:t>攻击</w:t>
-      </w:r>
-      <w:r>
-        <w:rPr>
-          <w:rFonts w:hint="eastAsia" w:ascii="Segoe UI" w:hAnsi="Segoe UI" w:eastAsia="宋体" w:cs="Segoe UI"/>
-          <w:i w:val="0"/>
-          <w:iCs w:val="0"/>
-          <w:caps w:val="0"/>
-          <w:color w:val="92D050"/>
-          <w:spacing w:val="0"/>
-          <w:sz w:val="19"/>
-          <w:szCs w:val="19"/>
-          <w:shd w:val="clear" w:fill="000000"/>
-          <w:lang w:val="en-US" w:eastAsia="zh-CN"/>
-        </w:rPr>
-        <w:t>力：基础攻击值，非万分比;</w:t>
-      </w:r>
-    </w:p>
-    <w:p>
-      <w:pPr>
-        <w:keepNext w:val="0"/>
-        <w:keepLines w:val="0"/>
-        <w:widowControl/>
-        <w:suppressLineNumbers w:val="0"/>
-        <w:pBdr>
-          <w:top w:val="none" w:color="6FC3DF" w:sz="0" w:space="0"/>
-          <w:left w:val="none" w:color="6FC3DF" w:sz="0" w:space="0"/>
-          <w:bottom w:val="none" w:color="6FC3DF" w:sz="0" w:space="0"/>
-          <w:right w:val="none" w:color="6FC3DF" w:sz="0" w:space="0"/>
-        </w:pBdr>
-        <w:shd w:val="clear" w:fill="000000"/>
-        <w:ind w:left="0" w:firstLine="0"/>
-        <w:rPr>
-          <w:rFonts w:hint="default" w:ascii="Segoe UI" w:hAnsi="Segoe UI" w:eastAsia="宋体" w:cs="Segoe UI"/>
-          <w:i w:val="0"/>
-          <w:iCs w:val="0"/>
-          <w:caps w:val="0"/>
-          <w:color w:val="92D050"/>
-          <w:spacing w:val="0"/>
-          <w:sz w:val="19"/>
-          <w:szCs w:val="19"/>
-          <w:shd w:val="clear" w:fill="000000"/>
-          <w:lang w:val="en-US" w:eastAsia="zh-CN"/>
-        </w:rPr>
-      </w:pPr>
-      <w:r>
-        <w:rPr>
-          <w:rFonts w:hint="eastAsia" w:ascii="Segoe UI" w:hAnsi="Segoe UI" w:eastAsia="宋体" w:cs="Segoe UI"/>
-          <w:i w:val="0"/>
-          <w:iCs w:val="0"/>
-          <w:caps w:val="0"/>
-          <w:color w:val="92D050"/>
-          <w:spacing w:val="0"/>
-          <w:sz w:val="19"/>
-          <w:szCs w:val="19"/>
-          <w:shd w:val="clear" w:fill="000000"/>
-          <w:lang w:val="en-US" w:eastAsia="zh-CN"/>
-        </w:rPr>
-        <w:t>特殊属性:</w:t>
-      </w:r>
-    </w:p>
-    <w:p>
-      <w:pPr>
-        <w:keepNext w:val="0"/>
-        <w:keepLines w:val="0"/>
-        <w:widowControl/>
-        <w:suppressLineNumbers w:val="0"/>
-        <w:pBdr>
-          <w:top w:val="none" w:color="6FC3DF" w:sz="0" w:space="0"/>
-          <w:left w:val="none" w:color="6FC3DF" w:sz="0" w:space="0"/>
-          <w:bottom w:val="none" w:color="6FC3DF" w:sz="0" w:space="0"/>
-          <w:right w:val="none" w:color="6FC3DF" w:sz="0" w:space="0"/>
-        </w:pBdr>
-        <w:shd w:val="clear" w:fill="000000"/>
-        <w:ind w:left="0" w:firstLine="0"/>
-        <w:rPr>
-          <w:rFonts w:hint="default" w:ascii="Segoe UI" w:hAnsi="Segoe UI" w:eastAsia="宋体" w:cs="Segoe UI"/>
-          <w:i w:val="0"/>
-          <w:iCs w:val="0"/>
-          <w:caps w:val="0"/>
-          <w:color w:val="92D050"/>
-          <w:spacing w:val="0"/>
-          <w:sz w:val="19"/>
-          <w:szCs w:val="19"/>
-          <w:shd w:val="clear" w:fill="000000"/>
-          <w:lang w:val="en-US" w:eastAsia="zh-CN"/>
-        </w:rPr>
-      </w:pPr>
-      <w:r>
-        <w:rPr>
-          <w:rFonts w:hint="default" w:ascii="Segoe UI" w:hAnsi="Segoe UI" w:eastAsia="Segoe UI" w:cs="Segoe UI"/>
-          <w:i w:val="0"/>
-          <w:iCs w:val="0"/>
-          <w:caps w:val="0"/>
-          <w:color w:val="92D050"/>
-          <w:spacing w:val="0"/>
-          <w:sz w:val="19"/>
-          <w:szCs w:val="19"/>
-          <w:shd w:val="clear" w:fill="000000"/>
-        </w:rPr>
-        <w:t>火/冰/风/电/全属性伤害加成（5条）：增强对应伤害</w:t>
-      </w:r>
-      <w:r>
-        <w:rPr>
-          <w:rFonts w:hint="eastAsia" w:ascii="Segoe UI" w:hAnsi="Segoe UI" w:eastAsia="宋体" w:cs="Segoe UI"/>
-          <w:i w:val="0"/>
-          <w:iCs w:val="0"/>
-          <w:caps w:val="0"/>
-          <w:color w:val="92D050"/>
-          <w:spacing w:val="0"/>
-          <w:sz w:val="19"/>
-          <w:szCs w:val="19"/>
-          <w:shd w:val="clear" w:fill="000000"/>
-          <w:lang w:val="en-US" w:eastAsia="zh-CN"/>
-        </w:rPr>
-        <w:t>，万分比</w:t>
-      </w:r>
-      <w:r>
-        <w:rPr>
-          <w:rFonts w:hint="default" w:ascii="Segoe UI" w:hAnsi="Segoe UI" w:eastAsia="Segoe UI" w:cs="Segoe UI"/>
-          <w:i w:val="0"/>
-          <w:iCs w:val="0"/>
-          <w:caps w:val="0"/>
-          <w:color w:val="92D050"/>
-          <w:spacing w:val="0"/>
-          <w:sz w:val="19"/>
-          <w:szCs w:val="19"/>
-          <w:shd w:val="clear" w:fill="000000"/>
-          <w:lang w:val="en-US"/>
-        </w:rPr>
-        <w:t>;</w:t>
-      </w:r>
-    </w:p>
-    <w:p>
-      <w:pPr>
-        <w:keepNext w:val="0"/>
-        <w:keepLines w:val="0"/>
-        <w:widowControl/>
-        <w:suppressLineNumbers w:val="0"/>
-        <w:pBdr>
-          <w:top w:val="none" w:color="6FC3DF" w:sz="0" w:space="0"/>
-          <w:left w:val="none" w:color="6FC3DF" w:sz="0" w:space="0"/>
-          <w:bottom w:val="none" w:color="6FC3DF" w:sz="0" w:space="0"/>
-          <w:right w:val="none" w:color="6FC3DF" w:sz="0" w:space="0"/>
-        </w:pBdr>
-        <w:shd w:val="clear" w:fill="000000"/>
-        <w:ind w:left="0" w:firstLine="0"/>
-        <w:rPr>
-          <w:rFonts w:hint="default" w:ascii="Segoe UI" w:hAnsi="Segoe UI" w:eastAsia="Segoe UI" w:cs="Segoe UI"/>
-          <w:i w:val="0"/>
-          <w:iCs w:val="0"/>
-          <w:caps w:val="0"/>
-          <w:color w:val="92D050"/>
-          <w:spacing w:val="0"/>
-          <w:sz w:val="19"/>
-          <w:szCs w:val="19"/>
-          <w:shd w:val="clear" w:fill="000000"/>
-          <w:lang w:val="en-US"/>
-        </w:rPr>
-      </w:pPr>
-      <w:r>
-        <w:rPr>
-          <w:rFonts w:hint="default" w:ascii="Segoe UI" w:hAnsi="Segoe UI" w:eastAsia="Segoe UI" w:cs="Segoe UI"/>
-          <w:i w:val="0"/>
-          <w:iCs w:val="0"/>
-          <w:caps w:val="0"/>
-          <w:color w:val="92D050"/>
-          <w:spacing w:val="0"/>
-          <w:sz w:val="19"/>
-          <w:szCs w:val="19"/>
-          <w:shd w:val="clear" w:fill="000000"/>
-        </w:rPr>
-        <w:t>火/冰/风/电/全属性伤害减免（5条）：减免对应伤害</w:t>
-      </w:r>
-      <w:r>
-        <w:rPr>
-          <w:rFonts w:hint="eastAsia" w:ascii="Segoe UI" w:hAnsi="Segoe UI" w:eastAsia="宋体" w:cs="Segoe UI"/>
-          <w:i w:val="0"/>
-          <w:iCs w:val="0"/>
-          <w:caps w:val="0"/>
-          <w:color w:val="92D050"/>
-          <w:spacing w:val="0"/>
-          <w:sz w:val="19"/>
-          <w:szCs w:val="19"/>
-          <w:shd w:val="clear" w:fill="000000"/>
-          <w:lang w:val="en-US" w:eastAsia="zh-CN"/>
-        </w:rPr>
-        <w:t>，万分比</w:t>
-      </w:r>
-      <w:r>
-        <w:rPr>
-          <w:rFonts w:hint="default" w:ascii="Segoe UI" w:hAnsi="Segoe UI" w:eastAsia="Segoe UI" w:cs="Segoe UI"/>
-          <w:i w:val="0"/>
-          <w:iCs w:val="0"/>
-          <w:caps w:val="0"/>
-          <w:color w:val="92D050"/>
-          <w:spacing w:val="0"/>
-          <w:sz w:val="19"/>
-          <w:szCs w:val="19"/>
-          <w:shd w:val="clear" w:fill="000000"/>
-          <w:lang w:val="en-US"/>
-        </w:rPr>
-        <w:t>;</w:t>
-      </w:r>
-    </w:p>
-    <w:p>
-      <w:pPr>
-        <w:keepNext w:val="0"/>
-        <w:keepLines w:val="0"/>
-        <w:widowControl/>
-        <w:suppressLineNumbers w:val="0"/>
-        <w:pBdr>
-          <w:top w:val="none" w:color="6FC3DF" w:sz="0" w:space="0"/>
-          <w:left w:val="none" w:color="6FC3DF" w:sz="0" w:space="0"/>
-          <w:bottom w:val="none" w:color="6FC3DF" w:sz="0" w:space="0"/>
-          <w:right w:val="none" w:color="6FC3DF" w:sz="0" w:space="0"/>
-        </w:pBdr>
-        <w:shd w:val="clear" w:fill="000000"/>
-        <w:ind w:left="0" w:firstLine="0"/>
-        <w:rPr>
-          <w:rFonts w:hint="default" w:ascii="Segoe UI" w:hAnsi="Segoe UI" w:eastAsia="Segoe UI" w:cs="Segoe UI"/>
-          <w:i w:val="0"/>
-          <w:iCs w:val="0"/>
-          <w:caps w:val="0"/>
-          <w:color w:val="92D050"/>
-          <w:spacing w:val="0"/>
-          <w:sz w:val="19"/>
-          <w:szCs w:val="19"/>
-          <w:shd w:val="clear" w:fill="000000"/>
-          <w:lang w:val="en-US"/>
-        </w:rPr>
-      </w:pPr>
-      <w:r>
-        <w:rPr>
-          <w:rFonts w:hint="default" w:ascii="Segoe UI" w:hAnsi="Segoe UI" w:eastAsia="Segoe UI" w:cs="Segoe UI"/>
-          <w:i w:val="0"/>
-          <w:iCs w:val="0"/>
-          <w:caps w:val="0"/>
-          <w:color w:val="92D050"/>
-          <w:spacing w:val="0"/>
-          <w:sz w:val="19"/>
-          <w:szCs w:val="19"/>
-          <w:shd w:val="clear" w:fill="000000"/>
-        </w:rPr>
-        <w:t>生命百分比加成：基础生命值加成</w:t>
-      </w:r>
-      <w:r>
-        <w:rPr>
-          <w:rFonts w:hint="eastAsia" w:ascii="Segoe UI" w:hAnsi="Segoe UI" w:eastAsia="宋体" w:cs="Segoe UI"/>
-          <w:i w:val="0"/>
-          <w:iCs w:val="0"/>
-          <w:caps w:val="0"/>
-          <w:color w:val="92D050"/>
-          <w:spacing w:val="0"/>
-          <w:sz w:val="19"/>
-          <w:szCs w:val="19"/>
-          <w:shd w:val="clear" w:fill="000000"/>
-          <w:lang w:val="en-US" w:eastAsia="zh-CN"/>
-        </w:rPr>
-        <w:t>，万分比</w:t>
-      </w:r>
-      <w:r>
-        <w:rPr>
-          <w:rFonts w:hint="default" w:ascii="Segoe UI" w:hAnsi="Segoe UI" w:eastAsia="Segoe UI" w:cs="Segoe UI"/>
-          <w:i w:val="0"/>
-          <w:iCs w:val="0"/>
-          <w:caps w:val="0"/>
-          <w:color w:val="92D050"/>
-          <w:spacing w:val="0"/>
-          <w:sz w:val="19"/>
-          <w:szCs w:val="19"/>
-          <w:shd w:val="clear" w:fill="000000"/>
-          <w:lang w:val="en-US"/>
-        </w:rPr>
-        <w:t>;</w:t>
-      </w:r>
-    </w:p>
-    <w:p>
-      <w:pPr>
-        <w:keepNext w:val="0"/>
-        <w:keepLines w:val="0"/>
-        <w:widowControl/>
-        <w:suppressLineNumbers w:val="0"/>
-        <w:pBdr>
-          <w:top w:val="none" w:color="6FC3DF" w:sz="0" w:space="0"/>
-          <w:left w:val="none" w:color="6FC3DF" w:sz="0" w:space="0"/>
-          <w:bottom w:val="none" w:color="6FC3DF" w:sz="0" w:space="0"/>
-          <w:right w:val="none" w:color="6FC3DF" w:sz="0" w:space="0"/>
-        </w:pBdr>
-        <w:shd w:val="clear" w:fill="000000"/>
-        <w:ind w:left="0" w:firstLine="0"/>
-        <w:rPr>
-          <w:rFonts w:hint="default" w:ascii="Segoe UI" w:hAnsi="Segoe UI" w:eastAsia="Segoe UI" w:cs="Segoe UI"/>
-          <w:i w:val="0"/>
-          <w:iCs w:val="0"/>
-          <w:caps w:val="0"/>
-          <w:color w:val="92D050"/>
-          <w:spacing w:val="0"/>
-          <w:sz w:val="19"/>
-          <w:szCs w:val="19"/>
-          <w:shd w:val="clear" w:fill="000000"/>
-          <w:lang w:val="en-US"/>
-        </w:rPr>
-      </w:pPr>
-      <w:r>
-        <w:rPr>
-          <w:rFonts w:hint="default" w:ascii="Segoe UI" w:hAnsi="Segoe UI" w:eastAsia="Segoe UI" w:cs="Segoe UI"/>
-          <w:i w:val="0"/>
-          <w:iCs w:val="0"/>
-          <w:caps w:val="0"/>
-          <w:color w:val="92D050"/>
-          <w:spacing w:val="0"/>
-          <w:sz w:val="19"/>
-          <w:szCs w:val="19"/>
-          <w:shd w:val="clear" w:fill="000000"/>
-        </w:rPr>
-        <w:t>攻击百分比加成：基础攻击力加成</w:t>
-      </w:r>
-      <w:r>
-        <w:rPr>
-          <w:rFonts w:hint="eastAsia" w:ascii="Segoe UI" w:hAnsi="Segoe UI" w:eastAsia="宋体" w:cs="Segoe UI"/>
-          <w:i w:val="0"/>
-          <w:iCs w:val="0"/>
-          <w:caps w:val="0"/>
-          <w:color w:val="92D050"/>
-          <w:spacing w:val="0"/>
-          <w:sz w:val="19"/>
-          <w:szCs w:val="19"/>
-          <w:shd w:val="clear" w:fill="000000"/>
-          <w:lang w:val="en-US" w:eastAsia="zh-CN"/>
-        </w:rPr>
-        <w:t>，万分比</w:t>
-      </w:r>
-      <w:r>
-        <w:rPr>
-          <w:rFonts w:hint="default" w:ascii="Segoe UI" w:hAnsi="Segoe UI" w:eastAsia="Segoe UI" w:cs="Segoe UI"/>
-          <w:i w:val="0"/>
-          <w:iCs w:val="0"/>
-          <w:caps w:val="0"/>
-          <w:color w:val="92D050"/>
-          <w:spacing w:val="0"/>
-          <w:sz w:val="19"/>
-          <w:szCs w:val="19"/>
-          <w:shd w:val="clear" w:fill="000000"/>
-          <w:lang w:val="en-US"/>
-        </w:rPr>
-        <w:t>;</w:t>
-      </w:r>
-    </w:p>
-    <w:p>
-      <w:pPr>
-        <w:keepNext w:val="0"/>
-        <w:keepLines w:val="0"/>
-        <w:widowControl/>
-        <w:suppressLineNumbers w:val="0"/>
-        <w:pBdr>
-          <w:top w:val="none" w:color="6FC3DF" w:sz="0" w:space="0"/>
-          <w:left w:val="none" w:color="6FC3DF" w:sz="0" w:space="0"/>
-          <w:bottom w:val="none" w:color="6FC3DF" w:sz="0" w:space="0"/>
-          <w:right w:val="none" w:color="6FC3DF" w:sz="0" w:space="0"/>
-        </w:pBdr>
-        <w:shd w:val="clear" w:fill="000000"/>
-        <w:ind w:left="0" w:firstLine="0"/>
-        <w:rPr>
-          <w:rFonts w:hint="default" w:ascii="Segoe UI" w:hAnsi="Segoe UI" w:eastAsia="Segoe UI" w:cs="Segoe UI"/>
-          <w:i w:val="0"/>
-          <w:iCs w:val="0"/>
-          <w:caps w:val="0"/>
-          <w:color w:val="92D050"/>
-          <w:spacing w:val="0"/>
-          <w:sz w:val="19"/>
-          <w:szCs w:val="19"/>
-          <w:shd w:val="clear" w:fill="000000"/>
-          <w:lang w:val="en-US"/>
-        </w:rPr>
-      </w:pPr>
-      <w:r>
-        <w:rPr>
-          <w:rFonts w:hint="default" w:ascii="Segoe UI" w:hAnsi="Segoe UI" w:eastAsia="Segoe UI" w:cs="Segoe UI"/>
-          <w:i w:val="0"/>
-          <w:iCs w:val="0"/>
-          <w:caps w:val="0"/>
-          <w:color w:val="92D050"/>
-          <w:spacing w:val="0"/>
-          <w:sz w:val="19"/>
-          <w:szCs w:val="19"/>
-          <w:shd w:val="clear" w:fill="000000"/>
-        </w:rPr>
-        <w:t>对首领伤害：对boss单位增伤</w:t>
-      </w:r>
-      <w:r>
-        <w:rPr>
-          <w:rFonts w:hint="eastAsia" w:ascii="Segoe UI" w:hAnsi="Segoe UI" w:eastAsia="宋体" w:cs="Segoe UI"/>
-          <w:i w:val="0"/>
-          <w:iCs w:val="0"/>
-          <w:caps w:val="0"/>
-          <w:color w:val="92D050"/>
-          <w:spacing w:val="0"/>
-          <w:sz w:val="19"/>
-          <w:szCs w:val="19"/>
-          <w:shd w:val="clear" w:fill="000000"/>
-          <w:lang w:val="en-US" w:eastAsia="zh-CN"/>
-        </w:rPr>
-        <w:t>，万分比</w:t>
-      </w:r>
-      <w:r>
-        <w:rPr>
-          <w:rFonts w:hint="default" w:ascii="Segoe UI" w:hAnsi="Segoe UI" w:eastAsia="Segoe UI" w:cs="Segoe UI"/>
-          <w:i w:val="0"/>
-          <w:iCs w:val="0"/>
-          <w:caps w:val="0"/>
-          <w:color w:val="92D050"/>
-          <w:spacing w:val="0"/>
-          <w:sz w:val="19"/>
-          <w:szCs w:val="19"/>
-          <w:shd w:val="clear" w:fill="000000"/>
-          <w:lang w:val="en-US"/>
-        </w:rPr>
-        <w:t>;</w:t>
-      </w:r>
-    </w:p>
-    <w:p>
-      <w:pPr>
-        <w:keepNext w:val="0"/>
-        <w:keepLines w:val="0"/>
-        <w:widowControl/>
-        <w:suppressLineNumbers w:val="0"/>
-        <w:pBdr>
-          <w:top w:val="none" w:color="6FC3DF" w:sz="0" w:space="0"/>
-          <w:left w:val="none" w:color="6FC3DF" w:sz="0" w:space="0"/>
-          <w:bottom w:val="none" w:color="6FC3DF" w:sz="0" w:space="0"/>
-          <w:right w:val="none" w:color="6FC3DF" w:sz="0" w:space="0"/>
-        </w:pBdr>
-        <w:shd w:val="clear" w:fill="000000"/>
-        <w:ind w:left="0" w:firstLine="0"/>
-        <w:rPr>
-          <w:rFonts w:hint="default" w:ascii="Segoe UI" w:hAnsi="Segoe UI" w:eastAsia="Segoe UI" w:cs="Segoe UI"/>
-          <w:i w:val="0"/>
-          <w:iCs w:val="0"/>
-          <w:caps w:val="0"/>
-          <w:color w:val="92D050"/>
-          <w:spacing w:val="0"/>
-          <w:sz w:val="19"/>
-          <w:szCs w:val="19"/>
-          <w:shd w:val="clear" w:fill="000000"/>
-          <w:lang w:val="en-US"/>
-        </w:rPr>
-      </w:pPr>
-      <w:r>
-        <w:rPr>
-          <w:rFonts w:hint="default" w:ascii="Segoe UI" w:hAnsi="Segoe UI" w:eastAsia="Segoe UI" w:cs="Segoe UI"/>
-          <w:i w:val="0"/>
-          <w:iCs w:val="0"/>
-          <w:caps w:val="0"/>
-          <w:color w:val="92D050"/>
-          <w:spacing w:val="0"/>
-          <w:sz w:val="19"/>
-          <w:szCs w:val="19"/>
-          <w:shd w:val="clear" w:fill="000000"/>
-        </w:rPr>
-        <w:t>对精英伤害：对精英单位增伤</w:t>
-      </w:r>
-      <w:r>
-        <w:rPr>
-          <w:rFonts w:hint="eastAsia" w:ascii="Segoe UI" w:hAnsi="Segoe UI" w:eastAsia="宋体" w:cs="Segoe UI"/>
-          <w:i w:val="0"/>
-          <w:iCs w:val="0"/>
-          <w:caps w:val="0"/>
-          <w:color w:val="92D050"/>
-          <w:spacing w:val="0"/>
-          <w:sz w:val="19"/>
-          <w:szCs w:val="19"/>
-          <w:shd w:val="clear" w:fill="000000"/>
-          <w:lang w:val="en-US" w:eastAsia="zh-CN"/>
-        </w:rPr>
-        <w:t>，万分比</w:t>
-      </w:r>
-      <w:r>
-        <w:rPr>
-          <w:rFonts w:hint="default" w:ascii="Segoe UI" w:hAnsi="Segoe UI" w:eastAsia="Segoe UI" w:cs="Segoe UI"/>
-          <w:i w:val="0"/>
-          <w:iCs w:val="0"/>
-          <w:caps w:val="0"/>
-          <w:color w:val="92D050"/>
-          <w:spacing w:val="0"/>
-          <w:sz w:val="19"/>
-          <w:szCs w:val="19"/>
-          <w:shd w:val="clear" w:fill="000000"/>
-          <w:lang w:val="en-US"/>
-        </w:rPr>
-        <w:t>;</w:t>
-      </w:r>
-    </w:p>
-    <w:p>
-      <w:pPr>
-        <w:keepNext w:val="0"/>
-        <w:keepLines w:val="0"/>
-        <w:widowControl/>
-        <w:suppressLineNumbers w:val="0"/>
-        <w:pBdr>
-          <w:top w:val="none" w:color="6FC3DF" w:sz="0" w:space="0"/>
-          <w:left w:val="none" w:color="6FC3DF" w:sz="0" w:space="0"/>
-          <w:bottom w:val="none" w:color="6FC3DF" w:sz="0" w:space="0"/>
-          <w:right w:val="none" w:color="6FC3DF" w:sz="0" w:space="0"/>
-        </w:pBdr>
-        <w:shd w:val="clear" w:fill="000000"/>
-        <w:ind w:left="0" w:firstLine="0"/>
-        <w:rPr>
-          <w:rFonts w:hint="default" w:ascii="Segoe UI" w:hAnsi="Segoe UI" w:eastAsia="宋体" w:cs="Segoe UI"/>
-          <w:i w:val="0"/>
-          <w:iCs w:val="0"/>
-          <w:caps w:val="0"/>
-          <w:color w:val="92D050"/>
-          <w:spacing w:val="0"/>
-          <w:sz w:val="19"/>
-          <w:szCs w:val="19"/>
-          <w:shd w:val="clear" w:fill="000000"/>
-          <w:lang w:val="en-US" w:eastAsia="zh-CN"/>
-        </w:rPr>
-      </w:pPr>
-      <w:r>
-        <w:rPr>
-          <w:rFonts w:hint="default" w:ascii="Segoe UI" w:hAnsi="Segoe UI" w:eastAsia="Segoe UI" w:cs="Segoe UI"/>
-          <w:i w:val="0"/>
-          <w:iCs w:val="0"/>
-          <w:caps w:val="0"/>
-          <w:color w:val="92D050"/>
-          <w:spacing w:val="0"/>
-          <w:sz w:val="19"/>
-          <w:szCs w:val="19"/>
-          <w:shd w:val="clear" w:fill="000000"/>
-        </w:rPr>
-        <w:t>护盾值：进入战斗时，获得的护盾值</w:t>
-      </w:r>
-      <w:r>
-        <w:rPr>
-          <w:rFonts w:hint="eastAsia" w:ascii="Segoe UI" w:hAnsi="Segoe UI" w:eastAsia="宋体" w:cs="Segoe UI"/>
-          <w:i w:val="0"/>
-          <w:iCs w:val="0"/>
-          <w:caps w:val="0"/>
-          <w:color w:val="92D050"/>
-          <w:spacing w:val="0"/>
-          <w:sz w:val="19"/>
-          <w:szCs w:val="19"/>
-          <w:shd w:val="clear" w:fill="000000"/>
-          <w:lang w:eastAsia="zh-CN"/>
-        </w:rPr>
-        <w:t>（</w:t>
-      </w:r>
-      <w:r>
-        <w:rPr>
-          <w:rFonts w:hint="eastAsia" w:ascii="Segoe UI" w:hAnsi="Segoe UI" w:eastAsia="宋体" w:cs="Segoe UI"/>
-          <w:i w:val="0"/>
-          <w:iCs w:val="0"/>
-          <w:caps w:val="0"/>
-          <w:color w:val="92D050"/>
-          <w:spacing w:val="0"/>
-          <w:sz w:val="19"/>
-          <w:szCs w:val="19"/>
-          <w:shd w:val="clear" w:fill="000000"/>
-          <w:lang w:val="en-US" w:eastAsia="zh-CN"/>
-        </w:rPr>
-        <w:t>护盾最大值等同于最大生命值</w:t>
-      </w:r>
-      <w:r>
-        <w:rPr>
-          <w:rFonts w:hint="eastAsia" w:ascii="Segoe UI" w:hAnsi="Segoe UI" w:eastAsia="宋体" w:cs="Segoe UI"/>
-          <w:i w:val="0"/>
-          <w:iCs w:val="0"/>
-          <w:caps w:val="0"/>
-          <w:color w:val="92D050"/>
-          <w:spacing w:val="0"/>
-          <w:sz w:val="19"/>
-          <w:szCs w:val="19"/>
-          <w:shd w:val="clear" w:fill="000000"/>
-          <w:lang w:eastAsia="zh-CN"/>
-        </w:rPr>
-        <w:t>）</w:t>
-      </w:r>
-      <w:r>
-        <w:rPr>
-          <w:rFonts w:hint="eastAsia" w:ascii="Segoe UI" w:hAnsi="Segoe UI" w:eastAsia="宋体" w:cs="Segoe UI"/>
-          <w:i w:val="0"/>
-          <w:iCs w:val="0"/>
-          <w:caps w:val="0"/>
-          <w:color w:val="92D050"/>
-          <w:spacing w:val="0"/>
-          <w:sz w:val="19"/>
-          <w:szCs w:val="19"/>
-          <w:shd w:val="clear" w:fill="000000"/>
-          <w:lang w:val="en-US" w:eastAsia="zh-CN"/>
-        </w:rPr>
-        <w:t>，非万分比</w:t>
-      </w:r>
-      <w:r>
-        <w:rPr>
-          <w:rFonts w:hint="default" w:ascii="Segoe UI" w:hAnsi="Segoe UI" w:eastAsia="宋体" w:cs="Segoe UI"/>
-          <w:i w:val="0"/>
-          <w:iCs w:val="0"/>
-          <w:caps w:val="0"/>
-          <w:color w:val="92D050"/>
-          <w:spacing w:val="0"/>
-          <w:sz w:val="19"/>
-          <w:szCs w:val="19"/>
-          <w:shd w:val="clear" w:fill="000000"/>
-          <w:lang w:val="en-US" w:eastAsia="zh-CN"/>
-        </w:rPr>
-        <w:t>;</w:t>
-      </w:r>
-    </w:p>
-    <w:p>
-      <w:pPr>
-        <w:keepNext w:val="0"/>
-        <w:keepLines w:val="0"/>
-        <w:widowControl/>
-        <w:suppressLineNumbers w:val="0"/>
-        <w:pBdr>
-          <w:top w:val="none" w:color="6FC3DF" w:sz="0" w:space="0"/>
-          <w:left w:val="none" w:color="6FC3DF" w:sz="0" w:space="0"/>
-          <w:bottom w:val="none" w:color="6FC3DF" w:sz="0" w:space="0"/>
-          <w:right w:val="none" w:color="6FC3DF" w:sz="0" w:space="0"/>
-        </w:pBdr>
-        <w:shd w:val="clear" w:fill="000000"/>
-        <w:ind w:left="0" w:firstLine="0"/>
-        <w:rPr>
-          <w:rFonts w:hint="default" w:ascii="Segoe UI" w:hAnsi="Segoe UI" w:eastAsia="宋体" w:cs="Segoe UI"/>
-          <w:i w:val="0"/>
-          <w:iCs w:val="0"/>
-          <w:caps w:val="0"/>
-          <w:color w:val="92D050"/>
-          <w:spacing w:val="0"/>
-          <w:sz w:val="19"/>
-          <w:szCs w:val="19"/>
-          <w:shd w:val="clear" w:fill="000000"/>
-          <w:lang w:val="en-US" w:eastAsia="zh-CN"/>
-        </w:rPr>
-      </w:pPr>
-      <w:r>
-        <w:rPr>
-          <w:rFonts w:hint="default" w:ascii="Segoe UI" w:hAnsi="Segoe UI" w:eastAsia="Segoe UI" w:cs="Segoe UI"/>
-          <w:i w:val="0"/>
-          <w:iCs w:val="0"/>
-          <w:caps w:val="0"/>
-          <w:color w:val="92D050"/>
-          <w:spacing w:val="0"/>
-          <w:sz w:val="19"/>
-          <w:szCs w:val="19"/>
-          <w:shd w:val="clear" w:fill="000000"/>
-        </w:rPr>
-        <w:t>暴击率</w:t>
-      </w:r>
-      <w:r>
-        <w:rPr>
-          <w:rFonts w:hint="eastAsia" w:ascii="Segoe UI" w:hAnsi="Segoe UI" w:eastAsia="宋体" w:cs="Segoe UI"/>
-          <w:i w:val="0"/>
-          <w:iCs w:val="0"/>
-          <w:caps w:val="0"/>
-          <w:color w:val="92D050"/>
-          <w:spacing w:val="0"/>
-          <w:sz w:val="19"/>
-          <w:szCs w:val="19"/>
-          <w:shd w:val="clear" w:fill="000000"/>
-          <w:lang w:eastAsia="zh-CN"/>
-        </w:rPr>
-        <w:t>：</w:t>
-      </w:r>
-      <w:r>
-        <w:rPr>
-          <w:rFonts w:hint="eastAsia" w:ascii="Segoe UI" w:hAnsi="Segoe UI" w:eastAsia="宋体" w:cs="Segoe UI"/>
-          <w:i w:val="0"/>
-          <w:iCs w:val="0"/>
-          <w:caps w:val="0"/>
-          <w:color w:val="92D050"/>
-          <w:spacing w:val="0"/>
-          <w:sz w:val="19"/>
-          <w:szCs w:val="19"/>
-          <w:shd w:val="clear" w:fill="000000"/>
-          <w:lang w:val="en-US" w:eastAsia="zh-CN"/>
-        </w:rPr>
-        <w:t>伤害暴击的概率，万分比</w:t>
-      </w:r>
-      <w:r>
-        <w:rPr>
-          <w:rFonts w:hint="default" w:ascii="Segoe UI" w:hAnsi="Segoe UI" w:eastAsia="宋体" w:cs="Segoe UI"/>
-          <w:i w:val="0"/>
-          <w:iCs w:val="0"/>
-          <w:caps w:val="0"/>
-          <w:color w:val="92D050"/>
-          <w:spacing w:val="0"/>
-          <w:sz w:val="19"/>
-          <w:szCs w:val="19"/>
-          <w:shd w:val="clear" w:fill="000000"/>
-          <w:lang w:val="en-US" w:eastAsia="zh-CN"/>
-        </w:rPr>
-        <w:t>;</w:t>
-      </w:r>
-    </w:p>
-    <w:p>
-      <w:pPr>
-        <w:keepNext w:val="0"/>
-        <w:keepLines w:val="0"/>
-        <w:widowControl/>
-        <w:suppressLineNumbers w:val="0"/>
-        <w:pBdr>
-          <w:top w:val="none" w:color="6FC3DF" w:sz="0" w:space="0"/>
-          <w:left w:val="none" w:color="6FC3DF" w:sz="0" w:space="0"/>
-          <w:bottom w:val="none" w:color="6FC3DF" w:sz="0" w:space="0"/>
-          <w:right w:val="none" w:color="6FC3DF" w:sz="0" w:space="0"/>
-        </w:pBdr>
-        <w:shd w:val="clear" w:fill="000000"/>
-        <w:ind w:left="0" w:firstLine="0"/>
-        <w:rPr>
-          <w:rFonts w:hint="default" w:ascii="Segoe UI" w:hAnsi="Segoe UI" w:eastAsia="宋体" w:cs="Segoe UI"/>
-          <w:i w:val="0"/>
-          <w:iCs w:val="0"/>
-          <w:caps w:val="0"/>
-          <w:color w:val="92D050"/>
-          <w:spacing w:val="0"/>
-          <w:sz w:val="19"/>
-          <w:szCs w:val="19"/>
-          <w:shd w:val="clear" w:fill="000000"/>
-          <w:lang w:val="en-US" w:eastAsia="zh-CN"/>
-        </w:rPr>
-      </w:pPr>
-      <w:r>
-        <w:rPr>
-          <w:rFonts w:hint="default" w:ascii="Segoe UI" w:hAnsi="Segoe UI" w:eastAsia="Segoe UI" w:cs="Segoe UI"/>
-          <w:i w:val="0"/>
-          <w:iCs w:val="0"/>
-          <w:caps w:val="0"/>
-          <w:color w:val="92D050"/>
-          <w:spacing w:val="0"/>
-          <w:sz w:val="19"/>
-          <w:szCs w:val="19"/>
-          <w:shd w:val="clear" w:fill="000000"/>
-        </w:rPr>
-        <w:t>暴击伤害</w:t>
-      </w:r>
-      <w:r>
-        <w:rPr>
-          <w:rFonts w:hint="eastAsia" w:ascii="Segoe UI" w:hAnsi="Segoe UI" w:eastAsia="宋体" w:cs="Segoe UI"/>
-          <w:i w:val="0"/>
-          <w:iCs w:val="0"/>
-          <w:caps w:val="0"/>
-          <w:color w:val="92D050"/>
-          <w:spacing w:val="0"/>
-          <w:sz w:val="19"/>
-          <w:szCs w:val="19"/>
-          <w:shd w:val="clear" w:fill="000000"/>
-          <w:lang w:eastAsia="zh-CN"/>
-        </w:rPr>
-        <w:t>：</w:t>
-      </w:r>
-      <w:r>
-        <w:rPr>
-          <w:rFonts w:hint="eastAsia" w:ascii="Segoe UI" w:hAnsi="Segoe UI" w:eastAsia="宋体" w:cs="Segoe UI"/>
-          <w:i w:val="0"/>
-          <w:iCs w:val="0"/>
-          <w:caps w:val="0"/>
-          <w:color w:val="92D050"/>
-          <w:spacing w:val="0"/>
-          <w:sz w:val="19"/>
-          <w:szCs w:val="19"/>
-          <w:shd w:val="clear" w:fill="000000"/>
-          <w:lang w:val="en-US" w:eastAsia="zh-CN"/>
-        </w:rPr>
-        <w:t>伤害暴击时的增伤，万分比</w:t>
-      </w:r>
-      <w:r>
-        <w:rPr>
-          <w:rFonts w:hint="default" w:ascii="Segoe UI" w:hAnsi="Segoe UI" w:eastAsia="宋体" w:cs="Segoe UI"/>
-          <w:i w:val="0"/>
-          <w:iCs w:val="0"/>
-          <w:caps w:val="0"/>
-          <w:color w:val="92D050"/>
-          <w:spacing w:val="0"/>
-          <w:sz w:val="19"/>
-          <w:szCs w:val="19"/>
-          <w:shd w:val="clear" w:fill="000000"/>
-          <w:lang w:val="en-US" w:eastAsia="zh-CN"/>
-        </w:rPr>
-        <w:t>;</w:t>
-      </w:r>
-    </w:p>
-    <w:p>
-      <w:pPr>
-        <w:keepNext w:val="0"/>
-        <w:keepLines w:val="0"/>
-        <w:widowControl/>
-        <w:suppressLineNumbers w:val="0"/>
-        <w:pBdr>
-          <w:top w:val="none" w:color="6FC3DF" w:sz="0" w:space="0"/>
-          <w:left w:val="none" w:color="6FC3DF" w:sz="0" w:space="0"/>
-          <w:bottom w:val="none" w:color="6FC3DF" w:sz="0" w:space="0"/>
-          <w:right w:val="none" w:color="6FC3DF" w:sz="0" w:space="0"/>
-        </w:pBdr>
-        <w:shd w:val="clear" w:fill="000000"/>
-        <w:ind w:left="0" w:firstLine="0"/>
-        <w:rPr>
-          <w:rFonts w:hint="default" w:ascii="Segoe UI" w:hAnsi="Segoe UI" w:eastAsia="Segoe UI" w:cs="Segoe UI"/>
-          <w:i w:val="0"/>
-          <w:iCs w:val="0"/>
-          <w:caps w:val="0"/>
-          <w:color w:val="92D050"/>
-          <w:spacing w:val="0"/>
-          <w:sz w:val="19"/>
-          <w:szCs w:val="19"/>
-          <w:shd w:val="clear" w:fill="000000"/>
-          <w:lang w:val="en-US"/>
-        </w:rPr>
-      </w:pPr>
-      <w:r>
-        <w:rPr>
-          <w:rFonts w:hint="default" w:ascii="Segoe UI" w:hAnsi="Segoe UI" w:eastAsia="Segoe UI" w:cs="Segoe UI"/>
-          <w:i w:val="0"/>
-          <w:iCs w:val="0"/>
-          <w:caps w:val="0"/>
-          <w:color w:val="92D050"/>
-          <w:spacing w:val="0"/>
-          <w:sz w:val="19"/>
-          <w:szCs w:val="19"/>
-          <w:shd w:val="clear" w:fill="000000"/>
-        </w:rPr>
-        <w:t>暴击抵抗：抵抗暴击</w:t>
-      </w:r>
-      <w:r>
-        <w:rPr>
-          <w:rFonts w:hint="eastAsia" w:ascii="Segoe UI" w:hAnsi="Segoe UI" w:eastAsia="宋体" w:cs="Segoe UI"/>
-          <w:i w:val="0"/>
-          <w:iCs w:val="0"/>
-          <w:caps w:val="0"/>
-          <w:color w:val="92D050"/>
-          <w:spacing w:val="0"/>
-          <w:sz w:val="19"/>
-          <w:szCs w:val="19"/>
-          <w:shd w:val="clear" w:fill="000000"/>
-          <w:lang w:val="en-US" w:eastAsia="zh-CN"/>
-        </w:rPr>
-        <w:t>，万分比</w:t>
-      </w:r>
-      <w:r>
-        <w:rPr>
-          <w:rFonts w:hint="default" w:ascii="Segoe UI" w:hAnsi="Segoe UI" w:eastAsia="Segoe UI" w:cs="Segoe UI"/>
-          <w:i w:val="0"/>
-          <w:iCs w:val="0"/>
-          <w:caps w:val="0"/>
-          <w:color w:val="92D050"/>
-          <w:spacing w:val="0"/>
-          <w:sz w:val="19"/>
-          <w:szCs w:val="19"/>
-          <w:shd w:val="clear" w:fill="000000"/>
-          <w:lang w:val="en-US"/>
-        </w:rPr>
-        <w:t>;</w:t>
-      </w:r>
-    </w:p>
-    <w:p>
-      <w:pPr>
-        <w:keepNext w:val="0"/>
-        <w:keepLines w:val="0"/>
-        <w:widowControl/>
-        <w:suppressLineNumbers w:val="0"/>
-        <w:pBdr>
-          <w:top w:val="none" w:color="6FC3DF" w:sz="0" w:space="0"/>
-          <w:left w:val="none" w:color="6FC3DF" w:sz="0" w:space="0"/>
-          <w:bottom w:val="none" w:color="6FC3DF" w:sz="0" w:space="0"/>
-          <w:right w:val="none" w:color="6FC3DF" w:sz="0" w:space="0"/>
-        </w:pBdr>
-        <w:shd w:val="clear" w:fill="000000"/>
-        <w:ind w:left="0" w:firstLine="0"/>
-        <w:rPr>
-          <w:rFonts w:hint="default" w:ascii="Segoe UI" w:hAnsi="Segoe UI" w:eastAsia="Segoe UI" w:cs="Segoe UI"/>
-          <w:i w:val="0"/>
-          <w:iCs w:val="0"/>
-          <w:caps w:val="0"/>
-          <w:color w:val="92D050"/>
-          <w:spacing w:val="0"/>
-          <w:sz w:val="19"/>
-          <w:szCs w:val="19"/>
-          <w:shd w:val="clear" w:fill="000000"/>
-          <w:lang w:val="en-US"/>
-        </w:rPr>
-      </w:pPr>
-      <w:r>
-        <w:rPr>
-          <w:rFonts w:hint="default" w:ascii="Segoe UI" w:hAnsi="Segoe UI" w:eastAsia="Segoe UI" w:cs="Segoe UI"/>
-          <w:i w:val="0"/>
-          <w:iCs w:val="0"/>
-          <w:caps w:val="0"/>
-          <w:color w:val="92D050"/>
-          <w:spacing w:val="0"/>
-          <w:sz w:val="19"/>
-          <w:szCs w:val="19"/>
-          <w:shd w:val="clear" w:fill="000000"/>
-        </w:rPr>
-        <w:t>暴击伤害抵抗：抵抗暴击伤害</w:t>
-      </w:r>
-      <w:r>
-        <w:rPr>
-          <w:rFonts w:hint="eastAsia" w:ascii="Segoe UI" w:hAnsi="Segoe UI" w:eastAsia="宋体" w:cs="Segoe UI"/>
-          <w:i w:val="0"/>
-          <w:iCs w:val="0"/>
-          <w:caps w:val="0"/>
-          <w:color w:val="92D050"/>
-          <w:spacing w:val="0"/>
-          <w:sz w:val="19"/>
-          <w:szCs w:val="19"/>
-          <w:shd w:val="clear" w:fill="000000"/>
-          <w:lang w:val="en-US" w:eastAsia="zh-CN"/>
-        </w:rPr>
-        <w:t>，万分比</w:t>
-      </w:r>
-      <w:r>
-        <w:rPr>
-          <w:rFonts w:hint="default" w:ascii="Segoe UI" w:hAnsi="Segoe UI" w:eastAsia="Segoe UI" w:cs="Segoe UI"/>
-          <w:i w:val="0"/>
-          <w:iCs w:val="0"/>
-          <w:caps w:val="0"/>
-          <w:color w:val="92D050"/>
-          <w:spacing w:val="0"/>
-          <w:sz w:val="19"/>
-          <w:szCs w:val="19"/>
-          <w:shd w:val="clear" w:fill="000000"/>
-          <w:lang w:val="en-US"/>
-        </w:rPr>
-        <w:t>;</w:t>
-      </w:r>
-    </w:p>
-    <w:p>
-      <w:pPr>
-        <w:keepNext w:val="0"/>
-        <w:keepLines w:val="0"/>
-        <w:widowControl/>
-        <w:suppressLineNumbers w:val="0"/>
-        <w:pBdr>
-          <w:top w:val="none" w:color="6FC3DF" w:sz="0" w:space="0"/>
-          <w:left w:val="none" w:color="6FC3DF" w:sz="0" w:space="0"/>
-          <w:bottom w:val="none" w:color="6FC3DF" w:sz="0" w:space="0"/>
-          <w:right w:val="none" w:color="6FC3DF" w:sz="0" w:space="0"/>
-        </w:pBdr>
-        <w:shd w:val="clear" w:fill="000000"/>
-        <w:ind w:left="0" w:firstLine="0"/>
-        <w:rPr>
-          <w:rFonts w:hint="default" w:ascii="Segoe UI" w:hAnsi="Segoe UI" w:eastAsia="宋体" w:cs="Segoe UI"/>
-          <w:i w:val="0"/>
-          <w:iCs w:val="0"/>
-          <w:caps w:val="0"/>
-          <w:color w:val="92D050"/>
-          <w:spacing w:val="0"/>
-          <w:sz w:val="19"/>
-          <w:szCs w:val="19"/>
-          <w:shd w:val="clear" w:fill="000000"/>
-          <w:lang w:val="en-US" w:eastAsia="zh-CN"/>
-        </w:rPr>
-      </w:pPr>
-      <w:r>
-        <w:rPr>
-          <w:rFonts w:hint="default" w:ascii="Segoe UI" w:hAnsi="Segoe UI" w:eastAsia="Segoe UI" w:cs="Segoe UI"/>
-          <w:i w:val="0"/>
-          <w:iCs w:val="0"/>
-          <w:caps w:val="0"/>
-          <w:color w:val="92D050"/>
-          <w:spacing w:val="0"/>
-          <w:sz w:val="19"/>
-          <w:szCs w:val="19"/>
-          <w:shd w:val="clear" w:fill="000000"/>
-        </w:rPr>
-        <w:t>命中率</w:t>
-      </w:r>
-      <w:r>
-        <w:rPr>
-          <w:rFonts w:hint="eastAsia" w:ascii="Segoe UI" w:hAnsi="Segoe UI" w:eastAsia="宋体" w:cs="Segoe UI"/>
-          <w:i w:val="0"/>
-          <w:iCs w:val="0"/>
-          <w:caps w:val="0"/>
-          <w:color w:val="92D050"/>
-          <w:spacing w:val="0"/>
-          <w:sz w:val="19"/>
-          <w:szCs w:val="19"/>
-          <w:shd w:val="clear" w:fill="000000"/>
-          <w:lang w:eastAsia="zh-CN"/>
-        </w:rPr>
-        <w:t>：</w:t>
-      </w:r>
-      <w:r>
-        <w:rPr>
-          <w:rFonts w:hint="eastAsia" w:ascii="Segoe UI" w:hAnsi="Segoe UI" w:eastAsia="宋体" w:cs="Segoe UI"/>
-          <w:i w:val="0"/>
-          <w:iCs w:val="0"/>
-          <w:caps w:val="0"/>
-          <w:color w:val="92D050"/>
-          <w:spacing w:val="0"/>
-          <w:sz w:val="19"/>
-          <w:szCs w:val="19"/>
-          <w:shd w:val="clear" w:fill="000000"/>
-          <w:lang w:val="en-US" w:eastAsia="zh-CN"/>
-        </w:rPr>
-        <w:t>攻击的命中概率，万分比</w:t>
-      </w:r>
-      <w:r>
-        <w:rPr>
-          <w:rFonts w:hint="default" w:ascii="Segoe UI" w:hAnsi="Segoe UI" w:eastAsia="宋体" w:cs="Segoe UI"/>
-          <w:i w:val="0"/>
-          <w:iCs w:val="0"/>
-          <w:caps w:val="0"/>
-          <w:color w:val="92D050"/>
-          <w:spacing w:val="0"/>
-          <w:sz w:val="19"/>
-          <w:szCs w:val="19"/>
-          <w:shd w:val="clear" w:fill="000000"/>
-          <w:lang w:val="en-US" w:eastAsia="zh-CN"/>
-        </w:rPr>
-        <w:t>;</w:t>
-      </w:r>
-    </w:p>
-    <w:p>
-      <w:pPr>
-        <w:keepNext w:val="0"/>
-        <w:keepLines w:val="0"/>
-        <w:widowControl/>
-        <w:suppressLineNumbers w:val="0"/>
-        <w:pBdr>
-          <w:top w:val="none" w:color="6FC3DF" w:sz="0" w:space="0"/>
-          <w:left w:val="none" w:color="6FC3DF" w:sz="0" w:space="0"/>
-          <w:bottom w:val="none" w:color="6FC3DF" w:sz="0" w:space="0"/>
-          <w:right w:val="none" w:color="6FC3DF" w:sz="0" w:space="0"/>
-        </w:pBdr>
-        <w:shd w:val="clear" w:fill="000000"/>
-        <w:ind w:left="0" w:firstLine="0"/>
-        <w:rPr>
-          <w:rFonts w:hint="default" w:ascii="Segoe UI" w:hAnsi="Segoe UI" w:eastAsia="宋体" w:cs="Segoe UI"/>
-          <w:i w:val="0"/>
-          <w:iCs w:val="0"/>
-          <w:caps w:val="0"/>
-          <w:color w:val="92D050"/>
-          <w:spacing w:val="0"/>
-          <w:sz w:val="19"/>
-          <w:szCs w:val="19"/>
-          <w:shd w:val="clear" w:fill="000000"/>
-          <w:lang w:val="en-US" w:eastAsia="zh-CN"/>
-        </w:rPr>
-      </w:pPr>
-      <w:r>
-        <w:rPr>
-          <w:rFonts w:hint="default" w:ascii="Segoe UI" w:hAnsi="Segoe UI" w:eastAsia="Segoe UI" w:cs="Segoe UI"/>
-          <w:i w:val="0"/>
-          <w:iCs w:val="0"/>
-          <w:caps w:val="0"/>
-          <w:color w:val="92D050"/>
-          <w:spacing w:val="0"/>
-          <w:sz w:val="19"/>
-          <w:szCs w:val="19"/>
-          <w:shd w:val="clear" w:fill="000000"/>
-        </w:rPr>
-        <w:t>闪避率</w:t>
-      </w:r>
-      <w:r>
-        <w:rPr>
-          <w:rFonts w:hint="eastAsia" w:ascii="Segoe UI" w:hAnsi="Segoe UI" w:eastAsia="宋体" w:cs="Segoe UI"/>
-          <w:i w:val="0"/>
-          <w:iCs w:val="0"/>
-          <w:caps w:val="0"/>
-          <w:color w:val="92D050"/>
-          <w:spacing w:val="0"/>
-          <w:sz w:val="19"/>
-          <w:szCs w:val="19"/>
-          <w:shd w:val="clear" w:fill="000000"/>
-          <w:lang w:eastAsia="zh-CN"/>
-        </w:rPr>
-        <w:t>：</w:t>
-      </w:r>
-      <w:r>
-        <w:rPr>
-          <w:rFonts w:hint="eastAsia" w:ascii="Segoe UI" w:hAnsi="Segoe UI" w:eastAsia="宋体" w:cs="Segoe UI"/>
-          <w:i w:val="0"/>
-          <w:iCs w:val="0"/>
-          <w:caps w:val="0"/>
-          <w:color w:val="92D050"/>
-          <w:spacing w:val="0"/>
-          <w:sz w:val="19"/>
-          <w:szCs w:val="19"/>
-          <w:shd w:val="clear" w:fill="000000"/>
-          <w:lang w:val="en-US" w:eastAsia="zh-CN"/>
-        </w:rPr>
-        <w:t>被攻击时的躲闪概率，万分比</w:t>
-      </w:r>
-      <w:r>
-        <w:rPr>
-          <w:rFonts w:hint="default" w:ascii="Segoe UI" w:hAnsi="Segoe UI" w:eastAsia="宋体" w:cs="Segoe UI"/>
-          <w:i w:val="0"/>
-          <w:iCs w:val="0"/>
-          <w:caps w:val="0"/>
-          <w:color w:val="92D050"/>
-          <w:spacing w:val="0"/>
-          <w:sz w:val="19"/>
-          <w:szCs w:val="19"/>
-          <w:shd w:val="clear" w:fill="000000"/>
-          <w:lang w:val="en-US" w:eastAsia="zh-CN"/>
-        </w:rPr>
-        <w:t>;</w:t>
-      </w:r>
-    </w:p>
-    <w:p>
-      <w:pPr>
-        <w:keepNext w:val="0"/>
-        <w:keepLines w:val="0"/>
-        <w:widowControl/>
+          <w:rStyle w:val="6"/>
+          <w:rFonts w:hint="eastAsia" w:ascii="Segoe UI" w:hAnsi="Segoe UI" w:eastAsia="Segoe UI" w:cs="Segoe UI"/>
+          <w:bCs/>
+          <w:i w:val="0"/>
+          <w:iCs w:val="0"/>
+          <w:caps w:val="0"/>
+          <w:color w:val="92D050"/>
+          <w:spacing w:val="0"/>
+          <w:kern w:val="0"/>
+          <w:sz w:val="27"/>
+          <w:szCs w:val="27"/>
+          <w:shd w:val="clear" w:fill="000000"/>
+          <w:lang w:val="en-US" w:eastAsia="zh-CN" w:bidi="ar"/>
+        </w:rPr>
+      </w:pPr>
+      <w:r>
+        <w:rPr>
+          <w:rStyle w:val="6"/>
+          <w:rFonts w:hint="eastAsia" w:ascii="Segoe UI" w:hAnsi="Segoe UI" w:eastAsia="Segoe UI" w:cs="Segoe UI"/>
+          <w:bCs/>
+          <w:i w:val="0"/>
+          <w:iCs w:val="0"/>
+          <w:caps w:val="0"/>
+          <w:color w:val="92D050"/>
+          <w:spacing w:val="0"/>
+          <w:kern w:val="0"/>
+          <w:sz w:val="27"/>
+          <w:szCs w:val="27"/>
+          <w:shd w:val="clear" w:fill="000000"/>
+          <w:lang w:val="en-US" w:eastAsia="zh-CN" w:bidi="ar"/>
+        </w:rPr>
+        <w:t>逻辑变化提醒：</w:t>
+      </w:r>
+    </w:p>
+    <w:p>
+      <w:pPr>
+        <w:keepNext w:val="0"/>
+        <w:keepLines w:val="0"/>
+        <w:widowControl/>
+        <w:numPr>
+          <w:ilvl w:val="0"/>
+          <w:numId w:val="4"/>
+        </w:numPr>
         <w:suppressLineNumbers w:val="0"/>
         <w:shd w:val="clear" w:fill="1E1E2E"/>
         <w:spacing w:line="285" w:lineRule="atLeast"/>
         <w:jc w:val="left"/>
         <w:rPr>
+          <w:rFonts w:hint="eastAsia" w:ascii="Consolas" w:hAnsi="Consolas" w:eastAsia="Consolas" w:cs="Consolas"/>
+          <w:b w:val="0"/>
+          <w:bCs w:val="0"/>
+          <w:color w:val="92D050"/>
+          <w:kern w:val="0"/>
+          <w:sz w:val="21"/>
+          <w:szCs w:val="21"/>
+          <w:shd w:val="clear" w:fill="1E1E2E"/>
+          <w:lang w:val="en-US" w:eastAsia="zh-CN" w:bidi="ar"/>
+        </w:rPr>
+      </w:pPr>
+      <w:r>
+        <w:rPr>
+          <w:rFonts w:hint="eastAsia" w:ascii="Segoe UI" w:hAnsi="Segoe UI" w:eastAsia="宋体" w:cs="Segoe UI"/>
+          <w:i w:val="0"/>
+          <w:iCs w:val="0"/>
+          <w:caps w:val="0"/>
+          <w:color w:val="92D050"/>
+          <w:spacing w:val="0"/>
+          <w:sz w:val="19"/>
+          <w:szCs w:val="19"/>
+          <w:shd w:val="clear" w:fill="000000"/>
+          <w:lang w:val="en-US" w:eastAsia="zh-CN"/>
+        </w:rPr>
+        <w:t>之</w:t>
+      </w:r>
+      <w:r>
+        <w:rPr>
+          <w:rFonts w:hint="eastAsia" w:ascii="Segoe UI" w:hAnsi="Segoe UI" w:eastAsia="Segoe UI" w:cs="Segoe UI"/>
+          <w:i w:val="0"/>
+          <w:iCs w:val="0"/>
+          <w:caps w:val="0"/>
+          <w:color w:val="92D050"/>
+          <w:spacing w:val="0"/>
+          <w:sz w:val="19"/>
+          <w:szCs w:val="19"/>
+          <w:shd w:val="clear" w:fill="000000"/>
+          <w:lang w:val="en-US" w:eastAsia="zh-CN"/>
+        </w:rPr>
+        <w:t>前attr表中的【</w:t>
+      </w:r>
+      <w:r>
+        <w:rPr>
           <w:rFonts w:hint="default" w:ascii="Segoe UI" w:hAnsi="Segoe UI" w:eastAsia="Segoe UI" w:cs="Segoe UI"/>
           <w:i w:val="0"/>
           <w:iCs w:val="0"/>
@@ -3809,9 +5246,25 @@
           <w:sz w:val="19"/>
           <w:szCs w:val="19"/>
           <w:shd w:val="clear" w:fill="000000"/>
-          <w:lang w:val="en-US"/>
-        </w:rPr>
-      </w:pPr>
+          <w:lang w:val="en-US" w:eastAsia="zh-CN"/>
+        </w:rPr>
+        <w:t>攻击数量</w:t>
+      </w:r>
+      <w:r>
+        <w:rPr>
+          <w:rFonts w:hint="eastAsia" w:ascii="Segoe UI" w:hAnsi="Segoe UI" w:eastAsia="Segoe UI" w:cs="Segoe UI"/>
+          <w:i w:val="0"/>
+          <w:iCs w:val="0"/>
+          <w:caps w:val="0"/>
+          <w:color w:val="92D050"/>
+          <w:spacing w:val="0"/>
+          <w:sz w:val="19"/>
+          <w:szCs w:val="19"/>
+          <w:shd w:val="clear" w:fill="000000"/>
+          <w:lang w:val="en-US" w:eastAsia="zh-CN"/>
+        </w:rPr>
+        <w:t>】删除，技能和普攻同时能攻击多少个目标（释放子弹数量）由skill表中的</w:t>
+      </w:r>
       <w:r>
         <w:rPr>
           <w:rFonts w:hint="default" w:ascii="Segoe UI" w:hAnsi="Segoe UI" w:eastAsia="Segoe UI" w:cs="Segoe UI"/>
@@ -3823,1248 +5276,24 @@
           <w:sz w:val="19"/>
           <w:szCs w:val="19"/>
           <w:shd w:val="clear" w:fill="000000"/>
-        </w:rPr>
-        <w:t>攻击间隔：释放</w:t>
-      </w:r>
-      <w:r>
-        <w:rPr>
-          <w:rFonts w:hint="eastAsia" w:ascii="Segoe UI" w:hAnsi="Segoe UI" w:eastAsia="宋体" w:cs="Segoe UI"/>
-          <w:i w:val="0"/>
-          <w:iCs w:val="0"/>
-          <w:caps w:val="0"/>
-          <w:color w:val="92D050"/>
-          <w:spacing w:val="0"/>
-          <w:sz w:val="19"/>
-          <w:szCs w:val="19"/>
-          <w:shd w:val="clear" w:fill="000000"/>
-          <w:lang w:val="en-US" w:eastAsia="zh-CN"/>
-        </w:rPr>
-        <w:t>普攻（</w:t>
-      </w:r>
-      <w:r>
-        <w:rPr>
-          <w:rFonts w:hint="default" w:ascii="Segoe UI" w:hAnsi="Segoe UI" w:eastAsia="宋体" w:cs="Segoe UI"/>
-          <w:i w:val="0"/>
-          <w:iCs w:val="0"/>
-          <w:caps w:val="0"/>
-          <w:color w:val="92D050"/>
-          <w:spacing w:val="0"/>
-          <w:sz w:val="19"/>
-          <w:szCs w:val="19"/>
-          <w:shd w:val="clear" w:fill="000000"/>
-          <w:lang w:val="en-US" w:eastAsia="zh-CN"/>
-        </w:rPr>
-        <w:t>attack_skill_ids</w:t>
-      </w:r>
-      <w:r>
-        <w:rPr>
-          <w:rFonts w:hint="eastAsia" w:ascii="Segoe UI" w:hAnsi="Segoe UI" w:eastAsia="宋体" w:cs="Segoe UI"/>
-          <w:i w:val="0"/>
-          <w:iCs w:val="0"/>
-          <w:caps w:val="0"/>
-          <w:color w:val="92D050"/>
-          <w:spacing w:val="0"/>
-          <w:sz w:val="19"/>
-          <w:szCs w:val="19"/>
-          <w:shd w:val="clear" w:fill="000000"/>
-          <w:lang w:val="en-US" w:eastAsia="zh-CN"/>
-        </w:rPr>
-        <w:t>中的id）</w:t>
-      </w:r>
-      <w:r>
-        <w:rPr>
-          <w:rFonts w:hint="default" w:ascii="Segoe UI" w:hAnsi="Segoe UI" w:eastAsia="Segoe UI" w:cs="Segoe UI"/>
-          <w:i w:val="0"/>
-          <w:iCs w:val="0"/>
-          <w:caps w:val="0"/>
-          <w:color w:val="92D050"/>
-          <w:spacing w:val="0"/>
-          <w:sz w:val="19"/>
-          <w:szCs w:val="19"/>
-          <w:shd w:val="clear" w:fill="000000"/>
-        </w:rPr>
-        <w:t>的间隔</w:t>
-      </w:r>
-      <w:r>
-        <w:rPr>
-          <w:rFonts w:hint="eastAsia" w:ascii="Segoe UI" w:hAnsi="Segoe UI" w:eastAsia="宋体" w:cs="Segoe UI"/>
-          <w:i w:val="0"/>
-          <w:iCs w:val="0"/>
-          <w:caps w:val="0"/>
-          <w:color w:val="92D050"/>
-          <w:spacing w:val="0"/>
-          <w:sz w:val="19"/>
-          <w:szCs w:val="19"/>
-          <w:shd w:val="clear" w:fill="000000"/>
-          <w:lang w:val="en-US" w:eastAsia="zh-CN"/>
-        </w:rPr>
-        <w:t>时间，非万分比</w:t>
-      </w:r>
-      <w:r>
-        <w:rPr>
-          <w:rFonts w:hint="default" w:ascii="Segoe UI" w:hAnsi="Segoe UI" w:eastAsia="Segoe UI" w:cs="Segoe UI"/>
-          <w:i w:val="0"/>
-          <w:iCs w:val="0"/>
-          <w:caps w:val="0"/>
-          <w:color w:val="92D050"/>
-          <w:spacing w:val="0"/>
-          <w:sz w:val="19"/>
-          <w:szCs w:val="19"/>
-          <w:shd w:val="clear" w:fill="000000"/>
-          <w:lang w:val="en-US"/>
-        </w:rPr>
-        <w:t>;</w:t>
-      </w:r>
-    </w:p>
-    <w:p>
-      <w:pPr>
-        <w:keepNext w:val="0"/>
-        <w:keepLines w:val="0"/>
-        <w:widowControl/>
-        <w:suppressLineNumbers w:val="0"/>
-        <w:pBdr>
-          <w:top w:val="none" w:color="6FC3DF" w:sz="0" w:space="0"/>
-          <w:left w:val="none" w:color="6FC3DF" w:sz="0" w:space="0"/>
-          <w:bottom w:val="none" w:color="6FC3DF" w:sz="0" w:space="0"/>
-          <w:right w:val="none" w:color="6FC3DF" w:sz="0" w:space="0"/>
-        </w:pBdr>
-        <w:shd w:val="clear" w:fill="000000"/>
-        <w:ind w:left="0" w:firstLine="0"/>
-        <w:rPr>
-          <w:rFonts w:hint="default" w:ascii="Segoe UI" w:hAnsi="Segoe UI" w:eastAsia="Segoe UI" w:cs="Segoe UI"/>
-          <w:i w:val="0"/>
-          <w:iCs w:val="0"/>
-          <w:caps w:val="0"/>
-          <w:color w:val="92D050"/>
-          <w:spacing w:val="0"/>
-          <w:sz w:val="19"/>
-          <w:szCs w:val="19"/>
-          <w:shd w:val="clear" w:fill="000000"/>
-          <w:lang w:val="en-US"/>
-        </w:rPr>
-      </w:pPr>
-      <w:r>
-        <w:rPr>
-          <w:rFonts w:hint="default" w:ascii="Segoe UI" w:hAnsi="Segoe UI" w:eastAsia="Segoe UI" w:cs="Segoe UI"/>
-          <w:i w:val="0"/>
-          <w:iCs w:val="0"/>
-          <w:caps w:val="0"/>
-          <w:color w:val="92D050"/>
-          <w:spacing w:val="0"/>
-          <w:sz w:val="19"/>
-          <w:szCs w:val="19"/>
-          <w:shd w:val="clear" w:fill="000000"/>
-        </w:rPr>
-        <w:t>火/冰/风/电能量（4条）：进入战斗时，获得的能量值</w:t>
-      </w:r>
-      <w:r>
-        <w:rPr>
-          <w:rFonts w:hint="eastAsia" w:ascii="Segoe UI" w:hAnsi="Segoe UI" w:eastAsia="宋体" w:cs="Segoe UI"/>
-          <w:i w:val="0"/>
-          <w:iCs w:val="0"/>
-          <w:caps w:val="0"/>
-          <w:color w:val="92D050"/>
-          <w:spacing w:val="0"/>
-          <w:sz w:val="19"/>
-          <w:szCs w:val="19"/>
-          <w:shd w:val="clear" w:fill="000000"/>
-          <w:lang w:val="en-US" w:eastAsia="zh-CN"/>
-        </w:rPr>
-        <w:t>，非万分比</w:t>
-      </w:r>
-      <w:r>
-        <w:rPr>
-          <w:rFonts w:hint="default" w:ascii="Segoe UI" w:hAnsi="Segoe UI" w:eastAsia="Segoe UI" w:cs="Segoe UI"/>
-          <w:i w:val="0"/>
-          <w:iCs w:val="0"/>
-          <w:caps w:val="0"/>
-          <w:color w:val="92D050"/>
-          <w:spacing w:val="0"/>
-          <w:sz w:val="19"/>
-          <w:szCs w:val="19"/>
-          <w:shd w:val="clear" w:fill="000000"/>
-          <w:lang w:val="en-US"/>
-        </w:rPr>
-        <w:t>;</w:t>
-      </w:r>
-    </w:p>
-    <w:p>
-      <w:pPr>
-        <w:keepNext w:val="0"/>
-        <w:keepLines w:val="0"/>
-        <w:widowControl/>
-        <w:suppressLineNumbers w:val="0"/>
-        <w:pBdr>
-          <w:top w:val="none" w:color="6FC3DF" w:sz="0" w:space="0"/>
-          <w:left w:val="none" w:color="6FC3DF" w:sz="0" w:space="0"/>
-          <w:bottom w:val="none" w:color="6FC3DF" w:sz="0" w:space="0"/>
-          <w:right w:val="none" w:color="6FC3DF" w:sz="0" w:space="0"/>
-        </w:pBdr>
-        <w:shd w:val="clear" w:fill="000000"/>
-        <w:ind w:left="0" w:firstLine="0"/>
-        <w:rPr>
-          <w:rFonts w:hint="default" w:ascii="Segoe UI" w:hAnsi="Segoe UI" w:eastAsia="Segoe UI" w:cs="Segoe UI"/>
-          <w:i w:val="0"/>
-          <w:iCs w:val="0"/>
-          <w:caps w:val="0"/>
-          <w:color w:val="92D050"/>
-          <w:spacing w:val="0"/>
-          <w:sz w:val="19"/>
-          <w:szCs w:val="19"/>
-          <w:shd w:val="clear" w:fill="000000"/>
-          <w:lang w:val="en-US"/>
-        </w:rPr>
-      </w:pPr>
-      <w:r>
-        <w:rPr>
-          <w:rFonts w:hint="default" w:ascii="Segoe UI" w:hAnsi="Segoe UI" w:eastAsia="Segoe UI" w:cs="Segoe UI"/>
-          <w:i w:val="0"/>
-          <w:iCs w:val="0"/>
-          <w:caps w:val="0"/>
-          <w:color w:val="92D050"/>
-          <w:spacing w:val="0"/>
-          <w:sz w:val="19"/>
-          <w:szCs w:val="19"/>
-          <w:shd w:val="clear" w:fill="000000"/>
-        </w:rPr>
-        <w:t>熟练：进入战斗时，随机获得非满级技能经验</w:t>
-      </w:r>
-      <w:r>
-        <w:rPr>
-          <w:rFonts w:hint="eastAsia" w:ascii="Segoe UI" w:hAnsi="Segoe UI" w:eastAsia="宋体" w:cs="Segoe UI"/>
-          <w:i w:val="0"/>
-          <w:iCs w:val="0"/>
-          <w:caps w:val="0"/>
-          <w:color w:val="92D050"/>
-          <w:spacing w:val="0"/>
-          <w:sz w:val="19"/>
-          <w:szCs w:val="19"/>
-          <w:shd w:val="clear" w:fill="000000"/>
-          <w:lang w:val="en-US" w:eastAsia="zh-CN"/>
-        </w:rPr>
-        <w:t>的次数，非万分比</w:t>
-      </w:r>
-      <w:r>
-        <w:rPr>
-          <w:rFonts w:hint="default" w:ascii="Segoe UI" w:hAnsi="Segoe UI" w:eastAsia="Segoe UI" w:cs="Segoe UI"/>
-          <w:i w:val="0"/>
-          <w:iCs w:val="0"/>
-          <w:caps w:val="0"/>
-          <w:color w:val="92D050"/>
-          <w:spacing w:val="0"/>
-          <w:sz w:val="19"/>
-          <w:szCs w:val="19"/>
-          <w:shd w:val="clear" w:fill="000000"/>
-          <w:lang w:val="en-US"/>
-        </w:rPr>
-        <w:t>;</w:t>
-      </w:r>
-    </w:p>
-    <w:p>
-      <w:pPr>
-        <w:keepNext w:val="0"/>
-        <w:keepLines w:val="0"/>
-        <w:widowControl/>
-        <w:suppressLineNumbers w:val="0"/>
-        <w:pBdr>
-          <w:top w:val="none" w:color="6FC3DF" w:sz="0" w:space="0"/>
-          <w:left w:val="none" w:color="6FC3DF" w:sz="0" w:space="0"/>
-          <w:bottom w:val="none" w:color="6FC3DF" w:sz="0" w:space="0"/>
-          <w:right w:val="none" w:color="6FC3DF" w:sz="0" w:space="0"/>
-        </w:pBdr>
-        <w:shd w:val="clear" w:fill="000000"/>
-        <w:ind w:left="0" w:firstLine="0"/>
-        <w:rPr>
-          <w:rFonts w:hint="default" w:ascii="Segoe UI" w:hAnsi="Segoe UI" w:eastAsia="Segoe UI" w:cs="Segoe UI"/>
-          <w:i w:val="0"/>
-          <w:iCs w:val="0"/>
-          <w:caps w:val="0"/>
-          <w:color w:val="92D050"/>
-          <w:spacing w:val="0"/>
-          <w:sz w:val="19"/>
-          <w:szCs w:val="19"/>
-          <w:shd w:val="clear" w:fill="000000"/>
-          <w:lang w:val="en-US"/>
-        </w:rPr>
-      </w:pPr>
-      <w:r>
-        <w:rPr>
-          <w:rFonts w:hint="default" w:ascii="Segoe UI" w:hAnsi="Segoe UI" w:eastAsia="Segoe UI" w:cs="Segoe UI"/>
-          <w:i w:val="0"/>
-          <w:iCs w:val="0"/>
-          <w:caps w:val="0"/>
-          <w:color w:val="92D050"/>
-          <w:spacing w:val="0"/>
-          <w:sz w:val="19"/>
-          <w:szCs w:val="19"/>
-          <w:shd w:val="clear" w:fill="000000"/>
-        </w:rPr>
-        <w:t>匠心：</w:t>
-      </w:r>
-      <w:r>
-        <w:rPr>
-          <w:rFonts w:hint="eastAsia" w:ascii="Segoe UI" w:hAnsi="Segoe UI" w:eastAsia="宋体" w:cs="Segoe UI"/>
-          <w:i w:val="0"/>
-          <w:iCs w:val="0"/>
-          <w:caps w:val="0"/>
-          <w:color w:val="92D050"/>
-          <w:spacing w:val="0"/>
-          <w:sz w:val="19"/>
-          <w:szCs w:val="19"/>
-          <w:shd w:val="clear" w:fill="000000"/>
-          <w:lang w:val="en-US" w:eastAsia="zh-CN"/>
-        </w:rPr>
-        <w:t>熟练</w:t>
-      </w:r>
-      <w:r>
-        <w:rPr>
-          <w:rFonts w:hint="default" w:ascii="Segoe UI" w:hAnsi="Segoe UI" w:eastAsia="Segoe UI" w:cs="Segoe UI"/>
-          <w:i w:val="0"/>
-          <w:iCs w:val="0"/>
-          <w:caps w:val="0"/>
-          <w:color w:val="92D050"/>
-          <w:spacing w:val="0"/>
-          <w:sz w:val="19"/>
-          <w:szCs w:val="19"/>
-          <w:shd w:val="clear" w:fill="000000"/>
-        </w:rPr>
-        <w:t>获得的经验值</w:t>
-      </w:r>
-      <w:r>
-        <w:rPr>
-          <w:rFonts w:hint="eastAsia" w:ascii="Segoe UI" w:hAnsi="Segoe UI" w:eastAsia="宋体" w:cs="Segoe UI"/>
-          <w:i w:val="0"/>
-          <w:iCs w:val="0"/>
-          <w:caps w:val="0"/>
-          <w:color w:val="92D050"/>
-          <w:spacing w:val="0"/>
-          <w:sz w:val="19"/>
-          <w:szCs w:val="19"/>
-          <w:shd w:val="clear" w:fill="000000"/>
-          <w:lang w:val="en-US" w:eastAsia="zh-CN"/>
-        </w:rPr>
-        <w:t>时候单次的经验值数量，非万分比</w:t>
-      </w:r>
-      <w:r>
-        <w:rPr>
-          <w:rFonts w:hint="default" w:ascii="Segoe UI" w:hAnsi="Segoe UI" w:eastAsia="Segoe UI" w:cs="Segoe UI"/>
-          <w:i w:val="0"/>
-          <w:iCs w:val="0"/>
-          <w:caps w:val="0"/>
-          <w:color w:val="92D050"/>
-          <w:spacing w:val="0"/>
-          <w:sz w:val="19"/>
-          <w:szCs w:val="19"/>
-          <w:shd w:val="clear" w:fill="000000"/>
-          <w:lang w:val="en-US"/>
-        </w:rPr>
-        <w:t>;</w:t>
-      </w:r>
-    </w:p>
-    <w:p>
-      <w:pPr>
-        <w:keepNext w:val="0"/>
-        <w:keepLines w:val="0"/>
-        <w:widowControl/>
-        <w:suppressLineNumbers w:val="0"/>
-        <w:shd w:val="clear" w:fill="121314"/>
-        <w:spacing w:line="285" w:lineRule="atLeast"/>
-        <w:jc w:val="left"/>
-        <w:rPr>
-          <w:rFonts w:hint="default" w:ascii="Consolas" w:hAnsi="Consolas" w:eastAsia="Consolas" w:cs="Consolas"/>
-          <w:b w:val="0"/>
-          <w:bCs w:val="0"/>
-          <w:color w:val="92D050"/>
-          <w:kern w:val="0"/>
-          <w:sz w:val="21"/>
-          <w:szCs w:val="21"/>
-          <w:shd w:val="clear" w:fill="121314"/>
-          <w:lang w:val="en-US" w:eastAsia="zh-CN" w:bidi="ar"/>
-        </w:rPr>
-      </w:pPr>
-      <w:r>
-        <w:rPr>
-          <w:rFonts w:hint="default" w:ascii="Consolas" w:hAnsi="Consolas" w:eastAsia="Consolas" w:cs="Consolas"/>
-          <w:b w:val="0"/>
-          <w:bCs w:val="0"/>
-          <w:color w:val="92D050"/>
-          <w:kern w:val="0"/>
-          <w:sz w:val="21"/>
-          <w:szCs w:val="21"/>
-          <w:shd w:val="clear" w:fill="121314"/>
-          <w:lang w:val="en-US" w:eastAsia="zh-CN" w:bidi="ar"/>
-        </w:rPr>
-        <w:t>（举例：熟练为3，匠心为5，代表进入游戏后随机三个技能，获得5点经验）;</w:t>
-      </w:r>
-    </w:p>
-    <w:p>
-      <w:pPr>
-        <w:keepNext w:val="0"/>
-        <w:keepLines w:val="0"/>
-        <w:widowControl/>
-        <w:suppressLineNumbers w:val="0"/>
-        <w:pBdr>
-          <w:top w:val="none" w:color="6FC3DF" w:sz="0" w:space="0"/>
-          <w:left w:val="none" w:color="6FC3DF" w:sz="0" w:space="0"/>
-          <w:bottom w:val="none" w:color="6FC3DF" w:sz="0" w:space="0"/>
-          <w:right w:val="none" w:color="6FC3DF" w:sz="0" w:space="0"/>
-        </w:pBdr>
-        <w:shd w:val="clear" w:fill="000000"/>
-        <w:ind w:left="0" w:firstLine="0"/>
-        <w:rPr>
-          <w:rFonts w:hint="eastAsia" w:ascii="Segoe UI" w:hAnsi="Segoe UI" w:eastAsia="宋体" w:cs="Segoe UI"/>
-          <w:i w:val="0"/>
-          <w:iCs w:val="0"/>
-          <w:caps w:val="0"/>
-          <w:color w:val="92D050"/>
-          <w:spacing w:val="0"/>
-          <w:sz w:val="19"/>
-          <w:szCs w:val="19"/>
-          <w:shd w:val="clear" w:fill="000000"/>
-          <w:lang w:val="en-US" w:eastAsia="zh-CN"/>
-        </w:rPr>
-      </w:pPr>
-      <w:r>
-        <w:rPr>
-          <w:rFonts w:hint="eastAsia" w:ascii="Segoe UI" w:hAnsi="Segoe UI" w:eastAsia="宋体" w:cs="Segoe UI"/>
-          <w:i w:val="0"/>
-          <w:iCs w:val="0"/>
-          <w:caps w:val="0"/>
-          <w:color w:val="92D050"/>
-          <w:spacing w:val="0"/>
-          <w:sz w:val="19"/>
-          <w:szCs w:val="19"/>
-          <w:shd w:val="clear" w:fill="000000"/>
-          <w:lang w:val="en-US" w:eastAsia="zh-CN"/>
-        </w:rPr>
-        <w:t>忘我：获得</w:t>
-      </w:r>
-      <w:r>
-        <w:rPr>
-          <w:rFonts w:hint="default" w:ascii="Segoe UI" w:hAnsi="Segoe UI" w:eastAsia="Segoe UI" w:cs="Segoe UI"/>
-          <w:i w:val="0"/>
-          <w:iCs w:val="0"/>
-          <w:caps w:val="0"/>
-          <w:color w:val="92D050"/>
-          <w:spacing w:val="0"/>
-          <w:sz w:val="19"/>
-          <w:szCs w:val="19"/>
-          <w:shd w:val="clear" w:fill="000000"/>
-        </w:rPr>
-        <w:t>经验值速度加快</w:t>
-      </w:r>
-      <w:r>
-        <w:rPr>
-          <w:rFonts w:hint="eastAsia" w:ascii="Segoe UI" w:hAnsi="Segoe UI" w:eastAsia="宋体" w:cs="Segoe UI"/>
-          <w:i w:val="0"/>
-          <w:iCs w:val="0"/>
-          <w:caps w:val="0"/>
-          <w:color w:val="92D050"/>
-          <w:spacing w:val="0"/>
-          <w:sz w:val="19"/>
-          <w:szCs w:val="19"/>
-          <w:shd w:val="clear" w:fill="000000"/>
-          <w:lang w:val="en-US" w:eastAsia="zh-CN"/>
-        </w:rPr>
-        <w:t>，万分比;</w:t>
-      </w:r>
-    </w:p>
-    <w:p>
-      <w:pPr>
-        <w:keepNext w:val="0"/>
-        <w:keepLines w:val="0"/>
-        <w:widowControl/>
-        <w:suppressLineNumbers w:val="0"/>
-        <w:shd w:val="clear" w:fill="121314"/>
-        <w:spacing w:line="285" w:lineRule="atLeast"/>
-        <w:jc w:val="left"/>
-        <w:rPr>
-          <w:rFonts w:hint="eastAsia" w:ascii="Consolas" w:hAnsi="Consolas" w:eastAsia="Consolas" w:cs="Consolas"/>
-          <w:b w:val="0"/>
-          <w:bCs w:val="0"/>
-          <w:color w:val="92D050"/>
-          <w:kern w:val="0"/>
-          <w:sz w:val="21"/>
-          <w:szCs w:val="21"/>
-          <w:shd w:val="clear" w:fill="121314"/>
-          <w:lang w:val="en-US" w:eastAsia="zh-CN" w:bidi="ar"/>
-        </w:rPr>
-      </w:pPr>
-      <w:r>
-        <w:rPr>
-          <w:rFonts w:hint="eastAsia" w:ascii="Consolas" w:hAnsi="Consolas" w:eastAsia="Consolas" w:cs="Consolas"/>
-          <w:b w:val="0"/>
-          <w:bCs w:val="0"/>
-          <w:color w:val="92D050"/>
-          <w:kern w:val="0"/>
-          <w:sz w:val="21"/>
-          <w:szCs w:val="21"/>
-          <w:shd w:val="clear" w:fill="121314"/>
-          <w:lang w:val="en-US" w:eastAsia="zh-CN" w:bidi="ar"/>
-        </w:rPr>
-        <w:t>（举例：该英雄配置</w:t>
-      </w:r>
-      <w:r>
-        <w:rPr>
-          <w:rFonts w:hint="default" w:ascii="Consolas" w:hAnsi="Consolas" w:eastAsia="Consolas" w:cs="Consolas"/>
-          <w:b w:val="0"/>
-          <w:bCs w:val="0"/>
-          <w:color w:val="92D050"/>
-          <w:kern w:val="0"/>
-          <w:sz w:val="21"/>
-          <w:szCs w:val="21"/>
-          <w:shd w:val="clear" w:fill="121314"/>
-          <w:lang w:val="en-US" w:eastAsia="zh-CN" w:bidi="ar"/>
-        </w:rPr>
-        <w:t>skill_xp_interval</w:t>
-      </w:r>
-      <w:r>
-        <w:rPr>
-          <w:rFonts w:hint="eastAsia" w:ascii="Consolas" w:hAnsi="Consolas" w:eastAsia="Consolas" w:cs="Consolas"/>
-          <w:b w:val="0"/>
-          <w:bCs w:val="0"/>
-          <w:color w:val="92D050"/>
-          <w:kern w:val="0"/>
-          <w:sz w:val="21"/>
-          <w:szCs w:val="21"/>
-          <w:shd w:val="clear" w:fill="121314"/>
-          <w:lang w:val="en-US" w:eastAsia="zh-CN" w:bidi="ar"/>
-        </w:rPr>
-        <w:t>为1，忘我为4000代表40%，</w:t>
-      </w:r>
-      <w:r>
-        <w:rPr>
-          <w:rFonts w:hint="default" w:ascii="Consolas" w:hAnsi="Consolas" w:eastAsia="Consolas" w:cs="Consolas"/>
-          <w:b w:val="0"/>
-          <w:bCs w:val="0"/>
-          <w:color w:val="92D050"/>
-          <w:kern w:val="0"/>
-          <w:sz w:val="21"/>
-          <w:szCs w:val="21"/>
-          <w:shd w:val="clear" w:fill="121314"/>
-          <w:lang w:val="en-US" w:eastAsia="zh-CN" w:bidi="ar"/>
-        </w:rPr>
-        <w:t>skill_xp_interval</w:t>
-      </w:r>
-      <w:r>
-        <w:rPr>
-          <w:rFonts w:hint="eastAsia" w:ascii="Consolas" w:hAnsi="Consolas" w:eastAsia="Consolas" w:cs="Consolas"/>
-          <w:b w:val="0"/>
-          <w:bCs w:val="0"/>
-          <w:color w:val="92D050"/>
-          <w:kern w:val="0"/>
-          <w:sz w:val="21"/>
-          <w:szCs w:val="21"/>
-          <w:shd w:val="clear" w:fill="121314"/>
-          <w:lang w:val="en-US" w:eastAsia="zh-CN" w:bidi="ar"/>
-        </w:rPr>
-        <w:t>的效果会变为0.6）</w:t>
-      </w:r>
-    </w:p>
-    <w:p>
-      <w:pPr>
-        <w:keepNext w:val="0"/>
-        <w:keepLines w:val="0"/>
-        <w:widowControl/>
-        <w:suppressLineNumbers w:val="0"/>
-        <w:pBdr>
-          <w:top w:val="none" w:color="6FC3DF" w:sz="0" w:space="0"/>
-          <w:left w:val="none" w:color="6FC3DF" w:sz="0" w:space="0"/>
-          <w:bottom w:val="none" w:color="6FC3DF" w:sz="0" w:space="0"/>
-          <w:right w:val="none" w:color="6FC3DF" w:sz="0" w:space="0"/>
-        </w:pBdr>
-        <w:shd w:val="clear" w:fill="000000"/>
-        <w:ind w:left="0" w:firstLine="0"/>
-        <w:rPr>
-          <w:rFonts w:hint="eastAsia" w:ascii="Segoe UI" w:hAnsi="Segoe UI" w:eastAsia="宋体" w:cs="Segoe UI"/>
-          <w:i w:val="0"/>
-          <w:iCs w:val="0"/>
-          <w:caps w:val="0"/>
-          <w:color w:val="92D050"/>
-          <w:spacing w:val="0"/>
-          <w:sz w:val="19"/>
-          <w:szCs w:val="19"/>
-          <w:shd w:val="clear" w:fill="000000"/>
-          <w:lang w:val="en-US" w:eastAsia="zh-CN"/>
-        </w:rPr>
-      </w:pPr>
-      <w:r>
-        <w:rPr>
-          <w:rFonts w:hint="eastAsia" w:ascii="Segoe UI" w:hAnsi="Segoe UI" w:eastAsia="宋体" w:cs="Segoe UI"/>
-          <w:i w:val="0"/>
-          <w:iCs w:val="0"/>
-          <w:caps w:val="0"/>
-          <w:color w:val="92D050"/>
-          <w:spacing w:val="0"/>
-          <w:sz w:val="19"/>
-          <w:szCs w:val="19"/>
-          <w:shd w:val="clear" w:fill="000000"/>
-          <w:lang w:val="en-US" w:eastAsia="zh-CN"/>
-        </w:rPr>
-        <w:t>技能冷却：技能冷却时间缩短（最低缩短至30%），万分比；</w:t>
-      </w:r>
-    </w:p>
-    <w:p>
-      <w:pPr>
-        <w:keepNext w:val="0"/>
-        <w:keepLines w:val="0"/>
-        <w:widowControl/>
-        <w:suppressLineNumbers w:val="0"/>
-        <w:pBdr>
-          <w:top w:val="none" w:color="6FC3DF" w:sz="0" w:space="0"/>
-          <w:left w:val="none" w:color="6FC3DF" w:sz="0" w:space="0"/>
-          <w:bottom w:val="none" w:color="6FC3DF" w:sz="0" w:space="0"/>
-          <w:right w:val="none" w:color="6FC3DF" w:sz="0" w:space="0"/>
-        </w:pBdr>
-        <w:shd w:val="clear" w:fill="000000"/>
-        <w:ind w:left="0" w:firstLine="0"/>
-        <w:rPr>
-          <w:rFonts w:hint="default" w:ascii="Segoe UI" w:hAnsi="Segoe UI" w:eastAsia="宋体" w:cs="Segoe UI"/>
-          <w:i w:val="0"/>
-          <w:iCs w:val="0"/>
-          <w:caps w:val="0"/>
-          <w:color w:val="92D050"/>
-          <w:spacing w:val="0"/>
-          <w:sz w:val="19"/>
-          <w:szCs w:val="19"/>
-          <w:shd w:val="clear" w:fill="000000"/>
-          <w:lang w:val="en-US" w:eastAsia="zh-CN"/>
-        </w:rPr>
-      </w:pPr>
-      <w:r>
-        <w:rPr>
-          <w:rFonts w:hint="eastAsia" w:ascii="Segoe UI" w:hAnsi="Segoe UI" w:eastAsia="宋体" w:cs="Segoe UI"/>
-          <w:i w:val="0"/>
-          <w:iCs w:val="0"/>
-          <w:caps w:val="0"/>
-          <w:color w:val="92D050"/>
-          <w:spacing w:val="0"/>
-          <w:sz w:val="19"/>
-          <w:szCs w:val="19"/>
-          <w:shd w:val="clear" w:fill="000000"/>
-          <w:lang w:val="en-US" w:eastAsia="zh-CN"/>
-        </w:rPr>
-        <w:t>奥术冷却：奥术冷却时间缩短（最低缩短至30%），万分比；</w:t>
-      </w:r>
-    </w:p>
-    <w:p>
-      <w:pPr>
-        <w:keepNext w:val="0"/>
-        <w:keepLines w:val="0"/>
-        <w:widowControl/>
-        <w:suppressLineNumbers w:val="0"/>
-        <w:pBdr>
-          <w:top w:val="none" w:color="6FC3DF" w:sz="0" w:space="0"/>
-          <w:left w:val="none" w:color="6FC3DF" w:sz="0" w:space="0"/>
-          <w:bottom w:val="none" w:color="6FC3DF" w:sz="0" w:space="0"/>
-          <w:right w:val="none" w:color="6FC3DF" w:sz="0" w:space="0"/>
-        </w:pBdr>
-        <w:shd w:val="clear" w:fill="000000"/>
-        <w:ind w:left="0" w:firstLine="0"/>
-        <w:rPr>
-          <w:rFonts w:hint="default" w:ascii="Segoe UI" w:hAnsi="Segoe UI" w:eastAsia="宋体" w:cs="Segoe UI"/>
-          <w:i w:val="0"/>
-          <w:iCs w:val="0"/>
-          <w:caps w:val="0"/>
-          <w:color w:val="92D050"/>
-          <w:spacing w:val="0"/>
-          <w:sz w:val="19"/>
-          <w:szCs w:val="19"/>
-          <w:shd w:val="clear" w:fill="000000"/>
-          <w:lang w:val="en-US" w:eastAsia="zh-CN"/>
-        </w:rPr>
-      </w:pPr>
-      <w:r>
-        <w:rPr>
-          <w:rFonts w:hint="default" w:ascii="Segoe UI" w:hAnsi="Segoe UI" w:eastAsia="Segoe UI" w:cs="Segoe UI"/>
-          <w:i w:val="0"/>
-          <w:iCs w:val="0"/>
-          <w:caps w:val="0"/>
-          <w:color w:val="92D050"/>
-          <w:spacing w:val="0"/>
-          <w:sz w:val="19"/>
-          <w:szCs w:val="19"/>
-          <w:shd w:val="clear" w:fill="000000"/>
-        </w:rPr>
-        <w:t>移动速度</w:t>
-      </w:r>
-      <w:r>
-        <w:rPr>
-          <w:rFonts w:hint="eastAsia" w:ascii="Segoe UI" w:hAnsi="Segoe UI" w:eastAsia="宋体" w:cs="Segoe UI"/>
-          <w:i w:val="0"/>
-          <w:iCs w:val="0"/>
-          <w:caps w:val="0"/>
-          <w:color w:val="92D050"/>
-          <w:spacing w:val="0"/>
-          <w:sz w:val="19"/>
-          <w:szCs w:val="19"/>
-          <w:shd w:val="clear" w:fill="000000"/>
-          <w:lang w:val="en-US" w:eastAsia="zh-CN"/>
-        </w:rPr>
-        <w:t>，万分比</w:t>
-      </w:r>
-      <w:r>
-        <w:rPr>
-          <w:rFonts w:hint="default" w:ascii="Segoe UI" w:hAnsi="Segoe UI" w:eastAsia="Segoe UI" w:cs="Segoe UI"/>
-          <w:i w:val="0"/>
-          <w:iCs w:val="0"/>
-          <w:caps w:val="0"/>
-          <w:color w:val="92D050"/>
-          <w:spacing w:val="0"/>
-          <w:sz w:val="19"/>
-          <w:szCs w:val="19"/>
-          <w:shd w:val="clear" w:fill="000000"/>
-          <w:lang w:val="en-US"/>
-        </w:rPr>
-        <w:t>;</w:t>
-      </w:r>
-    </w:p>
-    <w:p>
-      <w:pPr>
-        <w:keepNext w:val="0"/>
-        <w:keepLines w:val="0"/>
-        <w:widowControl/>
-        <w:suppressLineNumbers w:val="0"/>
-        <w:pBdr>
-          <w:top w:val="none" w:color="6FC3DF" w:sz="0" w:space="0"/>
-          <w:left w:val="none" w:color="6FC3DF" w:sz="0" w:space="0"/>
-          <w:bottom w:val="none" w:color="6FC3DF" w:sz="0" w:space="0"/>
-          <w:right w:val="none" w:color="6FC3DF" w:sz="0" w:space="0"/>
-        </w:pBdr>
-        <w:shd w:val="clear" w:fill="000000"/>
-        <w:ind w:left="0" w:firstLine="0"/>
-        <w:rPr>
-          <w:rStyle w:val="6"/>
-          <w:rFonts w:hint="default" w:ascii="Segoe UI" w:hAnsi="Segoe UI" w:eastAsia="Segoe UI" w:cs="Segoe UI"/>
-          <w:bCs/>
-          <w:i w:val="0"/>
-          <w:iCs w:val="0"/>
-          <w:caps w:val="0"/>
-          <w:color w:val="92D050"/>
-          <w:spacing w:val="0"/>
-          <w:kern w:val="0"/>
-          <w:sz w:val="27"/>
-          <w:szCs w:val="27"/>
-          <w:shd w:val="clear" w:fill="000000"/>
-          <w:lang w:val="en-US" w:eastAsia="zh-CN" w:bidi="ar"/>
-        </w:rPr>
-      </w:pPr>
-      <w:r>
-        <w:rPr>
-          <w:rStyle w:val="6"/>
-          <w:rFonts w:hint="default" w:ascii="Segoe UI" w:hAnsi="Segoe UI" w:eastAsia="Segoe UI" w:cs="Segoe UI"/>
-          <w:bCs/>
-          <w:i w:val="0"/>
-          <w:iCs w:val="0"/>
-          <w:caps w:val="0"/>
-          <w:color w:val="92D050"/>
-          <w:spacing w:val="0"/>
-          <w:kern w:val="0"/>
-          <w:sz w:val="27"/>
-          <w:szCs w:val="27"/>
-          <w:shd w:val="clear" w:fill="000000"/>
-          <w:lang w:val="en-US" w:eastAsia="zh-CN" w:bidi="ar"/>
-        </w:rPr>
-        <w:t>伤害公式：</w:t>
-      </w:r>
-    </w:p>
-    <w:p>
-      <w:pPr>
-        <w:keepNext w:val="0"/>
-        <w:keepLines w:val="0"/>
-        <w:widowControl/>
-        <w:suppressLineNumbers w:val="0"/>
-        <w:pBdr>
-          <w:top w:val="none" w:color="6FC3DF" w:sz="0" w:space="0"/>
-          <w:left w:val="none" w:color="6FC3DF" w:sz="0" w:space="0"/>
-          <w:bottom w:val="none" w:color="6FC3DF" w:sz="0" w:space="0"/>
-          <w:right w:val="none" w:color="6FC3DF" w:sz="0" w:space="0"/>
-        </w:pBdr>
-        <w:shd w:val="clear" w:fill="000000"/>
-        <w:ind w:left="0" w:firstLine="0"/>
-        <w:rPr>
-          <w:rFonts w:hint="default" w:ascii="Segoe UI" w:hAnsi="Segoe UI" w:eastAsia="Segoe UI" w:cs="Segoe UI"/>
-          <w:i w:val="0"/>
-          <w:iCs w:val="0"/>
-          <w:caps w:val="0"/>
-          <w:color w:val="92D050"/>
-          <w:spacing w:val="0"/>
-          <w:sz w:val="19"/>
-          <w:szCs w:val="19"/>
-          <w:shd w:val="clear" w:fill="000000"/>
-        </w:rPr>
-      </w:pPr>
-      <w:r>
-        <w:rPr>
-          <w:rFonts w:hint="default" w:ascii="Segoe UI" w:hAnsi="Segoe UI" w:eastAsia="Segoe UI" w:cs="Segoe UI"/>
-          <w:i w:val="0"/>
-          <w:iCs w:val="0"/>
-          <w:caps w:val="0"/>
-          <w:color w:val="92D050"/>
-          <w:spacing w:val="0"/>
-          <w:sz w:val="19"/>
-          <w:szCs w:val="19"/>
-          <w:shd w:val="clear" w:fill="000000"/>
-        </w:rPr>
-        <w:t>Max(0,(攻击力 × 技能倍率) × (1 + 我方加伤 - 对方减免) ×(1+ Max(0，我方暴击伤害-对方暴击伤害抵抗)) × 对首领/精英加成)；计算暴击率时，需要用（我方暴击率-对方暴击抵抗）</w:t>
-      </w:r>
-    </w:p>
-    <w:p>
-      <w:pPr>
-        <w:keepNext w:val="0"/>
-        <w:keepLines w:val="0"/>
-        <w:widowControl/>
-        <w:suppressLineNumbers w:val="0"/>
-        <w:pBdr>
-          <w:top w:val="none" w:color="6FC3DF" w:sz="0" w:space="0"/>
-          <w:left w:val="none" w:color="6FC3DF" w:sz="0" w:space="0"/>
-          <w:bottom w:val="none" w:color="6FC3DF" w:sz="0" w:space="0"/>
-          <w:right w:val="none" w:color="6FC3DF" w:sz="0" w:space="0"/>
-        </w:pBdr>
-        <w:shd w:val="clear" w:fill="000000"/>
-        <w:ind w:left="0" w:firstLine="0"/>
-        <w:rPr>
-          <w:rStyle w:val="6"/>
+          <w:lang w:val="en-US" w:eastAsia="zh-CN"/>
+        </w:rPr>
+        <w:t>atkCnt</w:t>
+      </w:r>
+      <w:r>
+        <w:rPr>
           <w:rFonts w:hint="eastAsia" w:ascii="Segoe UI" w:hAnsi="Segoe UI" w:eastAsia="Segoe UI" w:cs="Segoe UI"/>
-          <w:bCs/>
-          <w:i w:val="0"/>
-          <w:iCs w:val="0"/>
-          <w:caps w:val="0"/>
-          <w:color w:val="92D050"/>
-          <w:spacing w:val="0"/>
-          <w:kern w:val="0"/>
-          <w:sz w:val="27"/>
-          <w:szCs w:val="27"/>
-          <w:shd w:val="clear" w:fill="000000"/>
-          <w:lang w:val="en-US" w:eastAsia="zh-CN" w:bidi="ar"/>
-        </w:rPr>
-      </w:pPr>
-      <w:r>
-        <w:rPr>
-          <w:rStyle w:val="6"/>
-          <w:rFonts w:hint="eastAsia" w:ascii="Segoe UI" w:hAnsi="Segoe UI" w:eastAsia="Segoe UI" w:cs="Segoe UI"/>
-          <w:bCs/>
-          <w:i w:val="0"/>
-          <w:iCs w:val="0"/>
-          <w:caps w:val="0"/>
-          <w:color w:val="92D050"/>
-          <w:spacing w:val="0"/>
-          <w:kern w:val="0"/>
-          <w:sz w:val="27"/>
-          <w:szCs w:val="27"/>
-          <w:shd w:val="clear" w:fill="000000"/>
-          <w:lang w:val="en-US" w:eastAsia="zh-CN" w:bidi="ar"/>
-        </w:rPr>
-        <w:t>配置表中属性初始化：</w:t>
-      </w:r>
-    </w:p>
-    <w:p>
-      <w:pPr>
-        <w:keepNext w:val="0"/>
-        <w:keepLines w:val="0"/>
-        <w:widowControl/>
-        <w:suppressLineNumbers w:val="0"/>
-        <w:pBdr>
-          <w:top w:val="none" w:color="6FC3DF" w:sz="0" w:space="0"/>
-          <w:left w:val="none" w:color="6FC3DF" w:sz="0" w:space="0"/>
-          <w:bottom w:val="none" w:color="6FC3DF" w:sz="0" w:space="0"/>
-          <w:right w:val="none" w:color="6FC3DF" w:sz="0" w:space="0"/>
-        </w:pBdr>
-        <w:shd w:val="clear" w:fill="000000"/>
-        <w:ind w:left="0" w:firstLine="0"/>
-        <w:rPr>
-          <w:rFonts w:ascii="宋体" w:hAnsi="宋体" w:eastAsia="宋体" w:cs="宋体"/>
-          <w:color w:val="92D050"/>
-          <w:sz w:val="24"/>
-          <w:szCs w:val="24"/>
-        </w:rPr>
-      </w:pPr>
-      <w:r>
-        <w:rPr>
-          <w:rFonts w:hint="default" w:ascii="Segoe UI" w:hAnsi="Segoe UI" w:eastAsia="Segoe UI" w:cs="Segoe UI"/>
-          <w:i w:val="0"/>
-          <w:iCs w:val="0"/>
-          <w:caps w:val="0"/>
-          <w:color w:val="92D050"/>
-          <w:spacing w:val="0"/>
-          <w:sz w:val="19"/>
-          <w:szCs w:val="19"/>
-          <w:shd w:val="clear" w:fill="000000"/>
-        </w:rPr>
-        <w:t>所有怪物，召唤物，英雄的attr中的</w:t>
-      </w:r>
-      <w:r>
-        <w:rPr>
-          <w:rFonts w:hint="eastAsia" w:ascii="Segoe UI" w:hAnsi="Segoe UI" w:eastAsia="宋体" w:cs="Segoe UI"/>
-          <w:i w:val="0"/>
-          <w:iCs w:val="0"/>
-          <w:caps w:val="0"/>
-          <w:color w:val="92D050"/>
-          <w:spacing w:val="0"/>
-          <w:sz w:val="19"/>
-          <w:szCs w:val="19"/>
-          <w:shd w:val="clear" w:fill="000000"/>
-          <w:lang w:val="en-US" w:eastAsia="zh-CN"/>
-        </w:rPr>
-        <w:t>攻击，生命，攻击间隔，攻击数量保持不变</w:t>
-      </w:r>
-      <w:r>
-        <w:rPr>
-          <w:rFonts w:hint="default" w:ascii="Segoe UI" w:hAnsi="Segoe UI" w:eastAsia="Segoe UI" w:cs="Segoe UI"/>
-          <w:i w:val="0"/>
-          <w:iCs w:val="0"/>
-          <w:caps w:val="0"/>
-          <w:color w:val="92D050"/>
-          <w:spacing w:val="0"/>
-          <w:sz w:val="19"/>
-          <w:szCs w:val="19"/>
-          <w:shd w:val="clear" w:fill="000000"/>
-        </w:rPr>
-        <w:t>，</w:t>
-      </w:r>
-      <w:r>
-        <w:rPr>
-          <w:rFonts w:hint="eastAsia" w:ascii="Segoe UI" w:hAnsi="Segoe UI" w:eastAsia="宋体" w:cs="Segoe UI"/>
-          <w:i w:val="0"/>
-          <w:iCs w:val="0"/>
-          <w:caps w:val="0"/>
-          <w:color w:val="92D050"/>
-          <w:spacing w:val="0"/>
-          <w:sz w:val="19"/>
-          <w:szCs w:val="19"/>
-          <w:shd w:val="clear" w:fill="000000"/>
-          <w:lang w:val="en-US" w:eastAsia="zh-CN"/>
-        </w:rPr>
-        <w:t>移动速度均为10000，</w:t>
-      </w:r>
-      <w:r>
-        <w:rPr>
-          <w:rFonts w:hint="default" w:ascii="Segoe UI" w:hAnsi="Segoe UI" w:eastAsia="Segoe UI" w:cs="Segoe UI"/>
-          <w:i w:val="0"/>
-          <w:iCs w:val="0"/>
-          <w:caps w:val="0"/>
-          <w:color w:val="92D050"/>
-          <w:spacing w:val="0"/>
-          <w:sz w:val="19"/>
-          <w:szCs w:val="19"/>
-          <w:shd w:val="clear" w:fill="000000"/>
-        </w:rPr>
-        <w:t>命中率均为100%，其他</w:t>
-      </w:r>
-      <w:r>
-        <w:rPr>
-          <w:rFonts w:hint="eastAsia" w:ascii="Segoe UI" w:hAnsi="Segoe UI" w:eastAsia="宋体" w:cs="Segoe UI"/>
-          <w:i w:val="0"/>
-          <w:iCs w:val="0"/>
-          <w:caps w:val="0"/>
-          <w:color w:val="92D050"/>
-          <w:spacing w:val="0"/>
-          <w:sz w:val="19"/>
-          <w:szCs w:val="19"/>
-          <w:shd w:val="clear" w:fill="000000"/>
-          <w:lang w:val="en-US" w:eastAsia="zh-CN"/>
-        </w:rPr>
-        <w:t>先填</w:t>
-      </w:r>
-      <w:r>
-        <w:rPr>
-          <w:rFonts w:hint="default" w:ascii="Segoe UI" w:hAnsi="Segoe UI" w:eastAsia="Segoe UI" w:cs="Segoe UI"/>
-          <w:i w:val="0"/>
-          <w:iCs w:val="0"/>
-          <w:caps w:val="0"/>
-          <w:color w:val="92D050"/>
-          <w:spacing w:val="0"/>
-          <w:sz w:val="19"/>
-          <w:szCs w:val="19"/>
-          <w:shd w:val="clear" w:fill="000000"/>
-        </w:rPr>
-        <w:t>0即可</w:t>
-      </w:r>
-      <w:r>
-        <w:rPr>
-          <w:rFonts w:ascii="宋体" w:hAnsi="宋体" w:eastAsia="宋体" w:cs="宋体"/>
-          <w:color w:val="92D050"/>
-          <w:sz w:val="24"/>
-          <w:szCs w:val="24"/>
-        </w:rPr>
-        <w:t>。</w:t>
-      </w:r>
-    </w:p>
-    <w:p>
-      <w:pPr>
-        <w:keepNext w:val="0"/>
-        <w:keepLines w:val="0"/>
-        <w:widowControl/>
-        <w:suppressLineNumbers w:val="0"/>
-        <w:pBdr>
-          <w:top w:val="none" w:color="6FC3DF" w:sz="0" w:space="0"/>
-          <w:left w:val="none" w:color="6FC3DF" w:sz="0" w:space="0"/>
-          <w:bottom w:val="none" w:color="6FC3DF" w:sz="0" w:space="0"/>
-          <w:right w:val="none" w:color="6FC3DF" w:sz="0" w:space="0"/>
-        </w:pBdr>
-        <w:shd w:val="clear" w:fill="000000"/>
-        <w:ind w:left="0" w:firstLine="0"/>
-        <w:rPr>
-          <w:rStyle w:val="6"/>
-          <w:rFonts w:hint="eastAsia" w:ascii="Segoe UI" w:hAnsi="Segoe UI" w:eastAsia="Segoe UI" w:cs="Segoe UI"/>
-          <w:bCs/>
-          <w:i w:val="0"/>
-          <w:iCs w:val="0"/>
-          <w:caps w:val="0"/>
-          <w:color w:val="92D050"/>
-          <w:spacing w:val="0"/>
-          <w:kern w:val="0"/>
-          <w:sz w:val="27"/>
-          <w:szCs w:val="27"/>
-          <w:shd w:val="clear" w:fill="000000"/>
-          <w:lang w:val="en-US" w:eastAsia="zh-CN" w:bidi="ar"/>
-        </w:rPr>
-      </w:pPr>
-      <w:r>
-        <w:rPr>
-          <w:rStyle w:val="6"/>
-          <w:rFonts w:hint="eastAsia" w:ascii="Segoe UI" w:hAnsi="Segoe UI" w:eastAsia="Segoe UI" w:cs="Segoe UI"/>
-          <w:bCs/>
-          <w:i w:val="0"/>
-          <w:iCs w:val="0"/>
-          <w:caps w:val="0"/>
-          <w:color w:val="92D050"/>
-          <w:spacing w:val="0"/>
-          <w:kern w:val="0"/>
-          <w:sz w:val="27"/>
-          <w:szCs w:val="27"/>
-          <w:shd w:val="clear" w:fill="000000"/>
-          <w:lang w:val="en-US" w:eastAsia="zh-CN" w:bidi="ar"/>
-        </w:rPr>
-        <w:t>召唤物的继承：</w:t>
-      </w:r>
-    </w:p>
-    <w:p>
-      <w:pPr>
-        <w:keepNext w:val="0"/>
-        <w:keepLines w:val="0"/>
-        <w:widowControl/>
-        <w:suppressLineNumbers w:val="0"/>
-        <w:pBdr>
-          <w:top w:val="none" w:color="6FC3DF" w:sz="0" w:space="0"/>
-          <w:left w:val="none" w:color="6FC3DF" w:sz="0" w:space="0"/>
-          <w:bottom w:val="none" w:color="6FC3DF" w:sz="0" w:space="0"/>
-          <w:right w:val="none" w:color="6FC3DF" w:sz="0" w:space="0"/>
-        </w:pBdr>
-        <w:shd w:val="clear" w:fill="000000"/>
-        <w:ind w:left="0" w:firstLine="0"/>
-        <w:rPr>
-          <w:rFonts w:hint="default" w:ascii="Segoe UI" w:hAnsi="Segoe UI" w:eastAsia="Segoe UI" w:cs="Segoe UI"/>
-          <w:i w:val="0"/>
-          <w:iCs w:val="0"/>
-          <w:caps w:val="0"/>
-          <w:color w:val="92D050"/>
-          <w:spacing w:val="0"/>
-          <w:sz w:val="19"/>
-          <w:szCs w:val="19"/>
-          <w:shd w:val="clear" w:fill="000000"/>
-        </w:rPr>
-      </w:pPr>
-      <w:r>
-        <w:rPr>
-          <w:rFonts w:hint="default" w:ascii="Segoe UI" w:hAnsi="Segoe UI" w:eastAsia="Segoe UI" w:cs="Segoe UI"/>
-          <w:i w:val="0"/>
-          <w:iCs w:val="0"/>
-          <w:caps w:val="0"/>
-          <w:color w:val="92D050"/>
-          <w:spacing w:val="0"/>
-          <w:sz w:val="19"/>
-          <w:szCs w:val="19"/>
-          <w:shd w:val="clear" w:fill="000000"/>
-        </w:rPr>
-        <w:t>HeroController中的HandleSummonSkill方法中，attrRatio为继承基础属性比例。</w:t>
-      </w:r>
-    </w:p>
-    <w:p>
-      <w:pPr>
-        <w:keepNext w:val="0"/>
-        <w:keepLines w:val="0"/>
-        <w:widowControl/>
-        <w:suppressLineNumbers w:val="0"/>
-        <w:pBdr>
-          <w:top w:val="none" w:color="6FC3DF" w:sz="0" w:space="0"/>
-          <w:left w:val="none" w:color="6FC3DF" w:sz="0" w:space="0"/>
-          <w:bottom w:val="none" w:color="6FC3DF" w:sz="0" w:space="0"/>
-          <w:right w:val="none" w:color="6FC3DF" w:sz="0" w:space="0"/>
-        </w:pBdr>
-        <w:shd w:val="clear" w:fill="000000"/>
-        <w:ind w:left="0" w:firstLine="0"/>
-        <w:rPr>
-          <w:rFonts w:hint="default" w:ascii="Segoe UI" w:hAnsi="Segoe UI" w:eastAsia="Segoe UI" w:cs="Segoe UI"/>
-          <w:i w:val="0"/>
-          <w:iCs w:val="0"/>
-          <w:caps w:val="0"/>
-          <w:color w:val="92D050"/>
-          <w:spacing w:val="0"/>
-          <w:sz w:val="19"/>
-          <w:szCs w:val="19"/>
-          <w:shd w:val="clear" w:fill="000000"/>
-        </w:rPr>
-      </w:pPr>
-      <w:r>
-        <w:rPr>
-          <w:rFonts w:hint="default" w:ascii="Segoe UI" w:hAnsi="Segoe UI" w:eastAsia="Segoe UI" w:cs="Segoe UI"/>
-          <w:i w:val="0"/>
-          <w:iCs w:val="0"/>
-          <w:caps w:val="0"/>
-          <w:color w:val="92D050"/>
-          <w:spacing w:val="0"/>
-          <w:sz w:val="19"/>
-          <w:szCs w:val="19"/>
-          <w:shd w:val="clear" w:fill="000000"/>
-        </w:rPr>
-        <w:t>如果召唤物在monster表中的attr中有部分属性的配置，则该部分按照配置属性。</w:t>
-      </w:r>
-    </w:p>
-    <w:p>
-      <w:pPr>
-        <w:keepNext w:val="0"/>
-        <w:keepLines w:val="0"/>
-        <w:widowControl/>
-        <w:suppressLineNumbers w:val="0"/>
-        <w:pBdr>
-          <w:top w:val="none" w:color="6FC3DF" w:sz="0" w:space="0"/>
-          <w:left w:val="none" w:color="6FC3DF" w:sz="0" w:space="0"/>
-          <w:bottom w:val="none" w:color="6FC3DF" w:sz="0" w:space="0"/>
-          <w:right w:val="none" w:color="6FC3DF" w:sz="0" w:space="0"/>
-        </w:pBdr>
-        <w:shd w:val="clear" w:fill="000000"/>
-        <w:ind w:left="0" w:firstLine="0"/>
-        <w:rPr>
-          <w:rFonts w:hint="default" w:ascii="Segoe UI" w:hAnsi="Segoe UI" w:eastAsia="Segoe UI" w:cs="Segoe UI"/>
-          <w:i w:val="0"/>
-          <w:iCs w:val="0"/>
-          <w:caps w:val="0"/>
-          <w:color w:val="92D050"/>
-          <w:spacing w:val="0"/>
-          <w:sz w:val="19"/>
-          <w:szCs w:val="19"/>
-          <w:shd w:val="clear" w:fill="000000"/>
-        </w:rPr>
-      </w:pPr>
-      <w:r>
-        <w:rPr>
-          <w:rFonts w:hint="default" w:ascii="Segoe UI" w:hAnsi="Segoe UI" w:eastAsia="Segoe UI" w:cs="Segoe UI"/>
-          <w:i w:val="0"/>
-          <w:iCs w:val="0"/>
-          <w:caps w:val="0"/>
-          <w:color w:val="92D050"/>
-          <w:spacing w:val="0"/>
-          <w:sz w:val="19"/>
-          <w:szCs w:val="19"/>
-          <w:shd w:val="clear" w:fill="000000"/>
-        </w:rPr>
-        <w:t>剩余没有的配置属性，则按照召唤者的属性继承。</w:t>
-      </w:r>
-    </w:p>
-    <w:p>
-      <w:pPr>
-        <w:keepNext w:val="0"/>
-        <w:keepLines w:val="0"/>
-        <w:widowControl/>
-        <w:suppressLineNumbers w:val="0"/>
-        <w:pBdr>
-          <w:top w:val="none" w:color="6FC3DF" w:sz="0" w:space="0"/>
-          <w:left w:val="none" w:color="6FC3DF" w:sz="0" w:space="0"/>
-          <w:bottom w:val="none" w:color="6FC3DF" w:sz="0" w:space="0"/>
-          <w:right w:val="none" w:color="6FC3DF" w:sz="0" w:space="0"/>
-        </w:pBdr>
-        <w:shd w:val="clear" w:fill="000000"/>
-        <w:ind w:left="0" w:firstLine="0"/>
-        <w:rPr>
-          <w:rFonts w:hint="default" w:ascii="Segoe UI" w:hAnsi="Segoe UI" w:eastAsia="Segoe UI" w:cs="Segoe UI"/>
-          <w:i w:val="0"/>
-          <w:iCs w:val="0"/>
-          <w:caps w:val="0"/>
-          <w:color w:val="92D050"/>
-          <w:spacing w:val="0"/>
-          <w:sz w:val="19"/>
-          <w:szCs w:val="19"/>
-          <w:shd w:val="clear" w:fill="000000"/>
-        </w:rPr>
-      </w:pPr>
-      <w:r>
-        <w:rPr>
-          <w:rFonts w:hint="eastAsia" w:ascii="Segoe UI" w:hAnsi="Segoe UI" w:eastAsia="宋体" w:cs="Segoe UI"/>
-          <w:i w:val="0"/>
-          <w:iCs w:val="0"/>
-          <w:caps w:val="0"/>
-          <w:color w:val="92D050"/>
-          <w:spacing w:val="0"/>
-          <w:sz w:val="19"/>
-          <w:szCs w:val="19"/>
-          <w:shd w:val="clear" w:fill="000000"/>
-          <w:lang w:val="en-US" w:eastAsia="zh-CN"/>
-        </w:rPr>
-        <w:t>继承的属性，如果在attr表中配置类型为1</w:t>
-      </w:r>
-      <w:r>
-        <w:rPr>
-          <w:rFonts w:hint="default" w:ascii="Segoe UI" w:hAnsi="Segoe UI" w:eastAsia="Segoe UI" w:cs="Segoe UI"/>
-          <w:i w:val="0"/>
-          <w:iCs w:val="0"/>
-          <w:caps w:val="0"/>
-          <w:color w:val="92D050"/>
-          <w:spacing w:val="0"/>
-          <w:sz w:val="19"/>
-          <w:szCs w:val="19"/>
-          <w:shd w:val="clear" w:fill="000000"/>
-        </w:rPr>
-        <w:t>，则还需要按照attrRatio/10000的比例继承。</w:t>
-      </w:r>
-    </w:p>
-    <w:p>
-      <w:pPr>
-        <w:keepNext w:val="0"/>
-        <w:keepLines w:val="0"/>
-        <w:widowControl/>
-        <w:suppressLineNumbers w:val="0"/>
-        <w:pBdr>
-          <w:top w:val="none" w:color="6FC3DF" w:sz="0" w:space="0"/>
-          <w:left w:val="none" w:color="6FC3DF" w:sz="0" w:space="0"/>
-          <w:bottom w:val="none" w:color="6FC3DF" w:sz="0" w:space="0"/>
-          <w:right w:val="none" w:color="6FC3DF" w:sz="0" w:space="0"/>
-        </w:pBdr>
-        <w:shd w:val="clear" w:fill="000000"/>
-        <w:ind w:left="0" w:firstLine="0"/>
-        <w:rPr>
-          <w:rStyle w:val="6"/>
-          <w:rFonts w:hint="eastAsia" w:ascii="Segoe UI" w:hAnsi="Segoe UI" w:eastAsia="Segoe UI" w:cs="Segoe UI"/>
-          <w:bCs/>
-          <w:i w:val="0"/>
-          <w:iCs w:val="0"/>
-          <w:caps w:val="0"/>
-          <w:color w:val="92D050"/>
-          <w:spacing w:val="0"/>
-          <w:kern w:val="0"/>
-          <w:sz w:val="27"/>
-          <w:szCs w:val="27"/>
-          <w:shd w:val="clear" w:fill="000000"/>
-          <w:lang w:val="en-US" w:eastAsia="zh-CN" w:bidi="ar"/>
-        </w:rPr>
-      </w:pPr>
-      <w:r>
-        <w:rPr>
-          <w:rStyle w:val="6"/>
-          <w:rFonts w:hint="eastAsia" w:ascii="Segoe UI" w:hAnsi="Segoe UI" w:eastAsia="Segoe UI" w:cs="Segoe UI"/>
-          <w:bCs/>
-          <w:i w:val="0"/>
-          <w:iCs w:val="0"/>
-          <w:caps w:val="0"/>
-          <w:color w:val="92D050"/>
-          <w:spacing w:val="0"/>
-          <w:kern w:val="0"/>
-          <w:sz w:val="27"/>
-          <w:szCs w:val="27"/>
-          <w:shd w:val="clear" w:fill="000000"/>
-          <w:lang w:val="en-US" w:eastAsia="zh-CN" w:bidi="ar"/>
-        </w:rPr>
-        <w:t>逻辑变化提醒：</w:t>
+          <w:i w:val="0"/>
+          <w:iCs w:val="0"/>
+          <w:caps w:val="0"/>
+          <w:color w:val="92D050"/>
+          <w:spacing w:val="0"/>
+          <w:sz w:val="19"/>
+          <w:szCs w:val="19"/>
+          <w:shd w:val="clear" w:fill="000000"/>
+          <w:lang w:val="en-US" w:eastAsia="zh-CN"/>
+        </w:rPr>
+        <w:t>字段决定。</w:t>
       </w:r>
     </w:p>
     <w:p>
@@ -5074,123 +5303,7 @@
         <w:widowControl/>
         <w:numPr>
           <w:ilvl w:val="0"/>
-          <w:numId w:val="3"/>
-        </w:numPr>
-        <w:suppressLineNumbers w:val="0"/>
-        <w:shd w:val="clear" w:fill="1E1E2E"/>
-        <w:spacing w:line="285" w:lineRule="atLeast"/>
-        <w:jc w:val="left"/>
-        <w:rPr>
-          <w:rFonts w:hint="eastAsia" w:ascii="Consolas" w:hAnsi="Consolas" w:eastAsia="Consolas" w:cs="Consolas"/>
-          <w:b w:val="0"/>
-          <w:bCs w:val="0"/>
-          <w:color w:val="92D050"/>
-          <w:kern w:val="0"/>
-          <w:sz w:val="21"/>
-          <w:szCs w:val="21"/>
-          <w:shd w:val="clear" w:fill="1E1E2E"/>
-          <w:lang w:val="en-US" w:eastAsia="zh-CN" w:bidi="ar"/>
-        </w:rPr>
-      </w:pPr>
-      <w:r>
-        <w:rPr>
-          <w:rFonts w:hint="eastAsia" w:ascii="Segoe UI" w:hAnsi="Segoe UI" w:eastAsia="宋体" w:cs="Segoe UI"/>
-          <w:i w:val="0"/>
-          <w:iCs w:val="0"/>
-          <w:caps w:val="0"/>
-          <w:color w:val="92D050"/>
-          <w:spacing w:val="0"/>
-          <w:sz w:val="19"/>
-          <w:szCs w:val="19"/>
-          <w:shd w:val="clear" w:fill="000000"/>
-          <w:lang w:val="en-US" w:eastAsia="zh-CN"/>
-        </w:rPr>
-        <w:t>之</w:t>
-      </w:r>
-      <w:r>
-        <w:rPr>
-          <w:rFonts w:hint="eastAsia" w:ascii="Segoe UI" w:hAnsi="Segoe UI" w:eastAsia="Segoe UI" w:cs="Segoe UI"/>
-          <w:i w:val="0"/>
-          <w:iCs w:val="0"/>
-          <w:caps w:val="0"/>
-          <w:color w:val="92D050"/>
-          <w:spacing w:val="0"/>
-          <w:sz w:val="19"/>
-          <w:szCs w:val="19"/>
-          <w:shd w:val="clear" w:fill="000000"/>
-          <w:lang w:val="en-US" w:eastAsia="zh-CN"/>
-        </w:rPr>
-        <w:t>前attr表中的【</w:t>
-      </w:r>
-      <w:r>
-        <w:rPr>
-          <w:rFonts w:hint="default" w:ascii="Segoe UI" w:hAnsi="Segoe UI" w:eastAsia="Segoe UI" w:cs="Segoe UI"/>
-          <w:i w:val="0"/>
-          <w:iCs w:val="0"/>
-          <w:caps w:val="0"/>
-          <w:color w:val="92D050"/>
-          <w:spacing w:val="0"/>
-          <w:sz w:val="19"/>
-          <w:szCs w:val="19"/>
-          <w:shd w:val="clear" w:fill="000000"/>
-          <w:lang w:val="en-US" w:eastAsia="zh-CN"/>
-        </w:rPr>
-        <w:t>攻击数量</w:t>
-      </w:r>
-      <w:r>
-        <w:rPr>
-          <w:rFonts w:hint="eastAsia" w:ascii="Segoe UI" w:hAnsi="Segoe UI" w:eastAsia="Segoe UI" w:cs="Segoe UI"/>
-          <w:i w:val="0"/>
-          <w:iCs w:val="0"/>
-          <w:caps w:val="0"/>
-          <w:color w:val="92D050"/>
-          <w:spacing w:val="0"/>
-          <w:sz w:val="19"/>
-          <w:szCs w:val="19"/>
-          <w:shd w:val="clear" w:fill="000000"/>
-          <w:lang w:val="en-US" w:eastAsia="zh-CN"/>
-        </w:rPr>
-        <w:t>】删除，技能和普攻同时能攻击多少个目标（释放子弹数量）由skill表中的</w:t>
-      </w:r>
-      <w:r>
-        <w:rPr>
-          <w:rFonts w:hint="default" w:ascii="Segoe UI" w:hAnsi="Segoe UI" w:eastAsia="Segoe UI" w:cs="Segoe UI"/>
-          <w:i w:val="0"/>
-          <w:iCs w:val="0"/>
-          <w:caps w:val="0"/>
-          <w:color w:val="92D050"/>
-          <w:spacing w:val="0"/>
-          <w:sz w:val="19"/>
-          <w:szCs w:val="19"/>
-          <w:shd w:val="clear" w:fill="000000"/>
-          <w:lang w:val="en-US" w:eastAsia="zh-CN"/>
-        </w:rPr>
-        <w:t>atkCnt</w:t>
-      </w:r>
-      <w:r>
-        <w:rPr>
-          <w:rFonts w:hint="eastAsia" w:ascii="Segoe UI" w:hAnsi="Segoe UI" w:eastAsia="Segoe UI" w:cs="Segoe UI"/>
-          <w:i w:val="0"/>
-          <w:iCs w:val="0"/>
-          <w:caps w:val="0"/>
-          <w:color w:val="92D050"/>
-          <w:spacing w:val="0"/>
-          <w:sz w:val="19"/>
-          <w:szCs w:val="19"/>
-          <w:shd w:val="clear" w:fill="000000"/>
-          <w:lang w:val="en-US" w:eastAsia="zh-CN"/>
-        </w:rPr>
-        <w:t>字段决定。</w:t>
-      </w:r>
-    </w:p>
-    <w:p>
-      <w:pPr>
-        <w:keepNext w:val="0"/>
-        <w:keepLines w:val="0"/>
-        <w:widowControl/>
-        <w:numPr>
-          <w:ilvl w:val="0"/>
-          <w:numId w:val="3"/>
+          <w:numId w:val="4"/>
         </w:numPr>
         <w:suppressLineNumbers w:val="0"/>
         <w:shd w:val="clear" w:fill="181A1B"/>
@@ -5293,7 +5406,7 @@
         <w:widowControl/>
         <w:numPr>
           <w:ilvl w:val="0"/>
-          <w:numId w:val="3"/>
+          <w:numId w:val="4"/>
         </w:numPr>
         <w:suppressLineNumbers w:val="0"/>
         <w:shd w:val="clear" w:fill="181A1B"/>
@@ -6379,7 +6492,7 @@
         <w:widowControl/>
         <w:numPr>
           <w:ilvl w:val="0"/>
-          <w:numId w:val="4"/>
+          <w:numId w:val="5"/>
         </w:numPr>
         <w:suppressLineNumbers w:val="0"/>
         <w:pBdr>
@@ -6578,7 +6691,7 @@
         <w:widowControl/>
         <w:numPr>
           <w:ilvl w:val="0"/>
-          <w:numId w:val="4"/>
+          <w:numId w:val="5"/>
         </w:numPr>
         <w:suppressLineNumbers w:val="0"/>
         <w:pBdr>
@@ -6655,7 +6768,7 @@
         <w:widowControl/>
         <w:numPr>
           <w:ilvl w:val="0"/>
-          <w:numId w:val="4"/>
+          <w:numId w:val="5"/>
         </w:numPr>
         <w:suppressLineNumbers w:val="0"/>
         <w:pBdr>
@@ -6702,7 +6815,7 @@
         <w:widowControl/>
         <w:numPr>
           <w:ilvl w:val="0"/>
-          <w:numId w:val="4"/>
+          <w:numId w:val="5"/>
         </w:numPr>
         <w:suppressLineNumbers w:val="0"/>
         <w:pBdr>
@@ -13402,33 +13515,340 @@
         <w:shd w:val="clear" w:fill="000000"/>
         <w:ind w:left="0" w:firstLine="0"/>
         <w:rPr>
+          <w:rFonts w:hint="eastAsia" w:ascii="Segoe UI" w:hAnsi="Segoe UI" w:eastAsia="宋体" w:cs="Segoe UI"/>
+          <w:i w:val="0"/>
+          <w:iCs w:val="0"/>
+          <w:caps w:val="0"/>
+          <w:color w:val="92D050"/>
+          <w:spacing w:val="0"/>
+          <w:sz w:val="19"/>
+          <w:szCs w:val="19"/>
+          <w:shd w:val="clear" w:fill="000000"/>
+          <w:lang w:val="en-US" w:eastAsia="zh-CN"/>
+        </w:rPr>
+      </w:pPr>
+      <w:r>
+        <w:rPr>
+          <w:rFonts w:hint="eastAsia" w:ascii="Segoe UI" w:hAnsi="Segoe UI" w:eastAsia="宋体" w:cs="Segoe UI"/>
+          <w:i w:val="0"/>
+          <w:iCs w:val="0"/>
+          <w:caps w:val="0"/>
+          <w:color w:val="92D050"/>
+          <w:spacing w:val="0"/>
+          <w:sz w:val="19"/>
+          <w:szCs w:val="19"/>
+          <w:shd w:val="clear" w:fill="000000"/>
+          <w:lang w:val="en-US" w:eastAsia="zh-CN"/>
+        </w:rPr>
+        <w:t>-点击藏品还要弹出藏品详情窗口。</w:t>
+      </w:r>
+    </w:p>
+    <w:p>
+      <w:pPr>
+        <w:keepNext w:val="0"/>
+        <w:keepLines w:val="0"/>
+        <w:widowControl/>
+        <w:suppressLineNumbers w:val="0"/>
+        <w:pBdr>
+          <w:top w:val="none" w:color="6FC3DF" w:sz="0" w:space="0"/>
+          <w:left w:val="none" w:color="6FC3DF" w:sz="0" w:space="0"/>
+          <w:bottom w:val="none" w:color="6FC3DF" w:sz="0" w:space="0"/>
+          <w:right w:val="none" w:color="6FC3DF" w:sz="0" w:space="0"/>
+        </w:pBdr>
+        <w:shd w:val="clear" w:fill="000000"/>
+        <w:ind w:left="0" w:firstLine="0"/>
+        <w:rPr>
+          <w:rFonts w:hint="eastAsia" w:ascii="Segoe UI" w:hAnsi="Segoe UI" w:eastAsia="宋体" w:cs="Segoe UI"/>
+          <w:i w:val="0"/>
+          <w:iCs w:val="0"/>
+          <w:caps w:val="0"/>
+          <w:color w:val="92D050"/>
+          <w:spacing w:val="0"/>
+          <w:sz w:val="19"/>
+          <w:szCs w:val="19"/>
+          <w:shd w:val="clear" w:fill="000000"/>
+          <w:lang w:val="en-US" w:eastAsia="zh-CN"/>
+        </w:rPr>
+      </w:pPr>
+    </w:p>
+    <w:p>
+      <w:pPr>
+        <w:keepNext w:val="0"/>
+        <w:keepLines w:val="0"/>
+        <w:widowControl/>
+        <w:suppressLineNumbers w:val="0"/>
+        <w:pBdr>
+          <w:top w:val="none" w:color="6FC3DF" w:sz="0" w:space="0"/>
+          <w:left w:val="none" w:color="6FC3DF" w:sz="0" w:space="0"/>
+          <w:bottom w:val="none" w:color="6FC3DF" w:sz="0" w:space="0"/>
+          <w:right w:val="none" w:color="6FC3DF" w:sz="0" w:space="0"/>
+        </w:pBdr>
+        <w:shd w:val="clear" w:fill="000000"/>
+        <w:ind w:left="0" w:firstLine="0"/>
+        <w:rPr>
+          <w:rStyle w:val="6"/>
           <w:rFonts w:hint="default" w:ascii="Segoe UI" w:hAnsi="Segoe UI" w:eastAsia="宋体" w:cs="Segoe UI"/>
-          <w:i w:val="0"/>
-          <w:iCs w:val="0"/>
-          <w:caps w:val="0"/>
-          <w:color w:val="92D050"/>
-          <w:spacing w:val="0"/>
-          <w:sz w:val="19"/>
-          <w:szCs w:val="19"/>
-          <w:shd w:val="clear" w:fill="000000"/>
-          <w:lang w:val="en-US" w:eastAsia="zh-CN"/>
-        </w:rPr>
-      </w:pPr>
-      <w:r>
-        <w:rPr>
-          <w:rFonts w:hint="eastAsia" w:ascii="Segoe UI" w:hAnsi="Segoe UI" w:eastAsia="宋体" w:cs="Segoe UI"/>
-          <w:i w:val="0"/>
-          <w:iCs w:val="0"/>
-          <w:caps w:val="0"/>
-          <w:color w:val="92D050"/>
-          <w:spacing w:val="0"/>
-          <w:sz w:val="19"/>
-          <w:szCs w:val="19"/>
-          <w:shd w:val="clear" w:fill="000000"/>
-          <w:lang w:val="en-US" w:eastAsia="zh-CN"/>
-        </w:rPr>
-        <w:t>-点击藏品还要弹出藏品详情窗口。</w:t>
-      </w:r>
+          <w:bCs/>
+          <w:i w:val="0"/>
+          <w:iCs w:val="0"/>
+          <w:caps w:val="0"/>
+          <w:color w:val="92D050"/>
+          <w:spacing w:val="0"/>
+          <w:kern w:val="0"/>
+          <w:sz w:val="27"/>
+          <w:szCs w:val="27"/>
+          <w:shd w:val="clear" w:fill="000000"/>
+          <w:lang w:val="en-US" w:eastAsia="zh-CN" w:bidi="ar"/>
+        </w:rPr>
+      </w:pPr>
+      <w:r>
+        <w:rPr>
+          <w:rStyle w:val="6"/>
+          <w:rFonts w:hint="eastAsia" w:ascii="Segoe UI" w:hAnsi="Segoe UI" w:eastAsia="Segoe UI" w:cs="Segoe UI"/>
+          <w:bCs/>
+          <w:i w:val="0"/>
+          <w:iCs w:val="0"/>
+          <w:caps w:val="0"/>
+          <w:color w:val="92D050"/>
+          <w:spacing w:val="0"/>
+          <w:kern w:val="0"/>
+          <w:sz w:val="27"/>
+          <w:szCs w:val="27"/>
+          <w:shd w:val="clear" w:fill="000000"/>
+          <w:lang w:val="en-US" w:eastAsia="zh-CN" w:bidi="ar"/>
+        </w:rPr>
+        <w:t>unit</w:t>
+      </w:r>
+      <w:r>
+        <w:rPr>
+          <w:rStyle w:val="6"/>
+          <w:rFonts w:hint="eastAsia" w:ascii="Segoe UI" w:hAnsi="Segoe UI" w:eastAsia="宋体" w:cs="Segoe UI"/>
+          <w:bCs/>
+          <w:i w:val="0"/>
+          <w:iCs w:val="0"/>
+          <w:caps w:val="0"/>
+          <w:color w:val="92D050"/>
+          <w:spacing w:val="0"/>
+          <w:kern w:val="0"/>
+          <w:sz w:val="27"/>
+          <w:szCs w:val="27"/>
+          <w:shd w:val="clear" w:fill="000000"/>
+          <w:lang w:val="en-US" w:eastAsia="zh-CN" w:bidi="ar"/>
+        </w:rPr>
+        <w:t>管理</w:t>
+      </w:r>
+    </w:p>
+    <w:p>
+      <w:pPr>
+        <w:keepNext w:val="0"/>
+        <w:keepLines w:val="0"/>
+        <w:widowControl/>
+        <w:suppressLineNumbers w:val="0"/>
+        <w:pBdr>
+          <w:top w:val="none" w:color="6FC3DF" w:sz="0" w:space="0"/>
+          <w:left w:val="none" w:color="6FC3DF" w:sz="0" w:space="0"/>
+          <w:bottom w:val="none" w:color="6FC3DF" w:sz="0" w:space="0"/>
+          <w:right w:val="none" w:color="6FC3DF" w:sz="0" w:space="0"/>
+        </w:pBdr>
+        <w:shd w:val="clear" w:fill="000000"/>
+        <w:ind w:left="0" w:firstLine="0"/>
+        <w:rPr>
+          <w:rFonts w:hint="eastAsia" w:ascii="Segoe UI" w:hAnsi="Segoe UI" w:eastAsia="宋体" w:cs="Segoe UI"/>
+          <w:i w:val="0"/>
+          <w:iCs w:val="0"/>
+          <w:caps w:val="0"/>
+          <w:color w:val="92D050"/>
+          <w:spacing w:val="0"/>
+          <w:sz w:val="19"/>
+          <w:szCs w:val="19"/>
+          <w:shd w:val="clear" w:fill="000000"/>
+          <w:lang w:val="en-US" w:eastAsia="zh-CN"/>
+        </w:rPr>
+      </w:pPr>
+      <w:r>
+        <w:rPr>
+          <w:rFonts w:hint="eastAsia" w:ascii="Segoe UI" w:hAnsi="Segoe UI" w:eastAsia="宋体" w:cs="Segoe UI"/>
+          <w:i w:val="0"/>
+          <w:iCs w:val="0"/>
+          <w:caps w:val="0"/>
+          <w:color w:val="92D050"/>
+          <w:spacing w:val="0"/>
+          <w:sz w:val="19"/>
+          <w:szCs w:val="19"/>
+          <w:shd w:val="clear" w:fill="000000"/>
+          <w:lang w:val="en-US" w:eastAsia="zh-CN"/>
+        </w:rPr>
+        <w:t>优化summon,hero,monster,boss的创建。</w:t>
+      </w:r>
+    </w:p>
+    <w:p>
+      <w:pPr>
+        <w:keepNext w:val="0"/>
+        <w:keepLines w:val="0"/>
+        <w:widowControl/>
+        <w:numPr>
+          <w:ilvl w:val="0"/>
+          <w:numId w:val="6"/>
+        </w:numPr>
+        <w:suppressLineNumbers w:val="0"/>
+        <w:pBdr>
+          <w:top w:val="none" w:color="6FC3DF" w:sz="0" w:space="0"/>
+          <w:left w:val="none" w:color="6FC3DF" w:sz="0" w:space="0"/>
+          <w:bottom w:val="none" w:color="6FC3DF" w:sz="0" w:space="0"/>
+          <w:right w:val="none" w:color="6FC3DF" w:sz="0" w:space="0"/>
+        </w:pBdr>
+        <w:shd w:val="clear" w:fill="000000"/>
+        <w:ind w:leftChars="0"/>
+        <w:rPr>
+          <w:rFonts w:hint="eastAsia" w:ascii="Segoe UI" w:hAnsi="Segoe UI" w:eastAsia="宋体" w:cs="Segoe UI"/>
+          <w:i w:val="0"/>
+          <w:iCs w:val="0"/>
+          <w:caps w:val="0"/>
+          <w:color w:val="92D050"/>
+          <w:spacing w:val="0"/>
+          <w:sz w:val="19"/>
+          <w:szCs w:val="19"/>
+          <w:shd w:val="clear" w:fill="000000"/>
+          <w:lang w:val="en-US" w:eastAsia="zh-CN"/>
+        </w:rPr>
+      </w:pPr>
+      <w:r>
+        <w:rPr>
+          <w:rFonts w:hint="eastAsia" w:ascii="Segoe UI" w:hAnsi="Segoe UI" w:eastAsia="宋体" w:cs="Segoe UI"/>
+          <w:i w:val="0"/>
+          <w:iCs w:val="0"/>
+          <w:caps w:val="0"/>
+          <w:color w:val="92D050"/>
+          <w:spacing w:val="0"/>
+          <w:sz w:val="19"/>
+          <w:szCs w:val="19"/>
+          <w:shd w:val="clear" w:fill="000000"/>
+          <w:lang w:val="en-US" w:eastAsia="zh-CN"/>
+        </w:rPr>
+        <w:t>SummonController，HeroController，MonsterController，BossController这四个文件继承于UnitControlle.cs，控制其逻辑层的行为，若有相同的逻辑则写在基类里统一管理。</w:t>
+      </w:r>
+    </w:p>
+    <w:p>
+      <w:pPr>
+        <w:keepNext w:val="0"/>
+        <w:keepLines w:val="0"/>
+        <w:widowControl/>
+        <w:numPr>
+          <w:ilvl w:val="0"/>
+          <w:numId w:val="0"/>
+        </w:numPr>
+        <w:suppressLineNumbers w:val="0"/>
+        <w:pBdr>
+          <w:top w:val="none" w:color="6FC3DF" w:sz="0" w:space="0"/>
+          <w:left w:val="none" w:color="6FC3DF" w:sz="0" w:space="0"/>
+          <w:bottom w:val="none" w:color="6FC3DF" w:sz="0" w:space="0"/>
+          <w:right w:val="none" w:color="6FC3DF" w:sz="0" w:space="0"/>
+        </w:pBdr>
+        <w:shd w:val="clear" w:fill="000000"/>
+        <w:ind w:leftChars="0"/>
+        <w:rPr>
+          <w:rFonts w:hint="default" w:ascii="Segoe UI" w:hAnsi="Segoe UI" w:eastAsia="宋体" w:cs="Segoe UI"/>
+          <w:i w:val="0"/>
+          <w:iCs w:val="0"/>
+          <w:caps w:val="0"/>
+          <w:color w:val="92D050"/>
+          <w:spacing w:val="0"/>
+          <w:sz w:val="19"/>
+          <w:szCs w:val="19"/>
+          <w:shd w:val="clear" w:fill="000000"/>
+          <w:lang w:val="en-US" w:eastAsia="zh-CN"/>
+        </w:rPr>
+      </w:pPr>
+      <w:r>
+        <w:rPr>
+          <w:rFonts w:hint="eastAsia" w:ascii="Segoe UI" w:hAnsi="Segoe UI" w:eastAsia="宋体" w:cs="Segoe UI"/>
+          <w:i w:val="0"/>
+          <w:iCs w:val="0"/>
+          <w:caps w:val="0"/>
+          <w:color w:val="92D050"/>
+          <w:spacing w:val="0"/>
+          <w:sz w:val="19"/>
+          <w:szCs w:val="19"/>
+          <w:shd w:val="clear" w:fill="000000"/>
+          <w:lang w:val="en-US" w:eastAsia="zh-CN"/>
+        </w:rPr>
+        <w:t>2.每个Unit都有通过BattleManager中管理的唯一uid，unit需要有从属阵营group等属性。（在GameConst中定义阵营）</w:t>
+      </w:r>
+    </w:p>
+    <w:p>
+      <w:pPr>
+        <w:keepNext w:val="0"/>
+        <w:keepLines w:val="0"/>
+        <w:widowControl/>
+        <w:numPr>
+          <w:ilvl w:val="0"/>
+          <w:numId w:val="0"/>
+        </w:numPr>
+        <w:suppressLineNumbers w:val="0"/>
+        <w:pBdr>
+          <w:top w:val="none" w:color="6FC3DF" w:sz="0" w:space="0"/>
+          <w:left w:val="none" w:color="6FC3DF" w:sz="0" w:space="0"/>
+          <w:bottom w:val="none" w:color="6FC3DF" w:sz="0" w:space="0"/>
+          <w:right w:val="none" w:color="6FC3DF" w:sz="0" w:space="0"/>
+        </w:pBdr>
+        <w:shd w:val="clear" w:fill="000000"/>
+        <w:ind w:leftChars="0"/>
+        <w:rPr>
+          <w:rFonts w:hint="eastAsia" w:ascii="Segoe UI" w:hAnsi="Segoe UI" w:eastAsia="宋体" w:cs="Segoe UI"/>
+          <w:i w:val="0"/>
+          <w:iCs w:val="0"/>
+          <w:caps w:val="0"/>
+          <w:color w:val="92D050"/>
+          <w:spacing w:val="0"/>
+          <w:sz w:val="19"/>
+          <w:szCs w:val="19"/>
+          <w:shd w:val="clear" w:fill="000000"/>
+          <w:lang w:val="en-US" w:eastAsia="zh-CN"/>
+        </w:rPr>
+      </w:pPr>
+      <w:r>
+        <w:rPr>
+          <w:rFonts w:hint="eastAsia" w:ascii="Segoe UI" w:hAnsi="Segoe UI" w:eastAsia="宋体" w:cs="Segoe UI"/>
+          <w:i w:val="0"/>
+          <w:iCs w:val="0"/>
+          <w:caps w:val="0"/>
+          <w:color w:val="92D050"/>
+          <w:spacing w:val="0"/>
+          <w:sz w:val="19"/>
+          <w:szCs w:val="19"/>
+          <w:shd w:val="clear" w:fill="000000"/>
+          <w:lang w:val="en-US" w:eastAsia="zh-CN"/>
+        </w:rPr>
+        <w:t>3.创建不同的unit时，只需要加载对应的prefab，然后通过roleId设置该prefab中怪物的外观。</w:t>
+      </w:r>
+    </w:p>
+    <w:p>
+      <w:pPr>
+        <w:keepNext w:val="0"/>
+        <w:keepLines w:val="0"/>
+        <w:widowControl/>
+        <w:suppressLineNumbers w:val="0"/>
+        <w:pBdr>
+          <w:top w:val="none" w:color="6FC3DF" w:sz="0" w:space="0"/>
+          <w:left w:val="none" w:color="6FC3DF" w:sz="0" w:space="0"/>
+          <w:bottom w:val="none" w:color="6FC3DF" w:sz="0" w:space="0"/>
+          <w:right w:val="none" w:color="6FC3DF" w:sz="0" w:space="0"/>
+        </w:pBdr>
+        <w:shd w:val="clear" w:fill="000000"/>
+        <w:ind w:left="0" w:firstLine="0"/>
+        <w:rPr>
+          <w:rFonts w:hint="default" w:ascii="Segoe UI" w:hAnsi="Segoe UI" w:eastAsia="宋体" w:cs="Segoe UI"/>
+          <w:i w:val="0"/>
+          <w:iCs w:val="0"/>
+          <w:caps w:val="0"/>
+          <w:color w:val="92D050"/>
+          <w:spacing w:val="0"/>
+          <w:sz w:val="19"/>
+          <w:szCs w:val="19"/>
+          <w:shd w:val="clear" w:fill="000000"/>
+          <w:lang w:val="en-US" w:eastAsia="zh-CN"/>
+        </w:rPr>
+      </w:pPr>
     </w:p>
     <w:p>
       <w:pPr>
@@ -13471,6 +13891,30 @@
 <file path=word/numbering.xml><?xml version="1.0" encoding="utf-8"?>
 <w:numbering xmlns:wpc="http://schemas.microsoft.com/office/word/2010/wordprocessingCanvas" xmlns:mc="http://schemas.openxmlformats.org/markup-compatibility/2006" xmlns:o="urn:schemas-microsoft-com:office:office" xmlns:r="http://schemas.openxmlformats.org/officeDocument/2006/relationships" xmlns:m="http://schemas.openxmlformats.org/officeDocument/2006/math" xmlns:v="urn:schemas-microsoft-com:vml" xmlns:wp14="http://schemas.microsoft.com/office/word/2010/wordprocessingDrawing" xmlns:wp="http://schemas.openxmlformats.org/drawingml/2006/wordprocessingDrawing" xmlns:w10="urn:schemas-microsoft-com:office:word" xmlns:w="http://schemas.openxmlformats.org/wordprocessingml/2006/main" xmlns:w14="http://schemas.microsoft.com/office/word/2010/wordml" xmlns:wpg="http://schemas.microsoft.com/office/word/2010/wordprocessingGroup" xmlns:wpi="http://schemas.microsoft.com/office/word/2010/wordprocessingInk" xmlns:wne="http://schemas.microsoft.com/office/word/2006/wordml" xmlns:wps="http://schemas.microsoft.com/office/word/2010/wordprocessingShape" xmlns:wpsCustomData="http://www.wps.cn/officeDocument/2013/wpsCustomData" mc:Ignorable="w14 wp14">
   <w:abstractNum w:abstractNumId="0">
+    <w:nsid w:val="BB9F7AD0"/>
+    <w:multiLevelType w:val="singleLevel"/>
+    <w:tmpl w:val="BB9F7AD0"/>
+    <w:lvl w:ilvl="0" w:tentative="0">
+      <w:start w:val="1"/>
+      <w:numFmt w:val="decimal"/>
+      <w:suff w:val="space"/>
+      <w:lvlText w:val="%1."/>
+      <w:lvlJc w:val="left"/>
+    </w:lvl>
+  </w:abstractNum>
+  <w:abstractNum w:abstractNumId="1">
+    <w:nsid w:val="DFD62F68"/>
+    <w:multiLevelType w:val="singleLevel"/>
+    <w:tmpl w:val="DFD62F68"/>
+    <w:lvl w:ilvl="0" w:tentative="0">
+      <w:start w:val="1"/>
+      <w:numFmt w:val="decimal"/>
+      <w:suff w:val="space"/>
+      <w:lvlText w:val="%1."/>
+      <w:lvlJc w:val="left"/>
+    </w:lvl>
+  </w:abstractNum>
+  <w:abstractNum w:abstractNumId="2">
     <w:nsid w:val="F4F6357E"/>
     <w:multiLevelType w:val="singleLevel"/>
     <w:tmpl w:val="F4F6357E"/>
@@ -13486,7 +13930,7 @@
       </w:pPr>
     </w:lvl>
   </w:abstractNum>
-  <w:abstractNum w:abstractNumId="1">
+  <w:abstractNum w:abstractNumId="3">
     <w:nsid w:val="00590197"/>
     <w:multiLevelType w:val="singleLevel"/>
     <w:tmpl w:val="00590197"/>
@@ -13502,7 +13946,7 @@
       </w:pPr>
     </w:lvl>
   </w:abstractNum>
-  <w:abstractNum w:abstractNumId="2">
+  <w:abstractNum w:abstractNumId="4">
     <w:nsid w:val="246F1E80"/>
     <w:multiLevelType w:val="singleLevel"/>
     <w:tmpl w:val="246F1E80"/>
@@ -13518,7 +13962,7 @@
       </w:pPr>
     </w:lvl>
   </w:abstractNum>
-  <w:abstractNum w:abstractNumId="3">
+  <w:abstractNum w:abstractNumId="5">
     <w:nsid w:val="70012857"/>
     <w:multiLevelType w:val="singleLevel"/>
     <w:tmpl w:val="70012857"/>
@@ -13535,15 +13979,21 @@
     </w:lvl>
   </w:abstractNum>
   <w:num w:numId="1">
+    <w:abstractNumId w:val="1"/>
+  </w:num>
+  <w:num w:numId="2">
     <w:abstractNumId w:val="3"/>
   </w:num>
-  <w:num w:numId="2">
-    <w:abstractNumId w:val="1"/>
+  <w:num w:numId="3">
+    <w:abstractNumId w:val="5"/>
   </w:num>
-  <w:num w:numId="3">
+  <w:num w:numId="4">
+    <w:abstractNumId w:val="4"/>
+  </w:num>
+  <w:num w:numId="5">
     <w:abstractNumId w:val="2"/>
   </w:num>
-  <w:num w:numId="4">
+  <w:num w:numId="6">
     <w:abstractNumId w:val="0"/>
   </w:num>
 </w:numbering>

--- a/修复文案.docx
+++ b/修复文案.docx
@@ -1216,6 +1216,7 @@
           <w:lang w:val="en-US" w:eastAsia="zh-CN"/>
         </w:rPr>
       </w:pPr>
+      <w:bookmarkStart w:id="0" w:name="_GoBack"/>
       <w:r>
         <w:rPr>
           <w:rFonts w:hint="eastAsia" w:ascii="Segoe UI" w:hAnsi="Segoe UI" w:eastAsia="Segoe UI" w:cs="Segoe UI"/>
@@ -1245,9 +1246,8 @@
         </w:rPr>
         <w:t>attlemanager和gamehelper中的标红最好也做一个脚本处理，不然太麻烦。</w:t>
       </w:r>
-      <w:bookmarkStart w:id="0" w:name="_GoBack"/>
-      <w:bookmarkEnd w:id="0"/>
-    </w:p>
+    </w:p>
+    <w:bookmarkEnd w:id="0"/>
     <w:p>
       <w:pPr>
         <w:keepNext w:val="0"/>

--- a/修复文案.docx
+++ b/修复文案.docx
@@ -21,20 +21,6 @@
         <w:shd w:val="clear" w:fill="000000"/>
         <w:ind w:leftChars="0"/>
         <w:rPr>
-          <w:rFonts w:hint="eastAsia" w:ascii="Segoe UI" w:hAnsi="Segoe UI" w:eastAsia="宋体" w:cs="Segoe UI"/>
-          <w:i w:val="0"/>
-          <w:iCs w:val="0"/>
-          <w:caps w:val="0"/>
-          <w:color w:val="FFFFFF"/>
-          <w:spacing w:val="0"/>
-          <w:sz w:val="19"/>
-          <w:szCs w:val="19"/>
-          <w:shd w:val="clear" w:fill="000000"/>
-          <w:lang w:val="en-US" w:eastAsia="zh-CN"/>
-        </w:rPr>
-      </w:pPr>
-      <w:r>
-        <w:rPr>
           <w:rStyle w:val="6"/>
           <w:rFonts w:hint="eastAsia" w:ascii="Segoe UI" w:hAnsi="Segoe UI" w:eastAsia="Segoe UI" w:cs="Segoe UI"/>
           <w:bCs/>
@@ -49,7 +35,77 @@
           <w:shd w:val="clear" w:fill="000000"/>
           <w:lang w:val="en-US" w:eastAsia="zh-CN" w:bidi="ar"/>
         </w:rPr>
-        <w:t>考虑优化</w:t>
+      </w:pPr>
+      <w:r>
+        <w:rPr>
+          <w:rStyle w:val="6"/>
+          <w:rFonts w:hint="eastAsia" w:ascii="Segoe UI" w:hAnsi="Segoe UI" w:eastAsia="Segoe UI" w:cs="Segoe UI"/>
+          <w:bCs/>
+          <w:i w:val="0"/>
+          <w:iCs w:val="0"/>
+          <w:caps w:val="0"/>
+          <w:color w:val="FFFFFF"/>
+          <w:spacing w:val="0"/>
+          <w:kern w:val="0"/>
+          <w:sz w:val="27"/>
+          <w:szCs w:val="27"/>
+          <w:shd w:val="clear" w:fill="000000"/>
+          <w:lang w:val="en-US" w:eastAsia="zh-CN" w:bidi="ar"/>
+        </w:rPr>
+        <w:t>奥术重构</w:t>
+      </w:r>
+    </w:p>
+    <w:p>
+      <w:pPr>
+        <w:keepNext w:val="0"/>
+        <w:keepLines w:val="0"/>
+        <w:widowControl/>
+        <w:numPr>
+          <w:ilvl w:val="0"/>
+          <w:numId w:val="0"/>
+        </w:numPr>
+        <w:suppressLineNumbers w:val="0"/>
+        <w:pBdr>
+          <w:top w:val="none" w:color="6FC3DF" w:sz="0" w:space="0"/>
+          <w:left w:val="none" w:color="6FC3DF" w:sz="0" w:space="0"/>
+          <w:bottom w:val="none" w:color="6FC3DF" w:sz="0" w:space="0"/>
+          <w:right w:val="none" w:color="6FC3DF" w:sz="0" w:space="0"/>
+        </w:pBdr>
+        <w:shd w:val="clear" w:fill="000000"/>
+        <w:ind w:leftChars="0"/>
+        <w:rPr>
+          <w:rStyle w:val="6"/>
+          <w:rFonts w:hint="default" w:ascii="Segoe UI" w:hAnsi="Segoe UI" w:eastAsia="Segoe UI" w:cs="Segoe UI"/>
+          <w:bCs/>
+          <w:i w:val="0"/>
+          <w:iCs w:val="0"/>
+          <w:caps w:val="0"/>
+          <w:color w:val="FFFFFF"/>
+          <w:spacing w:val="0"/>
+          <w:kern w:val="0"/>
+          <w:sz w:val="27"/>
+          <w:szCs w:val="27"/>
+          <w:shd w:val="clear" w:fill="000000"/>
+          <w:lang w:val="en-US" w:eastAsia="zh-CN" w:bidi="ar"/>
+        </w:rPr>
+      </w:pPr>
+      <w:r>
+        <w:rPr>
+          <w:rStyle w:val="6"/>
+          <w:rFonts w:hint="eastAsia" w:ascii="Segoe UI" w:hAnsi="Segoe UI" w:eastAsia="Segoe UI" w:cs="Segoe UI"/>
+          <w:bCs/>
+          <w:i w:val="0"/>
+          <w:iCs w:val="0"/>
+          <w:caps w:val="0"/>
+          <w:color w:val="FFFFFF"/>
+          <w:spacing w:val="0"/>
+          <w:kern w:val="0"/>
+          <w:sz w:val="27"/>
+          <w:szCs w:val="27"/>
+          <w:shd w:val="clear" w:fill="000000"/>
+          <w:lang w:val="en-US" w:eastAsia="zh-CN" w:bidi="ar"/>
+        </w:rPr>
+        <w:t>使用方式修改：</w:t>
       </w:r>
     </w:p>
     <w:p>
@@ -75,28 +131,92 @@
           <w:i w:val="0"/>
           <w:iCs w:val="0"/>
           <w:caps w:val="0"/>
+          <w:color w:val="FFFFFF" w:themeColor="background1"/>
+          <w:spacing w:val="0"/>
+          <w:sz w:val="19"/>
+          <w:szCs w:val="19"/>
+          <w:shd w:val="clear" w:fill="000000"/>
+          <w:lang w:val="en-US" w:eastAsia="zh-CN"/>
+          <w14:textFill>
+            <w14:solidFill>
+              <w14:schemeClr w14:val="bg1"/>
+            </w14:solidFill>
+          </w14:textFill>
+        </w:rPr>
+      </w:pPr>
+      <w:r>
+        <w:rPr>
+          <w:rFonts w:hint="eastAsia" w:ascii="Segoe UI" w:hAnsi="Segoe UI" w:eastAsia="宋体" w:cs="Segoe UI"/>
+          <w:i w:val="0"/>
+          <w:iCs w:val="0"/>
+          <w:caps w:val="0"/>
+          <w:color w:val="FFFFFF" w:themeColor="background1"/>
+          <w:spacing w:val="0"/>
+          <w:sz w:val="19"/>
+          <w:szCs w:val="19"/>
+          <w:shd w:val="clear" w:fill="000000"/>
+          <w:lang w:val="en-US" w:eastAsia="zh-CN"/>
+          <w14:textFill>
+            <w14:solidFill>
+              <w14:schemeClr w14:val="bg1"/>
+            </w14:solidFill>
+          </w14:textFill>
+        </w:rPr>
+        <w:t>不再拖拽释放，奥术图标上新增升级按钮（0级时改为解锁），点击图标其他部位则打开奥术详情；</w:t>
+      </w:r>
+    </w:p>
+    <w:p>
+      <w:pPr>
+        <w:keepNext w:val="0"/>
+        <w:keepLines w:val="0"/>
+        <w:widowControl/>
+        <w:numPr>
+          <w:numId w:val="0"/>
+        </w:numPr>
+        <w:suppressLineNumbers w:val="0"/>
+        <w:pBdr>
+          <w:top w:val="none" w:color="6FC3DF" w:sz="0" w:space="0"/>
+          <w:left w:val="none" w:color="6FC3DF" w:sz="0" w:space="0"/>
+          <w:bottom w:val="none" w:color="6FC3DF" w:sz="0" w:space="0"/>
+          <w:right w:val="none" w:color="6FC3DF" w:sz="0" w:space="0"/>
+        </w:pBdr>
+        <w:shd w:val="clear" w:fill="000000"/>
+        <w:ind w:leftChars="0"/>
+        <w:rPr>
+          <w:rFonts w:hint="eastAsia" w:ascii="Segoe UI" w:hAnsi="Segoe UI" w:eastAsia="宋体" w:cs="Segoe UI"/>
+          <w:i w:val="0"/>
+          <w:iCs w:val="0"/>
+          <w:caps w:val="0"/>
+          <w:color w:val="FFFFFF" w:themeColor="background1"/>
+          <w:spacing w:val="0"/>
+          <w:sz w:val="19"/>
+          <w:szCs w:val="19"/>
+          <w:shd w:val="clear" w:fill="000000"/>
+          <w:lang w:val="en-US" w:eastAsia="zh-CN"/>
+          <w14:textFill>
+            <w14:solidFill>
+              <w14:schemeClr w14:val="bg1"/>
+            </w14:solidFill>
+          </w14:textFill>
+        </w:rPr>
+      </w:pPr>
+      <w:r>
+        <w:rPr>
+          <w:rStyle w:val="6"/>
+          <w:rFonts w:hint="eastAsia" w:ascii="Segoe UI" w:hAnsi="Segoe UI" w:eastAsia="Segoe UI" w:cs="Segoe UI"/>
+          <w:bCs/>
+          <w:i w:val="0"/>
+          <w:iCs w:val="0"/>
+          <w:caps w:val="0"/>
           <w:color w:val="FFFFFF"/>
           <w:spacing w:val="0"/>
-          <w:sz w:val="19"/>
-          <w:szCs w:val="19"/>
-          <w:shd w:val="clear" w:fill="000000"/>
-          <w:lang w:val="en-US" w:eastAsia="zh-CN"/>
-        </w:rPr>
-      </w:pPr>
-      <w:r>
-        <w:rPr>
-          <w:rFonts w:hint="eastAsia" w:ascii="Segoe UI" w:hAnsi="Segoe UI" w:eastAsia="宋体" w:cs="Segoe UI"/>
-          <w:i w:val="0"/>
-          <w:iCs w:val="0"/>
-          <w:caps w:val="0"/>
-          <w:color w:val="FFFFFF"/>
-          <w:spacing w:val="0"/>
-          <w:sz w:val="19"/>
-          <w:szCs w:val="19"/>
-          <w:shd w:val="clear" w:fill="000000"/>
-          <w:lang w:val="en-US" w:eastAsia="zh-CN"/>
-        </w:rPr>
-        <w:t>创建SummonAnim,HeroAnim,MonsterAnim,BossAnim四个cs文件继承于UnitAnim.cs管理，控制外观和动画表现。</w:t>
+          <w:kern w:val="0"/>
+          <w:sz w:val="27"/>
+          <w:szCs w:val="27"/>
+          <w:shd w:val="clear" w:fill="000000"/>
+          <w:lang w:val="en-US" w:eastAsia="zh-CN" w:bidi="ar"/>
+        </w:rPr>
+        <w:t>表结构修改：</w:t>
       </w:r>
     </w:p>
     <w:p>
@@ -106,8 +226,2109 @@
         <w:widowControl/>
         <w:numPr>
           <w:ilvl w:val="0"/>
-          <w:numId w:val="1"/>
+          <w:numId w:val="2"/>
         </w:numPr>
+        <w:suppressLineNumbers w:val="0"/>
+        <w:pBdr>
+          <w:top w:val="none" w:color="6FC3DF" w:sz="0" w:space="0"/>
+          <w:left w:val="none" w:color="6FC3DF" w:sz="0" w:space="0"/>
+          <w:bottom w:val="none" w:color="6FC3DF" w:sz="0" w:space="0"/>
+          <w:right w:val="none" w:color="6FC3DF" w:sz="0" w:space="0"/>
+        </w:pBdr>
+        <w:shd w:val="clear" w:fill="000000"/>
+        <w:ind w:leftChars="0"/>
+        <w:rPr>
+          <w:rFonts w:hint="eastAsia" w:ascii="Segoe UI" w:hAnsi="Segoe UI" w:eastAsia="宋体" w:cs="Segoe UI"/>
+          <w:i w:val="0"/>
+          <w:iCs w:val="0"/>
+          <w:caps w:val="0"/>
+          <w:color w:val="FFFFFF" w:themeColor="background1"/>
+          <w:spacing w:val="0"/>
+          <w:sz w:val="19"/>
+          <w:szCs w:val="19"/>
+          <w:shd w:val="clear" w:fill="000000"/>
+          <w:lang w:val="en-US" w:eastAsia="zh-CN"/>
+          <w14:textFill>
+            <w14:solidFill>
+              <w14:schemeClr w14:val="bg1"/>
+            </w14:solidFill>
+          </w14:textFill>
+        </w:rPr>
+      </w:pPr>
+      <w:r>
+        <w:rPr>
+          <w:rFonts w:hint="eastAsia" w:ascii="Segoe UI" w:hAnsi="Segoe UI" w:eastAsia="宋体" w:cs="Segoe UI"/>
+          <w:i w:val="0"/>
+          <w:iCs w:val="0"/>
+          <w:caps w:val="0"/>
+          <w:color w:val="FFFFFF" w:themeColor="background1"/>
+          <w:spacing w:val="0"/>
+          <w:sz w:val="19"/>
+          <w:szCs w:val="19"/>
+          <w:shd w:val="clear" w:fill="000000"/>
+          <w:lang w:val="en-US" w:eastAsia="zh-CN"/>
+          <w14:textFill>
+            <w14:solidFill>
+              <w14:schemeClr w14:val="bg1"/>
+            </w14:solidFill>
+          </w14:textFill>
+        </w:rPr>
+        <w:t>删除radius，tickInterval，dragHint，cd以及相应效果；</w:t>
+      </w:r>
+    </w:p>
+    <w:p>
+      <w:pPr>
+        <w:keepNext w:val="0"/>
+        <w:keepLines w:val="0"/>
+        <w:widowControl/>
+        <w:numPr>
+          <w:ilvl w:val="0"/>
+          <w:numId w:val="2"/>
+        </w:numPr>
+        <w:suppressLineNumbers w:val="0"/>
+        <w:pBdr>
+          <w:top w:val="none" w:color="6FC3DF" w:sz="0" w:space="0"/>
+          <w:left w:val="none" w:color="6FC3DF" w:sz="0" w:space="0"/>
+          <w:bottom w:val="none" w:color="6FC3DF" w:sz="0" w:space="0"/>
+          <w:right w:val="none" w:color="6FC3DF" w:sz="0" w:space="0"/>
+        </w:pBdr>
+        <w:shd w:val="clear" w:fill="000000"/>
+        <w:ind w:leftChars="0"/>
+        <w:rPr>
+          <w:rFonts w:hint="eastAsia" w:ascii="Segoe UI" w:hAnsi="Segoe UI" w:eastAsia="宋体" w:cs="Segoe UI"/>
+          <w:i w:val="0"/>
+          <w:iCs w:val="0"/>
+          <w:caps w:val="0"/>
+          <w:color w:val="FFFFFF" w:themeColor="background1"/>
+          <w:spacing w:val="0"/>
+          <w:sz w:val="19"/>
+          <w:szCs w:val="19"/>
+          <w:shd w:val="clear" w:fill="000000"/>
+          <w:lang w:val="en-US" w:eastAsia="zh-CN"/>
+          <w14:textFill>
+            <w14:solidFill>
+              <w14:schemeClr w14:val="bg1"/>
+            </w14:solidFill>
+          </w14:textFill>
+        </w:rPr>
+      </w:pPr>
+      <w:r>
+        <w:rPr>
+          <w:rFonts w:hint="eastAsia" w:ascii="Segoe UI" w:hAnsi="Segoe UI" w:eastAsia="宋体" w:cs="Segoe UI"/>
+          <w:i w:val="0"/>
+          <w:iCs w:val="0"/>
+          <w:caps w:val="0"/>
+          <w:color w:val="FFFFFF" w:themeColor="background1"/>
+          <w:spacing w:val="0"/>
+          <w:sz w:val="19"/>
+          <w:szCs w:val="19"/>
+          <w:shd w:val="clear" w:fill="000000"/>
+          <w:lang w:val="en-US" w:eastAsia="zh-CN"/>
+          <w14:textFill>
+            <w14:solidFill>
+              <w14:schemeClr w14:val="bg1"/>
+            </w14:solidFill>
+          </w14:textFill>
+        </w:rPr>
+        <w:t>runeCost和runeType为每次升级需要的消耗；</w:t>
+      </w:r>
+    </w:p>
+    <w:p>
+      <w:pPr>
+        <w:keepNext w:val="0"/>
+        <w:keepLines w:val="0"/>
+        <w:widowControl/>
+        <w:numPr>
+          <w:ilvl w:val="0"/>
+          <w:numId w:val="2"/>
+        </w:numPr>
+        <w:suppressLineNumbers w:val="0"/>
+        <w:pBdr>
+          <w:top w:val="none" w:color="6FC3DF" w:sz="0" w:space="0"/>
+          <w:left w:val="none" w:color="6FC3DF" w:sz="0" w:space="0"/>
+          <w:bottom w:val="none" w:color="6FC3DF" w:sz="0" w:space="0"/>
+          <w:right w:val="none" w:color="6FC3DF" w:sz="0" w:space="0"/>
+        </w:pBdr>
+        <w:shd w:val="clear" w:fill="000000"/>
+        <w:ind w:leftChars="0"/>
+        <w:rPr>
+          <w:rFonts w:hint="eastAsia" w:ascii="Segoe UI" w:hAnsi="Segoe UI" w:eastAsia="宋体" w:cs="Segoe UI"/>
+          <w:i w:val="0"/>
+          <w:iCs w:val="0"/>
+          <w:caps w:val="0"/>
+          <w:color w:val="FFFFFF" w:themeColor="background1"/>
+          <w:spacing w:val="0"/>
+          <w:sz w:val="19"/>
+          <w:szCs w:val="19"/>
+          <w:shd w:val="clear" w:fill="000000"/>
+          <w:lang w:val="en-US" w:eastAsia="zh-CN"/>
+          <w14:textFill>
+            <w14:solidFill>
+              <w14:schemeClr w14:val="bg1"/>
+            </w14:solidFill>
+          </w14:textFill>
+        </w:rPr>
+      </w:pPr>
+      <w:r>
+        <w:rPr>
+          <w:rFonts w:hint="eastAsia" w:ascii="Segoe UI" w:hAnsi="Segoe UI" w:eastAsia="宋体" w:cs="Segoe UI"/>
+          <w:i w:val="0"/>
+          <w:iCs w:val="0"/>
+          <w:caps w:val="0"/>
+          <w:color w:val="FFFFFF" w:themeColor="background1"/>
+          <w:spacing w:val="0"/>
+          <w:sz w:val="19"/>
+          <w:szCs w:val="19"/>
+          <w:shd w:val="clear" w:fill="000000"/>
+          <w:lang w:val="en-US" w:eastAsia="zh-CN"/>
+          <w14:textFill>
+            <w14:solidFill>
+              <w14:schemeClr w14:val="bg1"/>
+            </w14:solidFill>
+          </w14:textFill>
+        </w:rPr>
+        <w:t>新增upDes，代表每次升级的描述；</w:t>
+      </w:r>
+    </w:p>
+    <w:p>
+      <w:pPr>
+        <w:keepNext w:val="0"/>
+        <w:keepLines w:val="0"/>
+        <w:widowControl/>
+        <w:numPr>
+          <w:ilvl w:val="0"/>
+          <w:numId w:val="2"/>
+        </w:numPr>
+        <w:suppressLineNumbers w:val="0"/>
+        <w:pBdr>
+          <w:top w:val="none" w:color="6FC3DF" w:sz="0" w:space="0"/>
+          <w:left w:val="none" w:color="6FC3DF" w:sz="0" w:space="0"/>
+          <w:bottom w:val="none" w:color="6FC3DF" w:sz="0" w:space="0"/>
+          <w:right w:val="none" w:color="6FC3DF" w:sz="0" w:space="0"/>
+        </w:pBdr>
+        <w:shd w:val="clear" w:fill="000000"/>
+        <w:ind w:leftChars="0"/>
+        <w:rPr>
+          <w:rFonts w:hint="eastAsia" w:ascii="Segoe UI" w:hAnsi="Segoe UI" w:eastAsia="宋体" w:cs="Segoe UI"/>
+          <w:i w:val="0"/>
+          <w:iCs w:val="0"/>
+          <w:caps w:val="0"/>
+          <w:color w:val="FFFFFF" w:themeColor="background1"/>
+          <w:spacing w:val="0"/>
+          <w:sz w:val="19"/>
+          <w:szCs w:val="19"/>
+          <w:shd w:val="clear" w:fill="000000"/>
+          <w:lang w:val="en-US" w:eastAsia="zh-CN"/>
+          <w14:textFill>
+            <w14:solidFill>
+              <w14:schemeClr w14:val="bg1"/>
+            </w14:solidFill>
+          </w14:textFill>
+        </w:rPr>
+      </w:pPr>
+      <w:r>
+        <w:rPr>
+          <w:rFonts w:hint="eastAsia" w:ascii="Segoe UI" w:hAnsi="Segoe UI" w:eastAsia="宋体" w:cs="Segoe UI"/>
+          <w:i w:val="0"/>
+          <w:iCs w:val="0"/>
+          <w:caps w:val="0"/>
+          <w:color w:val="FFFFFF" w:themeColor="background1"/>
+          <w:spacing w:val="0"/>
+          <w:sz w:val="19"/>
+          <w:szCs w:val="19"/>
+          <w:shd w:val="clear" w:fill="000000"/>
+          <w:lang w:val="en-US" w:eastAsia="zh-CN"/>
+          <w14:textFill>
+            <w14:solidFill>
+              <w14:schemeClr w14:val="bg1"/>
+            </w14:solidFill>
+          </w14:textFill>
+        </w:rPr>
+        <w:t>新增levelDes，代表等级解锁效果的描述；</w:t>
+      </w:r>
+    </w:p>
+    <w:p>
+      <w:pPr>
+        <w:keepNext w:val="0"/>
+        <w:keepLines w:val="0"/>
+        <w:widowControl/>
+        <w:suppressLineNumbers w:val="0"/>
+        <w:shd w:val="clear" w:fill="181A1B"/>
+        <w:spacing w:line="285" w:lineRule="atLeast"/>
+        <w:jc w:val="left"/>
+        <w:rPr>
+          <w:rFonts w:ascii="Consolas" w:hAnsi="Consolas" w:eastAsia="Consolas" w:cs="Consolas"/>
+          <w:b w:val="0"/>
+          <w:bCs w:val="0"/>
+          <w:color w:val="CCCCCC"/>
+          <w:sz w:val="21"/>
+          <w:szCs w:val="21"/>
+        </w:rPr>
+      </w:pPr>
+      <w:r>
+        <w:rPr>
+          <w:rFonts w:hint="eastAsia" w:ascii="Segoe UI" w:hAnsi="Segoe UI" w:eastAsia="宋体" w:cs="Segoe UI"/>
+          <w:i w:val="0"/>
+          <w:iCs w:val="0"/>
+          <w:caps w:val="0"/>
+          <w:color w:val="FFFFFF" w:themeColor="background1"/>
+          <w:spacing w:val="0"/>
+          <w:sz w:val="19"/>
+          <w:szCs w:val="19"/>
+          <w:shd w:val="clear" w:fill="000000"/>
+          <w:lang w:val="en-US" w:eastAsia="zh-CN"/>
+          <w14:textFill>
+            <w14:solidFill>
+              <w14:schemeClr w14:val="bg1"/>
+            </w14:solidFill>
+          </w14:textFill>
+        </w:rPr>
+        <w:t>新增passives，level代表需要满足奥术等级，id代表满足该等级时，添加被动passive效果。举例：</w:t>
+      </w:r>
+      <w:r>
+        <w:rPr>
+          <w:rFonts w:hint="default" w:ascii="Consolas" w:hAnsi="Consolas" w:eastAsia="Consolas" w:cs="Consolas"/>
+          <w:b w:val="0"/>
+          <w:bCs w:val="0"/>
+          <w:color w:val="9CDCFE"/>
+          <w:kern w:val="0"/>
+          <w:sz w:val="21"/>
+          <w:szCs w:val="21"/>
+          <w:shd w:val="clear" w:fill="181A1B"/>
+          <w:lang w:val="en-US" w:eastAsia="zh-CN" w:bidi="ar"/>
+        </w:rPr>
+        <w:t>"passives"</w:t>
+      </w:r>
+      <w:r>
+        <w:rPr>
+          <w:rFonts w:hint="default" w:ascii="Consolas" w:hAnsi="Consolas" w:eastAsia="Consolas" w:cs="Consolas"/>
+          <w:b w:val="0"/>
+          <w:bCs w:val="0"/>
+          <w:color w:val="CCCCCC"/>
+          <w:kern w:val="0"/>
+          <w:sz w:val="21"/>
+          <w:szCs w:val="21"/>
+          <w:shd w:val="clear" w:fill="181A1B"/>
+          <w:lang w:val="en-US" w:eastAsia="zh-CN" w:bidi="ar"/>
+        </w:rPr>
+        <w:t>: [</w:t>
+      </w:r>
+    </w:p>
+    <w:p>
+      <w:pPr>
+        <w:keepNext w:val="0"/>
+        <w:keepLines w:val="0"/>
+        <w:widowControl/>
+        <w:suppressLineNumbers w:val="0"/>
+        <w:shd w:val="clear" w:fill="181A1B"/>
+        <w:spacing w:line="285" w:lineRule="atLeast"/>
+        <w:jc w:val="left"/>
+        <w:rPr>
+          <w:rFonts w:hint="default" w:ascii="Consolas" w:hAnsi="Consolas" w:eastAsia="Consolas" w:cs="Consolas"/>
+          <w:b w:val="0"/>
+          <w:bCs w:val="0"/>
+          <w:color w:val="CCCCCC"/>
+          <w:sz w:val="21"/>
+          <w:szCs w:val="21"/>
+        </w:rPr>
+      </w:pPr>
+      <w:r>
+        <w:rPr>
+          <w:rFonts w:hint="default" w:ascii="Consolas" w:hAnsi="Consolas" w:eastAsia="Consolas" w:cs="Consolas"/>
+          <w:b w:val="0"/>
+          <w:bCs w:val="0"/>
+          <w:color w:val="CCCCCC"/>
+          <w:kern w:val="0"/>
+          <w:sz w:val="21"/>
+          <w:szCs w:val="21"/>
+          <w:shd w:val="clear" w:fill="181A1B"/>
+          <w:lang w:val="en-US" w:eastAsia="zh-CN" w:bidi="ar"/>
+        </w:rPr>
+        <w:t>        {</w:t>
+      </w:r>
+    </w:p>
+    <w:p>
+      <w:pPr>
+        <w:keepNext w:val="0"/>
+        <w:keepLines w:val="0"/>
+        <w:widowControl/>
+        <w:suppressLineNumbers w:val="0"/>
+        <w:shd w:val="clear" w:fill="181A1B"/>
+        <w:spacing w:line="285" w:lineRule="atLeast"/>
+        <w:jc w:val="left"/>
+        <w:rPr>
+          <w:rFonts w:hint="default" w:ascii="Consolas" w:hAnsi="Consolas" w:eastAsia="Consolas" w:cs="Consolas"/>
+          <w:b w:val="0"/>
+          <w:bCs w:val="0"/>
+          <w:color w:val="CCCCCC"/>
+          <w:sz w:val="21"/>
+          <w:szCs w:val="21"/>
+        </w:rPr>
+      </w:pPr>
+      <w:r>
+        <w:rPr>
+          <w:rFonts w:hint="default" w:ascii="Consolas" w:hAnsi="Consolas" w:eastAsia="Consolas" w:cs="Consolas"/>
+          <w:b w:val="0"/>
+          <w:bCs w:val="0"/>
+          <w:color w:val="CCCCCC"/>
+          <w:kern w:val="0"/>
+          <w:sz w:val="21"/>
+          <w:szCs w:val="21"/>
+          <w:shd w:val="clear" w:fill="181A1B"/>
+          <w:lang w:val="en-US" w:eastAsia="zh-CN" w:bidi="ar"/>
+        </w:rPr>
+        <w:t xml:space="preserve">          </w:t>
+      </w:r>
+      <w:r>
+        <w:rPr>
+          <w:rFonts w:hint="default" w:ascii="Consolas" w:hAnsi="Consolas" w:eastAsia="Consolas" w:cs="Consolas"/>
+          <w:b w:val="0"/>
+          <w:bCs w:val="0"/>
+          <w:color w:val="9CDCFE"/>
+          <w:kern w:val="0"/>
+          <w:sz w:val="21"/>
+          <w:szCs w:val="21"/>
+          <w:shd w:val="clear" w:fill="181A1B"/>
+          <w:lang w:val="en-US" w:eastAsia="zh-CN" w:bidi="ar"/>
+        </w:rPr>
+        <w:t>"level"</w:t>
+      </w:r>
+      <w:r>
+        <w:rPr>
+          <w:rFonts w:hint="default" w:ascii="Consolas" w:hAnsi="Consolas" w:eastAsia="Consolas" w:cs="Consolas"/>
+          <w:b w:val="0"/>
+          <w:bCs w:val="0"/>
+          <w:color w:val="CCCCCC"/>
+          <w:kern w:val="0"/>
+          <w:sz w:val="21"/>
+          <w:szCs w:val="21"/>
+          <w:shd w:val="clear" w:fill="181A1B"/>
+          <w:lang w:val="en-US" w:eastAsia="zh-CN" w:bidi="ar"/>
+        </w:rPr>
+        <w:t xml:space="preserve">: </w:t>
+      </w:r>
+      <w:r>
+        <w:rPr>
+          <w:rFonts w:hint="eastAsia" w:ascii="Consolas" w:hAnsi="Consolas" w:eastAsia="Consolas" w:cs="Consolas"/>
+          <w:b w:val="0"/>
+          <w:bCs w:val="0"/>
+          <w:color w:val="B5CEA8"/>
+          <w:kern w:val="0"/>
+          <w:sz w:val="21"/>
+          <w:szCs w:val="21"/>
+          <w:shd w:val="clear" w:fill="181A1B"/>
+          <w:lang w:val="en-US" w:eastAsia="zh-CN" w:bidi="ar"/>
+        </w:rPr>
+        <w:t>1</w:t>
+      </w:r>
+      <w:r>
+        <w:rPr>
+          <w:rFonts w:hint="default" w:ascii="Consolas" w:hAnsi="Consolas" w:eastAsia="Consolas" w:cs="Consolas"/>
+          <w:b w:val="0"/>
+          <w:bCs w:val="0"/>
+          <w:color w:val="CCCCCC"/>
+          <w:kern w:val="0"/>
+          <w:sz w:val="21"/>
+          <w:szCs w:val="21"/>
+          <w:shd w:val="clear" w:fill="181A1B"/>
+          <w:lang w:val="en-US" w:eastAsia="zh-CN" w:bidi="ar"/>
+        </w:rPr>
+        <w:t xml:space="preserve">, </w:t>
+      </w:r>
+    </w:p>
+    <w:p>
+      <w:pPr>
+        <w:keepNext w:val="0"/>
+        <w:keepLines w:val="0"/>
+        <w:widowControl/>
+        <w:suppressLineNumbers w:val="0"/>
+        <w:shd w:val="clear" w:fill="181A1B"/>
+        <w:spacing w:line="285" w:lineRule="atLeast"/>
+        <w:jc w:val="left"/>
+        <w:rPr>
+          <w:rFonts w:hint="default" w:ascii="Consolas" w:hAnsi="Consolas" w:eastAsia="Consolas" w:cs="Consolas"/>
+          <w:b w:val="0"/>
+          <w:bCs w:val="0"/>
+          <w:color w:val="CCCCCC"/>
+          <w:sz w:val="21"/>
+          <w:szCs w:val="21"/>
+        </w:rPr>
+      </w:pPr>
+      <w:r>
+        <w:rPr>
+          <w:rFonts w:hint="default" w:ascii="Consolas" w:hAnsi="Consolas" w:eastAsia="Consolas" w:cs="Consolas"/>
+          <w:b w:val="0"/>
+          <w:bCs w:val="0"/>
+          <w:color w:val="CCCCCC"/>
+          <w:kern w:val="0"/>
+          <w:sz w:val="21"/>
+          <w:szCs w:val="21"/>
+          <w:shd w:val="clear" w:fill="181A1B"/>
+          <w:lang w:val="en-US" w:eastAsia="zh-CN" w:bidi="ar"/>
+        </w:rPr>
+        <w:t xml:space="preserve">          </w:t>
+      </w:r>
+      <w:r>
+        <w:rPr>
+          <w:rFonts w:hint="default" w:ascii="Consolas" w:hAnsi="Consolas" w:eastAsia="Consolas" w:cs="Consolas"/>
+          <w:b w:val="0"/>
+          <w:bCs w:val="0"/>
+          <w:color w:val="9CDCFE"/>
+          <w:kern w:val="0"/>
+          <w:sz w:val="21"/>
+          <w:szCs w:val="21"/>
+          <w:shd w:val="clear" w:fill="181A1B"/>
+          <w:lang w:val="en-US" w:eastAsia="zh-CN" w:bidi="ar"/>
+        </w:rPr>
+        <w:t>"id"</w:t>
+      </w:r>
+      <w:r>
+        <w:rPr>
+          <w:rFonts w:hint="default" w:ascii="Consolas" w:hAnsi="Consolas" w:eastAsia="Consolas" w:cs="Consolas"/>
+          <w:b w:val="0"/>
+          <w:bCs w:val="0"/>
+          <w:color w:val="CCCCCC"/>
+          <w:kern w:val="0"/>
+          <w:sz w:val="21"/>
+          <w:szCs w:val="21"/>
+          <w:shd w:val="clear" w:fill="181A1B"/>
+          <w:lang w:val="en-US" w:eastAsia="zh-CN" w:bidi="ar"/>
+        </w:rPr>
+        <w:t xml:space="preserve">: </w:t>
+      </w:r>
+      <w:r>
+        <w:rPr>
+          <w:rFonts w:hint="default" w:ascii="Consolas" w:hAnsi="Consolas" w:eastAsia="Consolas" w:cs="Consolas"/>
+          <w:b w:val="0"/>
+          <w:bCs w:val="0"/>
+          <w:color w:val="B5CEA8"/>
+          <w:kern w:val="0"/>
+          <w:sz w:val="21"/>
+          <w:szCs w:val="21"/>
+          <w:shd w:val="clear" w:fill="181A1B"/>
+          <w:lang w:val="en-US" w:eastAsia="zh-CN" w:bidi="ar"/>
+        </w:rPr>
+        <w:t>1001</w:t>
+      </w:r>
+    </w:p>
+    <w:p>
+      <w:pPr>
+        <w:keepNext w:val="0"/>
+        <w:keepLines w:val="0"/>
+        <w:widowControl/>
+        <w:suppressLineNumbers w:val="0"/>
+        <w:shd w:val="clear" w:fill="181A1B"/>
+        <w:spacing w:line="285" w:lineRule="atLeast"/>
+        <w:jc w:val="left"/>
+        <w:rPr>
+          <w:rFonts w:hint="default" w:ascii="Consolas" w:hAnsi="Consolas" w:eastAsia="Consolas" w:cs="Consolas"/>
+          <w:b w:val="0"/>
+          <w:bCs w:val="0"/>
+          <w:color w:val="CCCCCC"/>
+          <w:sz w:val="21"/>
+          <w:szCs w:val="21"/>
+        </w:rPr>
+      </w:pPr>
+      <w:r>
+        <w:rPr>
+          <w:rFonts w:hint="default" w:ascii="Consolas" w:hAnsi="Consolas" w:eastAsia="Consolas" w:cs="Consolas"/>
+          <w:b w:val="0"/>
+          <w:bCs w:val="0"/>
+          <w:color w:val="CCCCCC"/>
+          <w:kern w:val="0"/>
+          <w:sz w:val="21"/>
+          <w:szCs w:val="21"/>
+          <w:shd w:val="clear" w:fill="181A1B"/>
+          <w:lang w:val="en-US" w:eastAsia="zh-CN" w:bidi="ar"/>
+        </w:rPr>
+        <w:t xml:space="preserve">        }, </w:t>
+      </w:r>
+    </w:p>
+    <w:p>
+      <w:pPr>
+        <w:keepNext w:val="0"/>
+        <w:keepLines w:val="0"/>
+        <w:widowControl/>
+        <w:suppressLineNumbers w:val="0"/>
+        <w:shd w:val="clear" w:fill="181A1B"/>
+        <w:spacing w:line="285" w:lineRule="atLeast"/>
+        <w:jc w:val="left"/>
+        <w:rPr>
+          <w:rFonts w:hint="default" w:ascii="Consolas" w:hAnsi="Consolas" w:eastAsia="Consolas" w:cs="Consolas"/>
+          <w:b w:val="0"/>
+          <w:bCs w:val="0"/>
+          <w:color w:val="CCCCCC"/>
+          <w:sz w:val="21"/>
+          <w:szCs w:val="21"/>
+        </w:rPr>
+      </w:pPr>
+      <w:r>
+        <w:rPr>
+          <w:rFonts w:hint="default" w:ascii="Consolas" w:hAnsi="Consolas" w:eastAsia="Consolas" w:cs="Consolas"/>
+          <w:b w:val="0"/>
+          <w:bCs w:val="0"/>
+          <w:color w:val="CCCCCC"/>
+          <w:kern w:val="0"/>
+          <w:sz w:val="21"/>
+          <w:szCs w:val="21"/>
+          <w:shd w:val="clear" w:fill="181A1B"/>
+          <w:lang w:val="en-US" w:eastAsia="zh-CN" w:bidi="ar"/>
+        </w:rPr>
+        <w:t>        {</w:t>
+      </w:r>
+    </w:p>
+    <w:p>
+      <w:pPr>
+        <w:keepNext w:val="0"/>
+        <w:keepLines w:val="0"/>
+        <w:widowControl/>
+        <w:suppressLineNumbers w:val="0"/>
+        <w:shd w:val="clear" w:fill="181A1B"/>
+        <w:spacing w:line="285" w:lineRule="atLeast"/>
+        <w:jc w:val="left"/>
+        <w:rPr>
+          <w:rFonts w:hint="default" w:ascii="Consolas" w:hAnsi="Consolas" w:eastAsia="Consolas" w:cs="Consolas"/>
+          <w:b w:val="0"/>
+          <w:bCs w:val="0"/>
+          <w:color w:val="CCCCCC"/>
+          <w:sz w:val="21"/>
+          <w:szCs w:val="21"/>
+        </w:rPr>
+      </w:pPr>
+      <w:r>
+        <w:rPr>
+          <w:rFonts w:hint="default" w:ascii="Consolas" w:hAnsi="Consolas" w:eastAsia="Consolas" w:cs="Consolas"/>
+          <w:b w:val="0"/>
+          <w:bCs w:val="0"/>
+          <w:color w:val="CCCCCC"/>
+          <w:kern w:val="0"/>
+          <w:sz w:val="21"/>
+          <w:szCs w:val="21"/>
+          <w:shd w:val="clear" w:fill="181A1B"/>
+          <w:lang w:val="en-US" w:eastAsia="zh-CN" w:bidi="ar"/>
+        </w:rPr>
+        <w:t xml:space="preserve">          </w:t>
+      </w:r>
+      <w:r>
+        <w:rPr>
+          <w:rFonts w:hint="default" w:ascii="Consolas" w:hAnsi="Consolas" w:eastAsia="Consolas" w:cs="Consolas"/>
+          <w:b w:val="0"/>
+          <w:bCs w:val="0"/>
+          <w:color w:val="9CDCFE"/>
+          <w:kern w:val="0"/>
+          <w:sz w:val="21"/>
+          <w:szCs w:val="21"/>
+          <w:shd w:val="clear" w:fill="181A1B"/>
+          <w:lang w:val="en-US" w:eastAsia="zh-CN" w:bidi="ar"/>
+        </w:rPr>
+        <w:t>"level"</w:t>
+      </w:r>
+      <w:r>
+        <w:rPr>
+          <w:rFonts w:hint="default" w:ascii="Consolas" w:hAnsi="Consolas" w:eastAsia="Consolas" w:cs="Consolas"/>
+          <w:b w:val="0"/>
+          <w:bCs w:val="0"/>
+          <w:color w:val="CCCCCC"/>
+          <w:kern w:val="0"/>
+          <w:sz w:val="21"/>
+          <w:szCs w:val="21"/>
+          <w:shd w:val="clear" w:fill="181A1B"/>
+          <w:lang w:val="en-US" w:eastAsia="zh-CN" w:bidi="ar"/>
+        </w:rPr>
+        <w:t xml:space="preserve">: </w:t>
+      </w:r>
+      <w:r>
+        <w:rPr>
+          <w:rFonts w:hint="default" w:ascii="Consolas" w:hAnsi="Consolas" w:eastAsia="Consolas" w:cs="Consolas"/>
+          <w:b w:val="0"/>
+          <w:bCs w:val="0"/>
+          <w:color w:val="B5CEA8"/>
+          <w:kern w:val="0"/>
+          <w:sz w:val="21"/>
+          <w:szCs w:val="21"/>
+          <w:shd w:val="clear" w:fill="181A1B"/>
+          <w:lang w:val="en-US" w:eastAsia="zh-CN" w:bidi="ar"/>
+        </w:rPr>
+        <w:t>5</w:t>
+      </w:r>
+      <w:r>
+        <w:rPr>
+          <w:rFonts w:hint="default" w:ascii="Consolas" w:hAnsi="Consolas" w:eastAsia="Consolas" w:cs="Consolas"/>
+          <w:b w:val="0"/>
+          <w:bCs w:val="0"/>
+          <w:color w:val="CCCCCC"/>
+          <w:kern w:val="0"/>
+          <w:sz w:val="21"/>
+          <w:szCs w:val="21"/>
+          <w:shd w:val="clear" w:fill="181A1B"/>
+          <w:lang w:val="en-US" w:eastAsia="zh-CN" w:bidi="ar"/>
+        </w:rPr>
+        <w:t xml:space="preserve">, </w:t>
+      </w:r>
+    </w:p>
+    <w:p>
+      <w:pPr>
+        <w:keepNext w:val="0"/>
+        <w:keepLines w:val="0"/>
+        <w:widowControl/>
+        <w:suppressLineNumbers w:val="0"/>
+        <w:shd w:val="clear" w:fill="181A1B"/>
+        <w:spacing w:line="285" w:lineRule="atLeast"/>
+        <w:jc w:val="left"/>
+        <w:rPr>
+          <w:rFonts w:hint="default" w:ascii="Consolas" w:hAnsi="Consolas" w:eastAsia="Consolas" w:cs="Consolas"/>
+          <w:b w:val="0"/>
+          <w:bCs w:val="0"/>
+          <w:color w:val="CCCCCC"/>
+          <w:sz w:val="21"/>
+          <w:szCs w:val="21"/>
+        </w:rPr>
+      </w:pPr>
+      <w:r>
+        <w:rPr>
+          <w:rFonts w:hint="default" w:ascii="Consolas" w:hAnsi="Consolas" w:eastAsia="Consolas" w:cs="Consolas"/>
+          <w:b w:val="0"/>
+          <w:bCs w:val="0"/>
+          <w:color w:val="CCCCCC"/>
+          <w:kern w:val="0"/>
+          <w:sz w:val="21"/>
+          <w:szCs w:val="21"/>
+          <w:shd w:val="clear" w:fill="181A1B"/>
+          <w:lang w:val="en-US" w:eastAsia="zh-CN" w:bidi="ar"/>
+        </w:rPr>
+        <w:t xml:space="preserve">          </w:t>
+      </w:r>
+      <w:r>
+        <w:rPr>
+          <w:rFonts w:hint="default" w:ascii="Consolas" w:hAnsi="Consolas" w:eastAsia="Consolas" w:cs="Consolas"/>
+          <w:b w:val="0"/>
+          <w:bCs w:val="0"/>
+          <w:color w:val="9CDCFE"/>
+          <w:kern w:val="0"/>
+          <w:sz w:val="21"/>
+          <w:szCs w:val="21"/>
+          <w:shd w:val="clear" w:fill="181A1B"/>
+          <w:lang w:val="en-US" w:eastAsia="zh-CN" w:bidi="ar"/>
+        </w:rPr>
+        <w:t>"id"</w:t>
+      </w:r>
+      <w:r>
+        <w:rPr>
+          <w:rFonts w:hint="default" w:ascii="Consolas" w:hAnsi="Consolas" w:eastAsia="Consolas" w:cs="Consolas"/>
+          <w:b w:val="0"/>
+          <w:bCs w:val="0"/>
+          <w:color w:val="CCCCCC"/>
+          <w:kern w:val="0"/>
+          <w:sz w:val="21"/>
+          <w:szCs w:val="21"/>
+          <w:shd w:val="clear" w:fill="181A1B"/>
+          <w:lang w:val="en-US" w:eastAsia="zh-CN" w:bidi="ar"/>
+        </w:rPr>
+        <w:t xml:space="preserve">: </w:t>
+      </w:r>
+      <w:r>
+        <w:rPr>
+          <w:rFonts w:hint="default" w:ascii="Consolas" w:hAnsi="Consolas" w:eastAsia="Consolas" w:cs="Consolas"/>
+          <w:b w:val="0"/>
+          <w:bCs w:val="0"/>
+          <w:color w:val="B5CEA8"/>
+          <w:kern w:val="0"/>
+          <w:sz w:val="21"/>
+          <w:szCs w:val="21"/>
+          <w:shd w:val="clear" w:fill="181A1B"/>
+          <w:lang w:val="en-US" w:eastAsia="zh-CN" w:bidi="ar"/>
+        </w:rPr>
+        <w:t>1001</w:t>
+      </w:r>
+    </w:p>
+    <w:p>
+      <w:pPr>
+        <w:keepNext w:val="0"/>
+        <w:keepLines w:val="0"/>
+        <w:widowControl/>
+        <w:suppressLineNumbers w:val="0"/>
+        <w:shd w:val="clear" w:fill="181A1B"/>
+        <w:spacing w:line="285" w:lineRule="atLeast"/>
+        <w:jc w:val="left"/>
+        <w:rPr>
+          <w:rFonts w:hint="default" w:ascii="Consolas" w:hAnsi="Consolas" w:eastAsia="Consolas" w:cs="Consolas"/>
+          <w:b w:val="0"/>
+          <w:bCs w:val="0"/>
+          <w:color w:val="CCCCCC"/>
+          <w:sz w:val="21"/>
+          <w:szCs w:val="21"/>
+        </w:rPr>
+      </w:pPr>
+      <w:r>
+        <w:rPr>
+          <w:rFonts w:hint="default" w:ascii="Consolas" w:hAnsi="Consolas" w:eastAsia="Consolas" w:cs="Consolas"/>
+          <w:b w:val="0"/>
+          <w:bCs w:val="0"/>
+          <w:color w:val="CCCCCC"/>
+          <w:kern w:val="0"/>
+          <w:sz w:val="21"/>
+          <w:szCs w:val="21"/>
+          <w:shd w:val="clear" w:fill="181A1B"/>
+          <w:lang w:val="en-US" w:eastAsia="zh-CN" w:bidi="ar"/>
+        </w:rPr>
+        <w:t xml:space="preserve">        }, </w:t>
+      </w:r>
+    </w:p>
+    <w:p>
+      <w:pPr>
+        <w:keepNext w:val="0"/>
+        <w:keepLines w:val="0"/>
+        <w:widowControl/>
+        <w:suppressLineNumbers w:val="0"/>
+        <w:shd w:val="clear" w:fill="181A1B"/>
+        <w:spacing w:line="285" w:lineRule="atLeast"/>
+        <w:jc w:val="left"/>
+        <w:rPr>
+          <w:rFonts w:hint="default" w:ascii="Consolas" w:hAnsi="Consolas" w:eastAsia="Consolas" w:cs="Consolas"/>
+          <w:b w:val="0"/>
+          <w:bCs w:val="0"/>
+          <w:color w:val="CCCCCC"/>
+          <w:sz w:val="21"/>
+          <w:szCs w:val="21"/>
+        </w:rPr>
+      </w:pPr>
+      <w:r>
+        <w:rPr>
+          <w:rFonts w:hint="default" w:ascii="Consolas" w:hAnsi="Consolas" w:eastAsia="Consolas" w:cs="Consolas"/>
+          <w:b w:val="0"/>
+          <w:bCs w:val="0"/>
+          <w:color w:val="CCCCCC"/>
+          <w:kern w:val="0"/>
+          <w:sz w:val="21"/>
+          <w:szCs w:val="21"/>
+          <w:shd w:val="clear" w:fill="181A1B"/>
+          <w:lang w:val="en-US" w:eastAsia="zh-CN" w:bidi="ar"/>
+        </w:rPr>
+        <w:t>        {</w:t>
+      </w:r>
+    </w:p>
+    <w:p>
+      <w:pPr>
+        <w:keepNext w:val="0"/>
+        <w:keepLines w:val="0"/>
+        <w:widowControl/>
+        <w:suppressLineNumbers w:val="0"/>
+        <w:shd w:val="clear" w:fill="181A1B"/>
+        <w:spacing w:line="285" w:lineRule="atLeast"/>
+        <w:jc w:val="left"/>
+        <w:rPr>
+          <w:rFonts w:hint="default" w:ascii="Consolas" w:hAnsi="Consolas" w:eastAsia="Consolas" w:cs="Consolas"/>
+          <w:b w:val="0"/>
+          <w:bCs w:val="0"/>
+          <w:color w:val="CCCCCC"/>
+          <w:sz w:val="21"/>
+          <w:szCs w:val="21"/>
+        </w:rPr>
+      </w:pPr>
+      <w:r>
+        <w:rPr>
+          <w:rFonts w:hint="default" w:ascii="Consolas" w:hAnsi="Consolas" w:eastAsia="Consolas" w:cs="Consolas"/>
+          <w:b w:val="0"/>
+          <w:bCs w:val="0"/>
+          <w:color w:val="CCCCCC"/>
+          <w:kern w:val="0"/>
+          <w:sz w:val="21"/>
+          <w:szCs w:val="21"/>
+          <w:shd w:val="clear" w:fill="181A1B"/>
+          <w:lang w:val="en-US" w:eastAsia="zh-CN" w:bidi="ar"/>
+        </w:rPr>
+        <w:t xml:space="preserve">          </w:t>
+      </w:r>
+      <w:r>
+        <w:rPr>
+          <w:rFonts w:hint="default" w:ascii="Consolas" w:hAnsi="Consolas" w:eastAsia="Consolas" w:cs="Consolas"/>
+          <w:b w:val="0"/>
+          <w:bCs w:val="0"/>
+          <w:color w:val="9CDCFE"/>
+          <w:kern w:val="0"/>
+          <w:sz w:val="21"/>
+          <w:szCs w:val="21"/>
+          <w:shd w:val="clear" w:fill="181A1B"/>
+          <w:lang w:val="en-US" w:eastAsia="zh-CN" w:bidi="ar"/>
+        </w:rPr>
+        <w:t>"level"</w:t>
+      </w:r>
+      <w:r>
+        <w:rPr>
+          <w:rFonts w:hint="default" w:ascii="Consolas" w:hAnsi="Consolas" w:eastAsia="Consolas" w:cs="Consolas"/>
+          <w:b w:val="0"/>
+          <w:bCs w:val="0"/>
+          <w:color w:val="CCCCCC"/>
+          <w:kern w:val="0"/>
+          <w:sz w:val="21"/>
+          <w:szCs w:val="21"/>
+          <w:shd w:val="clear" w:fill="181A1B"/>
+          <w:lang w:val="en-US" w:eastAsia="zh-CN" w:bidi="ar"/>
+        </w:rPr>
+        <w:t xml:space="preserve">: </w:t>
+      </w:r>
+      <w:r>
+        <w:rPr>
+          <w:rFonts w:hint="default" w:ascii="Consolas" w:hAnsi="Consolas" w:eastAsia="Consolas" w:cs="Consolas"/>
+          <w:b w:val="0"/>
+          <w:bCs w:val="0"/>
+          <w:color w:val="B5CEA8"/>
+          <w:kern w:val="0"/>
+          <w:sz w:val="21"/>
+          <w:szCs w:val="21"/>
+          <w:shd w:val="clear" w:fill="181A1B"/>
+          <w:lang w:val="en-US" w:eastAsia="zh-CN" w:bidi="ar"/>
+        </w:rPr>
+        <w:t>5</w:t>
+      </w:r>
+      <w:r>
+        <w:rPr>
+          <w:rFonts w:hint="default" w:ascii="Consolas" w:hAnsi="Consolas" w:eastAsia="Consolas" w:cs="Consolas"/>
+          <w:b w:val="0"/>
+          <w:bCs w:val="0"/>
+          <w:color w:val="CCCCCC"/>
+          <w:kern w:val="0"/>
+          <w:sz w:val="21"/>
+          <w:szCs w:val="21"/>
+          <w:shd w:val="clear" w:fill="181A1B"/>
+          <w:lang w:val="en-US" w:eastAsia="zh-CN" w:bidi="ar"/>
+        </w:rPr>
+        <w:t xml:space="preserve">, </w:t>
+      </w:r>
+    </w:p>
+    <w:p>
+      <w:pPr>
+        <w:keepNext w:val="0"/>
+        <w:keepLines w:val="0"/>
+        <w:widowControl/>
+        <w:suppressLineNumbers w:val="0"/>
+        <w:shd w:val="clear" w:fill="181A1B"/>
+        <w:spacing w:line="285" w:lineRule="atLeast"/>
+        <w:jc w:val="left"/>
+        <w:rPr>
+          <w:rFonts w:hint="default" w:ascii="Consolas" w:hAnsi="Consolas" w:eastAsia="Consolas" w:cs="Consolas"/>
+          <w:b w:val="0"/>
+          <w:bCs w:val="0"/>
+          <w:color w:val="CCCCCC"/>
+          <w:sz w:val="21"/>
+          <w:szCs w:val="21"/>
+        </w:rPr>
+      </w:pPr>
+      <w:r>
+        <w:rPr>
+          <w:rFonts w:hint="default" w:ascii="Consolas" w:hAnsi="Consolas" w:eastAsia="Consolas" w:cs="Consolas"/>
+          <w:b w:val="0"/>
+          <w:bCs w:val="0"/>
+          <w:color w:val="CCCCCC"/>
+          <w:kern w:val="0"/>
+          <w:sz w:val="21"/>
+          <w:szCs w:val="21"/>
+          <w:shd w:val="clear" w:fill="181A1B"/>
+          <w:lang w:val="en-US" w:eastAsia="zh-CN" w:bidi="ar"/>
+        </w:rPr>
+        <w:t xml:space="preserve">          </w:t>
+      </w:r>
+      <w:r>
+        <w:rPr>
+          <w:rFonts w:hint="default" w:ascii="Consolas" w:hAnsi="Consolas" w:eastAsia="Consolas" w:cs="Consolas"/>
+          <w:b w:val="0"/>
+          <w:bCs w:val="0"/>
+          <w:color w:val="9CDCFE"/>
+          <w:kern w:val="0"/>
+          <w:sz w:val="21"/>
+          <w:szCs w:val="21"/>
+          <w:shd w:val="clear" w:fill="181A1B"/>
+          <w:lang w:val="en-US" w:eastAsia="zh-CN" w:bidi="ar"/>
+        </w:rPr>
+        <w:t>"id"</w:t>
+      </w:r>
+      <w:r>
+        <w:rPr>
+          <w:rFonts w:hint="default" w:ascii="Consolas" w:hAnsi="Consolas" w:eastAsia="Consolas" w:cs="Consolas"/>
+          <w:b w:val="0"/>
+          <w:bCs w:val="0"/>
+          <w:color w:val="CCCCCC"/>
+          <w:kern w:val="0"/>
+          <w:sz w:val="21"/>
+          <w:szCs w:val="21"/>
+          <w:shd w:val="clear" w:fill="181A1B"/>
+          <w:lang w:val="en-US" w:eastAsia="zh-CN" w:bidi="ar"/>
+        </w:rPr>
+        <w:t xml:space="preserve">: </w:t>
+      </w:r>
+      <w:r>
+        <w:rPr>
+          <w:rFonts w:hint="default" w:ascii="Consolas" w:hAnsi="Consolas" w:eastAsia="Consolas" w:cs="Consolas"/>
+          <w:b w:val="0"/>
+          <w:bCs w:val="0"/>
+          <w:color w:val="B5CEA8"/>
+          <w:kern w:val="0"/>
+          <w:sz w:val="21"/>
+          <w:szCs w:val="21"/>
+          <w:shd w:val="clear" w:fill="181A1B"/>
+          <w:lang w:val="en-US" w:eastAsia="zh-CN" w:bidi="ar"/>
+        </w:rPr>
+        <w:t>1003</w:t>
+      </w:r>
+    </w:p>
+    <w:p>
+      <w:pPr>
+        <w:keepNext w:val="0"/>
+        <w:keepLines w:val="0"/>
+        <w:widowControl/>
+        <w:suppressLineNumbers w:val="0"/>
+        <w:shd w:val="clear" w:fill="181A1B"/>
+        <w:spacing w:line="285" w:lineRule="atLeast"/>
+        <w:jc w:val="left"/>
+        <w:rPr>
+          <w:rFonts w:hint="default" w:ascii="Consolas" w:hAnsi="Consolas" w:eastAsia="Consolas" w:cs="Consolas"/>
+          <w:b w:val="0"/>
+          <w:bCs w:val="0"/>
+          <w:color w:val="CCCCCC"/>
+          <w:sz w:val="21"/>
+          <w:szCs w:val="21"/>
+        </w:rPr>
+      </w:pPr>
+      <w:r>
+        <w:rPr>
+          <w:rFonts w:hint="default" w:ascii="Consolas" w:hAnsi="Consolas" w:eastAsia="Consolas" w:cs="Consolas"/>
+          <w:b w:val="0"/>
+          <w:bCs w:val="0"/>
+          <w:color w:val="CCCCCC"/>
+          <w:kern w:val="0"/>
+          <w:sz w:val="21"/>
+          <w:szCs w:val="21"/>
+          <w:shd w:val="clear" w:fill="181A1B"/>
+          <w:lang w:val="en-US" w:eastAsia="zh-CN" w:bidi="ar"/>
+        </w:rPr>
+        <w:t xml:space="preserve">        }, </w:t>
+      </w:r>
+    </w:p>
+    <w:p>
+      <w:pPr>
+        <w:keepNext w:val="0"/>
+        <w:keepLines w:val="0"/>
+        <w:widowControl/>
+        <w:suppressLineNumbers w:val="0"/>
+        <w:shd w:val="clear" w:fill="181A1B"/>
+        <w:spacing w:line="285" w:lineRule="atLeast"/>
+        <w:jc w:val="left"/>
+        <w:rPr>
+          <w:rFonts w:hint="default" w:ascii="Consolas" w:hAnsi="Consolas" w:eastAsia="Consolas" w:cs="Consolas"/>
+          <w:b w:val="0"/>
+          <w:bCs w:val="0"/>
+          <w:color w:val="CCCCCC"/>
+          <w:sz w:val="21"/>
+          <w:szCs w:val="21"/>
+        </w:rPr>
+      </w:pPr>
+      <w:r>
+        <w:rPr>
+          <w:rFonts w:hint="default" w:ascii="Consolas" w:hAnsi="Consolas" w:eastAsia="Consolas" w:cs="Consolas"/>
+          <w:b w:val="0"/>
+          <w:bCs w:val="0"/>
+          <w:color w:val="CCCCCC"/>
+          <w:kern w:val="0"/>
+          <w:sz w:val="21"/>
+          <w:szCs w:val="21"/>
+          <w:shd w:val="clear" w:fill="181A1B"/>
+          <w:lang w:val="en-US" w:eastAsia="zh-CN" w:bidi="ar"/>
+        </w:rPr>
+        <w:t>        {</w:t>
+      </w:r>
+    </w:p>
+    <w:p>
+      <w:pPr>
+        <w:keepNext w:val="0"/>
+        <w:keepLines w:val="0"/>
+        <w:widowControl/>
+        <w:suppressLineNumbers w:val="0"/>
+        <w:shd w:val="clear" w:fill="181A1B"/>
+        <w:spacing w:line="285" w:lineRule="atLeast"/>
+        <w:jc w:val="left"/>
+        <w:rPr>
+          <w:rFonts w:hint="default" w:ascii="Consolas" w:hAnsi="Consolas" w:eastAsia="Consolas" w:cs="Consolas"/>
+          <w:b w:val="0"/>
+          <w:bCs w:val="0"/>
+          <w:color w:val="CCCCCC"/>
+          <w:sz w:val="21"/>
+          <w:szCs w:val="21"/>
+        </w:rPr>
+      </w:pPr>
+      <w:r>
+        <w:rPr>
+          <w:rFonts w:hint="default" w:ascii="Consolas" w:hAnsi="Consolas" w:eastAsia="Consolas" w:cs="Consolas"/>
+          <w:b w:val="0"/>
+          <w:bCs w:val="0"/>
+          <w:color w:val="CCCCCC"/>
+          <w:kern w:val="0"/>
+          <w:sz w:val="21"/>
+          <w:szCs w:val="21"/>
+          <w:shd w:val="clear" w:fill="181A1B"/>
+          <w:lang w:val="en-US" w:eastAsia="zh-CN" w:bidi="ar"/>
+        </w:rPr>
+        <w:t xml:space="preserve">          </w:t>
+      </w:r>
+      <w:r>
+        <w:rPr>
+          <w:rFonts w:hint="default" w:ascii="Consolas" w:hAnsi="Consolas" w:eastAsia="Consolas" w:cs="Consolas"/>
+          <w:b w:val="0"/>
+          <w:bCs w:val="0"/>
+          <w:color w:val="9CDCFE"/>
+          <w:kern w:val="0"/>
+          <w:sz w:val="21"/>
+          <w:szCs w:val="21"/>
+          <w:shd w:val="clear" w:fill="181A1B"/>
+          <w:lang w:val="en-US" w:eastAsia="zh-CN" w:bidi="ar"/>
+        </w:rPr>
+        <w:t>"level"</w:t>
+      </w:r>
+      <w:r>
+        <w:rPr>
+          <w:rFonts w:hint="default" w:ascii="Consolas" w:hAnsi="Consolas" w:eastAsia="Consolas" w:cs="Consolas"/>
+          <w:b w:val="0"/>
+          <w:bCs w:val="0"/>
+          <w:color w:val="CCCCCC"/>
+          <w:kern w:val="0"/>
+          <w:sz w:val="21"/>
+          <w:szCs w:val="21"/>
+          <w:shd w:val="clear" w:fill="181A1B"/>
+          <w:lang w:val="en-US" w:eastAsia="zh-CN" w:bidi="ar"/>
+        </w:rPr>
+        <w:t xml:space="preserve">: </w:t>
+      </w:r>
+      <w:r>
+        <w:rPr>
+          <w:rFonts w:hint="default" w:ascii="Consolas" w:hAnsi="Consolas" w:eastAsia="Consolas" w:cs="Consolas"/>
+          <w:b w:val="0"/>
+          <w:bCs w:val="0"/>
+          <w:color w:val="B5CEA8"/>
+          <w:kern w:val="0"/>
+          <w:sz w:val="21"/>
+          <w:szCs w:val="21"/>
+          <w:shd w:val="clear" w:fill="181A1B"/>
+          <w:lang w:val="en-US" w:eastAsia="zh-CN" w:bidi="ar"/>
+        </w:rPr>
+        <w:t>10</w:t>
+      </w:r>
+      <w:r>
+        <w:rPr>
+          <w:rFonts w:hint="default" w:ascii="Consolas" w:hAnsi="Consolas" w:eastAsia="Consolas" w:cs="Consolas"/>
+          <w:b w:val="0"/>
+          <w:bCs w:val="0"/>
+          <w:color w:val="CCCCCC"/>
+          <w:kern w:val="0"/>
+          <w:sz w:val="21"/>
+          <w:szCs w:val="21"/>
+          <w:shd w:val="clear" w:fill="181A1B"/>
+          <w:lang w:val="en-US" w:eastAsia="zh-CN" w:bidi="ar"/>
+        </w:rPr>
+        <w:t xml:space="preserve">, </w:t>
+      </w:r>
+    </w:p>
+    <w:p>
+      <w:pPr>
+        <w:keepNext w:val="0"/>
+        <w:keepLines w:val="0"/>
+        <w:widowControl/>
+        <w:suppressLineNumbers w:val="0"/>
+        <w:shd w:val="clear" w:fill="181A1B"/>
+        <w:spacing w:line="285" w:lineRule="atLeast"/>
+        <w:jc w:val="left"/>
+        <w:rPr>
+          <w:rFonts w:hint="default" w:ascii="Consolas" w:hAnsi="Consolas" w:eastAsia="Consolas" w:cs="Consolas"/>
+          <w:b w:val="0"/>
+          <w:bCs w:val="0"/>
+          <w:color w:val="CCCCCC"/>
+          <w:sz w:val="21"/>
+          <w:szCs w:val="21"/>
+        </w:rPr>
+      </w:pPr>
+      <w:r>
+        <w:rPr>
+          <w:rFonts w:hint="default" w:ascii="Consolas" w:hAnsi="Consolas" w:eastAsia="Consolas" w:cs="Consolas"/>
+          <w:b w:val="0"/>
+          <w:bCs w:val="0"/>
+          <w:color w:val="CCCCCC"/>
+          <w:kern w:val="0"/>
+          <w:sz w:val="21"/>
+          <w:szCs w:val="21"/>
+          <w:shd w:val="clear" w:fill="181A1B"/>
+          <w:lang w:val="en-US" w:eastAsia="zh-CN" w:bidi="ar"/>
+        </w:rPr>
+        <w:t xml:space="preserve">          </w:t>
+      </w:r>
+      <w:r>
+        <w:rPr>
+          <w:rFonts w:hint="default" w:ascii="Consolas" w:hAnsi="Consolas" w:eastAsia="Consolas" w:cs="Consolas"/>
+          <w:b w:val="0"/>
+          <w:bCs w:val="0"/>
+          <w:color w:val="9CDCFE"/>
+          <w:kern w:val="0"/>
+          <w:sz w:val="21"/>
+          <w:szCs w:val="21"/>
+          <w:shd w:val="clear" w:fill="181A1B"/>
+          <w:lang w:val="en-US" w:eastAsia="zh-CN" w:bidi="ar"/>
+        </w:rPr>
+        <w:t>"id"</w:t>
+      </w:r>
+      <w:r>
+        <w:rPr>
+          <w:rFonts w:hint="default" w:ascii="Consolas" w:hAnsi="Consolas" w:eastAsia="Consolas" w:cs="Consolas"/>
+          <w:b w:val="0"/>
+          <w:bCs w:val="0"/>
+          <w:color w:val="CCCCCC"/>
+          <w:kern w:val="0"/>
+          <w:sz w:val="21"/>
+          <w:szCs w:val="21"/>
+          <w:shd w:val="clear" w:fill="181A1B"/>
+          <w:lang w:val="en-US" w:eastAsia="zh-CN" w:bidi="ar"/>
+        </w:rPr>
+        <w:t xml:space="preserve">: </w:t>
+      </w:r>
+      <w:r>
+        <w:rPr>
+          <w:rFonts w:hint="default" w:ascii="Consolas" w:hAnsi="Consolas" w:eastAsia="Consolas" w:cs="Consolas"/>
+          <w:b w:val="0"/>
+          <w:bCs w:val="0"/>
+          <w:color w:val="B5CEA8"/>
+          <w:kern w:val="0"/>
+          <w:sz w:val="21"/>
+          <w:szCs w:val="21"/>
+          <w:shd w:val="clear" w:fill="181A1B"/>
+          <w:lang w:val="en-US" w:eastAsia="zh-CN" w:bidi="ar"/>
+        </w:rPr>
+        <w:t>1001</w:t>
+      </w:r>
+    </w:p>
+    <w:p>
+      <w:pPr>
+        <w:keepNext w:val="0"/>
+        <w:keepLines w:val="0"/>
+        <w:widowControl/>
+        <w:suppressLineNumbers w:val="0"/>
+        <w:shd w:val="clear" w:fill="181A1B"/>
+        <w:spacing w:line="285" w:lineRule="atLeast"/>
+        <w:jc w:val="left"/>
+        <w:rPr>
+          <w:rFonts w:hint="default" w:ascii="Consolas" w:hAnsi="Consolas" w:eastAsia="Consolas" w:cs="Consolas"/>
+          <w:b w:val="0"/>
+          <w:bCs w:val="0"/>
+          <w:color w:val="CCCCCC"/>
+          <w:sz w:val="21"/>
+          <w:szCs w:val="21"/>
+        </w:rPr>
+      </w:pPr>
+      <w:r>
+        <w:rPr>
+          <w:rFonts w:hint="default" w:ascii="Consolas" w:hAnsi="Consolas" w:eastAsia="Consolas" w:cs="Consolas"/>
+          <w:b w:val="0"/>
+          <w:bCs w:val="0"/>
+          <w:color w:val="CCCCCC"/>
+          <w:kern w:val="0"/>
+          <w:sz w:val="21"/>
+          <w:szCs w:val="21"/>
+          <w:shd w:val="clear" w:fill="181A1B"/>
+          <w:lang w:val="en-US" w:eastAsia="zh-CN" w:bidi="ar"/>
+        </w:rPr>
+        <w:t xml:space="preserve">        }, </w:t>
+      </w:r>
+    </w:p>
+    <w:p>
+      <w:pPr>
+        <w:keepNext w:val="0"/>
+        <w:keepLines w:val="0"/>
+        <w:widowControl/>
+        <w:suppressLineNumbers w:val="0"/>
+        <w:shd w:val="clear" w:fill="181A1B"/>
+        <w:spacing w:line="285" w:lineRule="atLeast"/>
+        <w:jc w:val="left"/>
+        <w:rPr>
+          <w:rFonts w:hint="default" w:ascii="Consolas" w:hAnsi="Consolas" w:eastAsia="Consolas" w:cs="Consolas"/>
+          <w:b w:val="0"/>
+          <w:bCs w:val="0"/>
+          <w:color w:val="CCCCCC"/>
+          <w:sz w:val="21"/>
+          <w:szCs w:val="21"/>
+        </w:rPr>
+      </w:pPr>
+      <w:r>
+        <w:rPr>
+          <w:rFonts w:hint="default" w:ascii="Consolas" w:hAnsi="Consolas" w:eastAsia="Consolas" w:cs="Consolas"/>
+          <w:b w:val="0"/>
+          <w:bCs w:val="0"/>
+          <w:color w:val="CCCCCC"/>
+          <w:kern w:val="0"/>
+          <w:sz w:val="21"/>
+          <w:szCs w:val="21"/>
+          <w:shd w:val="clear" w:fill="181A1B"/>
+          <w:lang w:val="en-US" w:eastAsia="zh-CN" w:bidi="ar"/>
+        </w:rPr>
+        <w:t>        {</w:t>
+      </w:r>
+    </w:p>
+    <w:p>
+      <w:pPr>
+        <w:keepNext w:val="0"/>
+        <w:keepLines w:val="0"/>
+        <w:widowControl/>
+        <w:suppressLineNumbers w:val="0"/>
+        <w:shd w:val="clear" w:fill="181A1B"/>
+        <w:spacing w:line="285" w:lineRule="atLeast"/>
+        <w:jc w:val="left"/>
+        <w:rPr>
+          <w:rFonts w:hint="default" w:ascii="Consolas" w:hAnsi="Consolas" w:eastAsia="Consolas" w:cs="Consolas"/>
+          <w:b w:val="0"/>
+          <w:bCs w:val="0"/>
+          <w:color w:val="CCCCCC"/>
+          <w:sz w:val="21"/>
+          <w:szCs w:val="21"/>
+        </w:rPr>
+      </w:pPr>
+      <w:r>
+        <w:rPr>
+          <w:rFonts w:hint="default" w:ascii="Consolas" w:hAnsi="Consolas" w:eastAsia="Consolas" w:cs="Consolas"/>
+          <w:b w:val="0"/>
+          <w:bCs w:val="0"/>
+          <w:color w:val="CCCCCC"/>
+          <w:kern w:val="0"/>
+          <w:sz w:val="21"/>
+          <w:szCs w:val="21"/>
+          <w:shd w:val="clear" w:fill="181A1B"/>
+          <w:lang w:val="en-US" w:eastAsia="zh-CN" w:bidi="ar"/>
+        </w:rPr>
+        <w:t xml:space="preserve">          </w:t>
+      </w:r>
+      <w:r>
+        <w:rPr>
+          <w:rFonts w:hint="default" w:ascii="Consolas" w:hAnsi="Consolas" w:eastAsia="Consolas" w:cs="Consolas"/>
+          <w:b w:val="0"/>
+          <w:bCs w:val="0"/>
+          <w:color w:val="9CDCFE"/>
+          <w:kern w:val="0"/>
+          <w:sz w:val="21"/>
+          <w:szCs w:val="21"/>
+          <w:shd w:val="clear" w:fill="181A1B"/>
+          <w:lang w:val="en-US" w:eastAsia="zh-CN" w:bidi="ar"/>
+        </w:rPr>
+        <w:t>"level"</w:t>
+      </w:r>
+      <w:r>
+        <w:rPr>
+          <w:rFonts w:hint="default" w:ascii="Consolas" w:hAnsi="Consolas" w:eastAsia="Consolas" w:cs="Consolas"/>
+          <w:b w:val="0"/>
+          <w:bCs w:val="0"/>
+          <w:color w:val="CCCCCC"/>
+          <w:kern w:val="0"/>
+          <w:sz w:val="21"/>
+          <w:szCs w:val="21"/>
+          <w:shd w:val="clear" w:fill="181A1B"/>
+          <w:lang w:val="en-US" w:eastAsia="zh-CN" w:bidi="ar"/>
+        </w:rPr>
+        <w:t xml:space="preserve">: </w:t>
+      </w:r>
+      <w:r>
+        <w:rPr>
+          <w:rFonts w:hint="default" w:ascii="Consolas" w:hAnsi="Consolas" w:eastAsia="Consolas" w:cs="Consolas"/>
+          <w:b w:val="0"/>
+          <w:bCs w:val="0"/>
+          <w:color w:val="B5CEA8"/>
+          <w:kern w:val="0"/>
+          <w:sz w:val="21"/>
+          <w:szCs w:val="21"/>
+          <w:shd w:val="clear" w:fill="181A1B"/>
+          <w:lang w:val="en-US" w:eastAsia="zh-CN" w:bidi="ar"/>
+        </w:rPr>
+        <w:t>10</w:t>
+      </w:r>
+      <w:r>
+        <w:rPr>
+          <w:rFonts w:hint="default" w:ascii="Consolas" w:hAnsi="Consolas" w:eastAsia="Consolas" w:cs="Consolas"/>
+          <w:b w:val="0"/>
+          <w:bCs w:val="0"/>
+          <w:color w:val="CCCCCC"/>
+          <w:kern w:val="0"/>
+          <w:sz w:val="21"/>
+          <w:szCs w:val="21"/>
+          <w:shd w:val="clear" w:fill="181A1B"/>
+          <w:lang w:val="en-US" w:eastAsia="zh-CN" w:bidi="ar"/>
+        </w:rPr>
+        <w:t xml:space="preserve">, </w:t>
+      </w:r>
+    </w:p>
+    <w:p>
+      <w:pPr>
+        <w:keepNext w:val="0"/>
+        <w:keepLines w:val="0"/>
+        <w:widowControl/>
+        <w:suppressLineNumbers w:val="0"/>
+        <w:shd w:val="clear" w:fill="181A1B"/>
+        <w:spacing w:line="285" w:lineRule="atLeast"/>
+        <w:jc w:val="left"/>
+        <w:rPr>
+          <w:rFonts w:hint="default" w:ascii="Consolas" w:hAnsi="Consolas" w:eastAsia="Consolas" w:cs="Consolas"/>
+          <w:b w:val="0"/>
+          <w:bCs w:val="0"/>
+          <w:color w:val="CCCCCC"/>
+          <w:sz w:val="21"/>
+          <w:szCs w:val="21"/>
+        </w:rPr>
+      </w:pPr>
+      <w:r>
+        <w:rPr>
+          <w:rFonts w:hint="default" w:ascii="Consolas" w:hAnsi="Consolas" w:eastAsia="Consolas" w:cs="Consolas"/>
+          <w:b w:val="0"/>
+          <w:bCs w:val="0"/>
+          <w:color w:val="CCCCCC"/>
+          <w:kern w:val="0"/>
+          <w:sz w:val="21"/>
+          <w:szCs w:val="21"/>
+          <w:shd w:val="clear" w:fill="181A1B"/>
+          <w:lang w:val="en-US" w:eastAsia="zh-CN" w:bidi="ar"/>
+        </w:rPr>
+        <w:t xml:space="preserve">          </w:t>
+      </w:r>
+      <w:r>
+        <w:rPr>
+          <w:rFonts w:hint="default" w:ascii="Consolas" w:hAnsi="Consolas" w:eastAsia="Consolas" w:cs="Consolas"/>
+          <w:b w:val="0"/>
+          <w:bCs w:val="0"/>
+          <w:color w:val="9CDCFE"/>
+          <w:kern w:val="0"/>
+          <w:sz w:val="21"/>
+          <w:szCs w:val="21"/>
+          <w:shd w:val="clear" w:fill="181A1B"/>
+          <w:lang w:val="en-US" w:eastAsia="zh-CN" w:bidi="ar"/>
+        </w:rPr>
+        <w:t>"id"</w:t>
+      </w:r>
+      <w:r>
+        <w:rPr>
+          <w:rFonts w:hint="default" w:ascii="Consolas" w:hAnsi="Consolas" w:eastAsia="Consolas" w:cs="Consolas"/>
+          <w:b w:val="0"/>
+          <w:bCs w:val="0"/>
+          <w:color w:val="CCCCCC"/>
+          <w:kern w:val="0"/>
+          <w:sz w:val="21"/>
+          <w:szCs w:val="21"/>
+          <w:shd w:val="clear" w:fill="181A1B"/>
+          <w:lang w:val="en-US" w:eastAsia="zh-CN" w:bidi="ar"/>
+        </w:rPr>
+        <w:t xml:space="preserve">: </w:t>
+      </w:r>
+      <w:r>
+        <w:rPr>
+          <w:rFonts w:hint="default" w:ascii="Consolas" w:hAnsi="Consolas" w:eastAsia="Consolas" w:cs="Consolas"/>
+          <w:b w:val="0"/>
+          <w:bCs w:val="0"/>
+          <w:color w:val="B5CEA8"/>
+          <w:kern w:val="0"/>
+          <w:sz w:val="21"/>
+          <w:szCs w:val="21"/>
+          <w:shd w:val="clear" w:fill="181A1B"/>
+          <w:lang w:val="en-US" w:eastAsia="zh-CN" w:bidi="ar"/>
+        </w:rPr>
+        <w:t>1004</w:t>
+      </w:r>
+    </w:p>
+    <w:p>
+      <w:pPr>
+        <w:keepNext w:val="0"/>
+        <w:keepLines w:val="0"/>
+        <w:widowControl/>
+        <w:suppressLineNumbers w:val="0"/>
+        <w:shd w:val="clear" w:fill="181A1B"/>
+        <w:spacing w:line="285" w:lineRule="atLeast"/>
+        <w:jc w:val="left"/>
+        <w:rPr>
+          <w:rFonts w:hint="default" w:ascii="Consolas" w:hAnsi="Consolas" w:eastAsia="Consolas" w:cs="Consolas"/>
+          <w:b w:val="0"/>
+          <w:bCs w:val="0"/>
+          <w:color w:val="CCCCCC"/>
+          <w:sz w:val="21"/>
+          <w:szCs w:val="21"/>
+        </w:rPr>
+      </w:pPr>
+      <w:r>
+        <w:rPr>
+          <w:rFonts w:hint="default" w:ascii="Consolas" w:hAnsi="Consolas" w:eastAsia="Consolas" w:cs="Consolas"/>
+          <w:b w:val="0"/>
+          <w:bCs w:val="0"/>
+          <w:color w:val="CCCCCC"/>
+          <w:kern w:val="0"/>
+          <w:sz w:val="21"/>
+          <w:szCs w:val="21"/>
+          <w:shd w:val="clear" w:fill="181A1B"/>
+          <w:lang w:val="en-US" w:eastAsia="zh-CN" w:bidi="ar"/>
+        </w:rPr>
+        <w:t xml:space="preserve">        }, </w:t>
+      </w:r>
+    </w:p>
+    <w:p>
+      <w:pPr>
+        <w:keepNext w:val="0"/>
+        <w:keepLines w:val="0"/>
+        <w:widowControl/>
+        <w:suppressLineNumbers w:val="0"/>
+        <w:shd w:val="clear" w:fill="181A1B"/>
+        <w:spacing w:line="285" w:lineRule="atLeast"/>
+        <w:jc w:val="left"/>
+        <w:rPr>
+          <w:rFonts w:hint="default" w:ascii="Consolas" w:hAnsi="Consolas" w:eastAsia="Consolas" w:cs="Consolas"/>
+          <w:b w:val="0"/>
+          <w:bCs w:val="0"/>
+          <w:color w:val="CCCCCC"/>
+          <w:sz w:val="21"/>
+          <w:szCs w:val="21"/>
+        </w:rPr>
+      </w:pPr>
+      <w:r>
+        <w:rPr>
+          <w:rFonts w:hint="default" w:ascii="Consolas" w:hAnsi="Consolas" w:eastAsia="Consolas" w:cs="Consolas"/>
+          <w:b w:val="0"/>
+          <w:bCs w:val="0"/>
+          <w:color w:val="CCCCCC"/>
+          <w:kern w:val="0"/>
+          <w:sz w:val="21"/>
+          <w:szCs w:val="21"/>
+          <w:shd w:val="clear" w:fill="181A1B"/>
+          <w:lang w:val="en-US" w:eastAsia="zh-CN" w:bidi="ar"/>
+        </w:rPr>
+        <w:t>        {</w:t>
+      </w:r>
+    </w:p>
+    <w:p>
+      <w:pPr>
+        <w:keepNext w:val="0"/>
+        <w:keepLines w:val="0"/>
+        <w:widowControl/>
+        <w:suppressLineNumbers w:val="0"/>
+        <w:shd w:val="clear" w:fill="181A1B"/>
+        <w:spacing w:line="285" w:lineRule="atLeast"/>
+        <w:jc w:val="left"/>
+        <w:rPr>
+          <w:rFonts w:hint="default" w:ascii="Consolas" w:hAnsi="Consolas" w:eastAsia="Consolas" w:cs="Consolas"/>
+          <w:b w:val="0"/>
+          <w:bCs w:val="0"/>
+          <w:color w:val="CCCCCC"/>
+          <w:sz w:val="21"/>
+          <w:szCs w:val="21"/>
+        </w:rPr>
+      </w:pPr>
+      <w:r>
+        <w:rPr>
+          <w:rFonts w:hint="default" w:ascii="Consolas" w:hAnsi="Consolas" w:eastAsia="Consolas" w:cs="Consolas"/>
+          <w:b w:val="0"/>
+          <w:bCs w:val="0"/>
+          <w:color w:val="CCCCCC"/>
+          <w:kern w:val="0"/>
+          <w:sz w:val="21"/>
+          <w:szCs w:val="21"/>
+          <w:shd w:val="clear" w:fill="181A1B"/>
+          <w:lang w:val="en-US" w:eastAsia="zh-CN" w:bidi="ar"/>
+        </w:rPr>
+        <w:t xml:space="preserve">          </w:t>
+      </w:r>
+      <w:r>
+        <w:rPr>
+          <w:rFonts w:hint="default" w:ascii="Consolas" w:hAnsi="Consolas" w:eastAsia="Consolas" w:cs="Consolas"/>
+          <w:b w:val="0"/>
+          <w:bCs w:val="0"/>
+          <w:color w:val="9CDCFE"/>
+          <w:kern w:val="0"/>
+          <w:sz w:val="21"/>
+          <w:szCs w:val="21"/>
+          <w:shd w:val="clear" w:fill="181A1B"/>
+          <w:lang w:val="en-US" w:eastAsia="zh-CN" w:bidi="ar"/>
+        </w:rPr>
+        <w:t>"level"</w:t>
+      </w:r>
+      <w:r>
+        <w:rPr>
+          <w:rFonts w:hint="default" w:ascii="Consolas" w:hAnsi="Consolas" w:eastAsia="Consolas" w:cs="Consolas"/>
+          <w:b w:val="0"/>
+          <w:bCs w:val="0"/>
+          <w:color w:val="CCCCCC"/>
+          <w:kern w:val="0"/>
+          <w:sz w:val="21"/>
+          <w:szCs w:val="21"/>
+          <w:shd w:val="clear" w:fill="181A1B"/>
+          <w:lang w:val="en-US" w:eastAsia="zh-CN" w:bidi="ar"/>
+        </w:rPr>
+        <w:t xml:space="preserve">: </w:t>
+      </w:r>
+      <w:r>
+        <w:rPr>
+          <w:rFonts w:hint="eastAsia" w:ascii="Consolas" w:hAnsi="Consolas" w:eastAsia="Consolas" w:cs="Consolas"/>
+          <w:b w:val="0"/>
+          <w:bCs w:val="0"/>
+          <w:color w:val="B5CEA8"/>
+          <w:kern w:val="0"/>
+          <w:sz w:val="21"/>
+          <w:szCs w:val="21"/>
+          <w:shd w:val="clear" w:fill="181A1B"/>
+          <w:lang w:val="en-US" w:eastAsia="zh-CN" w:bidi="ar"/>
+        </w:rPr>
+        <w:t>20</w:t>
+      </w:r>
+      <w:r>
+        <w:rPr>
+          <w:rFonts w:hint="default" w:ascii="Consolas" w:hAnsi="Consolas" w:eastAsia="Consolas" w:cs="Consolas"/>
+          <w:b w:val="0"/>
+          <w:bCs w:val="0"/>
+          <w:color w:val="CCCCCC"/>
+          <w:kern w:val="0"/>
+          <w:sz w:val="21"/>
+          <w:szCs w:val="21"/>
+          <w:shd w:val="clear" w:fill="181A1B"/>
+          <w:lang w:val="en-US" w:eastAsia="zh-CN" w:bidi="ar"/>
+        </w:rPr>
+        <w:t xml:space="preserve">, </w:t>
+      </w:r>
+    </w:p>
+    <w:p>
+      <w:pPr>
+        <w:keepNext w:val="0"/>
+        <w:keepLines w:val="0"/>
+        <w:widowControl/>
+        <w:suppressLineNumbers w:val="0"/>
+        <w:shd w:val="clear" w:fill="181A1B"/>
+        <w:spacing w:line="285" w:lineRule="atLeast"/>
+        <w:jc w:val="left"/>
+        <w:rPr>
+          <w:rFonts w:hint="default" w:ascii="Consolas" w:hAnsi="Consolas" w:eastAsia="Consolas" w:cs="Consolas"/>
+          <w:b w:val="0"/>
+          <w:bCs w:val="0"/>
+          <w:color w:val="CCCCCC"/>
+          <w:sz w:val="21"/>
+          <w:szCs w:val="21"/>
+        </w:rPr>
+      </w:pPr>
+      <w:r>
+        <w:rPr>
+          <w:rFonts w:hint="default" w:ascii="Consolas" w:hAnsi="Consolas" w:eastAsia="Consolas" w:cs="Consolas"/>
+          <w:b w:val="0"/>
+          <w:bCs w:val="0"/>
+          <w:color w:val="CCCCCC"/>
+          <w:kern w:val="0"/>
+          <w:sz w:val="21"/>
+          <w:szCs w:val="21"/>
+          <w:shd w:val="clear" w:fill="181A1B"/>
+          <w:lang w:val="en-US" w:eastAsia="zh-CN" w:bidi="ar"/>
+        </w:rPr>
+        <w:t xml:space="preserve">          </w:t>
+      </w:r>
+      <w:r>
+        <w:rPr>
+          <w:rFonts w:hint="default" w:ascii="Consolas" w:hAnsi="Consolas" w:eastAsia="Consolas" w:cs="Consolas"/>
+          <w:b w:val="0"/>
+          <w:bCs w:val="0"/>
+          <w:color w:val="9CDCFE"/>
+          <w:kern w:val="0"/>
+          <w:sz w:val="21"/>
+          <w:szCs w:val="21"/>
+          <w:shd w:val="clear" w:fill="181A1B"/>
+          <w:lang w:val="en-US" w:eastAsia="zh-CN" w:bidi="ar"/>
+        </w:rPr>
+        <w:t>"id"</w:t>
+      </w:r>
+      <w:r>
+        <w:rPr>
+          <w:rFonts w:hint="default" w:ascii="Consolas" w:hAnsi="Consolas" w:eastAsia="Consolas" w:cs="Consolas"/>
+          <w:b w:val="0"/>
+          <w:bCs w:val="0"/>
+          <w:color w:val="CCCCCC"/>
+          <w:kern w:val="0"/>
+          <w:sz w:val="21"/>
+          <w:szCs w:val="21"/>
+          <w:shd w:val="clear" w:fill="181A1B"/>
+          <w:lang w:val="en-US" w:eastAsia="zh-CN" w:bidi="ar"/>
+        </w:rPr>
+        <w:t xml:space="preserve">: </w:t>
+      </w:r>
+      <w:r>
+        <w:rPr>
+          <w:rFonts w:hint="default" w:ascii="Consolas" w:hAnsi="Consolas" w:eastAsia="Consolas" w:cs="Consolas"/>
+          <w:b w:val="0"/>
+          <w:bCs w:val="0"/>
+          <w:color w:val="B5CEA8"/>
+          <w:kern w:val="0"/>
+          <w:sz w:val="21"/>
+          <w:szCs w:val="21"/>
+          <w:shd w:val="clear" w:fill="181A1B"/>
+          <w:lang w:val="en-US" w:eastAsia="zh-CN" w:bidi="ar"/>
+        </w:rPr>
+        <w:t>1001</w:t>
+      </w:r>
+    </w:p>
+    <w:p>
+      <w:pPr>
+        <w:keepNext w:val="0"/>
+        <w:keepLines w:val="0"/>
+        <w:widowControl/>
+        <w:suppressLineNumbers w:val="0"/>
+        <w:shd w:val="clear" w:fill="181A1B"/>
+        <w:spacing w:line="285" w:lineRule="atLeast"/>
+        <w:jc w:val="left"/>
+        <w:rPr>
+          <w:rFonts w:hint="default" w:ascii="Consolas" w:hAnsi="Consolas" w:eastAsia="Consolas" w:cs="Consolas"/>
+          <w:b w:val="0"/>
+          <w:bCs w:val="0"/>
+          <w:color w:val="CCCCCC"/>
+          <w:sz w:val="21"/>
+          <w:szCs w:val="21"/>
+        </w:rPr>
+      </w:pPr>
+      <w:r>
+        <w:rPr>
+          <w:rFonts w:hint="default" w:ascii="Consolas" w:hAnsi="Consolas" w:eastAsia="Consolas" w:cs="Consolas"/>
+          <w:b w:val="0"/>
+          <w:bCs w:val="0"/>
+          <w:color w:val="CCCCCC"/>
+          <w:kern w:val="0"/>
+          <w:sz w:val="21"/>
+          <w:szCs w:val="21"/>
+          <w:shd w:val="clear" w:fill="181A1B"/>
+          <w:lang w:val="en-US" w:eastAsia="zh-CN" w:bidi="ar"/>
+        </w:rPr>
+        <w:t xml:space="preserve">        }, </w:t>
+      </w:r>
+    </w:p>
+    <w:p>
+      <w:pPr>
+        <w:keepNext w:val="0"/>
+        <w:keepLines w:val="0"/>
+        <w:widowControl/>
+        <w:suppressLineNumbers w:val="0"/>
+        <w:shd w:val="clear" w:fill="181A1B"/>
+        <w:spacing w:line="285" w:lineRule="atLeast"/>
+        <w:jc w:val="left"/>
+        <w:rPr>
+          <w:rFonts w:hint="default" w:ascii="Consolas" w:hAnsi="Consolas" w:eastAsia="Consolas" w:cs="Consolas"/>
+          <w:b w:val="0"/>
+          <w:bCs w:val="0"/>
+          <w:color w:val="CCCCCC"/>
+          <w:sz w:val="21"/>
+          <w:szCs w:val="21"/>
+        </w:rPr>
+      </w:pPr>
+      <w:r>
+        <w:rPr>
+          <w:rFonts w:hint="default" w:ascii="Consolas" w:hAnsi="Consolas" w:eastAsia="Consolas" w:cs="Consolas"/>
+          <w:b w:val="0"/>
+          <w:bCs w:val="0"/>
+          <w:color w:val="CCCCCC"/>
+          <w:kern w:val="0"/>
+          <w:sz w:val="21"/>
+          <w:szCs w:val="21"/>
+          <w:shd w:val="clear" w:fill="181A1B"/>
+          <w:lang w:val="en-US" w:eastAsia="zh-CN" w:bidi="ar"/>
+        </w:rPr>
+        <w:t>        {</w:t>
+      </w:r>
+    </w:p>
+    <w:p>
+      <w:pPr>
+        <w:keepNext w:val="0"/>
+        <w:keepLines w:val="0"/>
+        <w:widowControl/>
+        <w:suppressLineNumbers w:val="0"/>
+        <w:shd w:val="clear" w:fill="181A1B"/>
+        <w:spacing w:line="285" w:lineRule="atLeast"/>
+        <w:jc w:val="left"/>
+        <w:rPr>
+          <w:rFonts w:hint="default" w:ascii="Consolas" w:hAnsi="Consolas" w:eastAsia="Consolas" w:cs="Consolas"/>
+          <w:b w:val="0"/>
+          <w:bCs w:val="0"/>
+          <w:color w:val="CCCCCC"/>
+          <w:sz w:val="21"/>
+          <w:szCs w:val="21"/>
+        </w:rPr>
+      </w:pPr>
+      <w:r>
+        <w:rPr>
+          <w:rFonts w:hint="default" w:ascii="Consolas" w:hAnsi="Consolas" w:eastAsia="Consolas" w:cs="Consolas"/>
+          <w:b w:val="0"/>
+          <w:bCs w:val="0"/>
+          <w:color w:val="CCCCCC"/>
+          <w:kern w:val="0"/>
+          <w:sz w:val="21"/>
+          <w:szCs w:val="21"/>
+          <w:shd w:val="clear" w:fill="181A1B"/>
+          <w:lang w:val="en-US" w:eastAsia="zh-CN" w:bidi="ar"/>
+        </w:rPr>
+        <w:t xml:space="preserve">          </w:t>
+      </w:r>
+      <w:r>
+        <w:rPr>
+          <w:rFonts w:hint="default" w:ascii="Consolas" w:hAnsi="Consolas" w:eastAsia="Consolas" w:cs="Consolas"/>
+          <w:b w:val="0"/>
+          <w:bCs w:val="0"/>
+          <w:color w:val="9CDCFE"/>
+          <w:kern w:val="0"/>
+          <w:sz w:val="21"/>
+          <w:szCs w:val="21"/>
+          <w:shd w:val="clear" w:fill="181A1B"/>
+          <w:lang w:val="en-US" w:eastAsia="zh-CN" w:bidi="ar"/>
+        </w:rPr>
+        <w:t>"level"</w:t>
+      </w:r>
+      <w:r>
+        <w:rPr>
+          <w:rFonts w:hint="default" w:ascii="Consolas" w:hAnsi="Consolas" w:eastAsia="Consolas" w:cs="Consolas"/>
+          <w:b w:val="0"/>
+          <w:bCs w:val="0"/>
+          <w:color w:val="CCCCCC"/>
+          <w:kern w:val="0"/>
+          <w:sz w:val="21"/>
+          <w:szCs w:val="21"/>
+          <w:shd w:val="clear" w:fill="181A1B"/>
+          <w:lang w:val="en-US" w:eastAsia="zh-CN" w:bidi="ar"/>
+        </w:rPr>
+        <w:t xml:space="preserve">: </w:t>
+      </w:r>
+      <w:r>
+        <w:rPr>
+          <w:rFonts w:hint="eastAsia" w:ascii="Consolas" w:hAnsi="Consolas" w:eastAsia="Consolas" w:cs="Consolas"/>
+          <w:b w:val="0"/>
+          <w:bCs w:val="0"/>
+          <w:color w:val="B5CEA8"/>
+          <w:kern w:val="0"/>
+          <w:sz w:val="21"/>
+          <w:szCs w:val="21"/>
+          <w:shd w:val="clear" w:fill="181A1B"/>
+          <w:lang w:val="en-US" w:eastAsia="zh-CN" w:bidi="ar"/>
+        </w:rPr>
+        <w:t>20</w:t>
+      </w:r>
+      <w:r>
+        <w:rPr>
+          <w:rFonts w:hint="default" w:ascii="Consolas" w:hAnsi="Consolas" w:eastAsia="Consolas" w:cs="Consolas"/>
+          <w:b w:val="0"/>
+          <w:bCs w:val="0"/>
+          <w:color w:val="CCCCCC"/>
+          <w:kern w:val="0"/>
+          <w:sz w:val="21"/>
+          <w:szCs w:val="21"/>
+          <w:shd w:val="clear" w:fill="181A1B"/>
+          <w:lang w:val="en-US" w:eastAsia="zh-CN" w:bidi="ar"/>
+        </w:rPr>
+        <w:t xml:space="preserve">, </w:t>
+      </w:r>
+    </w:p>
+    <w:p>
+      <w:pPr>
+        <w:keepNext w:val="0"/>
+        <w:keepLines w:val="0"/>
+        <w:widowControl/>
+        <w:suppressLineNumbers w:val="0"/>
+        <w:shd w:val="clear" w:fill="181A1B"/>
+        <w:spacing w:line="285" w:lineRule="atLeast"/>
+        <w:jc w:val="left"/>
+        <w:rPr>
+          <w:rFonts w:hint="default" w:ascii="Consolas" w:hAnsi="Consolas" w:eastAsia="Consolas" w:cs="Consolas"/>
+          <w:b w:val="0"/>
+          <w:bCs w:val="0"/>
+          <w:color w:val="CCCCCC"/>
+          <w:sz w:val="21"/>
+          <w:szCs w:val="21"/>
+        </w:rPr>
+      </w:pPr>
+      <w:r>
+        <w:rPr>
+          <w:rFonts w:hint="default" w:ascii="Consolas" w:hAnsi="Consolas" w:eastAsia="Consolas" w:cs="Consolas"/>
+          <w:b w:val="0"/>
+          <w:bCs w:val="0"/>
+          <w:color w:val="CCCCCC"/>
+          <w:kern w:val="0"/>
+          <w:sz w:val="21"/>
+          <w:szCs w:val="21"/>
+          <w:shd w:val="clear" w:fill="181A1B"/>
+          <w:lang w:val="en-US" w:eastAsia="zh-CN" w:bidi="ar"/>
+        </w:rPr>
+        <w:t xml:space="preserve">          </w:t>
+      </w:r>
+      <w:r>
+        <w:rPr>
+          <w:rFonts w:hint="default" w:ascii="Consolas" w:hAnsi="Consolas" w:eastAsia="Consolas" w:cs="Consolas"/>
+          <w:b w:val="0"/>
+          <w:bCs w:val="0"/>
+          <w:color w:val="9CDCFE"/>
+          <w:kern w:val="0"/>
+          <w:sz w:val="21"/>
+          <w:szCs w:val="21"/>
+          <w:shd w:val="clear" w:fill="181A1B"/>
+          <w:lang w:val="en-US" w:eastAsia="zh-CN" w:bidi="ar"/>
+        </w:rPr>
+        <w:t>"id"</w:t>
+      </w:r>
+      <w:r>
+        <w:rPr>
+          <w:rFonts w:hint="default" w:ascii="Consolas" w:hAnsi="Consolas" w:eastAsia="Consolas" w:cs="Consolas"/>
+          <w:b w:val="0"/>
+          <w:bCs w:val="0"/>
+          <w:color w:val="CCCCCC"/>
+          <w:kern w:val="0"/>
+          <w:sz w:val="21"/>
+          <w:szCs w:val="21"/>
+          <w:shd w:val="clear" w:fill="181A1B"/>
+          <w:lang w:val="en-US" w:eastAsia="zh-CN" w:bidi="ar"/>
+        </w:rPr>
+        <w:t xml:space="preserve">: </w:t>
+      </w:r>
+      <w:r>
+        <w:rPr>
+          <w:rFonts w:hint="default" w:ascii="Consolas" w:hAnsi="Consolas" w:eastAsia="Consolas" w:cs="Consolas"/>
+          <w:b w:val="0"/>
+          <w:bCs w:val="0"/>
+          <w:color w:val="B5CEA8"/>
+          <w:kern w:val="0"/>
+          <w:sz w:val="21"/>
+          <w:szCs w:val="21"/>
+          <w:shd w:val="clear" w:fill="181A1B"/>
+          <w:lang w:val="en-US" w:eastAsia="zh-CN" w:bidi="ar"/>
+        </w:rPr>
+        <w:t>1005</w:t>
+      </w:r>
+    </w:p>
+    <w:p>
+      <w:pPr>
+        <w:keepNext w:val="0"/>
+        <w:keepLines w:val="0"/>
+        <w:widowControl/>
+        <w:suppressLineNumbers w:val="0"/>
+        <w:shd w:val="clear" w:fill="181A1B"/>
+        <w:spacing w:line="285" w:lineRule="atLeast"/>
+        <w:jc w:val="left"/>
+        <w:rPr>
+          <w:rFonts w:hint="default" w:ascii="Consolas" w:hAnsi="Consolas" w:eastAsia="Consolas" w:cs="Consolas"/>
+          <w:b w:val="0"/>
+          <w:bCs w:val="0"/>
+          <w:color w:val="CCCCCC"/>
+          <w:sz w:val="21"/>
+          <w:szCs w:val="21"/>
+        </w:rPr>
+      </w:pPr>
+      <w:r>
+        <w:rPr>
+          <w:rFonts w:hint="default" w:ascii="Consolas" w:hAnsi="Consolas" w:eastAsia="Consolas" w:cs="Consolas"/>
+          <w:b w:val="0"/>
+          <w:bCs w:val="0"/>
+          <w:color w:val="CCCCCC"/>
+          <w:kern w:val="0"/>
+          <w:sz w:val="21"/>
+          <w:szCs w:val="21"/>
+          <w:shd w:val="clear" w:fill="181A1B"/>
+          <w:lang w:val="en-US" w:eastAsia="zh-CN" w:bidi="ar"/>
+        </w:rPr>
+        <w:t>        }</w:t>
+      </w:r>
+    </w:p>
+    <w:p>
+      <w:pPr>
+        <w:keepNext w:val="0"/>
+        <w:keepLines w:val="0"/>
+        <w:widowControl/>
+        <w:suppressLineNumbers w:val="0"/>
+        <w:shd w:val="clear" w:fill="181A1B"/>
+        <w:spacing w:line="285" w:lineRule="atLeast"/>
+        <w:jc w:val="left"/>
+        <w:rPr>
+          <w:rFonts w:hint="default" w:ascii="Consolas" w:hAnsi="Consolas" w:eastAsia="Consolas" w:cs="Consolas"/>
+          <w:b w:val="0"/>
+          <w:bCs w:val="0"/>
+          <w:color w:val="CCCCCC"/>
+          <w:sz w:val="21"/>
+          <w:szCs w:val="21"/>
+        </w:rPr>
+      </w:pPr>
+      <w:r>
+        <w:rPr>
+          <w:rFonts w:hint="default" w:ascii="Consolas" w:hAnsi="Consolas" w:eastAsia="Consolas" w:cs="Consolas"/>
+          <w:b w:val="0"/>
+          <w:bCs w:val="0"/>
+          <w:color w:val="CCCCCC"/>
+          <w:kern w:val="0"/>
+          <w:sz w:val="21"/>
+          <w:szCs w:val="21"/>
+          <w:shd w:val="clear" w:fill="181A1B"/>
+          <w:lang w:val="en-US" w:eastAsia="zh-CN" w:bidi="ar"/>
+        </w:rPr>
+        <w:t>      ]</w:t>
+      </w:r>
+    </w:p>
+    <w:p>
+      <w:pPr>
+        <w:keepNext w:val="0"/>
+        <w:keepLines w:val="0"/>
+        <w:widowControl/>
+        <w:numPr>
+          <w:numId w:val="0"/>
+        </w:numPr>
+        <w:suppressLineNumbers w:val="0"/>
+        <w:pBdr>
+          <w:top w:val="none" w:color="6FC3DF" w:sz="0" w:space="0"/>
+          <w:left w:val="none" w:color="6FC3DF" w:sz="0" w:space="0"/>
+          <w:bottom w:val="none" w:color="6FC3DF" w:sz="0" w:space="0"/>
+          <w:right w:val="none" w:color="6FC3DF" w:sz="0" w:space="0"/>
+        </w:pBdr>
+        <w:shd w:val="clear" w:fill="000000"/>
+        <w:rPr>
+          <w:rFonts w:hint="eastAsia" w:ascii="Consolas" w:hAnsi="Consolas" w:eastAsia="Consolas" w:cs="Consolas"/>
+          <w:b w:val="0"/>
+          <w:bCs w:val="0"/>
+          <w:color w:val="B5CEA8"/>
+          <w:kern w:val="0"/>
+          <w:sz w:val="21"/>
+          <w:szCs w:val="21"/>
+          <w:shd w:val="clear" w:fill="181A1B"/>
+          <w:lang w:val="en-US" w:eastAsia="zh-CN" w:bidi="ar"/>
+        </w:rPr>
+      </w:pPr>
+      <w:r>
+        <w:rPr>
+          <w:rFonts w:hint="eastAsia" w:ascii="Segoe UI" w:hAnsi="Segoe UI" w:eastAsia="宋体" w:cs="Segoe UI"/>
+          <w:i w:val="0"/>
+          <w:iCs w:val="0"/>
+          <w:caps w:val="0"/>
+          <w:color w:val="FFFFFF" w:themeColor="background1"/>
+          <w:spacing w:val="0"/>
+          <w:sz w:val="19"/>
+          <w:szCs w:val="19"/>
+          <w:shd w:val="clear" w:fill="000000"/>
+          <w:lang w:val="en-US" w:eastAsia="zh-CN"/>
+          <w14:textFill>
+            <w14:solidFill>
+              <w14:schemeClr w14:val="bg1"/>
+            </w14:solidFill>
+          </w14:textFill>
+        </w:rPr>
+        <w:t>该配置代表，1级时人物添加</w:t>
+      </w:r>
+      <w:r>
+        <w:rPr>
+          <w:rFonts w:hint="default" w:ascii="Consolas" w:hAnsi="Consolas" w:eastAsia="Consolas" w:cs="Consolas"/>
+          <w:b w:val="0"/>
+          <w:bCs w:val="0"/>
+          <w:color w:val="B5CEA8"/>
+          <w:kern w:val="0"/>
+          <w:sz w:val="21"/>
+          <w:szCs w:val="21"/>
+          <w:shd w:val="clear" w:fill="181A1B"/>
+          <w:lang w:val="en-US" w:eastAsia="zh-CN" w:bidi="ar"/>
+        </w:rPr>
+        <w:t>1001</w:t>
+      </w:r>
+      <w:r>
+        <w:rPr>
+          <w:rFonts w:hint="eastAsia" w:ascii="Consolas" w:hAnsi="Consolas" w:eastAsia="Consolas" w:cs="Consolas"/>
+          <w:b w:val="0"/>
+          <w:bCs w:val="0"/>
+          <w:color w:val="B5CEA8"/>
+          <w:kern w:val="0"/>
+          <w:sz w:val="21"/>
+          <w:szCs w:val="21"/>
+          <w:shd w:val="clear" w:fill="181A1B"/>
+          <w:lang w:val="en-US" w:eastAsia="zh-CN" w:bidi="ar"/>
+        </w:rPr>
+        <w:t>被动；5级时人物添加1001，1003被动；10级时人物添加1001，1004被动；20级时候人物添加1001，1005被动。</w:t>
+      </w:r>
+    </w:p>
+    <w:p>
+      <w:pPr>
+        <w:keepNext w:val="0"/>
+        <w:keepLines w:val="0"/>
+        <w:widowControl/>
+        <w:numPr>
+          <w:numId w:val="0"/>
+        </w:numPr>
+        <w:suppressLineNumbers w:val="0"/>
+        <w:pBdr>
+          <w:top w:val="none" w:color="6FC3DF" w:sz="0" w:space="0"/>
+          <w:left w:val="none" w:color="6FC3DF" w:sz="0" w:space="0"/>
+          <w:bottom w:val="none" w:color="6FC3DF" w:sz="0" w:space="0"/>
+          <w:right w:val="none" w:color="6FC3DF" w:sz="0" w:space="0"/>
+        </w:pBdr>
+        <w:shd w:val="clear" w:fill="000000"/>
+        <w:rPr>
+          <w:rFonts w:hint="eastAsia" w:ascii="Consolas" w:hAnsi="Consolas" w:eastAsia="Consolas" w:cs="Consolas"/>
+          <w:b w:val="0"/>
+          <w:bCs w:val="0"/>
+          <w:color w:val="B5CEA8"/>
+          <w:kern w:val="0"/>
+          <w:sz w:val="21"/>
+          <w:szCs w:val="21"/>
+          <w:shd w:val="clear" w:fill="181A1B"/>
+          <w:lang w:val="en-US" w:eastAsia="zh-CN" w:bidi="ar"/>
+        </w:rPr>
+      </w:pPr>
+      <w:r>
+        <w:rPr>
+          <w:rFonts w:hint="eastAsia" w:ascii="Consolas" w:hAnsi="Consolas" w:eastAsia="Consolas" w:cs="Consolas"/>
+          <w:b w:val="0"/>
+          <w:bCs w:val="0"/>
+          <w:color w:val="B5CEA8"/>
+          <w:kern w:val="0"/>
+          <w:sz w:val="21"/>
+          <w:szCs w:val="21"/>
+          <w:shd w:val="clear" w:fill="181A1B"/>
+          <w:lang w:val="en-US" w:eastAsia="zh-CN" w:bidi="ar"/>
+        </w:rPr>
+        <w:t>需要注意的是：每次达到新的等级是清除老的被动，覆盖新的被动，同时这些被动无法被其他手段移除。</w:t>
+      </w:r>
+    </w:p>
+    <w:p>
+      <w:pPr>
+        <w:keepNext w:val="0"/>
+        <w:keepLines w:val="0"/>
+        <w:widowControl/>
+        <w:numPr>
+          <w:numId w:val="0"/>
+        </w:numPr>
+        <w:suppressLineNumbers w:val="0"/>
+        <w:pBdr>
+          <w:top w:val="none" w:color="6FC3DF" w:sz="0" w:space="0"/>
+          <w:left w:val="none" w:color="6FC3DF" w:sz="0" w:space="0"/>
+          <w:bottom w:val="none" w:color="6FC3DF" w:sz="0" w:space="0"/>
+          <w:right w:val="none" w:color="6FC3DF" w:sz="0" w:space="0"/>
+        </w:pBdr>
+        <w:shd w:val="clear" w:fill="000000"/>
+        <w:rPr>
+          <w:rStyle w:val="6"/>
+          <w:rFonts w:hint="default" w:ascii="Segoe UI" w:hAnsi="Segoe UI" w:eastAsia="Segoe UI" w:cs="Segoe UI"/>
+          <w:bCs/>
+          <w:i w:val="0"/>
+          <w:iCs w:val="0"/>
+          <w:caps w:val="0"/>
+          <w:color w:val="92D050"/>
+          <w:spacing w:val="0"/>
+          <w:kern w:val="0"/>
+          <w:sz w:val="27"/>
+          <w:szCs w:val="27"/>
+          <w:shd w:val="clear" w:fill="000000"/>
+          <w:lang w:val="en-US" w:eastAsia="zh-CN" w:bidi="ar"/>
+        </w:rPr>
+      </w:pPr>
+      <w:r>
+        <w:rPr>
+          <w:rFonts w:hint="eastAsia" w:ascii="Consolas" w:hAnsi="Consolas" w:eastAsia="Consolas" w:cs="Consolas"/>
+          <w:b w:val="0"/>
+          <w:bCs w:val="0"/>
+          <w:color w:val="B5CEA8"/>
+          <w:kern w:val="0"/>
+          <w:sz w:val="21"/>
+          <w:szCs w:val="21"/>
+          <w:shd w:val="clear" w:fill="181A1B"/>
+          <w:lang w:val="en-US" w:eastAsia="zh-CN" w:bidi="ar"/>
+        </w:rPr>
+        <w:t>通过奥术添加的被动造成伤害需要关联奥术本身的伤害配置。</w:t>
+      </w:r>
+    </w:p>
+    <w:p>
+      <w:pPr>
+        <w:keepNext w:val="0"/>
+        <w:keepLines w:val="0"/>
+        <w:widowControl/>
         <w:suppressLineNumbers w:val="0"/>
         <w:pBdr>
           <w:top w:val="none" w:color="6FC3DF" w:sz="0" w:space="0"/>
@@ -118,43 +2339,21 @@
         <w:shd w:val="clear" w:fill="000000"/>
         <w:ind w:left="0" w:firstLine="0"/>
         <w:rPr>
-          <w:rFonts w:hint="eastAsia" w:ascii="Segoe UI" w:hAnsi="Segoe UI" w:eastAsia="宋体" w:cs="Segoe UI"/>
-          <w:i w:val="0"/>
-          <w:iCs w:val="0"/>
-          <w:caps w:val="0"/>
-          <w:color w:val="FFFFFF" w:themeColor="background1"/>
-          <w:spacing w:val="0"/>
-          <w:sz w:val="19"/>
-          <w:szCs w:val="19"/>
-          <w:shd w:val="clear" w:fill="000000"/>
-          <w:lang w:val="en-US" w:eastAsia="zh-CN"/>
-          <w14:textFill>
-            <w14:solidFill>
-              <w14:schemeClr w14:val="bg1"/>
-            </w14:solidFill>
-          </w14:textFill>
-        </w:rPr>
-      </w:pPr>
-      <w:r>
-        <w:rPr>
-          <w:rFonts w:hint="eastAsia" w:ascii="Segoe UI" w:hAnsi="Segoe UI" w:eastAsia="宋体" w:cs="Segoe UI"/>
-          <w:i w:val="0"/>
-          <w:iCs w:val="0"/>
-          <w:caps w:val="0"/>
-          <w:color w:val="FFFFFF" w:themeColor="background1"/>
-          <w:spacing w:val="0"/>
-          <w:sz w:val="19"/>
-          <w:szCs w:val="19"/>
-          <w:shd w:val="clear" w:fill="000000"/>
-          <w:lang w:val="en-US" w:eastAsia="zh-CN"/>
-          <w14:textFill>
-            <w14:solidFill>
-              <w14:schemeClr w14:val="bg1"/>
-            </w14:solidFill>
-          </w14:textFill>
-        </w:rPr>
-        <w:t>创建动画状态切换机StateMachine，我已在GameConsts中定state状态。注意：冰冻状态无法移动和攻击。</w:t>
-      </w:r>
+          <w:rStyle w:val="6"/>
+          <w:rFonts w:hint="default" w:ascii="Segoe UI" w:hAnsi="Segoe UI" w:eastAsia="Segoe UI" w:cs="Segoe UI"/>
+          <w:bCs/>
+          <w:i w:val="0"/>
+          <w:iCs w:val="0"/>
+          <w:caps w:val="0"/>
+          <w:color w:val="92D050"/>
+          <w:spacing w:val="0"/>
+          <w:kern w:val="0"/>
+          <w:sz w:val="27"/>
+          <w:szCs w:val="27"/>
+          <w:shd w:val="clear" w:fill="000000"/>
+          <w:lang w:val="en-US" w:eastAsia="zh-CN" w:bidi="ar"/>
+        </w:rPr>
+      </w:pPr>
     </w:p>
     <w:p>
       <w:pPr>
@@ -171,16 +2370,19 @@
         <w:shd w:val="clear" w:fill="000000"/>
         <w:ind w:left="0" w:firstLine="0"/>
         <w:rPr>
-          <w:rFonts w:hint="default" w:ascii="Segoe UI" w:hAnsi="Segoe UI" w:eastAsia="宋体" w:cs="Segoe UI"/>
-          <w:i w:val="0"/>
-          <w:iCs w:val="0"/>
-          <w:caps w:val="0"/>
-          <w:color w:val="FFFFFF"/>
-          <w:spacing w:val="0"/>
-          <w:sz w:val="19"/>
-          <w:szCs w:val="19"/>
-          <w:shd w:val="clear" w:fill="000000"/>
-          <w:lang w:val="en-US" w:eastAsia="zh-CN"/>
+          <w:rStyle w:val="6"/>
+          <w:rFonts w:hint="default" w:ascii="Segoe UI" w:hAnsi="Segoe UI" w:eastAsia="Segoe UI" w:cs="Segoe UI"/>
+          <w:bCs/>
+          <w:i w:val="0"/>
+          <w:iCs w:val="0"/>
+          <w:caps w:val="0"/>
+          <w:color w:val="92D050"/>
+          <w:spacing w:val="0"/>
+          <w:kern w:val="0"/>
+          <w:sz w:val="27"/>
+          <w:szCs w:val="27"/>
+          <w:shd w:val="clear" w:fill="000000"/>
+          <w:lang w:val="en-US" w:eastAsia="zh-CN" w:bidi="ar"/>
         </w:rPr>
       </w:pPr>
     </w:p>
@@ -214,8 +2416,6 @@
           <w:lang w:val="en-US" w:eastAsia="zh-CN" w:bidi="ar"/>
         </w:rPr>
       </w:pPr>
-      <w:bookmarkStart w:id="0" w:name="_GoBack"/>
-      <w:bookmarkEnd w:id="0"/>
     </w:p>
     <w:p>
       <w:pPr>
@@ -278,6 +2478,8 @@
           <w:lang w:val="en-US" w:eastAsia="zh-CN" w:bidi="ar"/>
         </w:rPr>
       </w:pPr>
+      <w:bookmarkStart w:id="0" w:name="_GoBack"/>
+      <w:bookmarkEnd w:id="0"/>
     </w:p>
     <w:p>
       <w:pPr>
@@ -697,8 +2899,22 @@
         <w:shd w:val="clear" w:fill="000000"/>
         <w:ind w:left="0" w:firstLine="0"/>
         <w:rPr>
+          <w:rFonts w:hint="eastAsia" w:ascii="Segoe UI" w:hAnsi="Segoe UI" w:eastAsia="宋体" w:cs="Segoe UI"/>
+          <w:i w:val="0"/>
+          <w:iCs w:val="0"/>
+          <w:caps w:val="0"/>
+          <w:color w:val="92D050"/>
+          <w:spacing w:val="0"/>
+          <w:sz w:val="19"/>
+          <w:szCs w:val="19"/>
+          <w:shd w:val="clear" w:fill="000000"/>
+          <w:lang w:val="en-US" w:eastAsia="zh-CN"/>
+        </w:rPr>
+      </w:pPr>
+      <w:r>
+        <w:rPr>
           <w:rStyle w:val="6"/>
-          <w:rFonts w:hint="default" w:ascii="Segoe UI" w:hAnsi="Segoe UI" w:eastAsia="Segoe UI" w:cs="Segoe UI"/>
+          <w:rFonts w:hint="eastAsia" w:ascii="Segoe UI" w:hAnsi="Segoe UI" w:eastAsia="Segoe UI" w:cs="Segoe UI"/>
           <w:bCs/>
           <w:i w:val="0"/>
           <w:iCs w:val="0"/>
@@ -711,7 +2927,8 @@
           <w:shd w:val="clear" w:fill="000000"/>
           <w:lang w:val="en-US" w:eastAsia="zh-CN" w:bidi="ar"/>
         </w:rPr>
-      </w:pPr>
+        <w:t>已完成：</w:t>
+      </w:r>
     </w:p>
     <w:p>
       <w:pPr>
@@ -729,7 +2946,7 @@
         <w:ind w:left="0" w:firstLine="0"/>
         <w:rPr>
           <w:rStyle w:val="6"/>
-          <w:rFonts w:hint="default" w:ascii="Segoe UI" w:hAnsi="Segoe UI" w:eastAsia="Segoe UI" w:cs="Segoe UI"/>
+          <w:rFonts w:hint="eastAsia" w:ascii="Segoe UI" w:hAnsi="Segoe UI" w:eastAsia="Segoe UI" w:cs="Segoe UI"/>
           <w:bCs/>
           <w:i w:val="0"/>
           <w:iCs w:val="0"/>
@@ -743,6 +2960,24 @@
           <w:lang w:val="en-US" w:eastAsia="zh-CN" w:bidi="ar"/>
         </w:rPr>
       </w:pPr>
+      <w:r>
+        <w:rPr>
+          <w:rStyle w:val="6"/>
+          <w:rFonts w:hint="eastAsia" w:ascii="Segoe UI" w:hAnsi="Segoe UI" w:eastAsia="Segoe UI" w:cs="Segoe UI"/>
+          <w:bCs/>
+          <w:i w:val="0"/>
+          <w:iCs w:val="0"/>
+          <w:caps w:val="0"/>
+          <w:color w:val="92D050"/>
+          <w:spacing w:val="0"/>
+          <w:kern w:val="0"/>
+          <w:sz w:val="27"/>
+          <w:szCs w:val="27"/>
+          <w:shd w:val="clear" w:fill="000000"/>
+          <w:lang w:val="en-US" w:eastAsia="zh-CN" w:bidi="ar"/>
+        </w:rPr>
+        <w:t>属性效果实现：</w:t>
+      </w:r>
     </w:p>
     <w:p>
       <w:pPr>
@@ -759,21 +2994,77 @@
         <w:shd w:val="clear" w:fill="000000"/>
         <w:ind w:left="0" w:firstLine="0"/>
         <w:rPr>
-          <w:rStyle w:val="6"/>
+          <w:rFonts w:hint="eastAsia" w:ascii="Segoe UI" w:hAnsi="Segoe UI" w:eastAsia="宋体" w:cs="Segoe UI"/>
+          <w:i w:val="0"/>
+          <w:iCs w:val="0"/>
+          <w:caps w:val="0"/>
+          <w:color w:val="92D050"/>
+          <w:spacing w:val="0"/>
+          <w:sz w:val="19"/>
+          <w:szCs w:val="19"/>
+          <w:shd w:val="clear" w:fill="000000"/>
+          <w:lang w:eastAsia="zh-CN"/>
+        </w:rPr>
+      </w:pPr>
+      <w:r>
+        <w:rPr>
+          <w:rFonts w:hint="eastAsia" w:ascii="Segoe UI" w:hAnsi="Segoe UI" w:eastAsia="宋体" w:cs="Segoe UI"/>
+          <w:i w:val="0"/>
+          <w:iCs w:val="0"/>
+          <w:caps w:val="0"/>
+          <w:color w:val="92D050"/>
+          <w:spacing w:val="0"/>
+          <w:sz w:val="19"/>
+          <w:szCs w:val="19"/>
+          <w:shd w:val="clear" w:fill="000000"/>
+          <w:lang w:val="en-US" w:eastAsia="zh-CN"/>
+        </w:rPr>
+        <w:t>完全重构</w:t>
+      </w:r>
+      <w:r>
+        <w:rPr>
           <w:rFonts w:hint="default" w:ascii="Segoe UI" w:hAnsi="Segoe UI" w:eastAsia="Segoe UI" w:cs="Segoe UI"/>
-          <w:bCs/>
-          <w:i w:val="0"/>
-          <w:iCs w:val="0"/>
-          <w:caps w:val="0"/>
-          <w:color w:val="92D050"/>
-          <w:spacing w:val="0"/>
-          <w:kern w:val="0"/>
-          <w:sz w:val="27"/>
-          <w:szCs w:val="27"/>
-          <w:shd w:val="clear" w:fill="000000"/>
-          <w:lang w:val="en-US" w:eastAsia="zh-CN" w:bidi="ar"/>
-        </w:rPr>
-      </w:pPr>
+          <w:i w:val="0"/>
+          <w:iCs w:val="0"/>
+          <w:caps w:val="0"/>
+          <w:color w:val="92D050"/>
+          <w:spacing w:val="0"/>
+          <w:sz w:val="19"/>
+          <w:szCs w:val="19"/>
+          <w:shd w:val="clear" w:fill="000000"/>
+        </w:rPr>
+        <w:t>现有attr</w:t>
+      </w:r>
+      <w:r>
+        <w:rPr>
+          <w:rFonts w:hint="eastAsia" w:ascii="Segoe UI" w:hAnsi="Segoe UI" w:eastAsia="宋体" w:cs="Segoe UI"/>
+          <w:i w:val="0"/>
+          <w:iCs w:val="0"/>
+          <w:caps w:val="0"/>
+          <w:color w:val="92D050"/>
+          <w:spacing w:val="0"/>
+          <w:sz w:val="19"/>
+          <w:szCs w:val="19"/>
+          <w:shd w:val="clear" w:fill="000000"/>
+          <w:lang w:val="en-US" w:eastAsia="zh-CN"/>
+        </w:rPr>
+        <w:t>表，删除或修改之前的属性及其应用场景，多余的需要删除</w:t>
+      </w:r>
+      <w:r>
+        <w:rPr>
+          <w:rFonts w:hint="eastAsia" w:ascii="Segoe UI" w:hAnsi="Segoe UI" w:eastAsia="宋体" w:cs="Segoe UI"/>
+          <w:i w:val="0"/>
+          <w:iCs w:val="0"/>
+          <w:caps w:val="0"/>
+          <w:color w:val="92D050"/>
+          <w:spacing w:val="0"/>
+          <w:sz w:val="19"/>
+          <w:szCs w:val="19"/>
+          <w:shd w:val="clear" w:fill="000000"/>
+          <w:lang w:eastAsia="zh-CN"/>
+        </w:rPr>
+        <w:t>。</w:t>
+      </w:r>
     </w:p>
     <w:p>
       <w:pPr>
@@ -799,26 +3090,22 @@
           <w:sz w:val="19"/>
           <w:szCs w:val="19"/>
           <w:shd w:val="clear" w:fill="000000"/>
-          <w:lang w:val="en-US" w:eastAsia="zh-CN"/>
-        </w:rPr>
-      </w:pPr>
-      <w:r>
-        <w:rPr>
-          <w:rStyle w:val="6"/>
-          <w:rFonts w:hint="eastAsia" w:ascii="Segoe UI" w:hAnsi="Segoe UI" w:eastAsia="Segoe UI" w:cs="Segoe UI"/>
-          <w:bCs/>
-          <w:i w:val="0"/>
-          <w:iCs w:val="0"/>
-          <w:caps w:val="0"/>
-          <w:color w:val="92D050"/>
-          <w:spacing w:val="0"/>
-          <w:kern w:val="0"/>
-          <w:sz w:val="27"/>
-          <w:szCs w:val="27"/>
-          <w:shd w:val="clear" w:fill="000000"/>
-          <w:lang w:val="en-US" w:eastAsia="zh-CN" w:bidi="ar"/>
-        </w:rPr>
-        <w:t>已完成：</w:t>
+          <w:lang w:eastAsia="zh-CN"/>
+        </w:rPr>
+      </w:pPr>
+      <w:r>
+        <w:rPr>
+          <w:rFonts w:hint="default" w:ascii="Segoe UI" w:hAnsi="Segoe UI" w:eastAsia="Segoe UI" w:cs="Segoe UI"/>
+          <w:i w:val="0"/>
+          <w:iCs w:val="0"/>
+          <w:caps w:val="0"/>
+          <w:color w:val="92D050"/>
+          <w:spacing w:val="0"/>
+          <w:sz w:val="19"/>
+          <w:szCs w:val="19"/>
+          <w:shd w:val="clear" w:fill="000000"/>
+        </w:rPr>
+        <w:t>实现以下所有属性的效果的同时，要具有较高的可维护性和可读性。</w:t>
       </w:r>
     </w:p>
     <w:p>
@@ -836,38 +3123,62 @@
         <w:shd w:val="clear" w:fill="000000"/>
         <w:ind w:left="0" w:firstLine="0"/>
         <w:rPr>
-          <w:rStyle w:val="6"/>
-          <w:rFonts w:hint="eastAsia" w:ascii="Segoe UI" w:hAnsi="Segoe UI" w:eastAsia="Segoe UI" w:cs="Segoe UI"/>
-          <w:bCs/>
-          <w:i w:val="0"/>
-          <w:iCs w:val="0"/>
-          <w:caps w:val="0"/>
-          <w:color w:val="92D050"/>
-          <w:spacing w:val="0"/>
-          <w:kern w:val="0"/>
-          <w:sz w:val="27"/>
-          <w:szCs w:val="27"/>
-          <w:shd w:val="clear" w:fill="000000"/>
-          <w:lang w:val="en-US" w:eastAsia="zh-CN" w:bidi="ar"/>
-        </w:rPr>
-      </w:pPr>
-      <w:r>
-        <w:rPr>
-          <w:rStyle w:val="6"/>
-          <w:rFonts w:hint="eastAsia" w:ascii="Segoe UI" w:hAnsi="Segoe UI" w:eastAsia="Segoe UI" w:cs="Segoe UI"/>
-          <w:bCs/>
-          <w:i w:val="0"/>
-          <w:iCs w:val="0"/>
-          <w:caps w:val="0"/>
-          <w:color w:val="92D050"/>
-          <w:spacing w:val="0"/>
-          <w:kern w:val="0"/>
-          <w:sz w:val="27"/>
-          <w:szCs w:val="27"/>
-          <w:shd w:val="clear" w:fill="000000"/>
-          <w:lang w:val="en-US" w:eastAsia="zh-CN" w:bidi="ar"/>
-        </w:rPr>
-        <w:t>属性效果实现：</w:t>
+          <w:rFonts w:hint="eastAsia" w:ascii="Segoe UI" w:hAnsi="Segoe UI" w:eastAsia="宋体" w:cs="Segoe UI"/>
+          <w:i w:val="0"/>
+          <w:iCs w:val="0"/>
+          <w:caps w:val="0"/>
+          <w:color w:val="92D050"/>
+          <w:spacing w:val="0"/>
+          <w:sz w:val="19"/>
+          <w:szCs w:val="19"/>
+          <w:shd w:val="clear" w:fill="000000"/>
+          <w:lang w:eastAsia="zh-CN"/>
+        </w:rPr>
+      </w:pPr>
+      <w:r>
+        <w:rPr>
+          <w:rFonts w:hint="eastAsia" w:ascii="Segoe UI" w:hAnsi="Segoe UI" w:eastAsia="宋体" w:cs="Segoe UI"/>
+          <w:i w:val="0"/>
+          <w:iCs w:val="0"/>
+          <w:caps w:val="0"/>
+          <w:color w:val="92D050"/>
+          <w:spacing w:val="0"/>
+          <w:sz w:val="19"/>
+          <w:szCs w:val="19"/>
+          <w:shd w:val="clear" w:fill="000000"/>
+          <w:lang w:eastAsia="zh-CN"/>
+        </w:rPr>
+        <w:t>【</w:t>
+      </w:r>
+      <w:r>
+        <w:rPr>
+          <w:rFonts w:hint="eastAsia" w:ascii="Segoe UI" w:hAnsi="Segoe UI" w:eastAsia="宋体" w:cs="Segoe UI"/>
+          <w:i w:val="0"/>
+          <w:iCs w:val="0"/>
+          <w:caps w:val="0"/>
+          <w:color w:val="92D050"/>
+          <w:spacing w:val="0"/>
+          <w:sz w:val="19"/>
+          <w:szCs w:val="19"/>
+          <w:shd w:val="clear" w:fill="000000"/>
+          <w:lang w:val="en-US" w:eastAsia="zh-CN"/>
+        </w:rPr>
+        <w:t>字段定义</w:t>
+      </w:r>
+      <w:r>
+        <w:rPr>
+          <w:rFonts w:hint="eastAsia" w:ascii="Segoe UI" w:hAnsi="Segoe UI" w:eastAsia="宋体" w:cs="Segoe UI"/>
+          <w:i w:val="0"/>
+          <w:iCs w:val="0"/>
+          <w:caps w:val="0"/>
+          <w:color w:val="92D050"/>
+          <w:spacing w:val="0"/>
+          <w:sz w:val="19"/>
+          <w:szCs w:val="19"/>
+          <w:shd w:val="clear" w:fill="000000"/>
+          <w:lang w:eastAsia="zh-CN"/>
+        </w:rPr>
+        <w:t>】</w:t>
       </w:r>
     </w:p>
     <w:p>
@@ -894,67 +3205,23 @@
           <w:sz w:val="19"/>
           <w:szCs w:val="19"/>
           <w:shd w:val="clear" w:fill="000000"/>
-          <w:lang w:eastAsia="zh-CN"/>
-        </w:rPr>
-      </w:pPr>
-      <w:r>
-        <w:rPr>
-          <w:rFonts w:hint="eastAsia" w:ascii="Segoe UI" w:hAnsi="Segoe UI" w:eastAsia="宋体" w:cs="Segoe UI"/>
-          <w:i w:val="0"/>
-          <w:iCs w:val="0"/>
-          <w:caps w:val="0"/>
-          <w:color w:val="92D050"/>
-          <w:spacing w:val="0"/>
-          <w:sz w:val="19"/>
-          <w:szCs w:val="19"/>
-          <w:shd w:val="clear" w:fill="000000"/>
-          <w:lang w:val="en-US" w:eastAsia="zh-CN"/>
-        </w:rPr>
-        <w:t>完全重构</w:t>
-      </w:r>
-      <w:r>
-        <w:rPr>
-          <w:rFonts w:hint="default" w:ascii="Segoe UI" w:hAnsi="Segoe UI" w:eastAsia="Segoe UI" w:cs="Segoe UI"/>
-          <w:i w:val="0"/>
-          <w:iCs w:val="0"/>
-          <w:caps w:val="0"/>
-          <w:color w:val="92D050"/>
-          <w:spacing w:val="0"/>
-          <w:sz w:val="19"/>
-          <w:szCs w:val="19"/>
-          <w:shd w:val="clear" w:fill="000000"/>
-        </w:rPr>
-        <w:t>现有attr</w:t>
-      </w:r>
-      <w:r>
-        <w:rPr>
-          <w:rFonts w:hint="eastAsia" w:ascii="Segoe UI" w:hAnsi="Segoe UI" w:eastAsia="宋体" w:cs="Segoe UI"/>
-          <w:i w:val="0"/>
-          <w:iCs w:val="0"/>
-          <w:caps w:val="0"/>
-          <w:color w:val="92D050"/>
-          <w:spacing w:val="0"/>
-          <w:sz w:val="19"/>
-          <w:szCs w:val="19"/>
-          <w:shd w:val="clear" w:fill="000000"/>
-          <w:lang w:val="en-US" w:eastAsia="zh-CN"/>
-        </w:rPr>
-        <w:t>表，删除或修改之前的属性及其应用场景，多余的需要删除</w:t>
-      </w:r>
-      <w:r>
-        <w:rPr>
-          <w:rFonts w:hint="eastAsia" w:ascii="Segoe UI" w:hAnsi="Segoe UI" w:eastAsia="宋体" w:cs="Segoe UI"/>
-          <w:i w:val="0"/>
-          <w:iCs w:val="0"/>
-          <w:caps w:val="0"/>
-          <w:color w:val="92D050"/>
-          <w:spacing w:val="0"/>
-          <w:sz w:val="19"/>
-          <w:szCs w:val="19"/>
-          <w:shd w:val="clear" w:fill="000000"/>
-          <w:lang w:eastAsia="zh-CN"/>
-        </w:rPr>
-        <w:t>。</w:t>
+          <w:lang w:val="en-US" w:eastAsia="zh-CN"/>
+        </w:rPr>
+      </w:pPr>
+      <w:r>
+        <w:rPr>
+          <w:rFonts w:hint="eastAsia" w:ascii="Segoe UI" w:hAnsi="Segoe UI" w:eastAsia="宋体" w:cs="Segoe UI"/>
+          <w:i w:val="0"/>
+          <w:iCs w:val="0"/>
+          <w:caps w:val="0"/>
+          <w:color w:val="92D050"/>
+          <w:spacing w:val="0"/>
+          <w:sz w:val="19"/>
+          <w:szCs w:val="19"/>
+          <w:shd w:val="clear" w:fill="000000"/>
+          <w:lang w:val="en-US" w:eastAsia="zh-CN"/>
+        </w:rPr>
+        <w:t>id：type为1的从1开始编号，type为2的从100开始编号；</w:t>
       </w:r>
     </w:p>
     <w:p>
@@ -972,31 +3239,32 @@
         <w:shd w:val="clear" w:fill="000000"/>
         <w:ind w:left="0" w:firstLine="0"/>
         <w:rPr>
-          <w:rFonts w:hint="eastAsia" w:ascii="Segoe UI" w:hAnsi="Segoe UI" w:eastAsia="宋体" w:cs="Segoe UI"/>
-          <w:i w:val="0"/>
-          <w:iCs w:val="0"/>
-          <w:caps w:val="0"/>
-          <w:color w:val="92D050"/>
-          <w:spacing w:val="0"/>
-          <w:sz w:val="19"/>
-          <w:szCs w:val="19"/>
-          <w:shd w:val="clear" w:fill="000000"/>
-          <w:lang w:eastAsia="zh-CN"/>
-        </w:rPr>
-      </w:pPr>
-      <w:r>
-        <w:rPr>
-          <w:rFonts w:hint="default" w:ascii="Segoe UI" w:hAnsi="Segoe UI" w:eastAsia="Segoe UI" w:cs="Segoe UI"/>
-          <w:i w:val="0"/>
-          <w:iCs w:val="0"/>
-          <w:caps w:val="0"/>
-          <w:color w:val="92D050"/>
-          <w:spacing w:val="0"/>
-          <w:sz w:val="19"/>
-          <w:szCs w:val="19"/>
-          <w:shd w:val="clear" w:fill="000000"/>
-        </w:rPr>
-        <w:t>实现以下所有属性的效果的同时，要具有较高的可维护性和可读性。</w:t>
+          <w:rFonts w:hint="default" w:ascii="Segoe UI" w:hAnsi="Segoe UI" w:eastAsia="宋体" w:cs="Segoe UI"/>
+          <w:i w:val="0"/>
+          <w:iCs w:val="0"/>
+          <w:caps w:val="0"/>
+          <w:color w:val="92D050"/>
+          <w:spacing w:val="0"/>
+          <w:sz w:val="19"/>
+          <w:szCs w:val="19"/>
+          <w:shd w:val="clear" w:fill="000000"/>
+          <w:lang w:val="en-US" w:eastAsia="zh-CN"/>
+        </w:rPr>
+      </w:pPr>
+      <w:r>
+        <w:rPr>
+          <w:rFonts w:hint="eastAsia" w:ascii="Segoe UI" w:hAnsi="Segoe UI" w:eastAsia="宋体" w:cs="Segoe UI"/>
+          <w:i w:val="0"/>
+          <w:iCs w:val="0"/>
+          <w:caps w:val="0"/>
+          <w:color w:val="92D050"/>
+          <w:spacing w:val="0"/>
+          <w:sz w:val="19"/>
+          <w:szCs w:val="19"/>
+          <w:shd w:val="clear" w:fill="000000"/>
+          <w:lang w:val="en-US" w:eastAsia="zh-CN"/>
+        </w:rPr>
+        <w:t>des：描述；</w:t>
       </w:r>
     </w:p>
     <w:p>
@@ -1014,6 +3282,48 @@
         <w:shd w:val="clear" w:fill="000000"/>
         <w:ind w:left="0" w:firstLine="0"/>
         <w:rPr>
+          <w:rFonts w:hint="default" w:ascii="Segoe UI" w:hAnsi="Segoe UI" w:eastAsia="Segoe UI" w:cs="Segoe UI"/>
+          <w:i w:val="0"/>
+          <w:iCs w:val="0"/>
+          <w:caps w:val="0"/>
+          <w:color w:val="92D050"/>
+          <w:spacing w:val="0"/>
+          <w:sz w:val="19"/>
+          <w:szCs w:val="19"/>
+          <w:shd w:val="clear" w:fill="000000"/>
+        </w:rPr>
+      </w:pPr>
+      <w:r>
+        <w:rPr>
+          <w:rFonts w:hint="eastAsia" w:ascii="Segoe UI" w:hAnsi="Segoe UI" w:eastAsia="宋体" w:cs="Segoe UI"/>
+          <w:i w:val="0"/>
+          <w:iCs w:val="0"/>
+          <w:caps w:val="0"/>
+          <w:color w:val="92D050"/>
+          <w:spacing w:val="0"/>
+          <w:sz w:val="19"/>
+          <w:szCs w:val="19"/>
+          <w:shd w:val="clear" w:fill="000000"/>
+          <w:lang w:val="en-US" w:eastAsia="zh-CN"/>
+        </w:rPr>
+        <w:t>type</w:t>
+      </w:r>
+      <w:r>
+        <w:rPr>
+          <w:rFonts w:hint="default" w:ascii="Segoe UI" w:hAnsi="Segoe UI" w:eastAsia="Segoe UI" w:cs="Segoe UI"/>
+          <w:i w:val="0"/>
+          <w:iCs w:val="0"/>
+          <w:caps w:val="0"/>
+          <w:color w:val="92D050"/>
+          <w:spacing w:val="0"/>
+          <w:sz w:val="19"/>
+          <w:szCs w:val="19"/>
+          <w:shd w:val="clear" w:fill="000000"/>
+        </w:rPr>
+        <w:t>：1为基础属性</w:t>
+      </w:r>
+      <w:r>
+        <w:rPr>
           <w:rFonts w:hint="eastAsia" w:ascii="Segoe UI" w:hAnsi="Segoe UI" w:eastAsia="宋体" w:cs="Segoe UI"/>
           <w:i w:val="0"/>
           <w:iCs w:val="0"/>
@@ -1025,51 +3335,21 @@
           <w:shd w:val="clear" w:fill="000000"/>
           <w:lang w:eastAsia="zh-CN"/>
         </w:rPr>
-      </w:pPr>
-      <w:r>
-        <w:rPr>
-          <w:rFonts w:hint="eastAsia" w:ascii="Segoe UI" w:hAnsi="Segoe UI" w:eastAsia="宋体" w:cs="Segoe UI"/>
-          <w:i w:val="0"/>
-          <w:iCs w:val="0"/>
-          <w:caps w:val="0"/>
-          <w:color w:val="92D050"/>
-          <w:spacing w:val="0"/>
-          <w:sz w:val="19"/>
-          <w:szCs w:val="19"/>
-          <w:shd w:val="clear" w:fill="000000"/>
-          <w:lang w:eastAsia="zh-CN"/>
-        </w:rPr>
-        <w:t>【</w:t>
-      </w:r>
-      <w:r>
-        <w:rPr>
-          <w:rFonts w:hint="eastAsia" w:ascii="Segoe UI" w:hAnsi="Segoe UI" w:eastAsia="宋体" w:cs="Segoe UI"/>
-          <w:i w:val="0"/>
-          <w:iCs w:val="0"/>
-          <w:caps w:val="0"/>
-          <w:color w:val="92D050"/>
-          <w:spacing w:val="0"/>
-          <w:sz w:val="19"/>
-          <w:szCs w:val="19"/>
-          <w:shd w:val="clear" w:fill="000000"/>
-          <w:lang w:val="en-US" w:eastAsia="zh-CN"/>
-        </w:rPr>
-        <w:t>字段定义</w:t>
-      </w:r>
-      <w:r>
-        <w:rPr>
-          <w:rFonts w:hint="eastAsia" w:ascii="Segoe UI" w:hAnsi="Segoe UI" w:eastAsia="宋体" w:cs="Segoe UI"/>
-          <w:i w:val="0"/>
-          <w:iCs w:val="0"/>
-          <w:caps w:val="0"/>
-          <w:color w:val="92D050"/>
-          <w:spacing w:val="0"/>
-          <w:sz w:val="19"/>
-          <w:szCs w:val="19"/>
-          <w:shd w:val="clear" w:fill="000000"/>
-          <w:lang w:eastAsia="zh-CN"/>
-        </w:rPr>
-        <w:t>】</w:t>
+        <w:t>，</w:t>
+      </w:r>
+      <w:r>
+        <w:rPr>
+          <w:rFonts w:hint="default" w:ascii="Segoe UI" w:hAnsi="Segoe UI" w:eastAsia="Segoe UI" w:cs="Segoe UI"/>
+          <w:i w:val="0"/>
+          <w:iCs w:val="0"/>
+          <w:caps w:val="0"/>
+          <w:color w:val="92D050"/>
+          <w:spacing w:val="0"/>
+          <w:sz w:val="19"/>
+          <w:szCs w:val="19"/>
+          <w:shd w:val="clear" w:fill="000000"/>
+        </w:rPr>
+        <w:t xml:space="preserve">2为特殊属性； </w:t>
       </w:r>
     </w:p>
     <w:p>
@@ -1101,18 +3381,33 @@
       </w:pPr>
       <w:r>
         <w:rPr>
-          <w:rFonts w:hint="eastAsia" w:ascii="Segoe UI" w:hAnsi="Segoe UI" w:eastAsia="宋体" w:cs="Segoe UI"/>
-          <w:i w:val="0"/>
-          <w:iCs w:val="0"/>
-          <w:caps w:val="0"/>
-          <w:color w:val="92D050"/>
-          <w:spacing w:val="0"/>
-          <w:sz w:val="19"/>
-          <w:szCs w:val="19"/>
-          <w:shd w:val="clear" w:fill="000000"/>
-          <w:lang w:val="en-US" w:eastAsia="zh-CN"/>
-        </w:rPr>
-        <w:t>id：type为1的从1开始编号，type为2的从100开始编号；</w:t>
+          <w:rFonts w:hint="default" w:ascii="Segoe UI" w:hAnsi="Segoe UI" w:eastAsia="宋体" w:cs="Segoe UI"/>
+          <w:i w:val="0"/>
+          <w:iCs w:val="0"/>
+          <w:caps w:val="0"/>
+          <w:color w:val="92D050"/>
+          <w:spacing w:val="0"/>
+          <w:sz w:val="19"/>
+          <w:szCs w:val="19"/>
+          <w:shd w:val="clear" w:fill="000000"/>
+          <w:lang w:val="en-US" w:eastAsia="zh-CN"/>
+        </w:rPr>
+        <w:t>downLimit</w:t>
+      </w:r>
+      <w:r>
+        <w:rPr>
+          <w:rFonts w:hint="eastAsia" w:ascii="Segoe UI" w:hAnsi="Segoe UI" w:eastAsia="宋体" w:cs="Segoe UI"/>
+          <w:i w:val="0"/>
+          <w:iCs w:val="0"/>
+          <w:caps w:val="0"/>
+          <w:color w:val="92D050"/>
+          <w:spacing w:val="0"/>
+          <w:sz w:val="19"/>
+          <w:szCs w:val="19"/>
+          <w:shd w:val="clear" w:fill="000000"/>
+          <w:lang w:val="en-US" w:eastAsia="zh-CN"/>
+        </w:rPr>
+        <w:t>：属性下限；</w:t>
       </w:r>
     </w:p>
     <w:p>
@@ -1130,6 +3425,20 @@
         <w:shd w:val="clear" w:fill="000000"/>
         <w:ind w:left="0" w:firstLine="0"/>
         <w:rPr>
+          <w:rFonts w:hint="eastAsia" w:ascii="Segoe UI" w:hAnsi="Segoe UI" w:eastAsia="宋体" w:cs="Segoe UI"/>
+          <w:i w:val="0"/>
+          <w:iCs w:val="0"/>
+          <w:caps w:val="0"/>
+          <w:color w:val="92D050"/>
+          <w:spacing w:val="0"/>
+          <w:sz w:val="19"/>
+          <w:szCs w:val="19"/>
+          <w:shd w:val="clear" w:fill="000000"/>
+          <w:lang w:val="en-US" w:eastAsia="zh-CN"/>
+        </w:rPr>
+      </w:pPr>
+      <w:r>
+        <w:rPr>
           <w:rFonts w:hint="default" w:ascii="Segoe UI" w:hAnsi="Segoe UI" w:eastAsia="宋体" w:cs="Segoe UI"/>
           <w:i w:val="0"/>
           <w:iCs w:val="0"/>
@@ -1141,21 +3450,22 @@
           <w:shd w:val="clear" w:fill="000000"/>
           <w:lang w:val="en-US" w:eastAsia="zh-CN"/>
         </w:rPr>
-      </w:pPr>
-      <w:r>
-        <w:rPr>
-          <w:rFonts w:hint="eastAsia" w:ascii="Segoe UI" w:hAnsi="Segoe UI" w:eastAsia="宋体" w:cs="Segoe UI"/>
-          <w:i w:val="0"/>
-          <w:iCs w:val="0"/>
-          <w:caps w:val="0"/>
-          <w:color w:val="92D050"/>
-          <w:spacing w:val="0"/>
-          <w:sz w:val="19"/>
-          <w:szCs w:val="19"/>
-          <w:shd w:val="clear" w:fill="000000"/>
-          <w:lang w:val="en-US" w:eastAsia="zh-CN"/>
-        </w:rPr>
-        <w:t>des：描述；</w:t>
+        <w:t>upLimit</w:t>
+      </w:r>
+      <w:r>
+        <w:rPr>
+          <w:rFonts w:hint="eastAsia" w:ascii="Segoe UI" w:hAnsi="Segoe UI" w:eastAsia="宋体" w:cs="Segoe UI"/>
+          <w:i w:val="0"/>
+          <w:iCs w:val="0"/>
+          <w:caps w:val="0"/>
+          <w:color w:val="92D050"/>
+          <w:spacing w:val="0"/>
+          <w:sz w:val="19"/>
+          <w:szCs w:val="19"/>
+          <w:shd w:val="clear" w:fill="000000"/>
+          <w:lang w:val="en-US" w:eastAsia="zh-CN"/>
+        </w:rPr>
+        <w:t>：属性上限；</w:t>
       </w:r>
     </w:p>
     <w:p>
@@ -1173,74 +3483,62 @@
         <w:shd w:val="clear" w:fill="000000"/>
         <w:ind w:left="0" w:firstLine="0"/>
         <w:rPr>
-          <w:rFonts w:hint="default" w:ascii="Segoe UI" w:hAnsi="Segoe UI" w:eastAsia="Segoe UI" w:cs="Segoe UI"/>
-          <w:i w:val="0"/>
-          <w:iCs w:val="0"/>
-          <w:caps w:val="0"/>
-          <w:color w:val="92D050"/>
-          <w:spacing w:val="0"/>
-          <w:sz w:val="19"/>
-          <w:szCs w:val="19"/>
-          <w:shd w:val="clear" w:fill="000000"/>
-        </w:rPr>
-      </w:pPr>
-      <w:r>
-        <w:rPr>
-          <w:rFonts w:hint="eastAsia" w:ascii="Segoe UI" w:hAnsi="Segoe UI" w:eastAsia="宋体" w:cs="Segoe UI"/>
-          <w:i w:val="0"/>
-          <w:iCs w:val="0"/>
-          <w:caps w:val="0"/>
-          <w:color w:val="92D050"/>
-          <w:spacing w:val="0"/>
-          <w:sz w:val="19"/>
-          <w:szCs w:val="19"/>
-          <w:shd w:val="clear" w:fill="000000"/>
-          <w:lang w:val="en-US" w:eastAsia="zh-CN"/>
-        </w:rPr>
-        <w:t>type</w:t>
-      </w:r>
-      <w:r>
-        <w:rPr>
-          <w:rFonts w:hint="default" w:ascii="Segoe UI" w:hAnsi="Segoe UI" w:eastAsia="Segoe UI" w:cs="Segoe UI"/>
-          <w:i w:val="0"/>
-          <w:iCs w:val="0"/>
-          <w:caps w:val="0"/>
-          <w:color w:val="92D050"/>
-          <w:spacing w:val="0"/>
-          <w:sz w:val="19"/>
-          <w:szCs w:val="19"/>
-          <w:shd w:val="clear" w:fill="000000"/>
-        </w:rPr>
-        <w:t>：1为基础属性</w:t>
-      </w:r>
-      <w:r>
-        <w:rPr>
-          <w:rFonts w:hint="eastAsia" w:ascii="Segoe UI" w:hAnsi="Segoe UI" w:eastAsia="宋体" w:cs="Segoe UI"/>
-          <w:i w:val="0"/>
-          <w:iCs w:val="0"/>
-          <w:caps w:val="0"/>
-          <w:color w:val="92D050"/>
-          <w:spacing w:val="0"/>
-          <w:sz w:val="19"/>
-          <w:szCs w:val="19"/>
-          <w:shd w:val="clear" w:fill="000000"/>
-          <w:lang w:eastAsia="zh-CN"/>
-        </w:rPr>
-        <w:t>，</w:t>
-      </w:r>
-      <w:r>
-        <w:rPr>
-          <w:rFonts w:hint="default" w:ascii="Segoe UI" w:hAnsi="Segoe UI" w:eastAsia="Segoe UI" w:cs="Segoe UI"/>
-          <w:i w:val="0"/>
-          <w:iCs w:val="0"/>
-          <w:caps w:val="0"/>
-          <w:color w:val="92D050"/>
-          <w:spacing w:val="0"/>
-          <w:sz w:val="19"/>
-          <w:szCs w:val="19"/>
-          <w:shd w:val="clear" w:fill="000000"/>
-        </w:rPr>
-        <w:t xml:space="preserve">2为特殊属性； </w:t>
+          <w:rFonts w:hint="default" w:ascii="Segoe UI" w:hAnsi="Segoe UI" w:eastAsia="宋体" w:cs="Segoe UI"/>
+          <w:i w:val="0"/>
+          <w:iCs w:val="0"/>
+          <w:caps w:val="0"/>
+          <w:color w:val="92D050"/>
+          <w:spacing w:val="0"/>
+          <w:sz w:val="19"/>
+          <w:szCs w:val="19"/>
+          <w:shd w:val="clear" w:fill="000000"/>
+          <w:lang w:val="en-US" w:eastAsia="zh-CN"/>
+        </w:rPr>
+      </w:pPr>
+      <w:r>
+        <w:rPr>
+          <w:rFonts w:hint="default" w:ascii="Segoe UI" w:hAnsi="Segoe UI" w:eastAsia="宋体" w:cs="Segoe UI"/>
+          <w:i w:val="0"/>
+          <w:iCs w:val="0"/>
+          <w:caps w:val="0"/>
+          <w:color w:val="92D050"/>
+          <w:spacing w:val="0"/>
+          <w:sz w:val="19"/>
+          <w:szCs w:val="19"/>
+          <w:shd w:val="clear" w:fill="000000"/>
+          <w:lang w:val="en-US" w:eastAsia="zh-CN"/>
+        </w:rPr>
+        <w:t>powerType</w:t>
+      </w:r>
+      <w:r>
+        <w:rPr>
+          <w:rFonts w:hint="eastAsia" w:ascii="Segoe UI" w:hAnsi="Segoe UI" w:eastAsia="宋体" w:cs="Segoe UI"/>
+          <w:i w:val="0"/>
+          <w:iCs w:val="0"/>
+          <w:caps w:val="0"/>
+          <w:color w:val="92D050"/>
+          <w:spacing w:val="0"/>
+          <w:sz w:val="19"/>
+          <w:szCs w:val="19"/>
+          <w:shd w:val="clear" w:fill="000000"/>
+          <w:lang w:val="en-US" w:eastAsia="zh-CN"/>
+        </w:rPr>
+        <w:t>：是否为万分比</w:t>
+      </w:r>
+      <w:r>
+        <w:rPr>
+          <w:rFonts w:hint="default" w:ascii="Segoe UI" w:hAnsi="Segoe UI" w:eastAsia="宋体" w:cs="Segoe UI"/>
+          <w:i w:val="0"/>
+          <w:iCs w:val="0"/>
+          <w:caps w:val="0"/>
+          <w:color w:val="92D050"/>
+          <w:spacing w:val="0"/>
+          <w:sz w:val="19"/>
+          <w:szCs w:val="19"/>
+          <w:shd w:val="clear" w:fill="000000"/>
+          <w:lang w:val="en-US" w:eastAsia="zh-CN"/>
+        </w:rPr>
+        <w:t>;</w:t>
       </w:r>
     </w:p>
     <w:p>
@@ -1258,20 +3556,6 @@
         <w:shd w:val="clear" w:fill="000000"/>
         <w:ind w:left="0" w:firstLine="0"/>
         <w:rPr>
-          <w:rFonts w:hint="eastAsia" w:ascii="Segoe UI" w:hAnsi="Segoe UI" w:eastAsia="宋体" w:cs="Segoe UI"/>
-          <w:i w:val="0"/>
-          <w:iCs w:val="0"/>
-          <w:caps w:val="0"/>
-          <w:color w:val="92D050"/>
-          <w:spacing w:val="0"/>
-          <w:sz w:val="19"/>
-          <w:szCs w:val="19"/>
-          <w:shd w:val="clear" w:fill="000000"/>
-          <w:lang w:val="en-US" w:eastAsia="zh-CN"/>
-        </w:rPr>
-      </w:pPr>
-      <w:r>
-        <w:rPr>
           <w:rFonts w:hint="default" w:ascii="Segoe UI" w:hAnsi="Segoe UI" w:eastAsia="宋体" w:cs="Segoe UI"/>
           <w:i w:val="0"/>
           <w:iCs w:val="0"/>
@@ -1283,22 +3567,21 @@
           <w:shd w:val="clear" w:fill="000000"/>
           <w:lang w:val="en-US" w:eastAsia="zh-CN"/>
         </w:rPr>
-        <w:t>downLimit</w:t>
-      </w:r>
-      <w:r>
-        <w:rPr>
-          <w:rFonts w:hint="eastAsia" w:ascii="Segoe UI" w:hAnsi="Segoe UI" w:eastAsia="宋体" w:cs="Segoe UI"/>
-          <w:i w:val="0"/>
-          <w:iCs w:val="0"/>
-          <w:caps w:val="0"/>
-          <w:color w:val="92D050"/>
-          <w:spacing w:val="0"/>
-          <w:sz w:val="19"/>
-          <w:szCs w:val="19"/>
-          <w:shd w:val="clear" w:fill="000000"/>
-          <w:lang w:val="en-US" w:eastAsia="zh-CN"/>
-        </w:rPr>
-        <w:t>：属性下限；</w:t>
+      </w:pPr>
+      <w:r>
+        <w:rPr>
+          <w:rFonts w:hint="eastAsia" w:ascii="Segoe UI" w:hAnsi="Segoe UI" w:eastAsia="宋体" w:cs="Segoe UI"/>
+          <w:i w:val="0"/>
+          <w:iCs w:val="0"/>
+          <w:caps w:val="0"/>
+          <w:color w:val="92D050"/>
+          <w:spacing w:val="0"/>
+          <w:sz w:val="19"/>
+          <w:szCs w:val="19"/>
+          <w:shd w:val="clear" w:fill="000000"/>
+          <w:lang w:val="en-US" w:eastAsia="zh-CN"/>
+        </w:rPr>
+        <w:t>【属性定义】</w:t>
       </w:r>
     </w:p>
     <w:p>
@@ -1316,20 +3599,6 @@
         <w:shd w:val="clear" w:fill="000000"/>
         <w:ind w:left="0" w:firstLine="0"/>
         <w:rPr>
-          <w:rFonts w:hint="eastAsia" w:ascii="Segoe UI" w:hAnsi="Segoe UI" w:eastAsia="宋体" w:cs="Segoe UI"/>
-          <w:i w:val="0"/>
-          <w:iCs w:val="0"/>
-          <w:caps w:val="0"/>
-          <w:color w:val="92D050"/>
-          <w:spacing w:val="0"/>
-          <w:sz w:val="19"/>
-          <w:szCs w:val="19"/>
-          <w:shd w:val="clear" w:fill="000000"/>
-          <w:lang w:val="en-US" w:eastAsia="zh-CN"/>
-        </w:rPr>
-      </w:pPr>
-      <w:r>
-        <w:rPr>
           <w:rFonts w:hint="default" w:ascii="Segoe UI" w:hAnsi="Segoe UI" w:eastAsia="宋体" w:cs="Segoe UI"/>
           <w:i w:val="0"/>
           <w:iCs w:val="0"/>
@@ -1341,22 +3610,21 @@
           <w:shd w:val="clear" w:fill="000000"/>
           <w:lang w:val="en-US" w:eastAsia="zh-CN"/>
         </w:rPr>
-        <w:t>upLimit</w:t>
-      </w:r>
-      <w:r>
-        <w:rPr>
-          <w:rFonts w:hint="eastAsia" w:ascii="Segoe UI" w:hAnsi="Segoe UI" w:eastAsia="宋体" w:cs="Segoe UI"/>
-          <w:i w:val="0"/>
-          <w:iCs w:val="0"/>
-          <w:caps w:val="0"/>
-          <w:color w:val="92D050"/>
-          <w:spacing w:val="0"/>
-          <w:sz w:val="19"/>
-          <w:szCs w:val="19"/>
-          <w:shd w:val="clear" w:fill="000000"/>
-          <w:lang w:val="en-US" w:eastAsia="zh-CN"/>
-        </w:rPr>
-        <w:t>：属性上限；</w:t>
+      </w:pPr>
+      <w:r>
+        <w:rPr>
+          <w:rFonts w:hint="eastAsia" w:ascii="Segoe UI" w:hAnsi="Segoe UI" w:eastAsia="宋体" w:cs="Segoe UI"/>
+          <w:i w:val="0"/>
+          <w:iCs w:val="0"/>
+          <w:caps w:val="0"/>
+          <w:color w:val="92D050"/>
+          <w:spacing w:val="0"/>
+          <w:sz w:val="19"/>
+          <w:szCs w:val="19"/>
+          <w:shd w:val="clear" w:fill="000000"/>
+          <w:lang w:val="en-US" w:eastAsia="zh-CN"/>
+        </w:rPr>
+        <w:t>请严格按照以下结构分类，不要自行分类，所有类型均为int，万分比使用时需要除以10000：</w:t>
       </w:r>
     </w:p>
     <w:p>
@@ -1388,48 +3656,18 @@
       </w:pPr>
       <w:r>
         <w:rPr>
-          <w:rFonts w:hint="default" w:ascii="Segoe UI" w:hAnsi="Segoe UI" w:eastAsia="宋体" w:cs="Segoe UI"/>
-          <w:i w:val="0"/>
-          <w:iCs w:val="0"/>
-          <w:caps w:val="0"/>
-          <w:color w:val="92D050"/>
-          <w:spacing w:val="0"/>
-          <w:sz w:val="19"/>
-          <w:szCs w:val="19"/>
-          <w:shd w:val="clear" w:fill="000000"/>
-          <w:lang w:val="en-US" w:eastAsia="zh-CN"/>
-        </w:rPr>
-        <w:t>powerType</w:t>
-      </w:r>
-      <w:r>
-        <w:rPr>
-          <w:rFonts w:hint="eastAsia" w:ascii="Segoe UI" w:hAnsi="Segoe UI" w:eastAsia="宋体" w:cs="Segoe UI"/>
-          <w:i w:val="0"/>
-          <w:iCs w:val="0"/>
-          <w:caps w:val="0"/>
-          <w:color w:val="92D050"/>
-          <w:spacing w:val="0"/>
-          <w:sz w:val="19"/>
-          <w:szCs w:val="19"/>
-          <w:shd w:val="clear" w:fill="000000"/>
-          <w:lang w:val="en-US" w:eastAsia="zh-CN"/>
-        </w:rPr>
-        <w:t>：是否为万分比</w:t>
-      </w:r>
-      <w:r>
-        <w:rPr>
-          <w:rFonts w:hint="default" w:ascii="Segoe UI" w:hAnsi="Segoe UI" w:eastAsia="宋体" w:cs="Segoe UI"/>
-          <w:i w:val="0"/>
-          <w:iCs w:val="0"/>
-          <w:caps w:val="0"/>
-          <w:color w:val="92D050"/>
-          <w:spacing w:val="0"/>
-          <w:sz w:val="19"/>
-          <w:szCs w:val="19"/>
-          <w:shd w:val="clear" w:fill="000000"/>
-          <w:lang w:val="en-US" w:eastAsia="zh-CN"/>
-        </w:rPr>
-        <w:t>;</w:t>
+          <w:rFonts w:hint="eastAsia" w:ascii="Segoe UI" w:hAnsi="Segoe UI" w:eastAsia="宋体" w:cs="Segoe UI"/>
+          <w:i w:val="0"/>
+          <w:iCs w:val="0"/>
+          <w:caps w:val="0"/>
+          <w:color w:val="92D050"/>
+          <w:spacing w:val="0"/>
+          <w:sz w:val="19"/>
+          <w:szCs w:val="19"/>
+          <w:shd w:val="clear" w:fill="000000"/>
+          <w:lang w:val="en-US" w:eastAsia="zh-CN"/>
+        </w:rPr>
+        <w:t>基础属性:</w:t>
       </w:r>
     </w:p>
     <w:p>
@@ -1447,32 +3685,76 @@
         <w:shd w:val="clear" w:fill="000000"/>
         <w:ind w:left="0" w:firstLine="0"/>
         <w:rPr>
-          <w:rFonts w:hint="default" w:ascii="Segoe UI" w:hAnsi="Segoe UI" w:eastAsia="宋体" w:cs="Segoe UI"/>
-          <w:i w:val="0"/>
-          <w:iCs w:val="0"/>
-          <w:caps w:val="0"/>
-          <w:color w:val="92D050"/>
-          <w:spacing w:val="0"/>
-          <w:sz w:val="19"/>
-          <w:szCs w:val="19"/>
-          <w:shd w:val="clear" w:fill="000000"/>
-          <w:lang w:val="en-US" w:eastAsia="zh-CN"/>
-        </w:rPr>
-      </w:pPr>
-      <w:r>
-        <w:rPr>
-          <w:rFonts w:hint="eastAsia" w:ascii="Segoe UI" w:hAnsi="Segoe UI" w:eastAsia="宋体" w:cs="Segoe UI"/>
-          <w:i w:val="0"/>
-          <w:iCs w:val="0"/>
-          <w:caps w:val="0"/>
-          <w:color w:val="92D050"/>
-          <w:spacing w:val="0"/>
-          <w:sz w:val="19"/>
-          <w:szCs w:val="19"/>
-          <w:shd w:val="clear" w:fill="000000"/>
-          <w:lang w:val="en-US" w:eastAsia="zh-CN"/>
-        </w:rPr>
-        <w:t>【属性定义】</w:t>
+          <w:rFonts w:hint="eastAsia" w:ascii="Segoe UI" w:hAnsi="Segoe UI" w:eastAsia="宋体" w:cs="Segoe UI"/>
+          <w:i w:val="0"/>
+          <w:iCs w:val="0"/>
+          <w:caps w:val="0"/>
+          <w:color w:val="92D050"/>
+          <w:spacing w:val="0"/>
+          <w:sz w:val="19"/>
+          <w:szCs w:val="19"/>
+          <w:shd w:val="clear" w:fill="000000"/>
+          <w:lang w:val="en-US" w:eastAsia="zh-CN"/>
+        </w:rPr>
+      </w:pPr>
+      <w:r>
+        <w:rPr>
+          <w:rFonts w:hint="default" w:ascii="Segoe UI" w:hAnsi="Segoe UI" w:eastAsia="Segoe UI" w:cs="Segoe UI"/>
+          <w:i w:val="0"/>
+          <w:iCs w:val="0"/>
+          <w:caps w:val="0"/>
+          <w:color w:val="92D050"/>
+          <w:spacing w:val="0"/>
+          <w:sz w:val="19"/>
+          <w:szCs w:val="19"/>
+          <w:shd w:val="clear" w:fill="000000"/>
+        </w:rPr>
+        <w:t>生命</w:t>
+      </w:r>
+      <w:r>
+        <w:rPr>
+          <w:rFonts w:hint="eastAsia" w:ascii="Segoe UI" w:hAnsi="Segoe UI" w:eastAsia="宋体" w:cs="Segoe UI"/>
+          <w:i w:val="0"/>
+          <w:iCs w:val="0"/>
+          <w:caps w:val="0"/>
+          <w:color w:val="92D050"/>
+          <w:spacing w:val="0"/>
+          <w:sz w:val="19"/>
+          <w:szCs w:val="19"/>
+          <w:shd w:val="clear" w:fill="000000"/>
+          <w:lang w:val="en-US" w:eastAsia="zh-CN"/>
+        </w:rPr>
+        <w:t>值</w:t>
+      </w:r>
+      <w:r>
+        <w:rPr>
+          <w:rFonts w:hint="eastAsia" w:ascii="Segoe UI" w:hAnsi="Segoe UI" w:eastAsia="宋体" w:cs="Segoe UI"/>
+          <w:i w:val="0"/>
+          <w:iCs w:val="0"/>
+          <w:caps w:val="0"/>
+          <w:color w:val="92D050"/>
+          <w:spacing w:val="0"/>
+          <w:sz w:val="19"/>
+          <w:szCs w:val="19"/>
+          <w:shd w:val="clear" w:fill="000000"/>
+          <w:lang w:eastAsia="zh-CN"/>
+        </w:rPr>
+        <w:t>：</w:t>
+      </w:r>
+      <w:r>
+        <w:rPr>
+          <w:rFonts w:hint="eastAsia" w:ascii="Segoe UI" w:hAnsi="Segoe UI" w:eastAsia="宋体" w:cs="Segoe UI"/>
+          <w:i w:val="0"/>
+          <w:iCs w:val="0"/>
+          <w:caps w:val="0"/>
+          <w:color w:val="92D050"/>
+          <w:spacing w:val="0"/>
+          <w:sz w:val="19"/>
+          <w:szCs w:val="19"/>
+          <w:shd w:val="clear" w:fill="000000"/>
+          <w:lang w:val="en-US" w:eastAsia="zh-CN"/>
+        </w:rPr>
+        <w:t>基础生命值，非万分比;</w:t>
       </w:r>
     </w:p>
     <w:p>
@@ -1490,32 +3772,46 @@
         <w:shd w:val="clear" w:fill="000000"/>
         <w:ind w:left="0" w:firstLine="0"/>
         <w:rPr>
-          <w:rFonts w:hint="default" w:ascii="Segoe UI" w:hAnsi="Segoe UI" w:eastAsia="宋体" w:cs="Segoe UI"/>
-          <w:i w:val="0"/>
-          <w:iCs w:val="0"/>
-          <w:caps w:val="0"/>
-          <w:color w:val="92D050"/>
-          <w:spacing w:val="0"/>
-          <w:sz w:val="19"/>
-          <w:szCs w:val="19"/>
-          <w:shd w:val="clear" w:fill="000000"/>
-          <w:lang w:val="en-US" w:eastAsia="zh-CN"/>
-        </w:rPr>
-      </w:pPr>
-      <w:r>
-        <w:rPr>
-          <w:rFonts w:hint="eastAsia" w:ascii="Segoe UI" w:hAnsi="Segoe UI" w:eastAsia="宋体" w:cs="Segoe UI"/>
-          <w:i w:val="0"/>
-          <w:iCs w:val="0"/>
-          <w:caps w:val="0"/>
-          <w:color w:val="92D050"/>
-          <w:spacing w:val="0"/>
-          <w:sz w:val="19"/>
-          <w:szCs w:val="19"/>
-          <w:shd w:val="clear" w:fill="000000"/>
-          <w:lang w:val="en-US" w:eastAsia="zh-CN"/>
-        </w:rPr>
-        <w:t>请严格按照以下结构分类，不要自行分类，所有类型均为int，万分比使用时需要除以10000：</w:t>
+          <w:rFonts w:hint="eastAsia" w:ascii="Segoe UI" w:hAnsi="Segoe UI" w:eastAsia="宋体" w:cs="Segoe UI"/>
+          <w:i w:val="0"/>
+          <w:iCs w:val="0"/>
+          <w:caps w:val="0"/>
+          <w:color w:val="92D050"/>
+          <w:spacing w:val="0"/>
+          <w:sz w:val="19"/>
+          <w:szCs w:val="19"/>
+          <w:shd w:val="clear" w:fill="000000"/>
+          <w:lang w:val="en-US" w:eastAsia="zh-CN"/>
+        </w:rPr>
+      </w:pPr>
+      <w:r>
+        <w:rPr>
+          <w:rFonts w:hint="default" w:ascii="Segoe UI" w:hAnsi="Segoe UI" w:eastAsia="Segoe UI" w:cs="Segoe UI"/>
+          <w:i w:val="0"/>
+          <w:iCs w:val="0"/>
+          <w:caps w:val="0"/>
+          <w:color w:val="92D050"/>
+          <w:spacing w:val="0"/>
+          <w:sz w:val="19"/>
+          <w:szCs w:val="19"/>
+          <w:shd w:val="clear" w:fill="000000"/>
+        </w:rPr>
+        <w:t>攻击</w:t>
+      </w:r>
+      <w:r>
+        <w:rPr>
+          <w:rFonts w:hint="eastAsia" w:ascii="Segoe UI" w:hAnsi="Segoe UI" w:eastAsia="宋体" w:cs="Segoe UI"/>
+          <w:i w:val="0"/>
+          <w:iCs w:val="0"/>
+          <w:caps w:val="0"/>
+          <w:color w:val="92D050"/>
+          <w:spacing w:val="0"/>
+          <w:sz w:val="19"/>
+          <w:szCs w:val="19"/>
+          <w:shd w:val="clear" w:fill="000000"/>
+          <w:lang w:val="en-US" w:eastAsia="zh-CN"/>
+        </w:rPr>
+        <w:t>力：基础攻击值，非万分比;</w:t>
       </w:r>
     </w:p>
     <w:p>
@@ -1558,7 +3854,7 @@
           <w:shd w:val="clear" w:fill="000000"/>
           <w:lang w:val="en-US" w:eastAsia="zh-CN"/>
         </w:rPr>
-        <w:t>基础属性:</w:t>
+        <w:t>特殊属性:</w:t>
       </w:r>
     </w:p>
     <w:p>
@@ -1576,7 +3872,7 @@
         <w:shd w:val="clear" w:fill="000000"/>
         <w:ind w:left="0" w:firstLine="0"/>
         <w:rPr>
-          <w:rFonts w:hint="eastAsia" w:ascii="Segoe UI" w:hAnsi="Segoe UI" w:eastAsia="宋体" w:cs="Segoe UI"/>
+          <w:rFonts w:hint="default" w:ascii="Segoe UI" w:hAnsi="Segoe UI" w:eastAsia="宋体" w:cs="Segoe UI"/>
           <w:i w:val="0"/>
           <w:iCs w:val="0"/>
           <w:caps w:val="0"/>
@@ -1600,52 +3896,37 @@
           <w:szCs w:val="19"/>
           <w:shd w:val="clear" w:fill="000000"/>
         </w:rPr>
-        <w:t>生命</w:t>
-      </w:r>
-      <w:r>
-        <w:rPr>
-          <w:rFonts w:hint="eastAsia" w:ascii="Segoe UI" w:hAnsi="Segoe UI" w:eastAsia="宋体" w:cs="Segoe UI"/>
-          <w:i w:val="0"/>
-          <w:iCs w:val="0"/>
-          <w:caps w:val="0"/>
-          <w:color w:val="92D050"/>
-          <w:spacing w:val="0"/>
-          <w:sz w:val="19"/>
-          <w:szCs w:val="19"/>
-          <w:shd w:val="clear" w:fill="000000"/>
-          <w:lang w:val="en-US" w:eastAsia="zh-CN"/>
-        </w:rPr>
-        <w:t>值</w:t>
-      </w:r>
-      <w:r>
-        <w:rPr>
-          <w:rFonts w:hint="eastAsia" w:ascii="Segoe UI" w:hAnsi="Segoe UI" w:eastAsia="宋体" w:cs="Segoe UI"/>
-          <w:i w:val="0"/>
-          <w:iCs w:val="0"/>
-          <w:caps w:val="0"/>
-          <w:color w:val="92D050"/>
-          <w:spacing w:val="0"/>
-          <w:sz w:val="19"/>
-          <w:szCs w:val="19"/>
-          <w:shd w:val="clear" w:fill="000000"/>
-          <w:lang w:eastAsia="zh-CN"/>
-        </w:rPr>
-        <w:t>：</w:t>
-      </w:r>
-      <w:r>
-        <w:rPr>
-          <w:rFonts w:hint="eastAsia" w:ascii="Segoe UI" w:hAnsi="Segoe UI" w:eastAsia="宋体" w:cs="Segoe UI"/>
-          <w:i w:val="0"/>
-          <w:iCs w:val="0"/>
-          <w:caps w:val="0"/>
-          <w:color w:val="92D050"/>
-          <w:spacing w:val="0"/>
-          <w:sz w:val="19"/>
-          <w:szCs w:val="19"/>
-          <w:shd w:val="clear" w:fill="000000"/>
-          <w:lang w:val="en-US" w:eastAsia="zh-CN"/>
-        </w:rPr>
-        <w:t>基础生命值，非万分比;</w:t>
+        <w:t>火/冰/风/电/全属性伤害加成（5条）：增强对应伤害</w:t>
+      </w:r>
+      <w:r>
+        <w:rPr>
+          <w:rFonts w:hint="eastAsia" w:ascii="Segoe UI" w:hAnsi="Segoe UI" w:eastAsia="宋体" w:cs="Segoe UI"/>
+          <w:i w:val="0"/>
+          <w:iCs w:val="0"/>
+          <w:caps w:val="0"/>
+          <w:color w:val="92D050"/>
+          <w:spacing w:val="0"/>
+          <w:sz w:val="19"/>
+          <w:szCs w:val="19"/>
+          <w:shd w:val="clear" w:fill="000000"/>
+          <w:lang w:val="en-US" w:eastAsia="zh-CN"/>
+        </w:rPr>
+        <w:t>，万分比</w:t>
+      </w:r>
+      <w:r>
+        <w:rPr>
+          <w:rFonts w:hint="default" w:ascii="Segoe UI" w:hAnsi="Segoe UI" w:eastAsia="Segoe UI" w:cs="Segoe UI"/>
+          <w:i w:val="0"/>
+          <w:iCs w:val="0"/>
+          <w:caps w:val="0"/>
+          <w:color w:val="92D050"/>
+          <w:spacing w:val="0"/>
+          <w:sz w:val="19"/>
+          <w:szCs w:val="19"/>
+          <w:shd w:val="clear" w:fill="000000"/>
+          <w:lang w:val="en-US"/>
+        </w:rPr>
+        <w:t>;</w:t>
       </w:r>
     </w:p>
     <w:p>
@@ -1663,20 +3944,6 @@
         <w:shd w:val="clear" w:fill="000000"/>
         <w:ind w:left="0" w:firstLine="0"/>
         <w:rPr>
-          <w:rFonts w:hint="eastAsia" w:ascii="Segoe UI" w:hAnsi="Segoe UI" w:eastAsia="宋体" w:cs="Segoe UI"/>
-          <w:i w:val="0"/>
-          <w:iCs w:val="0"/>
-          <w:caps w:val="0"/>
-          <w:color w:val="92D050"/>
-          <w:spacing w:val="0"/>
-          <w:sz w:val="19"/>
-          <w:szCs w:val="19"/>
-          <w:shd w:val="clear" w:fill="000000"/>
-          <w:lang w:val="en-US" w:eastAsia="zh-CN"/>
-        </w:rPr>
-      </w:pPr>
-      <w:r>
-        <w:rPr>
           <w:rFonts w:hint="default" w:ascii="Segoe UI" w:hAnsi="Segoe UI" w:eastAsia="Segoe UI" w:cs="Segoe UI"/>
           <w:i w:val="0"/>
           <w:iCs w:val="0"/>
@@ -1686,23 +3953,52 @@
           <w:sz w:val="19"/>
           <w:szCs w:val="19"/>
           <w:shd w:val="clear" w:fill="000000"/>
-        </w:rPr>
-        <w:t>攻击</w:t>
-      </w:r>
-      <w:r>
-        <w:rPr>
-          <w:rFonts w:hint="eastAsia" w:ascii="Segoe UI" w:hAnsi="Segoe UI" w:eastAsia="宋体" w:cs="Segoe UI"/>
-          <w:i w:val="0"/>
-          <w:iCs w:val="0"/>
-          <w:caps w:val="0"/>
-          <w:color w:val="92D050"/>
-          <w:spacing w:val="0"/>
-          <w:sz w:val="19"/>
-          <w:szCs w:val="19"/>
-          <w:shd w:val="clear" w:fill="000000"/>
-          <w:lang w:val="en-US" w:eastAsia="zh-CN"/>
-        </w:rPr>
-        <w:t>力：基础攻击值，非万分比;</w:t>
+          <w:lang w:val="en-US"/>
+        </w:rPr>
+      </w:pPr>
+      <w:r>
+        <w:rPr>
+          <w:rFonts w:hint="default" w:ascii="Segoe UI" w:hAnsi="Segoe UI" w:eastAsia="Segoe UI" w:cs="Segoe UI"/>
+          <w:i w:val="0"/>
+          <w:iCs w:val="0"/>
+          <w:caps w:val="0"/>
+          <w:color w:val="92D050"/>
+          <w:spacing w:val="0"/>
+          <w:sz w:val="19"/>
+          <w:szCs w:val="19"/>
+          <w:shd w:val="clear" w:fill="000000"/>
+        </w:rPr>
+        <w:t>火/冰/风/电/全属性伤害减免（5条）：减免对应伤害</w:t>
+      </w:r>
+      <w:r>
+        <w:rPr>
+          <w:rFonts w:hint="eastAsia" w:ascii="Segoe UI" w:hAnsi="Segoe UI" w:eastAsia="宋体" w:cs="Segoe UI"/>
+          <w:i w:val="0"/>
+          <w:iCs w:val="0"/>
+          <w:caps w:val="0"/>
+          <w:color w:val="92D050"/>
+          <w:spacing w:val="0"/>
+          <w:sz w:val="19"/>
+          <w:szCs w:val="19"/>
+          <w:shd w:val="clear" w:fill="000000"/>
+          <w:lang w:val="en-US" w:eastAsia="zh-CN"/>
+        </w:rPr>
+        <w:t>，万分比</w:t>
+      </w:r>
+      <w:r>
+        <w:rPr>
+          <w:rFonts w:hint="default" w:ascii="Segoe UI" w:hAnsi="Segoe UI" w:eastAsia="Segoe UI" w:cs="Segoe UI"/>
+          <w:i w:val="0"/>
+          <w:iCs w:val="0"/>
+          <w:caps w:val="0"/>
+          <w:color w:val="92D050"/>
+          <w:spacing w:val="0"/>
+          <w:sz w:val="19"/>
+          <w:szCs w:val="19"/>
+          <w:shd w:val="clear" w:fill="000000"/>
+          <w:lang w:val="en-US"/>
+        </w:rPr>
+        <w:t>;</w:t>
       </w:r>
     </w:p>
     <w:p>
@@ -1720,32 +4016,61 @@
         <w:shd w:val="clear" w:fill="000000"/>
         <w:ind w:left="0" w:firstLine="0"/>
         <w:rPr>
-          <w:rFonts w:hint="default" w:ascii="Segoe UI" w:hAnsi="Segoe UI" w:eastAsia="宋体" w:cs="Segoe UI"/>
-          <w:i w:val="0"/>
-          <w:iCs w:val="0"/>
-          <w:caps w:val="0"/>
-          <w:color w:val="92D050"/>
-          <w:spacing w:val="0"/>
-          <w:sz w:val="19"/>
-          <w:szCs w:val="19"/>
-          <w:shd w:val="clear" w:fill="000000"/>
-          <w:lang w:val="en-US" w:eastAsia="zh-CN"/>
-        </w:rPr>
-      </w:pPr>
-      <w:r>
-        <w:rPr>
-          <w:rFonts w:hint="eastAsia" w:ascii="Segoe UI" w:hAnsi="Segoe UI" w:eastAsia="宋体" w:cs="Segoe UI"/>
-          <w:i w:val="0"/>
-          <w:iCs w:val="0"/>
-          <w:caps w:val="0"/>
-          <w:color w:val="92D050"/>
-          <w:spacing w:val="0"/>
-          <w:sz w:val="19"/>
-          <w:szCs w:val="19"/>
-          <w:shd w:val="clear" w:fill="000000"/>
-          <w:lang w:val="en-US" w:eastAsia="zh-CN"/>
-        </w:rPr>
-        <w:t>特殊属性:</w:t>
+          <w:rFonts w:hint="default" w:ascii="Segoe UI" w:hAnsi="Segoe UI" w:eastAsia="Segoe UI" w:cs="Segoe UI"/>
+          <w:i w:val="0"/>
+          <w:iCs w:val="0"/>
+          <w:caps w:val="0"/>
+          <w:color w:val="92D050"/>
+          <w:spacing w:val="0"/>
+          <w:sz w:val="19"/>
+          <w:szCs w:val="19"/>
+          <w:shd w:val="clear" w:fill="000000"/>
+          <w:lang w:val="en-US"/>
+        </w:rPr>
+      </w:pPr>
+      <w:r>
+        <w:rPr>
+          <w:rFonts w:hint="default" w:ascii="Segoe UI" w:hAnsi="Segoe UI" w:eastAsia="Segoe UI" w:cs="Segoe UI"/>
+          <w:i w:val="0"/>
+          <w:iCs w:val="0"/>
+          <w:caps w:val="0"/>
+          <w:color w:val="92D050"/>
+          <w:spacing w:val="0"/>
+          <w:sz w:val="19"/>
+          <w:szCs w:val="19"/>
+          <w:shd w:val="clear" w:fill="000000"/>
+        </w:rPr>
+        <w:t>生命百分比加成：基础生命值加成</w:t>
+      </w:r>
+      <w:r>
+        <w:rPr>
+          <w:rFonts w:hint="eastAsia" w:ascii="Segoe UI" w:hAnsi="Segoe UI" w:eastAsia="宋体" w:cs="Segoe UI"/>
+          <w:i w:val="0"/>
+          <w:iCs w:val="0"/>
+          <w:caps w:val="0"/>
+          <w:color w:val="92D050"/>
+          <w:spacing w:val="0"/>
+          <w:sz w:val="19"/>
+          <w:szCs w:val="19"/>
+          <w:shd w:val="clear" w:fill="000000"/>
+          <w:lang w:val="en-US" w:eastAsia="zh-CN"/>
+        </w:rPr>
+        <w:t>，万分比</w:t>
+      </w:r>
+      <w:r>
+        <w:rPr>
+          <w:rFonts w:hint="default" w:ascii="Segoe UI" w:hAnsi="Segoe UI" w:eastAsia="Segoe UI" w:cs="Segoe UI"/>
+          <w:i w:val="0"/>
+          <w:iCs w:val="0"/>
+          <w:caps w:val="0"/>
+          <w:color w:val="92D050"/>
+          <w:spacing w:val="0"/>
+          <w:sz w:val="19"/>
+          <w:szCs w:val="19"/>
+          <w:shd w:val="clear" w:fill="000000"/>
+          <w:lang w:val="en-US"/>
+        </w:rPr>
+        <w:t>;</w:t>
       </w:r>
     </w:p>
     <w:p>
@@ -1763,20 +4088,6 @@
         <w:shd w:val="clear" w:fill="000000"/>
         <w:ind w:left="0" w:firstLine="0"/>
         <w:rPr>
-          <w:rFonts w:hint="default" w:ascii="Segoe UI" w:hAnsi="Segoe UI" w:eastAsia="宋体" w:cs="Segoe UI"/>
-          <w:i w:val="0"/>
-          <w:iCs w:val="0"/>
-          <w:caps w:val="0"/>
-          <w:color w:val="92D050"/>
-          <w:spacing w:val="0"/>
-          <w:sz w:val="19"/>
-          <w:szCs w:val="19"/>
-          <w:shd w:val="clear" w:fill="000000"/>
-          <w:lang w:val="en-US" w:eastAsia="zh-CN"/>
-        </w:rPr>
-      </w:pPr>
-      <w:r>
-        <w:rPr>
           <w:rFonts w:hint="default" w:ascii="Segoe UI" w:hAnsi="Segoe UI" w:eastAsia="Segoe UI" w:cs="Segoe UI"/>
           <w:i w:val="0"/>
           <w:iCs w:val="0"/>
@@ -1786,8 +4097,22 @@
           <w:sz w:val="19"/>
           <w:szCs w:val="19"/>
           <w:shd w:val="clear" w:fill="000000"/>
-        </w:rPr>
-        <w:t>火/冰/风/电/全属性伤害加成（5条）：增强对应伤害</w:t>
+          <w:lang w:val="en-US"/>
+        </w:rPr>
+      </w:pPr>
+      <w:r>
+        <w:rPr>
+          <w:rFonts w:hint="default" w:ascii="Segoe UI" w:hAnsi="Segoe UI" w:eastAsia="Segoe UI" w:cs="Segoe UI"/>
+          <w:i w:val="0"/>
+          <w:iCs w:val="0"/>
+          <w:caps w:val="0"/>
+          <w:color w:val="92D050"/>
+          <w:spacing w:val="0"/>
+          <w:sz w:val="19"/>
+          <w:szCs w:val="19"/>
+          <w:shd w:val="clear" w:fill="000000"/>
+        </w:rPr>
+        <w:t>攻击百分比加成：基础攻击力加成</w:t>
       </w:r>
       <w:r>
         <w:rPr>
@@ -1859,7 +4184,7 @@
           <w:szCs w:val="19"/>
           <w:shd w:val="clear" w:fill="000000"/>
         </w:rPr>
-        <w:t>火/冰/风/电/全属性伤害减免（5条）：减免对应伤害</w:t>
+        <w:t>对首领伤害：对boss单位增伤</w:t>
       </w:r>
       <w:r>
         <w:rPr>
@@ -1931,7 +4256,7 @@
           <w:szCs w:val="19"/>
           <w:shd w:val="clear" w:fill="000000"/>
         </w:rPr>
-        <w:t>生命百分比加成：基础生命值加成</w:t>
+        <w:t>对精英伤害：对精英单位增伤</w:t>
       </w:r>
       <w:r>
         <w:rPr>
@@ -1979,6 +4304,20 @@
         <w:shd w:val="clear" w:fill="000000"/>
         <w:ind w:left="0" w:firstLine="0"/>
         <w:rPr>
+          <w:rFonts w:hint="default" w:ascii="Segoe UI" w:hAnsi="Segoe UI" w:eastAsia="宋体" w:cs="Segoe UI"/>
+          <w:i w:val="0"/>
+          <w:iCs w:val="0"/>
+          <w:caps w:val="0"/>
+          <w:color w:val="92D050"/>
+          <w:spacing w:val="0"/>
+          <w:sz w:val="19"/>
+          <w:szCs w:val="19"/>
+          <w:shd w:val="clear" w:fill="000000"/>
+          <w:lang w:val="en-US" w:eastAsia="zh-CN"/>
+        </w:rPr>
+      </w:pPr>
+      <w:r>
+        <w:rPr>
           <w:rFonts w:hint="default" w:ascii="Segoe UI" w:hAnsi="Segoe UI" w:eastAsia="Segoe UI" w:cs="Segoe UI"/>
           <w:i w:val="0"/>
           <w:iCs w:val="0"/>
@@ -1988,50 +4327,81 @@
           <w:sz w:val="19"/>
           <w:szCs w:val="19"/>
           <w:shd w:val="clear" w:fill="000000"/>
-          <w:lang w:val="en-US"/>
-        </w:rPr>
-      </w:pPr>
-      <w:r>
-        <w:rPr>
-          <w:rFonts w:hint="default" w:ascii="Segoe UI" w:hAnsi="Segoe UI" w:eastAsia="Segoe UI" w:cs="Segoe UI"/>
-          <w:i w:val="0"/>
-          <w:iCs w:val="0"/>
-          <w:caps w:val="0"/>
-          <w:color w:val="92D050"/>
-          <w:spacing w:val="0"/>
-          <w:sz w:val="19"/>
-          <w:szCs w:val="19"/>
-          <w:shd w:val="clear" w:fill="000000"/>
-        </w:rPr>
-        <w:t>攻击百分比加成：基础攻击力加成</w:t>
-      </w:r>
-      <w:r>
-        <w:rPr>
-          <w:rFonts w:hint="eastAsia" w:ascii="Segoe UI" w:hAnsi="Segoe UI" w:eastAsia="宋体" w:cs="Segoe UI"/>
-          <w:i w:val="0"/>
-          <w:iCs w:val="0"/>
-          <w:caps w:val="0"/>
-          <w:color w:val="92D050"/>
-          <w:spacing w:val="0"/>
-          <w:sz w:val="19"/>
-          <w:szCs w:val="19"/>
-          <w:shd w:val="clear" w:fill="000000"/>
-          <w:lang w:val="en-US" w:eastAsia="zh-CN"/>
-        </w:rPr>
-        <w:t>，万分比</w:t>
-      </w:r>
-      <w:r>
-        <w:rPr>
-          <w:rFonts w:hint="default" w:ascii="Segoe UI" w:hAnsi="Segoe UI" w:eastAsia="Segoe UI" w:cs="Segoe UI"/>
-          <w:i w:val="0"/>
-          <w:iCs w:val="0"/>
-          <w:caps w:val="0"/>
-          <w:color w:val="92D050"/>
-          <w:spacing w:val="0"/>
-          <w:sz w:val="19"/>
-          <w:szCs w:val="19"/>
-          <w:shd w:val="clear" w:fill="000000"/>
-          <w:lang w:val="en-US"/>
+        </w:rPr>
+        <w:t>护盾值：进入战斗时，获得的护盾值</w:t>
+      </w:r>
+      <w:r>
+        <w:rPr>
+          <w:rFonts w:hint="eastAsia" w:ascii="Segoe UI" w:hAnsi="Segoe UI" w:eastAsia="宋体" w:cs="Segoe UI"/>
+          <w:i w:val="0"/>
+          <w:iCs w:val="0"/>
+          <w:caps w:val="0"/>
+          <w:color w:val="92D050"/>
+          <w:spacing w:val="0"/>
+          <w:sz w:val="19"/>
+          <w:szCs w:val="19"/>
+          <w:shd w:val="clear" w:fill="000000"/>
+          <w:lang w:eastAsia="zh-CN"/>
+        </w:rPr>
+        <w:t>（</w:t>
+      </w:r>
+      <w:r>
+        <w:rPr>
+          <w:rFonts w:hint="eastAsia" w:ascii="Segoe UI" w:hAnsi="Segoe UI" w:eastAsia="宋体" w:cs="Segoe UI"/>
+          <w:i w:val="0"/>
+          <w:iCs w:val="0"/>
+          <w:caps w:val="0"/>
+          <w:color w:val="92D050"/>
+          <w:spacing w:val="0"/>
+          <w:sz w:val="19"/>
+          <w:szCs w:val="19"/>
+          <w:shd w:val="clear" w:fill="000000"/>
+          <w:lang w:val="en-US" w:eastAsia="zh-CN"/>
+        </w:rPr>
+        <w:t>护盾最大值等同于最大生命值</w:t>
+      </w:r>
+      <w:r>
+        <w:rPr>
+          <w:rFonts w:hint="eastAsia" w:ascii="Segoe UI" w:hAnsi="Segoe UI" w:eastAsia="宋体" w:cs="Segoe UI"/>
+          <w:i w:val="0"/>
+          <w:iCs w:val="0"/>
+          <w:caps w:val="0"/>
+          <w:color w:val="92D050"/>
+          <w:spacing w:val="0"/>
+          <w:sz w:val="19"/>
+          <w:szCs w:val="19"/>
+          <w:shd w:val="clear" w:fill="000000"/>
+          <w:lang w:eastAsia="zh-CN"/>
+        </w:rPr>
+        <w:t>）</w:t>
+      </w:r>
+      <w:r>
+        <w:rPr>
+          <w:rFonts w:hint="eastAsia" w:ascii="Segoe UI" w:hAnsi="Segoe UI" w:eastAsia="宋体" w:cs="Segoe UI"/>
+          <w:i w:val="0"/>
+          <w:iCs w:val="0"/>
+          <w:caps w:val="0"/>
+          <w:color w:val="92D050"/>
+          <w:spacing w:val="0"/>
+          <w:sz w:val="19"/>
+          <w:szCs w:val="19"/>
+          <w:shd w:val="clear" w:fill="000000"/>
+          <w:lang w:val="en-US" w:eastAsia="zh-CN"/>
+        </w:rPr>
+        <w:t>，非万分比</w:t>
+      </w:r>
+      <w:r>
+        <w:rPr>
+          <w:rFonts w:hint="default" w:ascii="Segoe UI" w:hAnsi="Segoe UI" w:eastAsia="宋体" w:cs="Segoe UI"/>
+          <w:i w:val="0"/>
+          <w:iCs w:val="0"/>
+          <w:caps w:val="0"/>
+          <w:color w:val="92D050"/>
+          <w:spacing w:val="0"/>
+          <w:sz w:val="19"/>
+          <w:szCs w:val="19"/>
+          <w:shd w:val="clear" w:fill="000000"/>
+          <w:lang w:val="en-US" w:eastAsia="zh-CN"/>
         </w:rPr>
         <w:t>;</w:t>
       </w:r>
@@ -2051,6 +4421,20 @@
         <w:shd w:val="clear" w:fill="000000"/>
         <w:ind w:left="0" w:firstLine="0"/>
         <w:rPr>
+          <w:rFonts w:hint="default" w:ascii="Segoe UI" w:hAnsi="Segoe UI" w:eastAsia="宋体" w:cs="Segoe UI"/>
+          <w:i w:val="0"/>
+          <w:iCs w:val="0"/>
+          <w:caps w:val="0"/>
+          <w:color w:val="92D050"/>
+          <w:spacing w:val="0"/>
+          <w:sz w:val="19"/>
+          <w:szCs w:val="19"/>
+          <w:shd w:val="clear" w:fill="000000"/>
+          <w:lang w:val="en-US" w:eastAsia="zh-CN"/>
+        </w:rPr>
+      </w:pPr>
+      <w:r>
+        <w:rPr>
           <w:rFonts w:hint="default" w:ascii="Segoe UI" w:hAnsi="Segoe UI" w:eastAsia="Segoe UI" w:cs="Segoe UI"/>
           <w:i w:val="0"/>
           <w:iCs w:val="0"/>
@@ -2060,50 +4444,51 @@
           <w:sz w:val="19"/>
           <w:szCs w:val="19"/>
           <w:shd w:val="clear" w:fill="000000"/>
-          <w:lang w:val="en-US"/>
-        </w:rPr>
-      </w:pPr>
-      <w:r>
-        <w:rPr>
-          <w:rFonts w:hint="default" w:ascii="Segoe UI" w:hAnsi="Segoe UI" w:eastAsia="Segoe UI" w:cs="Segoe UI"/>
-          <w:i w:val="0"/>
-          <w:iCs w:val="0"/>
-          <w:caps w:val="0"/>
-          <w:color w:val="92D050"/>
-          <w:spacing w:val="0"/>
-          <w:sz w:val="19"/>
-          <w:szCs w:val="19"/>
-          <w:shd w:val="clear" w:fill="000000"/>
-        </w:rPr>
-        <w:t>对首领伤害：对boss单位增伤</w:t>
-      </w:r>
-      <w:r>
-        <w:rPr>
-          <w:rFonts w:hint="eastAsia" w:ascii="Segoe UI" w:hAnsi="Segoe UI" w:eastAsia="宋体" w:cs="Segoe UI"/>
-          <w:i w:val="0"/>
-          <w:iCs w:val="0"/>
-          <w:caps w:val="0"/>
-          <w:color w:val="92D050"/>
-          <w:spacing w:val="0"/>
-          <w:sz w:val="19"/>
-          <w:szCs w:val="19"/>
-          <w:shd w:val="clear" w:fill="000000"/>
-          <w:lang w:val="en-US" w:eastAsia="zh-CN"/>
-        </w:rPr>
-        <w:t>，万分比</w:t>
-      </w:r>
-      <w:r>
-        <w:rPr>
-          <w:rFonts w:hint="default" w:ascii="Segoe UI" w:hAnsi="Segoe UI" w:eastAsia="Segoe UI" w:cs="Segoe UI"/>
-          <w:i w:val="0"/>
-          <w:iCs w:val="0"/>
-          <w:caps w:val="0"/>
-          <w:color w:val="92D050"/>
-          <w:spacing w:val="0"/>
-          <w:sz w:val="19"/>
-          <w:szCs w:val="19"/>
-          <w:shd w:val="clear" w:fill="000000"/>
-          <w:lang w:val="en-US"/>
+        </w:rPr>
+        <w:t>暴击率</w:t>
+      </w:r>
+      <w:r>
+        <w:rPr>
+          <w:rFonts w:hint="eastAsia" w:ascii="Segoe UI" w:hAnsi="Segoe UI" w:eastAsia="宋体" w:cs="Segoe UI"/>
+          <w:i w:val="0"/>
+          <w:iCs w:val="0"/>
+          <w:caps w:val="0"/>
+          <w:color w:val="92D050"/>
+          <w:spacing w:val="0"/>
+          <w:sz w:val="19"/>
+          <w:szCs w:val="19"/>
+          <w:shd w:val="clear" w:fill="000000"/>
+          <w:lang w:eastAsia="zh-CN"/>
+        </w:rPr>
+        <w:t>：</w:t>
+      </w:r>
+      <w:r>
+        <w:rPr>
+          <w:rFonts w:hint="eastAsia" w:ascii="Segoe UI" w:hAnsi="Segoe UI" w:eastAsia="宋体" w:cs="Segoe UI"/>
+          <w:i w:val="0"/>
+          <w:iCs w:val="0"/>
+          <w:caps w:val="0"/>
+          <w:color w:val="92D050"/>
+          <w:spacing w:val="0"/>
+          <w:sz w:val="19"/>
+          <w:szCs w:val="19"/>
+          <w:shd w:val="clear" w:fill="000000"/>
+          <w:lang w:val="en-US" w:eastAsia="zh-CN"/>
+        </w:rPr>
+        <w:t>伤害暴击的概率，万分比</w:t>
+      </w:r>
+      <w:r>
+        <w:rPr>
+          <w:rFonts w:hint="default" w:ascii="Segoe UI" w:hAnsi="Segoe UI" w:eastAsia="宋体" w:cs="Segoe UI"/>
+          <w:i w:val="0"/>
+          <w:iCs w:val="0"/>
+          <w:caps w:val="0"/>
+          <w:color w:val="92D050"/>
+          <w:spacing w:val="0"/>
+          <w:sz w:val="19"/>
+          <w:szCs w:val="19"/>
+          <w:shd w:val="clear" w:fill="000000"/>
+          <w:lang w:val="en-US" w:eastAsia="zh-CN"/>
         </w:rPr>
         <w:t>;</w:t>
       </w:r>
@@ -2123,6 +4508,20 @@
         <w:shd w:val="clear" w:fill="000000"/>
         <w:ind w:left="0" w:firstLine="0"/>
         <w:rPr>
+          <w:rFonts w:hint="default" w:ascii="Segoe UI" w:hAnsi="Segoe UI" w:eastAsia="宋体" w:cs="Segoe UI"/>
+          <w:i w:val="0"/>
+          <w:iCs w:val="0"/>
+          <w:caps w:val="0"/>
+          <w:color w:val="92D050"/>
+          <w:spacing w:val="0"/>
+          <w:sz w:val="19"/>
+          <w:szCs w:val="19"/>
+          <w:shd w:val="clear" w:fill="000000"/>
+          <w:lang w:val="en-US" w:eastAsia="zh-CN"/>
+        </w:rPr>
+      </w:pPr>
+      <w:r>
+        <w:rPr>
           <w:rFonts w:hint="default" w:ascii="Segoe UI" w:hAnsi="Segoe UI" w:eastAsia="Segoe UI" w:cs="Segoe UI"/>
           <w:i w:val="0"/>
           <w:iCs w:val="0"/>
@@ -2132,50 +4531,51 @@
           <w:sz w:val="19"/>
           <w:szCs w:val="19"/>
           <w:shd w:val="clear" w:fill="000000"/>
-          <w:lang w:val="en-US"/>
-        </w:rPr>
-      </w:pPr>
-      <w:r>
-        <w:rPr>
-          <w:rFonts w:hint="default" w:ascii="Segoe UI" w:hAnsi="Segoe UI" w:eastAsia="Segoe UI" w:cs="Segoe UI"/>
-          <w:i w:val="0"/>
-          <w:iCs w:val="0"/>
-          <w:caps w:val="0"/>
-          <w:color w:val="92D050"/>
-          <w:spacing w:val="0"/>
-          <w:sz w:val="19"/>
-          <w:szCs w:val="19"/>
-          <w:shd w:val="clear" w:fill="000000"/>
-        </w:rPr>
-        <w:t>对精英伤害：对精英单位增伤</w:t>
-      </w:r>
-      <w:r>
-        <w:rPr>
-          <w:rFonts w:hint="eastAsia" w:ascii="Segoe UI" w:hAnsi="Segoe UI" w:eastAsia="宋体" w:cs="Segoe UI"/>
-          <w:i w:val="0"/>
-          <w:iCs w:val="0"/>
-          <w:caps w:val="0"/>
-          <w:color w:val="92D050"/>
-          <w:spacing w:val="0"/>
-          <w:sz w:val="19"/>
-          <w:szCs w:val="19"/>
-          <w:shd w:val="clear" w:fill="000000"/>
-          <w:lang w:val="en-US" w:eastAsia="zh-CN"/>
-        </w:rPr>
-        <w:t>，万分比</w:t>
-      </w:r>
-      <w:r>
-        <w:rPr>
-          <w:rFonts w:hint="default" w:ascii="Segoe UI" w:hAnsi="Segoe UI" w:eastAsia="Segoe UI" w:cs="Segoe UI"/>
-          <w:i w:val="0"/>
-          <w:iCs w:val="0"/>
-          <w:caps w:val="0"/>
-          <w:color w:val="92D050"/>
-          <w:spacing w:val="0"/>
-          <w:sz w:val="19"/>
-          <w:szCs w:val="19"/>
-          <w:shd w:val="clear" w:fill="000000"/>
-          <w:lang w:val="en-US"/>
+        </w:rPr>
+        <w:t>暴击伤害</w:t>
+      </w:r>
+      <w:r>
+        <w:rPr>
+          <w:rFonts w:hint="eastAsia" w:ascii="Segoe UI" w:hAnsi="Segoe UI" w:eastAsia="宋体" w:cs="Segoe UI"/>
+          <w:i w:val="0"/>
+          <w:iCs w:val="0"/>
+          <w:caps w:val="0"/>
+          <w:color w:val="92D050"/>
+          <w:spacing w:val="0"/>
+          <w:sz w:val="19"/>
+          <w:szCs w:val="19"/>
+          <w:shd w:val="clear" w:fill="000000"/>
+          <w:lang w:eastAsia="zh-CN"/>
+        </w:rPr>
+        <w:t>：</w:t>
+      </w:r>
+      <w:r>
+        <w:rPr>
+          <w:rFonts w:hint="eastAsia" w:ascii="Segoe UI" w:hAnsi="Segoe UI" w:eastAsia="宋体" w:cs="Segoe UI"/>
+          <w:i w:val="0"/>
+          <w:iCs w:val="0"/>
+          <w:caps w:val="0"/>
+          <w:color w:val="92D050"/>
+          <w:spacing w:val="0"/>
+          <w:sz w:val="19"/>
+          <w:szCs w:val="19"/>
+          <w:shd w:val="clear" w:fill="000000"/>
+          <w:lang w:val="en-US" w:eastAsia="zh-CN"/>
+        </w:rPr>
+        <w:t>伤害暴击时的增伤，万分比</w:t>
+      </w:r>
+      <w:r>
+        <w:rPr>
+          <w:rFonts w:hint="default" w:ascii="Segoe UI" w:hAnsi="Segoe UI" w:eastAsia="宋体" w:cs="Segoe UI"/>
+          <w:i w:val="0"/>
+          <w:iCs w:val="0"/>
+          <w:caps w:val="0"/>
+          <w:color w:val="92D050"/>
+          <w:spacing w:val="0"/>
+          <w:sz w:val="19"/>
+          <w:szCs w:val="19"/>
+          <w:shd w:val="clear" w:fill="000000"/>
+          <w:lang w:val="en-US" w:eastAsia="zh-CN"/>
         </w:rPr>
         <w:t>;</w:t>
       </w:r>
@@ -2195,20 +4595,6 @@
         <w:shd w:val="clear" w:fill="000000"/>
         <w:ind w:left="0" w:firstLine="0"/>
         <w:rPr>
-          <w:rFonts w:hint="default" w:ascii="Segoe UI" w:hAnsi="Segoe UI" w:eastAsia="宋体" w:cs="Segoe UI"/>
-          <w:i w:val="0"/>
-          <w:iCs w:val="0"/>
-          <w:caps w:val="0"/>
-          <w:color w:val="92D050"/>
-          <w:spacing w:val="0"/>
-          <w:sz w:val="19"/>
-          <w:szCs w:val="19"/>
-          <w:shd w:val="clear" w:fill="000000"/>
-          <w:lang w:val="en-US" w:eastAsia="zh-CN"/>
-        </w:rPr>
-      </w:pPr>
-      <w:r>
-        <w:rPr>
           <w:rFonts w:hint="default" w:ascii="Segoe UI" w:hAnsi="Segoe UI" w:eastAsia="Segoe UI" w:cs="Segoe UI"/>
           <w:i w:val="0"/>
           <w:iCs w:val="0"/>
@@ -2218,81 +4604,50 @@
           <w:sz w:val="19"/>
           <w:szCs w:val="19"/>
           <w:shd w:val="clear" w:fill="000000"/>
-        </w:rPr>
-        <w:t>护盾值：进入战斗时，获得的护盾值</w:t>
-      </w:r>
-      <w:r>
-        <w:rPr>
-          <w:rFonts w:hint="eastAsia" w:ascii="Segoe UI" w:hAnsi="Segoe UI" w:eastAsia="宋体" w:cs="Segoe UI"/>
-          <w:i w:val="0"/>
-          <w:iCs w:val="0"/>
-          <w:caps w:val="0"/>
-          <w:color w:val="92D050"/>
-          <w:spacing w:val="0"/>
-          <w:sz w:val="19"/>
-          <w:szCs w:val="19"/>
-          <w:shd w:val="clear" w:fill="000000"/>
-          <w:lang w:eastAsia="zh-CN"/>
-        </w:rPr>
-        <w:t>（</w:t>
-      </w:r>
-      <w:r>
-        <w:rPr>
-          <w:rFonts w:hint="eastAsia" w:ascii="Segoe UI" w:hAnsi="Segoe UI" w:eastAsia="宋体" w:cs="Segoe UI"/>
-          <w:i w:val="0"/>
-          <w:iCs w:val="0"/>
-          <w:caps w:val="0"/>
-          <w:color w:val="92D050"/>
-          <w:spacing w:val="0"/>
-          <w:sz w:val="19"/>
-          <w:szCs w:val="19"/>
-          <w:shd w:val="clear" w:fill="000000"/>
-          <w:lang w:val="en-US" w:eastAsia="zh-CN"/>
-        </w:rPr>
-        <w:t>护盾最大值等同于最大生命值</w:t>
-      </w:r>
-      <w:r>
-        <w:rPr>
-          <w:rFonts w:hint="eastAsia" w:ascii="Segoe UI" w:hAnsi="Segoe UI" w:eastAsia="宋体" w:cs="Segoe UI"/>
-          <w:i w:val="0"/>
-          <w:iCs w:val="0"/>
-          <w:caps w:val="0"/>
-          <w:color w:val="92D050"/>
-          <w:spacing w:val="0"/>
-          <w:sz w:val="19"/>
-          <w:szCs w:val="19"/>
-          <w:shd w:val="clear" w:fill="000000"/>
-          <w:lang w:eastAsia="zh-CN"/>
-        </w:rPr>
-        <w:t>）</w:t>
-      </w:r>
-      <w:r>
-        <w:rPr>
-          <w:rFonts w:hint="eastAsia" w:ascii="Segoe UI" w:hAnsi="Segoe UI" w:eastAsia="宋体" w:cs="Segoe UI"/>
-          <w:i w:val="0"/>
-          <w:iCs w:val="0"/>
-          <w:caps w:val="0"/>
-          <w:color w:val="92D050"/>
-          <w:spacing w:val="0"/>
-          <w:sz w:val="19"/>
-          <w:szCs w:val="19"/>
-          <w:shd w:val="clear" w:fill="000000"/>
-          <w:lang w:val="en-US" w:eastAsia="zh-CN"/>
-        </w:rPr>
-        <w:t>，非万分比</w:t>
-      </w:r>
-      <w:r>
-        <w:rPr>
-          <w:rFonts w:hint="default" w:ascii="Segoe UI" w:hAnsi="Segoe UI" w:eastAsia="宋体" w:cs="Segoe UI"/>
-          <w:i w:val="0"/>
-          <w:iCs w:val="0"/>
-          <w:caps w:val="0"/>
-          <w:color w:val="92D050"/>
-          <w:spacing w:val="0"/>
-          <w:sz w:val="19"/>
-          <w:szCs w:val="19"/>
-          <w:shd w:val="clear" w:fill="000000"/>
-          <w:lang w:val="en-US" w:eastAsia="zh-CN"/>
+          <w:lang w:val="en-US"/>
+        </w:rPr>
+      </w:pPr>
+      <w:r>
+        <w:rPr>
+          <w:rFonts w:hint="default" w:ascii="Segoe UI" w:hAnsi="Segoe UI" w:eastAsia="Segoe UI" w:cs="Segoe UI"/>
+          <w:i w:val="0"/>
+          <w:iCs w:val="0"/>
+          <w:caps w:val="0"/>
+          <w:color w:val="92D050"/>
+          <w:spacing w:val="0"/>
+          <w:sz w:val="19"/>
+          <w:szCs w:val="19"/>
+          <w:shd w:val="clear" w:fill="000000"/>
+        </w:rPr>
+        <w:t>暴击抵抗：抵抗暴击</w:t>
+      </w:r>
+      <w:r>
+        <w:rPr>
+          <w:rFonts w:hint="eastAsia" w:ascii="Segoe UI" w:hAnsi="Segoe UI" w:eastAsia="宋体" w:cs="Segoe UI"/>
+          <w:i w:val="0"/>
+          <w:iCs w:val="0"/>
+          <w:caps w:val="0"/>
+          <w:color w:val="92D050"/>
+          <w:spacing w:val="0"/>
+          <w:sz w:val="19"/>
+          <w:szCs w:val="19"/>
+          <w:shd w:val="clear" w:fill="000000"/>
+          <w:lang w:val="en-US" w:eastAsia="zh-CN"/>
+        </w:rPr>
+        <w:t>，万分比</w:t>
+      </w:r>
+      <w:r>
+        <w:rPr>
+          <w:rFonts w:hint="default" w:ascii="Segoe UI" w:hAnsi="Segoe UI" w:eastAsia="Segoe UI" w:cs="Segoe UI"/>
+          <w:i w:val="0"/>
+          <w:iCs w:val="0"/>
+          <w:caps w:val="0"/>
+          <w:color w:val="92D050"/>
+          <w:spacing w:val="0"/>
+          <w:sz w:val="19"/>
+          <w:szCs w:val="19"/>
+          <w:shd w:val="clear" w:fill="000000"/>
+          <w:lang w:val="en-US"/>
         </w:rPr>
         <w:t>;</w:t>
       </w:r>
@@ -2312,20 +4667,6 @@
         <w:shd w:val="clear" w:fill="000000"/>
         <w:ind w:left="0" w:firstLine="0"/>
         <w:rPr>
-          <w:rFonts w:hint="default" w:ascii="Segoe UI" w:hAnsi="Segoe UI" w:eastAsia="宋体" w:cs="Segoe UI"/>
-          <w:i w:val="0"/>
-          <w:iCs w:val="0"/>
-          <w:caps w:val="0"/>
-          <w:color w:val="92D050"/>
-          <w:spacing w:val="0"/>
-          <w:sz w:val="19"/>
-          <w:szCs w:val="19"/>
-          <w:shd w:val="clear" w:fill="000000"/>
-          <w:lang w:val="en-US" w:eastAsia="zh-CN"/>
-        </w:rPr>
-      </w:pPr>
-      <w:r>
-        <w:rPr>
           <w:rFonts w:hint="default" w:ascii="Segoe UI" w:hAnsi="Segoe UI" w:eastAsia="Segoe UI" w:cs="Segoe UI"/>
           <w:i w:val="0"/>
           <w:iCs w:val="0"/>
@@ -2335,51 +4676,50 @@
           <w:sz w:val="19"/>
           <w:szCs w:val="19"/>
           <w:shd w:val="clear" w:fill="000000"/>
-        </w:rPr>
-        <w:t>暴击率</w:t>
-      </w:r>
-      <w:r>
-        <w:rPr>
-          <w:rFonts w:hint="eastAsia" w:ascii="Segoe UI" w:hAnsi="Segoe UI" w:eastAsia="宋体" w:cs="Segoe UI"/>
-          <w:i w:val="0"/>
-          <w:iCs w:val="0"/>
-          <w:caps w:val="0"/>
-          <w:color w:val="92D050"/>
-          <w:spacing w:val="0"/>
-          <w:sz w:val="19"/>
-          <w:szCs w:val="19"/>
-          <w:shd w:val="clear" w:fill="000000"/>
-          <w:lang w:eastAsia="zh-CN"/>
-        </w:rPr>
-        <w:t>：</w:t>
-      </w:r>
-      <w:r>
-        <w:rPr>
-          <w:rFonts w:hint="eastAsia" w:ascii="Segoe UI" w:hAnsi="Segoe UI" w:eastAsia="宋体" w:cs="Segoe UI"/>
-          <w:i w:val="0"/>
-          <w:iCs w:val="0"/>
-          <w:caps w:val="0"/>
-          <w:color w:val="92D050"/>
-          <w:spacing w:val="0"/>
-          <w:sz w:val="19"/>
-          <w:szCs w:val="19"/>
-          <w:shd w:val="clear" w:fill="000000"/>
-          <w:lang w:val="en-US" w:eastAsia="zh-CN"/>
-        </w:rPr>
-        <w:t>伤害暴击的概率，万分比</w:t>
-      </w:r>
-      <w:r>
-        <w:rPr>
-          <w:rFonts w:hint="default" w:ascii="Segoe UI" w:hAnsi="Segoe UI" w:eastAsia="宋体" w:cs="Segoe UI"/>
-          <w:i w:val="0"/>
-          <w:iCs w:val="0"/>
-          <w:caps w:val="0"/>
-          <w:color w:val="92D050"/>
-          <w:spacing w:val="0"/>
-          <w:sz w:val="19"/>
-          <w:szCs w:val="19"/>
-          <w:shd w:val="clear" w:fill="000000"/>
-          <w:lang w:val="en-US" w:eastAsia="zh-CN"/>
+          <w:lang w:val="en-US"/>
+        </w:rPr>
+      </w:pPr>
+      <w:r>
+        <w:rPr>
+          <w:rFonts w:hint="default" w:ascii="Segoe UI" w:hAnsi="Segoe UI" w:eastAsia="Segoe UI" w:cs="Segoe UI"/>
+          <w:i w:val="0"/>
+          <w:iCs w:val="0"/>
+          <w:caps w:val="0"/>
+          <w:color w:val="92D050"/>
+          <w:spacing w:val="0"/>
+          <w:sz w:val="19"/>
+          <w:szCs w:val="19"/>
+          <w:shd w:val="clear" w:fill="000000"/>
+        </w:rPr>
+        <w:t>暴击伤害抵抗：抵抗暴击伤害</w:t>
+      </w:r>
+      <w:r>
+        <w:rPr>
+          <w:rFonts w:hint="eastAsia" w:ascii="Segoe UI" w:hAnsi="Segoe UI" w:eastAsia="宋体" w:cs="Segoe UI"/>
+          <w:i w:val="0"/>
+          <w:iCs w:val="0"/>
+          <w:caps w:val="0"/>
+          <w:color w:val="92D050"/>
+          <w:spacing w:val="0"/>
+          <w:sz w:val="19"/>
+          <w:szCs w:val="19"/>
+          <w:shd w:val="clear" w:fill="000000"/>
+          <w:lang w:val="en-US" w:eastAsia="zh-CN"/>
+        </w:rPr>
+        <w:t>，万分比</w:t>
+      </w:r>
+      <w:r>
+        <w:rPr>
+          <w:rFonts w:hint="default" w:ascii="Segoe UI" w:hAnsi="Segoe UI" w:eastAsia="Segoe UI" w:cs="Segoe UI"/>
+          <w:i w:val="0"/>
+          <w:iCs w:val="0"/>
+          <w:caps w:val="0"/>
+          <w:color w:val="92D050"/>
+          <w:spacing w:val="0"/>
+          <w:sz w:val="19"/>
+          <w:szCs w:val="19"/>
+          <w:shd w:val="clear" w:fill="000000"/>
+          <w:lang w:val="en-US"/>
         </w:rPr>
         <w:t>;</w:t>
       </w:r>
@@ -2423,7 +4763,7 @@
           <w:szCs w:val="19"/>
           <w:shd w:val="clear" w:fill="000000"/>
         </w:rPr>
-        <w:t>暴击伤害</w:t>
+        <w:t>命中率</w:t>
       </w:r>
       <w:r>
         <w:rPr>
@@ -2453,7 +4793,7 @@
           <w:shd w:val="clear" w:fill="000000"/>
           <w:lang w:val="en-US" w:eastAsia="zh-CN"/>
         </w:rPr>
-        <w:t>伤害暴击时的增伤，万分比</w:t>
+        <w:t>攻击的命中概率，万分比</w:t>
       </w:r>
       <w:r>
         <w:rPr>
@@ -2486,6 +4826,20 @@
         <w:shd w:val="clear" w:fill="000000"/>
         <w:ind w:left="0" w:firstLine="0"/>
         <w:rPr>
+          <w:rFonts w:hint="default" w:ascii="Segoe UI" w:hAnsi="Segoe UI" w:eastAsia="宋体" w:cs="Segoe UI"/>
+          <w:i w:val="0"/>
+          <w:iCs w:val="0"/>
+          <w:caps w:val="0"/>
+          <w:color w:val="92D050"/>
+          <w:spacing w:val="0"/>
+          <w:sz w:val="19"/>
+          <w:szCs w:val="19"/>
+          <w:shd w:val="clear" w:fill="000000"/>
+          <w:lang w:val="en-US" w:eastAsia="zh-CN"/>
+        </w:rPr>
+      </w:pPr>
+      <w:r>
+        <w:rPr>
           <w:rFonts w:hint="default" w:ascii="Segoe UI" w:hAnsi="Segoe UI" w:eastAsia="Segoe UI" w:cs="Segoe UI"/>
           <w:i w:val="0"/>
           <w:iCs w:val="0"/>
@@ -2495,6 +4849,74 @@
           <w:sz w:val="19"/>
           <w:szCs w:val="19"/>
           <w:shd w:val="clear" w:fill="000000"/>
+        </w:rPr>
+        <w:t>闪避率</w:t>
+      </w:r>
+      <w:r>
+        <w:rPr>
+          <w:rFonts w:hint="eastAsia" w:ascii="Segoe UI" w:hAnsi="Segoe UI" w:eastAsia="宋体" w:cs="Segoe UI"/>
+          <w:i w:val="0"/>
+          <w:iCs w:val="0"/>
+          <w:caps w:val="0"/>
+          <w:color w:val="92D050"/>
+          <w:spacing w:val="0"/>
+          <w:sz w:val="19"/>
+          <w:szCs w:val="19"/>
+          <w:shd w:val="clear" w:fill="000000"/>
+          <w:lang w:eastAsia="zh-CN"/>
+        </w:rPr>
+        <w:t>：</w:t>
+      </w:r>
+      <w:r>
+        <w:rPr>
+          <w:rFonts w:hint="eastAsia" w:ascii="Segoe UI" w:hAnsi="Segoe UI" w:eastAsia="宋体" w:cs="Segoe UI"/>
+          <w:i w:val="0"/>
+          <w:iCs w:val="0"/>
+          <w:caps w:val="0"/>
+          <w:color w:val="92D050"/>
+          <w:spacing w:val="0"/>
+          <w:sz w:val="19"/>
+          <w:szCs w:val="19"/>
+          <w:shd w:val="clear" w:fill="000000"/>
+          <w:lang w:val="en-US" w:eastAsia="zh-CN"/>
+        </w:rPr>
+        <w:t>被攻击时的躲闪概率，万分比</w:t>
+      </w:r>
+      <w:r>
+        <w:rPr>
+          <w:rFonts w:hint="default" w:ascii="Segoe UI" w:hAnsi="Segoe UI" w:eastAsia="宋体" w:cs="Segoe UI"/>
+          <w:i w:val="0"/>
+          <w:iCs w:val="0"/>
+          <w:caps w:val="0"/>
+          <w:color w:val="92D050"/>
+          <w:spacing w:val="0"/>
+          <w:sz w:val="19"/>
+          <w:szCs w:val="19"/>
+          <w:shd w:val="clear" w:fill="000000"/>
+          <w:lang w:val="en-US" w:eastAsia="zh-CN"/>
+        </w:rPr>
+        <w:t>;</w:t>
+      </w:r>
+    </w:p>
+    <w:p>
+      <w:pPr>
+        <w:keepNext w:val="0"/>
+        <w:keepLines w:val="0"/>
+        <w:widowControl/>
+        <w:suppressLineNumbers w:val="0"/>
+        <w:shd w:val="clear" w:fill="1E1E2E"/>
+        <w:spacing w:line="285" w:lineRule="atLeast"/>
+        <w:jc w:val="left"/>
+        <w:rPr>
+          <w:rFonts w:hint="default" w:ascii="Segoe UI" w:hAnsi="Segoe UI" w:eastAsia="Segoe UI" w:cs="Segoe UI"/>
+          <w:i w:val="0"/>
+          <w:iCs w:val="0"/>
+          <w:caps w:val="0"/>
+          <w:color w:val="92D050"/>
+          <w:spacing w:val="0"/>
+          <w:sz w:val="19"/>
+          <w:szCs w:val="19"/>
+          <w:shd w:val="clear" w:fill="000000"/>
           <w:lang w:val="en-US"/>
         </w:rPr>
       </w:pPr>
@@ -2510,22 +4932,81 @@
           <w:szCs w:val="19"/>
           <w:shd w:val="clear" w:fill="000000"/>
         </w:rPr>
-        <w:t>暴击抵抗：抵抗暴击</w:t>
-      </w:r>
-      <w:r>
-        <w:rPr>
-          <w:rFonts w:hint="eastAsia" w:ascii="Segoe UI" w:hAnsi="Segoe UI" w:eastAsia="宋体" w:cs="Segoe UI"/>
-          <w:i w:val="0"/>
-          <w:iCs w:val="0"/>
-          <w:caps w:val="0"/>
-          <w:color w:val="92D050"/>
-          <w:spacing w:val="0"/>
-          <w:sz w:val="19"/>
-          <w:szCs w:val="19"/>
-          <w:shd w:val="clear" w:fill="000000"/>
-          <w:lang w:val="en-US" w:eastAsia="zh-CN"/>
-        </w:rPr>
-        <w:t>，万分比</w:t>
+        <w:t>攻击间隔：释放</w:t>
+      </w:r>
+      <w:r>
+        <w:rPr>
+          <w:rFonts w:hint="eastAsia" w:ascii="Segoe UI" w:hAnsi="Segoe UI" w:eastAsia="宋体" w:cs="Segoe UI"/>
+          <w:i w:val="0"/>
+          <w:iCs w:val="0"/>
+          <w:caps w:val="0"/>
+          <w:color w:val="92D050"/>
+          <w:spacing w:val="0"/>
+          <w:sz w:val="19"/>
+          <w:szCs w:val="19"/>
+          <w:shd w:val="clear" w:fill="000000"/>
+          <w:lang w:val="en-US" w:eastAsia="zh-CN"/>
+        </w:rPr>
+        <w:t>普攻（</w:t>
+      </w:r>
+      <w:r>
+        <w:rPr>
+          <w:rFonts w:hint="default" w:ascii="Segoe UI" w:hAnsi="Segoe UI" w:eastAsia="宋体" w:cs="Segoe UI"/>
+          <w:i w:val="0"/>
+          <w:iCs w:val="0"/>
+          <w:caps w:val="0"/>
+          <w:color w:val="92D050"/>
+          <w:spacing w:val="0"/>
+          <w:sz w:val="19"/>
+          <w:szCs w:val="19"/>
+          <w:shd w:val="clear" w:fill="000000"/>
+          <w:lang w:val="en-US" w:eastAsia="zh-CN"/>
+        </w:rPr>
+        <w:t>attack_skill_ids</w:t>
+      </w:r>
+      <w:r>
+        <w:rPr>
+          <w:rFonts w:hint="eastAsia" w:ascii="Segoe UI" w:hAnsi="Segoe UI" w:eastAsia="宋体" w:cs="Segoe UI"/>
+          <w:i w:val="0"/>
+          <w:iCs w:val="0"/>
+          <w:caps w:val="0"/>
+          <w:color w:val="92D050"/>
+          <w:spacing w:val="0"/>
+          <w:sz w:val="19"/>
+          <w:szCs w:val="19"/>
+          <w:shd w:val="clear" w:fill="000000"/>
+          <w:lang w:val="en-US" w:eastAsia="zh-CN"/>
+        </w:rPr>
+        <w:t>中的id）</w:t>
+      </w:r>
+      <w:r>
+        <w:rPr>
+          <w:rFonts w:hint="default" w:ascii="Segoe UI" w:hAnsi="Segoe UI" w:eastAsia="Segoe UI" w:cs="Segoe UI"/>
+          <w:i w:val="0"/>
+          <w:iCs w:val="0"/>
+          <w:caps w:val="0"/>
+          <w:color w:val="92D050"/>
+          <w:spacing w:val="0"/>
+          <w:sz w:val="19"/>
+          <w:szCs w:val="19"/>
+          <w:shd w:val="clear" w:fill="000000"/>
+        </w:rPr>
+        <w:t>的间隔</w:t>
+      </w:r>
+      <w:r>
+        <w:rPr>
+          <w:rFonts w:hint="eastAsia" w:ascii="Segoe UI" w:hAnsi="Segoe UI" w:eastAsia="宋体" w:cs="Segoe UI"/>
+          <w:i w:val="0"/>
+          <w:iCs w:val="0"/>
+          <w:caps w:val="0"/>
+          <w:color w:val="92D050"/>
+          <w:spacing w:val="0"/>
+          <w:sz w:val="19"/>
+          <w:szCs w:val="19"/>
+          <w:shd w:val="clear" w:fill="000000"/>
+          <w:lang w:val="en-US" w:eastAsia="zh-CN"/>
+        </w:rPr>
+        <w:t>时间，非万分比</w:t>
       </w:r>
       <w:r>
         <w:rPr>
@@ -2582,22 +5063,22 @@
           <w:szCs w:val="19"/>
           <w:shd w:val="clear" w:fill="000000"/>
         </w:rPr>
-        <w:t>暴击伤害抵抗：抵抗暴击伤害</w:t>
-      </w:r>
-      <w:r>
-        <w:rPr>
-          <w:rFonts w:hint="eastAsia" w:ascii="Segoe UI" w:hAnsi="Segoe UI" w:eastAsia="宋体" w:cs="Segoe UI"/>
-          <w:i w:val="0"/>
-          <w:iCs w:val="0"/>
-          <w:caps w:val="0"/>
-          <w:color w:val="92D050"/>
-          <w:spacing w:val="0"/>
-          <w:sz w:val="19"/>
-          <w:szCs w:val="19"/>
-          <w:shd w:val="clear" w:fill="000000"/>
-          <w:lang w:val="en-US" w:eastAsia="zh-CN"/>
-        </w:rPr>
-        <w:t>，万分比</w:t>
+        <w:t>火/冰/风/电能量（4条）：进入战斗时，获得的能量值</w:t>
+      </w:r>
+      <w:r>
+        <w:rPr>
+          <w:rFonts w:hint="eastAsia" w:ascii="Segoe UI" w:hAnsi="Segoe UI" w:eastAsia="宋体" w:cs="Segoe UI"/>
+          <w:i w:val="0"/>
+          <w:iCs w:val="0"/>
+          <w:caps w:val="0"/>
+          <w:color w:val="92D050"/>
+          <w:spacing w:val="0"/>
+          <w:sz w:val="19"/>
+          <w:szCs w:val="19"/>
+          <w:shd w:val="clear" w:fill="000000"/>
+          <w:lang w:val="en-US" w:eastAsia="zh-CN"/>
+        </w:rPr>
+        <w:t>，非万分比</w:t>
       </w:r>
       <w:r>
         <w:rPr>
@@ -2630,20 +5111,6 @@
         <w:shd w:val="clear" w:fill="000000"/>
         <w:ind w:left="0" w:firstLine="0"/>
         <w:rPr>
-          <w:rFonts w:hint="default" w:ascii="Segoe UI" w:hAnsi="Segoe UI" w:eastAsia="宋体" w:cs="Segoe UI"/>
-          <w:i w:val="0"/>
-          <w:iCs w:val="0"/>
-          <w:caps w:val="0"/>
-          <w:color w:val="92D050"/>
-          <w:spacing w:val="0"/>
-          <w:sz w:val="19"/>
-          <w:szCs w:val="19"/>
-          <w:shd w:val="clear" w:fill="000000"/>
-          <w:lang w:val="en-US" w:eastAsia="zh-CN"/>
-        </w:rPr>
-      </w:pPr>
-      <w:r>
-        <w:rPr>
           <w:rFonts w:hint="default" w:ascii="Segoe UI" w:hAnsi="Segoe UI" w:eastAsia="Segoe UI" w:cs="Segoe UI"/>
           <w:i w:val="0"/>
           <w:iCs w:val="0"/>
@@ -2653,51 +5120,50 @@
           <w:sz w:val="19"/>
           <w:szCs w:val="19"/>
           <w:shd w:val="clear" w:fill="000000"/>
-        </w:rPr>
-        <w:t>命中率</w:t>
-      </w:r>
-      <w:r>
-        <w:rPr>
-          <w:rFonts w:hint="eastAsia" w:ascii="Segoe UI" w:hAnsi="Segoe UI" w:eastAsia="宋体" w:cs="Segoe UI"/>
-          <w:i w:val="0"/>
-          <w:iCs w:val="0"/>
-          <w:caps w:val="0"/>
-          <w:color w:val="92D050"/>
-          <w:spacing w:val="0"/>
-          <w:sz w:val="19"/>
-          <w:szCs w:val="19"/>
-          <w:shd w:val="clear" w:fill="000000"/>
-          <w:lang w:eastAsia="zh-CN"/>
-        </w:rPr>
-        <w:t>：</w:t>
-      </w:r>
-      <w:r>
-        <w:rPr>
-          <w:rFonts w:hint="eastAsia" w:ascii="Segoe UI" w:hAnsi="Segoe UI" w:eastAsia="宋体" w:cs="Segoe UI"/>
-          <w:i w:val="0"/>
-          <w:iCs w:val="0"/>
-          <w:caps w:val="0"/>
-          <w:color w:val="92D050"/>
-          <w:spacing w:val="0"/>
-          <w:sz w:val="19"/>
-          <w:szCs w:val="19"/>
-          <w:shd w:val="clear" w:fill="000000"/>
-          <w:lang w:val="en-US" w:eastAsia="zh-CN"/>
-        </w:rPr>
-        <w:t>攻击的命中概率，万分比</w:t>
-      </w:r>
-      <w:r>
-        <w:rPr>
-          <w:rFonts w:hint="default" w:ascii="Segoe UI" w:hAnsi="Segoe UI" w:eastAsia="宋体" w:cs="Segoe UI"/>
-          <w:i w:val="0"/>
-          <w:iCs w:val="0"/>
-          <w:caps w:val="0"/>
-          <w:color w:val="92D050"/>
-          <w:spacing w:val="0"/>
-          <w:sz w:val="19"/>
-          <w:szCs w:val="19"/>
-          <w:shd w:val="clear" w:fill="000000"/>
-          <w:lang w:val="en-US" w:eastAsia="zh-CN"/>
+          <w:lang w:val="en-US"/>
+        </w:rPr>
+      </w:pPr>
+      <w:r>
+        <w:rPr>
+          <w:rFonts w:hint="default" w:ascii="Segoe UI" w:hAnsi="Segoe UI" w:eastAsia="Segoe UI" w:cs="Segoe UI"/>
+          <w:i w:val="0"/>
+          <w:iCs w:val="0"/>
+          <w:caps w:val="0"/>
+          <w:color w:val="92D050"/>
+          <w:spacing w:val="0"/>
+          <w:sz w:val="19"/>
+          <w:szCs w:val="19"/>
+          <w:shd w:val="clear" w:fill="000000"/>
+        </w:rPr>
+        <w:t>熟练：进入战斗时，随机获得非满级技能经验</w:t>
+      </w:r>
+      <w:r>
+        <w:rPr>
+          <w:rFonts w:hint="eastAsia" w:ascii="Segoe UI" w:hAnsi="Segoe UI" w:eastAsia="宋体" w:cs="Segoe UI"/>
+          <w:i w:val="0"/>
+          <w:iCs w:val="0"/>
+          <w:caps w:val="0"/>
+          <w:color w:val="92D050"/>
+          <w:spacing w:val="0"/>
+          <w:sz w:val="19"/>
+          <w:szCs w:val="19"/>
+          <w:shd w:val="clear" w:fill="000000"/>
+          <w:lang w:val="en-US" w:eastAsia="zh-CN"/>
+        </w:rPr>
+        <w:t>的次数，非万分比</w:t>
+      </w:r>
+      <w:r>
+        <w:rPr>
+          <w:rFonts w:hint="default" w:ascii="Segoe UI" w:hAnsi="Segoe UI" w:eastAsia="Segoe UI" w:cs="Segoe UI"/>
+          <w:i w:val="0"/>
+          <w:iCs w:val="0"/>
+          <w:caps w:val="0"/>
+          <w:color w:val="92D050"/>
+          <w:spacing w:val="0"/>
+          <w:sz w:val="19"/>
+          <w:szCs w:val="19"/>
+          <w:shd w:val="clear" w:fill="000000"/>
+          <w:lang w:val="en-US"/>
         </w:rPr>
         <w:t>;</w:t>
       </w:r>
@@ -2717,20 +5183,6 @@
         <w:shd w:val="clear" w:fill="000000"/>
         <w:ind w:left="0" w:firstLine="0"/>
         <w:rPr>
-          <w:rFonts w:hint="default" w:ascii="Segoe UI" w:hAnsi="Segoe UI" w:eastAsia="宋体" w:cs="Segoe UI"/>
-          <w:i w:val="0"/>
-          <w:iCs w:val="0"/>
-          <w:caps w:val="0"/>
-          <w:color w:val="92D050"/>
-          <w:spacing w:val="0"/>
-          <w:sz w:val="19"/>
-          <w:szCs w:val="19"/>
-          <w:shd w:val="clear" w:fill="000000"/>
-          <w:lang w:val="en-US" w:eastAsia="zh-CN"/>
-        </w:rPr>
-      </w:pPr>
-      <w:r>
-        <w:rPr>
           <w:rFonts w:hint="default" w:ascii="Segoe UI" w:hAnsi="Segoe UI" w:eastAsia="Segoe UI" w:cs="Segoe UI"/>
           <w:i w:val="0"/>
           <w:iCs w:val="0"/>
@@ -2740,51 +5192,79 @@
           <w:sz w:val="19"/>
           <w:szCs w:val="19"/>
           <w:shd w:val="clear" w:fill="000000"/>
-        </w:rPr>
-        <w:t>闪避率</w:t>
-      </w:r>
-      <w:r>
-        <w:rPr>
-          <w:rFonts w:hint="eastAsia" w:ascii="Segoe UI" w:hAnsi="Segoe UI" w:eastAsia="宋体" w:cs="Segoe UI"/>
-          <w:i w:val="0"/>
-          <w:iCs w:val="0"/>
-          <w:caps w:val="0"/>
-          <w:color w:val="92D050"/>
-          <w:spacing w:val="0"/>
-          <w:sz w:val="19"/>
-          <w:szCs w:val="19"/>
-          <w:shd w:val="clear" w:fill="000000"/>
-          <w:lang w:eastAsia="zh-CN"/>
-        </w:rPr>
-        <w:t>：</w:t>
-      </w:r>
-      <w:r>
-        <w:rPr>
-          <w:rFonts w:hint="eastAsia" w:ascii="Segoe UI" w:hAnsi="Segoe UI" w:eastAsia="宋体" w:cs="Segoe UI"/>
-          <w:i w:val="0"/>
-          <w:iCs w:val="0"/>
-          <w:caps w:val="0"/>
-          <w:color w:val="92D050"/>
-          <w:spacing w:val="0"/>
-          <w:sz w:val="19"/>
-          <w:szCs w:val="19"/>
-          <w:shd w:val="clear" w:fill="000000"/>
-          <w:lang w:val="en-US" w:eastAsia="zh-CN"/>
-        </w:rPr>
-        <w:t>被攻击时的躲闪概率，万分比</w:t>
-      </w:r>
-      <w:r>
-        <w:rPr>
-          <w:rFonts w:hint="default" w:ascii="Segoe UI" w:hAnsi="Segoe UI" w:eastAsia="宋体" w:cs="Segoe UI"/>
-          <w:i w:val="0"/>
-          <w:iCs w:val="0"/>
-          <w:caps w:val="0"/>
-          <w:color w:val="92D050"/>
-          <w:spacing w:val="0"/>
-          <w:sz w:val="19"/>
-          <w:szCs w:val="19"/>
-          <w:shd w:val="clear" w:fill="000000"/>
-          <w:lang w:val="en-US" w:eastAsia="zh-CN"/>
+          <w:lang w:val="en-US"/>
+        </w:rPr>
+      </w:pPr>
+      <w:r>
+        <w:rPr>
+          <w:rFonts w:hint="default" w:ascii="Segoe UI" w:hAnsi="Segoe UI" w:eastAsia="Segoe UI" w:cs="Segoe UI"/>
+          <w:i w:val="0"/>
+          <w:iCs w:val="0"/>
+          <w:caps w:val="0"/>
+          <w:color w:val="92D050"/>
+          <w:spacing w:val="0"/>
+          <w:sz w:val="19"/>
+          <w:szCs w:val="19"/>
+          <w:shd w:val="clear" w:fill="000000"/>
+        </w:rPr>
+        <w:t>匠心：</w:t>
+      </w:r>
+      <w:r>
+        <w:rPr>
+          <w:rFonts w:hint="eastAsia" w:ascii="Segoe UI" w:hAnsi="Segoe UI" w:eastAsia="宋体" w:cs="Segoe UI"/>
+          <w:i w:val="0"/>
+          <w:iCs w:val="0"/>
+          <w:caps w:val="0"/>
+          <w:color w:val="92D050"/>
+          <w:spacing w:val="0"/>
+          <w:sz w:val="19"/>
+          <w:szCs w:val="19"/>
+          <w:shd w:val="clear" w:fill="000000"/>
+          <w:lang w:val="en-US" w:eastAsia="zh-CN"/>
+        </w:rPr>
+        <w:t>熟练</w:t>
+      </w:r>
+      <w:r>
+        <w:rPr>
+          <w:rFonts w:hint="default" w:ascii="Segoe UI" w:hAnsi="Segoe UI" w:eastAsia="Segoe UI" w:cs="Segoe UI"/>
+          <w:i w:val="0"/>
+          <w:iCs w:val="0"/>
+          <w:caps w:val="0"/>
+          <w:color w:val="92D050"/>
+          <w:spacing w:val="0"/>
+          <w:sz w:val="19"/>
+          <w:szCs w:val="19"/>
+          <w:shd w:val="clear" w:fill="000000"/>
+        </w:rPr>
+        <w:t>获得的经验值</w:t>
+      </w:r>
+      <w:r>
+        <w:rPr>
+          <w:rFonts w:hint="eastAsia" w:ascii="Segoe UI" w:hAnsi="Segoe UI" w:eastAsia="宋体" w:cs="Segoe UI"/>
+          <w:i w:val="0"/>
+          <w:iCs w:val="0"/>
+          <w:caps w:val="0"/>
+          <w:color w:val="92D050"/>
+          <w:spacing w:val="0"/>
+          <w:sz w:val="19"/>
+          <w:szCs w:val="19"/>
+          <w:shd w:val="clear" w:fill="000000"/>
+          <w:lang w:val="en-US" w:eastAsia="zh-CN"/>
+        </w:rPr>
+        <w:t>时候单次的经验值数量，非万分比</w:t>
+      </w:r>
+      <w:r>
+        <w:rPr>
+          <w:rFonts w:hint="default" w:ascii="Segoe UI" w:hAnsi="Segoe UI" w:eastAsia="Segoe UI" w:cs="Segoe UI"/>
+          <w:i w:val="0"/>
+          <w:iCs w:val="0"/>
+          <w:caps w:val="0"/>
+          <w:color w:val="92D050"/>
+          <w:spacing w:val="0"/>
+          <w:sz w:val="19"/>
+          <w:szCs w:val="19"/>
+          <w:shd w:val="clear" w:fill="000000"/>
+          <w:lang w:val="en-US"/>
         </w:rPr>
         <w:t>;</w:t>
       </w:r>
@@ -2795,124 +5275,34 @@
         <w:keepLines w:val="0"/>
         <w:widowControl/>
         <w:suppressLineNumbers w:val="0"/>
-        <w:shd w:val="clear" w:fill="1E1E2E"/>
+        <w:shd w:val="clear" w:fill="121314"/>
         <w:spacing w:line="285" w:lineRule="atLeast"/>
         <w:jc w:val="left"/>
         <w:rPr>
-          <w:rFonts w:hint="default" w:ascii="Segoe UI" w:hAnsi="Segoe UI" w:eastAsia="Segoe UI" w:cs="Segoe UI"/>
-          <w:i w:val="0"/>
-          <w:iCs w:val="0"/>
-          <w:caps w:val="0"/>
-          <w:color w:val="92D050"/>
-          <w:spacing w:val="0"/>
-          <w:sz w:val="19"/>
-          <w:szCs w:val="19"/>
-          <w:shd w:val="clear" w:fill="000000"/>
-          <w:lang w:val="en-US"/>
-        </w:rPr>
-      </w:pPr>
-      <w:r>
-        <w:rPr>
-          <w:rFonts w:hint="default" w:ascii="Segoe UI" w:hAnsi="Segoe UI" w:eastAsia="Segoe UI" w:cs="Segoe UI"/>
-          <w:i w:val="0"/>
-          <w:iCs w:val="0"/>
-          <w:caps w:val="0"/>
-          <w:color w:val="92D050"/>
-          <w:spacing w:val="0"/>
-          <w:sz w:val="19"/>
-          <w:szCs w:val="19"/>
-          <w:shd w:val="clear" w:fill="000000"/>
-        </w:rPr>
-        <w:t>攻击间隔：释放</w:t>
-      </w:r>
-      <w:r>
-        <w:rPr>
-          <w:rFonts w:hint="eastAsia" w:ascii="Segoe UI" w:hAnsi="Segoe UI" w:eastAsia="宋体" w:cs="Segoe UI"/>
-          <w:i w:val="0"/>
-          <w:iCs w:val="0"/>
-          <w:caps w:val="0"/>
-          <w:color w:val="92D050"/>
-          <w:spacing w:val="0"/>
-          <w:sz w:val="19"/>
-          <w:szCs w:val="19"/>
-          <w:shd w:val="clear" w:fill="000000"/>
-          <w:lang w:val="en-US" w:eastAsia="zh-CN"/>
-        </w:rPr>
-        <w:t>普攻（</w:t>
-      </w:r>
-      <w:r>
-        <w:rPr>
-          <w:rFonts w:hint="default" w:ascii="Segoe UI" w:hAnsi="Segoe UI" w:eastAsia="宋体" w:cs="Segoe UI"/>
-          <w:i w:val="0"/>
-          <w:iCs w:val="0"/>
-          <w:caps w:val="0"/>
-          <w:color w:val="92D050"/>
-          <w:spacing w:val="0"/>
-          <w:sz w:val="19"/>
-          <w:szCs w:val="19"/>
-          <w:shd w:val="clear" w:fill="000000"/>
-          <w:lang w:val="en-US" w:eastAsia="zh-CN"/>
-        </w:rPr>
-        <w:t>attack_skill_ids</w:t>
-      </w:r>
-      <w:r>
-        <w:rPr>
-          <w:rFonts w:hint="eastAsia" w:ascii="Segoe UI" w:hAnsi="Segoe UI" w:eastAsia="宋体" w:cs="Segoe UI"/>
-          <w:i w:val="0"/>
-          <w:iCs w:val="0"/>
-          <w:caps w:val="0"/>
-          <w:color w:val="92D050"/>
-          <w:spacing w:val="0"/>
-          <w:sz w:val="19"/>
-          <w:szCs w:val="19"/>
-          <w:shd w:val="clear" w:fill="000000"/>
-          <w:lang w:val="en-US" w:eastAsia="zh-CN"/>
-        </w:rPr>
-        <w:t>中的id）</w:t>
-      </w:r>
-      <w:r>
-        <w:rPr>
-          <w:rFonts w:hint="default" w:ascii="Segoe UI" w:hAnsi="Segoe UI" w:eastAsia="Segoe UI" w:cs="Segoe UI"/>
-          <w:i w:val="0"/>
-          <w:iCs w:val="0"/>
-          <w:caps w:val="0"/>
-          <w:color w:val="92D050"/>
-          <w:spacing w:val="0"/>
-          <w:sz w:val="19"/>
-          <w:szCs w:val="19"/>
-          <w:shd w:val="clear" w:fill="000000"/>
-        </w:rPr>
-        <w:t>的间隔</w:t>
-      </w:r>
-      <w:r>
-        <w:rPr>
-          <w:rFonts w:hint="eastAsia" w:ascii="Segoe UI" w:hAnsi="Segoe UI" w:eastAsia="宋体" w:cs="Segoe UI"/>
-          <w:i w:val="0"/>
-          <w:iCs w:val="0"/>
-          <w:caps w:val="0"/>
-          <w:color w:val="92D050"/>
-          <w:spacing w:val="0"/>
-          <w:sz w:val="19"/>
-          <w:szCs w:val="19"/>
-          <w:shd w:val="clear" w:fill="000000"/>
-          <w:lang w:val="en-US" w:eastAsia="zh-CN"/>
-        </w:rPr>
-        <w:t>时间，非万分比</w:t>
-      </w:r>
-      <w:r>
-        <w:rPr>
-          <w:rFonts w:hint="default" w:ascii="Segoe UI" w:hAnsi="Segoe UI" w:eastAsia="Segoe UI" w:cs="Segoe UI"/>
-          <w:i w:val="0"/>
-          <w:iCs w:val="0"/>
-          <w:caps w:val="0"/>
-          <w:color w:val="92D050"/>
-          <w:spacing w:val="0"/>
-          <w:sz w:val="19"/>
-          <w:szCs w:val="19"/>
-          <w:shd w:val="clear" w:fill="000000"/>
-          <w:lang w:val="en-US"/>
-        </w:rPr>
-        <w:t>;</w:t>
+          <w:rFonts w:hint="default" w:ascii="Consolas" w:hAnsi="Consolas" w:eastAsia="Consolas" w:cs="Consolas"/>
+          <w:b w:val="0"/>
+          <w:bCs w:val="0"/>
+          <w:color w:val="92D050"/>
+          <w:kern w:val="0"/>
+          <w:sz w:val="21"/>
+          <w:szCs w:val="21"/>
+          <w:shd w:val="clear" w:fill="121314"/>
+          <w:lang w:val="en-US" w:eastAsia="zh-CN" w:bidi="ar"/>
+        </w:rPr>
+      </w:pPr>
+      <w:r>
+        <w:rPr>
+          <w:rFonts w:hint="default" w:ascii="Consolas" w:hAnsi="Consolas" w:eastAsia="Consolas" w:cs="Consolas"/>
+          <w:b w:val="0"/>
+          <w:bCs w:val="0"/>
+          <w:color w:val="92D050"/>
+          <w:kern w:val="0"/>
+          <w:sz w:val="21"/>
+          <w:szCs w:val="21"/>
+          <w:shd w:val="clear" w:fill="121314"/>
+          <w:lang w:val="en-US" w:eastAsia="zh-CN" w:bidi="ar"/>
+        </w:rPr>
+        <w:t>（举例：熟练为3，匠心为5，代表进入游戏后随机三个技能，获得5点经验）;</w:t>
       </w:r>
     </w:p>
     <w:p>
@@ -2930,6 +5320,35 @@
         <w:shd w:val="clear" w:fill="000000"/>
         <w:ind w:left="0" w:firstLine="0"/>
         <w:rPr>
+          <w:rFonts w:hint="eastAsia" w:ascii="Segoe UI" w:hAnsi="Segoe UI" w:eastAsia="宋体" w:cs="Segoe UI"/>
+          <w:i w:val="0"/>
+          <w:iCs w:val="0"/>
+          <w:caps w:val="0"/>
+          <w:color w:val="92D050"/>
+          <w:spacing w:val="0"/>
+          <w:sz w:val="19"/>
+          <w:szCs w:val="19"/>
+          <w:shd w:val="clear" w:fill="000000"/>
+          <w:lang w:val="en-US" w:eastAsia="zh-CN"/>
+        </w:rPr>
+      </w:pPr>
+      <w:r>
+        <w:rPr>
+          <w:rFonts w:hint="eastAsia" w:ascii="Segoe UI" w:hAnsi="Segoe UI" w:eastAsia="宋体" w:cs="Segoe UI"/>
+          <w:i w:val="0"/>
+          <w:iCs w:val="0"/>
+          <w:caps w:val="0"/>
+          <w:color w:val="92D050"/>
+          <w:spacing w:val="0"/>
+          <w:sz w:val="19"/>
+          <w:szCs w:val="19"/>
+          <w:shd w:val="clear" w:fill="000000"/>
+          <w:lang w:val="en-US" w:eastAsia="zh-CN"/>
+        </w:rPr>
+        <w:t>忘我：获得</w:t>
+      </w:r>
+      <w:r>
+        <w:rPr>
           <w:rFonts w:hint="default" w:ascii="Segoe UI" w:hAnsi="Segoe UI" w:eastAsia="Segoe UI" w:cs="Segoe UI"/>
           <w:i w:val="0"/>
           <w:iCs w:val="0"/>
@@ -2939,52 +5358,115 @@
           <w:sz w:val="19"/>
           <w:szCs w:val="19"/>
           <w:shd w:val="clear" w:fill="000000"/>
-          <w:lang w:val="en-US"/>
-        </w:rPr>
-      </w:pPr>
-      <w:r>
-        <w:rPr>
-          <w:rFonts w:hint="default" w:ascii="Segoe UI" w:hAnsi="Segoe UI" w:eastAsia="Segoe UI" w:cs="Segoe UI"/>
-          <w:i w:val="0"/>
-          <w:iCs w:val="0"/>
-          <w:caps w:val="0"/>
-          <w:color w:val="92D050"/>
-          <w:spacing w:val="0"/>
-          <w:sz w:val="19"/>
-          <w:szCs w:val="19"/>
-          <w:shd w:val="clear" w:fill="000000"/>
-        </w:rPr>
-        <w:t>火/冰/风/电能量（4条）：进入战斗时，获得的能量值</w:t>
-      </w:r>
-      <w:r>
-        <w:rPr>
-          <w:rFonts w:hint="eastAsia" w:ascii="Segoe UI" w:hAnsi="Segoe UI" w:eastAsia="宋体" w:cs="Segoe UI"/>
-          <w:i w:val="0"/>
-          <w:iCs w:val="0"/>
-          <w:caps w:val="0"/>
-          <w:color w:val="92D050"/>
-          <w:spacing w:val="0"/>
-          <w:sz w:val="19"/>
-          <w:szCs w:val="19"/>
-          <w:shd w:val="clear" w:fill="000000"/>
-          <w:lang w:val="en-US" w:eastAsia="zh-CN"/>
-        </w:rPr>
-        <w:t>，非万分比</w:t>
-      </w:r>
-      <w:r>
-        <w:rPr>
-          <w:rFonts w:hint="default" w:ascii="Segoe UI" w:hAnsi="Segoe UI" w:eastAsia="Segoe UI" w:cs="Segoe UI"/>
-          <w:i w:val="0"/>
-          <w:iCs w:val="0"/>
-          <w:caps w:val="0"/>
-          <w:color w:val="92D050"/>
-          <w:spacing w:val="0"/>
-          <w:sz w:val="19"/>
-          <w:szCs w:val="19"/>
-          <w:shd w:val="clear" w:fill="000000"/>
-          <w:lang w:val="en-US"/>
-        </w:rPr>
-        <w:t>;</w:t>
+        </w:rPr>
+        <w:t>经验值速度加快</w:t>
+      </w:r>
+      <w:r>
+        <w:rPr>
+          <w:rFonts w:hint="eastAsia" w:ascii="Segoe UI" w:hAnsi="Segoe UI" w:eastAsia="宋体" w:cs="Segoe UI"/>
+          <w:i w:val="0"/>
+          <w:iCs w:val="0"/>
+          <w:caps w:val="0"/>
+          <w:color w:val="92D050"/>
+          <w:spacing w:val="0"/>
+          <w:sz w:val="19"/>
+          <w:szCs w:val="19"/>
+          <w:shd w:val="clear" w:fill="000000"/>
+          <w:lang w:val="en-US" w:eastAsia="zh-CN"/>
+        </w:rPr>
+        <w:t>，万分比;</w:t>
+      </w:r>
+    </w:p>
+    <w:p>
+      <w:pPr>
+        <w:keepNext w:val="0"/>
+        <w:keepLines w:val="0"/>
+        <w:widowControl/>
+        <w:suppressLineNumbers w:val="0"/>
+        <w:shd w:val="clear" w:fill="121314"/>
+        <w:spacing w:line="285" w:lineRule="atLeast"/>
+        <w:jc w:val="left"/>
+        <w:rPr>
+          <w:rFonts w:hint="eastAsia" w:ascii="Consolas" w:hAnsi="Consolas" w:eastAsia="Consolas" w:cs="Consolas"/>
+          <w:b w:val="0"/>
+          <w:bCs w:val="0"/>
+          <w:color w:val="92D050"/>
+          <w:kern w:val="0"/>
+          <w:sz w:val="21"/>
+          <w:szCs w:val="21"/>
+          <w:shd w:val="clear" w:fill="121314"/>
+          <w:lang w:val="en-US" w:eastAsia="zh-CN" w:bidi="ar"/>
+        </w:rPr>
+      </w:pPr>
+      <w:r>
+        <w:rPr>
+          <w:rFonts w:hint="eastAsia" w:ascii="Consolas" w:hAnsi="Consolas" w:eastAsia="Consolas" w:cs="Consolas"/>
+          <w:b w:val="0"/>
+          <w:bCs w:val="0"/>
+          <w:color w:val="92D050"/>
+          <w:kern w:val="0"/>
+          <w:sz w:val="21"/>
+          <w:szCs w:val="21"/>
+          <w:shd w:val="clear" w:fill="121314"/>
+          <w:lang w:val="en-US" w:eastAsia="zh-CN" w:bidi="ar"/>
+        </w:rPr>
+        <w:t>（举例：该英雄配置</w:t>
+      </w:r>
+      <w:r>
+        <w:rPr>
+          <w:rFonts w:hint="default" w:ascii="Consolas" w:hAnsi="Consolas" w:eastAsia="Consolas" w:cs="Consolas"/>
+          <w:b w:val="0"/>
+          <w:bCs w:val="0"/>
+          <w:color w:val="92D050"/>
+          <w:kern w:val="0"/>
+          <w:sz w:val="21"/>
+          <w:szCs w:val="21"/>
+          <w:shd w:val="clear" w:fill="121314"/>
+          <w:lang w:val="en-US" w:eastAsia="zh-CN" w:bidi="ar"/>
+        </w:rPr>
+        <w:t>skill_xp_interval</w:t>
+      </w:r>
+      <w:r>
+        <w:rPr>
+          <w:rFonts w:hint="eastAsia" w:ascii="Consolas" w:hAnsi="Consolas" w:eastAsia="Consolas" w:cs="Consolas"/>
+          <w:b w:val="0"/>
+          <w:bCs w:val="0"/>
+          <w:color w:val="92D050"/>
+          <w:kern w:val="0"/>
+          <w:sz w:val="21"/>
+          <w:szCs w:val="21"/>
+          <w:shd w:val="clear" w:fill="121314"/>
+          <w:lang w:val="en-US" w:eastAsia="zh-CN" w:bidi="ar"/>
+        </w:rPr>
+        <w:t>为1，忘我为4000代表40%，</w:t>
+      </w:r>
+      <w:r>
+        <w:rPr>
+          <w:rFonts w:hint="default" w:ascii="Consolas" w:hAnsi="Consolas" w:eastAsia="Consolas" w:cs="Consolas"/>
+          <w:b w:val="0"/>
+          <w:bCs w:val="0"/>
+          <w:color w:val="92D050"/>
+          <w:kern w:val="0"/>
+          <w:sz w:val="21"/>
+          <w:szCs w:val="21"/>
+          <w:shd w:val="clear" w:fill="121314"/>
+          <w:lang w:val="en-US" w:eastAsia="zh-CN" w:bidi="ar"/>
+        </w:rPr>
+        <w:t>skill_xp_interval</w:t>
+      </w:r>
+      <w:r>
+        <w:rPr>
+          <w:rFonts w:hint="eastAsia" w:ascii="Consolas" w:hAnsi="Consolas" w:eastAsia="Consolas" w:cs="Consolas"/>
+          <w:b w:val="0"/>
+          <w:bCs w:val="0"/>
+          <w:color w:val="92D050"/>
+          <w:kern w:val="0"/>
+          <w:sz w:val="21"/>
+          <w:szCs w:val="21"/>
+          <w:shd w:val="clear" w:fill="121314"/>
+          <w:lang w:val="en-US" w:eastAsia="zh-CN" w:bidi="ar"/>
+        </w:rPr>
+        <w:t>的效果会变为0.6）</w:t>
       </w:r>
     </w:p>
     <w:p>
@@ -3002,61 +5484,32 @@
         <w:shd w:val="clear" w:fill="000000"/>
         <w:ind w:left="0" w:firstLine="0"/>
         <w:rPr>
-          <w:rFonts w:hint="default" w:ascii="Segoe UI" w:hAnsi="Segoe UI" w:eastAsia="Segoe UI" w:cs="Segoe UI"/>
-          <w:i w:val="0"/>
-          <w:iCs w:val="0"/>
-          <w:caps w:val="0"/>
-          <w:color w:val="92D050"/>
-          <w:spacing w:val="0"/>
-          <w:sz w:val="19"/>
-          <w:szCs w:val="19"/>
-          <w:shd w:val="clear" w:fill="000000"/>
-          <w:lang w:val="en-US"/>
-        </w:rPr>
-      </w:pPr>
-      <w:r>
-        <w:rPr>
-          <w:rFonts w:hint="default" w:ascii="Segoe UI" w:hAnsi="Segoe UI" w:eastAsia="Segoe UI" w:cs="Segoe UI"/>
-          <w:i w:val="0"/>
-          <w:iCs w:val="0"/>
-          <w:caps w:val="0"/>
-          <w:color w:val="92D050"/>
-          <w:spacing w:val="0"/>
-          <w:sz w:val="19"/>
-          <w:szCs w:val="19"/>
-          <w:shd w:val="clear" w:fill="000000"/>
-        </w:rPr>
-        <w:t>熟练：进入战斗时，随机获得非满级技能经验</w:t>
-      </w:r>
-      <w:r>
-        <w:rPr>
-          <w:rFonts w:hint="eastAsia" w:ascii="Segoe UI" w:hAnsi="Segoe UI" w:eastAsia="宋体" w:cs="Segoe UI"/>
-          <w:i w:val="0"/>
-          <w:iCs w:val="0"/>
-          <w:caps w:val="0"/>
-          <w:color w:val="92D050"/>
-          <w:spacing w:val="0"/>
-          <w:sz w:val="19"/>
-          <w:szCs w:val="19"/>
-          <w:shd w:val="clear" w:fill="000000"/>
-          <w:lang w:val="en-US" w:eastAsia="zh-CN"/>
-        </w:rPr>
-        <w:t>的次数，非万分比</w:t>
-      </w:r>
-      <w:r>
-        <w:rPr>
-          <w:rFonts w:hint="default" w:ascii="Segoe UI" w:hAnsi="Segoe UI" w:eastAsia="Segoe UI" w:cs="Segoe UI"/>
-          <w:i w:val="0"/>
-          <w:iCs w:val="0"/>
-          <w:caps w:val="0"/>
-          <w:color w:val="92D050"/>
-          <w:spacing w:val="0"/>
-          <w:sz w:val="19"/>
-          <w:szCs w:val="19"/>
-          <w:shd w:val="clear" w:fill="000000"/>
-          <w:lang w:val="en-US"/>
-        </w:rPr>
-        <w:t>;</w:t>
+          <w:rFonts w:hint="eastAsia" w:ascii="Segoe UI" w:hAnsi="Segoe UI" w:eastAsia="宋体" w:cs="Segoe UI"/>
+          <w:i w:val="0"/>
+          <w:iCs w:val="0"/>
+          <w:caps w:val="0"/>
+          <w:color w:val="92D050"/>
+          <w:spacing w:val="0"/>
+          <w:sz w:val="19"/>
+          <w:szCs w:val="19"/>
+          <w:shd w:val="clear" w:fill="000000"/>
+          <w:lang w:val="en-US" w:eastAsia="zh-CN"/>
+        </w:rPr>
+      </w:pPr>
+      <w:r>
+        <w:rPr>
+          <w:rFonts w:hint="eastAsia" w:ascii="Segoe UI" w:hAnsi="Segoe UI" w:eastAsia="宋体" w:cs="Segoe UI"/>
+          <w:i w:val="0"/>
+          <w:iCs w:val="0"/>
+          <w:caps w:val="0"/>
+          <w:color w:val="92D050"/>
+          <w:spacing w:val="0"/>
+          <w:sz w:val="19"/>
+          <w:szCs w:val="19"/>
+          <w:shd w:val="clear" w:fill="000000"/>
+          <w:lang w:val="en-US" w:eastAsia="zh-CN"/>
+        </w:rPr>
+        <w:t>技能冷却：技能冷却时间缩短（最低缩短至30%），万分比；</w:t>
       </w:r>
     </w:p>
     <w:p>
@@ -3074,126 +5527,32 @@
         <w:shd w:val="clear" w:fill="000000"/>
         <w:ind w:left="0" w:firstLine="0"/>
         <w:rPr>
-          <w:rFonts w:hint="default" w:ascii="Segoe UI" w:hAnsi="Segoe UI" w:eastAsia="Segoe UI" w:cs="Segoe UI"/>
-          <w:i w:val="0"/>
-          <w:iCs w:val="0"/>
-          <w:caps w:val="0"/>
-          <w:color w:val="92D050"/>
-          <w:spacing w:val="0"/>
-          <w:sz w:val="19"/>
-          <w:szCs w:val="19"/>
-          <w:shd w:val="clear" w:fill="000000"/>
-          <w:lang w:val="en-US"/>
-        </w:rPr>
-      </w:pPr>
-      <w:r>
-        <w:rPr>
-          <w:rFonts w:hint="default" w:ascii="Segoe UI" w:hAnsi="Segoe UI" w:eastAsia="Segoe UI" w:cs="Segoe UI"/>
-          <w:i w:val="0"/>
-          <w:iCs w:val="0"/>
-          <w:caps w:val="0"/>
-          <w:color w:val="92D050"/>
-          <w:spacing w:val="0"/>
-          <w:sz w:val="19"/>
-          <w:szCs w:val="19"/>
-          <w:shd w:val="clear" w:fill="000000"/>
-        </w:rPr>
-        <w:t>匠心：</w:t>
-      </w:r>
-      <w:r>
-        <w:rPr>
-          <w:rFonts w:hint="eastAsia" w:ascii="Segoe UI" w:hAnsi="Segoe UI" w:eastAsia="宋体" w:cs="Segoe UI"/>
-          <w:i w:val="0"/>
-          <w:iCs w:val="0"/>
-          <w:caps w:val="0"/>
-          <w:color w:val="92D050"/>
-          <w:spacing w:val="0"/>
-          <w:sz w:val="19"/>
-          <w:szCs w:val="19"/>
-          <w:shd w:val="clear" w:fill="000000"/>
-          <w:lang w:val="en-US" w:eastAsia="zh-CN"/>
-        </w:rPr>
-        <w:t>熟练</w:t>
-      </w:r>
-      <w:r>
-        <w:rPr>
-          <w:rFonts w:hint="default" w:ascii="Segoe UI" w:hAnsi="Segoe UI" w:eastAsia="Segoe UI" w:cs="Segoe UI"/>
-          <w:i w:val="0"/>
-          <w:iCs w:val="0"/>
-          <w:caps w:val="0"/>
-          <w:color w:val="92D050"/>
-          <w:spacing w:val="0"/>
-          <w:sz w:val="19"/>
-          <w:szCs w:val="19"/>
-          <w:shd w:val="clear" w:fill="000000"/>
-        </w:rPr>
-        <w:t>获得的经验值</w:t>
-      </w:r>
-      <w:r>
-        <w:rPr>
-          <w:rFonts w:hint="eastAsia" w:ascii="Segoe UI" w:hAnsi="Segoe UI" w:eastAsia="宋体" w:cs="Segoe UI"/>
-          <w:i w:val="0"/>
-          <w:iCs w:val="0"/>
-          <w:caps w:val="0"/>
-          <w:color w:val="92D050"/>
-          <w:spacing w:val="0"/>
-          <w:sz w:val="19"/>
-          <w:szCs w:val="19"/>
-          <w:shd w:val="clear" w:fill="000000"/>
-          <w:lang w:val="en-US" w:eastAsia="zh-CN"/>
-        </w:rPr>
-        <w:t>时候单次的经验值数量，非万分比</w:t>
-      </w:r>
-      <w:r>
-        <w:rPr>
-          <w:rFonts w:hint="default" w:ascii="Segoe UI" w:hAnsi="Segoe UI" w:eastAsia="Segoe UI" w:cs="Segoe UI"/>
-          <w:i w:val="0"/>
-          <w:iCs w:val="0"/>
-          <w:caps w:val="0"/>
-          <w:color w:val="92D050"/>
-          <w:spacing w:val="0"/>
-          <w:sz w:val="19"/>
-          <w:szCs w:val="19"/>
-          <w:shd w:val="clear" w:fill="000000"/>
-          <w:lang w:val="en-US"/>
-        </w:rPr>
-        <w:t>;</w:t>
-      </w:r>
-    </w:p>
-    <w:p>
-      <w:pPr>
-        <w:keepNext w:val="0"/>
-        <w:keepLines w:val="0"/>
-        <w:widowControl/>
-        <w:suppressLineNumbers w:val="0"/>
-        <w:shd w:val="clear" w:fill="121314"/>
-        <w:spacing w:line="285" w:lineRule="atLeast"/>
-        <w:jc w:val="left"/>
-        <w:rPr>
-          <w:rFonts w:hint="default" w:ascii="Consolas" w:hAnsi="Consolas" w:eastAsia="Consolas" w:cs="Consolas"/>
-          <w:b w:val="0"/>
-          <w:bCs w:val="0"/>
-          <w:color w:val="92D050"/>
-          <w:kern w:val="0"/>
-          <w:sz w:val="21"/>
-          <w:szCs w:val="21"/>
-          <w:shd w:val="clear" w:fill="121314"/>
-          <w:lang w:val="en-US" w:eastAsia="zh-CN" w:bidi="ar"/>
-        </w:rPr>
-      </w:pPr>
-      <w:r>
-        <w:rPr>
-          <w:rFonts w:hint="default" w:ascii="Consolas" w:hAnsi="Consolas" w:eastAsia="Consolas" w:cs="Consolas"/>
-          <w:b w:val="0"/>
-          <w:bCs w:val="0"/>
-          <w:color w:val="92D050"/>
-          <w:kern w:val="0"/>
-          <w:sz w:val="21"/>
-          <w:szCs w:val="21"/>
-          <w:shd w:val="clear" w:fill="121314"/>
-          <w:lang w:val="en-US" w:eastAsia="zh-CN" w:bidi="ar"/>
-        </w:rPr>
-        <w:t>（举例：熟练为3，匠心为5，代表进入游戏后随机三个技能，获得5点经验）;</w:t>
+          <w:rFonts w:hint="default" w:ascii="Segoe UI" w:hAnsi="Segoe UI" w:eastAsia="宋体" w:cs="Segoe UI"/>
+          <w:i w:val="0"/>
+          <w:iCs w:val="0"/>
+          <w:caps w:val="0"/>
+          <w:color w:val="92D050"/>
+          <w:spacing w:val="0"/>
+          <w:sz w:val="19"/>
+          <w:szCs w:val="19"/>
+          <w:shd w:val="clear" w:fill="000000"/>
+          <w:lang w:val="en-US" w:eastAsia="zh-CN"/>
+        </w:rPr>
+      </w:pPr>
+      <w:r>
+        <w:rPr>
+          <w:rFonts w:hint="eastAsia" w:ascii="Segoe UI" w:hAnsi="Segoe UI" w:eastAsia="宋体" w:cs="Segoe UI"/>
+          <w:i w:val="0"/>
+          <w:iCs w:val="0"/>
+          <w:caps w:val="0"/>
+          <w:color w:val="92D050"/>
+          <w:spacing w:val="0"/>
+          <w:sz w:val="19"/>
+          <w:szCs w:val="19"/>
+          <w:shd w:val="clear" w:fill="000000"/>
+          <w:lang w:val="en-US" w:eastAsia="zh-CN"/>
+        </w:rPr>
+        <w:t>奥术冷却：奥术冷却时间缩短（最低缩短至30%），万分比；</w:t>
       </w:r>
     </w:p>
     <w:p>
@@ -3211,33 +5570,18 @@
         <w:shd w:val="clear" w:fill="000000"/>
         <w:ind w:left="0" w:firstLine="0"/>
         <w:rPr>
-          <w:rFonts w:hint="eastAsia" w:ascii="Segoe UI" w:hAnsi="Segoe UI" w:eastAsia="宋体" w:cs="Segoe UI"/>
-          <w:i w:val="0"/>
-          <w:iCs w:val="0"/>
-          <w:caps w:val="0"/>
-          <w:color w:val="92D050"/>
-          <w:spacing w:val="0"/>
-          <w:sz w:val="19"/>
-          <w:szCs w:val="19"/>
-          <w:shd w:val="clear" w:fill="000000"/>
-          <w:lang w:val="en-US" w:eastAsia="zh-CN"/>
-        </w:rPr>
-      </w:pPr>
-      <w:r>
-        <w:rPr>
-          <w:rFonts w:hint="eastAsia" w:ascii="Segoe UI" w:hAnsi="Segoe UI" w:eastAsia="宋体" w:cs="Segoe UI"/>
-          <w:i w:val="0"/>
-          <w:iCs w:val="0"/>
-          <w:caps w:val="0"/>
-          <w:color w:val="92D050"/>
-          <w:spacing w:val="0"/>
-          <w:sz w:val="19"/>
-          <w:szCs w:val="19"/>
-          <w:shd w:val="clear" w:fill="000000"/>
-          <w:lang w:val="en-US" w:eastAsia="zh-CN"/>
-        </w:rPr>
-        <w:t>忘我：获得</w:t>
-      </w:r>
+          <w:rFonts w:hint="default" w:ascii="Segoe UI" w:hAnsi="Segoe UI" w:eastAsia="宋体" w:cs="Segoe UI"/>
+          <w:i w:val="0"/>
+          <w:iCs w:val="0"/>
+          <w:caps w:val="0"/>
+          <w:color w:val="92D050"/>
+          <w:spacing w:val="0"/>
+          <w:sz w:val="19"/>
+          <w:szCs w:val="19"/>
+          <w:shd w:val="clear" w:fill="000000"/>
+          <w:lang w:val="en-US" w:eastAsia="zh-CN"/>
+        </w:rPr>
+      </w:pPr>
       <w:r>
         <w:rPr>
           <w:rFonts w:hint="default" w:ascii="Segoe UI" w:hAnsi="Segoe UI" w:eastAsia="Segoe UI" w:cs="Segoe UI"/>
@@ -3250,114 +5594,37 @@
           <w:szCs w:val="19"/>
           <w:shd w:val="clear" w:fill="000000"/>
         </w:rPr>
-        <w:t>经验值速度加快</w:t>
-      </w:r>
-      <w:r>
-        <w:rPr>
-          <w:rFonts w:hint="eastAsia" w:ascii="Segoe UI" w:hAnsi="Segoe UI" w:eastAsia="宋体" w:cs="Segoe UI"/>
-          <w:i w:val="0"/>
-          <w:iCs w:val="0"/>
-          <w:caps w:val="0"/>
-          <w:color w:val="92D050"/>
-          <w:spacing w:val="0"/>
-          <w:sz w:val="19"/>
-          <w:szCs w:val="19"/>
-          <w:shd w:val="clear" w:fill="000000"/>
-          <w:lang w:val="en-US" w:eastAsia="zh-CN"/>
-        </w:rPr>
-        <w:t>，万分比;</w:t>
-      </w:r>
-    </w:p>
-    <w:p>
-      <w:pPr>
-        <w:keepNext w:val="0"/>
-        <w:keepLines w:val="0"/>
-        <w:widowControl/>
-        <w:suppressLineNumbers w:val="0"/>
-        <w:shd w:val="clear" w:fill="121314"/>
-        <w:spacing w:line="285" w:lineRule="atLeast"/>
-        <w:jc w:val="left"/>
-        <w:rPr>
-          <w:rFonts w:hint="eastAsia" w:ascii="Consolas" w:hAnsi="Consolas" w:eastAsia="Consolas" w:cs="Consolas"/>
-          <w:b w:val="0"/>
-          <w:bCs w:val="0"/>
-          <w:color w:val="92D050"/>
-          <w:kern w:val="0"/>
-          <w:sz w:val="21"/>
-          <w:szCs w:val="21"/>
-          <w:shd w:val="clear" w:fill="121314"/>
-          <w:lang w:val="en-US" w:eastAsia="zh-CN" w:bidi="ar"/>
-        </w:rPr>
-      </w:pPr>
-      <w:r>
-        <w:rPr>
-          <w:rFonts w:hint="eastAsia" w:ascii="Consolas" w:hAnsi="Consolas" w:eastAsia="Consolas" w:cs="Consolas"/>
-          <w:b w:val="0"/>
-          <w:bCs w:val="0"/>
-          <w:color w:val="92D050"/>
-          <w:kern w:val="0"/>
-          <w:sz w:val="21"/>
-          <w:szCs w:val="21"/>
-          <w:shd w:val="clear" w:fill="121314"/>
-          <w:lang w:val="en-US" w:eastAsia="zh-CN" w:bidi="ar"/>
-        </w:rPr>
-        <w:t>（举例：该英雄配置</w:t>
-      </w:r>
-      <w:r>
-        <w:rPr>
-          <w:rFonts w:hint="default" w:ascii="Consolas" w:hAnsi="Consolas" w:eastAsia="Consolas" w:cs="Consolas"/>
-          <w:b w:val="0"/>
-          <w:bCs w:val="0"/>
-          <w:color w:val="92D050"/>
-          <w:kern w:val="0"/>
-          <w:sz w:val="21"/>
-          <w:szCs w:val="21"/>
-          <w:shd w:val="clear" w:fill="121314"/>
-          <w:lang w:val="en-US" w:eastAsia="zh-CN" w:bidi="ar"/>
-        </w:rPr>
-        <w:t>skill_xp_interval</w:t>
-      </w:r>
-      <w:r>
-        <w:rPr>
-          <w:rFonts w:hint="eastAsia" w:ascii="Consolas" w:hAnsi="Consolas" w:eastAsia="Consolas" w:cs="Consolas"/>
-          <w:b w:val="0"/>
-          <w:bCs w:val="0"/>
-          <w:color w:val="92D050"/>
-          <w:kern w:val="0"/>
-          <w:sz w:val="21"/>
-          <w:szCs w:val="21"/>
-          <w:shd w:val="clear" w:fill="121314"/>
-          <w:lang w:val="en-US" w:eastAsia="zh-CN" w:bidi="ar"/>
-        </w:rPr>
-        <w:t>为1，忘我为4000代表40%，</w:t>
-      </w:r>
-      <w:r>
-        <w:rPr>
-          <w:rFonts w:hint="default" w:ascii="Consolas" w:hAnsi="Consolas" w:eastAsia="Consolas" w:cs="Consolas"/>
-          <w:b w:val="0"/>
-          <w:bCs w:val="0"/>
-          <w:color w:val="92D050"/>
-          <w:kern w:val="0"/>
-          <w:sz w:val="21"/>
-          <w:szCs w:val="21"/>
-          <w:shd w:val="clear" w:fill="121314"/>
-          <w:lang w:val="en-US" w:eastAsia="zh-CN" w:bidi="ar"/>
-        </w:rPr>
-        <w:t>skill_xp_interval</w:t>
-      </w:r>
-      <w:r>
-        <w:rPr>
-          <w:rFonts w:hint="eastAsia" w:ascii="Consolas" w:hAnsi="Consolas" w:eastAsia="Consolas" w:cs="Consolas"/>
-          <w:b w:val="0"/>
-          <w:bCs w:val="0"/>
-          <w:color w:val="92D050"/>
-          <w:kern w:val="0"/>
-          <w:sz w:val="21"/>
-          <w:szCs w:val="21"/>
-          <w:shd w:val="clear" w:fill="121314"/>
-          <w:lang w:val="en-US" w:eastAsia="zh-CN" w:bidi="ar"/>
-        </w:rPr>
-        <w:t>的效果会变为0.6）</w:t>
+        <w:t>移动速度</w:t>
+      </w:r>
+      <w:r>
+        <w:rPr>
+          <w:rFonts w:hint="eastAsia" w:ascii="Segoe UI" w:hAnsi="Segoe UI" w:eastAsia="宋体" w:cs="Segoe UI"/>
+          <w:i w:val="0"/>
+          <w:iCs w:val="0"/>
+          <w:caps w:val="0"/>
+          <w:color w:val="92D050"/>
+          <w:spacing w:val="0"/>
+          <w:sz w:val="19"/>
+          <w:szCs w:val="19"/>
+          <w:shd w:val="clear" w:fill="000000"/>
+          <w:lang w:val="en-US" w:eastAsia="zh-CN"/>
+        </w:rPr>
+        <w:t>，万分比</w:t>
+      </w:r>
+      <w:r>
+        <w:rPr>
+          <w:rFonts w:hint="default" w:ascii="Segoe UI" w:hAnsi="Segoe UI" w:eastAsia="Segoe UI" w:cs="Segoe UI"/>
+          <w:i w:val="0"/>
+          <w:iCs w:val="0"/>
+          <w:caps w:val="0"/>
+          <w:color w:val="92D050"/>
+          <w:spacing w:val="0"/>
+          <w:sz w:val="19"/>
+          <w:szCs w:val="19"/>
+          <w:shd w:val="clear" w:fill="000000"/>
+          <w:lang w:val="en-US"/>
+        </w:rPr>
+        <w:t>;</w:t>
       </w:r>
     </w:p>
     <w:p>
@@ -3375,32 +5642,38 @@
         <w:shd w:val="clear" w:fill="000000"/>
         <w:ind w:left="0" w:firstLine="0"/>
         <w:rPr>
-          <w:rFonts w:hint="eastAsia" w:ascii="Segoe UI" w:hAnsi="Segoe UI" w:eastAsia="宋体" w:cs="Segoe UI"/>
-          <w:i w:val="0"/>
-          <w:iCs w:val="0"/>
-          <w:caps w:val="0"/>
-          <w:color w:val="92D050"/>
-          <w:spacing w:val="0"/>
-          <w:sz w:val="19"/>
-          <w:szCs w:val="19"/>
-          <w:shd w:val="clear" w:fill="000000"/>
-          <w:lang w:val="en-US" w:eastAsia="zh-CN"/>
-        </w:rPr>
-      </w:pPr>
-      <w:r>
-        <w:rPr>
-          <w:rFonts w:hint="eastAsia" w:ascii="Segoe UI" w:hAnsi="Segoe UI" w:eastAsia="宋体" w:cs="Segoe UI"/>
-          <w:i w:val="0"/>
-          <w:iCs w:val="0"/>
-          <w:caps w:val="0"/>
-          <w:color w:val="92D050"/>
-          <w:spacing w:val="0"/>
-          <w:sz w:val="19"/>
-          <w:szCs w:val="19"/>
-          <w:shd w:val="clear" w:fill="000000"/>
-          <w:lang w:val="en-US" w:eastAsia="zh-CN"/>
-        </w:rPr>
-        <w:t>技能冷却：技能冷却时间缩短（最低缩短至30%），万分比；</w:t>
+          <w:rStyle w:val="6"/>
+          <w:rFonts w:hint="default" w:ascii="Segoe UI" w:hAnsi="Segoe UI" w:eastAsia="Segoe UI" w:cs="Segoe UI"/>
+          <w:bCs/>
+          <w:i w:val="0"/>
+          <w:iCs w:val="0"/>
+          <w:caps w:val="0"/>
+          <w:color w:val="92D050"/>
+          <w:spacing w:val="0"/>
+          <w:kern w:val="0"/>
+          <w:sz w:val="27"/>
+          <w:szCs w:val="27"/>
+          <w:shd w:val="clear" w:fill="000000"/>
+          <w:lang w:val="en-US" w:eastAsia="zh-CN" w:bidi="ar"/>
+        </w:rPr>
+      </w:pPr>
+      <w:r>
+        <w:rPr>
+          <w:rStyle w:val="6"/>
+          <w:rFonts w:hint="default" w:ascii="Segoe UI" w:hAnsi="Segoe UI" w:eastAsia="Segoe UI" w:cs="Segoe UI"/>
+          <w:bCs/>
+          <w:i w:val="0"/>
+          <w:iCs w:val="0"/>
+          <w:caps w:val="0"/>
+          <w:color w:val="92D050"/>
+          <w:spacing w:val="0"/>
+          <w:kern w:val="0"/>
+          <w:sz w:val="27"/>
+          <w:szCs w:val="27"/>
+          <w:shd w:val="clear" w:fill="000000"/>
+          <w:lang w:val="en-US" w:eastAsia="zh-CN" w:bidi="ar"/>
+        </w:rPr>
+        <w:t>伤害公式：</w:t>
       </w:r>
     </w:p>
     <w:p>
@@ -3418,32 +5691,30 @@
         <w:shd w:val="clear" w:fill="000000"/>
         <w:ind w:left="0" w:firstLine="0"/>
         <w:rPr>
-          <w:rFonts w:hint="default" w:ascii="Segoe UI" w:hAnsi="Segoe UI" w:eastAsia="宋体" w:cs="Segoe UI"/>
-          <w:i w:val="0"/>
-          <w:iCs w:val="0"/>
-          <w:caps w:val="0"/>
-          <w:color w:val="92D050"/>
-          <w:spacing w:val="0"/>
-          <w:sz w:val="19"/>
-          <w:szCs w:val="19"/>
-          <w:shd w:val="clear" w:fill="000000"/>
-          <w:lang w:val="en-US" w:eastAsia="zh-CN"/>
-        </w:rPr>
-      </w:pPr>
-      <w:r>
-        <w:rPr>
-          <w:rFonts w:hint="eastAsia" w:ascii="Segoe UI" w:hAnsi="Segoe UI" w:eastAsia="宋体" w:cs="Segoe UI"/>
-          <w:i w:val="0"/>
-          <w:iCs w:val="0"/>
-          <w:caps w:val="0"/>
-          <w:color w:val="92D050"/>
-          <w:spacing w:val="0"/>
-          <w:sz w:val="19"/>
-          <w:szCs w:val="19"/>
-          <w:shd w:val="clear" w:fill="000000"/>
-          <w:lang w:val="en-US" w:eastAsia="zh-CN"/>
-        </w:rPr>
-        <w:t>奥术冷却：奥术冷却时间缩短（最低缩短至30%），万分比；</w:t>
+          <w:rFonts w:hint="default" w:ascii="Segoe UI" w:hAnsi="Segoe UI" w:eastAsia="Segoe UI" w:cs="Segoe UI"/>
+          <w:i w:val="0"/>
+          <w:iCs w:val="0"/>
+          <w:caps w:val="0"/>
+          <w:color w:val="92D050"/>
+          <w:spacing w:val="0"/>
+          <w:sz w:val="19"/>
+          <w:szCs w:val="19"/>
+          <w:shd w:val="clear" w:fill="000000"/>
+        </w:rPr>
+      </w:pPr>
+      <w:r>
+        <w:rPr>
+          <w:rFonts w:hint="default" w:ascii="Segoe UI" w:hAnsi="Segoe UI" w:eastAsia="Segoe UI" w:cs="Segoe UI"/>
+          <w:i w:val="0"/>
+          <w:iCs w:val="0"/>
+          <w:caps w:val="0"/>
+          <w:color w:val="92D050"/>
+          <w:spacing w:val="0"/>
+          <w:sz w:val="19"/>
+          <w:szCs w:val="19"/>
+          <w:shd w:val="clear" w:fill="000000"/>
+        </w:rPr>
+        <w:t>Max(0,(攻击力 × 技能倍率) × (1 + 我方加伤 - 对方减免) ×(1+ Max(0，我方暴击伤害-对方暴击伤害抵抗)) × 对首领/精英加成)；计算暴击率时，需要用（我方暴击率-对方暴击抵抗）</w:t>
       </w:r>
     </w:p>
     <w:p>
@@ -3461,61 +5732,38 @@
         <w:shd w:val="clear" w:fill="000000"/>
         <w:ind w:left="0" w:firstLine="0"/>
         <w:rPr>
-          <w:rFonts w:hint="default" w:ascii="Segoe UI" w:hAnsi="Segoe UI" w:eastAsia="宋体" w:cs="Segoe UI"/>
-          <w:i w:val="0"/>
-          <w:iCs w:val="0"/>
-          <w:caps w:val="0"/>
-          <w:color w:val="92D050"/>
-          <w:spacing w:val="0"/>
-          <w:sz w:val="19"/>
-          <w:szCs w:val="19"/>
-          <w:shd w:val="clear" w:fill="000000"/>
-          <w:lang w:val="en-US" w:eastAsia="zh-CN"/>
-        </w:rPr>
-      </w:pPr>
-      <w:r>
-        <w:rPr>
-          <w:rFonts w:hint="default" w:ascii="Segoe UI" w:hAnsi="Segoe UI" w:eastAsia="Segoe UI" w:cs="Segoe UI"/>
-          <w:i w:val="0"/>
-          <w:iCs w:val="0"/>
-          <w:caps w:val="0"/>
-          <w:color w:val="92D050"/>
-          <w:spacing w:val="0"/>
-          <w:sz w:val="19"/>
-          <w:szCs w:val="19"/>
-          <w:shd w:val="clear" w:fill="000000"/>
-        </w:rPr>
-        <w:t>移动速度</w:t>
-      </w:r>
-      <w:r>
-        <w:rPr>
-          <w:rFonts w:hint="eastAsia" w:ascii="Segoe UI" w:hAnsi="Segoe UI" w:eastAsia="宋体" w:cs="Segoe UI"/>
-          <w:i w:val="0"/>
-          <w:iCs w:val="0"/>
-          <w:caps w:val="0"/>
-          <w:color w:val="92D050"/>
-          <w:spacing w:val="0"/>
-          <w:sz w:val="19"/>
-          <w:szCs w:val="19"/>
-          <w:shd w:val="clear" w:fill="000000"/>
-          <w:lang w:val="en-US" w:eastAsia="zh-CN"/>
-        </w:rPr>
-        <w:t>，万分比</w:t>
-      </w:r>
-      <w:r>
-        <w:rPr>
-          <w:rFonts w:hint="default" w:ascii="Segoe UI" w:hAnsi="Segoe UI" w:eastAsia="Segoe UI" w:cs="Segoe UI"/>
-          <w:i w:val="0"/>
-          <w:iCs w:val="0"/>
-          <w:caps w:val="0"/>
-          <w:color w:val="92D050"/>
-          <w:spacing w:val="0"/>
-          <w:sz w:val="19"/>
-          <w:szCs w:val="19"/>
-          <w:shd w:val="clear" w:fill="000000"/>
-          <w:lang w:val="en-US"/>
-        </w:rPr>
-        <w:t>;</w:t>
+          <w:rStyle w:val="6"/>
+          <w:rFonts w:hint="eastAsia" w:ascii="Segoe UI" w:hAnsi="Segoe UI" w:eastAsia="Segoe UI" w:cs="Segoe UI"/>
+          <w:bCs/>
+          <w:i w:val="0"/>
+          <w:iCs w:val="0"/>
+          <w:caps w:val="0"/>
+          <w:color w:val="92D050"/>
+          <w:spacing w:val="0"/>
+          <w:kern w:val="0"/>
+          <w:sz w:val="27"/>
+          <w:szCs w:val="27"/>
+          <w:shd w:val="clear" w:fill="000000"/>
+          <w:lang w:val="en-US" w:eastAsia="zh-CN" w:bidi="ar"/>
+        </w:rPr>
+      </w:pPr>
+      <w:r>
+        <w:rPr>
+          <w:rStyle w:val="6"/>
+          <w:rFonts w:hint="eastAsia" w:ascii="Segoe UI" w:hAnsi="Segoe UI" w:eastAsia="Segoe UI" w:cs="Segoe UI"/>
+          <w:bCs/>
+          <w:i w:val="0"/>
+          <w:iCs w:val="0"/>
+          <w:caps w:val="0"/>
+          <w:color w:val="92D050"/>
+          <w:spacing w:val="0"/>
+          <w:kern w:val="0"/>
+          <w:sz w:val="27"/>
+          <w:szCs w:val="27"/>
+          <w:shd w:val="clear" w:fill="000000"/>
+          <w:lang w:val="en-US" w:eastAsia="zh-CN" w:bidi="ar"/>
+        </w:rPr>
+        <w:t>配置表中属性初始化：</w:t>
       </w:r>
     </w:p>
     <w:p>
@@ -3533,38 +5781,121 @@
         <w:shd w:val="clear" w:fill="000000"/>
         <w:ind w:left="0" w:firstLine="0"/>
         <w:rPr>
-          <w:rStyle w:val="6"/>
+          <w:rFonts w:ascii="宋体" w:hAnsi="宋体" w:eastAsia="宋体" w:cs="宋体"/>
+          <w:color w:val="92D050"/>
+          <w:sz w:val="24"/>
+          <w:szCs w:val="24"/>
+        </w:rPr>
+      </w:pPr>
+      <w:r>
+        <w:rPr>
           <w:rFonts w:hint="default" w:ascii="Segoe UI" w:hAnsi="Segoe UI" w:eastAsia="Segoe UI" w:cs="Segoe UI"/>
-          <w:bCs/>
-          <w:i w:val="0"/>
-          <w:iCs w:val="0"/>
-          <w:caps w:val="0"/>
-          <w:color w:val="92D050"/>
-          <w:spacing w:val="0"/>
-          <w:kern w:val="0"/>
-          <w:sz w:val="27"/>
-          <w:szCs w:val="27"/>
-          <w:shd w:val="clear" w:fill="000000"/>
-          <w:lang w:val="en-US" w:eastAsia="zh-CN" w:bidi="ar"/>
-        </w:rPr>
-      </w:pPr>
-      <w:r>
-        <w:rPr>
-          <w:rStyle w:val="6"/>
+          <w:i w:val="0"/>
+          <w:iCs w:val="0"/>
+          <w:caps w:val="0"/>
+          <w:color w:val="92D050"/>
+          <w:spacing w:val="0"/>
+          <w:sz w:val="19"/>
+          <w:szCs w:val="19"/>
+          <w:shd w:val="clear" w:fill="000000"/>
+        </w:rPr>
+        <w:t>所有怪物，召唤物，英雄的attr中的</w:t>
+      </w:r>
+      <w:r>
+        <w:rPr>
+          <w:rFonts w:hint="eastAsia" w:ascii="Segoe UI" w:hAnsi="Segoe UI" w:eastAsia="宋体" w:cs="Segoe UI"/>
+          <w:i w:val="0"/>
+          <w:iCs w:val="0"/>
+          <w:caps w:val="0"/>
+          <w:color w:val="92D050"/>
+          <w:spacing w:val="0"/>
+          <w:sz w:val="19"/>
+          <w:szCs w:val="19"/>
+          <w:shd w:val="clear" w:fill="000000"/>
+          <w:lang w:val="en-US" w:eastAsia="zh-CN"/>
+        </w:rPr>
+        <w:t>攻击，生命，攻击间隔，攻击数量保持不变</w:t>
+      </w:r>
+      <w:r>
+        <w:rPr>
           <w:rFonts w:hint="default" w:ascii="Segoe UI" w:hAnsi="Segoe UI" w:eastAsia="Segoe UI" w:cs="Segoe UI"/>
-          <w:bCs/>
-          <w:i w:val="0"/>
-          <w:iCs w:val="0"/>
-          <w:caps w:val="0"/>
-          <w:color w:val="92D050"/>
-          <w:spacing w:val="0"/>
-          <w:kern w:val="0"/>
-          <w:sz w:val="27"/>
-          <w:szCs w:val="27"/>
-          <w:shd w:val="clear" w:fill="000000"/>
-          <w:lang w:val="en-US" w:eastAsia="zh-CN" w:bidi="ar"/>
-        </w:rPr>
-        <w:t>伤害公式：</w:t>
+          <w:i w:val="0"/>
+          <w:iCs w:val="0"/>
+          <w:caps w:val="0"/>
+          <w:color w:val="92D050"/>
+          <w:spacing w:val="0"/>
+          <w:sz w:val="19"/>
+          <w:szCs w:val="19"/>
+          <w:shd w:val="clear" w:fill="000000"/>
+        </w:rPr>
+        <w:t>，</w:t>
+      </w:r>
+      <w:r>
+        <w:rPr>
+          <w:rFonts w:hint="eastAsia" w:ascii="Segoe UI" w:hAnsi="Segoe UI" w:eastAsia="宋体" w:cs="Segoe UI"/>
+          <w:i w:val="0"/>
+          <w:iCs w:val="0"/>
+          <w:caps w:val="0"/>
+          <w:color w:val="92D050"/>
+          <w:spacing w:val="0"/>
+          <w:sz w:val="19"/>
+          <w:szCs w:val="19"/>
+          <w:shd w:val="clear" w:fill="000000"/>
+          <w:lang w:val="en-US" w:eastAsia="zh-CN"/>
+        </w:rPr>
+        <w:t>移动速度均为10000，</w:t>
+      </w:r>
+      <w:r>
+        <w:rPr>
+          <w:rFonts w:hint="default" w:ascii="Segoe UI" w:hAnsi="Segoe UI" w:eastAsia="Segoe UI" w:cs="Segoe UI"/>
+          <w:i w:val="0"/>
+          <w:iCs w:val="0"/>
+          <w:caps w:val="0"/>
+          <w:color w:val="92D050"/>
+          <w:spacing w:val="0"/>
+          <w:sz w:val="19"/>
+          <w:szCs w:val="19"/>
+          <w:shd w:val="clear" w:fill="000000"/>
+        </w:rPr>
+        <w:t>命中率均为100%，其他</w:t>
+      </w:r>
+      <w:r>
+        <w:rPr>
+          <w:rFonts w:hint="eastAsia" w:ascii="Segoe UI" w:hAnsi="Segoe UI" w:eastAsia="宋体" w:cs="Segoe UI"/>
+          <w:i w:val="0"/>
+          <w:iCs w:val="0"/>
+          <w:caps w:val="0"/>
+          <w:color w:val="92D050"/>
+          <w:spacing w:val="0"/>
+          <w:sz w:val="19"/>
+          <w:szCs w:val="19"/>
+          <w:shd w:val="clear" w:fill="000000"/>
+          <w:lang w:val="en-US" w:eastAsia="zh-CN"/>
+        </w:rPr>
+        <w:t>先填</w:t>
+      </w:r>
+      <w:r>
+        <w:rPr>
+          <w:rFonts w:hint="default" w:ascii="Segoe UI" w:hAnsi="Segoe UI" w:eastAsia="Segoe UI" w:cs="Segoe UI"/>
+          <w:i w:val="0"/>
+          <w:iCs w:val="0"/>
+          <w:caps w:val="0"/>
+          <w:color w:val="92D050"/>
+          <w:spacing w:val="0"/>
+          <w:sz w:val="19"/>
+          <w:szCs w:val="19"/>
+          <w:shd w:val="clear" w:fill="000000"/>
+        </w:rPr>
+        <w:t>0即可</w:t>
+      </w:r>
+      <w:r>
+        <w:rPr>
+          <w:rFonts w:ascii="宋体" w:hAnsi="宋体" w:eastAsia="宋体" w:cs="宋体"/>
+          <w:color w:val="92D050"/>
+          <w:sz w:val="24"/>
+          <w:szCs w:val="24"/>
+        </w:rPr>
+        <w:t>。</w:t>
       </w:r>
     </w:p>
     <w:p>
@@ -3582,30 +5913,38 @@
         <w:shd w:val="clear" w:fill="000000"/>
         <w:ind w:left="0" w:firstLine="0"/>
         <w:rPr>
-          <w:rFonts w:hint="default" w:ascii="Segoe UI" w:hAnsi="Segoe UI" w:eastAsia="Segoe UI" w:cs="Segoe UI"/>
-          <w:i w:val="0"/>
-          <w:iCs w:val="0"/>
-          <w:caps w:val="0"/>
-          <w:color w:val="92D050"/>
-          <w:spacing w:val="0"/>
-          <w:sz w:val="19"/>
-          <w:szCs w:val="19"/>
-          <w:shd w:val="clear" w:fill="000000"/>
-        </w:rPr>
-      </w:pPr>
-      <w:r>
-        <w:rPr>
-          <w:rFonts w:hint="default" w:ascii="Segoe UI" w:hAnsi="Segoe UI" w:eastAsia="Segoe UI" w:cs="Segoe UI"/>
-          <w:i w:val="0"/>
-          <w:iCs w:val="0"/>
-          <w:caps w:val="0"/>
-          <w:color w:val="92D050"/>
-          <w:spacing w:val="0"/>
-          <w:sz w:val="19"/>
-          <w:szCs w:val="19"/>
-          <w:shd w:val="clear" w:fill="000000"/>
-        </w:rPr>
-        <w:t>Max(0,(攻击力 × 技能倍率) × (1 + 我方加伤 - 对方减免) ×(1+ Max(0，我方暴击伤害-对方暴击伤害抵抗)) × 对首领/精英加成)；计算暴击率时，需要用（我方暴击率-对方暴击抵抗）</w:t>
+          <w:rStyle w:val="6"/>
+          <w:rFonts w:hint="eastAsia" w:ascii="Segoe UI" w:hAnsi="Segoe UI" w:eastAsia="Segoe UI" w:cs="Segoe UI"/>
+          <w:bCs/>
+          <w:i w:val="0"/>
+          <w:iCs w:val="0"/>
+          <w:caps w:val="0"/>
+          <w:color w:val="92D050"/>
+          <w:spacing w:val="0"/>
+          <w:kern w:val="0"/>
+          <w:sz w:val="27"/>
+          <w:szCs w:val="27"/>
+          <w:shd w:val="clear" w:fill="000000"/>
+          <w:lang w:val="en-US" w:eastAsia="zh-CN" w:bidi="ar"/>
+        </w:rPr>
+      </w:pPr>
+      <w:r>
+        <w:rPr>
+          <w:rStyle w:val="6"/>
+          <w:rFonts w:hint="eastAsia" w:ascii="Segoe UI" w:hAnsi="Segoe UI" w:eastAsia="Segoe UI" w:cs="Segoe UI"/>
+          <w:bCs/>
+          <w:i w:val="0"/>
+          <w:iCs w:val="0"/>
+          <w:caps w:val="0"/>
+          <w:color w:val="92D050"/>
+          <w:spacing w:val="0"/>
+          <w:kern w:val="0"/>
+          <w:sz w:val="27"/>
+          <w:szCs w:val="27"/>
+          <w:shd w:val="clear" w:fill="000000"/>
+          <w:lang w:val="en-US" w:eastAsia="zh-CN" w:bidi="ar"/>
+        </w:rPr>
+        <w:t>召唤物的继承：</w:t>
       </w:r>
     </w:p>
     <w:p>
@@ -3623,38 +5962,30 @@
         <w:shd w:val="clear" w:fill="000000"/>
         <w:ind w:left="0" w:firstLine="0"/>
         <w:rPr>
-          <w:rStyle w:val="6"/>
-          <w:rFonts w:hint="eastAsia" w:ascii="Segoe UI" w:hAnsi="Segoe UI" w:eastAsia="Segoe UI" w:cs="Segoe UI"/>
-          <w:bCs/>
-          <w:i w:val="0"/>
-          <w:iCs w:val="0"/>
-          <w:caps w:val="0"/>
-          <w:color w:val="92D050"/>
-          <w:spacing w:val="0"/>
-          <w:kern w:val="0"/>
-          <w:sz w:val="27"/>
-          <w:szCs w:val="27"/>
-          <w:shd w:val="clear" w:fill="000000"/>
-          <w:lang w:val="en-US" w:eastAsia="zh-CN" w:bidi="ar"/>
-        </w:rPr>
-      </w:pPr>
-      <w:r>
-        <w:rPr>
-          <w:rStyle w:val="6"/>
-          <w:rFonts w:hint="eastAsia" w:ascii="Segoe UI" w:hAnsi="Segoe UI" w:eastAsia="Segoe UI" w:cs="Segoe UI"/>
-          <w:bCs/>
-          <w:i w:val="0"/>
-          <w:iCs w:val="0"/>
-          <w:caps w:val="0"/>
-          <w:color w:val="92D050"/>
-          <w:spacing w:val="0"/>
-          <w:kern w:val="0"/>
-          <w:sz w:val="27"/>
-          <w:szCs w:val="27"/>
-          <w:shd w:val="clear" w:fill="000000"/>
-          <w:lang w:val="en-US" w:eastAsia="zh-CN" w:bidi="ar"/>
-        </w:rPr>
-        <w:t>配置表中属性初始化：</w:t>
+          <w:rFonts w:hint="default" w:ascii="Segoe UI" w:hAnsi="Segoe UI" w:eastAsia="Segoe UI" w:cs="Segoe UI"/>
+          <w:i w:val="0"/>
+          <w:iCs w:val="0"/>
+          <w:caps w:val="0"/>
+          <w:color w:val="92D050"/>
+          <w:spacing w:val="0"/>
+          <w:sz w:val="19"/>
+          <w:szCs w:val="19"/>
+          <w:shd w:val="clear" w:fill="000000"/>
+        </w:rPr>
+      </w:pPr>
+      <w:r>
+        <w:rPr>
+          <w:rFonts w:hint="default" w:ascii="Segoe UI" w:hAnsi="Segoe UI" w:eastAsia="Segoe UI" w:cs="Segoe UI"/>
+          <w:i w:val="0"/>
+          <w:iCs w:val="0"/>
+          <w:caps w:val="0"/>
+          <w:color w:val="92D050"/>
+          <w:spacing w:val="0"/>
+          <w:sz w:val="19"/>
+          <w:szCs w:val="19"/>
+          <w:shd w:val="clear" w:fill="000000"/>
+        </w:rPr>
+        <w:t>HeroController中的HandleSummonSkill方法中，attrRatio为继承基础属性比例。</w:t>
       </w:r>
     </w:p>
     <w:p>
@@ -3672,14 +6003,6 @@
         <w:shd w:val="clear" w:fill="000000"/>
         <w:ind w:left="0" w:firstLine="0"/>
         <w:rPr>
-          <w:rFonts w:ascii="宋体" w:hAnsi="宋体" w:eastAsia="宋体" w:cs="宋体"/>
-          <w:color w:val="92D050"/>
-          <w:sz w:val="24"/>
-          <w:szCs w:val="24"/>
-        </w:rPr>
-      </w:pPr>
-      <w:r>
-        <w:rPr>
           <w:rFonts w:hint="default" w:ascii="Segoe UI" w:hAnsi="Segoe UI" w:eastAsia="Segoe UI" w:cs="Segoe UI"/>
           <w:i w:val="0"/>
           <w:iCs w:val="0"/>
@@ -3690,23 +6013,7 @@
           <w:szCs w:val="19"/>
           <w:shd w:val="clear" w:fill="000000"/>
         </w:rPr>
-        <w:t>所有怪物，召唤物，英雄的attr中的</w:t>
-      </w:r>
-      <w:r>
-        <w:rPr>
-          <w:rFonts w:hint="eastAsia" w:ascii="Segoe UI" w:hAnsi="Segoe UI" w:eastAsia="宋体" w:cs="Segoe UI"/>
-          <w:i w:val="0"/>
-          <w:iCs w:val="0"/>
-          <w:caps w:val="0"/>
-          <w:color w:val="92D050"/>
-          <w:spacing w:val="0"/>
-          <w:sz w:val="19"/>
-          <w:szCs w:val="19"/>
-          <w:shd w:val="clear" w:fill="000000"/>
-          <w:lang w:val="en-US" w:eastAsia="zh-CN"/>
-        </w:rPr>
-        <w:t>攻击，生命，攻击间隔，攻击数量保持不变</w:t>
-      </w:r>
+      </w:pPr>
       <w:r>
         <w:rPr>
           <w:rFonts w:hint="default" w:ascii="Segoe UI" w:hAnsi="Segoe UI" w:eastAsia="Segoe UI" w:cs="Segoe UI"/>
@@ -3719,74 +6026,7 @@
           <w:szCs w:val="19"/>
           <w:shd w:val="clear" w:fill="000000"/>
         </w:rPr>
-        <w:t>，</w:t>
-      </w:r>
-      <w:r>
-        <w:rPr>
-          <w:rFonts w:hint="eastAsia" w:ascii="Segoe UI" w:hAnsi="Segoe UI" w:eastAsia="宋体" w:cs="Segoe UI"/>
-          <w:i w:val="0"/>
-          <w:iCs w:val="0"/>
-          <w:caps w:val="0"/>
-          <w:color w:val="92D050"/>
-          <w:spacing w:val="0"/>
-          <w:sz w:val="19"/>
-          <w:szCs w:val="19"/>
-          <w:shd w:val="clear" w:fill="000000"/>
-          <w:lang w:val="en-US" w:eastAsia="zh-CN"/>
-        </w:rPr>
-        <w:t>移动速度均为10000，</w:t>
-      </w:r>
-      <w:r>
-        <w:rPr>
-          <w:rFonts w:hint="default" w:ascii="Segoe UI" w:hAnsi="Segoe UI" w:eastAsia="Segoe UI" w:cs="Segoe UI"/>
-          <w:i w:val="0"/>
-          <w:iCs w:val="0"/>
-          <w:caps w:val="0"/>
-          <w:color w:val="92D050"/>
-          <w:spacing w:val="0"/>
-          <w:sz w:val="19"/>
-          <w:szCs w:val="19"/>
-          <w:shd w:val="clear" w:fill="000000"/>
-        </w:rPr>
-        <w:t>命中率均为100%，其他</w:t>
-      </w:r>
-      <w:r>
-        <w:rPr>
-          <w:rFonts w:hint="eastAsia" w:ascii="Segoe UI" w:hAnsi="Segoe UI" w:eastAsia="宋体" w:cs="Segoe UI"/>
-          <w:i w:val="0"/>
-          <w:iCs w:val="0"/>
-          <w:caps w:val="0"/>
-          <w:color w:val="92D050"/>
-          <w:spacing w:val="0"/>
-          <w:sz w:val="19"/>
-          <w:szCs w:val="19"/>
-          <w:shd w:val="clear" w:fill="000000"/>
-          <w:lang w:val="en-US" w:eastAsia="zh-CN"/>
-        </w:rPr>
-        <w:t>先填</w:t>
-      </w:r>
-      <w:r>
-        <w:rPr>
-          <w:rFonts w:hint="default" w:ascii="Segoe UI" w:hAnsi="Segoe UI" w:eastAsia="Segoe UI" w:cs="Segoe UI"/>
-          <w:i w:val="0"/>
-          <w:iCs w:val="0"/>
-          <w:caps w:val="0"/>
-          <w:color w:val="92D050"/>
-          <w:spacing w:val="0"/>
-          <w:sz w:val="19"/>
-          <w:szCs w:val="19"/>
-          <w:shd w:val="clear" w:fill="000000"/>
-        </w:rPr>
-        <w:t>0即可</w:t>
-      </w:r>
-      <w:r>
-        <w:rPr>
-          <w:rFonts w:ascii="宋体" w:hAnsi="宋体" w:eastAsia="宋体" w:cs="宋体"/>
-          <w:color w:val="92D050"/>
-          <w:sz w:val="24"/>
-          <w:szCs w:val="24"/>
-        </w:rPr>
-        <w:t>。</w:t>
+        <w:t>如果召唤物在monster表中的attr中有部分属性的配置，则该部分按照配置属性。</w:t>
       </w:r>
     </w:p>
     <w:p>
@@ -3804,38 +6044,30 @@
         <w:shd w:val="clear" w:fill="000000"/>
         <w:ind w:left="0" w:firstLine="0"/>
         <w:rPr>
-          <w:rStyle w:val="6"/>
-          <w:rFonts w:hint="eastAsia" w:ascii="Segoe UI" w:hAnsi="Segoe UI" w:eastAsia="Segoe UI" w:cs="Segoe UI"/>
-          <w:bCs/>
-          <w:i w:val="0"/>
-          <w:iCs w:val="0"/>
-          <w:caps w:val="0"/>
-          <w:color w:val="92D050"/>
-          <w:spacing w:val="0"/>
-          <w:kern w:val="0"/>
-          <w:sz w:val="27"/>
-          <w:szCs w:val="27"/>
-          <w:shd w:val="clear" w:fill="000000"/>
-          <w:lang w:val="en-US" w:eastAsia="zh-CN" w:bidi="ar"/>
-        </w:rPr>
-      </w:pPr>
-      <w:r>
-        <w:rPr>
-          <w:rStyle w:val="6"/>
-          <w:rFonts w:hint="eastAsia" w:ascii="Segoe UI" w:hAnsi="Segoe UI" w:eastAsia="Segoe UI" w:cs="Segoe UI"/>
-          <w:bCs/>
-          <w:i w:val="0"/>
-          <w:iCs w:val="0"/>
-          <w:caps w:val="0"/>
-          <w:color w:val="92D050"/>
-          <w:spacing w:val="0"/>
-          <w:kern w:val="0"/>
-          <w:sz w:val="27"/>
-          <w:szCs w:val="27"/>
-          <w:shd w:val="clear" w:fill="000000"/>
-          <w:lang w:val="en-US" w:eastAsia="zh-CN" w:bidi="ar"/>
-        </w:rPr>
-        <w:t>召唤物的继承：</w:t>
+          <w:rFonts w:hint="default" w:ascii="Segoe UI" w:hAnsi="Segoe UI" w:eastAsia="Segoe UI" w:cs="Segoe UI"/>
+          <w:i w:val="0"/>
+          <w:iCs w:val="0"/>
+          <w:caps w:val="0"/>
+          <w:color w:val="92D050"/>
+          <w:spacing w:val="0"/>
+          <w:sz w:val="19"/>
+          <w:szCs w:val="19"/>
+          <w:shd w:val="clear" w:fill="000000"/>
+        </w:rPr>
+      </w:pPr>
+      <w:r>
+        <w:rPr>
+          <w:rFonts w:hint="default" w:ascii="Segoe UI" w:hAnsi="Segoe UI" w:eastAsia="Segoe UI" w:cs="Segoe UI"/>
+          <w:i w:val="0"/>
+          <w:iCs w:val="0"/>
+          <w:caps w:val="0"/>
+          <w:color w:val="92D050"/>
+          <w:spacing w:val="0"/>
+          <w:sz w:val="19"/>
+          <w:szCs w:val="19"/>
+          <w:shd w:val="clear" w:fill="000000"/>
+        </w:rPr>
+        <w:t>剩余没有的配置属性，则按照召唤者的属性继承。</w:t>
       </w:r>
     </w:p>
     <w:p>
@@ -3866,6 +6098,21 @@
       </w:pPr>
       <w:r>
         <w:rPr>
+          <w:rFonts w:hint="eastAsia" w:ascii="Segoe UI" w:hAnsi="Segoe UI" w:eastAsia="宋体" w:cs="Segoe UI"/>
+          <w:i w:val="0"/>
+          <w:iCs w:val="0"/>
+          <w:caps w:val="0"/>
+          <w:color w:val="92D050"/>
+          <w:spacing w:val="0"/>
+          <w:sz w:val="19"/>
+          <w:szCs w:val="19"/>
+          <w:shd w:val="clear" w:fill="000000"/>
+          <w:lang w:val="en-US" w:eastAsia="zh-CN"/>
+        </w:rPr>
+        <w:t>继承的属性，如果在attr表中配置类型为1</w:t>
+      </w:r>
+      <w:r>
+        <w:rPr>
           <w:rFonts w:hint="default" w:ascii="Segoe UI" w:hAnsi="Segoe UI" w:eastAsia="Segoe UI" w:cs="Segoe UI"/>
           <w:i w:val="0"/>
           <w:iCs w:val="0"/>
@@ -3876,7 +6123,7 @@
           <w:szCs w:val="19"/>
           <w:shd w:val="clear" w:fill="000000"/>
         </w:rPr>
-        <w:t>HeroController中的HandleSummonSkill方法中，attrRatio为继承基础属性比例。</w:t>
+        <w:t>，则还需要按照attrRatio/10000的比例继承。</w:t>
       </w:r>
     </w:p>
     <w:p>
@@ -3894,144 +6141,6 @@
         <w:shd w:val="clear" w:fill="000000"/>
         <w:ind w:left="0" w:firstLine="0"/>
         <w:rPr>
-          <w:rFonts w:hint="default" w:ascii="Segoe UI" w:hAnsi="Segoe UI" w:eastAsia="Segoe UI" w:cs="Segoe UI"/>
-          <w:i w:val="0"/>
-          <w:iCs w:val="0"/>
-          <w:caps w:val="0"/>
-          <w:color w:val="92D050"/>
-          <w:spacing w:val="0"/>
-          <w:sz w:val="19"/>
-          <w:szCs w:val="19"/>
-          <w:shd w:val="clear" w:fill="000000"/>
-        </w:rPr>
-      </w:pPr>
-      <w:r>
-        <w:rPr>
-          <w:rFonts w:hint="default" w:ascii="Segoe UI" w:hAnsi="Segoe UI" w:eastAsia="Segoe UI" w:cs="Segoe UI"/>
-          <w:i w:val="0"/>
-          <w:iCs w:val="0"/>
-          <w:caps w:val="0"/>
-          <w:color w:val="92D050"/>
-          <w:spacing w:val="0"/>
-          <w:sz w:val="19"/>
-          <w:szCs w:val="19"/>
-          <w:shd w:val="clear" w:fill="000000"/>
-        </w:rPr>
-        <w:t>如果召唤物在monster表中的attr中有部分属性的配置，则该部分按照配置属性。</w:t>
-      </w:r>
-    </w:p>
-    <w:p>
-      <w:pPr>
-        <w:keepNext w:val="0"/>
-        <w:keepLines w:val="0"/>
-        <w:widowControl/>
-        <w:suppressLineNumbers w:val="0"/>
-        <w:pBdr>
-          <w:top w:val="none" w:color="6FC3DF" w:sz="0" w:space="0"/>
-          <w:left w:val="none" w:color="6FC3DF" w:sz="0" w:space="0"/>
-          <w:bottom w:val="none" w:color="6FC3DF" w:sz="0" w:space="0"/>
-          <w:right w:val="none" w:color="6FC3DF" w:sz="0" w:space="0"/>
-        </w:pBdr>
-        <w:shd w:val="clear" w:fill="000000"/>
-        <w:ind w:left="0" w:firstLine="0"/>
-        <w:rPr>
-          <w:rFonts w:hint="default" w:ascii="Segoe UI" w:hAnsi="Segoe UI" w:eastAsia="Segoe UI" w:cs="Segoe UI"/>
-          <w:i w:val="0"/>
-          <w:iCs w:val="0"/>
-          <w:caps w:val="0"/>
-          <w:color w:val="92D050"/>
-          <w:spacing w:val="0"/>
-          <w:sz w:val="19"/>
-          <w:szCs w:val="19"/>
-          <w:shd w:val="clear" w:fill="000000"/>
-        </w:rPr>
-      </w:pPr>
-      <w:r>
-        <w:rPr>
-          <w:rFonts w:hint="default" w:ascii="Segoe UI" w:hAnsi="Segoe UI" w:eastAsia="Segoe UI" w:cs="Segoe UI"/>
-          <w:i w:val="0"/>
-          <w:iCs w:val="0"/>
-          <w:caps w:val="0"/>
-          <w:color w:val="92D050"/>
-          <w:spacing w:val="0"/>
-          <w:sz w:val="19"/>
-          <w:szCs w:val="19"/>
-          <w:shd w:val="clear" w:fill="000000"/>
-        </w:rPr>
-        <w:t>剩余没有的配置属性，则按照召唤者的属性继承。</w:t>
-      </w:r>
-    </w:p>
-    <w:p>
-      <w:pPr>
-        <w:keepNext w:val="0"/>
-        <w:keepLines w:val="0"/>
-        <w:widowControl/>
-        <w:suppressLineNumbers w:val="0"/>
-        <w:pBdr>
-          <w:top w:val="none" w:color="6FC3DF" w:sz="0" w:space="0"/>
-          <w:left w:val="none" w:color="6FC3DF" w:sz="0" w:space="0"/>
-          <w:bottom w:val="none" w:color="6FC3DF" w:sz="0" w:space="0"/>
-          <w:right w:val="none" w:color="6FC3DF" w:sz="0" w:space="0"/>
-        </w:pBdr>
-        <w:shd w:val="clear" w:fill="000000"/>
-        <w:ind w:left="0" w:firstLine="0"/>
-        <w:rPr>
-          <w:rFonts w:hint="default" w:ascii="Segoe UI" w:hAnsi="Segoe UI" w:eastAsia="Segoe UI" w:cs="Segoe UI"/>
-          <w:i w:val="0"/>
-          <w:iCs w:val="0"/>
-          <w:caps w:val="0"/>
-          <w:color w:val="92D050"/>
-          <w:spacing w:val="0"/>
-          <w:sz w:val="19"/>
-          <w:szCs w:val="19"/>
-          <w:shd w:val="clear" w:fill="000000"/>
-        </w:rPr>
-      </w:pPr>
-      <w:r>
-        <w:rPr>
-          <w:rFonts w:hint="eastAsia" w:ascii="Segoe UI" w:hAnsi="Segoe UI" w:eastAsia="宋体" w:cs="Segoe UI"/>
-          <w:i w:val="0"/>
-          <w:iCs w:val="0"/>
-          <w:caps w:val="0"/>
-          <w:color w:val="92D050"/>
-          <w:spacing w:val="0"/>
-          <w:sz w:val="19"/>
-          <w:szCs w:val="19"/>
-          <w:shd w:val="clear" w:fill="000000"/>
-          <w:lang w:val="en-US" w:eastAsia="zh-CN"/>
-        </w:rPr>
-        <w:t>继承的属性，如果在attr表中配置类型为1</w:t>
-      </w:r>
-      <w:r>
-        <w:rPr>
-          <w:rFonts w:hint="default" w:ascii="Segoe UI" w:hAnsi="Segoe UI" w:eastAsia="Segoe UI" w:cs="Segoe UI"/>
-          <w:i w:val="0"/>
-          <w:iCs w:val="0"/>
-          <w:caps w:val="0"/>
-          <w:color w:val="92D050"/>
-          <w:spacing w:val="0"/>
-          <w:sz w:val="19"/>
-          <w:szCs w:val="19"/>
-          <w:shd w:val="clear" w:fill="000000"/>
-        </w:rPr>
-        <w:t>，则还需要按照attrRatio/10000的比例继承。</w:t>
-      </w:r>
-    </w:p>
-    <w:p>
-      <w:pPr>
-        <w:keepNext w:val="0"/>
-        <w:keepLines w:val="0"/>
-        <w:widowControl/>
-        <w:suppressLineNumbers w:val="0"/>
-        <w:pBdr>
-          <w:top w:val="none" w:color="6FC3DF" w:sz="0" w:space="0"/>
-          <w:left w:val="none" w:color="6FC3DF" w:sz="0" w:space="0"/>
-          <w:bottom w:val="none" w:color="6FC3DF" w:sz="0" w:space="0"/>
-          <w:right w:val="none" w:color="6FC3DF" w:sz="0" w:space="0"/>
-        </w:pBdr>
-        <w:shd w:val="clear" w:fill="000000"/>
-        <w:ind w:left="0" w:firstLine="0"/>
-        <w:rPr>
           <w:rStyle w:val="6"/>
           <w:rFonts w:hint="eastAsia" w:ascii="Segoe UI" w:hAnsi="Segoe UI" w:eastAsia="Segoe UI" w:cs="Segoe UI"/>
           <w:bCs/>
@@ -4073,7 +6182,7 @@
         <w:widowControl/>
         <w:numPr>
           <w:ilvl w:val="0"/>
-          <w:numId w:val="2"/>
+          <w:numId w:val="3"/>
         </w:numPr>
         <w:suppressLineNumbers w:val="0"/>
         <w:shd w:val="clear" w:fill="1E1E2E"/>
@@ -4189,7 +6298,7 @@
         <w:widowControl/>
         <w:numPr>
           <w:ilvl w:val="0"/>
-          <w:numId w:val="2"/>
+          <w:numId w:val="3"/>
         </w:numPr>
         <w:suppressLineNumbers w:val="0"/>
         <w:shd w:val="clear" w:fill="181A1B"/>
@@ -4292,7 +6401,7 @@
         <w:widowControl/>
         <w:numPr>
           <w:ilvl w:val="0"/>
-          <w:numId w:val="2"/>
+          <w:numId w:val="3"/>
         </w:numPr>
         <w:suppressLineNumbers w:val="0"/>
         <w:shd w:val="clear" w:fill="181A1B"/>
@@ -5378,7 +7487,7 @@
         <w:widowControl/>
         <w:numPr>
           <w:ilvl w:val="0"/>
-          <w:numId w:val="3"/>
+          <w:numId w:val="4"/>
         </w:numPr>
         <w:suppressLineNumbers w:val="0"/>
         <w:pBdr>
@@ -5577,7 +7686,7 @@
         <w:widowControl/>
         <w:numPr>
           <w:ilvl w:val="0"/>
-          <w:numId w:val="3"/>
+          <w:numId w:val="4"/>
         </w:numPr>
         <w:suppressLineNumbers w:val="0"/>
         <w:pBdr>
@@ -5654,7 +7763,7 @@
         <w:widowControl/>
         <w:numPr>
           <w:ilvl w:val="0"/>
-          <w:numId w:val="3"/>
+          <w:numId w:val="4"/>
         </w:numPr>
         <w:suppressLineNumbers w:val="0"/>
         <w:pBdr>
@@ -5701,7 +7810,7 @@
         <w:widowControl/>
         <w:numPr>
           <w:ilvl w:val="0"/>
-          <w:numId w:val="3"/>
+          <w:numId w:val="4"/>
         </w:numPr>
         <w:suppressLineNumbers w:val="0"/>
         <w:pBdr>
@@ -12574,7 +14683,7 @@
         <w:widowControl/>
         <w:numPr>
           <w:ilvl w:val="0"/>
-          <w:numId w:val="4"/>
+          <w:numId w:val="5"/>
         </w:numPr>
         <w:suppressLineNumbers w:val="0"/>
         <w:pBdr>
@@ -13767,7 +15876,7 @@
         <w:widowControl/>
         <w:numPr>
           <w:ilvl w:val="0"/>
-          <w:numId w:val="5"/>
+          <w:numId w:val="6"/>
         </w:numPr>
         <w:suppressLineNumbers w:val="0"/>
         <w:pBdr>
@@ -13814,7 +15923,7 @@
         <w:widowControl/>
         <w:numPr>
           <w:ilvl w:val="0"/>
-          <w:numId w:val="5"/>
+          <w:numId w:val="6"/>
         </w:numPr>
         <w:suppressLineNumbers w:val="0"/>
         <w:pBdr>
@@ -13977,6 +16086,18 @@
     </w:lvl>
   </w:abstractNum>
   <w:abstractNum w:abstractNumId="3">
+    <w:nsid w:val="04191B9A"/>
+    <w:multiLevelType w:val="singleLevel"/>
+    <w:tmpl w:val="04191B9A"/>
+    <w:lvl w:ilvl="0" w:tentative="0">
+      <w:start w:val="1"/>
+      <w:numFmt w:val="decimal"/>
+      <w:suff w:val="space"/>
+      <w:lvlText w:val="%1."/>
+      <w:lvlJc w:val="left"/>
+    </w:lvl>
+  </w:abstractNum>
+  <w:abstractNum w:abstractNumId="4">
     <w:nsid w:val="246F1E80"/>
     <w:multiLevelType w:val="singleLevel"/>
     <w:tmpl w:val="246F1E80"/>
@@ -13992,7 +16113,7 @@
       </w:pPr>
     </w:lvl>
   </w:abstractNum>
-  <w:abstractNum w:abstractNumId="4">
+  <w:abstractNum w:abstractNumId="5">
     <w:nsid w:val="70012857"/>
     <w:multiLevelType w:val="singleLevel"/>
     <w:tmpl w:val="70012857"/>
@@ -14009,18 +16130,21 @@
     </w:lvl>
   </w:abstractNum>
   <w:num w:numId="1">
-    <w:abstractNumId w:val="4"/>
+    <w:abstractNumId w:val="5"/>
   </w:num>
   <w:num w:numId="2">
     <w:abstractNumId w:val="3"/>
   </w:num>
   <w:num w:numId="3">
+    <w:abstractNumId w:val="4"/>
+  </w:num>
+  <w:num w:numId="4">
     <w:abstractNumId w:val="2"/>
   </w:num>
-  <w:num w:numId="4">
+  <w:num w:numId="5">
     <w:abstractNumId w:val="0"/>
   </w:num>
-  <w:num w:numId="5">
+  <w:num w:numId="6">
     <w:abstractNumId w:val="1"/>
   </w:num>
 </w:numbering>
